--- a/Практика.docx
+++ b/Практика.docx
@@ -1363,35 +1363,7 @@
                 <w:sz w:val="24"/>
                 <w:szCs w:val="24"/>
               </w:rPr>
-              <w:t>2</w:t>
-            </w:r>
-            <w:r>
-              <w:rPr>
-                <w:sz w:val="24"/>
-                <w:szCs w:val="24"/>
-              </w:rPr>
-              <w:t>6</w:t>
-            </w:r>
-            <w:r>
-              <w:rPr>
-                <w:sz w:val="24"/>
-                <w:szCs w:val="24"/>
-              </w:rPr>
-              <w:t>.0</w:t>
-            </w:r>
-            <w:r>
-              <w:rPr>
-                <w:sz w:val="24"/>
-                <w:szCs w:val="24"/>
-              </w:rPr>
-              <w:t>7</w:t>
-            </w:r>
-            <w:r>
-              <w:rPr>
-                <w:sz w:val="24"/>
-                <w:szCs w:val="24"/>
-              </w:rPr>
-              <w:t>.2026</w:t>
+              <w:t>26.07.2026</w:t>
             </w:r>
           </w:p>
         </w:tc>
@@ -4445,7 +4417,7 @@
         <w:rPr>
           <w:iCs/>
           <w:szCs w:val="32"/>
-          <w:lang w:val="en-US" w:eastAsia="ru-RU"/>
+          <w:lang w:eastAsia="ru-RU"/>
         </w:rPr>
       </w:pPr>
       <w:r>
@@ -4582,29 +4554,30 @@
           <w:szCs w:val="32"/>
           <w:lang w:eastAsia="ru-RU"/>
         </w:rPr>
-        <w:t xml:space="preserve"> России, сертифицированы ФСТЭК России, а сама компания входит в число лицензиатов ФСТЭК и ФСБ России, является членом ассоциаций «Отечественный софт» и «РУССОФТ», а также резидентом инновационного центра «Сколково».</w:t>
-      </w:r>
-      <w:r>
-        <w:rPr>
-          <w:iCs/>
-          <w:szCs w:val="32"/>
-          <w:lang w:eastAsia="ru-RU"/>
-        </w:rPr>
-        <w:t xml:space="preserve"> [</w:t>
-      </w:r>
-      <w:r>
-        <w:rPr>
-          <w:iCs/>
-          <w:szCs w:val="32"/>
-          <w:lang w:eastAsia="ru-RU"/>
-        </w:rPr>
-        <w:t>https://redos.red-soft.ru/</w:t>
-      </w:r>
-      <w:r>
-        <w:rPr>
-          <w:iCs/>
-          <w:szCs w:val="32"/>
-          <w:lang w:val="en-US" w:eastAsia="ru-RU"/>
+        <w:t xml:space="preserve"> России, </w:t>
+      </w:r>
+      <w:r>
+        <w:rPr>
+          <w:iCs/>
+          <w:szCs w:val="32"/>
+          <w:lang w:eastAsia="ru-RU"/>
+        </w:rPr>
+        <w:lastRenderedPageBreak/>
+        <w:t>сертифицированы ФСТЭК России, а сама компания входит в число лицензиатов ФСТЭК и ФСБ России, является членом ассоциаций «Отечественный софт» и «РУССОФТ», а также резидентом инновационного центра «Сколково».</w:t>
+      </w:r>
+      <w:r>
+        <w:rPr>
+          <w:iCs/>
+          <w:szCs w:val="32"/>
+          <w:lang w:eastAsia="ru-RU"/>
+        </w:rPr>
+        <w:t xml:space="preserve"> [https://redos.red-soft.ru/</w:t>
+      </w:r>
+      <w:r>
+        <w:rPr>
+          <w:iCs/>
+          <w:szCs w:val="32"/>
+          <w:lang w:eastAsia="ru-RU"/>
         </w:rPr>
         <w:t>]</w:t>
       </w:r>
@@ -4707,39 +4680,7 @@
           <w:szCs w:val="32"/>
           <w:lang w:eastAsia="ru-RU"/>
         </w:rPr>
-        <w:t xml:space="preserve"> DC. Среди пользователей РЕД ОС</w:t>
-      </w:r>
-      <w:r>
-        <w:rPr>
-          <w:iCs/>
-          <w:szCs w:val="32"/>
-          <w:lang w:eastAsia="ru-RU"/>
-        </w:rPr>
-        <w:t xml:space="preserve"> </w:t>
-      </w:r>
-      <w:r>
-        <w:rPr>
-          <w:iCs/>
-          <w:szCs w:val="32"/>
-          <w:lang w:eastAsia="ru-RU"/>
-        </w:rPr>
-        <w:t>–</w:t>
-      </w:r>
-      <w:r>
-        <w:rPr>
-          <w:iCs/>
-          <w:szCs w:val="32"/>
-          <w:lang w:eastAsia="ru-RU"/>
-        </w:rPr>
-        <w:t xml:space="preserve"> </w:t>
-      </w:r>
-      <w:r>
-        <w:rPr>
-          <w:iCs/>
-          <w:szCs w:val="32"/>
-          <w:lang w:eastAsia="ru-RU"/>
-        </w:rPr>
-        <w:t>крупные государственные и корпоративные организации, что делает вопрос практической защищённости системы значимым не только в учебных, но и в прикладных целях.</w:t>
+        <w:t xml:space="preserve"> DC. Среди пользователей РЕД ОС – крупные государственные и корпоративные организации, что делает вопрос практической защищённости системы значимым не только в учебных, но и в прикладных целях.</w:t>
       </w:r>
     </w:p>
     <w:p>
@@ -4749,16 +4690,32 @@
         <w:rPr>
           <w:iCs/>
           <w:szCs w:val="32"/>
+          <w:lang w:eastAsia="ru-RU"/>
+        </w:rPr>
+      </w:pPr>
+      <w:r>
+        <w:rPr>
+          <w:iCs/>
+          <w:szCs w:val="32"/>
+          <w:lang w:eastAsia="ru-RU"/>
+        </w:rPr>
+        <w:t xml:space="preserve"> [</w:t>
+      </w:r>
+      <w:r>
+        <w:rPr>
+          <w:iCs/>
+          <w:szCs w:val="32"/>
           <w:lang w:val="en-US" w:eastAsia="ru-RU"/>
         </w:rPr>
-      </w:pPr>
-      <w:r>
-        <w:rPr>
-          <w:iCs/>
-          <w:szCs w:val="32"/>
-          <w:lang w:eastAsia="ru-RU"/>
-        </w:rPr>
-        <w:t xml:space="preserve"> [</w:t>
+        <w:t>https</w:t>
+      </w:r>
+      <w:r>
+        <w:rPr>
+          <w:iCs/>
+          <w:szCs w:val="32"/>
+          <w:lang w:eastAsia="ru-RU"/>
+        </w:rPr>
+        <w:t>://</w:t>
       </w:r>
       <w:r>
         <w:rPr>
@@ -4766,23 +4723,41 @@
           <w:szCs w:val="32"/>
           <w:lang w:val="en-US" w:eastAsia="ru-RU"/>
         </w:rPr>
-        <w:t>https</w:t>
-      </w:r>
-      <w:r>
-        <w:rPr>
-          <w:iCs/>
-          <w:szCs w:val="32"/>
-          <w:lang w:eastAsia="ru-RU"/>
-        </w:rPr>
-        <w:t>://</w:t>
-      </w:r>
+        <w:t>www</w:t>
+      </w:r>
+      <w:r>
+        <w:rPr>
+          <w:iCs/>
+          <w:szCs w:val="32"/>
+          <w:lang w:eastAsia="ru-RU"/>
+        </w:rPr>
+        <w:t>.</w:t>
+      </w:r>
+      <w:proofErr w:type="spellStart"/>
       <w:r>
         <w:rPr>
           <w:iCs/>
           <w:szCs w:val="32"/>
           <w:lang w:val="en-US" w:eastAsia="ru-RU"/>
         </w:rPr>
-        <w:t>www</w:t>
+        <w:t>goszakupki</w:t>
+      </w:r>
+      <w:proofErr w:type="spellEnd"/>
+      <w:r>
+        <w:rPr>
+          <w:iCs/>
+          <w:szCs w:val="32"/>
+          <w:lang w:eastAsia="ru-RU"/>
+        </w:rPr>
+        <w:t>-</w:t>
+      </w:r>
+      <w:r>
+        <w:rPr>
+          <w:iCs/>
+          <w:szCs w:val="32"/>
+          <w:lang w:val="en-US" w:eastAsia="ru-RU"/>
+        </w:rPr>
+        <w:t>it</w:t>
       </w:r>
       <w:r>
         <w:rPr>
@@ -4799,7 +4774,7 @@
           <w:szCs w:val="32"/>
           <w:lang w:val="en-US" w:eastAsia="ru-RU"/>
         </w:rPr>
-        <w:t>goszakupki</w:t>
+        <w:t>ru</w:t>
       </w:r>
       <w:proofErr w:type="spellEnd"/>
       <w:r>
@@ -4808,7 +4783,7 @@
           <w:szCs w:val="32"/>
           <w:lang w:eastAsia="ru-RU"/>
         </w:rPr>
-        <w:t>-</w:t>
+        <w:t>/</w:t>
       </w:r>
       <w:r>
         <w:rPr>
@@ -4816,15 +4791,15 @@
           <w:szCs w:val="32"/>
           <w:lang w:val="en-US" w:eastAsia="ru-RU"/>
         </w:rPr>
-        <w:t>it</w:t>
-      </w:r>
-      <w:r>
-        <w:rPr>
-          <w:iCs/>
-          <w:szCs w:val="32"/>
-          <w:lang w:eastAsia="ru-RU"/>
-        </w:rPr>
-        <w:t>.</w:t>
+        <w:t>catalog</w:t>
+      </w:r>
+      <w:r>
+        <w:rPr>
+          <w:iCs/>
+          <w:szCs w:val="32"/>
+          <w:lang w:eastAsia="ru-RU"/>
+        </w:rPr>
+        <w:t>/</w:t>
       </w:r>
       <w:proofErr w:type="spellStart"/>
       <w:r>
@@ -4833,7 +4808,7 @@
           <w:szCs w:val="32"/>
           <w:lang w:val="en-US" w:eastAsia="ru-RU"/>
         </w:rPr>
-        <w:t>ru</w:t>
+        <w:t>operatsionnye</w:t>
       </w:r>
       <w:proofErr w:type="spellEnd"/>
       <w:r>
@@ -4842,6 +4817,24 @@
           <w:szCs w:val="32"/>
           <w:lang w:eastAsia="ru-RU"/>
         </w:rPr>
+        <w:t>_</w:t>
+      </w:r>
+      <w:proofErr w:type="spellStart"/>
+      <w:r>
+        <w:rPr>
+          <w:iCs/>
+          <w:szCs w:val="32"/>
+          <w:lang w:val="en-US" w:eastAsia="ru-RU"/>
+        </w:rPr>
+        <w:t>sistemy</w:t>
+      </w:r>
+      <w:proofErr w:type="spellEnd"/>
+      <w:r>
+        <w:rPr>
+          <w:iCs/>
+          <w:szCs w:val="32"/>
+          <w:lang w:eastAsia="ru-RU"/>
+        </w:rPr>
         <w:t>/</w:t>
       </w:r>
       <w:r>
@@ -4850,15 +4843,15 @@
           <w:szCs w:val="32"/>
           <w:lang w:val="en-US" w:eastAsia="ru-RU"/>
         </w:rPr>
-        <w:t>catalog</w:t>
-      </w:r>
-      <w:r>
-        <w:rPr>
-          <w:iCs/>
-          <w:szCs w:val="32"/>
-          <w:lang w:eastAsia="ru-RU"/>
-        </w:rPr>
-        <w:t>/</w:t>
+        <w:t>red</w:t>
+      </w:r>
+      <w:r>
+        <w:rPr>
+          <w:iCs/>
+          <w:szCs w:val="32"/>
+          <w:lang w:eastAsia="ru-RU"/>
+        </w:rPr>
+        <w:t>_</w:t>
       </w:r>
       <w:proofErr w:type="spellStart"/>
       <w:r>
@@ -4867,7 +4860,7 @@
           <w:szCs w:val="32"/>
           <w:lang w:val="en-US" w:eastAsia="ru-RU"/>
         </w:rPr>
-        <w:t>operatsionnye</w:t>
+        <w:t>os</w:t>
       </w:r>
       <w:proofErr w:type="spellEnd"/>
       <w:r>
@@ -4876,67 +4869,7 @@
           <w:szCs w:val="32"/>
           <w:lang w:eastAsia="ru-RU"/>
         </w:rPr>
-        <w:t>_</w:t>
-      </w:r>
-      <w:proofErr w:type="spellStart"/>
-      <w:r>
-        <w:rPr>
-          <w:iCs/>
-          <w:szCs w:val="32"/>
-          <w:lang w:val="en-US" w:eastAsia="ru-RU"/>
-        </w:rPr>
-        <w:t>sistemy</w:t>
-      </w:r>
-      <w:proofErr w:type="spellEnd"/>
-      <w:r>
-        <w:rPr>
-          <w:iCs/>
-          <w:szCs w:val="32"/>
-          <w:lang w:eastAsia="ru-RU"/>
-        </w:rPr>
-        <w:t>/</w:t>
-      </w:r>
-      <w:r>
-        <w:rPr>
-          <w:iCs/>
-          <w:szCs w:val="32"/>
-          <w:lang w:val="en-US" w:eastAsia="ru-RU"/>
-        </w:rPr>
-        <w:t>red</w:t>
-      </w:r>
-      <w:r>
-        <w:rPr>
-          <w:iCs/>
-          <w:szCs w:val="32"/>
-          <w:lang w:eastAsia="ru-RU"/>
-        </w:rPr>
-        <w:t>_</w:t>
-      </w:r>
-      <w:proofErr w:type="spellStart"/>
-      <w:r>
-        <w:rPr>
-          <w:iCs/>
-          <w:szCs w:val="32"/>
-          <w:lang w:val="en-US" w:eastAsia="ru-RU"/>
-        </w:rPr>
-        <w:t>os</w:t>
-      </w:r>
-      <w:proofErr w:type="spellEnd"/>
-      <w:r>
-        <w:rPr>
-          <w:iCs/>
-          <w:szCs w:val="32"/>
-          <w:lang w:eastAsia="ru-RU"/>
-        </w:rPr>
-        <w:t>/</w:t>
-      </w:r>
-      <w:r>
-        <w:rPr>
-          <w:iCs/>
-          <w:szCs w:val="32"/>
-          <w:lang w:eastAsia="ru-RU"/>
-        </w:rPr>
-        <w:t>]</w:t>
+        <w:t>/]</w:t>
       </w:r>
     </w:p>
     <w:p>
@@ -4957,17 +4890,7 @@
           <w:szCs w:val="32"/>
           <w:lang w:eastAsia="ru-RU"/>
         </w:rPr>
-        <w:t>Актуальность</w:t>
-      </w:r>
-      <w:r>
-        <w:rPr>
-          <w:b/>
-          <w:bCs/>
-          <w:iCs/>
-          <w:szCs w:val="32"/>
-          <w:lang w:eastAsia="ru-RU"/>
-        </w:rPr>
-        <w:t>:</w:t>
+        <w:t>Актуальность:</w:t>
       </w:r>
       <w:r>
         <w:rPr>
@@ -5013,6 +4936,7 @@
           <w:szCs w:val="32"/>
           <w:lang w:eastAsia="ru-RU"/>
         </w:rPr>
+        <w:lastRenderedPageBreak/>
         <w:br w:type="page"/>
       </w:r>
     </w:p>
@@ -5036,6 +4960,7 @@
           <w:szCs w:val="32"/>
           <w:lang w:eastAsia="ru-RU"/>
         </w:rPr>
+        <w:lastRenderedPageBreak/>
         <w:t>Глава 1. Теоретическая часть</w:t>
       </w:r>
     </w:p>
@@ -5218,11 +5143,21 @@
       </w:pPr>
       <w:r>
         <w:rPr>
-          <w:iCs/>
-          <w:szCs w:val="32"/>
-          <w:lang w:eastAsia="ru-RU"/>
-        </w:rPr>
-        <w:t>Сквозная инспекция исходных текстов проводится экспертом-аудитором и остается</w:t>
+          <w:b/>
+          <w:bCs/>
+          <w:iCs/>
+          <w:szCs w:val="32"/>
+          <w:lang w:eastAsia="ru-RU"/>
+        </w:rPr>
+        <w:t>Сквозная инспекция исходных текстов</w:t>
+      </w:r>
+      <w:r>
+        <w:rPr>
+          <w:iCs/>
+          <w:szCs w:val="32"/>
+          <w:lang w:eastAsia="ru-RU"/>
+        </w:rPr>
+        <w:t xml:space="preserve"> проводится экспертом-аудитором и остается</w:t>
       </w:r>
       <w:r>
         <w:rPr>
@@ -5441,6 +5376,7 @@
           <w:szCs w:val="32"/>
           <w:lang w:eastAsia="ru-RU"/>
         </w:rPr>
+        <w:lastRenderedPageBreak/>
         <w:t>путем экспертной оценки определяет множество критических программных субъектов, нештатное функционирование которых может повлечь реализацию угрозы, а также</w:t>
       </w:r>
       <w:r>
@@ -5496,11 +5432,21 @@
       </w:pPr>
       <w:r>
         <w:rPr>
-          <w:iCs/>
-          <w:szCs w:val="32"/>
-          <w:lang w:eastAsia="ru-RU"/>
-        </w:rPr>
-        <w:t>Аудит исходных текстов программного обеспечения, или аудит программного кода,</w:t>
+          <w:b/>
+          <w:bCs/>
+          <w:iCs/>
+          <w:szCs w:val="32"/>
+          <w:lang w:eastAsia="ru-RU"/>
+        </w:rPr>
+        <w:t>Аудит исходных текстов программного обеспечения</w:t>
+      </w:r>
+      <w:r>
+        <w:rPr>
+          <w:iCs/>
+          <w:szCs w:val="32"/>
+          <w:lang w:eastAsia="ru-RU"/>
+        </w:rPr>
+        <w:t>, или аудит программного кода,</w:t>
       </w:r>
       <w:r>
         <w:rPr>
@@ -5689,7 +5635,16 @@
           <w:szCs w:val="32"/>
           <w:lang w:eastAsia="ru-RU"/>
         </w:rPr>
-        <w:t>текстами подвергается ручному анализу аудитором. Инструментальные средства для аудита можно условно разделить на несколько категорий.</w:t>
+        <w:t xml:space="preserve">текстами подвергается </w:t>
+      </w:r>
+      <w:r>
+        <w:rPr>
+          <w:iCs/>
+          <w:szCs w:val="32"/>
+          <w:lang w:eastAsia="ru-RU"/>
+        </w:rPr>
+        <w:lastRenderedPageBreak/>
+        <w:t>ручному анализу аудитором. Инструментальные средства для аудита можно условно разделить на несколько категорий.</w:t>
       </w:r>
     </w:p>
     <w:p>
@@ -5800,11 +5755,21 @@
       </w:pPr>
       <w:r>
         <w:rPr>
-          <w:iCs/>
-          <w:szCs w:val="32"/>
-          <w:lang w:eastAsia="ru-RU"/>
-        </w:rPr>
-        <w:t>Динамическое тестирование нагрузкой («</w:t>
+          <w:b/>
+          <w:bCs/>
+          <w:iCs/>
+          <w:szCs w:val="32"/>
+          <w:lang w:eastAsia="ru-RU"/>
+        </w:rPr>
+        <w:t>Динамическое тестирование нагрузкой</w:t>
+      </w:r>
+      <w:r>
+        <w:rPr>
+          <w:iCs/>
+          <w:szCs w:val="32"/>
+          <w:lang w:eastAsia="ru-RU"/>
+        </w:rPr>
+        <w:t xml:space="preserve"> («</w:t>
       </w:r>
       <w:proofErr w:type="spellStart"/>
       <w:r>
@@ -6063,6 +6028,1739 @@
           <w:iCs/>
           <w:szCs w:val="32"/>
           <w:lang w:eastAsia="ru-RU"/>
+        </w:rPr>
+      </w:pPr>
+      <w:r>
+        <w:rPr>
+          <w:b/>
+          <w:bCs/>
+          <w:iCs/>
+          <w:szCs w:val="32"/>
+          <w:lang w:eastAsia="ru-RU"/>
+        </w:rPr>
+        <w:t xml:space="preserve">Nmap (“Network </w:t>
+      </w:r>
+      <w:proofErr w:type="spellStart"/>
+      <w:r>
+        <w:rPr>
+          <w:b/>
+          <w:bCs/>
+          <w:iCs/>
+          <w:szCs w:val="32"/>
+          <w:lang w:eastAsia="ru-RU"/>
+        </w:rPr>
+        <w:t>Mapper</w:t>
+      </w:r>
+      <w:proofErr w:type="spellEnd"/>
+      <w:r>
+        <w:rPr>
+          <w:b/>
+          <w:bCs/>
+          <w:iCs/>
+          <w:szCs w:val="32"/>
+          <w:lang w:eastAsia="ru-RU"/>
+        </w:rPr>
+        <w:t>”)</w:t>
+      </w:r>
+      <w:r>
+        <w:rPr>
+          <w:b/>
+          <w:bCs/>
+          <w:iCs/>
+          <w:szCs w:val="32"/>
+          <w:lang w:eastAsia="ru-RU"/>
+        </w:rPr>
+        <w:t xml:space="preserve"> </w:t>
+      </w:r>
+      <w:r>
+        <w:rPr>
+          <w:iCs/>
+          <w:szCs w:val="32"/>
+          <w:lang w:eastAsia="ru-RU"/>
+        </w:rPr>
+        <w:t>–</w:t>
+      </w:r>
+      <w:r>
+        <w:rPr>
+          <w:iCs/>
+          <w:szCs w:val="32"/>
+          <w:lang w:eastAsia="ru-RU"/>
+        </w:rPr>
+        <w:t xml:space="preserve"> </w:t>
+      </w:r>
+      <w:r>
+        <w:rPr>
+          <w:iCs/>
+          <w:szCs w:val="32"/>
+          <w:lang w:eastAsia="ru-RU"/>
+        </w:rPr>
+        <w:t>это инструмент с открытым исходным кодом для исследования сети и аудита безопасности.</w:t>
+      </w:r>
+      <w:r>
+        <w:rPr>
+          <w:iCs/>
+          <w:szCs w:val="32"/>
+          <w:lang w:eastAsia="ru-RU"/>
+        </w:rPr>
+        <w:t xml:space="preserve"> </w:t>
+      </w:r>
+      <w:r>
+        <w:rPr>
+          <w:iCs/>
+          <w:szCs w:val="32"/>
+          <w:lang w:eastAsia="ru-RU"/>
+        </w:rPr>
+        <w:t>Он был разработан для быстрого сканирования больших сетей, хотя отлично справляется и с отдельными хостами.</w:t>
+      </w:r>
+      <w:r>
+        <w:rPr>
+          <w:iCs/>
+          <w:szCs w:val="32"/>
+          <w:lang w:eastAsia="ru-RU"/>
+        </w:rPr>
+        <w:t xml:space="preserve"> </w:t>
+      </w:r>
+      <w:r>
+        <w:rPr>
+          <w:iCs/>
+          <w:szCs w:val="32"/>
+          <w:lang w:eastAsia="ru-RU"/>
+        </w:rPr>
+        <w:t>Nmap использует необработанные IP-пакеты для определения доступных в сети хостов, предлагаемых ими сервисов (название и версия приложения), операционных систем (и их версий), используемых типов фильтров пакетов/брандмауэров и десятков других характеристик.</w:t>
+      </w:r>
+      <w:r>
+        <w:rPr>
+          <w:iCs/>
+          <w:szCs w:val="32"/>
+          <w:lang w:eastAsia="ru-RU"/>
+        </w:rPr>
+        <w:t xml:space="preserve"> </w:t>
+      </w:r>
+      <w:r>
+        <w:rPr>
+          <w:iCs/>
+          <w:szCs w:val="32"/>
+          <w:lang w:eastAsia="ru-RU"/>
+        </w:rPr>
+        <w:t>Хотя Nmap обычно используется для аудита безопасности, многие системные и сетевые администраторы считают его полезным для решения рутинных задач, таких как инвентаризация сети, управление расписанием обновлений сервисов и мониторинг времени безотказной работы хостов или сервисов.</w:t>
+      </w:r>
+    </w:p>
+    <w:p>
+      <w:pPr>
+        <w:spacing w:before="0" w:after="0" w:line="360" w:lineRule="auto"/>
+        <w:ind w:firstLine="633"/>
+        <w:rPr>
+          <w:iCs/>
+          <w:szCs w:val="32"/>
+          <w:lang w:eastAsia="ru-RU"/>
+        </w:rPr>
+      </w:pPr>
+      <w:r>
+        <w:rPr>
+          <w:iCs/>
+          <w:szCs w:val="32"/>
+          <w:lang w:eastAsia="ru-RU"/>
+        </w:rPr>
+        <w:lastRenderedPageBreak/>
+        <w:t>На выходе Nmap получается список просканированных целей с дополнительной информацией по каждой из них в зависимости от используемых параметров.</w:t>
+      </w:r>
+      <w:r>
+        <w:rPr>
+          <w:iCs/>
+          <w:szCs w:val="32"/>
+          <w:lang w:eastAsia="ru-RU"/>
+        </w:rPr>
+        <w:t xml:space="preserve"> </w:t>
+      </w:r>
+      <w:r>
+        <w:rPr>
+          <w:iCs/>
+          <w:szCs w:val="32"/>
+          <w:lang w:eastAsia="ru-RU"/>
+        </w:rPr>
+        <w:t>Ключевой информацией является</w:t>
+      </w:r>
+      <w:r>
+        <w:rPr>
+          <w:iCs/>
+          <w:szCs w:val="32"/>
+          <w:lang w:eastAsia="ru-RU"/>
+        </w:rPr>
+        <w:t xml:space="preserve"> </w:t>
+      </w:r>
+      <w:r>
+        <w:rPr>
+          <w:iCs/>
+          <w:szCs w:val="32"/>
+          <w:lang w:eastAsia="ru-RU"/>
+        </w:rPr>
+        <w:t>«</w:t>
+      </w:r>
+      <w:r>
+        <w:rPr>
+          <w:iCs/>
+          <w:szCs w:val="32"/>
+          <w:lang w:eastAsia="ru-RU"/>
+        </w:rPr>
+        <w:t>таблица интересных портов</w:t>
+      </w:r>
+      <w:r>
+        <w:rPr>
+          <w:iCs/>
+          <w:szCs w:val="32"/>
+          <w:lang w:eastAsia="ru-RU"/>
+        </w:rPr>
+        <w:t>»</w:t>
+      </w:r>
+      <w:r>
+        <w:rPr>
+          <w:iCs/>
+          <w:szCs w:val="32"/>
+          <w:lang w:eastAsia="ru-RU"/>
+        </w:rPr>
+        <w:t>.</w:t>
+      </w:r>
+      <w:r>
+        <w:rPr>
+          <w:iCs/>
+          <w:szCs w:val="32"/>
+          <w:lang w:eastAsia="ru-RU"/>
+        </w:rPr>
+        <w:t xml:space="preserve"> </w:t>
+      </w:r>
+      <w:r>
+        <w:rPr>
+          <w:iCs/>
+          <w:szCs w:val="32"/>
+          <w:lang w:eastAsia="ru-RU"/>
+        </w:rPr>
+        <w:t>В этой таблице указаны номер порта и протокол, название службы и состояние.</w:t>
+      </w:r>
+      <w:r>
+        <w:rPr>
+          <w:iCs/>
+          <w:szCs w:val="32"/>
+          <w:lang w:eastAsia="ru-RU"/>
+        </w:rPr>
+        <w:t xml:space="preserve"> </w:t>
+      </w:r>
+      <w:r>
+        <w:rPr>
+          <w:iCs/>
+          <w:szCs w:val="32"/>
+          <w:lang w:eastAsia="ru-RU"/>
+        </w:rPr>
+        <w:t>Состояние может быть</w:t>
+      </w:r>
+      <w:r>
+        <w:rPr>
+          <w:iCs/>
+          <w:szCs w:val="32"/>
+          <w:lang w:eastAsia="ru-RU"/>
+        </w:rPr>
+        <w:t xml:space="preserve"> </w:t>
+      </w:r>
+      <w:proofErr w:type="spellStart"/>
+      <w:r>
+        <w:rPr>
+          <w:i/>
+          <w:szCs w:val="32"/>
+          <w:lang w:eastAsia="ru-RU"/>
+        </w:rPr>
+        <w:t>open</w:t>
+      </w:r>
+      <w:proofErr w:type="spellEnd"/>
+      <w:r>
+        <w:rPr>
+          <w:iCs/>
+          <w:szCs w:val="32"/>
+          <w:lang w:eastAsia="ru-RU"/>
+        </w:rPr>
+        <w:t>,</w:t>
+      </w:r>
+      <w:r>
+        <w:rPr>
+          <w:iCs/>
+          <w:szCs w:val="32"/>
+          <w:lang w:eastAsia="ru-RU"/>
+        </w:rPr>
+        <w:t xml:space="preserve"> </w:t>
+      </w:r>
+      <w:proofErr w:type="spellStart"/>
+      <w:r>
+        <w:rPr>
+          <w:i/>
+          <w:szCs w:val="32"/>
+          <w:lang w:eastAsia="ru-RU"/>
+        </w:rPr>
+        <w:t>filtered</w:t>
+      </w:r>
+      <w:proofErr w:type="spellEnd"/>
+      <w:r>
+        <w:rPr>
+          <w:iCs/>
+          <w:szCs w:val="32"/>
+          <w:lang w:eastAsia="ru-RU"/>
+        </w:rPr>
+        <w:t>,</w:t>
+      </w:r>
+      <w:r>
+        <w:rPr>
+          <w:iCs/>
+          <w:szCs w:val="32"/>
+          <w:lang w:eastAsia="ru-RU"/>
+        </w:rPr>
+        <w:t xml:space="preserve"> </w:t>
+      </w:r>
+      <w:r>
+        <w:rPr>
+          <w:iCs/>
+          <w:szCs w:val="32"/>
+          <w:lang w:eastAsia="ru-RU"/>
+        </w:rPr>
+        <w:t>closed</w:t>
+      </w:r>
+      <w:r>
+        <w:rPr>
+          <w:iCs/>
+          <w:szCs w:val="32"/>
+          <w:lang w:eastAsia="ru-RU"/>
+        </w:rPr>
+        <w:t xml:space="preserve"> </w:t>
+      </w:r>
+      <w:r>
+        <w:rPr>
+          <w:iCs/>
+          <w:szCs w:val="32"/>
+          <w:lang w:eastAsia="ru-RU"/>
+        </w:rPr>
+        <w:t>или</w:t>
+      </w:r>
+      <w:r>
+        <w:rPr>
+          <w:iCs/>
+          <w:szCs w:val="32"/>
+          <w:lang w:eastAsia="ru-RU"/>
+        </w:rPr>
+        <w:t xml:space="preserve"> </w:t>
+      </w:r>
+      <w:r>
+        <w:rPr>
+          <w:i/>
+          <w:szCs w:val="32"/>
+          <w:lang w:eastAsia="ru-RU"/>
+        </w:rPr>
+        <w:t>unfiltered</w:t>
+      </w:r>
+      <w:r>
+        <w:rPr>
+          <w:iCs/>
+          <w:szCs w:val="32"/>
+          <w:lang w:eastAsia="ru-RU"/>
+        </w:rPr>
+        <w:t>.</w:t>
+      </w:r>
+      <w:r>
+        <w:rPr>
+          <w:iCs/>
+          <w:szCs w:val="32"/>
+          <w:lang w:eastAsia="ru-RU"/>
+        </w:rPr>
+        <w:t xml:space="preserve"> </w:t>
+      </w:r>
+      <w:r>
+        <w:rPr>
+          <w:i/>
+          <w:szCs w:val="32"/>
+          <w:lang w:eastAsia="ru-RU"/>
+        </w:rPr>
+        <w:t>Open</w:t>
+      </w:r>
+      <w:r>
+        <w:rPr>
+          <w:iCs/>
+          <w:szCs w:val="32"/>
+          <w:lang w:eastAsia="ru-RU"/>
+        </w:rPr>
+        <w:t xml:space="preserve"> </w:t>
+      </w:r>
+      <w:r>
+        <w:rPr>
+          <w:iCs/>
+          <w:szCs w:val="32"/>
+          <w:lang w:eastAsia="ru-RU"/>
+        </w:rPr>
+        <w:t>означает, что приложение на целевом компьютере ожидает подключения/пакетов на этом порту.</w:t>
+      </w:r>
+      <w:r>
+        <w:rPr>
+          <w:iCs/>
+          <w:szCs w:val="32"/>
+          <w:lang w:eastAsia="ru-RU"/>
+        </w:rPr>
+        <w:t xml:space="preserve"> </w:t>
+      </w:r>
+      <w:proofErr w:type="spellStart"/>
+      <w:r>
+        <w:rPr>
+          <w:i/>
+          <w:szCs w:val="32"/>
+          <w:lang w:eastAsia="ru-RU"/>
+        </w:rPr>
+        <w:t>Filtered</w:t>
+      </w:r>
+      <w:proofErr w:type="spellEnd"/>
+      <w:r>
+        <w:rPr>
+          <w:iCs/>
+          <w:szCs w:val="32"/>
+          <w:lang w:eastAsia="ru-RU"/>
+        </w:rPr>
+        <w:t xml:space="preserve"> </w:t>
+      </w:r>
+      <w:r>
+        <w:rPr>
+          <w:iCs/>
+          <w:szCs w:val="32"/>
+          <w:lang w:eastAsia="ru-RU"/>
+        </w:rPr>
+        <w:t>означает, что брандмауэр, фильтр или другое сетевое препятствие блокирует порт, поэтому Nmap не может определить, является ли он</w:t>
+      </w:r>
+      <w:r>
+        <w:rPr>
+          <w:iCs/>
+          <w:szCs w:val="32"/>
+          <w:lang w:eastAsia="ru-RU"/>
+        </w:rPr>
+        <w:t xml:space="preserve"> </w:t>
+      </w:r>
+      <w:proofErr w:type="spellStart"/>
+      <w:r>
+        <w:rPr>
+          <w:i/>
+          <w:szCs w:val="32"/>
+          <w:lang w:eastAsia="ru-RU"/>
+        </w:rPr>
+        <w:t>open</w:t>
+      </w:r>
+      <w:proofErr w:type="spellEnd"/>
+      <w:r>
+        <w:rPr>
+          <w:iCs/>
+          <w:szCs w:val="32"/>
+          <w:lang w:eastAsia="ru-RU"/>
+        </w:rPr>
+        <w:t xml:space="preserve"> </w:t>
+      </w:r>
+      <w:r>
+        <w:rPr>
+          <w:iCs/>
+          <w:szCs w:val="32"/>
+          <w:lang w:eastAsia="ru-RU"/>
+        </w:rPr>
+        <w:t>или</w:t>
+      </w:r>
+      <w:r>
+        <w:rPr>
+          <w:iCs/>
+          <w:szCs w:val="32"/>
+          <w:lang w:eastAsia="ru-RU"/>
+        </w:rPr>
+        <w:t xml:space="preserve"> </w:t>
+      </w:r>
+      <w:r>
+        <w:rPr>
+          <w:i/>
+          <w:szCs w:val="32"/>
+          <w:lang w:eastAsia="ru-RU"/>
+        </w:rPr>
+        <w:t>closed</w:t>
+      </w:r>
+      <w:r>
+        <w:rPr>
+          <w:iCs/>
+          <w:szCs w:val="32"/>
+          <w:lang w:eastAsia="ru-RU"/>
+        </w:rPr>
+        <w:t>.</w:t>
+      </w:r>
+      <w:r>
+        <w:rPr>
+          <w:iCs/>
+          <w:szCs w:val="32"/>
+          <w:lang w:eastAsia="ru-RU"/>
+        </w:rPr>
+        <w:t xml:space="preserve"> </w:t>
+      </w:r>
+      <w:r>
+        <w:rPr>
+          <w:i/>
+          <w:szCs w:val="32"/>
+          <w:lang w:eastAsia="ru-RU"/>
+        </w:rPr>
+        <w:t>Closed</w:t>
+      </w:r>
+      <w:r>
+        <w:rPr>
+          <w:iCs/>
+          <w:szCs w:val="32"/>
+          <w:lang w:eastAsia="ru-RU"/>
+        </w:rPr>
+        <w:t xml:space="preserve"> </w:t>
+      </w:r>
+      <w:r>
+        <w:rPr>
+          <w:iCs/>
+          <w:szCs w:val="32"/>
+          <w:lang w:eastAsia="ru-RU"/>
+        </w:rPr>
+        <w:t>порты не используются приложениями, но могут открыться в любой момент.</w:t>
+      </w:r>
+      <w:r>
+        <w:rPr>
+          <w:iCs/>
+          <w:szCs w:val="32"/>
+          <w:lang w:eastAsia="ru-RU"/>
+        </w:rPr>
+        <w:t xml:space="preserve"> </w:t>
+      </w:r>
+      <w:r>
+        <w:rPr>
+          <w:iCs/>
+          <w:szCs w:val="32"/>
+          <w:lang w:eastAsia="ru-RU"/>
+        </w:rPr>
+        <w:t>Порты классифицируются как</w:t>
+      </w:r>
+      <w:r>
+        <w:rPr>
+          <w:iCs/>
+          <w:szCs w:val="32"/>
+          <w:lang w:eastAsia="ru-RU"/>
+        </w:rPr>
+        <w:t xml:space="preserve"> </w:t>
+      </w:r>
+      <w:r>
+        <w:rPr>
+          <w:i/>
+          <w:szCs w:val="32"/>
+          <w:lang w:eastAsia="ru-RU"/>
+        </w:rPr>
+        <w:t>unfiltered</w:t>
+      </w:r>
+      <w:r>
+        <w:rPr>
+          <w:iCs/>
+          <w:szCs w:val="32"/>
+          <w:lang w:eastAsia="ru-RU"/>
+        </w:rPr>
+        <w:t xml:space="preserve"> </w:t>
+      </w:r>
+      <w:r>
+        <w:rPr>
+          <w:iCs/>
+          <w:szCs w:val="32"/>
+          <w:lang w:eastAsia="ru-RU"/>
+        </w:rPr>
+        <w:t>если они отвечают на запросы Nmap, но Nmap не может определить, открыты они или закрыты.</w:t>
+      </w:r>
+      <w:r>
+        <w:rPr>
+          <w:iCs/>
+          <w:szCs w:val="32"/>
+          <w:lang w:eastAsia="ru-RU"/>
+        </w:rPr>
+        <w:t xml:space="preserve"> </w:t>
+      </w:r>
+      <w:r>
+        <w:rPr>
+          <w:iCs/>
+          <w:szCs w:val="32"/>
+          <w:lang w:eastAsia="ru-RU"/>
+        </w:rPr>
+        <w:t>Nmap сообщает о комбинациях состояний</w:t>
+      </w:r>
+      <w:r>
+        <w:rPr>
+          <w:iCs/>
+          <w:szCs w:val="32"/>
+          <w:lang w:eastAsia="ru-RU"/>
+        </w:rPr>
+        <w:t xml:space="preserve"> </w:t>
+      </w:r>
+      <w:r>
+        <w:rPr>
+          <w:i/>
+          <w:szCs w:val="32"/>
+          <w:lang w:eastAsia="ru-RU"/>
+        </w:rPr>
+        <w:t>open|filtered</w:t>
+      </w:r>
+      <w:r>
+        <w:rPr>
+          <w:iCs/>
+          <w:szCs w:val="32"/>
+          <w:lang w:eastAsia="ru-RU"/>
+        </w:rPr>
+        <w:t xml:space="preserve"> </w:t>
+      </w:r>
+      <w:r>
+        <w:rPr>
+          <w:iCs/>
+          <w:szCs w:val="32"/>
+          <w:lang w:eastAsia="ru-RU"/>
+        </w:rPr>
+        <w:t>и</w:t>
+      </w:r>
+      <w:r>
+        <w:rPr>
+          <w:iCs/>
+          <w:szCs w:val="32"/>
+          <w:lang w:eastAsia="ru-RU"/>
+        </w:rPr>
+        <w:t xml:space="preserve"> </w:t>
+      </w:r>
+      <w:r>
+        <w:rPr>
+          <w:i/>
+          <w:szCs w:val="32"/>
+          <w:lang w:eastAsia="ru-RU"/>
+        </w:rPr>
+        <w:t>closed|filtered</w:t>
+      </w:r>
+      <w:r>
+        <w:rPr>
+          <w:iCs/>
+          <w:szCs w:val="32"/>
+          <w:lang w:eastAsia="ru-RU"/>
+        </w:rPr>
+        <w:t xml:space="preserve"> </w:t>
+      </w:r>
+      <w:r>
+        <w:rPr>
+          <w:iCs/>
+          <w:szCs w:val="32"/>
+          <w:lang w:eastAsia="ru-RU"/>
+        </w:rPr>
+        <w:t>в тех случаях, когда не может определить, какое из двух состояний описывает порт.</w:t>
+      </w:r>
+      <w:r>
+        <w:rPr>
+          <w:iCs/>
+          <w:szCs w:val="32"/>
+          <w:lang w:eastAsia="ru-RU"/>
+        </w:rPr>
+        <w:t xml:space="preserve"> </w:t>
+      </w:r>
+      <w:r>
+        <w:rPr>
+          <w:iCs/>
+          <w:szCs w:val="32"/>
+          <w:lang w:eastAsia="ru-RU"/>
+        </w:rPr>
+        <w:t>В таблице портов также могут содержаться сведения о версии программного обеспечения, если было запрошено определение версии.</w:t>
+      </w:r>
+      <w:r>
+        <w:rPr>
+          <w:iCs/>
+          <w:szCs w:val="32"/>
+          <w:lang w:eastAsia="ru-RU"/>
+        </w:rPr>
+        <w:t xml:space="preserve"> </w:t>
+      </w:r>
+      <w:r>
+        <w:rPr>
+          <w:iCs/>
+          <w:szCs w:val="32"/>
+          <w:lang w:eastAsia="ru-RU"/>
+        </w:rPr>
+        <w:t>При запросе на сканирование IP-протокола (-</w:t>
+      </w:r>
+      <w:proofErr w:type="spellStart"/>
+      <w:r>
+        <w:rPr>
+          <w:iCs/>
+          <w:szCs w:val="32"/>
+          <w:lang w:eastAsia="ru-RU"/>
+        </w:rPr>
+        <w:t>sO</w:t>
+      </w:r>
+      <w:proofErr w:type="spellEnd"/>
+      <w:r>
+        <w:rPr>
+          <w:iCs/>
+          <w:szCs w:val="32"/>
+          <w:lang w:eastAsia="ru-RU"/>
+        </w:rPr>
+        <w:t>) Nmap предоставляет информацию о поддерживаемых IP-протоколах, а не о прослушиваемых портах.</w:t>
+      </w:r>
+    </w:p>
+    <w:p>
+      <w:pPr>
+        <w:spacing w:before="0" w:after="0" w:line="360" w:lineRule="auto"/>
+        <w:ind w:firstLine="633"/>
+        <w:rPr>
+          <w:iCs/>
+          <w:szCs w:val="32"/>
+          <w:lang w:eastAsia="ru-RU"/>
+        </w:rPr>
+      </w:pPr>
+      <w:r>
+        <w:rPr>
+          <w:iCs/>
+          <w:szCs w:val="32"/>
+          <w:lang w:eastAsia="ru-RU"/>
+        </w:rPr>
+        <w:t>[</w:t>
+      </w:r>
+      <w:hyperlink r:id="rId5" w:history="1">
+        <w:r>
+          <w:rPr>
+            <w:rStyle w:val="ad"/>
+            <w:iCs/>
+            <w:szCs w:val="32"/>
+            <w:lang w:eastAsia="ru-RU"/>
+          </w:rPr>
+          <w:t>https://nmap.org/book/man.html</w:t>
+        </w:r>
+      </w:hyperlink>
+      <w:r>
+        <w:rPr>
+          <w:iCs/>
+          <w:szCs w:val="32"/>
+          <w:lang w:eastAsia="ru-RU"/>
+        </w:rPr>
+        <w:t>]</w:t>
+      </w:r>
+    </w:p>
+    <w:p>
+      <w:pPr>
+        <w:spacing w:before="0" w:after="0" w:line="360" w:lineRule="auto"/>
+        <w:ind w:firstLine="633"/>
+        <w:rPr>
+          <w:iCs/>
+          <w:szCs w:val="32"/>
+          <w:lang w:val="en-US" w:eastAsia="ru-RU"/>
+        </w:rPr>
+      </w:pPr>
+      <w:r>
+        <w:rPr>
+          <w:b/>
+          <w:bCs/>
+          <w:iCs/>
+          <w:szCs w:val="32"/>
+          <w:lang w:eastAsia="ru-RU"/>
+        </w:rPr>
+        <w:t>O</w:t>
+      </w:r>
+      <w:r>
+        <w:rPr>
+          <w:b/>
+          <w:bCs/>
+          <w:iCs/>
+          <w:szCs w:val="32"/>
+          <w:lang w:val="en-US" w:eastAsia="ru-RU"/>
+        </w:rPr>
+        <w:t>pen</w:t>
+      </w:r>
+      <w:r>
+        <w:rPr>
+          <w:b/>
+          <w:bCs/>
+          <w:iCs/>
+          <w:szCs w:val="32"/>
+          <w:lang w:eastAsia="ru-RU"/>
+        </w:rPr>
+        <w:t>VAS</w:t>
+      </w:r>
+      <w:r>
+        <w:rPr>
+          <w:iCs/>
+          <w:szCs w:val="32"/>
+          <w:lang w:eastAsia="ru-RU"/>
+        </w:rPr>
+        <w:t xml:space="preserve"> </w:t>
+      </w:r>
+      <w:r>
+        <w:rPr>
+          <w:iCs/>
+          <w:szCs w:val="32"/>
+          <w:lang w:eastAsia="ru-RU"/>
+        </w:rPr>
+        <w:t>–</w:t>
+      </w:r>
+      <w:r>
+        <w:rPr>
+          <w:iCs/>
+          <w:szCs w:val="32"/>
+          <w:lang w:eastAsia="ru-RU"/>
+        </w:rPr>
+        <w:t xml:space="preserve"> это полнофункциональный сканер уязвимостей. Его возможности включают тестирование без аутентификации и с аутентификацией, различные высокоуровневые и низкоуровневые интернет-протоколы и промышленные протоколы, настройку производительности для крупномасштабного сканирования и мощный внутренний язык программирования для реализации любых тестов на уязвимости.</w:t>
+      </w:r>
+    </w:p>
+    <w:p>
+      <w:pPr>
+        <w:spacing w:before="0" w:after="0" w:line="360" w:lineRule="auto"/>
+        <w:ind w:firstLine="633"/>
+        <w:rPr>
+          <w:iCs/>
+          <w:szCs w:val="32"/>
+          <w:lang w:val="en-US" w:eastAsia="ru-RU"/>
+        </w:rPr>
+      </w:pPr>
+      <w:r>
+        <w:rPr>
+          <w:iCs/>
+          <w:szCs w:val="32"/>
+          <w:lang w:eastAsia="ru-RU"/>
+        </w:rPr>
+        <w:t>Сканер состоит из компонентов</w:t>
+      </w:r>
+      <w:r>
+        <w:rPr>
+          <w:iCs/>
+          <w:szCs w:val="32"/>
+          <w:lang w:eastAsia="ru-RU"/>
+        </w:rPr>
+        <w:t xml:space="preserve"> </w:t>
+      </w:r>
+      <w:proofErr w:type="spellStart"/>
+      <w:r>
+        <w:rPr>
+          <w:iCs/>
+          <w:szCs w:val="32"/>
+          <w:lang w:eastAsia="ru-RU"/>
+        </w:rPr>
+        <w:t>ospd-openvas</w:t>
+      </w:r>
+      <w:proofErr w:type="spellEnd"/>
+      <w:r>
+        <w:rPr>
+          <w:iCs/>
+          <w:szCs w:val="32"/>
+          <w:lang w:eastAsia="ru-RU"/>
+        </w:rPr>
+        <w:t xml:space="preserve"> </w:t>
+      </w:r>
+      <w:r>
+        <w:rPr>
+          <w:iCs/>
+          <w:szCs w:val="32"/>
+          <w:lang w:eastAsia="ru-RU"/>
+        </w:rPr>
+        <w:t>и</w:t>
+      </w:r>
+      <w:r>
+        <w:rPr>
+          <w:iCs/>
+          <w:szCs w:val="32"/>
+          <w:lang w:eastAsia="ru-RU"/>
+        </w:rPr>
+        <w:t xml:space="preserve"> </w:t>
+      </w:r>
+      <w:proofErr w:type="spellStart"/>
+      <w:r>
+        <w:rPr>
+          <w:iCs/>
+          <w:szCs w:val="32"/>
+          <w:lang w:eastAsia="ru-RU"/>
+        </w:rPr>
+        <w:t>openvas-scanner</w:t>
+      </w:r>
+      <w:proofErr w:type="spellEnd"/>
+      <w:r>
+        <w:rPr>
+          <w:iCs/>
+          <w:szCs w:val="32"/>
+          <w:lang w:eastAsia="ru-RU"/>
+        </w:rPr>
+        <w:t>.</w:t>
+      </w:r>
+      <w:r>
+        <w:rPr>
+          <w:iCs/>
+          <w:szCs w:val="32"/>
+          <w:lang w:eastAsia="ru-RU"/>
+        </w:rPr>
+        <w:t xml:space="preserve"> </w:t>
+      </w:r>
+      <w:r>
+        <w:rPr>
+          <w:iCs/>
+          <w:szCs w:val="32"/>
+          <w:lang w:eastAsia="ru-RU"/>
+        </w:rPr>
+        <w:t xml:space="preserve">Управление сканером </w:t>
+      </w:r>
+      <w:proofErr w:type="spellStart"/>
+      <w:r>
+        <w:rPr>
+          <w:iCs/>
+          <w:szCs w:val="32"/>
+          <w:lang w:eastAsia="ru-RU"/>
+        </w:rPr>
+        <w:t>OpenVAS</w:t>
+      </w:r>
+      <w:proofErr w:type="spellEnd"/>
+      <w:r>
+        <w:rPr>
+          <w:iCs/>
+          <w:szCs w:val="32"/>
+          <w:lang w:eastAsia="ru-RU"/>
+        </w:rPr>
+        <w:t xml:space="preserve"> осуществляется через</w:t>
+      </w:r>
+      <w:r>
+        <w:rPr>
+          <w:iCs/>
+          <w:szCs w:val="32"/>
+          <w:lang w:eastAsia="ru-RU"/>
+        </w:rPr>
+        <w:t xml:space="preserve"> </w:t>
+      </w:r>
+      <w:r>
+        <w:rPr>
+          <w:iCs/>
+          <w:szCs w:val="32"/>
+          <w:lang w:eastAsia="ru-RU"/>
+        </w:rPr>
+        <w:t>OSP.</w:t>
+      </w:r>
+      <w:r>
+        <w:rPr>
+          <w:iCs/>
+          <w:szCs w:val="32"/>
+          <w:lang w:eastAsia="ru-RU"/>
+        </w:rPr>
+        <w:t xml:space="preserve"> </w:t>
+      </w:r>
+      <w:r>
+        <w:rPr>
+          <w:iCs/>
+          <w:szCs w:val="32"/>
+          <w:lang w:eastAsia="ru-RU"/>
+        </w:rPr>
+        <w:t xml:space="preserve">Демон OSP для сканера </w:t>
+      </w:r>
+      <w:proofErr w:type="spellStart"/>
+      <w:r>
+        <w:rPr>
+          <w:iCs/>
+          <w:szCs w:val="32"/>
+          <w:lang w:eastAsia="ru-RU"/>
+        </w:rPr>
+        <w:t>OpenVAS</w:t>
+      </w:r>
+      <w:proofErr w:type="spellEnd"/>
+      <w:r>
+        <w:rPr>
+          <w:iCs/>
+          <w:szCs w:val="32"/>
+          <w:lang w:eastAsia="ru-RU"/>
+        </w:rPr>
+        <w:t xml:space="preserve"> (</w:t>
+      </w:r>
+      <w:proofErr w:type="spellStart"/>
+      <w:r>
+        <w:rPr>
+          <w:iCs/>
+          <w:szCs w:val="32"/>
+          <w:lang w:eastAsia="ru-RU"/>
+        </w:rPr>
+        <w:t>ospd-openvas</w:t>
+      </w:r>
+      <w:proofErr w:type="spellEnd"/>
+      <w:r>
+        <w:rPr>
+          <w:iCs/>
+          <w:szCs w:val="32"/>
+          <w:lang w:eastAsia="ru-RU"/>
+        </w:rPr>
+        <w:t xml:space="preserve">) взаимодействует с </w:t>
+      </w:r>
+      <w:proofErr w:type="spellStart"/>
+      <w:r>
+        <w:rPr>
+          <w:iCs/>
+          <w:szCs w:val="32"/>
+          <w:lang w:eastAsia="ru-RU"/>
+        </w:rPr>
+        <w:t>gvmd</w:t>
+      </w:r>
+      <w:proofErr w:type="spellEnd"/>
+      <w:r>
+        <w:rPr>
+          <w:iCs/>
+          <w:szCs w:val="32"/>
+          <w:lang w:eastAsia="ru-RU"/>
+        </w:rPr>
+        <w:t xml:space="preserve"> через OSP: данные VT собираются, сканирование запускается и останавливается, а результаты сканирования передаются в </w:t>
+      </w:r>
+      <w:proofErr w:type="spellStart"/>
+      <w:r>
+        <w:rPr>
+          <w:iCs/>
+          <w:szCs w:val="32"/>
+          <w:lang w:eastAsia="ru-RU"/>
+        </w:rPr>
+        <w:t>gvmd</w:t>
+      </w:r>
+      <w:proofErr w:type="spellEnd"/>
+      <w:r>
+        <w:rPr>
+          <w:iCs/>
+          <w:szCs w:val="32"/>
+          <w:lang w:eastAsia="ru-RU"/>
+        </w:rPr>
+        <w:t xml:space="preserve"> через </w:t>
+      </w:r>
+      <w:proofErr w:type="spellStart"/>
+      <w:r>
+        <w:rPr>
+          <w:iCs/>
+          <w:szCs w:val="32"/>
+          <w:lang w:eastAsia="ru-RU"/>
+        </w:rPr>
+        <w:t>ospd</w:t>
+      </w:r>
+      <w:proofErr w:type="spellEnd"/>
+      <w:r>
+        <w:rPr>
+          <w:iCs/>
+          <w:szCs w:val="32"/>
+          <w:lang w:eastAsia="ru-RU"/>
+        </w:rPr>
+        <w:t>.</w:t>
+      </w:r>
+    </w:p>
+    <w:p>
+      <w:pPr>
+        <w:spacing w:before="0" w:after="0" w:line="360" w:lineRule="auto"/>
+        <w:ind w:firstLine="633"/>
+        <w:rPr>
+          <w:iCs/>
+          <w:szCs w:val="32"/>
+          <w:lang w:val="en-US" w:eastAsia="ru-RU"/>
+        </w:rPr>
+      </w:pPr>
+      <w:r>
+        <w:rPr>
+          <w:iCs/>
+          <w:szCs w:val="32"/>
+          <w:lang w:val="en-US" w:eastAsia="ru-RU"/>
+        </w:rPr>
+        <w:t>[</w:t>
+      </w:r>
+      <w:r>
+        <w:rPr>
+          <w:iCs/>
+          <w:szCs w:val="32"/>
+          <w:lang w:val="en-US" w:eastAsia="ru-RU"/>
+        </w:rPr>
+        <w:t>https://greenbone.github.io/docs/latest/background.html#architecture</w:t>
+      </w:r>
+      <w:r>
+        <w:rPr>
+          <w:iCs/>
+          <w:szCs w:val="32"/>
+          <w:lang w:val="en-US" w:eastAsia="ru-RU"/>
+        </w:rPr>
+        <w:t>]</w:t>
+      </w:r>
+    </w:p>
+    <w:p>
+      <w:pPr>
+        <w:spacing w:before="0" w:after="0" w:line="360" w:lineRule="auto"/>
+        <w:ind w:firstLine="633"/>
+        <w:rPr>
+          <w:iCs/>
+          <w:szCs w:val="32"/>
+          <w:lang w:eastAsia="ru-RU"/>
+        </w:rPr>
+      </w:pPr>
+      <w:proofErr w:type="spellStart"/>
+      <w:r>
+        <w:rPr>
+          <w:iCs/>
+          <w:szCs w:val="32"/>
+          <w:lang w:eastAsia="ru-RU"/>
+        </w:rPr>
+        <w:lastRenderedPageBreak/>
+        <w:t>Nikto</w:t>
+      </w:r>
+      <w:proofErr w:type="spellEnd"/>
+      <w:r>
+        <w:rPr>
+          <w:iCs/>
+          <w:szCs w:val="32"/>
+          <w:lang w:eastAsia="ru-RU"/>
+        </w:rPr>
+        <w:t xml:space="preserve"> </w:t>
+      </w:r>
+      <w:r>
+        <w:rPr>
+          <w:iCs/>
+          <w:szCs w:val="32"/>
+          <w:lang w:eastAsia="ru-RU"/>
+        </w:rPr>
+        <w:t>–</w:t>
+      </w:r>
+      <w:r>
+        <w:rPr>
+          <w:iCs/>
+          <w:szCs w:val="32"/>
+          <w:lang w:eastAsia="ru-RU"/>
+        </w:rPr>
+        <w:t xml:space="preserve"> </w:t>
+      </w:r>
+      <w:r>
+        <w:rPr>
+          <w:iCs/>
+          <w:szCs w:val="32"/>
+          <w:lang w:eastAsia="ru-RU"/>
+        </w:rPr>
+        <w:t>это сканер веб-серверов с открытым исходным кодом (под лицензией GPL), который выполняет комплексное тестирование веб-серверов на наличие множества элементов, в том числе тысяч потенциально опасных файлов/программ, проверяет наличие устаревших версий более 1500 серверных компонентов и проблем, связанных с конкретными версиями, на сотнях серверов. Он также проверяет элементы конфигурации сервера, такие как наличие нескольких индексных файлов, параметры HTTP-сервера, и пытается определить установленные веб-серверы и программное обеспечение. Элементы сканирования и плагины часто обновляются и могут обновляться автоматически.</w:t>
+      </w:r>
+    </w:p>
+    <w:p>
+      <w:pPr>
+        <w:spacing w:before="0" w:after="0" w:line="360" w:lineRule="auto"/>
+        <w:ind w:firstLine="633"/>
+        <w:rPr>
+          <w:iCs/>
+          <w:szCs w:val="32"/>
+          <w:lang w:eastAsia="ru-RU"/>
+        </w:rPr>
+      </w:pPr>
+      <w:proofErr w:type="spellStart"/>
+      <w:r>
+        <w:rPr>
+          <w:iCs/>
+          <w:szCs w:val="32"/>
+          <w:lang w:eastAsia="ru-RU"/>
+        </w:rPr>
+        <w:t>Nikto</w:t>
+      </w:r>
+      <w:proofErr w:type="spellEnd"/>
+      <w:r>
+        <w:rPr>
+          <w:iCs/>
+          <w:szCs w:val="32"/>
+          <w:lang w:eastAsia="ru-RU"/>
+        </w:rPr>
+        <w:t xml:space="preserve"> </w:t>
+      </w:r>
+      <w:r>
+        <w:rPr>
+          <w:iCs/>
+          <w:szCs w:val="32"/>
+          <w:lang w:eastAsia="ru-RU"/>
+        </w:rPr>
+        <w:t>–</w:t>
+      </w:r>
+      <w:r>
+        <w:rPr>
+          <w:iCs/>
+          <w:szCs w:val="32"/>
+          <w:lang w:eastAsia="ru-RU"/>
+        </w:rPr>
+        <w:t xml:space="preserve"> </w:t>
+      </w:r>
+      <w:r>
+        <w:rPr>
+          <w:iCs/>
+          <w:szCs w:val="32"/>
+          <w:lang w:eastAsia="ru-RU"/>
+        </w:rPr>
+        <w:t xml:space="preserve">не скрытный инструмент. Он тестирует веб-сервер максимально быстро и оставляет очевидные следы в лог-файлах или в системе обнаружения и предотвращения вторжений. Однако есть поддержка методов защиты от IDS-систем в </w:t>
+      </w:r>
+      <w:proofErr w:type="spellStart"/>
+      <w:r>
+        <w:rPr>
+          <w:iCs/>
+          <w:szCs w:val="32"/>
+          <w:lang w:eastAsia="ru-RU"/>
+        </w:rPr>
+        <w:t>LibWhisker</w:t>
+      </w:r>
+      <w:proofErr w:type="spellEnd"/>
+      <w:r>
+        <w:rPr>
+          <w:iCs/>
+          <w:szCs w:val="32"/>
+          <w:lang w:eastAsia="ru-RU"/>
+        </w:rPr>
+        <w:t>, если вы хотите попробовать (или протестировать свою IDS-систему).</w:t>
+      </w:r>
+    </w:p>
+    <w:p>
+      <w:pPr>
+        <w:spacing w:before="0" w:after="0" w:line="360" w:lineRule="auto"/>
+        <w:ind w:firstLine="633"/>
+        <w:rPr>
+          <w:iCs/>
+          <w:szCs w:val="32"/>
+          <w:lang w:eastAsia="ru-RU"/>
+        </w:rPr>
+      </w:pPr>
+      <w:r>
+        <w:rPr>
+          <w:iCs/>
+          <w:szCs w:val="32"/>
+          <w:lang w:eastAsia="ru-RU"/>
+        </w:rPr>
+        <w:t>[</w:t>
+      </w:r>
+      <w:r>
+        <w:rPr>
+          <w:iCs/>
+          <w:szCs w:val="32"/>
+          <w:lang w:val="en-US" w:eastAsia="ru-RU"/>
+        </w:rPr>
+        <w:t>https</w:t>
+      </w:r>
+      <w:r>
+        <w:rPr>
+          <w:iCs/>
+          <w:szCs w:val="32"/>
+          <w:lang w:eastAsia="ru-RU"/>
+        </w:rPr>
+        <w:t>://</w:t>
+      </w:r>
+      <w:proofErr w:type="spellStart"/>
+      <w:r>
+        <w:rPr>
+          <w:iCs/>
+          <w:szCs w:val="32"/>
+          <w:lang w:val="en-US" w:eastAsia="ru-RU"/>
+        </w:rPr>
+        <w:t>github</w:t>
+      </w:r>
+      <w:proofErr w:type="spellEnd"/>
+      <w:r>
+        <w:rPr>
+          <w:iCs/>
+          <w:szCs w:val="32"/>
+          <w:lang w:eastAsia="ru-RU"/>
+        </w:rPr>
+        <w:t>.</w:t>
+      </w:r>
+      <w:r>
+        <w:rPr>
+          <w:iCs/>
+          <w:szCs w:val="32"/>
+          <w:lang w:val="en-US" w:eastAsia="ru-RU"/>
+        </w:rPr>
+        <w:t>com</w:t>
+      </w:r>
+      <w:r>
+        <w:rPr>
+          <w:iCs/>
+          <w:szCs w:val="32"/>
+          <w:lang w:eastAsia="ru-RU"/>
+        </w:rPr>
+        <w:t>/</w:t>
+      </w:r>
+      <w:proofErr w:type="spellStart"/>
+      <w:r>
+        <w:rPr>
+          <w:iCs/>
+          <w:szCs w:val="32"/>
+          <w:lang w:val="en-US" w:eastAsia="ru-RU"/>
+        </w:rPr>
+        <w:t>sullo</w:t>
+      </w:r>
+      <w:proofErr w:type="spellEnd"/>
+      <w:r>
+        <w:rPr>
+          <w:iCs/>
+          <w:szCs w:val="32"/>
+          <w:lang w:eastAsia="ru-RU"/>
+        </w:rPr>
+        <w:t>/</w:t>
+      </w:r>
+      <w:proofErr w:type="spellStart"/>
+      <w:r>
+        <w:rPr>
+          <w:iCs/>
+          <w:szCs w:val="32"/>
+          <w:lang w:val="en-US" w:eastAsia="ru-RU"/>
+        </w:rPr>
+        <w:t>nikto</w:t>
+      </w:r>
+      <w:proofErr w:type="spellEnd"/>
+      <w:r>
+        <w:rPr>
+          <w:iCs/>
+          <w:szCs w:val="32"/>
+          <w:lang w:eastAsia="ru-RU"/>
+        </w:rPr>
+        <w:t>/</w:t>
+      </w:r>
+      <w:r>
+        <w:rPr>
+          <w:iCs/>
+          <w:szCs w:val="32"/>
+          <w:lang w:val="en-US" w:eastAsia="ru-RU"/>
+        </w:rPr>
+        <w:t>wiki</w:t>
+      </w:r>
+      <w:r>
+        <w:rPr>
+          <w:iCs/>
+          <w:szCs w:val="32"/>
+          <w:lang w:eastAsia="ru-RU"/>
+        </w:rPr>
+        <w:t>/</w:t>
+      </w:r>
+      <w:r>
+        <w:rPr>
+          <w:iCs/>
+          <w:szCs w:val="32"/>
+          <w:lang w:val="en-US" w:eastAsia="ru-RU"/>
+        </w:rPr>
+        <w:t>Overview</w:t>
+      </w:r>
+      <w:r>
+        <w:rPr>
+          <w:iCs/>
+          <w:szCs w:val="32"/>
+          <w:lang w:eastAsia="ru-RU"/>
+        </w:rPr>
+        <w:t>-&amp;-</w:t>
+      </w:r>
+      <w:r>
+        <w:rPr>
+          <w:iCs/>
+          <w:szCs w:val="32"/>
+          <w:lang w:val="en-US" w:eastAsia="ru-RU"/>
+        </w:rPr>
+        <w:t>Description</w:t>
+      </w:r>
+      <w:r>
+        <w:rPr>
+          <w:iCs/>
+          <w:szCs w:val="32"/>
+          <w:lang w:eastAsia="ru-RU"/>
+        </w:rPr>
+        <w:t>]</w:t>
+      </w:r>
+    </w:p>
+    <w:p>
+      <w:pPr>
+        <w:spacing w:before="0" w:after="0" w:line="360" w:lineRule="auto"/>
+        <w:ind w:firstLine="633"/>
+        <w:rPr>
+          <w:iCs/>
+          <w:szCs w:val="32"/>
+          <w:lang w:eastAsia="ru-RU"/>
+        </w:rPr>
+      </w:pPr>
+      <w:proofErr w:type="spellStart"/>
+      <w:r>
+        <w:rPr>
+          <w:iCs/>
+          <w:szCs w:val="32"/>
+          <w:lang w:eastAsia="ru-RU"/>
+        </w:rPr>
+        <w:t>OpenSCAP</w:t>
+      </w:r>
+      <w:proofErr w:type="spellEnd"/>
+      <w:r>
+        <w:rPr>
+          <w:iCs/>
+          <w:szCs w:val="32"/>
+          <w:lang w:eastAsia="ru-RU"/>
+        </w:rPr>
+        <w:t xml:space="preserve"> использует</w:t>
+      </w:r>
+      <w:r>
+        <w:rPr>
+          <w:iCs/>
+          <w:szCs w:val="32"/>
+          <w:lang w:eastAsia="ru-RU"/>
+        </w:rPr>
+        <w:t xml:space="preserve"> </w:t>
+      </w:r>
+      <w:r>
+        <w:rPr>
+          <w:iCs/>
+          <w:szCs w:val="32"/>
+          <w:lang w:eastAsia="ru-RU"/>
+        </w:rPr>
+        <w:t>SCAP</w:t>
+      </w:r>
+      <w:r>
+        <w:rPr>
+          <w:iCs/>
+          <w:szCs w:val="32"/>
+          <w:lang w:eastAsia="ru-RU"/>
+        </w:rPr>
+        <w:t xml:space="preserve"> </w:t>
+      </w:r>
+      <w:r>
+        <w:rPr>
+          <w:iCs/>
+          <w:szCs w:val="32"/>
+          <w:lang w:eastAsia="ru-RU"/>
+        </w:rPr>
+        <w:t>–</w:t>
+      </w:r>
+      <w:r>
+        <w:rPr>
+          <w:iCs/>
+          <w:szCs w:val="32"/>
+          <w:lang w:eastAsia="ru-RU"/>
+        </w:rPr>
+        <w:t xml:space="preserve"> линейку спецификаций, поддерживаемых</w:t>
+      </w:r>
+      <w:r>
+        <w:rPr>
+          <w:iCs/>
+          <w:szCs w:val="32"/>
+          <w:lang w:eastAsia="ru-RU"/>
+        </w:rPr>
+        <w:t xml:space="preserve"> </w:t>
+      </w:r>
+      <w:r>
+        <w:rPr>
+          <w:iCs/>
+          <w:szCs w:val="32"/>
+          <w:lang w:eastAsia="ru-RU"/>
+        </w:rPr>
+        <w:t>Национальным институтом стандартов и технологий. SCAP был создан для обеспечения стандартизированного подхода к поддержанию безопасности системы. Новые спецификации регулируются стандартом SCAP</w:t>
+      </w:r>
+      <w:r>
+        <w:rPr>
+          <w:iCs/>
+          <w:szCs w:val="32"/>
+          <w:lang w:eastAsia="ru-RU"/>
+        </w:rPr>
+        <w:t xml:space="preserve"> </w:t>
+      </w:r>
+      <w:r>
+        <w:rPr>
+          <w:iCs/>
+          <w:szCs w:val="32"/>
+          <w:lang w:eastAsia="ru-RU"/>
+        </w:rPr>
+        <w:t>цикла выпуска</w:t>
+      </w:r>
+      <w:r>
+        <w:rPr>
+          <w:iCs/>
+          <w:szCs w:val="32"/>
+          <w:lang w:eastAsia="ru-RU"/>
+        </w:rPr>
+        <w:t xml:space="preserve"> </w:t>
+      </w:r>
+      <w:r>
+        <w:rPr>
+          <w:iCs/>
+          <w:szCs w:val="32"/>
+          <w:lang w:eastAsia="ru-RU"/>
+        </w:rPr>
+        <w:t xml:space="preserve">Национального института стандартов и технологий США, чтобы обеспечить единообразный и воспроизводимый процесс внесения изменений. </w:t>
+      </w:r>
+      <w:proofErr w:type="spellStart"/>
+      <w:r>
+        <w:rPr>
+          <w:iCs/>
+          <w:szCs w:val="32"/>
+          <w:lang w:eastAsia="ru-RU"/>
+        </w:rPr>
+        <w:t>OpenSCAP</w:t>
+      </w:r>
+      <w:proofErr w:type="spellEnd"/>
+      <w:r>
+        <w:rPr>
+          <w:iCs/>
+          <w:szCs w:val="32"/>
+          <w:lang w:eastAsia="ru-RU"/>
+        </w:rPr>
+        <w:t xml:space="preserve"> в основном обрабатывает</w:t>
+      </w:r>
+      <w:r>
+        <w:rPr>
+          <w:iCs/>
+          <w:szCs w:val="32"/>
+          <w:lang w:eastAsia="ru-RU"/>
+        </w:rPr>
+        <w:t xml:space="preserve"> </w:t>
+      </w:r>
+      <w:r>
+        <w:rPr>
+          <w:iCs/>
+          <w:szCs w:val="32"/>
+          <w:lang w:eastAsia="ru-RU"/>
+        </w:rPr>
+        <w:t>XCCDF, который является стандартным способом представления содержимого чек-листов и определяет чек-листы по безопасности. Он также сочетается с другими спецификациями, такими как</w:t>
+      </w:r>
+      <w:r>
+        <w:rPr>
+          <w:iCs/>
+          <w:szCs w:val="32"/>
+          <w:lang w:eastAsia="ru-RU"/>
+        </w:rPr>
+        <w:t xml:space="preserve"> </w:t>
+      </w:r>
+      <w:r>
+        <w:rPr>
+          <w:iCs/>
+          <w:szCs w:val="32"/>
+          <w:lang w:eastAsia="ru-RU"/>
+        </w:rPr>
+        <w:t>CPE,</w:t>
+      </w:r>
+      <w:r>
+        <w:rPr>
+          <w:iCs/>
+          <w:szCs w:val="32"/>
+          <w:lang w:eastAsia="ru-RU"/>
+        </w:rPr>
+        <w:t xml:space="preserve"> </w:t>
+      </w:r>
+      <w:r>
+        <w:rPr>
+          <w:iCs/>
+          <w:szCs w:val="32"/>
+          <w:lang w:eastAsia="ru-RU"/>
+        </w:rPr>
+        <w:t>CCE</w:t>
+      </w:r>
+      <w:r>
+        <w:rPr>
+          <w:iCs/>
+          <w:szCs w:val="32"/>
+          <w:lang w:eastAsia="ru-RU"/>
+        </w:rPr>
+        <w:t xml:space="preserve"> </w:t>
+      </w:r>
+      <w:r>
+        <w:rPr>
+          <w:iCs/>
+          <w:szCs w:val="32"/>
+          <w:lang w:eastAsia="ru-RU"/>
+        </w:rPr>
+        <w:t>и</w:t>
+      </w:r>
+      <w:r>
+        <w:rPr>
+          <w:iCs/>
+          <w:szCs w:val="32"/>
+          <w:lang w:eastAsia="ru-RU"/>
+        </w:rPr>
+        <w:t xml:space="preserve"> </w:t>
+      </w:r>
+      <w:r>
+        <w:rPr>
+          <w:iCs/>
+          <w:szCs w:val="32"/>
+          <w:lang w:eastAsia="ru-RU"/>
+        </w:rPr>
+        <w:t>OV</w:t>
+      </w:r>
+      <w:r>
+        <w:rPr>
+          <w:iCs/>
+          <w:szCs w:val="32"/>
+          <w:lang w:eastAsia="ru-RU"/>
+        </w:rPr>
+        <w:t>A</w:t>
+      </w:r>
+      <w:r>
+        <w:rPr>
+          <w:iCs/>
+          <w:szCs w:val="32"/>
+          <w:lang w:eastAsia="ru-RU"/>
+        </w:rPr>
+        <w:t>L, для создания чек-листов в формате SCAP, которые могут обрабатываться продуктами, прошедшими проверку SCAP. Дополнительную информацию о SCAP можно найти в</w:t>
+      </w:r>
+      <w:r>
+        <w:rPr>
+          <w:iCs/>
+          <w:szCs w:val="32"/>
+          <w:lang w:eastAsia="ru-RU"/>
+        </w:rPr>
+        <w:t xml:space="preserve"> </w:t>
+      </w:r>
+      <w:r>
+        <w:rPr>
+          <w:iCs/>
+          <w:szCs w:val="32"/>
+          <w:lang w:eastAsia="ru-RU"/>
+        </w:rPr>
+        <w:t>стандартах SCAP.</w:t>
+      </w:r>
+    </w:p>
+    <w:p>
+      <w:pPr>
+        <w:spacing w:before="0" w:after="0" w:line="360" w:lineRule="auto"/>
+        <w:ind w:firstLine="633"/>
+        <w:rPr>
+          <w:iCs/>
+          <w:szCs w:val="32"/>
+          <w:lang w:val="en-US" w:eastAsia="ru-RU"/>
+        </w:rPr>
+      </w:pPr>
+      <w:proofErr w:type="spellStart"/>
+      <w:r>
+        <w:rPr>
+          <w:iCs/>
+          <w:szCs w:val="32"/>
+          <w:lang w:eastAsia="ru-RU"/>
+        </w:rPr>
+        <w:t>OpenSCAP</w:t>
+      </w:r>
+      <w:proofErr w:type="spellEnd"/>
+      <w:r>
+        <w:rPr>
+          <w:iCs/>
+          <w:szCs w:val="32"/>
+          <w:lang w:eastAsia="ru-RU"/>
+        </w:rPr>
+        <w:t xml:space="preserve"> поддерживает SCAP</w:t>
+      </w:r>
+      <w:r>
+        <w:rPr>
+          <w:iCs/>
+          <w:szCs w:val="32"/>
+          <w:lang w:eastAsia="ru-RU"/>
+        </w:rPr>
+        <w:t xml:space="preserve"> </w:t>
+      </w:r>
+      <w:r>
+        <w:rPr>
+          <w:iCs/>
+          <w:szCs w:val="32"/>
+          <w:lang w:eastAsia="ru-RU"/>
+        </w:rPr>
+        <w:t>1.3</w:t>
+      </w:r>
+      <w:r>
+        <w:rPr>
+          <w:iCs/>
+          <w:szCs w:val="32"/>
+          <w:lang w:eastAsia="ru-RU"/>
+        </w:rPr>
+        <w:t xml:space="preserve"> </w:t>
+      </w:r>
+      <w:r>
+        <w:rPr>
+          <w:iCs/>
+          <w:szCs w:val="32"/>
+          <w:lang w:eastAsia="ru-RU"/>
+        </w:rPr>
+        <w:t>и обратно совместим с SCAP</w:t>
+      </w:r>
+      <w:r>
+        <w:rPr>
+          <w:iCs/>
+          <w:szCs w:val="32"/>
+          <w:lang w:eastAsia="ru-RU"/>
+        </w:rPr>
+        <w:t xml:space="preserve"> </w:t>
+      </w:r>
+      <w:r>
+        <w:rPr>
+          <w:iCs/>
+          <w:szCs w:val="32"/>
+          <w:lang w:eastAsia="ru-RU"/>
+        </w:rPr>
+        <w:t>1.2, SCAP</w:t>
+      </w:r>
+      <w:r>
+        <w:rPr>
+          <w:iCs/>
+          <w:szCs w:val="32"/>
+          <w:lang w:eastAsia="ru-RU"/>
+        </w:rPr>
+        <w:t xml:space="preserve"> </w:t>
+      </w:r>
+      <w:r>
+        <w:rPr>
+          <w:iCs/>
+          <w:szCs w:val="32"/>
+          <w:lang w:eastAsia="ru-RU"/>
+        </w:rPr>
+        <w:t>1.1</w:t>
+      </w:r>
+      <w:r>
+        <w:rPr>
+          <w:iCs/>
+          <w:szCs w:val="32"/>
+          <w:lang w:eastAsia="ru-RU"/>
+        </w:rPr>
+        <w:t xml:space="preserve"> </w:t>
+      </w:r>
+      <w:r>
+        <w:rPr>
+          <w:iCs/>
+          <w:szCs w:val="32"/>
+          <w:lang w:eastAsia="ru-RU"/>
+        </w:rPr>
+        <w:t>и SCAP</w:t>
+      </w:r>
+      <w:r>
+        <w:rPr>
+          <w:iCs/>
+          <w:szCs w:val="32"/>
+          <w:lang w:eastAsia="ru-RU"/>
+        </w:rPr>
+        <w:t xml:space="preserve"> </w:t>
+      </w:r>
+      <w:r>
+        <w:rPr>
+          <w:iCs/>
+          <w:szCs w:val="32"/>
+          <w:lang w:eastAsia="ru-RU"/>
+        </w:rPr>
+        <w:t>1.0. Для импорта и обработки более ранних версий контента SCAP не требуется никаких специальных действий.</w:t>
+      </w:r>
+    </w:p>
+    <w:p>
+      <w:pPr>
+        <w:spacing w:before="0" w:after="0" w:line="360" w:lineRule="auto"/>
+        <w:ind w:firstLine="633"/>
+        <w:rPr>
+          <w:iCs/>
+          <w:szCs w:val="32"/>
+          <w:lang w:val="en-US" w:eastAsia="ru-RU"/>
+        </w:rPr>
+      </w:pPr>
+      <w:r>
+        <w:rPr>
+          <w:iCs/>
+          <w:szCs w:val="32"/>
+          <w:lang w:val="en-US" w:eastAsia="ru-RU"/>
+        </w:rPr>
+        <w:lastRenderedPageBreak/>
+        <w:t>[</w:t>
+      </w:r>
+      <w:r>
+        <w:rPr>
+          <w:iCs/>
+          <w:szCs w:val="32"/>
+          <w:lang w:val="en-US" w:eastAsia="ru-RU"/>
+        </w:rPr>
+        <w:t>https://static.open-scap.org/openscap-1.3/oscap_user_manual.html#_introduction</w:t>
+      </w:r>
+      <w:r>
+        <w:rPr>
+          <w:iCs/>
+          <w:szCs w:val="32"/>
+          <w:lang w:val="en-US" w:eastAsia="ru-RU"/>
+        </w:rPr>
+        <w:t>]</w:t>
+      </w:r>
+    </w:p>
+    <w:p>
+      <w:pPr>
+        <w:spacing w:before="0" w:after="0" w:line="360" w:lineRule="auto"/>
+        <w:rPr>
+          <w:iCs/>
+          <w:szCs w:val="32"/>
+          <w:lang w:val="en-US" w:eastAsia="ru-RU"/>
         </w:rPr>
       </w:pPr>
     </w:p>
@@ -6074,14 +7772,14 @@
         <w:rPr>
           <w:iCs/>
           <w:szCs w:val="32"/>
-          <w:lang w:eastAsia="ru-RU"/>
-        </w:rPr>
-      </w:pPr>
-      <w:r>
-        <w:rPr>
-          <w:iCs/>
-          <w:szCs w:val="32"/>
-          <w:lang w:eastAsia="ru-RU"/>
+          <w:lang w:val="en-US" w:eastAsia="ru-RU"/>
+        </w:rPr>
+      </w:pPr>
+      <w:r>
+        <w:rPr>
+          <w:iCs/>
+          <w:szCs w:val="32"/>
+          <w:lang w:val="en-US" w:eastAsia="ru-RU"/>
         </w:rPr>
         <w:br w:type="page"/>
       </w:r>
@@ -6106,6 +7804,7 @@
           <w:szCs w:val="32"/>
           <w:lang w:eastAsia="ru-RU"/>
         </w:rPr>
+        <w:lastRenderedPageBreak/>
         <w:t xml:space="preserve">Глава 1.2. </w:t>
       </w:r>
       <w:r>
@@ -7736,6 +9435,7 @@
       <w:numPr>
         <w:ilvl w:val="1"/>
       </w:numPr>
+      <w:ind w:firstLine="567"/>
     </w:pPr>
     <w:rPr>
       <w:rFonts w:eastAsiaTheme="majorEastAsia" w:cstheme="majorBidi"/>
@@ -7920,6 +9620,18 @@
     <w:rPr>
       <w:sz w:val="24"/>
       <w:szCs w:val="24"/>
+    </w:rPr>
+  </w:style>
+  <w:style w:type="character" w:styleId="af0">
+    <w:name w:val="FollowedHyperlink"/>
+    <w:basedOn w:val="a0"/>
+    <w:uiPriority w:val="99"/>
+    <w:semiHidden/>
+    <w:unhideWhenUsed/>
+    <w:rsid w:val="008C5E8F"/>
+    <w:rPr>
+      <w:color w:val="96607D" w:themeColor="followedHyperlink"/>
+      <w:u w:val="single"/>
     </w:rPr>
   </w:style>
 </w:styles>

--- a/Практика.docx
+++ b/Практика.docx
@@ -4201,13 +4201,17 @@
         <w:spacing w:before="0" w:after="0" w:line="360" w:lineRule="auto"/>
         <w:ind w:firstLine="0"/>
         <w:rPr>
-          <w:iCs/>
-          <w:szCs w:val="32"/>
-          <w:lang w:eastAsia="ru-RU"/>
-        </w:rPr>
-      </w:pPr>
-      <w:r>
-        <w:rPr>
+          <w:b/>
+          <w:bCs/>
+          <w:iCs/>
+          <w:szCs w:val="32"/>
+          <w:lang w:eastAsia="ru-RU"/>
+        </w:rPr>
+      </w:pPr>
+      <w:r>
+        <w:rPr>
+          <w:b/>
+          <w:bCs/>
           <w:iCs/>
           <w:szCs w:val="32"/>
           <w:lang w:eastAsia="ru-RU"/>
@@ -4571,15 +4575,16 @@
           <w:szCs w:val="32"/>
           <w:lang w:eastAsia="ru-RU"/>
         </w:rPr>
-        <w:t xml:space="preserve"> [https://redos.red-soft.ru/</w:t>
-      </w:r>
-      <w:r>
-        <w:rPr>
-          <w:iCs/>
-          <w:szCs w:val="32"/>
-          <w:lang w:eastAsia="ru-RU"/>
-        </w:rPr>
-        <w:t>]</w:t>
+        <w:t xml:space="preserve"> </w:t>
+      </w:r>
+      <w:r>
+        <w:rPr>
+          <w:iCs/>
+          <w:szCs w:val="32"/>
+          <w:highlight w:val="yellow"/>
+          <w:lang w:eastAsia="ru-RU"/>
+        </w:rPr>
+        <w:t>[https://redos.red-soft.ru/]</w:t>
       </w:r>
     </w:p>
     <w:p>
@@ -4680,65 +4685,35 @@
           <w:szCs w:val="32"/>
           <w:lang w:eastAsia="ru-RU"/>
         </w:rPr>
-        <w:t xml:space="preserve"> DC. Среди пользователей РЕД ОС – крупные государственные и корпоративные организации, что делает вопрос практической защищённости системы значимым не только в учебных, но и в прикладных целях.</w:t>
+        <w:t xml:space="preserve"> DC. </w:t>
       </w:r>
     </w:p>
     <w:p>
       <w:pPr>
-        <w:spacing w:after="0" w:line="360" w:lineRule="auto"/>
-        <w:ind w:firstLine="708"/>
-        <w:rPr>
-          <w:iCs/>
-          <w:szCs w:val="32"/>
-          <w:lang w:eastAsia="ru-RU"/>
-        </w:rPr>
-      </w:pPr>
-      <w:r>
-        <w:rPr>
-          <w:iCs/>
-          <w:szCs w:val="32"/>
-          <w:lang w:eastAsia="ru-RU"/>
-        </w:rPr>
-        <w:t xml:space="preserve"> [</w:t>
-      </w:r>
-      <w:r>
-        <w:rPr>
-          <w:iCs/>
-          <w:szCs w:val="32"/>
-          <w:lang w:val="en-US" w:eastAsia="ru-RU"/>
-        </w:rPr>
-        <w:t>https</w:t>
-      </w:r>
-      <w:r>
-        <w:rPr>
-          <w:iCs/>
-          <w:szCs w:val="32"/>
-          <w:lang w:eastAsia="ru-RU"/>
-        </w:rPr>
-        <w:t>://</w:t>
-      </w:r>
-      <w:r>
-        <w:rPr>
-          <w:iCs/>
-          <w:szCs w:val="32"/>
-          <w:lang w:val="en-US" w:eastAsia="ru-RU"/>
-        </w:rPr>
-        <w:t>www</w:t>
-      </w:r>
-      <w:r>
-        <w:rPr>
-          <w:iCs/>
-          <w:szCs w:val="32"/>
-          <w:lang w:eastAsia="ru-RU"/>
-        </w:rPr>
-        <w:t>.</w:t>
+        <w:spacing w:before="0" w:after="0" w:line="360" w:lineRule="auto"/>
+        <w:rPr>
+          <w:iCs/>
+          <w:szCs w:val="32"/>
+          <w:highlight w:val="yellow"/>
+          <w:lang w:eastAsia="ru-RU"/>
+        </w:rPr>
+      </w:pPr>
+      <w:r>
+        <w:rPr>
+          <w:iCs/>
+          <w:szCs w:val="32"/>
+          <w:highlight w:val="yellow"/>
+          <w:lang w:eastAsia="ru-RU"/>
+        </w:rPr>
+        <w:t xml:space="preserve"> [https://www.</w:t>
       </w:r>
       <w:proofErr w:type="spellStart"/>
       <w:r>
         <w:rPr>
           <w:iCs/>
           <w:szCs w:val="32"/>
-          <w:lang w:val="en-US" w:eastAsia="ru-RU"/>
+          <w:highlight w:val="yellow"/>
+          <w:lang w:eastAsia="ru-RU"/>
         </w:rPr>
         <w:t>goszakupki</w:t>
       </w:r>
@@ -4747,32 +4722,18 @@
         <w:rPr>
           <w:iCs/>
           <w:szCs w:val="32"/>
-          <w:lang w:eastAsia="ru-RU"/>
-        </w:rPr>
-        <w:t>-</w:t>
-      </w:r>
-      <w:r>
-        <w:rPr>
-          <w:iCs/>
-          <w:szCs w:val="32"/>
-          <w:lang w:val="en-US" w:eastAsia="ru-RU"/>
-        </w:rPr>
-        <w:t>it</w:t>
-      </w:r>
-      <w:r>
-        <w:rPr>
-          <w:iCs/>
-          <w:szCs w:val="32"/>
-          <w:lang w:eastAsia="ru-RU"/>
-        </w:rPr>
-        <w:t>.</w:t>
+          <w:highlight w:val="yellow"/>
+          <w:lang w:eastAsia="ru-RU"/>
+        </w:rPr>
+        <w:t>-it.</w:t>
       </w:r>
       <w:proofErr w:type="spellStart"/>
       <w:r>
         <w:rPr>
           <w:iCs/>
           <w:szCs w:val="32"/>
-          <w:lang w:val="en-US" w:eastAsia="ru-RU"/>
+          <w:highlight w:val="yellow"/>
+          <w:lang w:eastAsia="ru-RU"/>
         </w:rPr>
         <w:t>ru</w:t>
       </w:r>
@@ -4781,32 +4742,18 @@
         <w:rPr>
           <w:iCs/>
           <w:szCs w:val="32"/>
-          <w:lang w:eastAsia="ru-RU"/>
-        </w:rPr>
-        <w:t>/</w:t>
-      </w:r>
-      <w:r>
-        <w:rPr>
-          <w:iCs/>
-          <w:szCs w:val="32"/>
-          <w:lang w:val="en-US" w:eastAsia="ru-RU"/>
-        </w:rPr>
-        <w:t>catalog</w:t>
-      </w:r>
-      <w:r>
-        <w:rPr>
-          <w:iCs/>
-          <w:szCs w:val="32"/>
-          <w:lang w:eastAsia="ru-RU"/>
-        </w:rPr>
-        <w:t>/</w:t>
+          <w:highlight w:val="yellow"/>
+          <w:lang w:eastAsia="ru-RU"/>
+        </w:rPr>
+        <w:t>/catalog/</w:t>
       </w:r>
       <w:proofErr w:type="spellStart"/>
       <w:r>
         <w:rPr>
           <w:iCs/>
           <w:szCs w:val="32"/>
-          <w:lang w:val="en-US" w:eastAsia="ru-RU"/>
+          <w:highlight w:val="yellow"/>
+          <w:lang w:eastAsia="ru-RU"/>
         </w:rPr>
         <w:t>operatsionnye</w:t>
       </w:r>
@@ -4815,6 +4762,7 @@
         <w:rPr>
           <w:iCs/>
           <w:szCs w:val="32"/>
+          <w:highlight w:val="yellow"/>
           <w:lang w:eastAsia="ru-RU"/>
         </w:rPr>
         <w:t>_</w:t>
@@ -4824,7 +4772,8 @@
         <w:rPr>
           <w:iCs/>
           <w:szCs w:val="32"/>
-          <w:lang w:val="en-US" w:eastAsia="ru-RU"/>
+          <w:highlight w:val="yellow"/>
+          <w:lang w:eastAsia="ru-RU"/>
         </w:rPr>
         <w:t>sistemy</w:t>
       </w:r>
@@ -4833,32 +4782,18 @@
         <w:rPr>
           <w:iCs/>
           <w:szCs w:val="32"/>
-          <w:lang w:eastAsia="ru-RU"/>
-        </w:rPr>
-        <w:t>/</w:t>
-      </w:r>
-      <w:r>
-        <w:rPr>
-          <w:iCs/>
-          <w:szCs w:val="32"/>
-          <w:lang w:val="en-US" w:eastAsia="ru-RU"/>
-        </w:rPr>
-        <w:t>red</w:t>
-      </w:r>
-      <w:r>
-        <w:rPr>
-          <w:iCs/>
-          <w:szCs w:val="32"/>
-          <w:lang w:eastAsia="ru-RU"/>
-        </w:rPr>
-        <w:t>_</w:t>
+          <w:highlight w:val="yellow"/>
+          <w:lang w:eastAsia="ru-RU"/>
+        </w:rPr>
+        <w:t>/red_</w:t>
       </w:r>
       <w:proofErr w:type="spellStart"/>
       <w:r>
         <w:rPr>
           <w:iCs/>
           <w:szCs w:val="32"/>
-          <w:lang w:val="en-US" w:eastAsia="ru-RU"/>
+          <w:highlight w:val="yellow"/>
+          <w:lang w:eastAsia="ru-RU"/>
         </w:rPr>
         <w:t>os</w:t>
       </w:r>
@@ -4867,6 +4802,7 @@
         <w:rPr>
           <w:iCs/>
           <w:szCs w:val="32"/>
+          <w:highlight w:val="yellow"/>
           <w:lang w:eastAsia="ru-RU"/>
         </w:rPr>
         <w:t>/]</w:t>
@@ -4984,26 +4920,109 @@
           <w:szCs w:val="32"/>
           <w:lang w:eastAsia="ru-RU"/>
         </w:rPr>
-        <w:t>Глава 1.1. Термины и определения</w:t>
+        <w:t>Глава 1.</w:t>
+      </w:r>
+      <w:r>
+        <w:rPr>
+          <w:b/>
+          <w:bCs/>
+          <w:iCs/>
+          <w:szCs w:val="32"/>
+          <w:lang w:eastAsia="ru-RU"/>
+        </w:rPr>
+        <w:t>1</w:t>
+      </w:r>
+      <w:r>
+        <w:rPr>
+          <w:b/>
+          <w:bCs/>
+          <w:iCs/>
+          <w:szCs w:val="32"/>
+          <w:lang w:eastAsia="ru-RU"/>
+        </w:rPr>
+        <w:t xml:space="preserve">. </w:t>
+      </w:r>
+      <w:r>
+        <w:rPr>
+          <w:b/>
+          <w:bCs/>
+          <w:iCs/>
+          <w:szCs w:val="32"/>
+          <w:lang w:eastAsia="ru-RU"/>
+        </w:rPr>
+        <w:t xml:space="preserve">Термины, определения </w:t>
       </w:r>
     </w:p>
     <w:p>
       <w:pPr>
         <w:spacing w:before="0" w:after="0" w:line="360" w:lineRule="auto"/>
-        <w:ind w:firstLine="708"/>
-        <w:rPr>
-          <w:iCs/>
-          <w:szCs w:val="32"/>
-          <w:lang w:eastAsia="ru-RU"/>
-        </w:rPr>
-      </w:pPr>
-      <w:r>
-        <w:rPr>
-          <w:iCs/>
-          <w:szCs w:val="32"/>
-          <w:lang w:eastAsia="ru-RU"/>
-        </w:rPr>
-        <w:t>В подавляющем большинстве случаев активизация уязвимостей ПО происходит при</w:t>
+        <w:ind w:firstLine="633"/>
+        <w:rPr>
+          <w:iCs/>
+          <w:szCs w:val="32"/>
+          <w:lang w:eastAsia="ru-RU"/>
+        </w:rPr>
+      </w:pPr>
+      <w:r>
+        <w:rPr>
+          <w:iCs/>
+          <w:szCs w:val="32"/>
+          <w:lang w:eastAsia="ru-RU"/>
+        </w:rPr>
+        <w:t>Активизация уязвимостей ПО, как правило, происходит при поступлении в систему информационных воздействий определённого вида и структуры. Согласно ГОСТ Р 56546-2015 «Защита информации. Уязвимости информационных систем. Классификация уязвимостей информационных систем», применяются следующие основные термины:</w:t>
+      </w:r>
+    </w:p>
+    <w:p>
+      <w:pPr>
+        <w:spacing w:before="0" w:after="0" w:line="360" w:lineRule="auto"/>
+        <w:ind w:firstLine="633"/>
+        <w:rPr>
+          <w:iCs/>
+          <w:szCs w:val="32"/>
+          <w:lang w:eastAsia="ru-RU"/>
+        </w:rPr>
+      </w:pPr>
+      <w:r>
+        <w:rPr>
+          <w:iCs/>
+          <w:szCs w:val="32"/>
+          <w:lang w:eastAsia="ru-RU"/>
+        </w:rPr>
+        <w:t>1) И</w:t>
+      </w:r>
+      <w:r>
+        <w:rPr>
+          <w:iCs/>
+          <w:szCs w:val="32"/>
+          <w:lang w:eastAsia="ru-RU"/>
+        </w:rPr>
+        <w:t>нформационная система: Совокупность содержащейся в базах данных информации и обеспечивающих ее обработку информационных технологий и технических средств.</w:t>
+      </w:r>
+    </w:p>
+    <w:p>
+      <w:pPr>
+        <w:spacing w:before="0" w:after="0" w:line="360" w:lineRule="auto"/>
+        <w:rPr>
+          <w:iCs/>
+          <w:szCs w:val="32"/>
+          <w:lang w:eastAsia="ru-RU"/>
+        </w:rPr>
+      </w:pPr>
+      <w:r>
+        <w:rPr>
+          <w:iCs/>
+          <w:szCs w:val="32"/>
+          <w:lang w:eastAsia="ru-RU"/>
+        </w:rPr>
+        <w:t>2</w:t>
+      </w:r>
+      <w:r>
+        <w:rPr>
+          <w:iCs/>
+          <w:szCs w:val="32"/>
+          <w:lang w:eastAsia="ru-RU"/>
+        </w:rPr>
+        <w:t>)</w:t>
       </w:r>
       <w:r>
         <w:rPr>
@@ -5019,7 +5038,275 @@
           <w:szCs w:val="32"/>
           <w:lang w:eastAsia="ru-RU"/>
         </w:rPr>
-        <w:t xml:space="preserve">поступлении в информационную систему векторов данных определенного вида и структуры, которые называются информационными воздействиями. </w:t>
+        <w:t>У</w:t>
+      </w:r>
+      <w:r>
+        <w:rPr>
+          <w:iCs/>
+          <w:szCs w:val="32"/>
+          <w:lang w:eastAsia="ru-RU"/>
+        </w:rPr>
+        <w:t>гроза безопасности информации: Совокупность условий и</w:t>
+      </w:r>
+      <w:r>
+        <w:rPr>
+          <w:iCs/>
+          <w:szCs w:val="32"/>
+          <w:lang w:eastAsia="ru-RU"/>
+        </w:rPr>
+        <w:t xml:space="preserve"> </w:t>
+      </w:r>
+      <w:r>
+        <w:rPr>
+          <w:iCs/>
+          <w:szCs w:val="32"/>
+          <w:lang w:eastAsia="ru-RU"/>
+        </w:rPr>
+        <w:t>факторов, создающих потенциальную или реально существующую опасность нарушения безопасности информации.</w:t>
+      </w:r>
+    </w:p>
+    <w:p>
+      <w:pPr>
+        <w:spacing w:before="0" w:after="0" w:line="360" w:lineRule="auto"/>
+        <w:rPr>
+          <w:iCs/>
+          <w:szCs w:val="32"/>
+          <w:lang w:eastAsia="ru-RU"/>
+        </w:rPr>
+      </w:pPr>
+      <w:r>
+        <w:rPr>
+          <w:iCs/>
+          <w:szCs w:val="32"/>
+          <w:lang w:eastAsia="ru-RU"/>
+        </w:rPr>
+        <w:t>3</w:t>
+      </w:r>
+      <w:r>
+        <w:rPr>
+          <w:iCs/>
+          <w:szCs w:val="32"/>
+          <w:lang w:eastAsia="ru-RU"/>
+        </w:rPr>
+        <w:t>) У</w:t>
+      </w:r>
+      <w:r>
+        <w:rPr>
+          <w:iCs/>
+          <w:szCs w:val="32"/>
+          <w:lang w:eastAsia="ru-RU"/>
+        </w:rPr>
+        <w:t xml:space="preserve">язвимость: </w:t>
+      </w:r>
+      <w:r>
+        <w:rPr>
+          <w:iCs/>
+          <w:szCs w:val="32"/>
+          <w:lang w:eastAsia="ru-RU"/>
+        </w:rPr>
+        <w:t>Недостаток программного</w:t>
+      </w:r>
+      <w:r>
+        <w:rPr>
+          <w:iCs/>
+          <w:szCs w:val="32"/>
+          <w:lang w:eastAsia="ru-RU"/>
+        </w:rPr>
+        <w:t xml:space="preserve"> </w:t>
+      </w:r>
+      <w:r>
+        <w:rPr>
+          <w:iCs/>
+          <w:szCs w:val="32"/>
+          <w:lang w:eastAsia="ru-RU"/>
+        </w:rPr>
+        <w:t>средства или</w:t>
+      </w:r>
+      <w:r>
+        <w:rPr>
+          <w:iCs/>
+          <w:szCs w:val="32"/>
+          <w:lang w:eastAsia="ru-RU"/>
+        </w:rPr>
+        <w:t xml:space="preserve"> </w:t>
+      </w:r>
+      <w:r>
+        <w:rPr>
+          <w:iCs/>
+          <w:szCs w:val="32"/>
+          <w:lang w:eastAsia="ru-RU"/>
+        </w:rPr>
+        <w:t>информационной системы в целом, который (которая) может быть использована для реализации угроз</w:t>
+      </w:r>
+      <w:r>
+        <w:rPr>
+          <w:iCs/>
+          <w:szCs w:val="32"/>
+          <w:lang w:eastAsia="ru-RU"/>
+        </w:rPr>
+        <w:t xml:space="preserve"> </w:t>
+      </w:r>
+      <w:r>
+        <w:rPr>
+          <w:iCs/>
+          <w:szCs w:val="32"/>
+          <w:lang w:eastAsia="ru-RU"/>
+        </w:rPr>
+        <w:t>безопасности информации.</w:t>
+      </w:r>
+    </w:p>
+    <w:p>
+      <w:pPr>
+        <w:spacing w:before="0" w:after="0" w:line="360" w:lineRule="auto"/>
+        <w:rPr>
+          <w:iCs/>
+          <w:szCs w:val="32"/>
+          <w:lang w:eastAsia="ru-RU"/>
+        </w:rPr>
+      </w:pPr>
+      <w:r>
+        <w:rPr>
+          <w:iCs/>
+          <w:szCs w:val="32"/>
+          <w:lang w:eastAsia="ru-RU"/>
+        </w:rPr>
+        <w:t>4</w:t>
+      </w:r>
+      <w:r>
+        <w:rPr>
+          <w:iCs/>
+          <w:szCs w:val="32"/>
+          <w:lang w:eastAsia="ru-RU"/>
+        </w:rPr>
+        <w:t>) С</w:t>
+      </w:r>
+      <w:r>
+        <w:rPr>
+          <w:iCs/>
+          <w:szCs w:val="32"/>
+          <w:lang w:eastAsia="ru-RU"/>
+        </w:rPr>
+        <w:t>тепень опасности уязвимости: Мера, характеризующая подверженность информационной системы уязвимости и ее влияние на нарушение свойств безопасности</w:t>
+      </w:r>
+      <w:r>
+        <w:rPr>
+          <w:iCs/>
+          <w:szCs w:val="32"/>
+          <w:lang w:eastAsia="ru-RU"/>
+        </w:rPr>
+        <w:t xml:space="preserve"> </w:t>
+      </w:r>
+      <w:r>
+        <w:rPr>
+          <w:iCs/>
+          <w:szCs w:val="32"/>
+          <w:lang w:eastAsia="ru-RU"/>
+        </w:rPr>
+        <w:t>информации</w:t>
+      </w:r>
+      <w:r>
+        <w:rPr>
+          <w:iCs/>
+          <w:szCs w:val="32"/>
+          <w:lang w:eastAsia="ru-RU"/>
+        </w:rPr>
+        <w:t>.</w:t>
+      </w:r>
+    </w:p>
+    <w:p>
+      <w:pPr>
+        <w:spacing w:before="0" w:after="0" w:line="360" w:lineRule="auto"/>
+        <w:rPr>
+          <w:iCs/>
+          <w:szCs w:val="32"/>
+          <w:lang w:eastAsia="ru-RU"/>
+        </w:rPr>
+      </w:pPr>
+      <w:r>
+        <w:rPr>
+          <w:iCs/>
+          <w:szCs w:val="32"/>
+          <w:lang w:eastAsia="ru-RU"/>
+        </w:rPr>
+        <w:t>Стандарт вводит классификацию уязвимостей по области происхождения: уязвимости кода, уязвимости конфигурации уязвимости архитектуры и организационные уязвимости. Отдельного внимания заслуживают недостатки, связанные с переполнением буфера памяти: они возникают, когда ПО записывает данные за пределами выделенного буфера, что может приводить к аварийному завершению программы или выполнению нарушителем произвольного кода с правами учётной записи, от имени которой выполняется ПО. Этот тип недостатков наиболее актуален при исследовании уязвимостей операционных систем и сетевых сервисов.</w:t>
+      </w:r>
+    </w:p>
+    <w:p>
+      <w:pPr>
+        <w:spacing w:before="0" w:after="0" w:line="360" w:lineRule="auto"/>
+        <w:rPr>
+          <w:iCs/>
+          <w:szCs w:val="32"/>
+          <w:highlight w:val="yellow"/>
+          <w:lang w:eastAsia="ru-RU"/>
+        </w:rPr>
+      </w:pPr>
+      <w:r>
+        <w:rPr>
+          <w:iCs/>
+          <w:szCs w:val="32"/>
+          <w:highlight w:val="yellow"/>
+          <w:lang w:eastAsia="ru-RU"/>
+        </w:rPr>
+        <w:t>[</w:t>
+      </w:r>
+      <w:r>
+        <w:rPr>
+          <w:iCs/>
+          <w:szCs w:val="32"/>
+          <w:highlight w:val="yellow"/>
+          <w:lang w:eastAsia="ru-RU"/>
+        </w:rPr>
+        <w:t>https://internet-law.ru/</w:t>
+      </w:r>
+      <w:proofErr w:type="spellStart"/>
+      <w:r>
+        <w:rPr>
+          <w:iCs/>
+          <w:szCs w:val="32"/>
+          <w:highlight w:val="yellow"/>
+          <w:lang w:eastAsia="ru-RU"/>
+        </w:rPr>
+        <w:t>gosts</w:t>
+      </w:r>
+      <w:proofErr w:type="spellEnd"/>
+      <w:r>
+        <w:rPr>
+          <w:iCs/>
+          <w:szCs w:val="32"/>
+          <w:highlight w:val="yellow"/>
+          <w:lang w:eastAsia="ru-RU"/>
+        </w:rPr>
+        <w:t>/</w:t>
+      </w:r>
+      <w:proofErr w:type="spellStart"/>
+      <w:r>
+        <w:rPr>
+          <w:iCs/>
+          <w:szCs w:val="32"/>
+          <w:highlight w:val="yellow"/>
+          <w:lang w:eastAsia="ru-RU"/>
+        </w:rPr>
+        <w:t>gost</w:t>
+      </w:r>
+      <w:proofErr w:type="spellEnd"/>
+      <w:r>
+        <w:rPr>
+          <w:iCs/>
+          <w:szCs w:val="32"/>
+          <w:highlight w:val="yellow"/>
+          <w:lang w:eastAsia="ru-RU"/>
+        </w:rPr>
+        <w:t>/60628/</w:t>
+      </w:r>
+      <w:r>
+        <w:rPr>
+          <w:iCs/>
+          <w:szCs w:val="32"/>
+          <w:highlight w:val="yellow"/>
+          <w:lang w:eastAsia="ru-RU"/>
+        </w:rPr>
+        <w:t>]</w:t>
       </w:r>
     </w:p>
     <w:p>
@@ -5220,19 +5507,21 @@
       </w:pPr>
       <w:r>
         <w:rPr>
-          <w:iCs/>
-          <w:szCs w:val="32"/>
-          <w:lang w:eastAsia="ru-RU"/>
-        </w:rPr>
-        <w:t xml:space="preserve">В </w:t>
-      </w:r>
-      <w:r>
-        <w:rPr>
-          <w:iCs/>
-          <w:szCs w:val="32"/>
-          <w:lang w:eastAsia="ru-RU"/>
-        </w:rPr>
-        <w:t>общем виде аудитор выполняет следующую последовательность</w:t>
+          <w:b/>
+          <w:bCs/>
+          <w:iCs/>
+          <w:szCs w:val="32"/>
+          <w:lang w:eastAsia="ru-RU"/>
+        </w:rPr>
+        <w:t>Аудит исходных текстов программного обеспечения</w:t>
+      </w:r>
+      <w:r>
+        <w:rPr>
+          <w:iCs/>
+          <w:szCs w:val="32"/>
+          <w:lang w:eastAsia="ru-RU"/>
+        </w:rPr>
+        <w:t xml:space="preserve"> представляет собой процесс автоматического сканирования исходных текстов ПО с целью выявления определенных синтаксических конструкций, про которые априорно известно, что при определенных информационных воздействиях они потенциально опасны. Данный вид анализа</w:t>
       </w:r>
       <w:r>
         <w:rPr>
@@ -5248,7 +5537,1472 @@
           <w:szCs w:val="32"/>
           <w:lang w:eastAsia="ru-RU"/>
         </w:rPr>
-        <w:t>технологических операций:</w:t>
+        <w:t>основан на том, что в большинстве случаев выявляемые изъяны ПО практически не зависят от его специфики и повторяются в различных программах. Этот класс изъянов называют конструктивными, и они обусловлены, в основном, нарушениями общих принципов безопасного программирования</w:t>
+      </w:r>
+      <w:r>
+        <w:rPr>
+          <w:iCs/>
+          <w:szCs w:val="32"/>
+          <w:lang w:eastAsia="ru-RU"/>
+        </w:rPr>
+        <w:t>.</w:t>
+      </w:r>
+    </w:p>
+    <w:p>
+      <w:pPr>
+        <w:spacing w:before="0" w:after="0" w:line="360" w:lineRule="auto"/>
+        <w:ind w:firstLine="633"/>
+        <w:rPr>
+          <w:iCs/>
+          <w:szCs w:val="32"/>
+          <w:lang w:eastAsia="ru-RU"/>
+        </w:rPr>
+      </w:pPr>
+      <w:r>
+        <w:rPr>
+          <w:b/>
+          <w:bCs/>
+          <w:iCs/>
+          <w:szCs w:val="32"/>
+          <w:lang w:eastAsia="ru-RU"/>
+        </w:rPr>
+        <w:t>Динамическое тестирование нагрузкой</w:t>
+      </w:r>
+      <w:r>
+        <w:rPr>
+          <w:iCs/>
+          <w:szCs w:val="32"/>
+          <w:lang w:eastAsia="ru-RU"/>
+        </w:rPr>
+        <w:t xml:space="preserve"> («</w:t>
+      </w:r>
+      <w:proofErr w:type="spellStart"/>
+      <w:r>
+        <w:rPr>
+          <w:iCs/>
+          <w:szCs w:val="32"/>
+          <w:lang w:eastAsia="ru-RU"/>
+        </w:rPr>
+        <w:t>фаззинг</w:t>
+      </w:r>
+      <w:proofErr w:type="spellEnd"/>
+      <w:r>
+        <w:rPr>
+          <w:iCs/>
+          <w:szCs w:val="32"/>
+          <w:lang w:eastAsia="ru-RU"/>
+        </w:rPr>
+        <w:t>») основано на анализе поведения реально функционирующей системы при подаче на ее входы различных информационных</w:t>
+      </w:r>
+      <w:r>
+        <w:rPr>
+          <w:iCs/>
+          <w:szCs w:val="32"/>
+          <w:lang w:eastAsia="ru-RU"/>
+        </w:rPr>
+        <w:t xml:space="preserve"> </w:t>
+      </w:r>
+      <w:r>
+        <w:rPr>
+          <w:iCs/>
+          <w:szCs w:val="32"/>
+          <w:lang w:eastAsia="ru-RU"/>
+        </w:rPr>
+        <w:t>воздействий. При помощи данного подхода были выявлены уязвимости в большом числе</w:t>
+      </w:r>
+      <w:r>
+        <w:rPr>
+          <w:iCs/>
+          <w:szCs w:val="32"/>
+          <w:lang w:eastAsia="ru-RU"/>
+        </w:rPr>
+        <w:t xml:space="preserve"> </w:t>
+      </w:r>
+      <w:r>
+        <w:rPr>
+          <w:iCs/>
+          <w:szCs w:val="32"/>
+          <w:lang w:eastAsia="ru-RU"/>
+        </w:rPr>
+        <w:t>реально работающих систем. Однако сам процесс тестирования не имеет какого-либо</w:t>
+      </w:r>
+      <w:r>
+        <w:rPr>
+          <w:iCs/>
+          <w:szCs w:val="32"/>
+          <w:lang w:eastAsia="ru-RU"/>
+        </w:rPr>
+        <w:t xml:space="preserve"> </w:t>
+      </w:r>
+      <w:r>
+        <w:rPr>
+          <w:iCs/>
+          <w:szCs w:val="32"/>
+          <w:lang w:eastAsia="ru-RU"/>
+        </w:rPr>
+        <w:t>системного характера, и выявление уязвимостей носит случайный характер. При помощи</w:t>
+      </w:r>
+      <w:r>
+        <w:rPr>
+          <w:iCs/>
+          <w:szCs w:val="32"/>
+          <w:lang w:eastAsia="ru-RU"/>
+        </w:rPr>
+        <w:t xml:space="preserve"> </w:t>
+      </w:r>
+      <w:r>
+        <w:rPr>
+          <w:iCs/>
+          <w:szCs w:val="32"/>
+          <w:lang w:eastAsia="ru-RU"/>
+        </w:rPr>
+        <w:t>«</w:t>
+      </w:r>
+      <w:proofErr w:type="spellStart"/>
+      <w:r>
+        <w:rPr>
+          <w:iCs/>
+          <w:szCs w:val="32"/>
+          <w:lang w:eastAsia="ru-RU"/>
+        </w:rPr>
+        <w:t>фаззинга</w:t>
+      </w:r>
+      <w:proofErr w:type="spellEnd"/>
+      <w:r>
+        <w:rPr>
+          <w:iCs/>
+          <w:szCs w:val="32"/>
+          <w:lang w:eastAsia="ru-RU"/>
+        </w:rPr>
+        <w:t>» можно успешно атаковать систему, однако предоставить какие-либо гарантии</w:t>
+      </w:r>
+      <w:r>
+        <w:rPr>
+          <w:iCs/>
+          <w:szCs w:val="32"/>
+          <w:lang w:eastAsia="ru-RU"/>
+        </w:rPr>
+        <w:t xml:space="preserve"> </w:t>
+      </w:r>
+      <w:r>
+        <w:rPr>
+          <w:iCs/>
+          <w:szCs w:val="32"/>
+          <w:lang w:eastAsia="ru-RU"/>
+        </w:rPr>
+        <w:t xml:space="preserve">защищенности в случае отсутствия успешных атак невозможно. </w:t>
+      </w:r>
+      <w:r>
+        <w:rPr>
+          <w:iCs/>
+          <w:szCs w:val="32"/>
+          <w:highlight w:val="yellow"/>
+          <w:lang w:eastAsia="ru-RU"/>
+        </w:rPr>
+        <w:t>[https://journal.</w:t>
+      </w:r>
+      <w:proofErr w:type="spellStart"/>
+      <w:r>
+        <w:rPr>
+          <w:iCs/>
+          <w:szCs w:val="32"/>
+          <w:highlight w:val="yellow"/>
+          <w:lang w:eastAsia="ru-RU"/>
+        </w:rPr>
+        <w:t>tusur</w:t>
+      </w:r>
+      <w:proofErr w:type="spellEnd"/>
+      <w:r>
+        <w:rPr>
+          <w:iCs/>
+          <w:szCs w:val="32"/>
+          <w:highlight w:val="yellow"/>
+          <w:lang w:eastAsia="ru-RU"/>
+        </w:rPr>
+        <w:t>.</w:t>
+      </w:r>
+      <w:proofErr w:type="spellStart"/>
+      <w:r>
+        <w:rPr>
+          <w:iCs/>
+          <w:szCs w:val="32"/>
+          <w:highlight w:val="yellow"/>
+          <w:lang w:eastAsia="ru-RU"/>
+        </w:rPr>
+        <w:t>ru</w:t>
+      </w:r>
+      <w:proofErr w:type="spellEnd"/>
+      <w:r>
+        <w:rPr>
+          <w:iCs/>
+          <w:szCs w:val="32"/>
+          <w:highlight w:val="yellow"/>
+          <w:lang w:eastAsia="ru-RU"/>
+        </w:rPr>
+        <w:t>/storage/46811/51-53.pdf?1467260964]</w:t>
+      </w:r>
+    </w:p>
+    <w:p>
+      <w:pPr>
+        <w:spacing w:before="0" w:after="0" w:line="360" w:lineRule="auto"/>
+        <w:rPr>
+          <w:iCs/>
+          <w:szCs w:val="32"/>
+          <w:lang w:eastAsia="ru-RU"/>
+        </w:rPr>
+      </w:pPr>
+    </w:p>
+    <w:p>
+      <w:pPr>
+        <w:spacing w:before="0" w:after="0" w:line="360" w:lineRule="auto"/>
+        <w:ind w:firstLine="633"/>
+        <w:rPr>
+          <w:b/>
+          <w:bCs/>
+          <w:iCs/>
+          <w:szCs w:val="32"/>
+          <w:lang w:eastAsia="ru-RU"/>
+        </w:rPr>
+      </w:pPr>
+      <w:r>
+        <w:rPr>
+          <w:b/>
+          <w:bCs/>
+          <w:iCs/>
+          <w:szCs w:val="32"/>
+          <w:lang w:eastAsia="ru-RU"/>
+        </w:rPr>
+        <w:t>Глава 1.</w:t>
+      </w:r>
+      <w:r>
+        <w:rPr>
+          <w:b/>
+          <w:bCs/>
+          <w:iCs/>
+          <w:szCs w:val="32"/>
+          <w:lang w:eastAsia="ru-RU"/>
+        </w:rPr>
+        <w:t>2</w:t>
+      </w:r>
+      <w:r>
+        <w:rPr>
+          <w:b/>
+          <w:bCs/>
+          <w:iCs/>
+          <w:szCs w:val="32"/>
+          <w:lang w:eastAsia="ru-RU"/>
+        </w:rPr>
+        <w:t xml:space="preserve">. </w:t>
+      </w:r>
+      <w:r>
+        <w:rPr>
+          <w:b/>
+          <w:bCs/>
+          <w:iCs/>
+          <w:szCs w:val="32"/>
+          <w:lang w:eastAsia="ru-RU"/>
+        </w:rPr>
+        <w:t>С</w:t>
+      </w:r>
+      <w:r>
+        <w:rPr>
+          <w:b/>
+          <w:bCs/>
+          <w:iCs/>
+          <w:szCs w:val="32"/>
+          <w:lang w:eastAsia="ru-RU"/>
+        </w:rPr>
+        <w:t>редства выявления</w:t>
+      </w:r>
+      <w:r>
+        <w:rPr>
+          <w:b/>
+          <w:bCs/>
+          <w:iCs/>
+          <w:szCs w:val="32"/>
+          <w:lang w:eastAsia="ru-RU"/>
+        </w:rPr>
+        <w:t xml:space="preserve"> и оценки</w:t>
+      </w:r>
+      <w:r>
+        <w:rPr>
+          <w:b/>
+          <w:bCs/>
+          <w:iCs/>
+          <w:szCs w:val="32"/>
+          <w:lang w:eastAsia="ru-RU"/>
+        </w:rPr>
+        <w:t xml:space="preserve"> уязвимостей программного обеспечения</w:t>
+      </w:r>
+    </w:p>
+    <w:p>
+      <w:pPr>
+        <w:spacing w:before="0" w:after="0" w:line="360" w:lineRule="auto"/>
+        <w:ind w:firstLine="633"/>
+        <w:rPr>
+          <w:iCs/>
+          <w:szCs w:val="32"/>
+          <w:lang w:eastAsia="ru-RU"/>
+        </w:rPr>
+      </w:pPr>
+      <w:r>
+        <w:rPr>
+          <w:iCs/>
+          <w:szCs w:val="32"/>
+          <w:lang w:eastAsia="ru-RU"/>
+        </w:rPr>
+        <w:t>В подавляющем большинстве случаев активизация уязвимостей ПО происходит при</w:t>
+      </w:r>
+      <w:r>
+        <w:rPr>
+          <w:iCs/>
+          <w:szCs w:val="32"/>
+          <w:lang w:eastAsia="ru-RU"/>
+        </w:rPr>
+        <w:t xml:space="preserve"> </w:t>
+      </w:r>
+      <w:r>
+        <w:rPr>
+          <w:iCs/>
+          <w:szCs w:val="32"/>
+          <w:lang w:eastAsia="ru-RU"/>
+        </w:rPr>
+        <w:t xml:space="preserve">поступлении в информационную систему векторов данных определенного вида и структуры, которые называются информационными воздействиями. </w:t>
+      </w:r>
+    </w:p>
+    <w:p>
+      <w:pPr>
+        <w:spacing w:before="0" w:after="0" w:line="360" w:lineRule="auto"/>
+        <w:ind w:firstLine="633"/>
+        <w:rPr>
+          <w:iCs/>
+          <w:szCs w:val="32"/>
+          <w:lang w:eastAsia="ru-RU"/>
+        </w:rPr>
+      </w:pPr>
+      <w:r>
+        <w:rPr>
+          <w:b/>
+          <w:bCs/>
+          <w:iCs/>
+          <w:szCs w:val="32"/>
+          <w:lang w:eastAsia="ru-RU"/>
+        </w:rPr>
+        <w:t>Nmap</w:t>
+      </w:r>
+      <w:r>
+        <w:rPr>
+          <w:b/>
+          <w:bCs/>
+          <w:iCs/>
+          <w:szCs w:val="32"/>
+          <w:lang w:eastAsia="ru-RU"/>
+        </w:rPr>
+        <w:t xml:space="preserve"> </w:t>
+      </w:r>
+      <w:r>
+        <w:rPr>
+          <w:iCs/>
+          <w:szCs w:val="32"/>
+          <w:lang w:eastAsia="ru-RU"/>
+        </w:rPr>
+        <w:t>–</w:t>
+      </w:r>
+      <w:r>
+        <w:rPr>
+          <w:iCs/>
+          <w:szCs w:val="32"/>
+          <w:lang w:eastAsia="ru-RU"/>
+        </w:rPr>
+        <w:t xml:space="preserve"> </w:t>
+      </w:r>
+      <w:r>
+        <w:rPr>
+          <w:iCs/>
+          <w:szCs w:val="32"/>
+          <w:lang w:eastAsia="ru-RU"/>
+        </w:rPr>
+        <w:t>это инструмент с открытым исходным кодом для исследования сети и аудита безопасности.</w:t>
+      </w:r>
+      <w:r>
+        <w:rPr>
+          <w:iCs/>
+          <w:szCs w:val="32"/>
+          <w:lang w:eastAsia="ru-RU"/>
+        </w:rPr>
+        <w:t xml:space="preserve"> </w:t>
+      </w:r>
+      <w:r>
+        <w:rPr>
+          <w:iCs/>
+          <w:szCs w:val="32"/>
+          <w:lang w:eastAsia="ru-RU"/>
+        </w:rPr>
+        <w:t>Он был разработан для быстрого сканирования больших сетей, хотя отлично справляется и с отдельными хостами.</w:t>
+      </w:r>
+      <w:r>
+        <w:rPr>
+          <w:iCs/>
+          <w:szCs w:val="32"/>
+          <w:lang w:eastAsia="ru-RU"/>
+        </w:rPr>
+        <w:t xml:space="preserve"> </w:t>
+      </w:r>
+      <w:r>
+        <w:rPr>
+          <w:iCs/>
+          <w:szCs w:val="32"/>
+          <w:lang w:eastAsia="ru-RU"/>
+        </w:rPr>
+        <w:t>Nmap использует необработанные IP-пакеты для определения доступных в сети хостов, предлагаемых ими сервисов (название и версия приложения), операционных систем (и их версий), используемых типов фильтров пакетов/брандмауэров и десятков других характеристик</w:t>
+      </w:r>
+      <w:r>
+        <w:rPr>
+          <w:iCs/>
+          <w:szCs w:val="32"/>
+          <w:lang w:eastAsia="ru-RU"/>
+        </w:rPr>
+        <w:t>.</w:t>
+      </w:r>
+    </w:p>
+    <w:p>
+      <w:pPr>
+        <w:spacing w:before="0" w:after="0" w:line="360" w:lineRule="auto"/>
+        <w:ind w:firstLine="0"/>
+        <w:rPr>
+          <w:iCs/>
+          <w:szCs w:val="32"/>
+          <w:highlight w:val="yellow"/>
+          <w:lang w:eastAsia="ru-RU"/>
+        </w:rPr>
+      </w:pPr>
+      <w:r>
+        <w:rPr>
+          <w:iCs/>
+          <w:szCs w:val="32"/>
+          <w:highlight w:val="yellow"/>
+          <w:lang w:eastAsia="ru-RU"/>
+        </w:rPr>
+        <w:t>[</w:t>
+      </w:r>
+      <w:hyperlink r:id="rId5" w:history="1">
+        <w:r>
+          <w:rPr>
+            <w:highlight w:val="yellow"/>
+            <w:lang w:eastAsia="ru-RU"/>
+          </w:rPr>
+          <w:t>https://nmap.org/book/man.html</w:t>
+        </w:r>
+      </w:hyperlink>
+      <w:r>
+        <w:rPr>
+          <w:iCs/>
+          <w:szCs w:val="32"/>
+          <w:highlight w:val="yellow"/>
+          <w:lang w:eastAsia="ru-RU"/>
+        </w:rPr>
+        <w:t>]</w:t>
+      </w:r>
+    </w:p>
+    <w:p>
+      <w:pPr>
+        <w:spacing w:before="0" w:after="0" w:line="360" w:lineRule="auto"/>
+        <w:ind w:firstLine="633"/>
+        <w:rPr>
+          <w:iCs/>
+          <w:szCs w:val="32"/>
+          <w:lang w:val="en-US" w:eastAsia="ru-RU"/>
+        </w:rPr>
+      </w:pPr>
+      <w:r>
+        <w:rPr>
+          <w:b/>
+          <w:bCs/>
+          <w:iCs/>
+          <w:szCs w:val="32"/>
+          <w:lang w:eastAsia="ru-RU"/>
+        </w:rPr>
+        <w:t>O</w:t>
+      </w:r>
+      <w:r>
+        <w:rPr>
+          <w:b/>
+          <w:bCs/>
+          <w:iCs/>
+          <w:szCs w:val="32"/>
+          <w:lang w:val="en-US" w:eastAsia="ru-RU"/>
+        </w:rPr>
+        <w:t>pen</w:t>
+      </w:r>
+      <w:r>
+        <w:rPr>
+          <w:b/>
+          <w:bCs/>
+          <w:iCs/>
+          <w:szCs w:val="32"/>
+          <w:lang w:eastAsia="ru-RU"/>
+        </w:rPr>
+        <w:t>VAS</w:t>
+      </w:r>
+      <w:r>
+        <w:rPr>
+          <w:iCs/>
+          <w:szCs w:val="32"/>
+          <w:lang w:eastAsia="ru-RU"/>
+        </w:rPr>
+        <w:t xml:space="preserve"> </w:t>
+      </w:r>
+      <w:r>
+        <w:rPr>
+          <w:iCs/>
+          <w:szCs w:val="32"/>
+          <w:lang w:eastAsia="ru-RU"/>
+        </w:rPr>
+        <w:t>–</w:t>
+      </w:r>
+      <w:r>
+        <w:rPr>
+          <w:iCs/>
+          <w:szCs w:val="32"/>
+          <w:lang w:eastAsia="ru-RU"/>
+        </w:rPr>
+        <w:t xml:space="preserve"> это полнофункциональный сканер уязвимостей. Его возможности включают тестирование без аутентификации и с аутентификацией, различные высокоуровневые и низкоуровневые интернет-протоколы и промышленные протоколы, настройку производительности для крупномасштабного сканирования и мощный внутренний язык программирования для реализации любых тестов на уязвимости.</w:t>
+      </w:r>
+    </w:p>
+    <w:p>
+      <w:pPr>
+        <w:spacing w:before="0" w:after="0" w:line="360" w:lineRule="auto"/>
+        <w:ind w:firstLine="0"/>
+        <w:rPr>
+          <w:iCs/>
+          <w:szCs w:val="32"/>
+          <w:highlight w:val="yellow"/>
+          <w:lang w:eastAsia="ru-RU"/>
+        </w:rPr>
+      </w:pPr>
+      <w:r>
+        <w:rPr>
+          <w:iCs/>
+          <w:szCs w:val="32"/>
+          <w:highlight w:val="yellow"/>
+          <w:lang w:eastAsia="ru-RU"/>
+        </w:rPr>
+        <w:t>[</w:t>
+      </w:r>
+      <w:r>
+        <w:rPr>
+          <w:iCs/>
+          <w:szCs w:val="32"/>
+          <w:highlight w:val="yellow"/>
+          <w:lang w:eastAsia="ru-RU"/>
+        </w:rPr>
+        <w:t>https://greenbone.github.io/docs/latest/background.html#architecture</w:t>
+      </w:r>
+      <w:r>
+        <w:rPr>
+          <w:iCs/>
+          <w:szCs w:val="32"/>
+          <w:highlight w:val="yellow"/>
+          <w:lang w:eastAsia="ru-RU"/>
+        </w:rPr>
+        <w:t>]</w:t>
+      </w:r>
+    </w:p>
+    <w:p>
+      <w:pPr>
+        <w:spacing w:before="0" w:after="0" w:line="360" w:lineRule="auto"/>
+        <w:ind w:firstLine="633"/>
+        <w:rPr>
+          <w:iCs/>
+          <w:szCs w:val="32"/>
+          <w:lang w:eastAsia="ru-RU"/>
+        </w:rPr>
+      </w:pPr>
+      <w:proofErr w:type="spellStart"/>
+      <w:r>
+        <w:rPr>
+          <w:b/>
+          <w:bCs/>
+          <w:iCs/>
+          <w:szCs w:val="32"/>
+          <w:lang w:eastAsia="ru-RU"/>
+        </w:rPr>
+        <w:t>Nikto</w:t>
+      </w:r>
+      <w:proofErr w:type="spellEnd"/>
+      <w:r>
+        <w:rPr>
+          <w:iCs/>
+          <w:szCs w:val="32"/>
+          <w:lang w:eastAsia="ru-RU"/>
+        </w:rPr>
+        <w:t xml:space="preserve"> </w:t>
+      </w:r>
+      <w:r>
+        <w:rPr>
+          <w:iCs/>
+          <w:szCs w:val="32"/>
+          <w:lang w:eastAsia="ru-RU"/>
+        </w:rPr>
+        <w:t>–</w:t>
+      </w:r>
+      <w:r>
+        <w:rPr>
+          <w:iCs/>
+          <w:szCs w:val="32"/>
+          <w:lang w:eastAsia="ru-RU"/>
+        </w:rPr>
+        <w:t xml:space="preserve"> </w:t>
+      </w:r>
+      <w:r>
+        <w:rPr>
+          <w:iCs/>
+          <w:szCs w:val="32"/>
+          <w:lang w:eastAsia="ru-RU"/>
+        </w:rPr>
+        <w:t xml:space="preserve">это сканер веб-серверов с открытым исходным кодом, который выполняет комплексное тестирование веб-серверов на наличие множества элементов, в том числе тысяч потенциально опасных файлов/программ, проверяет наличие устаревших версий более 1500 серверных компонентов и проблем, связанных с конкретными версиями, на сотнях серверов. Он также проверяет элементы конфигурации сервера, такие как наличие нескольких индексных файлов, параметры HTTP-сервера, и пытается определить установленные веб-серверы и программное обеспечение. </w:t>
+      </w:r>
+    </w:p>
+    <w:p>
+      <w:pPr>
+        <w:spacing w:before="0" w:after="0" w:line="360" w:lineRule="auto"/>
+        <w:ind w:firstLine="0"/>
+        <w:rPr>
+          <w:iCs/>
+          <w:szCs w:val="32"/>
+          <w:highlight w:val="yellow"/>
+          <w:lang w:eastAsia="ru-RU"/>
+        </w:rPr>
+      </w:pPr>
+      <w:r>
+        <w:rPr>
+          <w:iCs/>
+          <w:szCs w:val="32"/>
+          <w:highlight w:val="yellow"/>
+          <w:lang w:eastAsia="ru-RU"/>
+        </w:rPr>
+        <w:t>[</w:t>
+      </w:r>
+      <w:r>
+        <w:rPr>
+          <w:iCs/>
+          <w:szCs w:val="32"/>
+          <w:highlight w:val="yellow"/>
+          <w:lang w:eastAsia="ru-RU"/>
+        </w:rPr>
+        <w:t>https://</w:t>
+      </w:r>
+      <w:proofErr w:type="spellStart"/>
+      <w:r>
+        <w:rPr>
+          <w:iCs/>
+          <w:szCs w:val="32"/>
+          <w:highlight w:val="yellow"/>
+          <w:lang w:eastAsia="ru-RU"/>
+        </w:rPr>
+        <w:t>github</w:t>
+      </w:r>
+      <w:proofErr w:type="spellEnd"/>
+      <w:r>
+        <w:rPr>
+          <w:iCs/>
+          <w:szCs w:val="32"/>
+          <w:highlight w:val="yellow"/>
+          <w:lang w:eastAsia="ru-RU"/>
+        </w:rPr>
+        <w:t>.com/</w:t>
+      </w:r>
+      <w:proofErr w:type="spellStart"/>
+      <w:r>
+        <w:rPr>
+          <w:iCs/>
+          <w:szCs w:val="32"/>
+          <w:highlight w:val="yellow"/>
+          <w:lang w:eastAsia="ru-RU"/>
+        </w:rPr>
+        <w:t>sullo</w:t>
+      </w:r>
+      <w:proofErr w:type="spellEnd"/>
+      <w:r>
+        <w:rPr>
+          <w:iCs/>
+          <w:szCs w:val="32"/>
+          <w:highlight w:val="yellow"/>
+          <w:lang w:eastAsia="ru-RU"/>
+        </w:rPr>
+        <w:t>/</w:t>
+      </w:r>
+      <w:proofErr w:type="spellStart"/>
+      <w:r>
+        <w:rPr>
+          <w:iCs/>
+          <w:szCs w:val="32"/>
+          <w:highlight w:val="yellow"/>
+          <w:lang w:eastAsia="ru-RU"/>
+        </w:rPr>
+        <w:t>nikto</w:t>
+      </w:r>
+      <w:proofErr w:type="spellEnd"/>
+      <w:r>
+        <w:rPr>
+          <w:iCs/>
+          <w:szCs w:val="32"/>
+          <w:highlight w:val="yellow"/>
+          <w:lang w:eastAsia="ru-RU"/>
+        </w:rPr>
+        <w:t>/wiki/Overview-&amp;-Description</w:t>
+      </w:r>
+      <w:r>
+        <w:rPr>
+          <w:iCs/>
+          <w:szCs w:val="32"/>
+          <w:highlight w:val="yellow"/>
+          <w:lang w:eastAsia="ru-RU"/>
+        </w:rPr>
+        <w:t>]</w:t>
+      </w:r>
+    </w:p>
+    <w:p>
+      <w:pPr>
+        <w:spacing w:before="0" w:after="0" w:line="360" w:lineRule="auto"/>
+        <w:ind w:firstLine="633"/>
+        <w:rPr>
+          <w:iCs/>
+          <w:szCs w:val="32"/>
+          <w:lang w:eastAsia="ru-RU"/>
+        </w:rPr>
+      </w:pPr>
+      <w:proofErr w:type="spellStart"/>
+      <w:r>
+        <w:rPr>
+          <w:b/>
+          <w:bCs/>
+          <w:iCs/>
+          <w:szCs w:val="32"/>
+          <w:lang w:eastAsia="ru-RU"/>
+        </w:rPr>
+        <w:t>OpenSCAP</w:t>
+      </w:r>
+      <w:proofErr w:type="spellEnd"/>
+      <w:r>
+        <w:rPr>
+          <w:b/>
+          <w:bCs/>
+          <w:iCs/>
+          <w:szCs w:val="32"/>
+          <w:lang w:eastAsia="ru-RU"/>
+        </w:rPr>
+        <w:t xml:space="preserve"> </w:t>
+      </w:r>
+      <w:r>
+        <w:rPr>
+          <w:iCs/>
+          <w:szCs w:val="32"/>
+          <w:lang w:eastAsia="ru-RU"/>
+        </w:rPr>
+        <w:t>использует</w:t>
+      </w:r>
+      <w:r>
+        <w:rPr>
+          <w:iCs/>
+          <w:szCs w:val="32"/>
+          <w:lang w:eastAsia="ru-RU"/>
+        </w:rPr>
+        <w:t xml:space="preserve"> </w:t>
+      </w:r>
+      <w:r>
+        <w:rPr>
+          <w:iCs/>
+          <w:szCs w:val="32"/>
+          <w:lang w:eastAsia="ru-RU"/>
+        </w:rPr>
+        <w:t>SCAP</w:t>
+      </w:r>
+      <w:r>
+        <w:rPr>
+          <w:iCs/>
+          <w:szCs w:val="32"/>
+          <w:lang w:eastAsia="ru-RU"/>
+        </w:rPr>
+        <w:t xml:space="preserve"> </w:t>
+      </w:r>
+      <w:r>
+        <w:rPr>
+          <w:iCs/>
+          <w:szCs w:val="32"/>
+          <w:lang w:eastAsia="ru-RU"/>
+        </w:rPr>
+        <w:t>–</w:t>
+      </w:r>
+      <w:r>
+        <w:rPr>
+          <w:iCs/>
+          <w:szCs w:val="32"/>
+          <w:lang w:eastAsia="ru-RU"/>
+        </w:rPr>
+        <w:t xml:space="preserve"> линейку спецификаций, поддерживаемых</w:t>
+      </w:r>
+      <w:r>
+        <w:rPr>
+          <w:iCs/>
+          <w:szCs w:val="32"/>
+          <w:lang w:eastAsia="ru-RU"/>
+        </w:rPr>
+        <w:t xml:space="preserve"> </w:t>
+      </w:r>
+      <w:r>
+        <w:rPr>
+          <w:iCs/>
+          <w:szCs w:val="32"/>
+          <w:lang w:eastAsia="ru-RU"/>
+        </w:rPr>
+        <w:t>Национальным институтом стандартов и технологий. SCAP был создан для обеспечения стандартизированного подхода к поддержанию безопасности системы. Новые спецификации регулируются стандартом SCAP</w:t>
+      </w:r>
+      <w:r>
+        <w:rPr>
+          <w:iCs/>
+          <w:szCs w:val="32"/>
+          <w:lang w:eastAsia="ru-RU"/>
+        </w:rPr>
+        <w:t xml:space="preserve"> </w:t>
+      </w:r>
+      <w:r>
+        <w:rPr>
+          <w:iCs/>
+          <w:szCs w:val="32"/>
+          <w:lang w:eastAsia="ru-RU"/>
+        </w:rPr>
+        <w:t>цикла выпуска</w:t>
+      </w:r>
+      <w:r>
+        <w:rPr>
+          <w:iCs/>
+          <w:szCs w:val="32"/>
+          <w:lang w:eastAsia="ru-RU"/>
+        </w:rPr>
+        <w:t xml:space="preserve"> </w:t>
+      </w:r>
+      <w:r>
+        <w:rPr>
+          <w:iCs/>
+          <w:szCs w:val="32"/>
+          <w:lang w:eastAsia="ru-RU"/>
+        </w:rPr>
+        <w:t xml:space="preserve">Национального института стандартов и технологий США, чтобы обеспечить единообразный и воспроизводимый процесс внесения изменений. </w:t>
+      </w:r>
+      <w:proofErr w:type="spellStart"/>
+      <w:r>
+        <w:rPr>
+          <w:iCs/>
+          <w:szCs w:val="32"/>
+          <w:lang w:eastAsia="ru-RU"/>
+        </w:rPr>
+        <w:t>OpenSCAP</w:t>
+      </w:r>
+      <w:proofErr w:type="spellEnd"/>
+      <w:r>
+        <w:rPr>
+          <w:iCs/>
+          <w:szCs w:val="32"/>
+          <w:lang w:eastAsia="ru-RU"/>
+        </w:rPr>
+        <w:t xml:space="preserve"> в основном обрабатывает</w:t>
+      </w:r>
+      <w:r>
+        <w:rPr>
+          <w:iCs/>
+          <w:szCs w:val="32"/>
+          <w:lang w:eastAsia="ru-RU"/>
+        </w:rPr>
+        <w:t xml:space="preserve"> </w:t>
+      </w:r>
+      <w:r>
+        <w:rPr>
+          <w:iCs/>
+          <w:szCs w:val="32"/>
+          <w:lang w:eastAsia="ru-RU"/>
+        </w:rPr>
+        <w:t>XCCDF, который является стандартным способом представления содержимого чек-листов и определяет чек-листы по безопасности. Он также сочетается с другими спецификациями, такими как</w:t>
+      </w:r>
+      <w:r>
+        <w:rPr>
+          <w:iCs/>
+          <w:szCs w:val="32"/>
+          <w:lang w:eastAsia="ru-RU"/>
+        </w:rPr>
+        <w:t xml:space="preserve"> </w:t>
+      </w:r>
+      <w:r>
+        <w:rPr>
+          <w:iCs/>
+          <w:szCs w:val="32"/>
+          <w:lang w:eastAsia="ru-RU"/>
+        </w:rPr>
+        <w:t>CPE,</w:t>
+      </w:r>
+      <w:r>
+        <w:rPr>
+          <w:iCs/>
+          <w:szCs w:val="32"/>
+          <w:lang w:eastAsia="ru-RU"/>
+        </w:rPr>
+        <w:t xml:space="preserve"> </w:t>
+      </w:r>
+      <w:r>
+        <w:rPr>
+          <w:iCs/>
+          <w:szCs w:val="32"/>
+          <w:lang w:eastAsia="ru-RU"/>
+        </w:rPr>
+        <w:t>CCE</w:t>
+      </w:r>
+      <w:r>
+        <w:rPr>
+          <w:iCs/>
+          <w:szCs w:val="32"/>
+          <w:lang w:eastAsia="ru-RU"/>
+        </w:rPr>
+        <w:t xml:space="preserve"> </w:t>
+      </w:r>
+      <w:r>
+        <w:rPr>
+          <w:iCs/>
+          <w:szCs w:val="32"/>
+          <w:lang w:eastAsia="ru-RU"/>
+        </w:rPr>
+        <w:t>и</w:t>
+      </w:r>
+      <w:r>
+        <w:rPr>
+          <w:iCs/>
+          <w:szCs w:val="32"/>
+          <w:lang w:eastAsia="ru-RU"/>
+        </w:rPr>
+        <w:t xml:space="preserve"> </w:t>
+      </w:r>
+      <w:r>
+        <w:rPr>
+          <w:iCs/>
+          <w:szCs w:val="32"/>
+          <w:lang w:eastAsia="ru-RU"/>
+        </w:rPr>
+        <w:t>OV</w:t>
+      </w:r>
+      <w:r>
+        <w:rPr>
+          <w:iCs/>
+          <w:szCs w:val="32"/>
+          <w:lang w:eastAsia="ru-RU"/>
+        </w:rPr>
+        <w:t>A</w:t>
+      </w:r>
+      <w:r>
+        <w:rPr>
+          <w:iCs/>
+          <w:szCs w:val="32"/>
+          <w:lang w:eastAsia="ru-RU"/>
+        </w:rPr>
+        <w:t>L, для создания чек-листов в формате SCAP, которые могут обрабатываться продуктами, прошедшими проверку SCAP. Дополнительную информацию о SCAP можно найти в</w:t>
+      </w:r>
+      <w:r>
+        <w:rPr>
+          <w:iCs/>
+          <w:szCs w:val="32"/>
+          <w:lang w:eastAsia="ru-RU"/>
+        </w:rPr>
+        <w:t xml:space="preserve"> </w:t>
+      </w:r>
+      <w:r>
+        <w:rPr>
+          <w:iCs/>
+          <w:szCs w:val="32"/>
+          <w:lang w:eastAsia="ru-RU"/>
+        </w:rPr>
+        <w:t>стандартах SCAP.</w:t>
+      </w:r>
+    </w:p>
+    <w:p>
+      <w:pPr>
+        <w:spacing w:before="0" w:after="0" w:line="360" w:lineRule="auto"/>
+        <w:ind w:firstLine="0"/>
+        <w:rPr>
+          <w:iCs/>
+          <w:szCs w:val="32"/>
+          <w:lang w:eastAsia="ru-RU"/>
+        </w:rPr>
+      </w:pPr>
+      <w:r>
+        <w:rPr>
+          <w:iCs/>
+          <w:szCs w:val="32"/>
+          <w:highlight w:val="yellow"/>
+          <w:lang w:eastAsia="ru-RU"/>
+        </w:rPr>
+        <w:t>[</w:t>
+      </w:r>
+      <w:r>
+        <w:rPr>
+          <w:iCs/>
+          <w:szCs w:val="32"/>
+          <w:highlight w:val="yellow"/>
+          <w:lang w:val="en-US" w:eastAsia="ru-RU"/>
+        </w:rPr>
+        <w:t>https</w:t>
+      </w:r>
+      <w:r>
+        <w:rPr>
+          <w:iCs/>
+          <w:szCs w:val="32"/>
+          <w:highlight w:val="yellow"/>
+          <w:lang w:eastAsia="ru-RU"/>
+        </w:rPr>
+        <w:t>://</w:t>
+      </w:r>
+      <w:r>
+        <w:rPr>
+          <w:iCs/>
+          <w:szCs w:val="32"/>
+          <w:highlight w:val="yellow"/>
+          <w:lang w:val="en-US" w:eastAsia="ru-RU"/>
+        </w:rPr>
+        <w:t>static</w:t>
+      </w:r>
+      <w:r>
+        <w:rPr>
+          <w:iCs/>
+          <w:szCs w:val="32"/>
+          <w:highlight w:val="yellow"/>
+          <w:lang w:eastAsia="ru-RU"/>
+        </w:rPr>
+        <w:t>.</w:t>
+      </w:r>
+      <w:r>
+        <w:rPr>
+          <w:iCs/>
+          <w:szCs w:val="32"/>
+          <w:highlight w:val="yellow"/>
+          <w:lang w:val="en-US" w:eastAsia="ru-RU"/>
+        </w:rPr>
+        <w:t>open</w:t>
+      </w:r>
+      <w:r>
+        <w:rPr>
+          <w:iCs/>
+          <w:szCs w:val="32"/>
+          <w:highlight w:val="yellow"/>
+          <w:lang w:eastAsia="ru-RU"/>
+        </w:rPr>
+        <w:t>-</w:t>
+      </w:r>
+      <w:proofErr w:type="spellStart"/>
+      <w:r>
+        <w:rPr>
+          <w:iCs/>
+          <w:szCs w:val="32"/>
+          <w:highlight w:val="yellow"/>
+          <w:lang w:val="en-US" w:eastAsia="ru-RU"/>
+        </w:rPr>
+        <w:t>scap</w:t>
+      </w:r>
+      <w:proofErr w:type="spellEnd"/>
+      <w:r>
+        <w:rPr>
+          <w:iCs/>
+          <w:szCs w:val="32"/>
+          <w:highlight w:val="yellow"/>
+          <w:lang w:eastAsia="ru-RU"/>
+        </w:rPr>
+        <w:t>.</w:t>
+      </w:r>
+      <w:r>
+        <w:rPr>
+          <w:iCs/>
+          <w:szCs w:val="32"/>
+          <w:highlight w:val="yellow"/>
+          <w:lang w:val="en-US" w:eastAsia="ru-RU"/>
+        </w:rPr>
+        <w:t>org</w:t>
+      </w:r>
+      <w:r>
+        <w:rPr>
+          <w:iCs/>
+          <w:szCs w:val="32"/>
+          <w:highlight w:val="yellow"/>
+          <w:lang w:eastAsia="ru-RU"/>
+        </w:rPr>
+        <w:t>/</w:t>
+      </w:r>
+      <w:proofErr w:type="spellStart"/>
+      <w:r>
+        <w:rPr>
+          <w:iCs/>
+          <w:szCs w:val="32"/>
+          <w:highlight w:val="yellow"/>
+          <w:lang w:val="en-US" w:eastAsia="ru-RU"/>
+        </w:rPr>
+        <w:t>openscap</w:t>
+      </w:r>
+      <w:proofErr w:type="spellEnd"/>
+      <w:r>
+        <w:rPr>
+          <w:iCs/>
+          <w:szCs w:val="32"/>
+          <w:highlight w:val="yellow"/>
+          <w:lang w:eastAsia="ru-RU"/>
+        </w:rPr>
+        <w:t>-1.3/</w:t>
+      </w:r>
+      <w:proofErr w:type="spellStart"/>
+      <w:r>
+        <w:rPr>
+          <w:iCs/>
+          <w:szCs w:val="32"/>
+          <w:highlight w:val="yellow"/>
+          <w:lang w:val="en-US" w:eastAsia="ru-RU"/>
+        </w:rPr>
+        <w:t>oscap</w:t>
+      </w:r>
+      <w:proofErr w:type="spellEnd"/>
+      <w:r>
+        <w:rPr>
+          <w:iCs/>
+          <w:szCs w:val="32"/>
+          <w:highlight w:val="yellow"/>
+          <w:lang w:eastAsia="ru-RU"/>
+        </w:rPr>
+        <w:t>_</w:t>
+      </w:r>
+      <w:r>
+        <w:rPr>
+          <w:iCs/>
+          <w:szCs w:val="32"/>
+          <w:highlight w:val="yellow"/>
+          <w:lang w:val="en-US" w:eastAsia="ru-RU"/>
+        </w:rPr>
+        <w:t>user</w:t>
+      </w:r>
+      <w:r>
+        <w:rPr>
+          <w:iCs/>
+          <w:szCs w:val="32"/>
+          <w:highlight w:val="yellow"/>
+          <w:lang w:eastAsia="ru-RU"/>
+        </w:rPr>
+        <w:t>_</w:t>
+      </w:r>
+      <w:r>
+        <w:rPr>
+          <w:iCs/>
+          <w:szCs w:val="32"/>
+          <w:highlight w:val="yellow"/>
+          <w:lang w:val="en-US" w:eastAsia="ru-RU"/>
+        </w:rPr>
+        <w:t>manual</w:t>
+      </w:r>
+      <w:r>
+        <w:rPr>
+          <w:iCs/>
+          <w:szCs w:val="32"/>
+          <w:highlight w:val="yellow"/>
+          <w:lang w:eastAsia="ru-RU"/>
+        </w:rPr>
+        <w:t>.</w:t>
+      </w:r>
+      <w:r>
+        <w:rPr>
+          <w:iCs/>
+          <w:szCs w:val="32"/>
+          <w:highlight w:val="yellow"/>
+          <w:lang w:val="en-US" w:eastAsia="ru-RU"/>
+        </w:rPr>
+        <w:t>html</w:t>
+      </w:r>
+      <w:r>
+        <w:rPr>
+          <w:iCs/>
+          <w:szCs w:val="32"/>
+          <w:highlight w:val="yellow"/>
+          <w:lang w:eastAsia="ru-RU"/>
+        </w:rPr>
+        <w:t>#_</w:t>
+      </w:r>
+      <w:r>
+        <w:rPr>
+          <w:iCs/>
+          <w:szCs w:val="32"/>
+          <w:highlight w:val="yellow"/>
+          <w:lang w:val="en-US" w:eastAsia="ru-RU"/>
+        </w:rPr>
+        <w:t>introduction</w:t>
+      </w:r>
+      <w:r>
+        <w:rPr>
+          <w:iCs/>
+          <w:szCs w:val="32"/>
+          <w:highlight w:val="yellow"/>
+          <w:lang w:eastAsia="ru-RU"/>
+        </w:rPr>
+        <w:t>]</w:t>
+      </w:r>
+    </w:p>
+    <w:p>
+      <w:pPr>
+        <w:spacing w:before="0" w:after="0" w:line="360" w:lineRule="auto"/>
+        <w:ind w:firstLine="633"/>
+        <w:rPr>
+          <w:iCs/>
+          <w:szCs w:val="32"/>
+          <w:lang w:eastAsia="ru-RU"/>
+        </w:rPr>
+      </w:pPr>
+      <w:r>
+        <w:rPr>
+          <w:b/>
+          <w:bCs/>
+          <w:iCs/>
+          <w:szCs w:val="32"/>
+          <w:lang w:eastAsia="ru-RU"/>
+        </w:rPr>
+        <w:t>Общая система оценки уязвимостей</w:t>
+      </w:r>
+      <w:r>
+        <w:rPr>
+          <w:iCs/>
+          <w:szCs w:val="32"/>
+          <w:lang w:eastAsia="ru-RU"/>
+        </w:rPr>
+        <w:t xml:space="preserve"> (Common </w:t>
+      </w:r>
+      <w:proofErr w:type="spellStart"/>
+      <w:r>
+        <w:rPr>
+          <w:iCs/>
+          <w:szCs w:val="32"/>
+          <w:lang w:eastAsia="ru-RU"/>
+        </w:rPr>
+        <w:t>Vulnerability</w:t>
+      </w:r>
+      <w:proofErr w:type="spellEnd"/>
+      <w:r>
+        <w:rPr>
+          <w:iCs/>
+          <w:szCs w:val="32"/>
+          <w:lang w:eastAsia="ru-RU"/>
+        </w:rPr>
+        <w:t xml:space="preserve"> </w:t>
+      </w:r>
+      <w:proofErr w:type="spellStart"/>
+      <w:r>
+        <w:rPr>
+          <w:iCs/>
+          <w:szCs w:val="32"/>
+          <w:lang w:eastAsia="ru-RU"/>
+        </w:rPr>
+        <w:t>Scoring</w:t>
+      </w:r>
+      <w:proofErr w:type="spellEnd"/>
+      <w:r>
+        <w:rPr>
+          <w:iCs/>
+          <w:szCs w:val="32"/>
+          <w:lang w:eastAsia="ru-RU"/>
+        </w:rPr>
+        <w:t xml:space="preserve"> System, CVSS)</w:t>
+      </w:r>
+      <w:r>
+        <w:rPr>
+          <w:iCs/>
+          <w:szCs w:val="32"/>
+          <w:lang w:eastAsia="ru-RU"/>
+        </w:rPr>
+        <w:t xml:space="preserve"> </w:t>
+      </w:r>
+      <w:r>
+        <w:rPr>
+          <w:iCs/>
+          <w:szCs w:val="32"/>
+          <w:lang w:eastAsia="ru-RU"/>
+        </w:rPr>
+        <w:t>–</w:t>
+      </w:r>
+      <w:r>
+        <w:rPr>
+          <w:iCs/>
+          <w:szCs w:val="32"/>
+          <w:lang w:eastAsia="ru-RU"/>
+        </w:rPr>
+        <w:t xml:space="preserve"> </w:t>
+      </w:r>
+      <w:r>
+        <w:rPr>
+          <w:iCs/>
+          <w:szCs w:val="32"/>
+          <w:lang w:eastAsia="ru-RU"/>
+        </w:rPr>
+        <w:t xml:space="preserve">это открытая платформа для описания характеристик и степени серьезности уязвимостей в программном </w:t>
+      </w:r>
+      <w:r>
+        <w:rPr>
+          <w:iCs/>
+          <w:szCs w:val="32"/>
+          <w:lang w:eastAsia="ru-RU"/>
+        </w:rPr>
+        <w:t>обеспечении</w:t>
+      </w:r>
+      <w:r>
+        <w:rPr>
+          <w:iCs/>
+          <w:szCs w:val="32"/>
+          <w:lang w:eastAsia="ru-RU"/>
+        </w:rPr>
+        <w:t xml:space="preserve"> </w:t>
+      </w:r>
+      <w:r>
+        <w:rPr>
+          <w:iCs/>
+          <w:szCs w:val="32"/>
+          <w:lang w:eastAsia="ru-RU"/>
+        </w:rPr>
+        <w:t>CVSS</w:t>
+      </w:r>
+      <w:r>
+        <w:rPr>
+          <w:iCs/>
+          <w:szCs w:val="32"/>
+          <w:lang w:eastAsia="ru-RU"/>
+        </w:rPr>
+        <w:t xml:space="preserve"> состоит из четырех групп показателей: базовых, угрожающих, связанных с окружением и дополнительных.</w:t>
+      </w:r>
+      <w:r>
+        <w:rPr>
+          <w:iCs/>
+          <w:szCs w:val="32"/>
+          <w:lang w:eastAsia="ru-RU"/>
+        </w:rPr>
+        <w:t xml:space="preserve"> </w:t>
+      </w:r>
+      <w:r>
+        <w:rPr>
+          <w:iCs/>
+          <w:szCs w:val="32"/>
+          <w:lang w:eastAsia="ru-RU"/>
+        </w:rPr>
+        <w:t>Базовая группа отражает внутренние свойства уязвимости, которые остаются неизменными с течением времени и в разных пользовательских средах, группа угрожающих показателей отражает характеристики уязвимости, которые меняются с течением времени, а группа показателей, связанных с окружением, отражает характеристики уязвимости, уникальные для пользовательской среды.</w:t>
+      </w:r>
+      <w:r>
+        <w:rPr>
+          <w:iCs/>
+          <w:szCs w:val="32"/>
+          <w:lang w:eastAsia="ru-RU"/>
+        </w:rPr>
+        <w:t xml:space="preserve"> </w:t>
+      </w:r>
+      <w:r>
+        <w:rPr>
+          <w:iCs/>
+          <w:szCs w:val="32"/>
+          <w:lang w:eastAsia="ru-RU"/>
+        </w:rPr>
+        <w:t>Значения базовых показателей объединяются со значениями по умолчанию, которые предполагают наивысшую степень серьезности для показателей «Угроза» и «Окружающая среда», для получения оценки в диапазоне от 0 до 10.</w:t>
+      </w:r>
+      <w:r>
+        <w:rPr>
+          <w:iCs/>
+          <w:szCs w:val="32"/>
+          <w:lang w:eastAsia="ru-RU"/>
+        </w:rPr>
+        <w:t xml:space="preserve"> </w:t>
+      </w:r>
+      <w:r>
+        <w:rPr>
+          <w:iCs/>
+          <w:szCs w:val="32"/>
+          <w:lang w:eastAsia="ru-RU"/>
+        </w:rPr>
+        <w:t>Для дальнейшего уточнения итоговой оценки серьезности показатели «Угроза» и «Окружающая среда» могут быть скорректированы с учетом данных об угрозах и особенностей окружающей среды.</w:t>
+      </w:r>
+      <w:r>
+        <w:rPr>
+          <w:iCs/>
+          <w:szCs w:val="32"/>
+          <w:lang w:eastAsia="ru-RU"/>
+        </w:rPr>
+        <w:t xml:space="preserve"> </w:t>
+      </w:r>
+      <w:r>
+        <w:rPr>
+          <w:iCs/>
+          <w:szCs w:val="32"/>
+          <w:lang w:eastAsia="ru-RU"/>
+        </w:rPr>
+        <w:t>Дополнительные показатели не влияют на итоговую оценку и используются для получения дополнительной информации о характеристиках уязвимости.</w:t>
+      </w:r>
+      <w:r>
+        <w:rPr>
+          <w:iCs/>
+          <w:szCs w:val="32"/>
+          <w:lang w:eastAsia="ru-RU"/>
+        </w:rPr>
+        <w:t xml:space="preserve"> </w:t>
+      </w:r>
+      <w:r>
+        <w:rPr>
+          <w:iCs/>
+          <w:szCs w:val="32"/>
+          <w:lang w:eastAsia="ru-RU"/>
+        </w:rPr>
+        <w:t>Векторная строка CVSS представляет собой сжатое текстовое представление значений, используемых для определения оценки.</w:t>
+      </w:r>
+      <w:r>
+        <w:rPr>
+          <w:iCs/>
+          <w:szCs w:val="32"/>
+          <w:lang w:eastAsia="ru-RU"/>
+        </w:rPr>
+        <w:t xml:space="preserve"> </w:t>
+      </w:r>
+      <w:r>
+        <w:rPr>
+          <w:iCs/>
+          <w:szCs w:val="32"/>
+          <w:lang w:eastAsia="ru-RU"/>
+        </w:rPr>
+        <w:t>В этом</w:t>
+      </w:r>
+      <w:r>
+        <w:rPr>
+          <w:iCs/>
+          <w:szCs w:val="32"/>
+          <w:lang w:eastAsia="ru-RU"/>
+        </w:rPr>
+        <w:t xml:space="preserve"> </w:t>
+      </w:r>
+      <w:r>
+        <w:rPr>
+          <w:iCs/>
+          <w:szCs w:val="32"/>
+          <w:lang w:eastAsia="ru-RU"/>
+        </w:rPr>
+        <w:t>документе представлена официальная спецификация CVSS версии 4.0.</w:t>
+      </w:r>
+    </w:p>
+    <w:p>
+      <w:pPr>
+        <w:spacing w:before="0" w:after="0" w:line="360" w:lineRule="auto"/>
+        <w:ind w:firstLine="633"/>
+        <w:rPr>
+          <w:iCs/>
+          <w:szCs w:val="32"/>
+          <w:lang w:eastAsia="ru-RU"/>
+        </w:rPr>
+      </w:pPr>
+      <w:r>
+        <w:rPr>
+          <w:iCs/>
+          <w:szCs w:val="32"/>
+          <w:lang w:eastAsia="ru-RU"/>
+        </w:rPr>
+        <w:t>Для сопоставления версий установленного ПО с известными проблемами используются открытые базы данных уязвимостей:</w:t>
       </w:r>
     </w:p>
     <w:p>
@@ -5268,11 +7022,111 @@
       </w:pPr>
       <w:r>
         <w:rPr>
-          <w:iCs/>
-          <w:szCs w:val="32"/>
-          <w:lang w:eastAsia="ru-RU"/>
-        </w:rPr>
-        <w:t>производит декомпозицию ПО, выделяя множество программных субъектов и связей между ними;</w:t>
+          <w:b/>
+          <w:bCs/>
+          <w:iCs/>
+          <w:szCs w:val="32"/>
+          <w:lang w:eastAsia="ru-RU"/>
+        </w:rPr>
+        <w:t xml:space="preserve">CVE (Common </w:t>
+      </w:r>
+      <w:proofErr w:type="spellStart"/>
+      <w:r>
+        <w:rPr>
+          <w:b/>
+          <w:bCs/>
+          <w:iCs/>
+          <w:szCs w:val="32"/>
+          <w:lang w:eastAsia="ru-RU"/>
+        </w:rPr>
+        <w:t>Vulnerabilities</w:t>
+      </w:r>
+      <w:proofErr w:type="spellEnd"/>
+      <w:r>
+        <w:rPr>
+          <w:b/>
+          <w:bCs/>
+          <w:iCs/>
+          <w:szCs w:val="32"/>
+          <w:lang w:eastAsia="ru-RU"/>
+        </w:rPr>
+        <w:t xml:space="preserve"> </w:t>
+      </w:r>
+      <w:proofErr w:type="spellStart"/>
+      <w:r>
+        <w:rPr>
+          <w:b/>
+          <w:bCs/>
+          <w:iCs/>
+          <w:szCs w:val="32"/>
+          <w:lang w:eastAsia="ru-RU"/>
+        </w:rPr>
+        <w:t>and</w:t>
+      </w:r>
+      <w:proofErr w:type="spellEnd"/>
+      <w:r>
+        <w:rPr>
+          <w:b/>
+          <w:bCs/>
+          <w:iCs/>
+          <w:szCs w:val="32"/>
+          <w:lang w:eastAsia="ru-RU"/>
+        </w:rPr>
+        <w:t xml:space="preserve"> </w:t>
+      </w:r>
+      <w:proofErr w:type="spellStart"/>
+      <w:r>
+        <w:rPr>
+          <w:b/>
+          <w:bCs/>
+          <w:iCs/>
+          <w:szCs w:val="32"/>
+          <w:lang w:eastAsia="ru-RU"/>
+        </w:rPr>
+        <w:t>Exposures</w:t>
+      </w:r>
+      <w:proofErr w:type="spellEnd"/>
+      <w:r>
+        <w:rPr>
+          <w:b/>
+          <w:bCs/>
+          <w:iCs/>
+          <w:szCs w:val="32"/>
+          <w:lang w:eastAsia="ru-RU"/>
+        </w:rPr>
+        <w:t>)</w:t>
+      </w:r>
+      <w:r>
+        <w:rPr>
+          <w:iCs/>
+          <w:szCs w:val="32"/>
+          <w:lang w:eastAsia="ru-RU"/>
+        </w:rPr>
+        <w:t xml:space="preserve"> </w:t>
+      </w:r>
+      <w:r>
+        <w:rPr>
+          <w:iCs/>
+          <w:szCs w:val="32"/>
+          <w:lang w:eastAsia="ru-RU"/>
+        </w:rPr>
+        <w:t>–</w:t>
+      </w:r>
+      <w:r>
+        <w:rPr>
+          <w:iCs/>
+          <w:szCs w:val="32"/>
+          <w:lang w:eastAsia="ru-RU"/>
+        </w:rPr>
+        <w:t xml:space="preserve"> </w:t>
+      </w:r>
+      <w:r>
+        <w:rPr>
+          <w:iCs/>
+          <w:szCs w:val="32"/>
+          <w:lang w:eastAsia="ru-RU"/>
+        </w:rPr>
+        <w:t>общий каталог уязвимостей с уникальными идентификаторами, поддерживается организацией MITRE;</w:t>
       </w:r>
     </w:p>
     <w:p>
@@ -5292,11 +7146,67 @@
       </w:pPr>
       <w:r>
         <w:rPr>
-          <w:iCs/>
-          <w:szCs w:val="32"/>
-          <w:lang w:eastAsia="ru-RU"/>
-        </w:rPr>
-        <w:t>определяет все интерфейсы ПО, через которые в систему попадают внешние входные данные;</w:t>
+          <w:b/>
+          <w:bCs/>
+          <w:iCs/>
+          <w:szCs w:val="32"/>
+          <w:lang w:eastAsia="ru-RU"/>
+        </w:rPr>
+        <w:t xml:space="preserve">NVD (National </w:t>
+      </w:r>
+      <w:proofErr w:type="spellStart"/>
+      <w:r>
+        <w:rPr>
+          <w:b/>
+          <w:bCs/>
+          <w:iCs/>
+          <w:szCs w:val="32"/>
+          <w:lang w:eastAsia="ru-RU"/>
+        </w:rPr>
+        <w:t>Vulnerability</w:t>
+      </w:r>
+      <w:proofErr w:type="spellEnd"/>
+      <w:r>
+        <w:rPr>
+          <w:b/>
+          <w:bCs/>
+          <w:iCs/>
+          <w:szCs w:val="32"/>
+          <w:lang w:eastAsia="ru-RU"/>
+        </w:rPr>
+        <w:t xml:space="preserve"> Database)</w:t>
+      </w:r>
+      <w:r>
+        <w:rPr>
+          <w:iCs/>
+          <w:szCs w:val="32"/>
+          <w:lang w:eastAsia="ru-RU"/>
+        </w:rPr>
+        <w:t xml:space="preserve"> </w:t>
+      </w:r>
+      <w:r>
+        <w:rPr>
+          <w:iCs/>
+          <w:szCs w:val="32"/>
+          <w:lang w:eastAsia="ru-RU"/>
+        </w:rPr>
+        <w:t>–</w:t>
+      </w:r>
+      <w:r>
+        <w:rPr>
+          <w:iCs/>
+          <w:szCs w:val="32"/>
+          <w:lang w:eastAsia="ru-RU"/>
+        </w:rPr>
+        <w:t xml:space="preserve"> </w:t>
+      </w:r>
+      <w:r>
+        <w:rPr>
+          <w:iCs/>
+          <w:szCs w:val="32"/>
+          <w:lang w:eastAsia="ru-RU"/>
+        </w:rPr>
+        <w:t>база NIST (США), дополняющая записи CVE оценками CVSS;</w:t>
       </w:r>
     </w:p>
     <w:p>
@@ -5316,2453 +7226,116 @@
       </w:pPr>
       <w:r>
         <w:rPr>
-          <w:iCs/>
-          <w:szCs w:val="32"/>
-          <w:lang w:eastAsia="ru-RU"/>
-        </w:rPr>
-        <w:t>определяет логические тракты прохождения входной информации и оценивает зависимость от нее алгоритма работы ПО</w:t>
-      </w:r>
-      <w:r>
-        <w:rPr>
-          <w:iCs/>
-          <w:szCs w:val="32"/>
-          <w:lang w:eastAsia="ru-RU"/>
-        </w:rPr>
-        <w:t>;</w:t>
+          <w:b/>
+          <w:bCs/>
+          <w:iCs/>
+          <w:szCs w:val="32"/>
+          <w:lang w:eastAsia="ru-RU"/>
+        </w:rPr>
+        <w:t>БДУ ФСТЭК России</w:t>
+      </w:r>
+      <w:r>
+        <w:rPr>
+          <w:iCs/>
+          <w:szCs w:val="32"/>
+          <w:lang w:eastAsia="ru-RU"/>
+        </w:rPr>
+        <w:t xml:space="preserve"> </w:t>
+      </w:r>
+      <w:r>
+        <w:rPr>
+          <w:iCs/>
+          <w:szCs w:val="32"/>
+          <w:lang w:eastAsia="ru-RU"/>
+        </w:rPr>
+        <w:t>–</w:t>
+      </w:r>
+      <w:r>
+        <w:rPr>
+          <w:iCs/>
+          <w:szCs w:val="32"/>
+          <w:lang w:eastAsia="ru-RU"/>
+        </w:rPr>
+        <w:t xml:space="preserve"> </w:t>
+      </w:r>
+      <w:r>
+        <w:rPr>
+          <w:iCs/>
+          <w:szCs w:val="32"/>
+          <w:lang w:eastAsia="ru-RU"/>
+        </w:rPr>
+        <w:t>российский банк данных угроз безопасности информации, ведётся ФСТЭК России, используется при сертификации отечественного ПО, в том числе РЕД ОС.</w:t>
       </w:r>
     </w:p>
     <w:p>
       <w:pPr>
-        <w:pStyle w:val="a7"/>
-        <w:numPr>
-          <w:ilvl w:val="0"/>
-          <w:numId w:val="3"/>
-        </w:numPr>
-        <w:spacing w:before="0" w:after="0" w:line="360" w:lineRule="auto"/>
-        <w:ind w:left="993"/>
-        <w:rPr>
-          <w:iCs/>
-          <w:szCs w:val="32"/>
-          <w:lang w:eastAsia="ru-RU"/>
-        </w:rPr>
-      </w:pPr>
-      <w:r>
-        <w:rPr>
-          <w:iCs/>
-          <w:szCs w:val="32"/>
-          <w:lang w:eastAsia="ru-RU"/>
-        </w:rPr>
-        <w:t>восстанавливает модель функционирования ПО в части обработки входных данных;</w:t>
-      </w:r>
-    </w:p>
-    <w:p>
-      <w:pPr>
-        <w:pStyle w:val="a7"/>
-        <w:numPr>
-          <w:ilvl w:val="0"/>
-          <w:numId w:val="3"/>
-        </w:numPr>
-        <w:spacing w:before="0" w:after="0" w:line="360" w:lineRule="auto"/>
-        <w:ind w:left="993"/>
-        <w:rPr>
-          <w:iCs/>
-          <w:szCs w:val="32"/>
-          <w:lang w:eastAsia="ru-RU"/>
-        </w:rPr>
-      </w:pPr>
-      <w:r>
-        <w:rPr>
-          <w:iCs/>
-          <w:szCs w:val="32"/>
-          <w:lang w:eastAsia="ru-RU"/>
-        </w:rPr>
-        <w:lastRenderedPageBreak/>
-        <w:t>путем экспертной оценки определяет множество критических программных субъектов, нештатное функционирование которых может повлечь реализацию угрозы, а также</w:t>
-      </w:r>
-      <w:r>
-        <w:rPr>
-          <w:iCs/>
-          <w:szCs w:val="32"/>
-          <w:lang w:eastAsia="ru-RU"/>
-        </w:rPr>
-        <w:t xml:space="preserve"> </w:t>
-      </w:r>
-      <w:r>
-        <w:rPr>
-          <w:iCs/>
-          <w:szCs w:val="32"/>
-          <w:lang w:eastAsia="ru-RU"/>
-        </w:rPr>
-        <w:t>условия, приводящие к такому функционированию;</w:t>
-      </w:r>
-    </w:p>
-    <w:p>
-      <w:pPr>
-        <w:pStyle w:val="a7"/>
-        <w:numPr>
-          <w:ilvl w:val="0"/>
-          <w:numId w:val="3"/>
-        </w:numPr>
-        <w:spacing w:before="0" w:after="0" w:line="360" w:lineRule="auto"/>
-        <w:ind w:left="993"/>
-        <w:rPr>
-          <w:iCs/>
-          <w:szCs w:val="32"/>
-          <w:lang w:eastAsia="ru-RU"/>
-        </w:rPr>
-      </w:pPr>
-      <w:r>
-        <w:rPr>
-          <w:iCs/>
-          <w:szCs w:val="32"/>
-          <w:lang w:eastAsia="ru-RU"/>
-        </w:rPr>
-        <w:t>определяет возможность существования входного информационного вектора, создающего выявленные условия.</w:t>
-      </w:r>
-    </w:p>
-    <w:p>
-      <w:pPr>
-        <w:spacing w:before="0" w:after="0" w:line="360" w:lineRule="auto"/>
-        <w:ind w:firstLine="633"/>
-        <w:rPr>
-          <w:iCs/>
-          <w:szCs w:val="32"/>
-          <w:lang w:eastAsia="ru-RU"/>
-        </w:rPr>
-      </w:pPr>
-      <w:r>
-        <w:rPr>
-          <w:b/>
-          <w:bCs/>
-          <w:iCs/>
-          <w:szCs w:val="32"/>
-          <w:lang w:eastAsia="ru-RU"/>
-        </w:rPr>
-        <w:t>Аудит исходных текстов программного обеспечения</w:t>
-      </w:r>
-      <w:r>
-        <w:rPr>
-          <w:iCs/>
-          <w:szCs w:val="32"/>
-          <w:lang w:eastAsia="ru-RU"/>
-        </w:rPr>
-        <w:t>, или аудит программного кода,</w:t>
-      </w:r>
-      <w:r>
-        <w:rPr>
-          <w:iCs/>
-          <w:szCs w:val="32"/>
-          <w:lang w:eastAsia="ru-RU"/>
-        </w:rPr>
-        <w:t xml:space="preserve"> </w:t>
-      </w:r>
-      <w:r>
-        <w:rPr>
-          <w:iCs/>
-          <w:szCs w:val="32"/>
-          <w:lang w:eastAsia="ru-RU"/>
-        </w:rPr>
-        <w:t>как подход к анализу ПО начал активно развиваться в начале нынешнего десятилетия.</w:t>
-      </w:r>
-      <w:r>
-        <w:rPr>
-          <w:iCs/>
-          <w:szCs w:val="32"/>
-          <w:lang w:eastAsia="ru-RU"/>
-        </w:rPr>
-        <w:t xml:space="preserve"> </w:t>
-      </w:r>
-      <w:r>
-        <w:rPr>
-          <w:iCs/>
-          <w:szCs w:val="32"/>
-          <w:lang w:eastAsia="ru-RU"/>
-        </w:rPr>
-        <w:t>Аудит представляет собой процесс автоматического сканирования (при помощи специализированного программного средства) исходных текстов ПО с целью выявления определенных синтаксических конструкций, про которые априорно известно, что при определенных информационных воздействиях они потенциально опасны. Данный вид анализа</w:t>
-      </w:r>
-    </w:p>
-    <w:p>
-      <w:pPr>
         <w:spacing w:before="0" w:after="0" w:line="360" w:lineRule="auto"/>
         <w:ind w:firstLine="0"/>
         <w:rPr>
           <w:iCs/>
           <w:szCs w:val="32"/>
-          <w:lang w:eastAsia="ru-RU"/>
-        </w:rPr>
-      </w:pPr>
-      <w:r>
-        <w:rPr>
-          <w:iCs/>
-          <w:szCs w:val="32"/>
-          <w:lang w:eastAsia="ru-RU"/>
-        </w:rPr>
-        <w:t>основан на том, что в большинстве случаев выявляемые изъяны ПО практически не зависят от его специфики и повторяются в различных программах. Этот класс изъянов называют конструктивными, и они обусловлены, в основном, нарушениями общих принципов безопасного программирования, а именно:</w:t>
-      </w:r>
-    </w:p>
-    <w:p>
-      <w:pPr>
-        <w:pStyle w:val="a7"/>
-        <w:numPr>
-          <w:ilvl w:val="0"/>
-          <w:numId w:val="3"/>
-        </w:numPr>
-        <w:spacing w:before="0" w:after="0" w:line="360" w:lineRule="auto"/>
-        <w:ind w:left="993"/>
-        <w:rPr>
-          <w:iCs/>
-          <w:szCs w:val="32"/>
-          <w:lang w:eastAsia="ru-RU"/>
-        </w:rPr>
-      </w:pPr>
-      <w:r>
-        <w:rPr>
-          <w:iCs/>
-          <w:szCs w:val="32"/>
-          <w:lang w:eastAsia="ru-RU"/>
-        </w:rPr>
-        <w:t>некорректным использованием синтаксических конструкций языка программирования;</w:t>
-      </w:r>
-    </w:p>
-    <w:p>
-      <w:pPr>
-        <w:pStyle w:val="a7"/>
-        <w:numPr>
-          <w:ilvl w:val="0"/>
-          <w:numId w:val="3"/>
-        </w:numPr>
-        <w:spacing w:before="0" w:after="0" w:line="360" w:lineRule="auto"/>
-        <w:ind w:left="993"/>
-        <w:rPr>
-          <w:iCs/>
-          <w:szCs w:val="32"/>
-          <w:lang w:eastAsia="ru-RU"/>
-        </w:rPr>
-      </w:pPr>
-      <w:r>
-        <w:rPr>
-          <w:iCs/>
-          <w:szCs w:val="32"/>
-          <w:lang w:eastAsia="ru-RU"/>
-        </w:rPr>
-        <w:t>несоблюдением интерфейсных соглашений и ограничений при использовании библиотечных или системных вызовов, а также – при взаимодействии с операционной системой и аппаратной платформой;</w:t>
-      </w:r>
-    </w:p>
-    <w:p>
-      <w:pPr>
-        <w:pStyle w:val="a7"/>
-        <w:numPr>
-          <w:ilvl w:val="0"/>
-          <w:numId w:val="3"/>
-        </w:numPr>
-        <w:spacing w:before="0" w:after="0" w:line="360" w:lineRule="auto"/>
-        <w:ind w:left="993"/>
-        <w:rPr>
-          <w:iCs/>
-          <w:szCs w:val="32"/>
-          <w:lang w:eastAsia="ru-RU"/>
-        </w:rPr>
-      </w:pPr>
-      <w:r>
-        <w:rPr>
-          <w:iCs/>
-          <w:szCs w:val="32"/>
-          <w:lang w:eastAsia="ru-RU"/>
-        </w:rPr>
-        <w:t>необоснованным доверием к входным данным и среде функционирования ПО.</w:t>
-      </w:r>
-    </w:p>
-    <w:p>
-      <w:pPr>
-        <w:spacing w:before="0" w:after="0" w:line="360" w:lineRule="auto"/>
-        <w:rPr>
-          <w:iCs/>
-          <w:szCs w:val="32"/>
-          <w:lang w:eastAsia="ru-RU"/>
-        </w:rPr>
-      </w:pPr>
-      <w:r>
-        <w:rPr>
-          <w:iCs/>
-          <w:szCs w:val="32"/>
-          <w:lang w:eastAsia="ru-RU"/>
-        </w:rPr>
-        <w:t>Поэтому при анализе применяются специализированные сканеры безопасности исходного кода, представляющие собой инструментальные средства (ИС), ориентированные</w:t>
-      </w:r>
-      <w:r>
-        <w:rPr>
-          <w:iCs/>
-          <w:szCs w:val="32"/>
-          <w:lang w:eastAsia="ru-RU"/>
-        </w:rPr>
-        <w:t xml:space="preserve"> </w:t>
-      </w:r>
-      <w:r>
-        <w:rPr>
-          <w:iCs/>
-          <w:szCs w:val="32"/>
-          <w:lang w:eastAsia="ru-RU"/>
-        </w:rPr>
-        <w:t>на выявление потенциально опасных синтаксических конструкций в исходных текстах</w:t>
-      </w:r>
-      <w:r>
-        <w:rPr>
-          <w:iCs/>
-          <w:szCs w:val="32"/>
-          <w:lang w:eastAsia="ru-RU"/>
-        </w:rPr>
-        <w:t xml:space="preserve"> </w:t>
-      </w:r>
-      <w:r>
-        <w:rPr>
-          <w:iCs/>
-          <w:szCs w:val="32"/>
-          <w:lang w:eastAsia="ru-RU"/>
-        </w:rPr>
-        <w:t>ПО. Выявленные конструкции заносятся в отчет, который затем совместно с исходными</w:t>
-      </w:r>
-      <w:r>
-        <w:rPr>
-          <w:iCs/>
-          <w:szCs w:val="32"/>
-          <w:lang w:eastAsia="ru-RU"/>
-        </w:rPr>
-        <w:t xml:space="preserve"> </w:t>
-      </w:r>
-      <w:r>
-        <w:rPr>
-          <w:iCs/>
-          <w:szCs w:val="32"/>
-          <w:lang w:eastAsia="ru-RU"/>
-        </w:rPr>
-        <w:t xml:space="preserve">текстами подвергается </w:t>
-      </w:r>
-      <w:r>
-        <w:rPr>
-          <w:iCs/>
-          <w:szCs w:val="32"/>
-          <w:lang w:eastAsia="ru-RU"/>
-        </w:rPr>
-        <w:lastRenderedPageBreak/>
-        <w:t>ручному анализу аудитором. Инструментальные средства для аудита можно условно разделить на несколько категорий.</w:t>
-      </w:r>
-    </w:p>
-    <w:p>
-      <w:pPr>
-        <w:pStyle w:val="a7"/>
-        <w:numPr>
-          <w:ilvl w:val="0"/>
-          <w:numId w:val="3"/>
-        </w:numPr>
-        <w:spacing w:before="0" w:after="0" w:line="360" w:lineRule="auto"/>
-        <w:ind w:left="993"/>
-        <w:rPr>
-          <w:iCs/>
-          <w:szCs w:val="32"/>
-          <w:lang w:eastAsia="ru-RU"/>
-        </w:rPr>
-      </w:pPr>
-      <w:r>
-        <w:rPr>
-          <w:iCs/>
-          <w:szCs w:val="32"/>
-          <w:lang w:eastAsia="ru-RU"/>
-        </w:rPr>
-        <w:t>Синтаксические анализаторы</w:t>
-      </w:r>
-      <w:r>
-        <w:rPr>
-          <w:iCs/>
-          <w:szCs w:val="32"/>
-          <w:lang w:eastAsia="ru-RU"/>
-        </w:rPr>
-        <w:t>;</w:t>
-      </w:r>
-    </w:p>
-    <w:p>
-      <w:pPr>
-        <w:pStyle w:val="a7"/>
-        <w:numPr>
-          <w:ilvl w:val="0"/>
-          <w:numId w:val="3"/>
-        </w:numPr>
-        <w:spacing w:before="0" w:after="0" w:line="360" w:lineRule="auto"/>
-        <w:ind w:left="993"/>
-        <w:rPr>
-          <w:iCs/>
-          <w:szCs w:val="32"/>
-          <w:lang w:eastAsia="ru-RU"/>
-        </w:rPr>
-      </w:pPr>
-      <w:r>
-        <w:rPr>
-          <w:iCs/>
-          <w:szCs w:val="32"/>
-          <w:lang w:eastAsia="ru-RU"/>
-        </w:rPr>
-        <w:t>Семантические анализаторы</w:t>
-      </w:r>
-      <w:r>
-        <w:rPr>
-          <w:iCs/>
-          <w:szCs w:val="32"/>
-          <w:lang w:eastAsia="ru-RU"/>
-        </w:rPr>
-        <w:t>;</w:t>
-      </w:r>
-    </w:p>
-    <w:p>
-      <w:pPr>
-        <w:pStyle w:val="a7"/>
-        <w:numPr>
-          <w:ilvl w:val="0"/>
-          <w:numId w:val="3"/>
-        </w:numPr>
-        <w:spacing w:before="0" w:after="0" w:line="360" w:lineRule="auto"/>
-        <w:ind w:left="993"/>
-        <w:rPr>
-          <w:iCs/>
-          <w:szCs w:val="32"/>
-          <w:lang w:eastAsia="ru-RU"/>
-        </w:rPr>
-      </w:pPr>
-      <w:r>
-        <w:rPr>
-          <w:iCs/>
-          <w:szCs w:val="32"/>
-          <w:lang w:eastAsia="ru-RU"/>
-        </w:rPr>
-        <w:t>Эвристические анализаторы</w:t>
-      </w:r>
-      <w:r>
-        <w:rPr>
-          <w:iCs/>
-          <w:szCs w:val="32"/>
-          <w:lang w:eastAsia="ru-RU"/>
-        </w:rPr>
-        <w:t>.</w:t>
-      </w:r>
-    </w:p>
-    <w:p>
-      <w:pPr>
-        <w:spacing w:before="0" w:after="0" w:line="360" w:lineRule="auto"/>
-        <w:ind w:firstLine="633"/>
-        <w:rPr>
-          <w:iCs/>
-          <w:szCs w:val="32"/>
-          <w:lang w:eastAsia="ru-RU"/>
-        </w:rPr>
-      </w:pPr>
-      <w:r>
-        <w:rPr>
-          <w:b/>
-          <w:bCs/>
-          <w:iCs/>
-          <w:szCs w:val="32"/>
-          <w:lang w:eastAsia="ru-RU"/>
-        </w:rPr>
-        <w:t>Динамическое тестирование нагрузкой</w:t>
-      </w:r>
-      <w:r>
-        <w:rPr>
-          <w:iCs/>
-          <w:szCs w:val="32"/>
-          <w:lang w:eastAsia="ru-RU"/>
-        </w:rPr>
-        <w:t xml:space="preserve"> («</w:t>
+          <w:highlight w:val="yellow"/>
+          <w:lang w:eastAsia="ru-RU"/>
+        </w:rPr>
+      </w:pPr>
+      <w:r>
+        <w:rPr>
+          <w:iCs/>
+          <w:szCs w:val="32"/>
+          <w:highlight w:val="yellow"/>
+          <w:lang w:eastAsia="ru-RU"/>
+        </w:rPr>
+        <w:t>[</w:t>
+      </w:r>
+      <w:r>
+        <w:rPr>
+          <w:iCs/>
+          <w:szCs w:val="32"/>
+          <w:highlight w:val="yellow"/>
+          <w:lang w:eastAsia="ru-RU"/>
+        </w:rPr>
+        <w:t>https://www.first.org/</w:t>
       </w:r>
       <w:proofErr w:type="spellStart"/>
       <w:r>
         <w:rPr>
           <w:iCs/>
           <w:szCs w:val="32"/>
-          <w:lang w:eastAsia="ru-RU"/>
-        </w:rPr>
-        <w:t>фаззинг</w:t>
+          <w:highlight w:val="yellow"/>
+          <w:lang w:eastAsia="ru-RU"/>
+        </w:rPr>
+        <w:t>cvss</w:t>
       </w:r>
       <w:proofErr w:type="spellEnd"/>
       <w:r>
         <w:rPr>
           <w:iCs/>
           <w:szCs w:val="32"/>
-          <w:lang w:eastAsia="ru-RU"/>
-        </w:rPr>
-        <w:t>») основано на анализе поведения реально функционирующей системы при подаче на ее входы различных информационных</w:t>
-      </w:r>
-      <w:r>
-        <w:rPr>
-          <w:iCs/>
-          <w:szCs w:val="32"/>
-          <w:lang w:eastAsia="ru-RU"/>
-        </w:rPr>
-        <w:t xml:space="preserve"> </w:t>
-      </w:r>
-      <w:r>
-        <w:rPr>
-          <w:iCs/>
-          <w:szCs w:val="32"/>
-          <w:lang w:eastAsia="ru-RU"/>
-        </w:rPr>
-        <w:t>воздействий. При помощи данного подхода были выявлены уязвимости в большом числе</w:t>
-      </w:r>
-      <w:r>
-        <w:rPr>
-          <w:iCs/>
-          <w:szCs w:val="32"/>
-          <w:lang w:eastAsia="ru-RU"/>
-        </w:rPr>
-        <w:t xml:space="preserve"> </w:t>
-      </w:r>
-      <w:r>
-        <w:rPr>
-          <w:iCs/>
-          <w:szCs w:val="32"/>
-          <w:lang w:eastAsia="ru-RU"/>
-        </w:rPr>
-        <w:t>реально работающих систем. Однако сам процесс тестирования не имеет какого-либо</w:t>
-      </w:r>
-      <w:r>
-        <w:rPr>
-          <w:iCs/>
-          <w:szCs w:val="32"/>
-          <w:lang w:eastAsia="ru-RU"/>
-        </w:rPr>
-        <w:t xml:space="preserve"> </w:t>
-      </w:r>
-      <w:r>
-        <w:rPr>
-          <w:iCs/>
-          <w:szCs w:val="32"/>
-          <w:lang w:eastAsia="ru-RU"/>
-        </w:rPr>
-        <w:t>системного характера, и выявление уязвимостей носит случайный характер. При помощи</w:t>
-      </w:r>
-      <w:r>
-        <w:rPr>
-          <w:iCs/>
-          <w:szCs w:val="32"/>
-          <w:lang w:eastAsia="ru-RU"/>
-        </w:rPr>
-        <w:t xml:space="preserve"> </w:t>
-      </w:r>
-      <w:r>
-        <w:rPr>
-          <w:iCs/>
-          <w:szCs w:val="32"/>
-          <w:lang w:eastAsia="ru-RU"/>
-        </w:rPr>
-        <w:t>«</w:t>
+          <w:highlight w:val="yellow"/>
+          <w:lang w:eastAsia="ru-RU"/>
+        </w:rPr>
+        <w:t>/v4.0/</w:t>
       </w:r>
       <w:proofErr w:type="spellStart"/>
       <w:r>
         <w:rPr>
           <w:iCs/>
           <w:szCs w:val="32"/>
-          <w:lang w:eastAsia="ru-RU"/>
-        </w:rPr>
-        <w:t>фаззинга</w:t>
+          <w:highlight w:val="yellow"/>
+          <w:lang w:eastAsia="ru-RU"/>
+        </w:rPr>
+        <w:t>specification-document</w:t>
       </w:r>
       <w:proofErr w:type="spellEnd"/>
       <w:r>
         <w:rPr>
           <w:iCs/>
           <w:szCs w:val="32"/>
-          <w:lang w:eastAsia="ru-RU"/>
-        </w:rPr>
-        <w:t>» можно успешно атаковать систему, однако предоставить какие-либо гарантии</w:t>
-      </w:r>
-      <w:r>
-        <w:rPr>
-          <w:iCs/>
-          <w:szCs w:val="32"/>
-          <w:lang w:eastAsia="ru-RU"/>
-        </w:rPr>
-        <w:t xml:space="preserve"> </w:t>
-      </w:r>
-      <w:r>
-        <w:rPr>
-          <w:iCs/>
-          <w:szCs w:val="32"/>
-          <w:lang w:eastAsia="ru-RU"/>
-        </w:rPr>
-        <w:t>защищенности в случае отсутствия успешных атак невозможно. Поэтому данный подход</w:t>
-      </w:r>
-      <w:r>
-        <w:rPr>
-          <w:iCs/>
-          <w:szCs w:val="32"/>
-          <w:lang w:eastAsia="ru-RU"/>
-        </w:rPr>
-        <w:t xml:space="preserve"> </w:t>
-      </w:r>
-      <w:r>
-        <w:rPr>
-          <w:iCs/>
-          <w:szCs w:val="32"/>
-          <w:lang w:eastAsia="ru-RU"/>
-        </w:rPr>
-        <w:t>используется только в дополнение к сквозной инспекции или аудиту, например, для того, чтобы на практике проверить реализуемость теоретически построенного сценария атаки либо уточнить дополнительные условия для реализации угрозы.</w:t>
-      </w:r>
-      <w:r>
-        <w:rPr>
-          <w:iCs/>
-          <w:szCs w:val="32"/>
-          <w:lang w:eastAsia="ru-RU"/>
-        </w:rPr>
-        <w:t xml:space="preserve"> </w:t>
-      </w:r>
-      <w:r>
-        <w:rPr>
-          <w:iCs/>
-          <w:szCs w:val="32"/>
-          <w:lang w:eastAsia="ru-RU"/>
-        </w:rPr>
-        <w:t>[</w:t>
-      </w:r>
-      <w:r>
-        <w:rPr>
-          <w:iCs/>
-          <w:szCs w:val="32"/>
-          <w:lang w:val="en-US" w:eastAsia="ru-RU"/>
-        </w:rPr>
-        <w:t>https</w:t>
-      </w:r>
-      <w:r>
-        <w:rPr>
-          <w:iCs/>
-          <w:szCs w:val="32"/>
-          <w:lang w:eastAsia="ru-RU"/>
-        </w:rPr>
-        <w:t>://</w:t>
-      </w:r>
-      <w:r>
-        <w:rPr>
-          <w:iCs/>
-          <w:szCs w:val="32"/>
-          <w:lang w:val="en-US" w:eastAsia="ru-RU"/>
-        </w:rPr>
-        <w:t>journal</w:t>
-      </w:r>
-      <w:r>
-        <w:rPr>
-          <w:iCs/>
-          <w:szCs w:val="32"/>
-          <w:lang w:eastAsia="ru-RU"/>
-        </w:rPr>
-        <w:t>.</w:t>
-      </w:r>
-      <w:proofErr w:type="spellStart"/>
-      <w:r>
-        <w:rPr>
-          <w:iCs/>
-          <w:szCs w:val="32"/>
-          <w:lang w:val="en-US" w:eastAsia="ru-RU"/>
-        </w:rPr>
-        <w:t>tusur</w:t>
-      </w:r>
-      <w:proofErr w:type="spellEnd"/>
-      <w:r>
-        <w:rPr>
-          <w:iCs/>
-          <w:szCs w:val="32"/>
-          <w:lang w:eastAsia="ru-RU"/>
-        </w:rPr>
-        <w:t>.</w:t>
-      </w:r>
-      <w:proofErr w:type="spellStart"/>
-      <w:r>
-        <w:rPr>
-          <w:iCs/>
-          <w:szCs w:val="32"/>
-          <w:lang w:val="en-US" w:eastAsia="ru-RU"/>
-        </w:rPr>
-        <w:t>ru</w:t>
-      </w:r>
-      <w:proofErr w:type="spellEnd"/>
-      <w:r>
-        <w:rPr>
-          <w:iCs/>
-          <w:szCs w:val="32"/>
-          <w:lang w:eastAsia="ru-RU"/>
-        </w:rPr>
-        <w:t>/</w:t>
-      </w:r>
-      <w:r>
-        <w:rPr>
-          <w:iCs/>
-          <w:szCs w:val="32"/>
-          <w:lang w:val="en-US" w:eastAsia="ru-RU"/>
-        </w:rPr>
-        <w:t>storage</w:t>
-      </w:r>
-      <w:r>
-        <w:rPr>
-          <w:iCs/>
-          <w:szCs w:val="32"/>
-          <w:lang w:eastAsia="ru-RU"/>
-        </w:rPr>
-        <w:t>/46811/51-53.</w:t>
-      </w:r>
-      <w:r>
-        <w:rPr>
-          <w:iCs/>
-          <w:szCs w:val="32"/>
-          <w:lang w:val="en-US" w:eastAsia="ru-RU"/>
-        </w:rPr>
-        <w:t>pdf</w:t>
-      </w:r>
-      <w:r>
-        <w:rPr>
-          <w:iCs/>
-          <w:szCs w:val="32"/>
-          <w:lang w:eastAsia="ru-RU"/>
-        </w:rPr>
-        <w:t>?1467260964]</w:t>
-      </w:r>
-    </w:p>
-    <w:p>
-      <w:pPr>
-        <w:spacing w:before="0" w:after="0" w:line="360" w:lineRule="auto"/>
-        <w:ind w:firstLine="633"/>
-        <w:rPr>
-          <w:iCs/>
-          <w:szCs w:val="32"/>
-          <w:lang w:eastAsia="ru-RU"/>
-        </w:rPr>
-      </w:pPr>
-      <w:r>
-        <w:rPr>
-          <w:b/>
-          <w:bCs/>
-          <w:iCs/>
-          <w:szCs w:val="32"/>
-          <w:lang w:eastAsia="ru-RU"/>
-        </w:rPr>
-        <w:t xml:space="preserve">Nmap (“Network </w:t>
-      </w:r>
-      <w:proofErr w:type="spellStart"/>
-      <w:r>
-        <w:rPr>
-          <w:b/>
-          <w:bCs/>
-          <w:iCs/>
-          <w:szCs w:val="32"/>
-          <w:lang w:eastAsia="ru-RU"/>
-        </w:rPr>
-        <w:t>Mapper</w:t>
-      </w:r>
-      <w:proofErr w:type="spellEnd"/>
-      <w:r>
-        <w:rPr>
-          <w:b/>
-          <w:bCs/>
-          <w:iCs/>
-          <w:szCs w:val="32"/>
-          <w:lang w:eastAsia="ru-RU"/>
-        </w:rPr>
-        <w:t>”)</w:t>
-      </w:r>
-      <w:r>
-        <w:rPr>
-          <w:b/>
-          <w:bCs/>
-          <w:iCs/>
-          <w:szCs w:val="32"/>
-          <w:lang w:eastAsia="ru-RU"/>
-        </w:rPr>
-        <w:t xml:space="preserve"> </w:t>
-      </w:r>
-      <w:r>
-        <w:rPr>
-          <w:iCs/>
-          <w:szCs w:val="32"/>
-          <w:lang w:eastAsia="ru-RU"/>
-        </w:rPr>
-        <w:t>–</w:t>
-      </w:r>
-      <w:r>
-        <w:rPr>
-          <w:iCs/>
-          <w:szCs w:val="32"/>
-          <w:lang w:eastAsia="ru-RU"/>
-        </w:rPr>
-        <w:t xml:space="preserve"> </w:t>
-      </w:r>
-      <w:r>
-        <w:rPr>
-          <w:iCs/>
-          <w:szCs w:val="32"/>
-          <w:lang w:eastAsia="ru-RU"/>
-        </w:rPr>
-        <w:t>это инструмент с открытым исходным кодом для исследования сети и аудита безопасности.</w:t>
-      </w:r>
-      <w:r>
-        <w:rPr>
-          <w:iCs/>
-          <w:szCs w:val="32"/>
-          <w:lang w:eastAsia="ru-RU"/>
-        </w:rPr>
-        <w:t xml:space="preserve"> </w:t>
-      </w:r>
-      <w:r>
-        <w:rPr>
-          <w:iCs/>
-          <w:szCs w:val="32"/>
-          <w:lang w:eastAsia="ru-RU"/>
-        </w:rPr>
-        <w:t>Он был разработан для быстрого сканирования больших сетей, хотя отлично справляется и с отдельными хостами.</w:t>
-      </w:r>
-      <w:r>
-        <w:rPr>
-          <w:iCs/>
-          <w:szCs w:val="32"/>
-          <w:lang w:eastAsia="ru-RU"/>
-        </w:rPr>
-        <w:t xml:space="preserve"> </w:t>
-      </w:r>
-      <w:r>
-        <w:rPr>
-          <w:iCs/>
-          <w:szCs w:val="32"/>
-          <w:lang w:eastAsia="ru-RU"/>
-        </w:rPr>
-        <w:t>Nmap использует необработанные IP-пакеты для определения доступных в сети хостов, предлагаемых ими сервисов (название и версия приложения), операционных систем (и их версий), используемых типов фильтров пакетов/брандмауэров и десятков других характеристик.</w:t>
-      </w:r>
-      <w:r>
-        <w:rPr>
-          <w:iCs/>
-          <w:szCs w:val="32"/>
-          <w:lang w:eastAsia="ru-RU"/>
-        </w:rPr>
-        <w:t xml:space="preserve"> </w:t>
-      </w:r>
-      <w:r>
-        <w:rPr>
-          <w:iCs/>
-          <w:szCs w:val="32"/>
-          <w:lang w:eastAsia="ru-RU"/>
-        </w:rPr>
-        <w:t>Хотя Nmap обычно используется для аудита безопасности, многие системные и сетевые администраторы считают его полезным для решения рутинных задач, таких как инвентаризация сети, управление расписанием обновлений сервисов и мониторинг времени безотказной работы хостов или сервисов.</w:t>
-      </w:r>
-    </w:p>
-    <w:p>
-      <w:pPr>
-        <w:spacing w:before="0" w:after="0" w:line="360" w:lineRule="auto"/>
-        <w:ind w:firstLine="633"/>
-        <w:rPr>
-          <w:iCs/>
-          <w:szCs w:val="32"/>
-          <w:lang w:eastAsia="ru-RU"/>
-        </w:rPr>
-      </w:pPr>
-      <w:r>
-        <w:rPr>
-          <w:iCs/>
-          <w:szCs w:val="32"/>
-          <w:lang w:eastAsia="ru-RU"/>
-        </w:rPr>
-        <w:lastRenderedPageBreak/>
-        <w:t>На выходе Nmap получается список просканированных целей с дополнительной информацией по каждой из них в зависимости от используемых параметров.</w:t>
-      </w:r>
-      <w:r>
-        <w:rPr>
-          <w:iCs/>
-          <w:szCs w:val="32"/>
-          <w:lang w:eastAsia="ru-RU"/>
-        </w:rPr>
-        <w:t xml:space="preserve"> </w:t>
-      </w:r>
-      <w:r>
-        <w:rPr>
-          <w:iCs/>
-          <w:szCs w:val="32"/>
-          <w:lang w:eastAsia="ru-RU"/>
-        </w:rPr>
-        <w:t>Ключевой информацией является</w:t>
-      </w:r>
-      <w:r>
-        <w:rPr>
-          <w:iCs/>
-          <w:szCs w:val="32"/>
-          <w:lang w:eastAsia="ru-RU"/>
-        </w:rPr>
-        <w:t xml:space="preserve"> </w:t>
-      </w:r>
-      <w:r>
-        <w:rPr>
-          <w:iCs/>
-          <w:szCs w:val="32"/>
-          <w:lang w:eastAsia="ru-RU"/>
-        </w:rPr>
-        <w:t>«</w:t>
-      </w:r>
-      <w:r>
-        <w:rPr>
-          <w:iCs/>
-          <w:szCs w:val="32"/>
-          <w:lang w:eastAsia="ru-RU"/>
-        </w:rPr>
-        <w:t>таблица интересных портов</w:t>
-      </w:r>
-      <w:r>
-        <w:rPr>
-          <w:iCs/>
-          <w:szCs w:val="32"/>
-          <w:lang w:eastAsia="ru-RU"/>
-        </w:rPr>
-        <w:t>»</w:t>
-      </w:r>
-      <w:r>
-        <w:rPr>
-          <w:iCs/>
-          <w:szCs w:val="32"/>
-          <w:lang w:eastAsia="ru-RU"/>
-        </w:rPr>
-        <w:t>.</w:t>
-      </w:r>
-      <w:r>
-        <w:rPr>
-          <w:iCs/>
-          <w:szCs w:val="32"/>
-          <w:lang w:eastAsia="ru-RU"/>
-        </w:rPr>
-        <w:t xml:space="preserve"> </w:t>
-      </w:r>
-      <w:r>
-        <w:rPr>
-          <w:iCs/>
-          <w:szCs w:val="32"/>
-          <w:lang w:eastAsia="ru-RU"/>
-        </w:rPr>
-        <w:t>В этой таблице указаны номер порта и протокол, название службы и состояние.</w:t>
-      </w:r>
-      <w:r>
-        <w:rPr>
-          <w:iCs/>
-          <w:szCs w:val="32"/>
-          <w:lang w:eastAsia="ru-RU"/>
-        </w:rPr>
-        <w:t xml:space="preserve"> </w:t>
-      </w:r>
-      <w:r>
-        <w:rPr>
-          <w:iCs/>
-          <w:szCs w:val="32"/>
-          <w:lang w:eastAsia="ru-RU"/>
-        </w:rPr>
-        <w:t>Состояние может быть</w:t>
-      </w:r>
-      <w:r>
-        <w:rPr>
-          <w:iCs/>
-          <w:szCs w:val="32"/>
-          <w:lang w:eastAsia="ru-RU"/>
-        </w:rPr>
-        <w:t xml:space="preserve"> </w:t>
-      </w:r>
-      <w:proofErr w:type="spellStart"/>
-      <w:r>
-        <w:rPr>
-          <w:i/>
-          <w:szCs w:val="32"/>
-          <w:lang w:eastAsia="ru-RU"/>
-        </w:rPr>
-        <w:t>open</w:t>
-      </w:r>
-      <w:proofErr w:type="spellEnd"/>
-      <w:r>
-        <w:rPr>
-          <w:iCs/>
-          <w:szCs w:val="32"/>
-          <w:lang w:eastAsia="ru-RU"/>
-        </w:rPr>
-        <w:t>,</w:t>
-      </w:r>
-      <w:r>
-        <w:rPr>
-          <w:iCs/>
-          <w:szCs w:val="32"/>
-          <w:lang w:eastAsia="ru-RU"/>
-        </w:rPr>
-        <w:t xml:space="preserve"> </w:t>
-      </w:r>
-      <w:proofErr w:type="spellStart"/>
-      <w:r>
-        <w:rPr>
-          <w:i/>
-          <w:szCs w:val="32"/>
-          <w:lang w:eastAsia="ru-RU"/>
-        </w:rPr>
-        <w:t>filtered</w:t>
-      </w:r>
-      <w:proofErr w:type="spellEnd"/>
-      <w:r>
-        <w:rPr>
-          <w:iCs/>
-          <w:szCs w:val="32"/>
-          <w:lang w:eastAsia="ru-RU"/>
-        </w:rPr>
-        <w:t>,</w:t>
-      </w:r>
-      <w:r>
-        <w:rPr>
-          <w:iCs/>
-          <w:szCs w:val="32"/>
-          <w:lang w:eastAsia="ru-RU"/>
-        </w:rPr>
-        <w:t xml:space="preserve"> </w:t>
-      </w:r>
-      <w:r>
-        <w:rPr>
-          <w:iCs/>
-          <w:szCs w:val="32"/>
-          <w:lang w:eastAsia="ru-RU"/>
-        </w:rPr>
-        <w:t>closed</w:t>
-      </w:r>
-      <w:r>
-        <w:rPr>
-          <w:iCs/>
-          <w:szCs w:val="32"/>
-          <w:lang w:eastAsia="ru-RU"/>
-        </w:rPr>
-        <w:t xml:space="preserve"> </w:t>
-      </w:r>
-      <w:r>
-        <w:rPr>
-          <w:iCs/>
-          <w:szCs w:val="32"/>
-          <w:lang w:eastAsia="ru-RU"/>
-        </w:rPr>
-        <w:t>или</w:t>
-      </w:r>
-      <w:r>
-        <w:rPr>
-          <w:iCs/>
-          <w:szCs w:val="32"/>
-          <w:lang w:eastAsia="ru-RU"/>
-        </w:rPr>
-        <w:t xml:space="preserve"> </w:t>
-      </w:r>
-      <w:r>
-        <w:rPr>
-          <w:i/>
-          <w:szCs w:val="32"/>
-          <w:lang w:eastAsia="ru-RU"/>
-        </w:rPr>
-        <w:t>unfiltered</w:t>
-      </w:r>
-      <w:r>
-        <w:rPr>
-          <w:iCs/>
-          <w:szCs w:val="32"/>
-          <w:lang w:eastAsia="ru-RU"/>
-        </w:rPr>
-        <w:t>.</w:t>
-      </w:r>
-      <w:r>
-        <w:rPr>
-          <w:iCs/>
-          <w:szCs w:val="32"/>
-          <w:lang w:eastAsia="ru-RU"/>
-        </w:rPr>
-        <w:t xml:space="preserve"> </w:t>
-      </w:r>
-      <w:r>
-        <w:rPr>
-          <w:i/>
-          <w:szCs w:val="32"/>
-          <w:lang w:eastAsia="ru-RU"/>
-        </w:rPr>
-        <w:t>Open</w:t>
-      </w:r>
-      <w:r>
-        <w:rPr>
-          <w:iCs/>
-          <w:szCs w:val="32"/>
-          <w:lang w:eastAsia="ru-RU"/>
-        </w:rPr>
-        <w:t xml:space="preserve"> </w:t>
-      </w:r>
-      <w:r>
-        <w:rPr>
-          <w:iCs/>
-          <w:szCs w:val="32"/>
-          <w:lang w:eastAsia="ru-RU"/>
-        </w:rPr>
-        <w:t>означает, что приложение на целевом компьютере ожидает подключения/пакетов на этом порту.</w:t>
-      </w:r>
-      <w:r>
-        <w:rPr>
-          <w:iCs/>
-          <w:szCs w:val="32"/>
-          <w:lang w:eastAsia="ru-RU"/>
-        </w:rPr>
-        <w:t xml:space="preserve"> </w:t>
-      </w:r>
-      <w:proofErr w:type="spellStart"/>
-      <w:r>
-        <w:rPr>
-          <w:i/>
-          <w:szCs w:val="32"/>
-          <w:lang w:eastAsia="ru-RU"/>
-        </w:rPr>
-        <w:t>Filtered</w:t>
-      </w:r>
-      <w:proofErr w:type="spellEnd"/>
-      <w:r>
-        <w:rPr>
-          <w:iCs/>
-          <w:szCs w:val="32"/>
-          <w:lang w:eastAsia="ru-RU"/>
-        </w:rPr>
-        <w:t xml:space="preserve"> </w:t>
-      </w:r>
-      <w:r>
-        <w:rPr>
-          <w:iCs/>
-          <w:szCs w:val="32"/>
-          <w:lang w:eastAsia="ru-RU"/>
-        </w:rPr>
-        <w:t>означает, что брандмауэр, фильтр или другое сетевое препятствие блокирует порт, поэтому Nmap не может определить, является ли он</w:t>
-      </w:r>
-      <w:r>
-        <w:rPr>
-          <w:iCs/>
-          <w:szCs w:val="32"/>
-          <w:lang w:eastAsia="ru-RU"/>
-        </w:rPr>
-        <w:t xml:space="preserve"> </w:t>
-      </w:r>
-      <w:proofErr w:type="spellStart"/>
-      <w:r>
-        <w:rPr>
-          <w:i/>
-          <w:szCs w:val="32"/>
-          <w:lang w:eastAsia="ru-RU"/>
-        </w:rPr>
-        <w:t>open</w:t>
-      </w:r>
-      <w:proofErr w:type="spellEnd"/>
-      <w:r>
-        <w:rPr>
-          <w:iCs/>
-          <w:szCs w:val="32"/>
-          <w:lang w:eastAsia="ru-RU"/>
-        </w:rPr>
-        <w:t xml:space="preserve"> </w:t>
-      </w:r>
-      <w:r>
-        <w:rPr>
-          <w:iCs/>
-          <w:szCs w:val="32"/>
-          <w:lang w:eastAsia="ru-RU"/>
-        </w:rPr>
-        <w:t>или</w:t>
-      </w:r>
-      <w:r>
-        <w:rPr>
-          <w:iCs/>
-          <w:szCs w:val="32"/>
-          <w:lang w:eastAsia="ru-RU"/>
-        </w:rPr>
-        <w:t xml:space="preserve"> </w:t>
-      </w:r>
-      <w:r>
-        <w:rPr>
-          <w:i/>
-          <w:szCs w:val="32"/>
-          <w:lang w:eastAsia="ru-RU"/>
-        </w:rPr>
-        <w:t>closed</w:t>
-      </w:r>
-      <w:r>
-        <w:rPr>
-          <w:iCs/>
-          <w:szCs w:val="32"/>
-          <w:lang w:eastAsia="ru-RU"/>
-        </w:rPr>
-        <w:t>.</w:t>
-      </w:r>
-      <w:r>
-        <w:rPr>
-          <w:iCs/>
-          <w:szCs w:val="32"/>
-          <w:lang w:eastAsia="ru-RU"/>
-        </w:rPr>
-        <w:t xml:space="preserve"> </w:t>
-      </w:r>
-      <w:r>
-        <w:rPr>
-          <w:i/>
-          <w:szCs w:val="32"/>
-          <w:lang w:eastAsia="ru-RU"/>
-        </w:rPr>
-        <w:t>Closed</w:t>
-      </w:r>
-      <w:r>
-        <w:rPr>
-          <w:iCs/>
-          <w:szCs w:val="32"/>
-          <w:lang w:eastAsia="ru-RU"/>
-        </w:rPr>
-        <w:t xml:space="preserve"> </w:t>
-      </w:r>
-      <w:r>
-        <w:rPr>
-          <w:iCs/>
-          <w:szCs w:val="32"/>
-          <w:lang w:eastAsia="ru-RU"/>
-        </w:rPr>
-        <w:t>порты не используются приложениями, но могут открыться в любой момент.</w:t>
-      </w:r>
-      <w:r>
-        <w:rPr>
-          <w:iCs/>
-          <w:szCs w:val="32"/>
-          <w:lang w:eastAsia="ru-RU"/>
-        </w:rPr>
-        <w:t xml:space="preserve"> </w:t>
-      </w:r>
-      <w:r>
-        <w:rPr>
-          <w:iCs/>
-          <w:szCs w:val="32"/>
-          <w:lang w:eastAsia="ru-RU"/>
-        </w:rPr>
-        <w:t>Порты классифицируются как</w:t>
-      </w:r>
-      <w:r>
-        <w:rPr>
-          <w:iCs/>
-          <w:szCs w:val="32"/>
-          <w:lang w:eastAsia="ru-RU"/>
-        </w:rPr>
-        <w:t xml:space="preserve"> </w:t>
-      </w:r>
-      <w:r>
-        <w:rPr>
-          <w:i/>
-          <w:szCs w:val="32"/>
-          <w:lang w:eastAsia="ru-RU"/>
-        </w:rPr>
-        <w:t>unfiltered</w:t>
-      </w:r>
-      <w:r>
-        <w:rPr>
-          <w:iCs/>
-          <w:szCs w:val="32"/>
-          <w:lang w:eastAsia="ru-RU"/>
-        </w:rPr>
-        <w:t xml:space="preserve"> </w:t>
-      </w:r>
-      <w:r>
-        <w:rPr>
-          <w:iCs/>
-          <w:szCs w:val="32"/>
-          <w:lang w:eastAsia="ru-RU"/>
-        </w:rPr>
-        <w:t>если они отвечают на запросы Nmap, но Nmap не может определить, открыты они или закрыты.</w:t>
-      </w:r>
-      <w:r>
-        <w:rPr>
-          <w:iCs/>
-          <w:szCs w:val="32"/>
-          <w:lang w:eastAsia="ru-RU"/>
-        </w:rPr>
-        <w:t xml:space="preserve"> </w:t>
-      </w:r>
-      <w:r>
-        <w:rPr>
-          <w:iCs/>
-          <w:szCs w:val="32"/>
-          <w:lang w:eastAsia="ru-RU"/>
-        </w:rPr>
-        <w:t>Nmap сообщает о комбинациях состояний</w:t>
-      </w:r>
-      <w:r>
-        <w:rPr>
-          <w:iCs/>
-          <w:szCs w:val="32"/>
-          <w:lang w:eastAsia="ru-RU"/>
-        </w:rPr>
-        <w:t xml:space="preserve"> </w:t>
-      </w:r>
-      <w:r>
-        <w:rPr>
-          <w:i/>
-          <w:szCs w:val="32"/>
-          <w:lang w:eastAsia="ru-RU"/>
-        </w:rPr>
-        <w:t>open|filtered</w:t>
-      </w:r>
-      <w:r>
-        <w:rPr>
-          <w:iCs/>
-          <w:szCs w:val="32"/>
-          <w:lang w:eastAsia="ru-RU"/>
-        </w:rPr>
-        <w:t xml:space="preserve"> </w:t>
-      </w:r>
-      <w:r>
-        <w:rPr>
-          <w:iCs/>
-          <w:szCs w:val="32"/>
-          <w:lang w:eastAsia="ru-RU"/>
-        </w:rPr>
-        <w:t>и</w:t>
-      </w:r>
-      <w:r>
-        <w:rPr>
-          <w:iCs/>
-          <w:szCs w:val="32"/>
-          <w:lang w:eastAsia="ru-RU"/>
-        </w:rPr>
-        <w:t xml:space="preserve"> </w:t>
-      </w:r>
-      <w:r>
-        <w:rPr>
-          <w:i/>
-          <w:szCs w:val="32"/>
-          <w:lang w:eastAsia="ru-RU"/>
-        </w:rPr>
-        <w:t>closed|filtered</w:t>
-      </w:r>
-      <w:r>
-        <w:rPr>
-          <w:iCs/>
-          <w:szCs w:val="32"/>
-          <w:lang w:eastAsia="ru-RU"/>
-        </w:rPr>
-        <w:t xml:space="preserve"> </w:t>
-      </w:r>
-      <w:r>
-        <w:rPr>
-          <w:iCs/>
-          <w:szCs w:val="32"/>
-          <w:lang w:eastAsia="ru-RU"/>
-        </w:rPr>
-        <w:t>в тех случаях, когда не может определить, какое из двух состояний описывает порт.</w:t>
-      </w:r>
-      <w:r>
-        <w:rPr>
-          <w:iCs/>
-          <w:szCs w:val="32"/>
-          <w:lang w:eastAsia="ru-RU"/>
-        </w:rPr>
-        <w:t xml:space="preserve"> </w:t>
-      </w:r>
-      <w:r>
-        <w:rPr>
-          <w:iCs/>
-          <w:szCs w:val="32"/>
-          <w:lang w:eastAsia="ru-RU"/>
-        </w:rPr>
-        <w:t>В таблице портов также могут содержаться сведения о версии программного обеспечения, если было запрошено определение версии.</w:t>
-      </w:r>
-      <w:r>
-        <w:rPr>
-          <w:iCs/>
-          <w:szCs w:val="32"/>
-          <w:lang w:eastAsia="ru-RU"/>
-        </w:rPr>
-        <w:t xml:space="preserve"> </w:t>
-      </w:r>
-      <w:r>
-        <w:rPr>
-          <w:iCs/>
-          <w:szCs w:val="32"/>
-          <w:lang w:eastAsia="ru-RU"/>
-        </w:rPr>
-        <w:t>При запросе на сканирование IP-протокола (-</w:t>
-      </w:r>
-      <w:proofErr w:type="spellStart"/>
-      <w:r>
-        <w:rPr>
-          <w:iCs/>
-          <w:szCs w:val="32"/>
-          <w:lang w:eastAsia="ru-RU"/>
-        </w:rPr>
-        <w:t>sO</w:t>
-      </w:r>
-      <w:proofErr w:type="spellEnd"/>
-      <w:r>
-        <w:rPr>
-          <w:iCs/>
-          <w:szCs w:val="32"/>
-          <w:lang w:eastAsia="ru-RU"/>
-        </w:rPr>
-        <w:t>) Nmap предоставляет информацию о поддерживаемых IP-протоколах, а не о прослушиваемых портах.</w:t>
-      </w:r>
-    </w:p>
-    <w:p>
-      <w:pPr>
-        <w:spacing w:before="0" w:after="0" w:line="360" w:lineRule="auto"/>
-        <w:ind w:firstLine="633"/>
-        <w:rPr>
-          <w:iCs/>
-          <w:szCs w:val="32"/>
-          <w:lang w:eastAsia="ru-RU"/>
-        </w:rPr>
-      </w:pPr>
-      <w:r>
-        <w:rPr>
-          <w:iCs/>
-          <w:szCs w:val="32"/>
-          <w:lang w:eastAsia="ru-RU"/>
-        </w:rPr>
-        <w:t>[</w:t>
-      </w:r>
-      <w:hyperlink r:id="rId5" w:history="1">
-        <w:r>
-          <w:rPr>
-            <w:rStyle w:val="ad"/>
-            <w:iCs/>
-            <w:szCs w:val="32"/>
-            <w:lang w:eastAsia="ru-RU"/>
-          </w:rPr>
-          <w:t>https://nmap.org/book/man.html</w:t>
-        </w:r>
-      </w:hyperlink>
-      <w:r>
-        <w:rPr>
-          <w:iCs/>
-          <w:szCs w:val="32"/>
+          <w:highlight w:val="yellow"/>
           <w:lang w:eastAsia="ru-RU"/>
         </w:rPr>
         <w:t>]</w:t>
       </w:r>
-    </w:p>
-    <w:p>
-      <w:pPr>
-        <w:spacing w:before="0" w:after="0" w:line="360" w:lineRule="auto"/>
-        <w:ind w:firstLine="633"/>
-        <w:rPr>
-          <w:iCs/>
-          <w:szCs w:val="32"/>
-          <w:lang w:val="en-US" w:eastAsia="ru-RU"/>
-        </w:rPr>
-      </w:pPr>
-      <w:r>
-        <w:rPr>
-          <w:b/>
-          <w:bCs/>
-          <w:iCs/>
-          <w:szCs w:val="32"/>
-          <w:lang w:eastAsia="ru-RU"/>
-        </w:rPr>
-        <w:t>O</w:t>
-      </w:r>
-      <w:r>
-        <w:rPr>
-          <w:b/>
-          <w:bCs/>
-          <w:iCs/>
-          <w:szCs w:val="32"/>
-          <w:lang w:val="en-US" w:eastAsia="ru-RU"/>
-        </w:rPr>
-        <w:t>pen</w:t>
-      </w:r>
-      <w:r>
-        <w:rPr>
-          <w:b/>
-          <w:bCs/>
-          <w:iCs/>
-          <w:szCs w:val="32"/>
-          <w:lang w:eastAsia="ru-RU"/>
-        </w:rPr>
-        <w:t>VAS</w:t>
-      </w:r>
-      <w:r>
-        <w:rPr>
-          <w:iCs/>
-          <w:szCs w:val="32"/>
-          <w:lang w:eastAsia="ru-RU"/>
-        </w:rPr>
-        <w:t xml:space="preserve"> </w:t>
-      </w:r>
-      <w:r>
-        <w:rPr>
-          <w:iCs/>
-          <w:szCs w:val="32"/>
-          <w:lang w:eastAsia="ru-RU"/>
-        </w:rPr>
-        <w:t>–</w:t>
-      </w:r>
-      <w:r>
-        <w:rPr>
-          <w:iCs/>
-          <w:szCs w:val="32"/>
-          <w:lang w:eastAsia="ru-RU"/>
-        </w:rPr>
-        <w:t xml:space="preserve"> это полнофункциональный сканер уязвимостей. Его возможности включают тестирование без аутентификации и с аутентификацией, различные высокоуровневые и низкоуровневые интернет-протоколы и промышленные протоколы, настройку производительности для крупномасштабного сканирования и мощный внутренний язык программирования для реализации любых тестов на уязвимости.</w:t>
-      </w:r>
-    </w:p>
-    <w:p>
-      <w:pPr>
-        <w:spacing w:before="0" w:after="0" w:line="360" w:lineRule="auto"/>
-        <w:ind w:firstLine="633"/>
-        <w:rPr>
-          <w:iCs/>
-          <w:szCs w:val="32"/>
-          <w:lang w:val="en-US" w:eastAsia="ru-RU"/>
-        </w:rPr>
-      </w:pPr>
-      <w:r>
-        <w:rPr>
-          <w:iCs/>
-          <w:szCs w:val="32"/>
-          <w:lang w:eastAsia="ru-RU"/>
-        </w:rPr>
-        <w:t>Сканер состоит из компонентов</w:t>
-      </w:r>
-      <w:r>
-        <w:rPr>
-          <w:iCs/>
-          <w:szCs w:val="32"/>
-          <w:lang w:eastAsia="ru-RU"/>
-        </w:rPr>
-        <w:t xml:space="preserve"> </w:t>
-      </w:r>
-      <w:proofErr w:type="spellStart"/>
-      <w:r>
-        <w:rPr>
-          <w:iCs/>
-          <w:szCs w:val="32"/>
-          <w:lang w:eastAsia="ru-RU"/>
-        </w:rPr>
-        <w:t>ospd-openvas</w:t>
-      </w:r>
-      <w:proofErr w:type="spellEnd"/>
-      <w:r>
-        <w:rPr>
-          <w:iCs/>
-          <w:szCs w:val="32"/>
-          <w:lang w:eastAsia="ru-RU"/>
-        </w:rPr>
-        <w:t xml:space="preserve"> </w:t>
-      </w:r>
-      <w:r>
-        <w:rPr>
-          <w:iCs/>
-          <w:szCs w:val="32"/>
-          <w:lang w:eastAsia="ru-RU"/>
-        </w:rPr>
-        <w:t>и</w:t>
-      </w:r>
-      <w:r>
-        <w:rPr>
-          <w:iCs/>
-          <w:szCs w:val="32"/>
-          <w:lang w:eastAsia="ru-RU"/>
-        </w:rPr>
-        <w:t xml:space="preserve"> </w:t>
-      </w:r>
-      <w:proofErr w:type="spellStart"/>
-      <w:r>
-        <w:rPr>
-          <w:iCs/>
-          <w:szCs w:val="32"/>
-          <w:lang w:eastAsia="ru-RU"/>
-        </w:rPr>
-        <w:t>openvas-scanner</w:t>
-      </w:r>
-      <w:proofErr w:type="spellEnd"/>
-      <w:r>
-        <w:rPr>
-          <w:iCs/>
-          <w:szCs w:val="32"/>
-          <w:lang w:eastAsia="ru-RU"/>
-        </w:rPr>
-        <w:t>.</w:t>
-      </w:r>
-      <w:r>
-        <w:rPr>
-          <w:iCs/>
-          <w:szCs w:val="32"/>
-          <w:lang w:eastAsia="ru-RU"/>
-        </w:rPr>
-        <w:t xml:space="preserve"> </w:t>
-      </w:r>
-      <w:r>
-        <w:rPr>
-          <w:iCs/>
-          <w:szCs w:val="32"/>
-          <w:lang w:eastAsia="ru-RU"/>
-        </w:rPr>
-        <w:t xml:space="preserve">Управление сканером </w:t>
-      </w:r>
-      <w:proofErr w:type="spellStart"/>
-      <w:r>
-        <w:rPr>
-          <w:iCs/>
-          <w:szCs w:val="32"/>
-          <w:lang w:eastAsia="ru-RU"/>
-        </w:rPr>
-        <w:t>OpenVAS</w:t>
-      </w:r>
-      <w:proofErr w:type="spellEnd"/>
-      <w:r>
-        <w:rPr>
-          <w:iCs/>
-          <w:szCs w:val="32"/>
-          <w:lang w:eastAsia="ru-RU"/>
-        </w:rPr>
-        <w:t xml:space="preserve"> осуществляется через</w:t>
-      </w:r>
-      <w:r>
-        <w:rPr>
-          <w:iCs/>
-          <w:szCs w:val="32"/>
-          <w:lang w:eastAsia="ru-RU"/>
-        </w:rPr>
-        <w:t xml:space="preserve"> </w:t>
-      </w:r>
-      <w:r>
-        <w:rPr>
-          <w:iCs/>
-          <w:szCs w:val="32"/>
-          <w:lang w:eastAsia="ru-RU"/>
-        </w:rPr>
-        <w:t>OSP.</w:t>
-      </w:r>
-      <w:r>
-        <w:rPr>
-          <w:iCs/>
-          <w:szCs w:val="32"/>
-          <w:lang w:eastAsia="ru-RU"/>
-        </w:rPr>
-        <w:t xml:space="preserve"> </w:t>
-      </w:r>
-      <w:r>
-        <w:rPr>
-          <w:iCs/>
-          <w:szCs w:val="32"/>
-          <w:lang w:eastAsia="ru-RU"/>
-        </w:rPr>
-        <w:t xml:space="preserve">Демон OSP для сканера </w:t>
-      </w:r>
-      <w:proofErr w:type="spellStart"/>
-      <w:r>
-        <w:rPr>
-          <w:iCs/>
-          <w:szCs w:val="32"/>
-          <w:lang w:eastAsia="ru-RU"/>
-        </w:rPr>
-        <w:t>OpenVAS</w:t>
-      </w:r>
-      <w:proofErr w:type="spellEnd"/>
-      <w:r>
-        <w:rPr>
-          <w:iCs/>
-          <w:szCs w:val="32"/>
-          <w:lang w:eastAsia="ru-RU"/>
-        </w:rPr>
-        <w:t xml:space="preserve"> (</w:t>
-      </w:r>
-      <w:proofErr w:type="spellStart"/>
-      <w:r>
-        <w:rPr>
-          <w:iCs/>
-          <w:szCs w:val="32"/>
-          <w:lang w:eastAsia="ru-RU"/>
-        </w:rPr>
-        <w:t>ospd-openvas</w:t>
-      </w:r>
-      <w:proofErr w:type="spellEnd"/>
-      <w:r>
-        <w:rPr>
-          <w:iCs/>
-          <w:szCs w:val="32"/>
-          <w:lang w:eastAsia="ru-RU"/>
-        </w:rPr>
-        <w:t xml:space="preserve">) взаимодействует с </w:t>
-      </w:r>
-      <w:proofErr w:type="spellStart"/>
-      <w:r>
-        <w:rPr>
-          <w:iCs/>
-          <w:szCs w:val="32"/>
-          <w:lang w:eastAsia="ru-RU"/>
-        </w:rPr>
-        <w:t>gvmd</w:t>
-      </w:r>
-      <w:proofErr w:type="spellEnd"/>
-      <w:r>
-        <w:rPr>
-          <w:iCs/>
-          <w:szCs w:val="32"/>
-          <w:lang w:eastAsia="ru-RU"/>
-        </w:rPr>
-        <w:t xml:space="preserve"> через OSP: данные VT собираются, сканирование запускается и останавливается, а результаты сканирования передаются в </w:t>
-      </w:r>
-      <w:proofErr w:type="spellStart"/>
-      <w:r>
-        <w:rPr>
-          <w:iCs/>
-          <w:szCs w:val="32"/>
-          <w:lang w:eastAsia="ru-RU"/>
-        </w:rPr>
-        <w:t>gvmd</w:t>
-      </w:r>
-      <w:proofErr w:type="spellEnd"/>
-      <w:r>
-        <w:rPr>
-          <w:iCs/>
-          <w:szCs w:val="32"/>
-          <w:lang w:eastAsia="ru-RU"/>
-        </w:rPr>
-        <w:t xml:space="preserve"> через </w:t>
-      </w:r>
-      <w:proofErr w:type="spellStart"/>
-      <w:r>
-        <w:rPr>
-          <w:iCs/>
-          <w:szCs w:val="32"/>
-          <w:lang w:eastAsia="ru-RU"/>
-        </w:rPr>
-        <w:t>ospd</w:t>
-      </w:r>
-      <w:proofErr w:type="spellEnd"/>
-      <w:r>
-        <w:rPr>
-          <w:iCs/>
-          <w:szCs w:val="32"/>
-          <w:lang w:eastAsia="ru-RU"/>
-        </w:rPr>
-        <w:t>.</w:t>
-      </w:r>
-    </w:p>
-    <w:p>
-      <w:pPr>
-        <w:spacing w:before="0" w:after="0" w:line="360" w:lineRule="auto"/>
-        <w:ind w:firstLine="633"/>
-        <w:rPr>
-          <w:iCs/>
-          <w:szCs w:val="32"/>
-          <w:lang w:val="en-US" w:eastAsia="ru-RU"/>
-        </w:rPr>
-      </w:pPr>
-      <w:r>
-        <w:rPr>
-          <w:iCs/>
-          <w:szCs w:val="32"/>
-          <w:lang w:val="en-US" w:eastAsia="ru-RU"/>
-        </w:rPr>
-        <w:t>[</w:t>
-      </w:r>
-      <w:r>
-        <w:rPr>
-          <w:iCs/>
-          <w:szCs w:val="32"/>
-          <w:lang w:val="en-US" w:eastAsia="ru-RU"/>
-        </w:rPr>
-        <w:t>https://greenbone.github.io/docs/latest/background.html#architecture</w:t>
-      </w:r>
-      <w:r>
-        <w:rPr>
-          <w:iCs/>
-          <w:szCs w:val="32"/>
-          <w:lang w:val="en-US" w:eastAsia="ru-RU"/>
-        </w:rPr>
-        <w:t>]</w:t>
-      </w:r>
-    </w:p>
-    <w:p>
-      <w:pPr>
-        <w:spacing w:before="0" w:after="0" w:line="360" w:lineRule="auto"/>
-        <w:ind w:firstLine="633"/>
-        <w:rPr>
-          <w:iCs/>
-          <w:szCs w:val="32"/>
-          <w:lang w:eastAsia="ru-RU"/>
-        </w:rPr>
-      </w:pPr>
-      <w:proofErr w:type="spellStart"/>
-      <w:r>
-        <w:rPr>
-          <w:iCs/>
-          <w:szCs w:val="32"/>
-          <w:lang w:eastAsia="ru-RU"/>
-        </w:rPr>
-        <w:lastRenderedPageBreak/>
-        <w:t>Nikto</w:t>
-      </w:r>
-      <w:proofErr w:type="spellEnd"/>
-      <w:r>
-        <w:rPr>
-          <w:iCs/>
-          <w:szCs w:val="32"/>
-          <w:lang w:eastAsia="ru-RU"/>
-        </w:rPr>
-        <w:t xml:space="preserve"> </w:t>
-      </w:r>
-      <w:r>
-        <w:rPr>
-          <w:iCs/>
-          <w:szCs w:val="32"/>
-          <w:lang w:eastAsia="ru-RU"/>
-        </w:rPr>
-        <w:t>–</w:t>
-      </w:r>
-      <w:r>
-        <w:rPr>
-          <w:iCs/>
-          <w:szCs w:val="32"/>
-          <w:lang w:eastAsia="ru-RU"/>
-        </w:rPr>
-        <w:t xml:space="preserve"> </w:t>
-      </w:r>
-      <w:r>
-        <w:rPr>
-          <w:iCs/>
-          <w:szCs w:val="32"/>
-          <w:lang w:eastAsia="ru-RU"/>
-        </w:rPr>
-        <w:t>это сканер веб-серверов с открытым исходным кодом (под лицензией GPL), который выполняет комплексное тестирование веб-серверов на наличие множества элементов, в том числе тысяч потенциально опасных файлов/программ, проверяет наличие устаревших версий более 1500 серверных компонентов и проблем, связанных с конкретными версиями, на сотнях серверов. Он также проверяет элементы конфигурации сервера, такие как наличие нескольких индексных файлов, параметры HTTP-сервера, и пытается определить установленные веб-серверы и программное обеспечение. Элементы сканирования и плагины часто обновляются и могут обновляться автоматически.</w:t>
-      </w:r>
-    </w:p>
-    <w:p>
-      <w:pPr>
-        <w:spacing w:before="0" w:after="0" w:line="360" w:lineRule="auto"/>
-        <w:ind w:firstLine="633"/>
-        <w:rPr>
-          <w:iCs/>
-          <w:szCs w:val="32"/>
-          <w:lang w:eastAsia="ru-RU"/>
-        </w:rPr>
-      </w:pPr>
-      <w:proofErr w:type="spellStart"/>
-      <w:r>
-        <w:rPr>
-          <w:iCs/>
-          <w:szCs w:val="32"/>
-          <w:lang w:eastAsia="ru-RU"/>
-        </w:rPr>
-        <w:t>Nikto</w:t>
-      </w:r>
-      <w:proofErr w:type="spellEnd"/>
-      <w:r>
-        <w:rPr>
-          <w:iCs/>
-          <w:szCs w:val="32"/>
-          <w:lang w:eastAsia="ru-RU"/>
-        </w:rPr>
-        <w:t xml:space="preserve"> </w:t>
-      </w:r>
-      <w:r>
-        <w:rPr>
-          <w:iCs/>
-          <w:szCs w:val="32"/>
-          <w:lang w:eastAsia="ru-RU"/>
-        </w:rPr>
-        <w:t>–</w:t>
-      </w:r>
-      <w:r>
-        <w:rPr>
-          <w:iCs/>
-          <w:szCs w:val="32"/>
-          <w:lang w:eastAsia="ru-RU"/>
-        </w:rPr>
-        <w:t xml:space="preserve"> </w:t>
-      </w:r>
-      <w:r>
-        <w:rPr>
-          <w:iCs/>
-          <w:szCs w:val="32"/>
-          <w:lang w:eastAsia="ru-RU"/>
-        </w:rPr>
-        <w:t xml:space="preserve">не скрытный инструмент. Он тестирует веб-сервер максимально быстро и оставляет очевидные следы в лог-файлах или в системе обнаружения и предотвращения вторжений. Однако есть поддержка методов защиты от IDS-систем в </w:t>
-      </w:r>
-      <w:proofErr w:type="spellStart"/>
-      <w:r>
-        <w:rPr>
-          <w:iCs/>
-          <w:szCs w:val="32"/>
-          <w:lang w:eastAsia="ru-RU"/>
-        </w:rPr>
-        <w:t>LibWhisker</w:t>
-      </w:r>
-      <w:proofErr w:type="spellEnd"/>
-      <w:r>
-        <w:rPr>
-          <w:iCs/>
-          <w:szCs w:val="32"/>
-          <w:lang w:eastAsia="ru-RU"/>
-        </w:rPr>
-        <w:t>, если вы хотите попробовать (или протестировать свою IDS-систему).</w:t>
-      </w:r>
-    </w:p>
-    <w:p>
-      <w:pPr>
-        <w:spacing w:before="0" w:after="0" w:line="360" w:lineRule="auto"/>
-        <w:ind w:firstLine="633"/>
-        <w:rPr>
-          <w:iCs/>
-          <w:szCs w:val="32"/>
-          <w:lang w:eastAsia="ru-RU"/>
-        </w:rPr>
-      </w:pPr>
-      <w:r>
-        <w:rPr>
-          <w:iCs/>
-          <w:szCs w:val="32"/>
-          <w:lang w:eastAsia="ru-RU"/>
-        </w:rPr>
-        <w:t>[</w:t>
-      </w:r>
-      <w:r>
-        <w:rPr>
-          <w:iCs/>
-          <w:szCs w:val="32"/>
-          <w:lang w:val="en-US" w:eastAsia="ru-RU"/>
-        </w:rPr>
-        <w:t>https</w:t>
-      </w:r>
-      <w:r>
-        <w:rPr>
-          <w:iCs/>
-          <w:szCs w:val="32"/>
-          <w:lang w:eastAsia="ru-RU"/>
-        </w:rPr>
-        <w:t>://</w:t>
-      </w:r>
-      <w:proofErr w:type="spellStart"/>
-      <w:r>
-        <w:rPr>
-          <w:iCs/>
-          <w:szCs w:val="32"/>
-          <w:lang w:val="en-US" w:eastAsia="ru-RU"/>
-        </w:rPr>
-        <w:t>github</w:t>
-      </w:r>
-      <w:proofErr w:type="spellEnd"/>
-      <w:r>
-        <w:rPr>
-          <w:iCs/>
-          <w:szCs w:val="32"/>
-          <w:lang w:eastAsia="ru-RU"/>
-        </w:rPr>
-        <w:t>.</w:t>
-      </w:r>
-      <w:r>
-        <w:rPr>
-          <w:iCs/>
-          <w:szCs w:val="32"/>
-          <w:lang w:val="en-US" w:eastAsia="ru-RU"/>
-        </w:rPr>
-        <w:t>com</w:t>
-      </w:r>
-      <w:r>
-        <w:rPr>
-          <w:iCs/>
-          <w:szCs w:val="32"/>
-          <w:lang w:eastAsia="ru-RU"/>
-        </w:rPr>
-        <w:t>/</w:t>
-      </w:r>
-      <w:proofErr w:type="spellStart"/>
-      <w:r>
-        <w:rPr>
-          <w:iCs/>
-          <w:szCs w:val="32"/>
-          <w:lang w:val="en-US" w:eastAsia="ru-RU"/>
-        </w:rPr>
-        <w:t>sullo</w:t>
-      </w:r>
-      <w:proofErr w:type="spellEnd"/>
-      <w:r>
-        <w:rPr>
-          <w:iCs/>
-          <w:szCs w:val="32"/>
-          <w:lang w:eastAsia="ru-RU"/>
-        </w:rPr>
-        <w:t>/</w:t>
-      </w:r>
-      <w:proofErr w:type="spellStart"/>
-      <w:r>
-        <w:rPr>
-          <w:iCs/>
-          <w:szCs w:val="32"/>
-          <w:lang w:val="en-US" w:eastAsia="ru-RU"/>
-        </w:rPr>
-        <w:t>nikto</w:t>
-      </w:r>
-      <w:proofErr w:type="spellEnd"/>
-      <w:r>
-        <w:rPr>
-          <w:iCs/>
-          <w:szCs w:val="32"/>
-          <w:lang w:eastAsia="ru-RU"/>
-        </w:rPr>
-        <w:t>/</w:t>
-      </w:r>
-      <w:r>
-        <w:rPr>
-          <w:iCs/>
-          <w:szCs w:val="32"/>
-          <w:lang w:val="en-US" w:eastAsia="ru-RU"/>
-        </w:rPr>
-        <w:t>wiki</w:t>
-      </w:r>
-      <w:r>
-        <w:rPr>
-          <w:iCs/>
-          <w:szCs w:val="32"/>
-          <w:lang w:eastAsia="ru-RU"/>
-        </w:rPr>
-        <w:t>/</w:t>
-      </w:r>
-      <w:r>
-        <w:rPr>
-          <w:iCs/>
-          <w:szCs w:val="32"/>
-          <w:lang w:val="en-US" w:eastAsia="ru-RU"/>
-        </w:rPr>
-        <w:t>Overview</w:t>
-      </w:r>
-      <w:r>
-        <w:rPr>
-          <w:iCs/>
-          <w:szCs w:val="32"/>
-          <w:lang w:eastAsia="ru-RU"/>
-        </w:rPr>
-        <w:t>-&amp;-</w:t>
-      </w:r>
-      <w:r>
-        <w:rPr>
-          <w:iCs/>
-          <w:szCs w:val="32"/>
-          <w:lang w:val="en-US" w:eastAsia="ru-RU"/>
-        </w:rPr>
-        <w:t>Description</w:t>
-      </w:r>
-      <w:r>
-        <w:rPr>
-          <w:iCs/>
-          <w:szCs w:val="32"/>
-          <w:lang w:eastAsia="ru-RU"/>
-        </w:rPr>
-        <w:t>]</w:t>
-      </w:r>
-    </w:p>
-    <w:p>
-      <w:pPr>
-        <w:spacing w:before="0" w:after="0" w:line="360" w:lineRule="auto"/>
-        <w:ind w:firstLine="633"/>
-        <w:rPr>
-          <w:iCs/>
-          <w:szCs w:val="32"/>
-          <w:lang w:eastAsia="ru-RU"/>
-        </w:rPr>
-      </w:pPr>
-      <w:proofErr w:type="spellStart"/>
-      <w:r>
-        <w:rPr>
-          <w:iCs/>
-          <w:szCs w:val="32"/>
-          <w:lang w:eastAsia="ru-RU"/>
-        </w:rPr>
-        <w:t>OpenSCAP</w:t>
-      </w:r>
-      <w:proofErr w:type="spellEnd"/>
-      <w:r>
-        <w:rPr>
-          <w:iCs/>
-          <w:szCs w:val="32"/>
-          <w:lang w:eastAsia="ru-RU"/>
-        </w:rPr>
-        <w:t xml:space="preserve"> использует</w:t>
-      </w:r>
-      <w:r>
-        <w:rPr>
-          <w:iCs/>
-          <w:szCs w:val="32"/>
-          <w:lang w:eastAsia="ru-RU"/>
-        </w:rPr>
-        <w:t xml:space="preserve"> </w:t>
-      </w:r>
-      <w:r>
-        <w:rPr>
-          <w:iCs/>
-          <w:szCs w:val="32"/>
-          <w:lang w:eastAsia="ru-RU"/>
-        </w:rPr>
-        <w:t>SCAP</w:t>
-      </w:r>
-      <w:r>
-        <w:rPr>
-          <w:iCs/>
-          <w:szCs w:val="32"/>
-          <w:lang w:eastAsia="ru-RU"/>
-        </w:rPr>
-        <w:t xml:space="preserve"> </w:t>
-      </w:r>
-      <w:r>
-        <w:rPr>
-          <w:iCs/>
-          <w:szCs w:val="32"/>
-          <w:lang w:eastAsia="ru-RU"/>
-        </w:rPr>
-        <w:t>–</w:t>
-      </w:r>
-      <w:r>
-        <w:rPr>
-          <w:iCs/>
-          <w:szCs w:val="32"/>
-          <w:lang w:eastAsia="ru-RU"/>
-        </w:rPr>
-        <w:t xml:space="preserve"> линейку спецификаций, поддерживаемых</w:t>
-      </w:r>
-      <w:r>
-        <w:rPr>
-          <w:iCs/>
-          <w:szCs w:val="32"/>
-          <w:lang w:eastAsia="ru-RU"/>
-        </w:rPr>
-        <w:t xml:space="preserve"> </w:t>
-      </w:r>
-      <w:r>
-        <w:rPr>
-          <w:iCs/>
-          <w:szCs w:val="32"/>
-          <w:lang w:eastAsia="ru-RU"/>
-        </w:rPr>
-        <w:t>Национальным институтом стандартов и технологий. SCAP был создан для обеспечения стандартизированного подхода к поддержанию безопасности системы. Новые спецификации регулируются стандартом SCAP</w:t>
-      </w:r>
-      <w:r>
-        <w:rPr>
-          <w:iCs/>
-          <w:szCs w:val="32"/>
-          <w:lang w:eastAsia="ru-RU"/>
-        </w:rPr>
-        <w:t xml:space="preserve"> </w:t>
-      </w:r>
-      <w:r>
-        <w:rPr>
-          <w:iCs/>
-          <w:szCs w:val="32"/>
-          <w:lang w:eastAsia="ru-RU"/>
-        </w:rPr>
-        <w:t>цикла выпуска</w:t>
-      </w:r>
-      <w:r>
-        <w:rPr>
-          <w:iCs/>
-          <w:szCs w:val="32"/>
-          <w:lang w:eastAsia="ru-RU"/>
-        </w:rPr>
-        <w:t xml:space="preserve"> </w:t>
-      </w:r>
-      <w:r>
-        <w:rPr>
-          <w:iCs/>
-          <w:szCs w:val="32"/>
-          <w:lang w:eastAsia="ru-RU"/>
-        </w:rPr>
-        <w:t xml:space="preserve">Национального института стандартов и технологий США, чтобы обеспечить единообразный и воспроизводимый процесс внесения изменений. </w:t>
-      </w:r>
-      <w:proofErr w:type="spellStart"/>
-      <w:r>
-        <w:rPr>
-          <w:iCs/>
-          <w:szCs w:val="32"/>
-          <w:lang w:eastAsia="ru-RU"/>
-        </w:rPr>
-        <w:t>OpenSCAP</w:t>
-      </w:r>
-      <w:proofErr w:type="spellEnd"/>
-      <w:r>
-        <w:rPr>
-          <w:iCs/>
-          <w:szCs w:val="32"/>
-          <w:lang w:eastAsia="ru-RU"/>
-        </w:rPr>
-        <w:t xml:space="preserve"> в основном обрабатывает</w:t>
-      </w:r>
-      <w:r>
-        <w:rPr>
-          <w:iCs/>
-          <w:szCs w:val="32"/>
-          <w:lang w:eastAsia="ru-RU"/>
-        </w:rPr>
-        <w:t xml:space="preserve"> </w:t>
-      </w:r>
-      <w:r>
-        <w:rPr>
-          <w:iCs/>
-          <w:szCs w:val="32"/>
-          <w:lang w:eastAsia="ru-RU"/>
-        </w:rPr>
-        <w:t>XCCDF, который является стандартным способом представления содержимого чек-листов и определяет чек-листы по безопасности. Он также сочетается с другими спецификациями, такими как</w:t>
-      </w:r>
-      <w:r>
-        <w:rPr>
-          <w:iCs/>
-          <w:szCs w:val="32"/>
-          <w:lang w:eastAsia="ru-RU"/>
-        </w:rPr>
-        <w:t xml:space="preserve"> </w:t>
-      </w:r>
-      <w:r>
-        <w:rPr>
-          <w:iCs/>
-          <w:szCs w:val="32"/>
-          <w:lang w:eastAsia="ru-RU"/>
-        </w:rPr>
-        <w:t>CPE,</w:t>
-      </w:r>
-      <w:r>
-        <w:rPr>
-          <w:iCs/>
-          <w:szCs w:val="32"/>
-          <w:lang w:eastAsia="ru-RU"/>
-        </w:rPr>
-        <w:t xml:space="preserve"> </w:t>
-      </w:r>
-      <w:r>
-        <w:rPr>
-          <w:iCs/>
-          <w:szCs w:val="32"/>
-          <w:lang w:eastAsia="ru-RU"/>
-        </w:rPr>
-        <w:t>CCE</w:t>
-      </w:r>
-      <w:r>
-        <w:rPr>
-          <w:iCs/>
-          <w:szCs w:val="32"/>
-          <w:lang w:eastAsia="ru-RU"/>
-        </w:rPr>
-        <w:t xml:space="preserve"> </w:t>
-      </w:r>
-      <w:r>
-        <w:rPr>
-          <w:iCs/>
-          <w:szCs w:val="32"/>
-          <w:lang w:eastAsia="ru-RU"/>
-        </w:rPr>
-        <w:t>и</w:t>
-      </w:r>
-      <w:r>
-        <w:rPr>
-          <w:iCs/>
-          <w:szCs w:val="32"/>
-          <w:lang w:eastAsia="ru-RU"/>
-        </w:rPr>
-        <w:t xml:space="preserve"> </w:t>
-      </w:r>
-      <w:r>
-        <w:rPr>
-          <w:iCs/>
-          <w:szCs w:val="32"/>
-          <w:lang w:eastAsia="ru-RU"/>
-        </w:rPr>
-        <w:t>OV</w:t>
-      </w:r>
-      <w:r>
-        <w:rPr>
-          <w:iCs/>
-          <w:szCs w:val="32"/>
-          <w:lang w:eastAsia="ru-RU"/>
-        </w:rPr>
-        <w:t>A</w:t>
-      </w:r>
-      <w:r>
-        <w:rPr>
-          <w:iCs/>
-          <w:szCs w:val="32"/>
-          <w:lang w:eastAsia="ru-RU"/>
-        </w:rPr>
-        <w:t>L, для создания чек-листов в формате SCAP, которые могут обрабатываться продуктами, прошедшими проверку SCAP. Дополнительную информацию о SCAP можно найти в</w:t>
-      </w:r>
-      <w:r>
-        <w:rPr>
-          <w:iCs/>
-          <w:szCs w:val="32"/>
-          <w:lang w:eastAsia="ru-RU"/>
-        </w:rPr>
-        <w:t xml:space="preserve"> </w:t>
-      </w:r>
-      <w:r>
-        <w:rPr>
-          <w:iCs/>
-          <w:szCs w:val="32"/>
-          <w:lang w:eastAsia="ru-RU"/>
-        </w:rPr>
-        <w:t>стандартах SCAP.</w:t>
-      </w:r>
-    </w:p>
-    <w:p>
-      <w:pPr>
-        <w:spacing w:before="0" w:after="0" w:line="360" w:lineRule="auto"/>
-        <w:ind w:firstLine="633"/>
-        <w:rPr>
-          <w:iCs/>
-          <w:szCs w:val="32"/>
-          <w:lang w:val="en-US" w:eastAsia="ru-RU"/>
-        </w:rPr>
-      </w:pPr>
-      <w:proofErr w:type="spellStart"/>
-      <w:r>
-        <w:rPr>
-          <w:iCs/>
-          <w:szCs w:val="32"/>
-          <w:lang w:eastAsia="ru-RU"/>
-        </w:rPr>
-        <w:t>OpenSCAP</w:t>
-      </w:r>
-      <w:proofErr w:type="spellEnd"/>
-      <w:r>
-        <w:rPr>
-          <w:iCs/>
-          <w:szCs w:val="32"/>
-          <w:lang w:eastAsia="ru-RU"/>
-        </w:rPr>
-        <w:t xml:space="preserve"> поддерживает SCAP</w:t>
-      </w:r>
-      <w:r>
-        <w:rPr>
-          <w:iCs/>
-          <w:szCs w:val="32"/>
-          <w:lang w:eastAsia="ru-RU"/>
-        </w:rPr>
-        <w:t xml:space="preserve"> </w:t>
-      </w:r>
-      <w:r>
-        <w:rPr>
-          <w:iCs/>
-          <w:szCs w:val="32"/>
-          <w:lang w:eastAsia="ru-RU"/>
-        </w:rPr>
-        <w:t>1.3</w:t>
-      </w:r>
-      <w:r>
-        <w:rPr>
-          <w:iCs/>
-          <w:szCs w:val="32"/>
-          <w:lang w:eastAsia="ru-RU"/>
-        </w:rPr>
-        <w:t xml:space="preserve"> </w:t>
-      </w:r>
-      <w:r>
-        <w:rPr>
-          <w:iCs/>
-          <w:szCs w:val="32"/>
-          <w:lang w:eastAsia="ru-RU"/>
-        </w:rPr>
-        <w:t>и обратно совместим с SCAP</w:t>
-      </w:r>
-      <w:r>
-        <w:rPr>
-          <w:iCs/>
-          <w:szCs w:val="32"/>
-          <w:lang w:eastAsia="ru-RU"/>
-        </w:rPr>
-        <w:t xml:space="preserve"> </w:t>
-      </w:r>
-      <w:r>
-        <w:rPr>
-          <w:iCs/>
-          <w:szCs w:val="32"/>
-          <w:lang w:eastAsia="ru-RU"/>
-        </w:rPr>
-        <w:t>1.2, SCAP</w:t>
-      </w:r>
-      <w:r>
-        <w:rPr>
-          <w:iCs/>
-          <w:szCs w:val="32"/>
-          <w:lang w:eastAsia="ru-RU"/>
-        </w:rPr>
-        <w:t xml:space="preserve"> </w:t>
-      </w:r>
-      <w:r>
-        <w:rPr>
-          <w:iCs/>
-          <w:szCs w:val="32"/>
-          <w:lang w:eastAsia="ru-RU"/>
-        </w:rPr>
-        <w:t>1.1</w:t>
-      </w:r>
-      <w:r>
-        <w:rPr>
-          <w:iCs/>
-          <w:szCs w:val="32"/>
-          <w:lang w:eastAsia="ru-RU"/>
-        </w:rPr>
-        <w:t xml:space="preserve"> </w:t>
-      </w:r>
-      <w:r>
-        <w:rPr>
-          <w:iCs/>
-          <w:szCs w:val="32"/>
-          <w:lang w:eastAsia="ru-RU"/>
-        </w:rPr>
-        <w:t>и SCAP</w:t>
-      </w:r>
-      <w:r>
-        <w:rPr>
-          <w:iCs/>
-          <w:szCs w:val="32"/>
-          <w:lang w:eastAsia="ru-RU"/>
-        </w:rPr>
-        <w:t xml:space="preserve"> </w:t>
-      </w:r>
-      <w:r>
-        <w:rPr>
-          <w:iCs/>
-          <w:szCs w:val="32"/>
-          <w:lang w:eastAsia="ru-RU"/>
-        </w:rPr>
-        <w:t>1.0. Для импорта и обработки более ранних версий контента SCAP не требуется никаких специальных действий.</w:t>
-      </w:r>
-    </w:p>
-    <w:p>
-      <w:pPr>
-        <w:spacing w:before="0" w:after="0" w:line="360" w:lineRule="auto"/>
-        <w:ind w:firstLine="633"/>
-        <w:rPr>
-          <w:iCs/>
-          <w:szCs w:val="32"/>
-          <w:lang w:val="en-US" w:eastAsia="ru-RU"/>
-        </w:rPr>
-      </w:pPr>
-      <w:r>
-        <w:rPr>
-          <w:iCs/>
-          <w:szCs w:val="32"/>
-          <w:lang w:val="en-US" w:eastAsia="ru-RU"/>
-        </w:rPr>
-        <w:lastRenderedPageBreak/>
-        <w:t>[</w:t>
-      </w:r>
-      <w:r>
-        <w:rPr>
-          <w:iCs/>
-          <w:szCs w:val="32"/>
-          <w:lang w:val="en-US" w:eastAsia="ru-RU"/>
-        </w:rPr>
-        <w:t>https://static.open-scap.org/openscap-1.3/oscap_user_manual.html#_introduction</w:t>
-      </w:r>
-      <w:r>
-        <w:rPr>
-          <w:iCs/>
-          <w:szCs w:val="32"/>
-          <w:lang w:val="en-US" w:eastAsia="ru-RU"/>
-        </w:rPr>
-        <w:t>]</w:t>
-      </w:r>
-    </w:p>
-    <w:p>
-      <w:pPr>
-        <w:spacing w:before="0" w:after="0" w:line="360" w:lineRule="auto"/>
-        <w:rPr>
-          <w:iCs/>
-          <w:szCs w:val="32"/>
-          <w:lang w:val="en-US" w:eastAsia="ru-RU"/>
-        </w:rPr>
-      </w:pPr>
     </w:p>
     <w:p>
       <w:pPr>
@@ -7772,14 +7345,14 @@
         <w:rPr>
           <w:iCs/>
           <w:szCs w:val="32"/>
-          <w:lang w:val="en-US" w:eastAsia="ru-RU"/>
-        </w:rPr>
-      </w:pPr>
-      <w:r>
-        <w:rPr>
-          <w:iCs/>
-          <w:szCs w:val="32"/>
-          <w:lang w:val="en-US" w:eastAsia="ru-RU"/>
+          <w:lang w:eastAsia="ru-RU"/>
+        </w:rPr>
+      </w:pPr>
+      <w:r>
+        <w:rPr>
+          <w:iCs/>
+          <w:szCs w:val="32"/>
+          <w:lang w:eastAsia="ru-RU"/>
         </w:rPr>
         <w:br w:type="page"/>
       </w:r>
@@ -7793,7 +7366,7 @@
           <w:bCs/>
           <w:iCs/>
           <w:szCs w:val="32"/>
-          <w:lang w:eastAsia="ru-RU"/>
+          <w:lang w:val="en-US" w:eastAsia="ru-RU"/>
         </w:rPr>
       </w:pPr>
       <w:r>
@@ -7805,7 +7378,7 @@
           <w:lang w:eastAsia="ru-RU"/>
         </w:rPr>
         <w:lastRenderedPageBreak/>
-        <w:t xml:space="preserve">Глава 1.2. </w:t>
+        <w:t xml:space="preserve">Глава </w:t>
       </w:r>
       <w:r>
         <w:rPr>
@@ -7813,19 +7386,9 @@
           <w:bCs/>
           <w:iCs/>
           <w:szCs w:val="32"/>
-          <w:lang w:eastAsia="ru-RU"/>
-        </w:rPr>
-        <w:t>О</w:t>
-      </w:r>
-      <w:r>
-        <w:rPr>
-          <w:b/>
-          <w:bCs/>
-          <w:iCs/>
-          <w:szCs w:val="32"/>
-          <w:lang w:eastAsia="ru-RU"/>
-        </w:rPr>
-        <w:t>писание поиска уязвимостей</w:t>
+          <w:lang w:val="en-US" w:eastAsia="ru-RU"/>
+        </w:rPr>
+        <w:t>2</w:t>
       </w:r>
     </w:p>
     <w:p>
@@ -8238,6 +7801,155 @@
 <file path=word/numbering.xml><?xml version="1.0" encoding="utf-8"?>
 <w:numbering xmlns:wpc="http://schemas.microsoft.com/office/word/2010/wordprocessingCanvas" xmlns:cx="http://schemas.microsoft.com/office/drawing/2014/chartex" xmlns:cx1="http://schemas.microsoft.com/office/drawing/2015/9/8/chartex" xmlns:cx2="http://schemas.microsoft.com/office/drawing/2015/10/21/chartex" xmlns:cx3="http://schemas.microsoft.com/office/drawing/2016/5/9/chartex" xmlns:cx4="http://schemas.microsoft.com/office/drawing/2016/5/10/chartex" xmlns:cx5="http://schemas.microsoft.com/office/drawing/2016/5/11/chartex" xmlns:cx6="http://schemas.microsoft.com/office/drawing/2016/5/12/chartex" xmlns:cx7="http://schemas.microsoft.com/office/drawing/2016/5/13/chartex" xmlns:cx8="http://schemas.microsoft.com/office/drawing/2016/5/14/chartex" xmlns:mc="http://schemas.openxmlformats.org/markup-compatibility/2006" xmlns:aink="http://schemas.microsoft.com/office/drawing/2016/ink" xmlns:am3d="http://schemas.microsoft.com/office/drawing/2017/model3d" xmlns:o="urn:schemas-microsoft-com:office:office" xmlns:oel="http://schemas.microsoft.com/office/2019/extlst" xmlns:r="http://schemas.openxmlformats.org/officeDocument/2006/relationships" xmlns:m="http://schemas.openxmlformats.org/officeDocument/2006/math" xmlns:v="urn:schemas-microsoft-com:vml" xmlns:wp14="http://schemas.microsoft.com/office/word/2010/wordprocessingDrawing" xmlns:wp="http://schemas.openxmlformats.org/drawingml/2006/wordprocessingDrawing" xmlns:w10="urn:schemas-microsoft-com:office:word" xmlns:w="http://schemas.openxmlformats.org/wordprocessingml/2006/main" xmlns:w14="http://schemas.microsoft.com/office/word/2010/wordml" xmlns:w15="http://schemas.microsoft.com/office/word/2012/wordml" xmlns:w16cex="http://schemas.microsoft.com/office/word/2018/wordml/cex" xmlns:w16cid="http://schemas.microsoft.com/office/word/2016/wordml/cid" xmlns:w16="http://schemas.microsoft.com/office/word/2018/wordml" xmlns:w16sdtdh="http://schemas.microsoft.com/office/word/2020/wordml/sdtdatahash" xmlns:w16se="http://schemas.microsoft.com/office/word/2015/wordml/symex" xmlns:wpg="http://schemas.microsoft.com/office/word/2010/wordprocessingGroup" xmlns:wpi="http://schemas.microsoft.com/office/word/2010/wordprocessingInk" xmlns:wne="http://schemas.microsoft.com/office/word/2006/wordml" xmlns:wps="http://schemas.microsoft.com/office/word/2010/wordprocessingShape" mc:Ignorable="w14 w15 w16se w16cid w16 w16cex w16sdtdh wp14">
   <w:abstractNum w:abstractNumId="0" w15:restartNumberingAfterBreak="0">
+    <w:nsid w:val="00C238A4"/>
+    <w:multiLevelType w:val="multilevel"/>
+    <w:tmpl w:val="7A00E4EA"/>
+    <w:lvl w:ilvl="0">
+      <w:start w:val="1"/>
+      <w:numFmt w:val="bullet"/>
+      <w:lvlText w:val=""/>
+      <w:lvlJc w:val="left"/>
+      <w:pPr>
+        <w:tabs>
+          <w:tab w:val="num" w:pos="720"/>
+        </w:tabs>
+        <w:ind w:left="720" w:hanging="360"/>
+      </w:pPr>
+      <w:rPr>
+        <w:rFonts w:ascii="Symbol" w:hAnsi="Symbol" w:hint="default"/>
+        <w:sz w:val="20"/>
+      </w:rPr>
+    </w:lvl>
+    <w:lvl w:ilvl="1" w:tentative="1">
+      <w:start w:val="1"/>
+      <w:numFmt w:val="bullet"/>
+      <w:lvlText w:val="o"/>
+      <w:lvlJc w:val="left"/>
+      <w:pPr>
+        <w:tabs>
+          <w:tab w:val="num" w:pos="1440"/>
+        </w:tabs>
+        <w:ind w:left="1440" w:hanging="360"/>
+      </w:pPr>
+      <w:rPr>
+        <w:rFonts w:ascii="Courier New" w:hAnsi="Courier New" w:hint="default"/>
+        <w:sz w:val="20"/>
+      </w:rPr>
+    </w:lvl>
+    <w:lvl w:ilvl="2" w:tentative="1">
+      <w:start w:val="1"/>
+      <w:numFmt w:val="bullet"/>
+      <w:lvlText w:val=""/>
+      <w:lvlJc w:val="left"/>
+      <w:pPr>
+        <w:tabs>
+          <w:tab w:val="num" w:pos="2160"/>
+        </w:tabs>
+        <w:ind w:left="2160" w:hanging="360"/>
+      </w:pPr>
+      <w:rPr>
+        <w:rFonts w:ascii="Wingdings" w:hAnsi="Wingdings" w:hint="default"/>
+        <w:sz w:val="20"/>
+      </w:rPr>
+    </w:lvl>
+    <w:lvl w:ilvl="3" w:tentative="1">
+      <w:start w:val="1"/>
+      <w:numFmt w:val="bullet"/>
+      <w:lvlText w:val=""/>
+      <w:lvlJc w:val="left"/>
+      <w:pPr>
+        <w:tabs>
+          <w:tab w:val="num" w:pos="2880"/>
+        </w:tabs>
+        <w:ind w:left="2880" w:hanging="360"/>
+      </w:pPr>
+      <w:rPr>
+        <w:rFonts w:ascii="Wingdings" w:hAnsi="Wingdings" w:hint="default"/>
+        <w:sz w:val="20"/>
+      </w:rPr>
+    </w:lvl>
+    <w:lvl w:ilvl="4" w:tentative="1">
+      <w:start w:val="1"/>
+      <w:numFmt w:val="bullet"/>
+      <w:lvlText w:val=""/>
+      <w:lvlJc w:val="left"/>
+      <w:pPr>
+        <w:tabs>
+          <w:tab w:val="num" w:pos="3600"/>
+        </w:tabs>
+        <w:ind w:left="3600" w:hanging="360"/>
+      </w:pPr>
+      <w:rPr>
+        <w:rFonts w:ascii="Wingdings" w:hAnsi="Wingdings" w:hint="default"/>
+        <w:sz w:val="20"/>
+      </w:rPr>
+    </w:lvl>
+    <w:lvl w:ilvl="5" w:tentative="1">
+      <w:start w:val="1"/>
+      <w:numFmt w:val="bullet"/>
+      <w:lvlText w:val=""/>
+      <w:lvlJc w:val="left"/>
+      <w:pPr>
+        <w:tabs>
+          <w:tab w:val="num" w:pos="4320"/>
+        </w:tabs>
+        <w:ind w:left="4320" w:hanging="360"/>
+      </w:pPr>
+      <w:rPr>
+        <w:rFonts w:ascii="Wingdings" w:hAnsi="Wingdings" w:hint="default"/>
+        <w:sz w:val="20"/>
+      </w:rPr>
+    </w:lvl>
+    <w:lvl w:ilvl="6" w:tentative="1">
+      <w:start w:val="1"/>
+      <w:numFmt w:val="bullet"/>
+      <w:lvlText w:val=""/>
+      <w:lvlJc w:val="left"/>
+      <w:pPr>
+        <w:tabs>
+          <w:tab w:val="num" w:pos="5040"/>
+        </w:tabs>
+        <w:ind w:left="5040" w:hanging="360"/>
+      </w:pPr>
+      <w:rPr>
+        <w:rFonts w:ascii="Wingdings" w:hAnsi="Wingdings" w:hint="default"/>
+        <w:sz w:val="20"/>
+      </w:rPr>
+    </w:lvl>
+    <w:lvl w:ilvl="7" w:tentative="1">
+      <w:start w:val="1"/>
+      <w:numFmt w:val="bullet"/>
+      <w:lvlText w:val=""/>
+      <w:lvlJc w:val="left"/>
+      <w:pPr>
+        <w:tabs>
+          <w:tab w:val="num" w:pos="5760"/>
+        </w:tabs>
+        <w:ind w:left="5760" w:hanging="360"/>
+      </w:pPr>
+      <w:rPr>
+        <w:rFonts w:ascii="Wingdings" w:hAnsi="Wingdings" w:hint="default"/>
+        <w:sz w:val="20"/>
+      </w:rPr>
+    </w:lvl>
+    <w:lvl w:ilvl="8" w:tentative="1">
+      <w:start w:val="1"/>
+      <w:numFmt w:val="bullet"/>
+      <w:lvlText w:val=""/>
+      <w:lvlJc w:val="left"/>
+      <w:pPr>
+        <w:tabs>
+          <w:tab w:val="num" w:pos="6480"/>
+        </w:tabs>
+        <w:ind w:left="6480" w:hanging="360"/>
+      </w:pPr>
+      <w:rPr>
+        <w:rFonts w:ascii="Wingdings" w:hAnsi="Wingdings" w:hint="default"/>
+        <w:sz w:val="20"/>
+      </w:rPr>
+    </w:lvl>
+  </w:abstractNum>
+  <w:abstractNum w:abstractNumId="1" w15:restartNumberingAfterBreak="0">
     <w:nsid w:val="01A716B3"/>
     <w:multiLevelType w:val="hybridMultilevel"/>
     <w:tmpl w:val="FE267A76"/>
@@ -8350,7 +8062,7 @@
       </w:rPr>
     </w:lvl>
   </w:abstractNum>
-  <w:abstractNum w:abstractNumId="1" w15:restartNumberingAfterBreak="0">
+  <w:abstractNum w:abstractNumId="2" w15:restartNumberingAfterBreak="0">
     <w:nsid w:val="0E6E3F1E"/>
     <w:multiLevelType w:val="hybridMultilevel"/>
     <w:tmpl w:val="EC761A3A"/>
@@ -8439,7 +8151,7 @@
       </w:pPr>
     </w:lvl>
   </w:abstractNum>
-  <w:abstractNum w:abstractNumId="2" w15:restartNumberingAfterBreak="0">
+  <w:abstractNum w:abstractNumId="3" w15:restartNumberingAfterBreak="0">
     <w:nsid w:val="3E975FE3"/>
     <w:multiLevelType w:val="hybridMultilevel"/>
     <w:tmpl w:val="0EAA077A"/>
@@ -8528,7 +8240,120 @@
       </w:pPr>
     </w:lvl>
   </w:abstractNum>
-  <w:abstractNum w:abstractNumId="3" w15:restartNumberingAfterBreak="0">
+  <w:abstractNum w:abstractNumId="4" w15:restartNumberingAfterBreak="0">
+    <w:nsid w:val="6A325598"/>
+    <w:multiLevelType w:val="hybridMultilevel"/>
+    <w:tmpl w:val="F7B80F52"/>
+    <w:lvl w:ilvl="0" w:tplc="04190001">
+      <w:start w:val="1"/>
+      <w:numFmt w:val="bullet"/>
+      <w:lvlText w:val=""/>
+      <w:lvlJc w:val="left"/>
+      <w:pPr>
+        <w:ind w:left="1353" w:hanging="360"/>
+      </w:pPr>
+      <w:rPr>
+        <w:rFonts w:ascii="Symbol" w:hAnsi="Symbol" w:hint="default"/>
+      </w:rPr>
+    </w:lvl>
+    <w:lvl w:ilvl="1" w:tplc="04190003" w:tentative="1">
+      <w:start w:val="1"/>
+      <w:numFmt w:val="bullet"/>
+      <w:lvlText w:val="o"/>
+      <w:lvlJc w:val="left"/>
+      <w:pPr>
+        <w:ind w:left="2073" w:hanging="360"/>
+      </w:pPr>
+      <w:rPr>
+        <w:rFonts w:ascii="Courier New" w:hAnsi="Courier New" w:cs="Courier New" w:hint="default"/>
+      </w:rPr>
+    </w:lvl>
+    <w:lvl w:ilvl="2" w:tplc="04190005" w:tentative="1">
+      <w:start w:val="1"/>
+      <w:numFmt w:val="bullet"/>
+      <w:lvlText w:val=""/>
+      <w:lvlJc w:val="left"/>
+      <w:pPr>
+        <w:ind w:left="2793" w:hanging="360"/>
+      </w:pPr>
+      <w:rPr>
+        <w:rFonts w:ascii="Wingdings" w:hAnsi="Wingdings" w:hint="default"/>
+      </w:rPr>
+    </w:lvl>
+    <w:lvl w:ilvl="3" w:tplc="04190001" w:tentative="1">
+      <w:start w:val="1"/>
+      <w:numFmt w:val="bullet"/>
+      <w:lvlText w:val=""/>
+      <w:lvlJc w:val="left"/>
+      <w:pPr>
+        <w:ind w:left="3513" w:hanging="360"/>
+      </w:pPr>
+      <w:rPr>
+        <w:rFonts w:ascii="Symbol" w:hAnsi="Symbol" w:hint="default"/>
+      </w:rPr>
+    </w:lvl>
+    <w:lvl w:ilvl="4" w:tplc="04190003" w:tentative="1">
+      <w:start w:val="1"/>
+      <w:numFmt w:val="bullet"/>
+      <w:lvlText w:val="o"/>
+      <w:lvlJc w:val="left"/>
+      <w:pPr>
+        <w:ind w:left="4233" w:hanging="360"/>
+      </w:pPr>
+      <w:rPr>
+        <w:rFonts w:ascii="Courier New" w:hAnsi="Courier New" w:cs="Courier New" w:hint="default"/>
+      </w:rPr>
+    </w:lvl>
+    <w:lvl w:ilvl="5" w:tplc="04190005" w:tentative="1">
+      <w:start w:val="1"/>
+      <w:numFmt w:val="bullet"/>
+      <w:lvlText w:val=""/>
+      <w:lvlJc w:val="left"/>
+      <w:pPr>
+        <w:ind w:left="4953" w:hanging="360"/>
+      </w:pPr>
+      <w:rPr>
+        <w:rFonts w:ascii="Wingdings" w:hAnsi="Wingdings" w:hint="default"/>
+      </w:rPr>
+    </w:lvl>
+    <w:lvl w:ilvl="6" w:tplc="04190001" w:tentative="1">
+      <w:start w:val="1"/>
+      <w:numFmt w:val="bullet"/>
+      <w:lvlText w:val=""/>
+      <w:lvlJc w:val="left"/>
+      <w:pPr>
+        <w:ind w:left="5673" w:hanging="360"/>
+      </w:pPr>
+      <w:rPr>
+        <w:rFonts w:ascii="Symbol" w:hAnsi="Symbol" w:hint="default"/>
+      </w:rPr>
+    </w:lvl>
+    <w:lvl w:ilvl="7" w:tplc="04190003" w:tentative="1">
+      <w:start w:val="1"/>
+      <w:numFmt w:val="bullet"/>
+      <w:lvlText w:val="o"/>
+      <w:lvlJc w:val="left"/>
+      <w:pPr>
+        <w:ind w:left="6393" w:hanging="360"/>
+      </w:pPr>
+      <w:rPr>
+        <w:rFonts w:ascii="Courier New" w:hAnsi="Courier New" w:cs="Courier New" w:hint="default"/>
+      </w:rPr>
+    </w:lvl>
+    <w:lvl w:ilvl="8" w:tplc="04190005" w:tentative="1">
+      <w:start w:val="1"/>
+      <w:numFmt w:val="bullet"/>
+      <w:lvlText w:val=""/>
+      <w:lvlJc w:val="left"/>
+      <w:pPr>
+        <w:ind w:left="7113" w:hanging="360"/>
+      </w:pPr>
+      <w:rPr>
+        <w:rFonts w:ascii="Wingdings" w:hAnsi="Wingdings" w:hint="default"/>
+      </w:rPr>
+    </w:lvl>
+  </w:abstractNum>
+  <w:abstractNum w:abstractNumId="5" w15:restartNumberingAfterBreak="0">
     <w:nsid w:val="76D80FA0"/>
     <w:multiLevelType w:val="hybridMultilevel"/>
     <w:tmpl w:val="2158862E"/>
@@ -8618,16 +8443,22 @@
     </w:lvl>
   </w:abstractNum>
   <w:num w:numId="1" w16cid:durableId="1040322198">
+    <w:abstractNumId w:val="2"/>
+  </w:num>
+  <w:num w:numId="2" w16cid:durableId="1556625911">
+    <w:abstractNumId w:val="5"/>
+  </w:num>
+  <w:num w:numId="3" w16cid:durableId="1821656201">
     <w:abstractNumId w:val="1"/>
   </w:num>
-  <w:num w:numId="2" w16cid:durableId="1556625911">
+  <w:num w:numId="4" w16cid:durableId="550115354">
     <w:abstractNumId w:val="3"/>
   </w:num>
-  <w:num w:numId="3" w16cid:durableId="1821656201">
+  <w:num w:numId="5" w16cid:durableId="755056973">
+    <w:abstractNumId w:val="4"/>
+  </w:num>
+  <w:num w:numId="6" w16cid:durableId="1235123175">
     <w:abstractNumId w:val="0"/>
-  </w:num>
-  <w:num w:numId="4" w16cid:durableId="550115354">
-    <w:abstractNumId w:val="2"/>
   </w:num>
 </w:numbering>
 </file>

--- a/Практика.docx
+++ b/Практика.docx
@@ -4705,107 +4705,7 @@
           <w:highlight w:val="yellow"/>
           <w:lang w:eastAsia="ru-RU"/>
         </w:rPr>
-        <w:t xml:space="preserve"> [https://www.</w:t>
-      </w:r>
-      <w:proofErr w:type="spellStart"/>
-      <w:r>
-        <w:rPr>
-          <w:iCs/>
-          <w:szCs w:val="32"/>
-          <w:highlight w:val="yellow"/>
-          <w:lang w:eastAsia="ru-RU"/>
-        </w:rPr>
-        <w:t>goszakupki</w:t>
-      </w:r>
-      <w:proofErr w:type="spellEnd"/>
-      <w:r>
-        <w:rPr>
-          <w:iCs/>
-          <w:szCs w:val="32"/>
-          <w:highlight w:val="yellow"/>
-          <w:lang w:eastAsia="ru-RU"/>
-        </w:rPr>
-        <w:t>-it.</w:t>
-      </w:r>
-      <w:proofErr w:type="spellStart"/>
-      <w:r>
-        <w:rPr>
-          <w:iCs/>
-          <w:szCs w:val="32"/>
-          <w:highlight w:val="yellow"/>
-          <w:lang w:eastAsia="ru-RU"/>
-        </w:rPr>
-        <w:t>ru</w:t>
-      </w:r>
-      <w:proofErr w:type="spellEnd"/>
-      <w:r>
-        <w:rPr>
-          <w:iCs/>
-          <w:szCs w:val="32"/>
-          <w:highlight w:val="yellow"/>
-          <w:lang w:eastAsia="ru-RU"/>
-        </w:rPr>
-        <w:t>/catalog/</w:t>
-      </w:r>
-      <w:proofErr w:type="spellStart"/>
-      <w:r>
-        <w:rPr>
-          <w:iCs/>
-          <w:szCs w:val="32"/>
-          <w:highlight w:val="yellow"/>
-          <w:lang w:eastAsia="ru-RU"/>
-        </w:rPr>
-        <w:t>operatsionnye</w:t>
-      </w:r>
-      <w:proofErr w:type="spellEnd"/>
-      <w:r>
-        <w:rPr>
-          <w:iCs/>
-          <w:szCs w:val="32"/>
-          <w:highlight w:val="yellow"/>
-          <w:lang w:eastAsia="ru-RU"/>
-        </w:rPr>
-        <w:t>_</w:t>
-      </w:r>
-      <w:proofErr w:type="spellStart"/>
-      <w:r>
-        <w:rPr>
-          <w:iCs/>
-          <w:szCs w:val="32"/>
-          <w:highlight w:val="yellow"/>
-          <w:lang w:eastAsia="ru-RU"/>
-        </w:rPr>
-        <w:t>sistemy</w:t>
-      </w:r>
-      <w:proofErr w:type="spellEnd"/>
-      <w:r>
-        <w:rPr>
-          <w:iCs/>
-          <w:szCs w:val="32"/>
-          <w:highlight w:val="yellow"/>
-          <w:lang w:eastAsia="ru-RU"/>
-        </w:rPr>
-        <w:t>/red_</w:t>
-      </w:r>
-      <w:proofErr w:type="spellStart"/>
-      <w:r>
-        <w:rPr>
-          <w:iCs/>
-          <w:szCs w:val="32"/>
-          <w:highlight w:val="yellow"/>
-          <w:lang w:eastAsia="ru-RU"/>
-        </w:rPr>
-        <w:t>os</w:t>
-      </w:r>
-      <w:proofErr w:type="spellEnd"/>
-      <w:r>
-        <w:rPr>
-          <w:iCs/>
-          <w:szCs w:val="32"/>
-          <w:highlight w:val="yellow"/>
-          <w:lang w:eastAsia="ru-RU"/>
-        </w:rPr>
-        <w:t>/]</w:t>
+        <w:t xml:space="preserve"> [https://www.goszakupki-it.ru/catalog/operatsionnye_sistemy/red_os/]</w:t>
       </w:r>
     </w:p>
     <w:p>
@@ -4872,7 +4772,6 @@
           <w:szCs w:val="32"/>
           <w:lang w:eastAsia="ru-RU"/>
         </w:rPr>
-        <w:lastRenderedPageBreak/>
         <w:br w:type="page"/>
       </w:r>
     </w:p>
@@ -4920,7 +4819,7 @@
           <w:szCs w:val="32"/>
           <w:lang w:eastAsia="ru-RU"/>
         </w:rPr>
-        <w:t>Глава 1.</w:t>
+        <w:t xml:space="preserve">Глава 1.1. </w:t>
       </w:r>
       <w:r>
         <w:rPr>
@@ -4930,26 +4829,6 @@
           <w:szCs w:val="32"/>
           <w:lang w:eastAsia="ru-RU"/>
         </w:rPr>
-        <w:t>1</w:t>
-      </w:r>
-      <w:r>
-        <w:rPr>
-          <w:b/>
-          <w:bCs/>
-          <w:iCs/>
-          <w:szCs w:val="32"/>
-          <w:lang w:eastAsia="ru-RU"/>
-        </w:rPr>
-        <w:t xml:space="preserve">. </w:t>
-      </w:r>
-      <w:r>
-        <w:rPr>
-          <w:b/>
-          <w:bCs/>
-          <w:iCs/>
-          <w:szCs w:val="32"/>
-          <w:lang w:eastAsia="ru-RU"/>
-        </w:rPr>
         <w:t xml:space="preserve">Термины, определения </w:t>
       </w:r>
     </w:p>
@@ -5038,31 +4917,7 @@
           <w:szCs w:val="32"/>
           <w:lang w:eastAsia="ru-RU"/>
         </w:rPr>
-        <w:t>У</w:t>
-      </w:r>
-      <w:r>
-        <w:rPr>
-          <w:iCs/>
-          <w:szCs w:val="32"/>
-          <w:lang w:eastAsia="ru-RU"/>
-        </w:rPr>
-        <w:t>гроза безопасности информации: Совокупность условий и</w:t>
-      </w:r>
-      <w:r>
-        <w:rPr>
-          <w:iCs/>
-          <w:szCs w:val="32"/>
-          <w:lang w:eastAsia="ru-RU"/>
-        </w:rPr>
-        <w:t xml:space="preserve"> </w:t>
-      </w:r>
-      <w:r>
-        <w:rPr>
-          <w:iCs/>
-          <w:szCs w:val="32"/>
-          <w:lang w:eastAsia="ru-RU"/>
-        </w:rPr>
-        <w:t>факторов, создающих потенциальную или реально существующую опасность нарушения безопасности информации.</w:t>
+        <w:t>Угроза безопасности информации: Совокупность условий и факторов, создающих потенциальную или реально существующую опасность нарушения безопасности информации.</w:t>
       </w:r>
     </w:p>
     <w:p>
@@ -5096,15 +4951,7 @@
           <w:szCs w:val="32"/>
           <w:lang w:eastAsia="ru-RU"/>
         </w:rPr>
-        <w:t xml:space="preserve">язвимость: </w:t>
-      </w:r>
-      <w:r>
-        <w:rPr>
-          <w:iCs/>
-          <w:szCs w:val="32"/>
-          <w:lang w:eastAsia="ru-RU"/>
-        </w:rPr>
-        <w:t>Недостаток программного</w:t>
+        <w:t>язвимость: Недостаток программного</w:t>
       </w:r>
       <w:r>
         <w:rPr>
@@ -5248,8 +5095,9 @@
           <w:highlight w:val="yellow"/>
           <w:lang w:eastAsia="ru-RU"/>
         </w:rPr>
-        <w:t>[</w:t>
-      </w:r>
+        <w:t>[https://internet-law.ru/</w:t>
+      </w:r>
+      <w:proofErr w:type="spellStart"/>
       <w:r>
         <w:rPr>
           <w:iCs/>
@@ -5257,7 +5105,17 @@
           <w:highlight w:val="yellow"/>
           <w:lang w:eastAsia="ru-RU"/>
         </w:rPr>
-        <w:t>https://internet-law.ru/</w:t>
+        <w:t>gosts</w:t>
+      </w:r>
+      <w:proofErr w:type="spellEnd"/>
+      <w:r>
+        <w:rPr>
+          <w:iCs/>
+          <w:szCs w:val="32"/>
+          <w:highlight w:val="yellow"/>
+          <w:lang w:eastAsia="ru-RU"/>
+        </w:rPr>
+        <w:t>/</w:t>
       </w:r>
       <w:proofErr w:type="spellStart"/>
       <w:r>
@@ -5267,7 +5125,7 @@
           <w:highlight w:val="yellow"/>
           <w:lang w:eastAsia="ru-RU"/>
         </w:rPr>
-        <w:t>gosts</w:t>
+        <w:t>gost</w:t>
       </w:r>
       <w:proofErr w:type="spellEnd"/>
       <w:r>
@@ -5277,36 +5135,7 @@
           <w:highlight w:val="yellow"/>
           <w:lang w:eastAsia="ru-RU"/>
         </w:rPr>
-        <w:t>/</w:t>
-      </w:r>
-      <w:proofErr w:type="spellStart"/>
-      <w:r>
-        <w:rPr>
-          <w:iCs/>
-          <w:szCs w:val="32"/>
-          <w:highlight w:val="yellow"/>
-          <w:lang w:eastAsia="ru-RU"/>
-        </w:rPr>
-        <w:t>gost</w:t>
-      </w:r>
-      <w:proofErr w:type="spellEnd"/>
-      <w:r>
-        <w:rPr>
-          <w:iCs/>
-          <w:szCs w:val="32"/>
-          <w:highlight w:val="yellow"/>
-          <w:lang w:eastAsia="ru-RU"/>
-        </w:rPr>
-        <w:t>/60628/</w:t>
-      </w:r>
-      <w:r>
-        <w:rPr>
-          <w:iCs/>
-          <w:szCs w:val="32"/>
-          <w:highlight w:val="yellow"/>
-          <w:lang w:eastAsia="ru-RU"/>
-        </w:rPr>
-        <w:t>]</w:t>
+        <w:t>/60628/]</w:t>
       </w:r>
     </w:p>
     <w:p>
@@ -5325,6 +5154,7 @@
           <w:szCs w:val="32"/>
           <w:lang w:eastAsia="ru-RU"/>
         </w:rPr>
+        <w:lastRenderedPageBreak/>
         <w:t>В настоящее время в основном применяются следующие подходы к оценке защищенности ПО от информационных воздействий:</w:t>
       </w:r>
     </w:p>
@@ -5690,6 +5520,7 @@
           <w:szCs w:val="32"/>
           <w:lang w:eastAsia="ru-RU"/>
         </w:rPr>
+        <w:lastRenderedPageBreak/>
         <w:t xml:space="preserve">защищенности в случае отсутствия успешных атак невозможно. </w:t>
       </w:r>
       <w:r>
@@ -5699,7 +5530,7 @@
           <w:highlight w:val="yellow"/>
           <w:lang w:eastAsia="ru-RU"/>
         </w:rPr>
-        <w:t>[https://journal.</w:t>
+        <w:t>[https://journal.tusur.ru/</w:t>
       </w:r>
       <w:proofErr w:type="spellStart"/>
       <w:r>
@@ -5709,7 +5540,7 @@
           <w:highlight w:val="yellow"/>
           <w:lang w:eastAsia="ru-RU"/>
         </w:rPr>
-        <w:t>tusur</w:t>
+        <w:t>storage</w:t>
       </w:r>
       <w:proofErr w:type="spellEnd"/>
       <w:r>
@@ -5719,27 +5550,7 @@
           <w:highlight w:val="yellow"/>
           <w:lang w:eastAsia="ru-RU"/>
         </w:rPr>
-        <w:t>.</w:t>
-      </w:r>
-      <w:proofErr w:type="spellStart"/>
-      <w:r>
-        <w:rPr>
-          <w:iCs/>
-          <w:szCs w:val="32"/>
-          <w:highlight w:val="yellow"/>
-          <w:lang w:eastAsia="ru-RU"/>
-        </w:rPr>
-        <w:t>ru</w:t>
-      </w:r>
-      <w:proofErr w:type="spellEnd"/>
-      <w:r>
-        <w:rPr>
-          <w:iCs/>
-          <w:szCs w:val="32"/>
-          <w:highlight w:val="yellow"/>
-          <w:lang w:eastAsia="ru-RU"/>
-        </w:rPr>
-        <w:t>/storage/46811/51-53.pdf?1467260964]</w:t>
+        <w:t>/46811/51-53.pdf?1467260964]</w:t>
       </w:r>
     </w:p>
     <w:p>
@@ -5914,6 +5725,14 @@
           <w:szCs w:val="32"/>
           <w:lang w:eastAsia="ru-RU"/>
         </w:rPr>
+        <w:t xml:space="preserve"> это инструмент с открытым исходным кодом для исследования сети и аудита безопасности.</w:t>
+      </w:r>
+      <w:r>
+        <w:rPr>
+          <w:iCs/>
+          <w:szCs w:val="32"/>
+          <w:lang w:eastAsia="ru-RU"/>
+        </w:rPr>
         <w:t xml:space="preserve"> </w:t>
       </w:r>
       <w:r>
@@ -5922,39 +5741,7 @@
           <w:szCs w:val="32"/>
           <w:lang w:eastAsia="ru-RU"/>
         </w:rPr>
-        <w:t>это инструмент с открытым исходным кодом для исследования сети и аудита безопасности.</w:t>
-      </w:r>
-      <w:r>
-        <w:rPr>
-          <w:iCs/>
-          <w:szCs w:val="32"/>
-          <w:lang w:eastAsia="ru-RU"/>
-        </w:rPr>
-        <w:t xml:space="preserve"> </w:t>
-      </w:r>
-      <w:r>
-        <w:rPr>
-          <w:iCs/>
-          <w:szCs w:val="32"/>
-          <w:lang w:eastAsia="ru-RU"/>
-        </w:rPr>
-        <w:t>Он был разработан для быстрого сканирования больших сетей, хотя отлично справляется и с отдельными хостами.</w:t>
-      </w:r>
-      <w:r>
-        <w:rPr>
-          <w:iCs/>
-          <w:szCs w:val="32"/>
-          <w:lang w:eastAsia="ru-RU"/>
-        </w:rPr>
-        <w:t xml:space="preserve"> </w:t>
-      </w:r>
-      <w:r>
-        <w:rPr>
-          <w:iCs/>
-          <w:szCs w:val="32"/>
-          <w:lang w:eastAsia="ru-RU"/>
-        </w:rPr>
-        <w:t>Nmap использует необработанные IP-пакеты для определения доступных в сети хостов, предлагаемых ими сервисов (название и версия приложения), операционных систем (и их версий), используемых типов фильтров пакетов/брандмауэров и десятков других характеристик</w:t>
+        <w:t>Он был разработан для быстрого сканирования больших сетей, хотя отлично справляется и с отдельными хостами. Nmap использует необработанные IP-пакеты для определения доступных в сети хостов, предлагаемых ими сервисов (название и версия приложения), операционных систем (и их версий), используемых типов фильтров пакетов/брандмауэров и десятков других характеристик</w:t>
       </w:r>
       <w:r>
         <w:rPr>
@@ -6011,7 +5798,7 @@
         <w:rPr>
           <w:iCs/>
           <w:szCs w:val="32"/>
-          <w:lang w:val="en-US" w:eastAsia="ru-RU"/>
+          <w:lang w:eastAsia="ru-RU"/>
         </w:rPr>
       </w:pPr>
       <w:r>
@@ -6087,25 +5874,7 @@
           <w:highlight w:val="yellow"/>
           <w:lang w:eastAsia="ru-RU"/>
         </w:rPr>
-        <w:t>[</w:t>
-      </w:r>
-      <w:r>
-        <w:rPr>
-          <w:iCs/>
-          <w:szCs w:val="32"/>
-          <w:highlight w:val="yellow"/>
-          <w:lang w:eastAsia="ru-RU"/>
-        </w:rPr>
-        <w:t>https://greenbone.github.io/docs/latest/background.html#architecture</w:t>
-      </w:r>
-      <w:r>
-        <w:rPr>
-          <w:iCs/>
-          <w:szCs w:val="32"/>
-          <w:highlight w:val="yellow"/>
-          <w:lang w:eastAsia="ru-RU"/>
-        </w:rPr>
-        <w:t>]</w:t>
+        <w:t>[https://greenbone.github.io/docs/latest/background.html#architecture]</w:t>
       </w:r>
     </w:p>
     <w:p>
@@ -6160,7 +5929,16 @@
           <w:szCs w:val="32"/>
           <w:lang w:eastAsia="ru-RU"/>
         </w:rPr>
-        <w:t xml:space="preserve">это сканер веб-серверов с открытым исходным кодом, который выполняет комплексное тестирование веб-серверов на наличие множества элементов, в том числе тысяч потенциально опасных файлов/программ, проверяет наличие устаревших версий более 1500 серверных компонентов и проблем, связанных с конкретными версиями, на сотнях серверов. Он также проверяет элементы конфигурации сервера, такие как наличие нескольких индексных файлов, параметры HTTP-сервера, и пытается определить установленные веб-серверы и программное обеспечение. </w:t>
+        <w:t xml:space="preserve">это сканер веб-серверов с открытым исходным кодом, который выполняет комплексное тестирование веб-серверов на наличие множества элементов, в том числе тысяч потенциально опасных файлов/программ, проверяет наличие устаревших версий более 1500 серверных компонентов и проблем, связанных с конкретными версиями, на сотнях серверов. Он также проверяет элементы конфигурации сервера, такие как наличие нескольких </w:t>
+      </w:r>
+      <w:r>
+        <w:rPr>
+          <w:iCs/>
+          <w:szCs w:val="32"/>
+          <w:lang w:eastAsia="ru-RU"/>
+        </w:rPr>
+        <w:lastRenderedPageBreak/>
+        <w:t xml:space="preserve">индексных файлов, параметры HTTP-сервера, и пытается определить установленные веб-серверы и программное обеспечение. </w:t>
       </w:r>
     </w:p>
     <w:p>
@@ -6181,8 +5959,9 @@
           <w:highlight w:val="yellow"/>
           <w:lang w:eastAsia="ru-RU"/>
         </w:rPr>
-        <w:t>[</w:t>
-      </w:r>
+        <w:t>[https://github.com/</w:t>
+      </w:r>
+      <w:proofErr w:type="spellStart"/>
       <w:r>
         <w:rPr>
           <w:iCs/>
@@ -6190,7 +5969,17 @@
           <w:highlight w:val="yellow"/>
           <w:lang w:eastAsia="ru-RU"/>
         </w:rPr>
-        <w:t>https://</w:t>
+        <w:t>sullo</w:t>
+      </w:r>
+      <w:proofErr w:type="spellEnd"/>
+      <w:r>
+        <w:rPr>
+          <w:iCs/>
+          <w:szCs w:val="32"/>
+          <w:highlight w:val="yellow"/>
+          <w:lang w:eastAsia="ru-RU"/>
+        </w:rPr>
+        <w:t>/</w:t>
       </w:r>
       <w:proofErr w:type="spellStart"/>
       <w:r>
@@ -6200,7 +5989,7 @@
           <w:highlight w:val="yellow"/>
           <w:lang w:eastAsia="ru-RU"/>
         </w:rPr>
-        <w:t>github</w:t>
+        <w:t>nikto</w:t>
       </w:r>
       <w:proofErr w:type="spellEnd"/>
       <w:r>
@@ -6210,7 +5999,7 @@
           <w:highlight w:val="yellow"/>
           <w:lang w:eastAsia="ru-RU"/>
         </w:rPr>
-        <w:t>.com/</w:t>
+        <w:t>/</w:t>
       </w:r>
       <w:proofErr w:type="spellStart"/>
       <w:r>
@@ -6220,7 +6009,7 @@
           <w:highlight w:val="yellow"/>
           <w:lang w:eastAsia="ru-RU"/>
         </w:rPr>
-        <w:t>sullo</w:t>
+        <w:t>wiki</w:t>
       </w:r>
       <w:proofErr w:type="spellEnd"/>
       <w:r>
@@ -6240,7 +6029,7 @@
           <w:highlight w:val="yellow"/>
           <w:lang w:eastAsia="ru-RU"/>
         </w:rPr>
-        <w:t>nikto</w:t>
+        <w:t>Overview</w:t>
       </w:r>
       <w:proofErr w:type="spellEnd"/>
       <w:r>
@@ -6250,8 +6039,19 @@
           <w:highlight w:val="yellow"/>
           <w:lang w:eastAsia="ru-RU"/>
         </w:rPr>
-        <w:t>/wiki/Overview-&amp;-Description</w:t>
-      </w:r>
+        <w:t>-&amp;-</w:t>
+      </w:r>
+      <w:proofErr w:type="spellStart"/>
+      <w:r>
+        <w:rPr>
+          <w:iCs/>
+          <w:szCs w:val="32"/>
+          <w:highlight w:val="yellow"/>
+          <w:lang w:eastAsia="ru-RU"/>
+        </w:rPr>
+        <w:t>Description</w:t>
+      </w:r>
+      <w:proofErr w:type="spellEnd"/>
       <w:r>
         <w:rPr>
           <w:iCs/>
@@ -6300,7 +6100,7 @@
           <w:szCs w:val="32"/>
           <w:lang w:eastAsia="ru-RU"/>
         </w:rPr>
-        <w:t>использует</w:t>
+        <w:t>использует SCAP</w:t>
       </w:r>
       <w:r>
         <w:rPr>
@@ -6316,22 +6116,6 @@
           <w:szCs w:val="32"/>
           <w:lang w:eastAsia="ru-RU"/>
         </w:rPr>
-        <w:t>SCAP</w:t>
-      </w:r>
-      <w:r>
-        <w:rPr>
-          <w:iCs/>
-          <w:szCs w:val="32"/>
-          <w:lang w:eastAsia="ru-RU"/>
-        </w:rPr>
-        <w:t xml:space="preserve"> </w:t>
-      </w:r>
-      <w:r>
-        <w:rPr>
-          <w:iCs/>
-          <w:szCs w:val="32"/>
-          <w:lang w:eastAsia="ru-RU"/>
-        </w:rPr>
         <w:t>–</w:t>
       </w:r>
       <w:r>
@@ -6340,55 +6124,7 @@
           <w:szCs w:val="32"/>
           <w:lang w:eastAsia="ru-RU"/>
         </w:rPr>
-        <w:t xml:space="preserve"> линейку спецификаций, поддерживаемых</w:t>
-      </w:r>
-      <w:r>
-        <w:rPr>
-          <w:iCs/>
-          <w:szCs w:val="32"/>
-          <w:lang w:eastAsia="ru-RU"/>
-        </w:rPr>
-        <w:t xml:space="preserve"> </w:t>
-      </w:r>
-      <w:r>
-        <w:rPr>
-          <w:iCs/>
-          <w:szCs w:val="32"/>
-          <w:lang w:eastAsia="ru-RU"/>
-        </w:rPr>
-        <w:t>Национальным институтом стандартов и технологий. SCAP был создан для обеспечения стандартизированного подхода к поддержанию безопасности системы. Новые спецификации регулируются стандартом SCAP</w:t>
-      </w:r>
-      <w:r>
-        <w:rPr>
-          <w:iCs/>
-          <w:szCs w:val="32"/>
-          <w:lang w:eastAsia="ru-RU"/>
-        </w:rPr>
-        <w:t xml:space="preserve"> </w:t>
-      </w:r>
-      <w:r>
-        <w:rPr>
-          <w:iCs/>
-          <w:szCs w:val="32"/>
-          <w:lang w:eastAsia="ru-RU"/>
-        </w:rPr>
-        <w:t>цикла выпуска</w:t>
-      </w:r>
-      <w:r>
-        <w:rPr>
-          <w:iCs/>
-          <w:szCs w:val="32"/>
-          <w:lang w:eastAsia="ru-RU"/>
-        </w:rPr>
-        <w:t xml:space="preserve"> </w:t>
-      </w:r>
-      <w:r>
-        <w:rPr>
-          <w:iCs/>
-          <w:szCs w:val="32"/>
-          <w:lang w:eastAsia="ru-RU"/>
-        </w:rPr>
-        <w:t xml:space="preserve">Национального института стандартов и технологий США, чтобы обеспечить единообразный и воспроизводимый процесс внесения изменений. </w:t>
+        <w:t xml:space="preserve"> линейку спецификаций, поддерживаемых Национальным институтом стандартов и технологий. SCAP был создан для обеспечения стандартизированного подхода к поддержанию безопасности системы. Новые спецификации регулируются стандартом SCAP цикла выпуска Национального института стандартов и технологий США, чтобы обеспечить единообразный и воспроизводимый процесс внесения изменений. </w:t>
       </w:r>
       <w:proofErr w:type="spellStart"/>
       <w:r>
@@ -6406,119 +6142,7 @@
           <w:szCs w:val="32"/>
           <w:lang w:eastAsia="ru-RU"/>
         </w:rPr>
-        <w:t xml:space="preserve"> в основном обрабатывает</w:t>
-      </w:r>
-      <w:r>
-        <w:rPr>
-          <w:iCs/>
-          <w:szCs w:val="32"/>
-          <w:lang w:eastAsia="ru-RU"/>
-        </w:rPr>
-        <w:t xml:space="preserve"> </w:t>
-      </w:r>
-      <w:r>
-        <w:rPr>
-          <w:iCs/>
-          <w:szCs w:val="32"/>
-          <w:lang w:eastAsia="ru-RU"/>
-        </w:rPr>
-        <w:t>XCCDF, который является стандартным способом представления содержимого чек-листов и определяет чек-листы по безопасности. Он также сочетается с другими спецификациями, такими как</w:t>
-      </w:r>
-      <w:r>
-        <w:rPr>
-          <w:iCs/>
-          <w:szCs w:val="32"/>
-          <w:lang w:eastAsia="ru-RU"/>
-        </w:rPr>
-        <w:t xml:space="preserve"> </w:t>
-      </w:r>
-      <w:r>
-        <w:rPr>
-          <w:iCs/>
-          <w:szCs w:val="32"/>
-          <w:lang w:eastAsia="ru-RU"/>
-        </w:rPr>
-        <w:t>CPE,</w:t>
-      </w:r>
-      <w:r>
-        <w:rPr>
-          <w:iCs/>
-          <w:szCs w:val="32"/>
-          <w:lang w:eastAsia="ru-RU"/>
-        </w:rPr>
-        <w:t xml:space="preserve"> </w:t>
-      </w:r>
-      <w:r>
-        <w:rPr>
-          <w:iCs/>
-          <w:szCs w:val="32"/>
-          <w:lang w:eastAsia="ru-RU"/>
-        </w:rPr>
-        <w:t>CCE</w:t>
-      </w:r>
-      <w:r>
-        <w:rPr>
-          <w:iCs/>
-          <w:szCs w:val="32"/>
-          <w:lang w:eastAsia="ru-RU"/>
-        </w:rPr>
-        <w:t xml:space="preserve"> </w:t>
-      </w:r>
-      <w:r>
-        <w:rPr>
-          <w:iCs/>
-          <w:szCs w:val="32"/>
-          <w:lang w:eastAsia="ru-RU"/>
-        </w:rPr>
-        <w:t>и</w:t>
-      </w:r>
-      <w:r>
-        <w:rPr>
-          <w:iCs/>
-          <w:szCs w:val="32"/>
-          <w:lang w:eastAsia="ru-RU"/>
-        </w:rPr>
-        <w:t xml:space="preserve"> </w:t>
-      </w:r>
-      <w:r>
-        <w:rPr>
-          <w:iCs/>
-          <w:szCs w:val="32"/>
-          <w:lang w:eastAsia="ru-RU"/>
-        </w:rPr>
-        <w:t>OV</w:t>
-      </w:r>
-      <w:r>
-        <w:rPr>
-          <w:iCs/>
-          <w:szCs w:val="32"/>
-          <w:lang w:eastAsia="ru-RU"/>
-        </w:rPr>
-        <w:t>A</w:t>
-      </w:r>
-      <w:r>
-        <w:rPr>
-          <w:iCs/>
-          <w:szCs w:val="32"/>
-          <w:lang w:eastAsia="ru-RU"/>
-        </w:rPr>
-        <w:t>L, для создания чек-листов в формате SCAP, которые могут обрабатываться продуктами, прошедшими проверку SCAP. Дополнительную информацию о SCAP можно найти в</w:t>
-      </w:r>
-      <w:r>
-        <w:rPr>
-          <w:iCs/>
-          <w:szCs w:val="32"/>
-          <w:lang w:eastAsia="ru-RU"/>
-        </w:rPr>
-        <w:t xml:space="preserve"> </w:t>
-      </w:r>
-      <w:r>
-        <w:rPr>
-          <w:iCs/>
-          <w:szCs w:val="32"/>
-          <w:lang w:eastAsia="ru-RU"/>
-        </w:rPr>
-        <w:t>стандартах SCAP.</w:t>
+        <w:t xml:space="preserve"> в основном обрабатывает XCCDF, который является стандартным способом представления содержимого чек-листов и определяет чек-листы по безопасности. Он также сочетается с другими спецификациями, такими как CPE, CCE и OVAL, для создания чек-листов в формате SCAP, которые могут обрабатываться продуктами, прошедшими проверку SCAP. Дополнительную информацию о SCAP можно найти в стандартах SCAP.</w:t>
       </w:r>
     </w:p>
     <w:p>
@@ -6839,15 +6463,7 @@
           <w:szCs w:val="32"/>
           <w:lang w:eastAsia="ru-RU"/>
         </w:rPr>
-        <w:t xml:space="preserve">это открытая платформа для описания характеристик и степени серьезности уязвимостей в программном </w:t>
-      </w:r>
-      <w:r>
-        <w:rPr>
-          <w:iCs/>
-          <w:szCs w:val="32"/>
-          <w:lang w:eastAsia="ru-RU"/>
-        </w:rPr>
-        <w:t>обеспечении</w:t>
+        <w:t>это открытая платформа для описания характеристик и степени серьезности уязвимостей в программном обеспечении</w:t>
       </w:r>
       <w:r>
         <w:rPr>
@@ -6863,15 +6479,7 @@
           <w:szCs w:val="32"/>
           <w:lang w:eastAsia="ru-RU"/>
         </w:rPr>
-        <w:t>CVSS</w:t>
-      </w:r>
-      <w:r>
-        <w:rPr>
-          <w:iCs/>
-          <w:szCs w:val="32"/>
-          <w:lang w:eastAsia="ru-RU"/>
-        </w:rPr>
-        <w:t xml:space="preserve"> состоит из четырех групп показателей: базовых, угрожающих, связанных с окружением и дополнительных.</w:t>
+        <w:t>CVSS состоит из четырех групп показателей: базовых, угрожающих, связанных с окружением и дополнительных.</w:t>
       </w:r>
       <w:r>
         <w:rPr>
@@ -6919,7 +6527,16 @@
           <w:szCs w:val="32"/>
           <w:lang w:eastAsia="ru-RU"/>
         </w:rPr>
-        <w:t>Для дальнейшего уточнения итоговой оценки серьезности показатели «Угроза» и «Окружающая среда» могут быть скорректированы с учетом данных об угрозах и особенностей окружающей среды.</w:t>
+        <w:t xml:space="preserve">Для дальнейшего уточнения итоговой оценки серьезности показатели «Угроза» и «Окружающая среда» могут быть </w:t>
+      </w:r>
+      <w:r>
+        <w:rPr>
+          <w:iCs/>
+          <w:szCs w:val="32"/>
+          <w:lang w:eastAsia="ru-RU"/>
+        </w:rPr>
+        <w:lastRenderedPageBreak/>
+        <w:t>скорректированы с учетом данных об угрозах и особенностей окружающей среды.</w:t>
       </w:r>
       <w:r>
         <w:rPr>
@@ -7285,16 +6902,7 @@
           <w:highlight w:val="yellow"/>
           <w:lang w:eastAsia="ru-RU"/>
         </w:rPr>
-        <w:t>[</w:t>
-      </w:r>
-      <w:r>
-        <w:rPr>
-          <w:iCs/>
-          <w:szCs w:val="32"/>
-          <w:highlight w:val="yellow"/>
-          <w:lang w:eastAsia="ru-RU"/>
-        </w:rPr>
-        <w:t>https://www.first.org/</w:t>
+        <w:t>[https://www.first.org/</w:t>
       </w:r>
       <w:proofErr w:type="spellStart"/>
       <w:r>
@@ -7360,13 +6968,13 @@
     <w:p>
       <w:pPr>
         <w:spacing w:before="0" w:after="0" w:line="360" w:lineRule="auto"/>
-        <w:ind w:firstLine="633"/>
+        <w:ind w:firstLine="708"/>
         <w:rPr>
           <w:b/>
           <w:bCs/>
           <w:iCs/>
           <w:szCs w:val="32"/>
-          <w:lang w:val="en-US" w:eastAsia="ru-RU"/>
+          <w:lang w:eastAsia="ru-RU"/>
         </w:rPr>
       </w:pPr>
       <w:r>
@@ -7386,9 +6994,641 @@
           <w:bCs/>
           <w:iCs/>
           <w:szCs w:val="32"/>
+          <w:lang w:eastAsia="ru-RU"/>
+        </w:rPr>
+        <w:t>2</w:t>
+      </w:r>
+      <w:r>
+        <w:rPr>
+          <w:b/>
+          <w:bCs/>
+          <w:iCs/>
+          <w:szCs w:val="32"/>
+          <w:lang w:eastAsia="ru-RU"/>
+        </w:rPr>
+        <w:t xml:space="preserve">. </w:t>
+      </w:r>
+      <w:r>
+        <w:rPr>
+          <w:b/>
+          <w:bCs/>
+          <w:iCs/>
+          <w:szCs w:val="32"/>
+          <w:lang w:eastAsia="ru-RU"/>
+        </w:rPr>
+        <w:t>Практическая часть</w:t>
+      </w:r>
+    </w:p>
+    <w:p>
+      <w:pPr>
+        <w:spacing w:before="0" w:after="0" w:line="360" w:lineRule="auto"/>
+        <w:ind w:firstLine="708"/>
+        <w:rPr>
+          <w:b/>
+          <w:bCs/>
+          <w:iCs/>
+          <w:szCs w:val="32"/>
+          <w:lang w:eastAsia="ru-RU"/>
+        </w:rPr>
+      </w:pPr>
+      <w:r>
+        <w:rPr>
+          <w:b/>
+          <w:bCs/>
+          <w:iCs/>
+          <w:szCs w:val="32"/>
+          <w:lang w:eastAsia="ru-RU"/>
+        </w:rPr>
+        <w:t xml:space="preserve">Глава </w:t>
+      </w:r>
+      <w:r>
+        <w:rPr>
+          <w:b/>
+          <w:bCs/>
+          <w:iCs/>
+          <w:szCs w:val="32"/>
+          <w:lang w:eastAsia="ru-RU"/>
+        </w:rPr>
+        <w:t xml:space="preserve">2.1. </w:t>
+      </w:r>
+      <w:r>
+        <w:rPr>
+          <w:b/>
+          <w:bCs/>
+          <w:iCs/>
+          <w:szCs w:val="32"/>
+          <w:lang w:eastAsia="ru-RU"/>
+        </w:rPr>
+        <w:t xml:space="preserve">Развертывание тестового стенда в </w:t>
+      </w:r>
+      <w:r>
+        <w:rPr>
+          <w:b/>
+          <w:bCs/>
+          <w:iCs/>
+          <w:szCs w:val="32"/>
           <w:lang w:val="en-US" w:eastAsia="ru-RU"/>
         </w:rPr>
-        <w:t>2</w:t>
+        <w:t>Oracle</w:t>
+      </w:r>
+      <w:r>
+        <w:rPr>
+          <w:b/>
+          <w:bCs/>
+          <w:iCs/>
+          <w:szCs w:val="32"/>
+          <w:lang w:eastAsia="ru-RU"/>
+        </w:rPr>
+        <w:t xml:space="preserve"> </w:t>
+      </w:r>
+      <w:r>
+        <w:rPr>
+          <w:b/>
+          <w:bCs/>
+          <w:iCs/>
+          <w:szCs w:val="32"/>
+          <w:lang w:val="en-US" w:eastAsia="ru-RU"/>
+        </w:rPr>
+        <w:t>VirtualBox</w:t>
+      </w:r>
+    </w:p>
+    <w:p>
+      <w:pPr>
+        <w:spacing w:before="0" w:after="0" w:line="360" w:lineRule="auto"/>
+        <w:ind w:firstLine="708"/>
+        <w:rPr>
+          <w:iCs/>
+          <w:szCs w:val="32"/>
+          <w:lang w:eastAsia="ru-RU"/>
+        </w:rPr>
+      </w:pPr>
+      <w:r>
+        <w:rPr>
+          <w:iCs/>
+          <w:szCs w:val="32"/>
+          <w:lang w:eastAsia="ru-RU"/>
+        </w:rPr>
+        <w:t xml:space="preserve">Для проведения практической части исследования был развёрнут тестовый стенд на базе </w:t>
+      </w:r>
+      <w:r>
+        <w:rPr>
+          <w:iCs/>
+          <w:szCs w:val="32"/>
+          <w:lang w:eastAsia="ru-RU"/>
+        </w:rPr>
+        <w:t xml:space="preserve">программного продукта для виртуализации </w:t>
+      </w:r>
+      <w:r>
+        <w:rPr>
+          <w:b/>
+          <w:bCs/>
+          <w:iCs/>
+          <w:szCs w:val="32"/>
+          <w:lang w:eastAsia="ru-RU"/>
+        </w:rPr>
+        <w:t xml:space="preserve">Oracle </w:t>
+      </w:r>
+      <w:proofErr w:type="spellStart"/>
+      <w:r>
+        <w:rPr>
+          <w:b/>
+          <w:bCs/>
+          <w:iCs/>
+          <w:szCs w:val="32"/>
+          <w:lang w:eastAsia="ru-RU"/>
+        </w:rPr>
+        <w:t>VirtualBox</w:t>
+      </w:r>
+      <w:proofErr w:type="spellEnd"/>
+      <w:r>
+        <w:rPr>
+          <w:iCs/>
+          <w:szCs w:val="32"/>
+          <w:lang w:eastAsia="ru-RU"/>
+        </w:rPr>
+        <w:t>, включающий две виртуальные машины:</w:t>
+      </w:r>
+    </w:p>
+    <w:p>
+      <w:pPr>
+        <w:pStyle w:val="a7"/>
+        <w:numPr>
+          <w:ilvl w:val="0"/>
+          <w:numId w:val="3"/>
+        </w:numPr>
+        <w:spacing w:before="0" w:after="0" w:line="360" w:lineRule="auto"/>
+        <w:ind w:left="993"/>
+        <w:rPr>
+          <w:iCs/>
+          <w:szCs w:val="32"/>
+          <w:lang w:eastAsia="ru-RU"/>
+        </w:rPr>
+      </w:pPr>
+      <w:proofErr w:type="spellStart"/>
+      <w:r>
+        <w:rPr>
+          <w:iCs/>
+          <w:szCs w:val="32"/>
+          <w:lang w:eastAsia="ru-RU"/>
+        </w:rPr>
+        <w:t>Kali</w:t>
+      </w:r>
+      <w:proofErr w:type="spellEnd"/>
+      <w:r>
+        <w:rPr>
+          <w:iCs/>
+          <w:szCs w:val="32"/>
+          <w:lang w:eastAsia="ru-RU"/>
+        </w:rPr>
+        <w:t xml:space="preserve"> Linux – специализированный дистрибутив для тестирования на проникновение, используемый в качестве атакующей машины;</w:t>
+      </w:r>
+    </w:p>
+    <w:p>
+      <w:pPr>
+        <w:pStyle w:val="a7"/>
+        <w:numPr>
+          <w:ilvl w:val="0"/>
+          <w:numId w:val="3"/>
+        </w:numPr>
+        <w:spacing w:before="0" w:after="0" w:line="360" w:lineRule="auto"/>
+        <w:ind w:left="993"/>
+        <w:rPr>
+          <w:iCs/>
+          <w:szCs w:val="32"/>
+          <w:lang w:eastAsia="ru-RU"/>
+        </w:rPr>
+      </w:pPr>
+      <w:r>
+        <w:rPr>
+          <w:iCs/>
+          <w:szCs w:val="32"/>
+          <w:lang w:eastAsia="ru-RU"/>
+        </w:rPr>
+        <w:t>РЕД ОС – исследуемая операционная система, используемая в качестве целевой машины.</w:t>
+      </w:r>
+    </w:p>
+    <w:p>
+      <w:pPr>
+        <w:spacing w:before="0" w:after="0" w:line="360" w:lineRule="auto"/>
+        <w:ind w:firstLine="708"/>
+        <w:rPr>
+          <w:iCs/>
+          <w:szCs w:val="32"/>
+          <w:lang w:eastAsia="ru-RU"/>
+        </w:rPr>
+      </w:pPr>
+      <w:r>
+        <w:rPr>
+          <w:iCs/>
+          <w:szCs w:val="32"/>
+          <w:lang w:eastAsia="ru-RU"/>
+        </w:rPr>
+        <w:t xml:space="preserve">Для виртуальной машины </w:t>
+      </w:r>
+      <w:proofErr w:type="spellStart"/>
+      <w:r>
+        <w:rPr>
+          <w:iCs/>
+          <w:szCs w:val="32"/>
+          <w:lang w:eastAsia="ru-RU"/>
+        </w:rPr>
+        <w:t>Kali</w:t>
+      </w:r>
+      <w:proofErr w:type="spellEnd"/>
+      <w:r>
+        <w:rPr>
+          <w:iCs/>
+          <w:szCs w:val="32"/>
+          <w:lang w:eastAsia="ru-RU"/>
+        </w:rPr>
+        <w:t xml:space="preserve"> Linux</w:t>
+      </w:r>
+      <w:r>
+        <w:t xml:space="preserve"> </w:t>
+      </w:r>
+      <w:r>
+        <w:rPr>
+          <w:iCs/>
+          <w:szCs w:val="32"/>
+          <w:lang w:eastAsia="ru-RU"/>
+        </w:rPr>
+        <w:t>выделены следующие ресурсы: оперативная память</w:t>
+      </w:r>
+      <w:r>
+        <w:rPr>
+          <w:iCs/>
+          <w:szCs w:val="32"/>
+          <w:lang w:eastAsia="ru-RU"/>
+        </w:rPr>
+        <w:t xml:space="preserve"> </w:t>
+      </w:r>
+      <w:r>
+        <w:rPr>
+          <w:iCs/>
+          <w:szCs w:val="32"/>
+          <w:lang w:eastAsia="ru-RU"/>
+        </w:rPr>
+        <w:t>–</w:t>
+      </w:r>
+      <w:r>
+        <w:rPr>
+          <w:iCs/>
+          <w:szCs w:val="32"/>
+          <w:lang w:eastAsia="ru-RU"/>
+        </w:rPr>
+        <w:t xml:space="preserve"> </w:t>
+      </w:r>
+      <w:r>
+        <w:rPr>
+          <w:iCs/>
+          <w:szCs w:val="32"/>
+          <w:lang w:eastAsia="ru-RU"/>
+        </w:rPr>
+        <w:t xml:space="preserve">8192 МБ, количество процессоров </w:t>
+      </w:r>
+      <w:r>
+        <w:rPr>
+          <w:iCs/>
+          <w:szCs w:val="32"/>
+          <w:lang w:eastAsia="ru-RU"/>
+        </w:rPr>
+        <w:t>–</w:t>
+      </w:r>
+      <w:r>
+        <w:rPr>
+          <w:iCs/>
+          <w:szCs w:val="32"/>
+          <w:lang w:eastAsia="ru-RU"/>
+        </w:rPr>
+        <w:t xml:space="preserve"> 6, объём виртуального жёсткого диска</w:t>
+      </w:r>
+      <w:r>
+        <w:rPr>
+          <w:iCs/>
+          <w:szCs w:val="32"/>
+          <w:lang w:eastAsia="ru-RU"/>
+        </w:rPr>
+        <w:t xml:space="preserve"> </w:t>
+      </w:r>
+      <w:r>
+        <w:rPr>
+          <w:iCs/>
+          <w:szCs w:val="32"/>
+          <w:lang w:eastAsia="ru-RU"/>
+        </w:rPr>
+        <w:t>–</w:t>
+      </w:r>
+      <w:r>
+        <w:rPr>
+          <w:iCs/>
+          <w:szCs w:val="32"/>
+          <w:lang w:eastAsia="ru-RU"/>
+        </w:rPr>
+        <w:t xml:space="preserve"> </w:t>
+      </w:r>
+      <w:r>
+        <w:rPr>
+          <w:iCs/>
+          <w:szCs w:val="32"/>
+          <w:lang w:eastAsia="ru-RU"/>
+        </w:rPr>
+        <w:t>25 ГБ (формат VDI). В качестве видеоконтроллера используется VMSVGA с 128 МБ видеопамяти; включено аппаратное ускорение (</w:t>
+      </w:r>
+      <w:proofErr w:type="spellStart"/>
+      <w:r>
+        <w:rPr>
+          <w:iCs/>
+          <w:szCs w:val="32"/>
+          <w:lang w:eastAsia="ru-RU"/>
+        </w:rPr>
+        <w:t>Nested</w:t>
+      </w:r>
+      <w:proofErr w:type="spellEnd"/>
+      <w:r>
+        <w:rPr>
+          <w:iCs/>
+          <w:szCs w:val="32"/>
+          <w:lang w:eastAsia="ru-RU"/>
+        </w:rPr>
+        <w:t xml:space="preserve"> </w:t>
+      </w:r>
+      <w:proofErr w:type="spellStart"/>
+      <w:r>
+        <w:rPr>
+          <w:iCs/>
+          <w:szCs w:val="32"/>
+          <w:lang w:eastAsia="ru-RU"/>
+        </w:rPr>
+        <w:t>Paging</w:t>
+      </w:r>
+      <w:proofErr w:type="spellEnd"/>
+      <w:r>
+        <w:rPr>
+          <w:iCs/>
+          <w:szCs w:val="32"/>
+          <w:lang w:eastAsia="ru-RU"/>
+        </w:rPr>
+        <w:t xml:space="preserve">, </w:t>
+      </w:r>
+      <w:proofErr w:type="spellStart"/>
+      <w:r>
+        <w:rPr>
+          <w:iCs/>
+          <w:szCs w:val="32"/>
+          <w:lang w:eastAsia="ru-RU"/>
+        </w:rPr>
+        <w:t>паравиртуализация</w:t>
+      </w:r>
+      <w:proofErr w:type="spellEnd"/>
+      <w:r>
+        <w:rPr>
+          <w:iCs/>
+          <w:szCs w:val="32"/>
+          <w:lang w:eastAsia="ru-RU"/>
+        </w:rPr>
+        <w:t>, KVM).</w:t>
+      </w:r>
+    </w:p>
+    <w:p>
+      <w:pPr>
+        <w:spacing w:before="0" w:after="0" w:line="360" w:lineRule="auto"/>
+        <w:ind w:firstLine="708"/>
+        <w:rPr>
+          <w:iCs/>
+          <w:szCs w:val="32"/>
+          <w:lang w:eastAsia="ru-RU"/>
+        </w:rPr>
+      </w:pPr>
+      <w:r>
+        <w:rPr>
+          <w:iCs/>
+          <w:szCs w:val="32"/>
+          <w:lang w:eastAsia="ru-RU"/>
+        </w:rPr>
+        <w:t>Для виртуальной машины</w:t>
+      </w:r>
+      <w:r>
+        <w:rPr>
+          <w:b/>
+          <w:bCs/>
+          <w:iCs/>
+          <w:szCs w:val="32"/>
+          <w:lang w:eastAsia="ru-RU"/>
+        </w:rPr>
+        <w:t xml:space="preserve"> </w:t>
+      </w:r>
+      <w:r>
+        <w:rPr>
+          <w:iCs/>
+          <w:szCs w:val="32"/>
+          <w:lang w:eastAsia="ru-RU"/>
+        </w:rPr>
+        <w:t>РЕД ОС выделены следующие ресурсы: оперативная память</w:t>
+      </w:r>
+      <w:r>
+        <w:rPr>
+          <w:iCs/>
+          <w:szCs w:val="32"/>
+          <w:lang w:eastAsia="ru-RU"/>
+        </w:rPr>
+        <w:t xml:space="preserve"> </w:t>
+      </w:r>
+      <w:r>
+        <w:rPr>
+          <w:iCs/>
+          <w:szCs w:val="32"/>
+          <w:lang w:eastAsia="ru-RU"/>
+        </w:rPr>
+        <w:t>–</w:t>
+      </w:r>
+      <w:r>
+        <w:rPr>
+          <w:iCs/>
+          <w:szCs w:val="32"/>
+          <w:lang w:eastAsia="ru-RU"/>
+        </w:rPr>
+        <w:t xml:space="preserve"> </w:t>
+      </w:r>
+      <w:r>
+        <w:rPr>
+          <w:iCs/>
+          <w:szCs w:val="32"/>
+          <w:lang w:eastAsia="ru-RU"/>
+        </w:rPr>
+        <w:t>2048 МБ, количество процессоров</w:t>
+      </w:r>
+      <w:r>
+        <w:rPr>
+          <w:iCs/>
+          <w:szCs w:val="32"/>
+          <w:lang w:eastAsia="ru-RU"/>
+        </w:rPr>
+        <w:t xml:space="preserve"> </w:t>
+      </w:r>
+      <w:r>
+        <w:rPr>
+          <w:iCs/>
+          <w:szCs w:val="32"/>
+          <w:lang w:eastAsia="ru-RU"/>
+        </w:rPr>
+        <w:t>–</w:t>
+      </w:r>
+      <w:r>
+        <w:rPr>
+          <w:iCs/>
+          <w:szCs w:val="32"/>
+          <w:lang w:eastAsia="ru-RU"/>
+        </w:rPr>
+        <w:t xml:space="preserve"> </w:t>
+      </w:r>
+      <w:r>
+        <w:rPr>
+          <w:iCs/>
+          <w:szCs w:val="32"/>
+          <w:lang w:eastAsia="ru-RU"/>
+        </w:rPr>
+        <w:t>6, объём виртуального жёсткого диска</w:t>
+      </w:r>
+      <w:r>
+        <w:rPr>
+          <w:iCs/>
+          <w:szCs w:val="32"/>
+          <w:lang w:eastAsia="ru-RU"/>
+        </w:rPr>
+        <w:t xml:space="preserve"> </w:t>
+      </w:r>
+      <w:r>
+        <w:rPr>
+          <w:iCs/>
+          <w:szCs w:val="32"/>
+          <w:lang w:eastAsia="ru-RU"/>
+        </w:rPr>
+        <w:t>–</w:t>
+      </w:r>
+      <w:r>
+        <w:rPr>
+          <w:iCs/>
+          <w:szCs w:val="32"/>
+          <w:lang w:eastAsia="ru-RU"/>
+        </w:rPr>
+        <w:t xml:space="preserve"> </w:t>
+      </w:r>
+      <w:r>
+        <w:rPr>
+          <w:iCs/>
+          <w:szCs w:val="32"/>
+          <w:lang w:eastAsia="ru-RU"/>
+        </w:rPr>
+        <w:t>70 ГБ (формат VDI). Используется видеоконтроллер VMSVGA с 16 МБ видеопамяти; включено аппаратное ускорение (</w:t>
+      </w:r>
+      <w:proofErr w:type="spellStart"/>
+      <w:r>
+        <w:rPr>
+          <w:iCs/>
+          <w:szCs w:val="32"/>
+          <w:lang w:eastAsia="ru-RU"/>
+        </w:rPr>
+        <w:t>Nested</w:t>
+      </w:r>
+      <w:proofErr w:type="spellEnd"/>
+      <w:r>
+        <w:rPr>
+          <w:iCs/>
+          <w:szCs w:val="32"/>
+          <w:lang w:eastAsia="ru-RU"/>
+        </w:rPr>
+        <w:t xml:space="preserve"> </w:t>
+      </w:r>
+      <w:proofErr w:type="spellStart"/>
+      <w:r>
+        <w:rPr>
+          <w:iCs/>
+          <w:szCs w:val="32"/>
+          <w:lang w:eastAsia="ru-RU"/>
+        </w:rPr>
+        <w:t>Paging</w:t>
+      </w:r>
+      <w:proofErr w:type="spellEnd"/>
+      <w:r>
+        <w:rPr>
+          <w:iCs/>
+          <w:szCs w:val="32"/>
+          <w:lang w:eastAsia="ru-RU"/>
+        </w:rPr>
+        <w:t xml:space="preserve">, PAE/NX, </w:t>
+      </w:r>
+      <w:proofErr w:type="spellStart"/>
+      <w:r>
+        <w:rPr>
+          <w:iCs/>
+          <w:szCs w:val="32"/>
+          <w:lang w:eastAsia="ru-RU"/>
+        </w:rPr>
+        <w:t>паравиртуализация</w:t>
+      </w:r>
+      <w:proofErr w:type="spellEnd"/>
+      <w:r>
+        <w:rPr>
+          <w:iCs/>
+          <w:szCs w:val="32"/>
+          <w:lang w:eastAsia="ru-RU"/>
+        </w:rPr>
+        <w:t>, KVM).</w:t>
+      </w:r>
+    </w:p>
+    <w:p>
+      <w:pPr>
+        <w:spacing w:before="0" w:after="0" w:line="360" w:lineRule="auto"/>
+        <w:ind w:firstLine="708"/>
+        <w:rPr>
+          <w:iCs/>
+          <w:szCs w:val="32"/>
+          <w:lang w:eastAsia="ru-RU"/>
+        </w:rPr>
+      </w:pPr>
+      <w:r>
+        <w:rPr>
+          <w:iCs/>
+          <w:szCs w:val="32"/>
+          <w:lang w:eastAsia="ru-RU"/>
+        </w:rPr>
+        <w:t>Обе виртуальные машины подключены к сети через сетевой адаптер Intel PRO/1000 MT Desktop в режиме «Сетевой мост» (</w:t>
+      </w:r>
+      <w:proofErr w:type="spellStart"/>
+      <w:r>
+        <w:rPr>
+          <w:iCs/>
+          <w:szCs w:val="32"/>
+          <w:lang w:eastAsia="ru-RU"/>
+        </w:rPr>
+        <w:t>Bridged</w:t>
+      </w:r>
+      <w:proofErr w:type="spellEnd"/>
+      <w:r>
+        <w:rPr>
+          <w:iCs/>
+          <w:szCs w:val="32"/>
+          <w:lang w:eastAsia="ru-RU"/>
+        </w:rPr>
+        <w:t xml:space="preserve"> </w:t>
+      </w:r>
+      <w:proofErr w:type="spellStart"/>
+      <w:r>
+        <w:rPr>
+          <w:iCs/>
+          <w:szCs w:val="32"/>
+          <w:lang w:eastAsia="ru-RU"/>
+        </w:rPr>
+        <w:t>Adapter</w:t>
+      </w:r>
+      <w:proofErr w:type="spellEnd"/>
+      <w:r>
+        <w:rPr>
+          <w:iCs/>
+          <w:szCs w:val="32"/>
+          <w:lang w:eastAsia="ru-RU"/>
+        </w:rPr>
+        <w:t>), при котором виртуальные машины подключаются непосредственно к физической сети хост-компьютера и получают IP-адреса из общего адресного пространства локальной сети, что обеспечивает прямое сетевое взаимодействие между атакующей и целевой машинами.</w:t>
       </w:r>
     </w:p>
     <w:p>
@@ -7402,37 +7642,336 @@
           <w:lang w:eastAsia="ru-RU"/>
         </w:rPr>
       </w:pPr>
+      <w:r>
+        <w:rPr>
+          <w:iCs/>
+          <w:szCs w:val="32"/>
+          <w:lang w:eastAsia="ru-RU"/>
+        </w:rPr>
+        <w:br w:type="page"/>
+      </w:r>
     </w:p>
     <w:p>
       <w:pPr>
-        <w:spacing w:before="0" w:after="160" w:line="278" w:lineRule="auto"/>
+        <w:spacing w:before="0" w:after="0" w:line="360" w:lineRule="auto"/>
         <w:ind w:firstLine="0"/>
-        <w:jc w:val="left"/>
-        <w:rPr>
-          <w:iCs/>
-          <w:szCs w:val="32"/>
-          <w:lang w:eastAsia="ru-RU"/>
-        </w:rPr>
-      </w:pPr>
-      <w:r>
-        <w:rPr>
-          <w:iCs/>
-          <w:szCs w:val="32"/>
-          <w:lang w:eastAsia="ru-RU"/>
-        </w:rPr>
-        <w:br w:type="page"/>
+        <w:jc w:val="center"/>
+        <w:rPr>
+          <w:iCs/>
+          <w:szCs w:val="32"/>
+          <w:lang w:val="en-US" w:eastAsia="ru-RU"/>
+        </w:rPr>
+      </w:pPr>
+      <w:r>
+        <w:rPr>
+          <w:iCs/>
+          <w:szCs w:val="32"/>
+          <w:lang w:eastAsia="ru-RU"/>
+        </w:rPr>
+        <w:lastRenderedPageBreak/>
+        <w:drawing>
+          <wp:inline distT="0" distB="0" distL="0" distR="0" wp14:anchorId="459AA4F9" wp14:editId="58B7B561">
+            <wp:extent cx="6020640" cy="2114845"/>
+            <wp:effectExtent l="0" t="0" r="0" b="0"/>
+            <wp:docPr id="1" name="Рисунок 1"/>
+            <wp:cNvGraphicFramePr>
+              <a:graphicFrameLocks xmlns:a="http://schemas.openxmlformats.org/drawingml/2006/main" noChangeAspect="1"/>
+            </wp:cNvGraphicFramePr>
+            <a:graphic xmlns:a="http://schemas.openxmlformats.org/drawingml/2006/main">
+              <a:graphicData uri="http://schemas.openxmlformats.org/drawingml/2006/picture">
+                <pic:pic xmlns:pic="http://schemas.openxmlformats.org/drawingml/2006/picture">
+                  <pic:nvPicPr>
+                    <pic:cNvPr id="1" name=""/>
+                    <pic:cNvPicPr/>
+                  </pic:nvPicPr>
+                  <pic:blipFill>
+                    <a:blip r:embed="rId6"/>
+                    <a:stretch>
+                      <a:fillRect/>
+                    </a:stretch>
+                  </pic:blipFill>
+                  <pic:spPr>
+                    <a:xfrm>
+                      <a:off x="0" y="0"/>
+                      <a:ext cx="6020640" cy="2114845"/>
+                    </a:xfrm>
+                    <a:prstGeom prst="rect">
+                      <a:avLst/>
+                    </a:prstGeom>
+                  </pic:spPr>
+                </pic:pic>
+              </a:graphicData>
+            </a:graphic>
+          </wp:inline>
+        </w:drawing>
       </w:r>
     </w:p>
     <w:p>
       <w:pPr>
         <w:spacing w:before="0" w:after="0" w:line="360" w:lineRule="auto"/>
         <w:ind w:firstLine="633"/>
-        <w:rPr>
-          <w:iCs/>
-          <w:szCs w:val="32"/>
-          <w:lang w:eastAsia="ru-RU"/>
-        </w:rPr>
-      </w:pPr>
+        <w:jc w:val="center"/>
+        <w:rPr>
+          <w:iCs/>
+          <w:szCs w:val="32"/>
+          <w:lang w:val="en-US" w:eastAsia="ru-RU"/>
+        </w:rPr>
+      </w:pPr>
+      <w:r>
+        <w:rPr>
+          <w:iCs/>
+          <w:szCs w:val="32"/>
+          <w:lang w:eastAsia="ru-RU"/>
+        </w:rPr>
+        <w:t xml:space="preserve">Рисунок 1. </w:t>
+      </w:r>
+      <w:r>
+        <w:rPr>
+          <w:iCs/>
+          <w:szCs w:val="32"/>
+          <w:lang w:val="en-US" w:eastAsia="ru-RU"/>
+        </w:rPr>
+        <w:t>Ip</w:t>
+      </w:r>
+      <w:r>
+        <w:rPr>
+          <w:iCs/>
+          <w:szCs w:val="32"/>
+          <w:lang w:eastAsia="ru-RU"/>
+        </w:rPr>
+        <w:t>-</w:t>
+      </w:r>
+      <w:r>
+        <w:rPr>
+          <w:iCs/>
+          <w:szCs w:val="32"/>
+          <w:lang w:eastAsia="ru-RU"/>
+        </w:rPr>
+        <w:t xml:space="preserve">адрес </w:t>
+      </w:r>
+      <w:r>
+        <w:rPr>
+          <w:iCs/>
+          <w:szCs w:val="32"/>
+          <w:lang w:eastAsia="ru-RU"/>
+        </w:rPr>
+        <w:t xml:space="preserve">виртуальной машины </w:t>
+      </w:r>
+      <w:proofErr w:type="spellStart"/>
+      <w:r>
+        <w:rPr>
+          <w:iCs/>
+          <w:szCs w:val="32"/>
+          <w:lang w:eastAsia="ru-RU"/>
+        </w:rPr>
+        <w:t>Kali</w:t>
+      </w:r>
+      <w:proofErr w:type="spellEnd"/>
+      <w:r>
+        <w:rPr>
+          <w:iCs/>
+          <w:szCs w:val="32"/>
+          <w:lang w:eastAsia="ru-RU"/>
+        </w:rPr>
+        <w:t xml:space="preserve"> Linux</w:t>
+      </w:r>
+    </w:p>
+    <w:p>
+      <w:pPr>
+        <w:spacing w:before="0" w:after="0" w:line="360" w:lineRule="auto"/>
+        <w:ind w:firstLine="0"/>
+        <w:jc w:val="center"/>
+        <w:rPr>
+          <w:iCs/>
+          <w:szCs w:val="32"/>
+          <w:lang w:val="en-US" w:eastAsia="ru-RU"/>
+        </w:rPr>
+      </w:pPr>
+      <w:r>
+        <w:rPr>
+          <w:iCs/>
+          <w:szCs w:val="32"/>
+          <w:lang w:val="en-US" w:eastAsia="ru-RU"/>
+        </w:rPr>
+        <w:drawing>
+          <wp:inline distT="0" distB="0" distL="0" distR="0" wp14:anchorId="75AC4FA3" wp14:editId="3CCBCF55">
+            <wp:extent cx="6119495" cy="2032000"/>
+            <wp:effectExtent l="0" t="0" r="0" b="6350"/>
+            <wp:docPr id="2" name="Рисунок 2"/>
+            <wp:cNvGraphicFramePr>
+              <a:graphicFrameLocks xmlns:a="http://schemas.openxmlformats.org/drawingml/2006/main" noChangeAspect="1"/>
+            </wp:cNvGraphicFramePr>
+            <a:graphic xmlns:a="http://schemas.openxmlformats.org/drawingml/2006/main">
+              <a:graphicData uri="http://schemas.openxmlformats.org/drawingml/2006/picture">
+                <pic:pic xmlns:pic="http://schemas.openxmlformats.org/drawingml/2006/picture">
+                  <pic:nvPicPr>
+                    <pic:cNvPr id="1" name=""/>
+                    <pic:cNvPicPr/>
+                  </pic:nvPicPr>
+                  <pic:blipFill>
+                    <a:blip r:embed="rId7"/>
+                    <a:stretch>
+                      <a:fillRect/>
+                    </a:stretch>
+                  </pic:blipFill>
+                  <pic:spPr>
+                    <a:xfrm>
+                      <a:off x="0" y="0"/>
+                      <a:ext cx="6119495" cy="2032000"/>
+                    </a:xfrm>
+                    <a:prstGeom prst="rect">
+                      <a:avLst/>
+                    </a:prstGeom>
+                  </pic:spPr>
+                </pic:pic>
+              </a:graphicData>
+            </a:graphic>
+          </wp:inline>
+        </w:drawing>
+      </w:r>
+    </w:p>
+    <w:p>
+      <w:pPr>
+        <w:spacing w:before="0" w:after="0" w:line="360" w:lineRule="auto"/>
+        <w:ind w:firstLine="633"/>
+        <w:jc w:val="center"/>
+        <w:rPr>
+          <w:iCs/>
+          <w:szCs w:val="32"/>
+          <w:lang w:val="en-US" w:eastAsia="ru-RU"/>
+        </w:rPr>
+      </w:pPr>
+      <w:r>
+        <w:rPr>
+          <w:iCs/>
+          <w:szCs w:val="32"/>
+          <w:lang w:eastAsia="ru-RU"/>
+        </w:rPr>
+        <w:t xml:space="preserve">Рисунок </w:t>
+      </w:r>
+      <w:r>
+        <w:rPr>
+          <w:iCs/>
+          <w:szCs w:val="32"/>
+          <w:lang w:eastAsia="ru-RU"/>
+        </w:rPr>
+        <w:t>2</w:t>
+      </w:r>
+      <w:r>
+        <w:rPr>
+          <w:iCs/>
+          <w:szCs w:val="32"/>
+          <w:lang w:eastAsia="ru-RU"/>
+        </w:rPr>
+        <w:t xml:space="preserve">. </w:t>
+      </w:r>
+      <w:r>
+        <w:rPr>
+          <w:iCs/>
+          <w:szCs w:val="32"/>
+          <w:lang w:val="en-US" w:eastAsia="ru-RU"/>
+        </w:rPr>
+        <w:t>Ip</w:t>
+      </w:r>
+      <w:r>
+        <w:rPr>
+          <w:iCs/>
+          <w:szCs w:val="32"/>
+          <w:lang w:eastAsia="ru-RU"/>
+        </w:rPr>
+        <w:t>-</w:t>
+      </w:r>
+      <w:r>
+        <w:rPr>
+          <w:iCs/>
+          <w:szCs w:val="32"/>
+          <w:lang w:eastAsia="ru-RU"/>
+        </w:rPr>
+        <w:t xml:space="preserve">адрес виртуальной машины </w:t>
+      </w:r>
+      <w:r>
+        <w:rPr>
+          <w:iCs/>
+          <w:szCs w:val="32"/>
+          <w:lang w:eastAsia="ru-RU"/>
+        </w:rPr>
+        <w:t>РЕД ОС</w:t>
+      </w:r>
+    </w:p>
+    <w:p>
+      <w:pPr>
+        <w:spacing w:before="0" w:after="0" w:line="360" w:lineRule="auto"/>
+        <w:ind w:firstLine="633"/>
+        <w:jc w:val="center"/>
+        <w:rPr>
+          <w:iCs/>
+          <w:szCs w:val="32"/>
+          <w:lang w:eastAsia="ru-RU"/>
+        </w:rPr>
+      </w:pPr>
+    </w:p>
+    <w:p>
+      <w:pPr>
+        <w:spacing w:before="0" w:after="0" w:line="360" w:lineRule="auto"/>
+        <w:ind w:firstLine="708"/>
+        <w:rPr>
+          <w:b/>
+          <w:bCs/>
+          <w:iCs/>
+          <w:szCs w:val="32"/>
+          <w:lang w:eastAsia="ru-RU"/>
+        </w:rPr>
+      </w:pPr>
+      <w:r>
+        <w:rPr>
+          <w:b/>
+          <w:bCs/>
+          <w:iCs/>
+          <w:szCs w:val="32"/>
+          <w:lang w:eastAsia="ru-RU"/>
+        </w:rPr>
+        <w:t xml:space="preserve">Глава </w:t>
+      </w:r>
+      <w:r>
+        <w:rPr>
+          <w:b/>
+          <w:bCs/>
+          <w:iCs/>
+          <w:szCs w:val="32"/>
+          <w:lang w:eastAsia="ru-RU"/>
+        </w:rPr>
+        <w:t>2.</w:t>
+      </w:r>
+      <w:r>
+        <w:rPr>
+          <w:b/>
+          <w:bCs/>
+          <w:iCs/>
+          <w:szCs w:val="32"/>
+          <w:lang w:eastAsia="ru-RU"/>
+        </w:rPr>
+        <w:t>2</w:t>
+      </w:r>
+      <w:r>
+        <w:rPr>
+          <w:b/>
+          <w:bCs/>
+          <w:iCs/>
+          <w:szCs w:val="32"/>
+          <w:lang w:eastAsia="ru-RU"/>
+        </w:rPr>
+        <w:t xml:space="preserve">. </w:t>
+      </w:r>
+      <w:r>
+        <w:rPr>
+          <w:b/>
+          <w:bCs/>
+          <w:iCs/>
+          <w:szCs w:val="32"/>
+          <w:lang w:eastAsia="ru-RU"/>
+        </w:rPr>
+        <w:t>Разведка целевой системы</w:t>
+      </w:r>
     </w:p>
     <w:p>
       <w:pPr>
@@ -8152,6 +8691,155 @@
     </w:lvl>
   </w:abstractNum>
   <w:abstractNum w:abstractNumId="3" w15:restartNumberingAfterBreak="0">
+    <w:nsid w:val="17717289"/>
+    <w:multiLevelType w:val="multilevel"/>
+    <w:tmpl w:val="5F523A50"/>
+    <w:lvl w:ilvl="0">
+      <w:start w:val="1"/>
+      <w:numFmt w:val="bullet"/>
+      <w:lvlText w:val=""/>
+      <w:lvlJc w:val="left"/>
+      <w:pPr>
+        <w:tabs>
+          <w:tab w:val="num" w:pos="720"/>
+        </w:tabs>
+        <w:ind w:left="720" w:hanging="360"/>
+      </w:pPr>
+      <w:rPr>
+        <w:rFonts w:ascii="Symbol" w:hAnsi="Symbol" w:hint="default"/>
+        <w:sz w:val="20"/>
+      </w:rPr>
+    </w:lvl>
+    <w:lvl w:ilvl="1" w:tentative="1">
+      <w:start w:val="1"/>
+      <w:numFmt w:val="bullet"/>
+      <w:lvlText w:val="o"/>
+      <w:lvlJc w:val="left"/>
+      <w:pPr>
+        <w:tabs>
+          <w:tab w:val="num" w:pos="1440"/>
+        </w:tabs>
+        <w:ind w:left="1440" w:hanging="360"/>
+      </w:pPr>
+      <w:rPr>
+        <w:rFonts w:ascii="Courier New" w:hAnsi="Courier New" w:hint="default"/>
+        <w:sz w:val="20"/>
+      </w:rPr>
+    </w:lvl>
+    <w:lvl w:ilvl="2" w:tentative="1">
+      <w:start w:val="1"/>
+      <w:numFmt w:val="bullet"/>
+      <w:lvlText w:val=""/>
+      <w:lvlJc w:val="left"/>
+      <w:pPr>
+        <w:tabs>
+          <w:tab w:val="num" w:pos="2160"/>
+        </w:tabs>
+        <w:ind w:left="2160" w:hanging="360"/>
+      </w:pPr>
+      <w:rPr>
+        <w:rFonts w:ascii="Wingdings" w:hAnsi="Wingdings" w:hint="default"/>
+        <w:sz w:val="20"/>
+      </w:rPr>
+    </w:lvl>
+    <w:lvl w:ilvl="3" w:tentative="1">
+      <w:start w:val="1"/>
+      <w:numFmt w:val="bullet"/>
+      <w:lvlText w:val=""/>
+      <w:lvlJc w:val="left"/>
+      <w:pPr>
+        <w:tabs>
+          <w:tab w:val="num" w:pos="2880"/>
+        </w:tabs>
+        <w:ind w:left="2880" w:hanging="360"/>
+      </w:pPr>
+      <w:rPr>
+        <w:rFonts w:ascii="Wingdings" w:hAnsi="Wingdings" w:hint="default"/>
+        <w:sz w:val="20"/>
+      </w:rPr>
+    </w:lvl>
+    <w:lvl w:ilvl="4" w:tentative="1">
+      <w:start w:val="1"/>
+      <w:numFmt w:val="bullet"/>
+      <w:lvlText w:val=""/>
+      <w:lvlJc w:val="left"/>
+      <w:pPr>
+        <w:tabs>
+          <w:tab w:val="num" w:pos="3600"/>
+        </w:tabs>
+        <w:ind w:left="3600" w:hanging="360"/>
+      </w:pPr>
+      <w:rPr>
+        <w:rFonts w:ascii="Wingdings" w:hAnsi="Wingdings" w:hint="default"/>
+        <w:sz w:val="20"/>
+      </w:rPr>
+    </w:lvl>
+    <w:lvl w:ilvl="5" w:tentative="1">
+      <w:start w:val="1"/>
+      <w:numFmt w:val="bullet"/>
+      <w:lvlText w:val=""/>
+      <w:lvlJc w:val="left"/>
+      <w:pPr>
+        <w:tabs>
+          <w:tab w:val="num" w:pos="4320"/>
+        </w:tabs>
+        <w:ind w:left="4320" w:hanging="360"/>
+      </w:pPr>
+      <w:rPr>
+        <w:rFonts w:ascii="Wingdings" w:hAnsi="Wingdings" w:hint="default"/>
+        <w:sz w:val="20"/>
+      </w:rPr>
+    </w:lvl>
+    <w:lvl w:ilvl="6" w:tentative="1">
+      <w:start w:val="1"/>
+      <w:numFmt w:val="bullet"/>
+      <w:lvlText w:val=""/>
+      <w:lvlJc w:val="left"/>
+      <w:pPr>
+        <w:tabs>
+          <w:tab w:val="num" w:pos="5040"/>
+        </w:tabs>
+        <w:ind w:left="5040" w:hanging="360"/>
+      </w:pPr>
+      <w:rPr>
+        <w:rFonts w:ascii="Wingdings" w:hAnsi="Wingdings" w:hint="default"/>
+        <w:sz w:val="20"/>
+      </w:rPr>
+    </w:lvl>
+    <w:lvl w:ilvl="7" w:tentative="1">
+      <w:start w:val="1"/>
+      <w:numFmt w:val="bullet"/>
+      <w:lvlText w:val=""/>
+      <w:lvlJc w:val="left"/>
+      <w:pPr>
+        <w:tabs>
+          <w:tab w:val="num" w:pos="5760"/>
+        </w:tabs>
+        <w:ind w:left="5760" w:hanging="360"/>
+      </w:pPr>
+      <w:rPr>
+        <w:rFonts w:ascii="Wingdings" w:hAnsi="Wingdings" w:hint="default"/>
+        <w:sz w:val="20"/>
+      </w:rPr>
+    </w:lvl>
+    <w:lvl w:ilvl="8" w:tentative="1">
+      <w:start w:val="1"/>
+      <w:numFmt w:val="bullet"/>
+      <w:lvlText w:val=""/>
+      <w:lvlJc w:val="left"/>
+      <w:pPr>
+        <w:tabs>
+          <w:tab w:val="num" w:pos="6480"/>
+        </w:tabs>
+        <w:ind w:left="6480" w:hanging="360"/>
+      </w:pPr>
+      <w:rPr>
+        <w:rFonts w:ascii="Wingdings" w:hAnsi="Wingdings" w:hint="default"/>
+        <w:sz w:val="20"/>
+      </w:rPr>
+    </w:lvl>
+  </w:abstractNum>
+  <w:abstractNum w:abstractNumId="4" w15:restartNumberingAfterBreak="0">
     <w:nsid w:val="3E975FE3"/>
     <w:multiLevelType w:val="hybridMultilevel"/>
     <w:tmpl w:val="0EAA077A"/>
@@ -8240,7 +8928,7 @@
       </w:pPr>
     </w:lvl>
   </w:abstractNum>
-  <w:abstractNum w:abstractNumId="4" w15:restartNumberingAfterBreak="0">
+  <w:abstractNum w:abstractNumId="5" w15:restartNumberingAfterBreak="0">
     <w:nsid w:val="6A325598"/>
     <w:multiLevelType w:val="hybridMultilevel"/>
     <w:tmpl w:val="F7B80F52"/>
@@ -8353,7 +9041,7 @@
       </w:rPr>
     </w:lvl>
   </w:abstractNum>
-  <w:abstractNum w:abstractNumId="5" w15:restartNumberingAfterBreak="0">
+  <w:abstractNum w:abstractNumId="6" w15:restartNumberingAfterBreak="0">
     <w:nsid w:val="76D80FA0"/>
     <w:multiLevelType w:val="hybridMultilevel"/>
     <w:tmpl w:val="2158862E"/>
@@ -8446,19 +9134,22 @@
     <w:abstractNumId w:val="2"/>
   </w:num>
   <w:num w:numId="2" w16cid:durableId="1556625911">
-    <w:abstractNumId w:val="5"/>
+    <w:abstractNumId w:val="6"/>
   </w:num>
   <w:num w:numId="3" w16cid:durableId="1821656201">
     <w:abstractNumId w:val="1"/>
   </w:num>
   <w:num w:numId="4" w16cid:durableId="550115354">
-    <w:abstractNumId w:val="3"/>
+    <w:abstractNumId w:val="4"/>
   </w:num>
   <w:num w:numId="5" w16cid:durableId="755056973">
-    <w:abstractNumId w:val="4"/>
+    <w:abstractNumId w:val="5"/>
   </w:num>
   <w:num w:numId="6" w16cid:durableId="1235123175">
     <w:abstractNumId w:val="0"/>
+  </w:num>
+  <w:num w:numId="7" w16cid:durableId="1039745376">
+    <w:abstractNumId w:val="3"/>
   </w:num>
 </w:numbering>
 </file>

--- a/Практика.docx
+++ b/Практика.docx
@@ -7583,7 +7583,7 @@
         <w:rPr>
           <w:iCs/>
           <w:szCs w:val="32"/>
-          <w:lang w:eastAsia="ru-RU"/>
+          <w:lang w:val="en-US" w:eastAsia="ru-RU"/>
         </w:rPr>
       </w:pPr>
       <w:r>
@@ -7629,26 +7629,6 @@
           <w:lang w:eastAsia="ru-RU"/>
         </w:rPr>
         <w:t>), при котором виртуальные машины подключаются непосредственно к физической сети хост-компьютера и получают IP-адреса из общего адресного пространства локальной сети, что обеспечивает прямое сетевое взаимодействие между атакующей и целевой машинами.</w:t>
-      </w:r>
-    </w:p>
-    <w:p>
-      <w:pPr>
-        <w:spacing w:before="0" w:after="160" w:line="278" w:lineRule="auto"/>
-        <w:ind w:firstLine="0"/>
-        <w:jc w:val="left"/>
-        <w:rPr>
-          <w:iCs/>
-          <w:szCs w:val="32"/>
-          <w:lang w:eastAsia="ru-RU"/>
-        </w:rPr>
-      </w:pPr>
-      <w:r>
-        <w:rPr>
-          <w:iCs/>
-          <w:szCs w:val="32"/>
-          <w:lang w:eastAsia="ru-RU"/>
-        </w:rPr>
-        <w:br w:type="page"/>
       </w:r>
     </w:p>
     <w:p>
@@ -7747,15 +7727,7 @@
           <w:szCs w:val="32"/>
           <w:lang w:eastAsia="ru-RU"/>
         </w:rPr>
-        <w:t xml:space="preserve">адрес </w:t>
-      </w:r>
-      <w:r>
-        <w:rPr>
-          <w:iCs/>
-          <w:szCs w:val="32"/>
-          <w:lang w:eastAsia="ru-RU"/>
-        </w:rPr>
-        <w:t xml:space="preserve">виртуальной машины </w:t>
+        <w:t xml:space="preserve">адрес виртуальной машины </w:t>
       </w:r>
       <w:proofErr w:type="spellStart"/>
       <w:r>
@@ -7838,32 +7810,83 @@
         <w:rPr>
           <w:iCs/>
           <w:szCs w:val="32"/>
+          <w:lang w:eastAsia="ru-RU"/>
+        </w:rPr>
+      </w:pPr>
+      <w:r>
+        <w:rPr>
+          <w:iCs/>
+          <w:szCs w:val="32"/>
+          <w:lang w:eastAsia="ru-RU"/>
+        </w:rPr>
+        <w:t xml:space="preserve">Рисунок </w:t>
+      </w:r>
+      <w:r>
+        <w:rPr>
+          <w:iCs/>
+          <w:szCs w:val="32"/>
+          <w:lang w:eastAsia="ru-RU"/>
+        </w:rPr>
+        <w:t>2</w:t>
+      </w:r>
+      <w:r>
+        <w:rPr>
+          <w:iCs/>
+          <w:szCs w:val="32"/>
+          <w:lang w:eastAsia="ru-RU"/>
+        </w:rPr>
+        <w:t xml:space="preserve">. </w:t>
+      </w:r>
+      <w:r>
+        <w:rPr>
+          <w:iCs/>
+          <w:szCs w:val="32"/>
           <w:lang w:val="en-US" w:eastAsia="ru-RU"/>
         </w:rPr>
-      </w:pPr>
-      <w:r>
-        <w:rPr>
-          <w:iCs/>
-          <w:szCs w:val="32"/>
-          <w:lang w:eastAsia="ru-RU"/>
-        </w:rPr>
-        <w:t xml:space="preserve">Рисунок </w:t>
-      </w:r>
-      <w:r>
-        <w:rPr>
-          <w:iCs/>
-          <w:szCs w:val="32"/>
-          <w:lang w:eastAsia="ru-RU"/>
-        </w:rPr>
-        <w:t>2</w:t>
-      </w:r>
-      <w:r>
-        <w:rPr>
-          <w:iCs/>
-          <w:szCs w:val="32"/>
-          <w:lang w:eastAsia="ru-RU"/>
-        </w:rPr>
-        <w:t xml:space="preserve">. </w:t>
+        <w:t>Ip</w:t>
+      </w:r>
+      <w:r>
+        <w:rPr>
+          <w:iCs/>
+          <w:szCs w:val="32"/>
+          <w:lang w:eastAsia="ru-RU"/>
+        </w:rPr>
+        <w:t>-</w:t>
+      </w:r>
+      <w:r>
+        <w:rPr>
+          <w:iCs/>
+          <w:szCs w:val="32"/>
+          <w:lang w:eastAsia="ru-RU"/>
+        </w:rPr>
+        <w:t xml:space="preserve">адрес виртуальной машины </w:t>
+      </w:r>
+      <w:r>
+        <w:rPr>
+          <w:iCs/>
+          <w:szCs w:val="32"/>
+          <w:lang w:eastAsia="ru-RU"/>
+        </w:rPr>
+        <w:t>РЕД ОС</w:t>
+      </w:r>
+    </w:p>
+    <w:p>
+      <w:pPr>
+        <w:spacing w:before="0" w:after="0" w:line="360" w:lineRule="auto"/>
+        <w:ind w:firstLine="633"/>
+        <w:rPr>
+          <w:iCs/>
+          <w:szCs w:val="32"/>
+          <w:lang w:eastAsia="ru-RU"/>
+        </w:rPr>
+      </w:pPr>
+      <w:r>
+        <w:rPr>
+          <w:iCs/>
+          <w:szCs w:val="32"/>
+          <w:lang w:eastAsia="ru-RU"/>
+        </w:rPr>
+        <w:t xml:space="preserve">В качестве проверки того, что сетевое соединение между двумя виртуальными машинами работает исправно использовалась команда </w:t>
       </w:r>
       <w:r>
         <w:rPr>
@@ -7871,31 +7894,39 @@
           <w:szCs w:val="32"/>
           <w:lang w:val="en-US" w:eastAsia="ru-RU"/>
         </w:rPr>
-        <w:t>Ip</w:t>
-      </w:r>
-      <w:r>
-        <w:rPr>
-          <w:iCs/>
-          <w:szCs w:val="32"/>
-          <w:lang w:eastAsia="ru-RU"/>
-        </w:rPr>
-        <w:t>-</w:t>
-      </w:r>
-      <w:r>
-        <w:rPr>
-          <w:iCs/>
-          <w:szCs w:val="32"/>
-          <w:lang w:eastAsia="ru-RU"/>
-        </w:rPr>
-        <w:t xml:space="preserve">адрес виртуальной машины </w:t>
-      </w:r>
-      <w:r>
-        <w:rPr>
-          <w:iCs/>
-          <w:szCs w:val="32"/>
-          <w:lang w:eastAsia="ru-RU"/>
-        </w:rPr>
-        <w:t>РЕД ОС</w:t>
+        <w:t>ping</w:t>
+      </w:r>
+      <w:r>
+        <w:rPr>
+          <w:iCs/>
+          <w:szCs w:val="32"/>
+          <w:lang w:eastAsia="ru-RU"/>
+        </w:rPr>
+        <w:t xml:space="preserve"> -</w:t>
+      </w:r>
+      <w:r>
+        <w:rPr>
+          <w:iCs/>
+          <w:szCs w:val="32"/>
+          <w:lang w:val="en-US" w:eastAsia="ru-RU"/>
+        </w:rPr>
+        <w:t>c</w:t>
+      </w:r>
+      <w:r>
+        <w:rPr>
+          <w:iCs/>
+          <w:szCs w:val="32"/>
+          <w:lang w:eastAsia="ru-RU"/>
+        </w:rPr>
+        <w:t>4</w:t>
+      </w:r>
+      <w:r>
+        <w:rPr>
+          <w:iCs/>
+          <w:szCs w:val="32"/>
+          <w:lang w:eastAsia="ru-RU"/>
+        </w:rPr>
+        <w:t xml:space="preserve"> 192.168.0.108.</w:t>
       </w:r>
     </w:p>
     <w:p>
@@ -7906,13 +7937,118 @@
         <w:rPr>
           <w:iCs/>
           <w:szCs w:val="32"/>
-          <w:lang w:eastAsia="ru-RU"/>
-        </w:rPr>
-      </w:pPr>
+          <w:lang w:val="en-US" w:eastAsia="ru-RU"/>
+        </w:rPr>
+      </w:pPr>
+      <w:r>
+        <w:rPr>
+          <w:iCs/>
+          <w:szCs w:val="32"/>
+          <w:lang w:eastAsia="ru-RU"/>
+        </w:rPr>
+        <w:drawing>
+          <wp:inline distT="0" distB="0" distL="0" distR="0" wp14:anchorId="636394B0" wp14:editId="7E4C1EF8">
+            <wp:extent cx="5334744" cy="2114845"/>
+            <wp:effectExtent l="0" t="0" r="0" b="0"/>
+            <wp:docPr id="4" name="Рисунок 4"/>
+            <wp:cNvGraphicFramePr>
+              <a:graphicFrameLocks xmlns:a="http://schemas.openxmlformats.org/drawingml/2006/main" noChangeAspect="1"/>
+            </wp:cNvGraphicFramePr>
+            <a:graphic xmlns:a="http://schemas.openxmlformats.org/drawingml/2006/main">
+              <a:graphicData uri="http://schemas.openxmlformats.org/drawingml/2006/picture">
+                <pic:pic xmlns:pic="http://schemas.openxmlformats.org/drawingml/2006/picture">
+                  <pic:nvPicPr>
+                    <pic:cNvPr id="1" name=""/>
+                    <pic:cNvPicPr/>
+                  </pic:nvPicPr>
+                  <pic:blipFill>
+                    <a:blip r:embed="rId8"/>
+                    <a:stretch>
+                      <a:fillRect/>
+                    </a:stretch>
+                  </pic:blipFill>
+                  <pic:spPr>
+                    <a:xfrm>
+                      <a:off x="0" y="0"/>
+                      <a:ext cx="5334744" cy="2114845"/>
+                    </a:xfrm>
+                    <a:prstGeom prst="rect">
+                      <a:avLst/>
+                    </a:prstGeom>
+                  </pic:spPr>
+                </pic:pic>
+              </a:graphicData>
+            </a:graphic>
+          </wp:inline>
+        </w:drawing>
+      </w:r>
     </w:p>
     <w:p>
       <w:pPr>
         <w:spacing w:before="0" w:after="0" w:line="360" w:lineRule="auto"/>
+        <w:ind w:firstLine="633"/>
+        <w:jc w:val="center"/>
+        <w:rPr>
+          <w:iCs/>
+          <w:szCs w:val="32"/>
+          <w:lang w:eastAsia="ru-RU"/>
+        </w:rPr>
+      </w:pPr>
+      <w:r>
+        <w:rPr>
+          <w:iCs/>
+          <w:szCs w:val="32"/>
+          <w:lang w:eastAsia="ru-RU"/>
+        </w:rPr>
+        <w:t xml:space="preserve">Рисунок </w:t>
+      </w:r>
+      <w:r>
+        <w:rPr>
+          <w:iCs/>
+          <w:szCs w:val="32"/>
+          <w:lang w:eastAsia="ru-RU"/>
+        </w:rPr>
+        <w:t>3</w:t>
+      </w:r>
+      <w:r>
+        <w:rPr>
+          <w:iCs/>
+          <w:szCs w:val="32"/>
+          <w:lang w:eastAsia="ru-RU"/>
+        </w:rPr>
+        <w:t xml:space="preserve">. </w:t>
+      </w:r>
+      <w:r>
+        <w:rPr>
+          <w:iCs/>
+          <w:szCs w:val="32"/>
+          <w:lang w:eastAsia="ru-RU"/>
+        </w:rPr>
+        <w:t>Проверка сетевого соединения между виртуальными машинами</w:t>
+      </w:r>
+    </w:p>
+    <w:p>
+      <w:pPr>
+        <w:spacing w:before="0" w:after="0" w:line="360" w:lineRule="auto"/>
+        <w:ind w:firstLine="633"/>
+        <w:rPr>
+          <w:iCs/>
+          <w:szCs w:val="32"/>
+          <w:lang w:eastAsia="ru-RU"/>
+        </w:rPr>
+      </w:pPr>
+      <w:r>
+        <w:rPr>
+          <w:iCs/>
+          <w:szCs w:val="32"/>
+          <w:lang w:eastAsia="ru-RU"/>
+        </w:rPr>
+        <w:t>Потери пакетов отсутствуют, что подтверждает корректность сетевой конфигурации стенда и готовность к проведению дальнейшего исследования.</w:t>
+      </w:r>
+    </w:p>
+    <w:p>
+      <w:pPr>
+        <w:spacing w:before="0" w:after="0" w:line="360" w:lineRule="auto"/>
         <w:ind w:firstLine="708"/>
         <w:rPr>
           <w:b/>
@@ -7930,6 +8066,7 @@
           <w:szCs w:val="32"/>
           <w:lang w:eastAsia="ru-RU"/>
         </w:rPr>
+        <w:lastRenderedPageBreak/>
         <w:t xml:space="preserve">Глава </w:t>
       </w:r>
       <w:r>
@@ -7971,6 +8108,3136 @@
           <w:lang w:eastAsia="ru-RU"/>
         </w:rPr>
         <w:t>Разведка целевой системы</w:t>
+      </w:r>
+    </w:p>
+    <w:p>
+      <w:pPr>
+        <w:spacing w:before="0" w:after="0" w:line="360" w:lineRule="auto"/>
+        <w:ind w:firstLine="708"/>
+        <w:rPr>
+          <w:iCs/>
+          <w:szCs w:val="32"/>
+          <w:lang w:eastAsia="ru-RU"/>
+        </w:rPr>
+      </w:pPr>
+      <w:r>
+        <w:rPr>
+          <w:iCs/>
+          <w:szCs w:val="32"/>
+          <w:lang w:eastAsia="ru-RU"/>
+        </w:rPr>
+        <w:t>Для определения открытых портов, работающих сетевых служб и их версий на целевой машине (РЕД ОС, IP-адрес 192.168.0.108) с атакующей машины (</w:t>
+      </w:r>
+      <w:proofErr w:type="spellStart"/>
+      <w:r>
+        <w:rPr>
+          <w:iCs/>
+          <w:szCs w:val="32"/>
+          <w:lang w:eastAsia="ru-RU"/>
+        </w:rPr>
+        <w:t>Kali</w:t>
+      </w:r>
+      <w:proofErr w:type="spellEnd"/>
+      <w:r>
+        <w:rPr>
+          <w:iCs/>
+          <w:szCs w:val="32"/>
+          <w:lang w:eastAsia="ru-RU"/>
+        </w:rPr>
+        <w:t xml:space="preserve"> Linux, IP-адрес 192.168.0.109) было проведено сканирование с использованием инструмента Nmap.</w:t>
+      </w:r>
+    </w:p>
+    <w:p>
+      <w:pPr>
+        <w:spacing w:before="0" w:after="0" w:line="360" w:lineRule="auto"/>
+        <w:ind w:firstLine="708"/>
+        <w:rPr>
+          <w:iCs/>
+          <w:szCs w:val="32"/>
+          <w:lang w:eastAsia="ru-RU"/>
+        </w:rPr>
+      </w:pPr>
+      <w:r>
+        <w:rPr>
+          <w:iCs/>
+          <w:szCs w:val="32"/>
+          <w:lang w:eastAsia="ru-RU"/>
+        </w:rPr>
+        <w:t xml:space="preserve">Первоначально было выполнено сканирование стандартного набора наиболее часто используемых портов, в ходе которого были обнаружены две открытые службы: SSH (порт 22) и </w:t>
+      </w:r>
+      <w:proofErr w:type="spellStart"/>
+      <w:r>
+        <w:rPr>
+          <w:iCs/>
+          <w:szCs w:val="32"/>
+          <w:lang w:eastAsia="ru-RU"/>
+        </w:rPr>
+        <w:t>rpcbind</w:t>
+      </w:r>
+      <w:proofErr w:type="spellEnd"/>
+      <w:r>
+        <w:rPr>
+          <w:iCs/>
+          <w:szCs w:val="32"/>
+          <w:lang w:eastAsia="ru-RU"/>
+        </w:rPr>
+        <w:t xml:space="preserve"> (порт 111).</w:t>
+      </w:r>
+    </w:p>
+    <w:p>
+      <w:pPr>
+        <w:spacing w:before="0" w:after="0" w:line="360" w:lineRule="auto"/>
+        <w:ind w:firstLine="708"/>
+        <w:rPr>
+          <w:iCs/>
+          <w:szCs w:val="32"/>
+          <w:lang w:eastAsia="ru-RU"/>
+        </w:rPr>
+      </w:pPr>
+      <w:proofErr w:type="spellStart"/>
+      <w:r>
+        <w:rPr>
+          <w:iCs/>
+          <w:szCs w:val="32"/>
+          <w:lang w:val="en-US" w:eastAsia="ru-RU"/>
+        </w:rPr>
+        <w:t>nmap</w:t>
+      </w:r>
+      <w:proofErr w:type="spellEnd"/>
+      <w:r>
+        <w:rPr>
+          <w:iCs/>
+          <w:szCs w:val="32"/>
+          <w:lang w:eastAsia="ru-RU"/>
+        </w:rPr>
+        <w:t xml:space="preserve"> -</w:t>
+      </w:r>
+      <w:proofErr w:type="spellStart"/>
+      <w:r>
+        <w:rPr>
+          <w:iCs/>
+          <w:szCs w:val="32"/>
+          <w:lang w:val="en-US" w:eastAsia="ru-RU"/>
+        </w:rPr>
+        <w:t>sV</w:t>
+      </w:r>
+      <w:proofErr w:type="spellEnd"/>
+      <w:r>
+        <w:rPr>
+          <w:iCs/>
+          <w:szCs w:val="32"/>
+          <w:lang w:eastAsia="ru-RU"/>
+        </w:rPr>
+        <w:t xml:space="preserve"> -</w:t>
+      </w:r>
+      <w:r>
+        <w:rPr>
+          <w:iCs/>
+          <w:szCs w:val="32"/>
+          <w:lang w:val="en-US" w:eastAsia="ru-RU"/>
+        </w:rPr>
+        <w:t>p</w:t>
+      </w:r>
+      <w:r>
+        <w:rPr>
+          <w:iCs/>
+          <w:szCs w:val="32"/>
+          <w:lang w:eastAsia="ru-RU"/>
+        </w:rPr>
+        <w:t>- -</w:t>
+      </w:r>
+      <w:r>
+        <w:rPr>
+          <w:iCs/>
+          <w:szCs w:val="32"/>
+          <w:lang w:val="en-US" w:eastAsia="ru-RU"/>
+        </w:rPr>
+        <w:t>T</w:t>
+      </w:r>
+      <w:r>
+        <w:rPr>
+          <w:iCs/>
+          <w:szCs w:val="32"/>
+          <w:lang w:eastAsia="ru-RU"/>
+        </w:rPr>
+        <w:t>4 192.168.0.108</w:t>
+      </w:r>
+      <w:r>
+        <w:rPr>
+          <w:iCs/>
+          <w:szCs w:val="32"/>
+          <w:lang w:eastAsia="ru-RU"/>
+        </w:rPr>
+        <w:t>,</w:t>
+      </w:r>
+    </w:p>
+    <w:p>
+      <w:pPr>
+        <w:spacing w:before="0" w:after="0" w:line="360" w:lineRule="auto"/>
+        <w:ind w:firstLine="708"/>
+        <w:rPr>
+          <w:iCs/>
+          <w:szCs w:val="32"/>
+          <w:lang w:eastAsia="ru-RU"/>
+        </w:rPr>
+      </w:pPr>
+      <w:r>
+        <w:rPr>
+          <w:iCs/>
+          <w:szCs w:val="32"/>
+          <w:lang w:eastAsia="ru-RU"/>
+        </w:rPr>
+        <w:t>где</w:t>
+      </w:r>
+      <w:r>
+        <w:rPr>
+          <w:iCs/>
+          <w:szCs w:val="32"/>
+          <w:lang w:eastAsia="ru-RU"/>
+        </w:rPr>
+        <w:t xml:space="preserve"> -</w:t>
+      </w:r>
+      <w:proofErr w:type="spellStart"/>
+      <w:r>
+        <w:rPr>
+          <w:iCs/>
+          <w:szCs w:val="32"/>
+          <w:lang w:val="en-US" w:eastAsia="ru-RU"/>
+        </w:rPr>
+        <w:t>sV</w:t>
+      </w:r>
+      <w:proofErr w:type="spellEnd"/>
+      <w:r>
+        <w:rPr>
+          <w:iCs/>
+          <w:szCs w:val="32"/>
+          <w:lang w:eastAsia="ru-RU"/>
+        </w:rPr>
+        <w:t xml:space="preserve"> </w:t>
+      </w:r>
+      <w:r>
+        <w:rPr>
+          <w:iCs/>
+          <w:szCs w:val="32"/>
+          <w:lang w:eastAsia="ru-RU"/>
+        </w:rPr>
+        <w:t xml:space="preserve">это флаг, который </w:t>
+      </w:r>
+      <w:r>
+        <w:rPr>
+          <w:iCs/>
+          <w:szCs w:val="32"/>
+          <w:lang w:eastAsia="ru-RU"/>
+        </w:rPr>
+        <w:t xml:space="preserve">определяет </w:t>
+      </w:r>
+      <w:r>
+        <w:rPr>
+          <w:iCs/>
+          <w:szCs w:val="32"/>
+          <w:lang w:eastAsia="ru-RU"/>
+        </w:rPr>
+        <w:t>какой сервис работает на открытом порту и по возможности его версию</w:t>
+      </w:r>
+      <w:r>
+        <w:rPr>
+          <w:iCs/>
+          <w:szCs w:val="32"/>
+          <w:lang w:eastAsia="ru-RU"/>
+        </w:rPr>
+        <w:t xml:space="preserve">, </w:t>
+      </w:r>
+      <w:r>
+        <w:rPr>
+          <w:iCs/>
+          <w:szCs w:val="32"/>
+          <w:lang w:eastAsia="ru-RU"/>
+        </w:rPr>
+        <w:t>-</w:t>
+      </w:r>
+      <w:r>
+        <w:rPr>
+          <w:iCs/>
+          <w:szCs w:val="32"/>
+          <w:lang w:val="en-US" w:eastAsia="ru-RU"/>
+        </w:rPr>
+        <w:t>p</w:t>
+      </w:r>
+      <w:r>
+        <w:rPr>
+          <w:iCs/>
+          <w:szCs w:val="32"/>
+          <w:lang w:eastAsia="ru-RU"/>
+        </w:rPr>
+        <w:t>-</w:t>
+      </w:r>
+      <w:r>
+        <w:rPr>
+          <w:iCs/>
+          <w:szCs w:val="32"/>
+          <w:lang w:eastAsia="ru-RU"/>
+        </w:rPr>
+        <w:t xml:space="preserve"> </w:t>
+      </w:r>
+      <w:r>
+        <w:rPr>
+          <w:iCs/>
+          <w:szCs w:val="32"/>
+          <w:lang w:eastAsia="ru-RU"/>
+        </w:rPr>
+        <w:t>–</w:t>
+      </w:r>
+      <w:r>
+        <w:rPr>
+          <w:iCs/>
+          <w:szCs w:val="32"/>
+          <w:lang w:eastAsia="ru-RU"/>
+        </w:rPr>
+        <w:t xml:space="preserve"> </w:t>
+      </w:r>
+      <w:r>
+        <w:rPr>
+          <w:iCs/>
+          <w:szCs w:val="32"/>
+          <w:lang w:eastAsia="ru-RU"/>
+        </w:rPr>
+        <w:t xml:space="preserve">это сканирование </w:t>
+      </w:r>
+      <w:r>
+        <w:rPr>
+          <w:iCs/>
+          <w:szCs w:val="32"/>
+          <w:lang w:eastAsia="ru-RU"/>
+        </w:rPr>
+        <w:t xml:space="preserve">всех </w:t>
+      </w:r>
+      <w:r>
+        <w:rPr>
+          <w:iCs/>
+          <w:szCs w:val="32"/>
+          <w:lang w:val="en-US" w:eastAsia="ru-RU"/>
+        </w:rPr>
+        <w:t>TCP</w:t>
+      </w:r>
+      <w:r>
+        <w:rPr>
+          <w:iCs/>
+          <w:szCs w:val="32"/>
+          <w:lang w:eastAsia="ru-RU"/>
+        </w:rPr>
+        <w:t xml:space="preserve">-портов (65535), </w:t>
+      </w:r>
+      <w:r>
+        <w:rPr>
+          <w:iCs/>
+          <w:szCs w:val="32"/>
+          <w:lang w:val="en-US" w:eastAsia="ru-RU"/>
+        </w:rPr>
+        <w:t>T</w:t>
+      </w:r>
+      <w:r>
+        <w:rPr>
+          <w:iCs/>
+          <w:szCs w:val="32"/>
+          <w:lang w:eastAsia="ru-RU"/>
+        </w:rPr>
+        <w:t xml:space="preserve">4 </w:t>
+      </w:r>
+      <w:r>
+        <w:rPr>
+          <w:iCs/>
+          <w:szCs w:val="32"/>
+          <w:lang w:eastAsia="ru-RU"/>
+        </w:rPr>
+        <w:t xml:space="preserve">это скорость сканирования, 192.168.0.108 это </w:t>
+      </w:r>
+      <w:r>
+        <w:rPr>
+          <w:iCs/>
+          <w:szCs w:val="32"/>
+          <w:lang w:val="en-US" w:eastAsia="ru-RU"/>
+        </w:rPr>
+        <w:t>IP</w:t>
+      </w:r>
+      <w:r>
+        <w:rPr>
+          <w:iCs/>
+          <w:szCs w:val="32"/>
+          <w:lang w:eastAsia="ru-RU"/>
+        </w:rPr>
+        <w:t>-</w:t>
+      </w:r>
+      <w:r>
+        <w:rPr>
+          <w:iCs/>
+          <w:szCs w:val="32"/>
+          <w:lang w:eastAsia="ru-RU"/>
+        </w:rPr>
+        <w:t>адрес целевого компьютера.</w:t>
+      </w:r>
+    </w:p>
+    <w:p>
+      <w:pPr>
+        <w:spacing w:before="0" w:after="0" w:line="360" w:lineRule="auto"/>
+        <w:ind w:firstLine="708"/>
+        <w:rPr>
+          <w:iCs/>
+          <w:szCs w:val="32"/>
+          <w:lang w:eastAsia="ru-RU"/>
+        </w:rPr>
+      </w:pPr>
+      <w:r>
+        <w:rPr>
+          <w:noProof/>
+          <w14:ligatures w14:val="standardContextual"/>
+        </w:rPr>
+        <w:drawing>
+          <wp:inline distT="0" distB="0" distL="0" distR="0" wp14:anchorId="6F5537AE" wp14:editId="34F244C8">
+            <wp:extent cx="5372100" cy="1550521"/>
+            <wp:effectExtent l="0" t="0" r="0" b="0"/>
+            <wp:docPr id="3" name="Рисунок 3"/>
+            <wp:cNvGraphicFramePr>
+              <a:graphicFrameLocks xmlns:a="http://schemas.openxmlformats.org/drawingml/2006/main" noChangeAspect="1"/>
+            </wp:cNvGraphicFramePr>
+            <a:graphic xmlns:a="http://schemas.openxmlformats.org/drawingml/2006/main">
+              <a:graphicData uri="http://schemas.openxmlformats.org/drawingml/2006/picture">
+                <pic:pic xmlns:pic="http://schemas.openxmlformats.org/drawingml/2006/picture">
+                  <pic:nvPicPr>
+                    <pic:cNvPr id="1" name=""/>
+                    <pic:cNvPicPr/>
+                  </pic:nvPicPr>
+                  <pic:blipFill>
+                    <a:blip r:embed="rId9"/>
+                    <a:stretch>
+                      <a:fillRect/>
+                    </a:stretch>
+                  </pic:blipFill>
+                  <pic:spPr>
+                    <a:xfrm>
+                      <a:off x="0" y="0"/>
+                      <a:ext cx="5378484" cy="1552364"/>
+                    </a:xfrm>
+                    <a:prstGeom prst="rect">
+                      <a:avLst/>
+                    </a:prstGeom>
+                  </pic:spPr>
+                </pic:pic>
+              </a:graphicData>
+            </a:graphic>
+          </wp:inline>
+        </w:drawing>
+      </w:r>
+    </w:p>
+    <w:p>
+      <w:pPr>
+        <w:spacing w:before="0" w:after="0" w:line="360" w:lineRule="auto"/>
+        <w:ind w:firstLine="633"/>
+        <w:jc w:val="center"/>
+        <w:rPr>
+          <w:iCs/>
+          <w:szCs w:val="32"/>
+          <w:lang w:eastAsia="ru-RU"/>
+        </w:rPr>
+      </w:pPr>
+      <w:r>
+        <w:rPr>
+          <w:iCs/>
+          <w:szCs w:val="32"/>
+          <w:lang w:eastAsia="ru-RU"/>
+        </w:rPr>
+        <w:t xml:space="preserve">Рисунок </w:t>
+      </w:r>
+      <w:r>
+        <w:rPr>
+          <w:iCs/>
+          <w:szCs w:val="32"/>
+          <w:lang w:eastAsia="ru-RU"/>
+        </w:rPr>
+        <w:t>4</w:t>
+      </w:r>
+      <w:r>
+        <w:rPr>
+          <w:iCs/>
+          <w:szCs w:val="32"/>
+          <w:lang w:eastAsia="ru-RU"/>
+        </w:rPr>
+        <w:t xml:space="preserve">. </w:t>
+      </w:r>
+      <w:r>
+        <w:rPr>
+          <w:iCs/>
+          <w:szCs w:val="32"/>
+          <w:lang w:eastAsia="ru-RU"/>
+        </w:rPr>
+        <w:t>Результат сканирования открытых портов и сервисов на целевом компьютере</w:t>
+      </w:r>
+    </w:p>
+    <w:p>
+      <w:pPr>
+        <w:spacing w:before="0" w:after="0" w:line="360" w:lineRule="auto"/>
+        <w:ind w:firstLine="708"/>
+        <w:rPr>
+          <w:iCs/>
+          <w:szCs w:val="32"/>
+          <w:lang w:eastAsia="ru-RU"/>
+        </w:rPr>
+      </w:pPr>
+      <w:r>
+        <w:rPr>
+          <w:iCs/>
+          <w:szCs w:val="32"/>
+          <w:lang w:eastAsia="ru-RU"/>
+        </w:rPr>
+        <w:t xml:space="preserve">Далее было проведено сканирование 20 наиболее распространенных </w:t>
+      </w:r>
+      <w:r>
+        <w:rPr>
+          <w:iCs/>
+          <w:szCs w:val="32"/>
+          <w:lang w:val="en-US" w:eastAsia="ru-RU"/>
+        </w:rPr>
+        <w:t>UDP</w:t>
+      </w:r>
+      <w:r>
+        <w:rPr>
+          <w:iCs/>
+          <w:szCs w:val="32"/>
+          <w:lang w:eastAsia="ru-RU"/>
+        </w:rPr>
+        <w:t>-</w:t>
+      </w:r>
+      <w:r>
+        <w:rPr>
+          <w:iCs/>
+          <w:szCs w:val="32"/>
+          <w:lang w:eastAsia="ru-RU"/>
+        </w:rPr>
+        <w:t>портов:</w:t>
+      </w:r>
+    </w:p>
+    <w:p>
+      <w:pPr>
+        <w:spacing w:before="0" w:after="0" w:line="360" w:lineRule="auto"/>
+        <w:ind w:firstLine="708"/>
+        <w:rPr>
+          <w:iCs/>
+          <w:szCs w:val="32"/>
+          <w:lang w:val="en-US" w:eastAsia="ru-RU"/>
+        </w:rPr>
+      </w:pPr>
+      <w:proofErr w:type="spellStart"/>
+      <w:r>
+        <w:rPr>
+          <w:iCs/>
+          <w:szCs w:val="32"/>
+          <w:lang w:val="en-US" w:eastAsia="ru-RU"/>
+        </w:rPr>
+        <w:t>nmap</w:t>
+      </w:r>
+      <w:proofErr w:type="spellEnd"/>
+      <w:r>
+        <w:rPr>
+          <w:iCs/>
+          <w:szCs w:val="32"/>
+          <w:lang w:val="en-US" w:eastAsia="ru-RU"/>
+        </w:rPr>
+        <w:t xml:space="preserve"> -</w:t>
+      </w:r>
+      <w:proofErr w:type="spellStart"/>
+      <w:r>
+        <w:rPr>
+          <w:iCs/>
+          <w:szCs w:val="32"/>
+          <w:lang w:val="en-US" w:eastAsia="ru-RU"/>
+        </w:rPr>
+        <w:t>sU</w:t>
+      </w:r>
+      <w:proofErr w:type="spellEnd"/>
+      <w:r>
+        <w:rPr>
+          <w:iCs/>
+          <w:szCs w:val="32"/>
+          <w:lang w:val="en-US" w:eastAsia="ru-RU"/>
+        </w:rPr>
+        <w:t xml:space="preserve"> -T4 --top-ports 20 192.168.0.108</w:t>
+      </w:r>
+      <w:r>
+        <w:rPr>
+          <w:iCs/>
+          <w:szCs w:val="32"/>
+          <w:lang w:val="en-US" w:eastAsia="ru-RU"/>
+        </w:rPr>
+        <w:t>,</w:t>
+      </w:r>
+    </w:p>
+    <w:p>
+      <w:pPr>
+        <w:spacing w:before="0" w:after="0" w:line="360" w:lineRule="auto"/>
+        <w:ind w:firstLine="708"/>
+        <w:rPr>
+          <w:iCs/>
+          <w:szCs w:val="32"/>
+          <w:lang w:eastAsia="ru-RU"/>
+        </w:rPr>
+      </w:pPr>
+      <w:r>
+        <w:rPr>
+          <w:iCs/>
+          <w:szCs w:val="32"/>
+          <w:lang w:eastAsia="ru-RU"/>
+        </w:rPr>
+        <w:t>где -</w:t>
+      </w:r>
+      <w:proofErr w:type="spellStart"/>
+      <w:r>
+        <w:rPr>
+          <w:iCs/>
+          <w:szCs w:val="32"/>
+          <w:lang w:val="en-US" w:eastAsia="ru-RU"/>
+        </w:rPr>
+        <w:t>sU</w:t>
+      </w:r>
+      <w:proofErr w:type="spellEnd"/>
+      <w:r>
+        <w:rPr>
+          <w:iCs/>
+          <w:szCs w:val="32"/>
+          <w:lang w:eastAsia="ru-RU"/>
+        </w:rPr>
+        <w:t xml:space="preserve"> </w:t>
+      </w:r>
+      <w:r>
+        <w:rPr>
+          <w:iCs/>
+          <w:szCs w:val="32"/>
+          <w:lang w:eastAsia="ru-RU"/>
+        </w:rPr>
+        <w:t>это</w:t>
+      </w:r>
+      <w:r>
+        <w:rPr>
+          <w:iCs/>
+          <w:szCs w:val="32"/>
+          <w:lang w:eastAsia="ru-RU"/>
+        </w:rPr>
+        <w:t xml:space="preserve"> флаг, который запускает</w:t>
+      </w:r>
+      <w:r>
+        <w:rPr>
+          <w:iCs/>
+          <w:szCs w:val="32"/>
+          <w:lang w:eastAsia="ru-RU"/>
+        </w:rPr>
+        <w:t xml:space="preserve"> сканирование </w:t>
+      </w:r>
+      <w:r>
+        <w:rPr>
+          <w:iCs/>
+          <w:szCs w:val="32"/>
+          <w:lang w:val="en-US" w:eastAsia="ru-RU"/>
+        </w:rPr>
+        <w:t>UDP</w:t>
+      </w:r>
+      <w:r>
+        <w:rPr>
+          <w:iCs/>
+          <w:szCs w:val="32"/>
+          <w:lang w:eastAsia="ru-RU"/>
+        </w:rPr>
+        <w:t>-портов, --</w:t>
+      </w:r>
+      <w:r>
+        <w:rPr>
+          <w:iCs/>
+          <w:szCs w:val="32"/>
+          <w:lang w:val="en-US" w:eastAsia="ru-RU"/>
+        </w:rPr>
+        <w:t>top</w:t>
+      </w:r>
+      <w:r>
+        <w:rPr>
+          <w:iCs/>
+          <w:szCs w:val="32"/>
+          <w:lang w:eastAsia="ru-RU"/>
+        </w:rPr>
+        <w:t>-</w:t>
+      </w:r>
+      <w:r>
+        <w:rPr>
+          <w:iCs/>
+          <w:szCs w:val="32"/>
+          <w:lang w:val="en-US" w:eastAsia="ru-RU"/>
+        </w:rPr>
+        <w:t>ports</w:t>
+      </w:r>
+      <w:r>
+        <w:rPr>
+          <w:iCs/>
+          <w:szCs w:val="32"/>
+          <w:lang w:eastAsia="ru-RU"/>
+        </w:rPr>
+        <w:t xml:space="preserve"> 20</w:t>
+      </w:r>
+      <w:r>
+        <w:rPr>
+          <w:iCs/>
+          <w:szCs w:val="32"/>
+          <w:lang w:eastAsia="ru-RU"/>
+        </w:rPr>
+        <w:t xml:space="preserve"> </w:t>
+      </w:r>
+      <w:r>
+        <w:rPr>
+          <w:iCs/>
+          <w:szCs w:val="32"/>
+          <w:lang w:eastAsia="ru-RU"/>
+        </w:rPr>
+        <w:t>–</w:t>
+      </w:r>
+      <w:r>
+        <w:rPr>
+          <w:iCs/>
+          <w:szCs w:val="32"/>
+          <w:lang w:eastAsia="ru-RU"/>
+        </w:rPr>
+        <w:t xml:space="preserve"> </w:t>
+      </w:r>
+      <w:r>
+        <w:rPr>
+          <w:iCs/>
+          <w:szCs w:val="32"/>
+          <w:lang w:eastAsia="ru-RU"/>
+        </w:rPr>
+        <w:t xml:space="preserve">это </w:t>
+      </w:r>
+      <w:r>
+        <w:rPr>
+          <w:iCs/>
+          <w:szCs w:val="32"/>
+          <w:lang w:eastAsia="ru-RU"/>
+        </w:rPr>
+        <w:t>наиболее распространенны</w:t>
+      </w:r>
+      <w:r>
+        <w:rPr>
+          <w:iCs/>
+          <w:szCs w:val="32"/>
+          <w:lang w:eastAsia="ru-RU"/>
+        </w:rPr>
+        <w:t>е</w:t>
+      </w:r>
+      <w:r>
+        <w:rPr>
+          <w:iCs/>
+          <w:szCs w:val="32"/>
+          <w:lang w:eastAsia="ru-RU"/>
+        </w:rPr>
+        <w:t xml:space="preserve"> </w:t>
+      </w:r>
+      <w:r>
+        <w:rPr>
+          <w:iCs/>
+          <w:szCs w:val="32"/>
+          <w:lang w:val="en-US" w:eastAsia="ru-RU"/>
+        </w:rPr>
+        <w:t>UDP</w:t>
+      </w:r>
+      <w:r>
+        <w:rPr>
+          <w:iCs/>
+          <w:szCs w:val="32"/>
+          <w:lang w:eastAsia="ru-RU"/>
+        </w:rPr>
+        <w:t>-</w:t>
+      </w:r>
+      <w:r>
+        <w:rPr>
+          <w:iCs/>
+          <w:szCs w:val="32"/>
+          <w:lang w:eastAsia="ru-RU"/>
+        </w:rPr>
+        <w:t>порт</w:t>
+      </w:r>
+      <w:r>
+        <w:rPr>
+          <w:iCs/>
+          <w:szCs w:val="32"/>
+          <w:lang w:eastAsia="ru-RU"/>
+        </w:rPr>
+        <w:t>ы.</w:t>
+      </w:r>
+    </w:p>
+    <w:p>
+      <w:pPr>
+        <w:spacing w:before="0" w:after="0" w:line="360" w:lineRule="auto"/>
+        <w:ind w:firstLine="0"/>
+        <w:jc w:val="center"/>
+        <w:rPr>
+          <w:iCs/>
+          <w:szCs w:val="32"/>
+          <w:lang w:val="en-US" w:eastAsia="ru-RU"/>
+        </w:rPr>
+      </w:pPr>
+      <w:r>
+        <w:rPr>
+          <w:noProof/>
+          <w14:ligatures w14:val="standardContextual"/>
+        </w:rPr>
+        <w:lastRenderedPageBreak/>
+        <w:drawing>
+          <wp:inline distT="0" distB="0" distL="0" distR="0" wp14:anchorId="20DEB34F" wp14:editId="022B6948">
+            <wp:extent cx="5686425" cy="3894064"/>
+            <wp:effectExtent l="0" t="0" r="0" b="0"/>
+            <wp:docPr id="12" name="Рисунок 12"/>
+            <wp:cNvGraphicFramePr>
+              <a:graphicFrameLocks xmlns:a="http://schemas.openxmlformats.org/drawingml/2006/main" noChangeAspect="1"/>
+            </wp:cNvGraphicFramePr>
+            <a:graphic xmlns:a="http://schemas.openxmlformats.org/drawingml/2006/main">
+              <a:graphicData uri="http://schemas.openxmlformats.org/drawingml/2006/picture">
+                <pic:pic xmlns:pic="http://schemas.openxmlformats.org/drawingml/2006/picture">
+                  <pic:nvPicPr>
+                    <pic:cNvPr id="1" name=""/>
+                    <pic:cNvPicPr/>
+                  </pic:nvPicPr>
+                  <pic:blipFill>
+                    <a:blip r:embed="rId10"/>
+                    <a:stretch>
+                      <a:fillRect/>
+                    </a:stretch>
+                  </pic:blipFill>
+                  <pic:spPr>
+                    <a:xfrm>
+                      <a:off x="0" y="0"/>
+                      <a:ext cx="5691488" cy="3897531"/>
+                    </a:xfrm>
+                    <a:prstGeom prst="rect">
+                      <a:avLst/>
+                    </a:prstGeom>
+                  </pic:spPr>
+                </pic:pic>
+              </a:graphicData>
+            </a:graphic>
+          </wp:inline>
+        </w:drawing>
+      </w:r>
+    </w:p>
+    <w:p>
+      <w:pPr>
+        <w:spacing w:before="0" w:after="0" w:line="360" w:lineRule="auto"/>
+        <w:ind w:firstLine="633"/>
+        <w:jc w:val="center"/>
+        <w:rPr>
+          <w:iCs/>
+          <w:szCs w:val="32"/>
+          <w:lang w:eastAsia="ru-RU"/>
+        </w:rPr>
+      </w:pPr>
+      <w:r>
+        <w:rPr>
+          <w:iCs/>
+          <w:szCs w:val="32"/>
+          <w:lang w:eastAsia="ru-RU"/>
+        </w:rPr>
+        <w:t xml:space="preserve">Рисунок </w:t>
+      </w:r>
+      <w:r>
+        <w:rPr>
+          <w:iCs/>
+          <w:szCs w:val="32"/>
+          <w:lang w:eastAsia="ru-RU"/>
+        </w:rPr>
+        <w:t>5</w:t>
+      </w:r>
+      <w:r>
+        <w:rPr>
+          <w:iCs/>
+          <w:szCs w:val="32"/>
+          <w:lang w:eastAsia="ru-RU"/>
+        </w:rPr>
+        <w:t xml:space="preserve">. Результат сканирования </w:t>
+      </w:r>
+      <w:r>
+        <w:rPr>
+          <w:iCs/>
+          <w:szCs w:val="32"/>
+          <w:lang w:eastAsia="ru-RU"/>
+        </w:rPr>
+        <w:t>UDP-портов</w:t>
+      </w:r>
+    </w:p>
+    <w:p>
+      <w:pPr>
+        <w:spacing w:before="0" w:after="0" w:line="360" w:lineRule="auto"/>
+        <w:ind w:firstLine="708"/>
+        <w:rPr>
+          <w:iCs/>
+          <w:szCs w:val="32"/>
+          <w:lang w:eastAsia="ru-RU"/>
+        </w:rPr>
+      </w:pPr>
+      <w:r>
+        <w:rPr>
+          <w:iCs/>
+          <w:szCs w:val="32"/>
+          <w:lang w:eastAsia="ru-RU"/>
+        </w:rPr>
+        <w:t>Из-за</w:t>
+      </w:r>
+      <w:r>
+        <w:rPr>
+          <w:iCs/>
+          <w:szCs w:val="32"/>
+          <w:lang w:eastAsia="ru-RU"/>
+        </w:rPr>
+        <w:t xml:space="preserve"> особенностей протокола UDP</w:t>
+      </w:r>
+      <w:r>
+        <w:rPr>
+          <w:iCs/>
+          <w:szCs w:val="32"/>
+          <w:lang w:eastAsia="ru-RU"/>
+        </w:rPr>
+        <w:t>, а именно</w:t>
+      </w:r>
+      <w:r>
+        <w:rPr>
+          <w:iCs/>
+          <w:szCs w:val="32"/>
+          <w:lang w:eastAsia="ru-RU"/>
+        </w:rPr>
+        <w:t xml:space="preserve"> отсутствие подтверждения соединения</w:t>
+      </w:r>
+      <w:r>
+        <w:rPr>
+          <w:iCs/>
+          <w:szCs w:val="32"/>
+          <w:lang w:eastAsia="ru-RU"/>
+        </w:rPr>
+        <w:t>,</w:t>
+      </w:r>
+      <w:r>
+        <w:rPr>
+          <w:iCs/>
+          <w:szCs w:val="32"/>
+          <w:lang w:eastAsia="ru-RU"/>
+        </w:rPr>
+        <w:t xml:space="preserve"> статус </w:t>
+      </w:r>
+      <w:proofErr w:type="spellStart"/>
+      <w:r>
+        <w:rPr>
+          <w:iCs/>
+          <w:szCs w:val="32"/>
+          <w:lang w:eastAsia="ru-RU"/>
+        </w:rPr>
+        <w:t>open|filtered</w:t>
+      </w:r>
+      <w:proofErr w:type="spellEnd"/>
+      <w:r>
+        <w:rPr>
+          <w:iCs/>
+          <w:szCs w:val="32"/>
+          <w:lang w:eastAsia="ru-RU"/>
+        </w:rPr>
+        <w:t xml:space="preserve"> является неопределённым и требует дополнительной проверки специализированными инструментами. Статус </w:t>
+      </w:r>
+      <w:proofErr w:type="spellStart"/>
+      <w:r>
+        <w:rPr>
+          <w:iCs/>
+          <w:szCs w:val="32"/>
+          <w:lang w:eastAsia="ru-RU"/>
+        </w:rPr>
+        <w:t>closed</w:t>
+      </w:r>
+      <w:proofErr w:type="spellEnd"/>
+      <w:r>
+        <w:rPr>
+          <w:iCs/>
+          <w:szCs w:val="32"/>
+          <w:lang w:eastAsia="ru-RU"/>
+        </w:rPr>
+        <w:t xml:space="preserve"> является достоверным результатом, подтверждённым получением ICMP-сообщения о недоступности порта.</w:t>
+      </w:r>
+    </w:p>
+    <w:p>
+      <w:pPr>
+        <w:spacing w:before="0" w:after="0" w:line="360" w:lineRule="auto"/>
+        <w:ind w:firstLine="708"/>
+        <w:rPr>
+          <w:iCs/>
+          <w:szCs w:val="32"/>
+          <w:lang w:eastAsia="ru-RU"/>
+        </w:rPr>
+      </w:pPr>
+      <w:r>
+        <w:rPr>
+          <w:iCs/>
+          <w:szCs w:val="32"/>
+          <w:lang w:eastAsia="ru-RU"/>
+        </w:rPr>
+        <w:t xml:space="preserve">В качестве проверки одного из портов со статусом </w:t>
+      </w:r>
+      <w:proofErr w:type="spellStart"/>
+      <w:r>
+        <w:rPr>
+          <w:iCs/>
+          <w:szCs w:val="32"/>
+          <w:lang w:eastAsia="ru-RU"/>
+        </w:rPr>
+        <w:t>open|filtered</w:t>
+      </w:r>
+      <w:proofErr w:type="spellEnd"/>
+      <w:r>
+        <w:rPr>
+          <w:iCs/>
+          <w:szCs w:val="32"/>
+          <w:lang w:eastAsia="ru-RU"/>
+        </w:rPr>
+        <w:t xml:space="preserve"> была проведена проверка порта 161/UDP (SNMP)</w:t>
+      </w:r>
+      <w:r>
+        <w:rPr>
+          <w:iCs/>
+          <w:szCs w:val="32"/>
+          <w:lang w:eastAsia="ru-RU"/>
+        </w:rPr>
+        <w:t xml:space="preserve">: </w:t>
+      </w:r>
+    </w:p>
+    <w:p>
+      <w:pPr>
+        <w:spacing w:before="0" w:after="0" w:line="360" w:lineRule="auto"/>
+        <w:ind w:firstLine="708"/>
+        <w:rPr>
+          <w:iCs/>
+          <w:szCs w:val="32"/>
+          <w:lang w:eastAsia="ru-RU"/>
+        </w:rPr>
+      </w:pPr>
+      <w:proofErr w:type="spellStart"/>
+      <w:r>
+        <w:rPr>
+          <w:iCs/>
+          <w:szCs w:val="32"/>
+          <w:lang w:val="en-US" w:eastAsia="ru-RU"/>
+        </w:rPr>
+        <w:t>snmpwalk</w:t>
+      </w:r>
+      <w:proofErr w:type="spellEnd"/>
+      <w:r>
+        <w:rPr>
+          <w:iCs/>
+          <w:szCs w:val="32"/>
+          <w:lang w:val="en-US" w:eastAsia="ru-RU"/>
+        </w:rPr>
+        <w:t xml:space="preserve"> -v2c -c public 192.168.0.108</w:t>
+      </w:r>
+      <w:r>
+        <w:rPr>
+          <w:iCs/>
+          <w:szCs w:val="32"/>
+          <w:lang w:val="en-US" w:eastAsia="ru-RU"/>
+        </w:rPr>
+        <w:t xml:space="preserve">, </w:t>
+      </w:r>
+    </w:p>
+    <w:p>
+      <w:pPr>
+        <w:spacing w:before="0" w:after="0" w:line="360" w:lineRule="auto"/>
+        <w:ind w:firstLine="708"/>
+        <w:rPr>
+          <w:iCs/>
+          <w:szCs w:val="32"/>
+          <w:lang w:eastAsia="ru-RU"/>
+        </w:rPr>
+      </w:pPr>
+      <w:r>
+        <w:rPr>
+          <w:iCs/>
+          <w:szCs w:val="32"/>
+          <w:lang w:eastAsia="ru-RU"/>
+        </w:rPr>
+        <w:t>где -</w:t>
+      </w:r>
+      <w:r>
+        <w:rPr>
+          <w:iCs/>
+          <w:szCs w:val="32"/>
+          <w:lang w:val="en-US" w:eastAsia="ru-RU"/>
+        </w:rPr>
+        <w:t>v</w:t>
+      </w:r>
+      <w:r>
+        <w:rPr>
+          <w:iCs/>
+          <w:szCs w:val="32"/>
+          <w:lang w:eastAsia="ru-RU"/>
+        </w:rPr>
+        <w:t>2</w:t>
+      </w:r>
+      <w:r>
+        <w:rPr>
+          <w:iCs/>
+          <w:szCs w:val="32"/>
+          <w:lang w:val="en-US" w:eastAsia="ru-RU"/>
+        </w:rPr>
+        <w:t>c</w:t>
+      </w:r>
+      <w:r>
+        <w:rPr>
+          <w:iCs/>
+          <w:szCs w:val="32"/>
+          <w:lang w:eastAsia="ru-RU"/>
+        </w:rPr>
+        <w:t xml:space="preserve"> </w:t>
+      </w:r>
+      <w:r>
+        <w:rPr>
+          <w:iCs/>
+          <w:szCs w:val="32"/>
+          <w:lang w:eastAsia="ru-RU"/>
+        </w:rPr>
+        <w:t>–</w:t>
+      </w:r>
+      <w:r>
+        <w:rPr>
+          <w:iCs/>
+          <w:szCs w:val="32"/>
+          <w:lang w:eastAsia="ru-RU"/>
+        </w:rPr>
+        <w:t xml:space="preserve"> </w:t>
+      </w:r>
+      <w:r>
+        <w:rPr>
+          <w:iCs/>
+          <w:szCs w:val="32"/>
+          <w:lang w:eastAsia="ru-RU"/>
+        </w:rPr>
+        <w:t xml:space="preserve">это версия протокола </w:t>
+      </w:r>
+      <w:r>
+        <w:rPr>
+          <w:iCs/>
+          <w:szCs w:val="32"/>
+          <w:lang w:val="en-US" w:eastAsia="ru-RU"/>
+        </w:rPr>
+        <w:t>SNMP</w:t>
+      </w:r>
+      <w:r>
+        <w:rPr>
+          <w:iCs/>
+          <w:szCs w:val="32"/>
+          <w:lang w:eastAsia="ru-RU"/>
+        </w:rPr>
+        <w:t>, -</w:t>
+      </w:r>
+      <w:r>
+        <w:rPr>
+          <w:iCs/>
+          <w:szCs w:val="32"/>
+          <w:lang w:val="en-US" w:eastAsia="ru-RU"/>
+        </w:rPr>
+        <w:t>c</w:t>
+      </w:r>
+      <w:r>
+        <w:rPr>
+          <w:iCs/>
+          <w:szCs w:val="32"/>
+          <w:lang w:eastAsia="ru-RU"/>
+        </w:rPr>
+        <w:t xml:space="preserve"> </w:t>
+      </w:r>
+      <w:r>
+        <w:rPr>
+          <w:iCs/>
+          <w:szCs w:val="32"/>
+          <w:lang w:val="en-US" w:eastAsia="ru-RU"/>
+        </w:rPr>
+        <w:t>public</w:t>
+      </w:r>
+      <w:r>
+        <w:rPr>
+          <w:iCs/>
+          <w:szCs w:val="32"/>
+          <w:lang w:eastAsia="ru-RU"/>
+        </w:rPr>
+        <w:t xml:space="preserve"> </w:t>
+      </w:r>
+      <w:r>
+        <w:rPr>
+          <w:iCs/>
+          <w:szCs w:val="32"/>
+          <w:lang w:eastAsia="ru-RU"/>
+        </w:rPr>
+        <w:t xml:space="preserve">это проверка </w:t>
+      </w:r>
+      <w:r>
+        <w:rPr>
+          <w:iCs/>
+          <w:szCs w:val="32"/>
+          <w:lang w:val="en-US" w:eastAsia="ru-RU"/>
+        </w:rPr>
+        <w:t>community</w:t>
+      </w:r>
+      <w:r>
+        <w:rPr>
+          <w:iCs/>
+          <w:szCs w:val="32"/>
+          <w:lang w:eastAsia="ru-RU"/>
+        </w:rPr>
+        <w:t xml:space="preserve"> </w:t>
+      </w:r>
+      <w:r>
+        <w:rPr>
+          <w:iCs/>
+          <w:szCs w:val="32"/>
+          <w:lang w:val="en-US" w:eastAsia="ru-RU"/>
+        </w:rPr>
+        <w:t>string</w:t>
+      </w:r>
+      <w:r>
+        <w:rPr>
+          <w:iCs/>
+          <w:szCs w:val="32"/>
+          <w:lang w:eastAsia="ru-RU"/>
+        </w:rPr>
+        <w:t xml:space="preserve"> </w:t>
+      </w:r>
+      <w:r>
+        <w:rPr>
+          <w:iCs/>
+          <w:szCs w:val="32"/>
+          <w:lang w:eastAsia="ru-RU"/>
+        </w:rPr>
+        <w:t xml:space="preserve">на </w:t>
+      </w:r>
+      <w:r>
+        <w:rPr>
+          <w:iCs/>
+          <w:szCs w:val="32"/>
+          <w:lang w:eastAsia="ru-RU"/>
+        </w:rPr>
+        <w:t>значение по умолчанию</w:t>
+      </w:r>
+      <w:r>
+        <w:rPr>
+          <w:iCs/>
+          <w:szCs w:val="32"/>
+          <w:lang w:eastAsia="ru-RU"/>
+        </w:rPr>
+        <w:t xml:space="preserve"> </w:t>
+      </w:r>
+      <w:r>
+        <w:rPr>
+          <w:iCs/>
+          <w:szCs w:val="32"/>
+          <w:lang w:val="en-US" w:eastAsia="ru-RU"/>
+        </w:rPr>
+        <w:t>(public)</w:t>
+      </w:r>
+      <w:r>
+        <w:rPr>
+          <w:iCs/>
+          <w:szCs w:val="32"/>
+          <w:lang w:eastAsia="ru-RU"/>
+        </w:rPr>
+        <w:t>.</w:t>
+      </w:r>
+    </w:p>
+    <w:p>
+      <w:pPr>
+        <w:spacing w:before="0" w:after="0" w:line="360" w:lineRule="auto"/>
+        <w:ind w:firstLine="708"/>
+        <w:jc w:val="center"/>
+        <w:rPr>
+          <w:iCs/>
+          <w:szCs w:val="32"/>
+          <w:lang w:eastAsia="ru-RU"/>
+        </w:rPr>
+      </w:pPr>
+      <w:r>
+        <w:rPr>
+          <w:noProof/>
+          <w14:ligatures w14:val="standardContextual"/>
+        </w:rPr>
+        <w:drawing>
+          <wp:inline distT="0" distB="0" distL="0" distR="0" wp14:anchorId="35EA62B6" wp14:editId="7BD9B3F5">
+            <wp:extent cx="3314700" cy="600075"/>
+            <wp:effectExtent l="0" t="0" r="0" b="9525"/>
+            <wp:docPr id="14" name="Рисунок 14"/>
+            <wp:cNvGraphicFramePr>
+              <a:graphicFrameLocks xmlns:a="http://schemas.openxmlformats.org/drawingml/2006/main" noChangeAspect="1"/>
+            </wp:cNvGraphicFramePr>
+            <a:graphic xmlns:a="http://schemas.openxmlformats.org/drawingml/2006/main">
+              <a:graphicData uri="http://schemas.openxmlformats.org/drawingml/2006/picture">
+                <pic:pic xmlns:pic="http://schemas.openxmlformats.org/drawingml/2006/picture">
+                  <pic:nvPicPr>
+                    <pic:cNvPr id="1" name=""/>
+                    <pic:cNvPicPr/>
+                  </pic:nvPicPr>
+                  <pic:blipFill>
+                    <a:blip r:embed="rId11"/>
+                    <a:stretch>
+                      <a:fillRect/>
+                    </a:stretch>
+                  </pic:blipFill>
+                  <pic:spPr>
+                    <a:xfrm>
+                      <a:off x="0" y="0"/>
+                      <a:ext cx="3314700" cy="600075"/>
+                    </a:xfrm>
+                    <a:prstGeom prst="rect">
+                      <a:avLst/>
+                    </a:prstGeom>
+                  </pic:spPr>
+                </pic:pic>
+              </a:graphicData>
+            </a:graphic>
+          </wp:inline>
+        </w:drawing>
+      </w:r>
+    </w:p>
+    <w:p>
+      <w:pPr>
+        <w:spacing w:before="0" w:after="0" w:line="360" w:lineRule="auto"/>
+        <w:ind w:firstLine="708"/>
+        <w:jc w:val="center"/>
+        <w:rPr>
+          <w:iCs/>
+          <w:szCs w:val="32"/>
+          <w:lang w:eastAsia="ru-RU"/>
+        </w:rPr>
+      </w:pPr>
+      <w:r>
+        <w:rPr>
+          <w:iCs/>
+          <w:szCs w:val="32"/>
+          <w:lang w:eastAsia="ru-RU"/>
+        </w:rPr>
+        <w:t xml:space="preserve">Рисунок </w:t>
+      </w:r>
+      <w:r>
+        <w:rPr>
+          <w:iCs/>
+          <w:szCs w:val="32"/>
+          <w:lang w:eastAsia="ru-RU"/>
+        </w:rPr>
+        <w:t>6</w:t>
+      </w:r>
+      <w:r>
+        <w:rPr>
+          <w:iCs/>
+          <w:szCs w:val="32"/>
+          <w:lang w:eastAsia="ru-RU"/>
+        </w:rPr>
+        <w:t xml:space="preserve">. Результат </w:t>
+      </w:r>
+      <w:r>
+        <w:rPr>
+          <w:iCs/>
+          <w:szCs w:val="32"/>
+          <w:lang w:eastAsia="ru-RU"/>
+        </w:rPr>
+        <w:t>проверки</w:t>
+      </w:r>
+      <w:r>
+        <w:rPr>
+          <w:iCs/>
+          <w:szCs w:val="32"/>
+          <w:lang w:eastAsia="ru-RU"/>
+        </w:rPr>
+        <w:t xml:space="preserve"> </w:t>
+      </w:r>
+      <w:r>
+        <w:rPr>
+          <w:iCs/>
+          <w:szCs w:val="32"/>
+          <w:lang w:eastAsia="ru-RU"/>
+        </w:rPr>
+        <w:t>порта 161/UDP (SNMP)</w:t>
+      </w:r>
+    </w:p>
+    <w:p>
+      <w:pPr>
+        <w:spacing w:before="0" w:after="0" w:line="360" w:lineRule="auto"/>
+        <w:ind w:firstLine="708"/>
+        <w:rPr>
+          <w:iCs/>
+          <w:szCs w:val="32"/>
+          <w:lang w:eastAsia="ru-RU"/>
+        </w:rPr>
+      </w:pPr>
+      <w:r>
+        <w:rPr>
+          <w:iCs/>
+          <w:szCs w:val="32"/>
+          <w:lang w:eastAsia="ru-RU"/>
+        </w:rPr>
+        <w:t xml:space="preserve">Для уточнения состава RPC-сервисов, зарегистрированных через </w:t>
+      </w:r>
+      <w:proofErr w:type="spellStart"/>
+      <w:r>
+        <w:rPr>
+          <w:iCs/>
+          <w:szCs w:val="32"/>
+          <w:lang w:eastAsia="ru-RU"/>
+        </w:rPr>
+        <w:t>rpcbind</w:t>
+      </w:r>
+      <w:proofErr w:type="spellEnd"/>
+      <w:r>
+        <w:rPr>
+          <w:iCs/>
+          <w:szCs w:val="32"/>
+          <w:lang w:eastAsia="ru-RU"/>
+        </w:rPr>
+        <w:t xml:space="preserve">, который обнаружен был на </w:t>
+      </w:r>
+      <w:r>
+        <w:rPr>
+          <w:iCs/>
+          <w:szCs w:val="32"/>
+          <w:lang w:val="en-US" w:eastAsia="ru-RU"/>
+        </w:rPr>
+        <w:t>TCP</w:t>
+      </w:r>
+      <w:r>
+        <w:rPr>
+          <w:iCs/>
+          <w:szCs w:val="32"/>
+          <w:lang w:eastAsia="ru-RU"/>
+        </w:rPr>
+        <w:t xml:space="preserve">-порту </w:t>
+      </w:r>
+      <w:r>
+        <w:rPr>
+          <w:iCs/>
+          <w:szCs w:val="32"/>
+          <w:lang w:eastAsia="ru-RU"/>
+        </w:rPr>
+        <w:t xml:space="preserve">(порт </w:t>
+      </w:r>
+      <w:r>
+        <w:rPr>
+          <w:iCs/>
+          <w:szCs w:val="32"/>
+          <w:lang w:eastAsia="ru-RU"/>
+        </w:rPr>
+        <w:t>111</w:t>
+      </w:r>
+      <w:r>
+        <w:rPr>
+          <w:iCs/>
+          <w:szCs w:val="32"/>
+          <w:lang w:eastAsia="ru-RU"/>
+        </w:rPr>
+        <w:t>)</w:t>
+      </w:r>
+      <w:r>
+        <w:rPr>
+          <w:iCs/>
+          <w:szCs w:val="32"/>
+          <w:lang w:eastAsia="ru-RU"/>
+        </w:rPr>
+        <w:t>, была выполнена команда:</w:t>
+      </w:r>
+    </w:p>
+    <w:p>
+      <w:pPr>
+        <w:spacing w:before="0" w:after="0" w:line="360" w:lineRule="auto"/>
+        <w:ind w:firstLine="708"/>
+        <w:rPr>
+          <w:iCs/>
+          <w:szCs w:val="32"/>
+          <w:lang w:eastAsia="ru-RU"/>
+        </w:rPr>
+      </w:pPr>
+      <w:proofErr w:type="spellStart"/>
+      <w:r>
+        <w:rPr>
+          <w:iCs/>
+          <w:szCs w:val="32"/>
+          <w:lang w:eastAsia="ru-RU"/>
+        </w:rPr>
+        <w:t>rpcinfo</w:t>
+      </w:r>
+      <w:proofErr w:type="spellEnd"/>
+      <w:r>
+        <w:rPr>
+          <w:iCs/>
+          <w:szCs w:val="32"/>
+          <w:lang w:eastAsia="ru-RU"/>
+        </w:rPr>
+        <w:t xml:space="preserve"> -p 192.168.0.108</w:t>
+      </w:r>
+      <w:r>
+        <w:rPr>
+          <w:iCs/>
+          <w:szCs w:val="32"/>
+          <w:lang w:eastAsia="ru-RU"/>
+        </w:rPr>
+        <w:t>.</w:t>
+      </w:r>
+    </w:p>
+    <w:p>
+      <w:pPr>
+        <w:spacing w:before="0" w:after="0" w:line="360" w:lineRule="auto"/>
+        <w:ind w:firstLine="708"/>
+        <w:jc w:val="center"/>
+        <w:rPr>
+          <w:iCs/>
+          <w:szCs w:val="32"/>
+          <w:lang w:eastAsia="ru-RU"/>
+        </w:rPr>
+      </w:pPr>
+      <w:r>
+        <w:rPr>
+          <w:noProof/>
+          <w14:ligatures w14:val="standardContextual"/>
+        </w:rPr>
+        <w:lastRenderedPageBreak/>
+        <w:drawing>
+          <wp:inline distT="0" distB="0" distL="0" distR="0" wp14:anchorId="2730B680" wp14:editId="11EB3E84">
+            <wp:extent cx="3343275" cy="1470676"/>
+            <wp:effectExtent l="0" t="0" r="0" b="0"/>
+            <wp:docPr id="13" name="Рисунок 13"/>
+            <wp:cNvGraphicFramePr>
+              <a:graphicFrameLocks xmlns:a="http://schemas.openxmlformats.org/drawingml/2006/main" noChangeAspect="1"/>
+            </wp:cNvGraphicFramePr>
+            <a:graphic xmlns:a="http://schemas.openxmlformats.org/drawingml/2006/main">
+              <a:graphicData uri="http://schemas.openxmlformats.org/drawingml/2006/picture">
+                <pic:pic xmlns:pic="http://schemas.openxmlformats.org/drawingml/2006/picture">
+                  <pic:nvPicPr>
+                    <pic:cNvPr id="1" name=""/>
+                    <pic:cNvPicPr/>
+                  </pic:nvPicPr>
+                  <pic:blipFill>
+                    <a:blip r:embed="rId12"/>
+                    <a:stretch>
+                      <a:fillRect/>
+                    </a:stretch>
+                  </pic:blipFill>
+                  <pic:spPr>
+                    <a:xfrm>
+                      <a:off x="0" y="0"/>
+                      <a:ext cx="3343334" cy="1470702"/>
+                    </a:xfrm>
+                    <a:prstGeom prst="rect">
+                      <a:avLst/>
+                    </a:prstGeom>
+                  </pic:spPr>
+                </pic:pic>
+              </a:graphicData>
+            </a:graphic>
+          </wp:inline>
+        </w:drawing>
+      </w:r>
+    </w:p>
+    <w:p>
+      <w:pPr>
+        <w:spacing w:before="0" w:after="0" w:line="360" w:lineRule="auto"/>
+        <w:ind w:firstLine="708"/>
+        <w:jc w:val="center"/>
+        <w:rPr>
+          <w:iCs/>
+          <w:szCs w:val="32"/>
+          <w:lang w:eastAsia="ru-RU"/>
+        </w:rPr>
+      </w:pPr>
+      <w:r>
+        <w:rPr>
+          <w:iCs/>
+          <w:szCs w:val="32"/>
+          <w:lang w:eastAsia="ru-RU"/>
+        </w:rPr>
+        <w:t xml:space="preserve">Рисунок </w:t>
+      </w:r>
+      <w:r>
+        <w:rPr>
+          <w:iCs/>
+          <w:szCs w:val="32"/>
+          <w:lang w:eastAsia="ru-RU"/>
+        </w:rPr>
+        <w:t>7</w:t>
+      </w:r>
+      <w:r>
+        <w:rPr>
+          <w:iCs/>
+          <w:szCs w:val="32"/>
+          <w:lang w:eastAsia="ru-RU"/>
+        </w:rPr>
+        <w:t xml:space="preserve">. Результат </w:t>
+      </w:r>
+      <w:r>
+        <w:rPr>
+          <w:iCs/>
+          <w:szCs w:val="32"/>
+          <w:lang w:eastAsia="ru-RU"/>
+        </w:rPr>
+        <w:t>проверки</w:t>
+      </w:r>
+      <w:r>
+        <w:rPr>
+          <w:iCs/>
+          <w:szCs w:val="32"/>
+          <w:lang w:eastAsia="ru-RU"/>
+        </w:rPr>
+        <w:t xml:space="preserve"> для уточнения состава </w:t>
+      </w:r>
+      <w:r>
+        <w:rPr>
+          <w:iCs/>
+          <w:szCs w:val="32"/>
+          <w:lang w:val="en-US" w:eastAsia="ru-RU"/>
+        </w:rPr>
+        <w:t>RPC</w:t>
+      </w:r>
+      <w:r>
+        <w:rPr>
+          <w:iCs/>
+          <w:szCs w:val="32"/>
+          <w:lang w:eastAsia="ru-RU"/>
+        </w:rPr>
+        <w:t>-сервисов</w:t>
+      </w:r>
+    </w:p>
+    <w:p>
+      <w:pPr>
+        <w:spacing w:before="0" w:after="0" w:line="360" w:lineRule="auto"/>
+        <w:ind w:firstLine="708"/>
+        <w:rPr>
+          <w:iCs/>
+          <w:szCs w:val="32"/>
+          <w:lang w:eastAsia="ru-RU"/>
+        </w:rPr>
+      </w:pPr>
+      <w:r>
+        <w:rPr>
+          <w:iCs/>
+          <w:szCs w:val="32"/>
+          <w:lang w:eastAsia="ru-RU"/>
+        </w:rPr>
+        <w:t xml:space="preserve">Результат показал, что через </w:t>
+      </w:r>
+      <w:proofErr w:type="spellStart"/>
+      <w:r>
+        <w:rPr>
+          <w:iCs/>
+          <w:szCs w:val="32"/>
+          <w:lang w:eastAsia="ru-RU"/>
+        </w:rPr>
+        <w:t>rpcbind</w:t>
+      </w:r>
+      <w:proofErr w:type="spellEnd"/>
+      <w:r>
+        <w:rPr>
+          <w:iCs/>
+          <w:szCs w:val="32"/>
+          <w:lang w:eastAsia="ru-RU"/>
+        </w:rPr>
+        <w:t xml:space="preserve"> зарегистрирована только сама служба </w:t>
+      </w:r>
+      <w:proofErr w:type="spellStart"/>
+      <w:r>
+        <w:rPr>
+          <w:iCs/>
+          <w:szCs w:val="32"/>
+          <w:lang w:eastAsia="ru-RU"/>
+        </w:rPr>
+        <w:t>portmapper</w:t>
+      </w:r>
+      <w:proofErr w:type="spellEnd"/>
+      <w:r>
+        <w:rPr>
+          <w:iCs/>
+          <w:szCs w:val="32"/>
+          <w:lang w:eastAsia="ru-RU"/>
+        </w:rPr>
+        <w:t xml:space="preserve"> (</w:t>
+      </w:r>
+      <w:proofErr w:type="spellStart"/>
+      <w:r>
+        <w:rPr>
+          <w:iCs/>
+          <w:szCs w:val="32"/>
+          <w:lang w:eastAsia="ru-RU"/>
+        </w:rPr>
+        <w:t>program</w:t>
+      </w:r>
+      <w:proofErr w:type="spellEnd"/>
+      <w:r>
+        <w:rPr>
+          <w:iCs/>
+          <w:szCs w:val="32"/>
+          <w:lang w:eastAsia="ru-RU"/>
+        </w:rPr>
+        <w:t xml:space="preserve"> 100000) в версиях 2–4 для протоколов TCP и UDP на порту 111.</w:t>
+      </w:r>
+    </w:p>
+    <w:p>
+      <w:pPr>
+        <w:spacing w:before="0" w:after="0" w:line="360" w:lineRule="auto"/>
+        <w:ind w:firstLine="708"/>
+        <w:rPr>
+          <w:iCs/>
+          <w:szCs w:val="32"/>
+          <w:lang w:eastAsia="ru-RU"/>
+        </w:rPr>
+      </w:pPr>
+      <w:r>
+        <w:rPr>
+          <w:iCs/>
+          <w:szCs w:val="32"/>
+          <w:lang w:eastAsia="ru-RU"/>
+        </w:rPr>
+        <w:t xml:space="preserve">Для </w:t>
+      </w:r>
+      <w:r>
+        <w:rPr>
+          <w:iCs/>
+          <w:szCs w:val="32"/>
+          <w:lang w:eastAsia="ru-RU"/>
+        </w:rPr>
+        <w:t xml:space="preserve">детальной проверки службы </w:t>
+      </w:r>
+      <w:r>
+        <w:rPr>
+          <w:iCs/>
+          <w:szCs w:val="32"/>
+          <w:lang w:val="en-US" w:eastAsia="ru-RU"/>
+        </w:rPr>
+        <w:t>LLMNR</w:t>
+      </w:r>
+      <w:r>
+        <w:rPr>
+          <w:iCs/>
+          <w:szCs w:val="32"/>
+          <w:lang w:eastAsia="ru-RU"/>
+        </w:rPr>
+        <w:t xml:space="preserve"> </w:t>
+      </w:r>
+      <w:r>
+        <w:rPr>
+          <w:iCs/>
+          <w:szCs w:val="32"/>
+          <w:lang w:eastAsia="ru-RU"/>
+        </w:rPr>
+        <w:t xml:space="preserve">на </w:t>
+      </w:r>
+      <w:r>
+        <w:rPr>
+          <w:iCs/>
+          <w:szCs w:val="32"/>
+          <w:lang w:val="en-US" w:eastAsia="ru-RU"/>
+        </w:rPr>
+        <w:t>TCP</w:t>
+      </w:r>
+      <w:r>
+        <w:rPr>
+          <w:iCs/>
+          <w:szCs w:val="32"/>
+          <w:lang w:eastAsia="ru-RU"/>
+        </w:rPr>
+        <w:t>-</w:t>
+      </w:r>
+      <w:r>
+        <w:rPr>
+          <w:iCs/>
+          <w:szCs w:val="32"/>
+          <w:lang w:eastAsia="ru-RU"/>
+        </w:rPr>
+        <w:t>порту (порт 5355)</w:t>
+      </w:r>
+      <w:r>
+        <w:rPr>
+          <w:iCs/>
+          <w:szCs w:val="32"/>
+          <w:lang w:eastAsia="ru-RU"/>
+        </w:rPr>
+        <w:t xml:space="preserve"> была выполнена дополнительная проверка с использованием флага определения версии и стандартного набора скриптов Nmap:</w:t>
+      </w:r>
+    </w:p>
+    <w:p>
+      <w:pPr>
+        <w:spacing w:before="0" w:after="0" w:line="360" w:lineRule="auto"/>
+        <w:ind w:firstLine="708"/>
+        <w:rPr>
+          <w:iCs/>
+          <w:szCs w:val="32"/>
+          <w:lang w:eastAsia="ru-RU"/>
+        </w:rPr>
+      </w:pPr>
+      <w:proofErr w:type="spellStart"/>
+      <w:r>
+        <w:rPr>
+          <w:iCs/>
+          <w:szCs w:val="32"/>
+          <w:lang w:eastAsia="ru-RU"/>
+        </w:rPr>
+        <w:t>nmap</w:t>
+      </w:r>
+      <w:proofErr w:type="spellEnd"/>
+      <w:r>
+        <w:rPr>
+          <w:iCs/>
+          <w:szCs w:val="32"/>
+          <w:lang w:eastAsia="ru-RU"/>
+        </w:rPr>
+        <w:t xml:space="preserve"> -</w:t>
+      </w:r>
+      <w:proofErr w:type="spellStart"/>
+      <w:r>
+        <w:rPr>
+          <w:iCs/>
+          <w:szCs w:val="32"/>
+          <w:lang w:eastAsia="ru-RU"/>
+        </w:rPr>
+        <w:t>sV</w:t>
+      </w:r>
+      <w:proofErr w:type="spellEnd"/>
+      <w:r>
+        <w:rPr>
+          <w:iCs/>
+          <w:szCs w:val="32"/>
+          <w:lang w:eastAsia="ru-RU"/>
+        </w:rPr>
+        <w:t xml:space="preserve"> -</w:t>
+      </w:r>
+      <w:proofErr w:type="spellStart"/>
+      <w:r>
+        <w:rPr>
+          <w:iCs/>
+          <w:szCs w:val="32"/>
+          <w:lang w:eastAsia="ru-RU"/>
+        </w:rPr>
+        <w:t>sC</w:t>
+      </w:r>
+      <w:proofErr w:type="spellEnd"/>
+      <w:r>
+        <w:rPr>
+          <w:iCs/>
+          <w:szCs w:val="32"/>
+          <w:lang w:eastAsia="ru-RU"/>
+        </w:rPr>
+        <w:t xml:space="preserve"> -p 5355 192.168.0.108</w:t>
+      </w:r>
+      <w:r>
+        <w:rPr>
+          <w:iCs/>
+          <w:szCs w:val="32"/>
+          <w:lang w:eastAsia="ru-RU"/>
+        </w:rPr>
+        <w:t>,</w:t>
+      </w:r>
+    </w:p>
+    <w:p>
+      <w:pPr>
+        <w:spacing w:before="0" w:after="0" w:line="360" w:lineRule="auto"/>
+        <w:ind w:firstLine="708"/>
+        <w:rPr>
+          <w:iCs/>
+          <w:szCs w:val="32"/>
+          <w:lang w:eastAsia="ru-RU"/>
+        </w:rPr>
+      </w:pPr>
+      <w:r>
+        <w:rPr>
+          <w:iCs/>
+          <w:szCs w:val="32"/>
+          <w:lang w:eastAsia="ru-RU"/>
+        </w:rPr>
+        <w:t xml:space="preserve">где </w:t>
+      </w:r>
+      <w:r>
+        <w:rPr>
+          <w:iCs/>
+          <w:szCs w:val="32"/>
+          <w:lang w:eastAsia="ru-RU"/>
+        </w:rPr>
+        <w:t>-</w:t>
+      </w:r>
+      <w:r>
+        <w:rPr>
+          <w:iCs/>
+          <w:szCs w:val="32"/>
+          <w:lang w:val="en-US" w:eastAsia="ru-RU"/>
+        </w:rPr>
+        <w:t>s</w:t>
+      </w:r>
+      <w:r>
+        <w:rPr>
+          <w:iCs/>
+          <w:szCs w:val="32"/>
+          <w:lang w:eastAsia="ru-RU"/>
+        </w:rPr>
+        <w:t>С</w:t>
+      </w:r>
+      <w:r>
+        <w:rPr>
+          <w:iCs/>
+          <w:szCs w:val="32"/>
+          <w:lang w:eastAsia="ru-RU"/>
+        </w:rPr>
+        <w:t xml:space="preserve"> </w:t>
+      </w:r>
+      <w:r>
+        <w:rPr>
+          <w:iCs/>
+          <w:szCs w:val="32"/>
+          <w:lang w:eastAsia="ru-RU"/>
+        </w:rPr>
+        <w:t>–</w:t>
+      </w:r>
+      <w:r>
+        <w:rPr>
+          <w:iCs/>
+          <w:szCs w:val="32"/>
+          <w:lang w:eastAsia="ru-RU"/>
+        </w:rPr>
+        <w:t xml:space="preserve"> </w:t>
+      </w:r>
+      <w:r>
+        <w:rPr>
+          <w:iCs/>
+          <w:szCs w:val="32"/>
+          <w:lang w:eastAsia="ru-RU"/>
+        </w:rPr>
+        <w:t xml:space="preserve">это </w:t>
+      </w:r>
+      <w:r>
+        <w:rPr>
+          <w:iCs/>
+          <w:szCs w:val="32"/>
+          <w:lang w:eastAsia="ru-RU"/>
+        </w:rPr>
+        <w:t>флаг, который запускает</w:t>
+      </w:r>
+      <w:r>
+        <w:rPr>
+          <w:iCs/>
+          <w:szCs w:val="32"/>
+          <w:lang w:eastAsia="ru-RU"/>
+        </w:rPr>
+        <w:t xml:space="preserve"> </w:t>
+      </w:r>
+      <w:r>
+        <w:rPr>
+          <w:iCs/>
+          <w:szCs w:val="32"/>
+          <w:lang w:eastAsia="ru-RU"/>
+        </w:rPr>
+        <w:t xml:space="preserve">набор стандартных скриптов </w:t>
+      </w:r>
+      <w:proofErr w:type="spellStart"/>
+      <w:r>
+        <w:rPr>
+          <w:iCs/>
+          <w:szCs w:val="32"/>
+          <w:lang w:eastAsia="ru-RU"/>
+        </w:rPr>
+        <w:t>Nma</w:t>
+      </w:r>
+      <w:proofErr w:type="spellEnd"/>
+      <w:r>
+        <w:rPr>
+          <w:iCs/>
+          <w:szCs w:val="32"/>
+          <w:lang w:val="en-US" w:eastAsia="ru-RU"/>
+        </w:rPr>
+        <w:t>p</w:t>
+      </w:r>
+      <w:r>
+        <w:rPr>
+          <w:iCs/>
+          <w:szCs w:val="32"/>
+          <w:lang w:eastAsia="ru-RU"/>
+        </w:rPr>
+        <w:t>, -</w:t>
+      </w:r>
+      <w:r>
+        <w:rPr>
+          <w:iCs/>
+          <w:szCs w:val="32"/>
+          <w:lang w:val="en-US" w:eastAsia="ru-RU"/>
+        </w:rPr>
+        <w:t>p</w:t>
+      </w:r>
+      <w:r>
+        <w:rPr>
+          <w:iCs/>
+          <w:szCs w:val="32"/>
+          <w:lang w:eastAsia="ru-RU"/>
+        </w:rPr>
+        <w:t xml:space="preserve"> </w:t>
+      </w:r>
+      <w:r>
+        <w:rPr>
+          <w:iCs/>
+          <w:szCs w:val="32"/>
+          <w:lang w:eastAsia="ru-RU"/>
+        </w:rPr>
+        <w:t>5355</w:t>
+      </w:r>
+      <w:r>
+        <w:rPr>
+          <w:iCs/>
+          <w:szCs w:val="32"/>
+          <w:lang w:eastAsia="ru-RU"/>
+        </w:rPr>
+        <w:t xml:space="preserve"> </w:t>
+      </w:r>
+      <w:r>
+        <w:rPr>
+          <w:iCs/>
+          <w:szCs w:val="32"/>
+          <w:lang w:eastAsia="ru-RU"/>
+        </w:rPr>
+        <w:t xml:space="preserve">– </w:t>
+      </w:r>
+      <w:r>
+        <w:rPr>
+          <w:iCs/>
+          <w:szCs w:val="32"/>
+          <w:lang w:eastAsia="ru-RU"/>
+        </w:rPr>
+        <w:t>это сканирование только порта 5355.</w:t>
+      </w:r>
+    </w:p>
+    <w:p>
+      <w:pPr>
+        <w:spacing w:before="0" w:after="0" w:line="360" w:lineRule="auto"/>
+        <w:ind w:firstLine="0"/>
+        <w:jc w:val="center"/>
+        <w:rPr>
+          <w:iCs/>
+          <w:szCs w:val="32"/>
+          <w:lang w:eastAsia="ru-RU"/>
+        </w:rPr>
+      </w:pPr>
+      <w:r>
+        <w:rPr>
+          <w:noProof/>
+          <w14:ligatures w14:val="standardContextual"/>
+        </w:rPr>
+        <w:drawing>
+          <wp:inline distT="0" distB="0" distL="0" distR="0" wp14:anchorId="3DB5E96E" wp14:editId="2569CA2A">
+            <wp:extent cx="5909945" cy="2111439"/>
+            <wp:effectExtent l="0" t="0" r="0" b="3175"/>
+            <wp:docPr id="15" name="Рисунок 15"/>
+            <wp:cNvGraphicFramePr>
+              <a:graphicFrameLocks xmlns:a="http://schemas.openxmlformats.org/drawingml/2006/main" noChangeAspect="1"/>
+            </wp:cNvGraphicFramePr>
+            <a:graphic xmlns:a="http://schemas.openxmlformats.org/drawingml/2006/main">
+              <a:graphicData uri="http://schemas.openxmlformats.org/drawingml/2006/picture">
+                <pic:pic xmlns:pic="http://schemas.openxmlformats.org/drawingml/2006/picture">
+                  <pic:nvPicPr>
+                    <pic:cNvPr id="1" name=""/>
+                    <pic:cNvPicPr/>
+                  </pic:nvPicPr>
+                  <pic:blipFill>
+                    <a:blip r:embed="rId13"/>
+                    <a:stretch>
+                      <a:fillRect/>
+                    </a:stretch>
+                  </pic:blipFill>
+                  <pic:spPr>
+                    <a:xfrm>
+                      <a:off x="0" y="0"/>
+                      <a:ext cx="5916058" cy="2113623"/>
+                    </a:xfrm>
+                    <a:prstGeom prst="rect">
+                      <a:avLst/>
+                    </a:prstGeom>
+                  </pic:spPr>
+                </pic:pic>
+              </a:graphicData>
+            </a:graphic>
+          </wp:inline>
+        </w:drawing>
+      </w:r>
+    </w:p>
+    <w:p>
+      <w:pPr>
+        <w:spacing w:before="0" w:after="0" w:line="360" w:lineRule="auto"/>
+        <w:ind w:firstLine="708"/>
+        <w:jc w:val="center"/>
+        <w:rPr>
+          <w:iCs/>
+          <w:szCs w:val="32"/>
+          <w:lang w:eastAsia="ru-RU"/>
+        </w:rPr>
+      </w:pPr>
+      <w:r>
+        <w:rPr>
+          <w:iCs/>
+          <w:szCs w:val="32"/>
+          <w:lang w:eastAsia="ru-RU"/>
+        </w:rPr>
+        <w:t xml:space="preserve">Рисунок </w:t>
+      </w:r>
+      <w:r>
+        <w:rPr>
+          <w:iCs/>
+          <w:szCs w:val="32"/>
+          <w:lang w:eastAsia="ru-RU"/>
+        </w:rPr>
+        <w:t>8</w:t>
+      </w:r>
+      <w:r>
+        <w:rPr>
+          <w:iCs/>
+          <w:szCs w:val="32"/>
+          <w:lang w:eastAsia="ru-RU"/>
+        </w:rPr>
+        <w:t xml:space="preserve">. Результат </w:t>
+      </w:r>
+      <w:r>
+        <w:rPr>
+          <w:iCs/>
+          <w:szCs w:val="32"/>
+          <w:lang w:eastAsia="ru-RU"/>
+        </w:rPr>
+        <w:t>проверки</w:t>
+      </w:r>
+      <w:r>
+        <w:rPr>
+          <w:iCs/>
+          <w:szCs w:val="32"/>
+          <w:lang w:eastAsia="ru-RU"/>
+        </w:rPr>
+        <w:t xml:space="preserve"> службы </w:t>
+      </w:r>
+      <w:r>
+        <w:rPr>
+          <w:iCs/>
+          <w:szCs w:val="32"/>
+          <w:lang w:val="en-US" w:eastAsia="ru-RU"/>
+        </w:rPr>
+        <w:t>LLMNR</w:t>
+      </w:r>
+      <w:r>
+        <w:rPr>
+          <w:iCs/>
+          <w:szCs w:val="32"/>
+          <w:lang w:eastAsia="ru-RU"/>
+        </w:rPr>
+        <w:t xml:space="preserve"> </w:t>
+      </w:r>
+      <w:r>
+        <w:rPr>
+          <w:iCs/>
+          <w:szCs w:val="32"/>
+          <w:lang w:eastAsia="ru-RU"/>
+        </w:rPr>
+        <w:t xml:space="preserve">на </w:t>
+      </w:r>
+      <w:r>
+        <w:rPr>
+          <w:iCs/>
+          <w:szCs w:val="32"/>
+          <w:lang w:val="en-US" w:eastAsia="ru-RU"/>
+        </w:rPr>
+        <w:t>TCP</w:t>
+      </w:r>
+      <w:r>
+        <w:rPr>
+          <w:iCs/>
+          <w:szCs w:val="32"/>
+          <w:lang w:eastAsia="ru-RU"/>
+        </w:rPr>
+        <w:t>-</w:t>
+      </w:r>
+      <w:r>
+        <w:rPr>
+          <w:iCs/>
+          <w:szCs w:val="32"/>
+          <w:lang w:eastAsia="ru-RU"/>
+        </w:rPr>
+        <w:t>порту</w:t>
+      </w:r>
+    </w:p>
+    <w:p>
+      <w:pPr>
+        <w:spacing w:before="0" w:after="0" w:line="360" w:lineRule="auto"/>
+        <w:ind w:firstLine="708"/>
+        <w:rPr>
+          <w:iCs/>
+          <w:szCs w:val="32"/>
+          <w:lang w:eastAsia="ru-RU"/>
+        </w:rPr>
+      </w:pPr>
+      <w:r>
+        <w:rPr>
+          <w:iCs/>
+          <w:szCs w:val="32"/>
+          <w:lang w:eastAsia="ru-RU"/>
+        </w:rPr>
+        <w:t>Проверка подтвердила, что порт открыт, однако точная версия и конфигурация службы автоматически определены не были</w:t>
+      </w:r>
+      <w:r>
+        <w:rPr>
+          <w:iCs/>
+          <w:szCs w:val="32"/>
+          <w:lang w:eastAsia="ru-RU"/>
+        </w:rPr>
+        <w:t>.</w:t>
+      </w:r>
+    </w:p>
+    <w:p>
+      <w:pPr>
+        <w:spacing w:before="0" w:after="0" w:line="360" w:lineRule="auto"/>
+        <w:ind w:firstLine="708"/>
+        <w:rPr>
+          <w:iCs/>
+          <w:szCs w:val="32"/>
+          <w:lang w:eastAsia="ru-RU"/>
+        </w:rPr>
+      </w:pPr>
+    </w:p>
+    <w:p>
+      <w:pPr>
+        <w:spacing w:before="0" w:after="0" w:line="360" w:lineRule="auto"/>
+        <w:ind w:firstLine="708"/>
+        <w:rPr>
+          <w:b/>
+          <w:bCs/>
+          <w:iCs/>
+          <w:szCs w:val="32"/>
+          <w:lang w:eastAsia="ru-RU"/>
+        </w:rPr>
+      </w:pPr>
+      <w:r>
+        <w:rPr>
+          <w:b/>
+          <w:bCs/>
+          <w:iCs/>
+          <w:szCs w:val="32"/>
+          <w:lang w:eastAsia="ru-RU"/>
+        </w:rPr>
+        <w:t>Глава 2.3</w:t>
+      </w:r>
+      <w:r>
+        <w:rPr>
+          <w:b/>
+          <w:bCs/>
+          <w:iCs/>
+          <w:szCs w:val="32"/>
+          <w:lang w:eastAsia="ru-RU"/>
+        </w:rPr>
+        <w:t>. Поиск и анализ уязвимостей</w:t>
+      </w:r>
+    </w:p>
+    <w:p>
+      <w:pPr>
+        <w:spacing w:before="0" w:after="0" w:line="360" w:lineRule="auto"/>
+        <w:ind w:firstLine="708"/>
+        <w:rPr>
+          <w:iCs/>
+          <w:szCs w:val="32"/>
+          <w:lang w:eastAsia="ru-RU"/>
+        </w:rPr>
+      </w:pPr>
+      <w:r>
+        <w:rPr>
+          <w:iCs/>
+          <w:szCs w:val="32"/>
+          <w:lang w:eastAsia="ru-RU"/>
+        </w:rPr>
+        <w:t xml:space="preserve">Поиск уязвимостей проводился комбинированным способом: с использованием баз данных публичных эксплойтов (ручной метод) и </w:t>
+      </w:r>
+      <w:r>
+        <w:rPr>
+          <w:iCs/>
+          <w:szCs w:val="32"/>
+          <w:lang w:eastAsia="ru-RU"/>
+        </w:rPr>
+        <w:lastRenderedPageBreak/>
+        <w:t xml:space="preserve">специализированных инструментов автоматического анализа (Nmap NSE, </w:t>
+      </w:r>
+      <w:proofErr w:type="spellStart"/>
+      <w:r>
+        <w:rPr>
+          <w:iCs/>
+          <w:szCs w:val="32"/>
+          <w:lang w:eastAsia="ru-RU"/>
+        </w:rPr>
+        <w:t>OpenVAS</w:t>
+      </w:r>
+      <w:proofErr w:type="spellEnd"/>
+      <w:r>
+        <w:rPr>
+          <w:iCs/>
+          <w:szCs w:val="32"/>
+          <w:lang w:eastAsia="ru-RU"/>
+        </w:rPr>
+        <w:t>).</w:t>
+      </w:r>
+    </w:p>
+    <w:p>
+      <w:pPr>
+        <w:spacing w:before="0" w:after="0" w:line="360" w:lineRule="auto"/>
+        <w:ind w:firstLine="708"/>
+        <w:rPr>
+          <w:iCs/>
+          <w:szCs w:val="32"/>
+          <w:lang w:eastAsia="ru-RU"/>
+        </w:rPr>
+      </w:pPr>
+    </w:p>
+    <w:p>
+      <w:pPr>
+        <w:spacing w:before="0" w:after="0" w:line="360" w:lineRule="auto"/>
+        <w:ind w:firstLine="708"/>
+        <w:rPr>
+          <w:iCs/>
+          <w:szCs w:val="32"/>
+          <w:lang w:eastAsia="ru-RU"/>
+        </w:rPr>
+      </w:pPr>
+    </w:p>
+    <w:p>
+      <w:pPr>
+        <w:spacing w:before="0" w:after="0" w:line="360" w:lineRule="auto"/>
+        <w:ind w:firstLine="708"/>
+        <w:rPr>
+          <w:iCs/>
+          <w:szCs w:val="32"/>
+          <w:lang w:eastAsia="ru-RU"/>
+        </w:rPr>
+      </w:pPr>
+    </w:p>
+    <w:p>
+      <w:pPr>
+        <w:spacing w:before="0" w:after="0" w:line="360" w:lineRule="auto"/>
+        <w:ind w:firstLine="708"/>
+        <w:rPr>
+          <w:iCs/>
+          <w:szCs w:val="32"/>
+          <w:lang w:eastAsia="ru-RU"/>
+        </w:rPr>
+      </w:pPr>
+    </w:p>
+    <w:p>
+      <w:pPr>
+        <w:spacing w:before="0" w:after="0" w:line="360" w:lineRule="auto"/>
+        <w:ind w:firstLine="708"/>
+        <w:rPr>
+          <w:iCs/>
+          <w:szCs w:val="32"/>
+          <w:lang w:eastAsia="ru-RU"/>
+        </w:rPr>
+      </w:pPr>
+    </w:p>
+    <w:p>
+      <w:pPr>
+        <w:spacing w:before="0" w:after="0" w:line="360" w:lineRule="auto"/>
+        <w:ind w:firstLine="708"/>
+        <w:rPr>
+          <w:iCs/>
+          <w:szCs w:val="32"/>
+          <w:lang w:eastAsia="ru-RU"/>
+        </w:rPr>
+      </w:pPr>
+    </w:p>
+    <w:p>
+      <w:pPr>
+        <w:spacing w:before="0" w:after="0" w:line="360" w:lineRule="auto"/>
+        <w:ind w:firstLine="708"/>
+        <w:rPr>
+          <w:iCs/>
+          <w:szCs w:val="32"/>
+          <w:lang w:eastAsia="ru-RU"/>
+        </w:rPr>
+      </w:pPr>
+    </w:p>
+    <w:p>
+      <w:pPr>
+        <w:spacing w:before="0" w:after="0" w:line="360" w:lineRule="auto"/>
+        <w:ind w:firstLine="0"/>
+        <w:rPr>
+          <w:iCs/>
+          <w:szCs w:val="32"/>
+          <w:lang w:eastAsia="ru-RU"/>
+        </w:rPr>
+      </w:pPr>
+      <w:r>
+        <w:rPr>
+          <w:iCs/>
+          <w:szCs w:val="32"/>
+          <w:lang w:eastAsia="ru-RU"/>
+        </w:rPr>
+        <w:drawing>
+          <wp:inline distT="0" distB="0" distL="0" distR="0" wp14:anchorId="58649CDB" wp14:editId="0D1A2576">
+            <wp:extent cx="6119495" cy="1724660"/>
+            <wp:effectExtent l="0" t="0" r="0" b="8890"/>
+            <wp:docPr id="5" name="Рисунок 5"/>
+            <wp:cNvGraphicFramePr>
+              <a:graphicFrameLocks xmlns:a="http://schemas.openxmlformats.org/drawingml/2006/main" noChangeAspect="1"/>
+            </wp:cNvGraphicFramePr>
+            <a:graphic xmlns:a="http://schemas.openxmlformats.org/drawingml/2006/main">
+              <a:graphicData uri="http://schemas.openxmlformats.org/drawingml/2006/picture">
+                <pic:pic xmlns:pic="http://schemas.openxmlformats.org/drawingml/2006/picture">
+                  <pic:nvPicPr>
+                    <pic:cNvPr id="1" name=""/>
+                    <pic:cNvPicPr/>
+                  </pic:nvPicPr>
+                  <pic:blipFill>
+                    <a:blip r:embed="rId14"/>
+                    <a:stretch>
+                      <a:fillRect/>
+                    </a:stretch>
+                  </pic:blipFill>
+                  <pic:spPr>
+                    <a:xfrm>
+                      <a:off x="0" y="0"/>
+                      <a:ext cx="6119495" cy="1724660"/>
+                    </a:xfrm>
+                    <a:prstGeom prst="rect">
+                      <a:avLst/>
+                    </a:prstGeom>
+                  </pic:spPr>
+                </pic:pic>
+              </a:graphicData>
+            </a:graphic>
+          </wp:inline>
+        </w:drawing>
+      </w:r>
+    </w:p>
+    <w:p>
+      <w:pPr>
+        <w:spacing w:before="0" w:after="0" w:line="360" w:lineRule="auto"/>
+        <w:ind w:firstLine="708"/>
+        <w:rPr>
+          <w:iCs/>
+          <w:szCs w:val="32"/>
+          <w:lang w:eastAsia="ru-RU"/>
+        </w:rPr>
+      </w:pPr>
+      <w:r>
+        <w:rPr>
+          <w:iCs/>
+          <w:szCs w:val="32"/>
+          <w:lang w:eastAsia="ru-RU"/>
+        </w:rPr>
+        <w:t xml:space="preserve">В ходе тестирования был успешно применён публичный эксплойт </w:t>
+      </w:r>
+      <w:proofErr w:type="spellStart"/>
+      <w:r>
+        <w:rPr>
+          <w:iCs/>
+          <w:szCs w:val="32"/>
+          <w:lang w:eastAsia="ru-RU"/>
+        </w:rPr>
+        <w:t>rpcbomb</w:t>
+      </w:r>
+      <w:proofErr w:type="spellEnd"/>
+      <w:r>
+        <w:rPr>
+          <w:iCs/>
+          <w:szCs w:val="32"/>
+          <w:lang w:eastAsia="ru-RU"/>
+        </w:rPr>
+        <w:t xml:space="preserve"> (</w:t>
+      </w:r>
+      <w:proofErr w:type="spellStart"/>
+      <w:r>
+        <w:rPr>
+          <w:iCs/>
+          <w:szCs w:val="32"/>
+          <w:lang w:eastAsia="ru-RU"/>
+        </w:rPr>
+        <w:t>Exploit</w:t>
+      </w:r>
+      <w:proofErr w:type="spellEnd"/>
+      <w:r>
+        <w:rPr>
+          <w:iCs/>
+          <w:szCs w:val="32"/>
+          <w:lang w:eastAsia="ru-RU"/>
+        </w:rPr>
+        <w:t xml:space="preserve">-DB 41974). В результате атаки сервис </w:t>
+      </w:r>
+      <w:proofErr w:type="spellStart"/>
+      <w:r>
+        <w:rPr>
+          <w:iCs/>
+          <w:szCs w:val="32"/>
+          <w:lang w:eastAsia="ru-RU"/>
+        </w:rPr>
+        <w:t>rpcbind</w:t>
+      </w:r>
+      <w:proofErr w:type="spellEnd"/>
+      <w:r>
+        <w:rPr>
+          <w:iCs/>
+          <w:szCs w:val="32"/>
+          <w:lang w:eastAsia="ru-RU"/>
+        </w:rPr>
+        <w:t xml:space="preserve"> перестал отвечать и был выгружен из системы (Unit </w:t>
+      </w:r>
+      <w:proofErr w:type="spellStart"/>
+      <w:proofErr w:type="gramStart"/>
+      <w:r>
+        <w:rPr>
+          <w:iCs/>
+          <w:szCs w:val="32"/>
+          <w:lang w:eastAsia="ru-RU"/>
+        </w:rPr>
+        <w:t>rpcbind.service</w:t>
+      </w:r>
+      <w:proofErr w:type="spellEnd"/>
+      <w:proofErr w:type="gramEnd"/>
+      <w:r>
+        <w:rPr>
+          <w:iCs/>
+          <w:szCs w:val="32"/>
+          <w:lang w:eastAsia="ru-RU"/>
+        </w:rPr>
+        <w:t xml:space="preserve"> </w:t>
+      </w:r>
+      <w:proofErr w:type="spellStart"/>
+      <w:r>
+        <w:rPr>
+          <w:iCs/>
+          <w:szCs w:val="32"/>
+          <w:lang w:eastAsia="ru-RU"/>
+        </w:rPr>
+        <w:t>could</w:t>
+      </w:r>
+      <w:proofErr w:type="spellEnd"/>
+      <w:r>
+        <w:rPr>
+          <w:iCs/>
+          <w:szCs w:val="32"/>
+          <w:lang w:eastAsia="ru-RU"/>
+        </w:rPr>
+        <w:t xml:space="preserve"> </w:t>
+      </w:r>
+      <w:proofErr w:type="spellStart"/>
+      <w:r>
+        <w:rPr>
+          <w:iCs/>
+          <w:szCs w:val="32"/>
+          <w:lang w:eastAsia="ru-RU"/>
+        </w:rPr>
+        <w:t>not</w:t>
+      </w:r>
+      <w:proofErr w:type="spellEnd"/>
+      <w:r>
+        <w:rPr>
+          <w:iCs/>
+          <w:szCs w:val="32"/>
+          <w:lang w:eastAsia="ru-RU"/>
+        </w:rPr>
+        <w:t xml:space="preserve"> </w:t>
+      </w:r>
+      <w:proofErr w:type="spellStart"/>
+      <w:r>
+        <w:rPr>
+          <w:iCs/>
+          <w:szCs w:val="32"/>
+          <w:lang w:eastAsia="ru-RU"/>
+        </w:rPr>
+        <w:t>be</w:t>
+      </w:r>
+      <w:proofErr w:type="spellEnd"/>
+      <w:r>
+        <w:rPr>
+          <w:iCs/>
+          <w:szCs w:val="32"/>
+          <w:lang w:eastAsia="ru-RU"/>
+        </w:rPr>
+        <w:t xml:space="preserve"> </w:t>
+      </w:r>
+      <w:proofErr w:type="spellStart"/>
+      <w:r>
+        <w:rPr>
+          <w:iCs/>
+          <w:szCs w:val="32"/>
+          <w:lang w:eastAsia="ru-RU"/>
+        </w:rPr>
+        <w:t>found</w:t>
+      </w:r>
+      <w:proofErr w:type="spellEnd"/>
+      <w:r>
+        <w:rPr>
+          <w:iCs/>
+          <w:szCs w:val="32"/>
+          <w:lang w:eastAsia="ru-RU"/>
+        </w:rPr>
+        <w:t xml:space="preserve">). Это подтверждает наличие уязвимости типа </w:t>
+      </w:r>
+      <w:proofErr w:type="spellStart"/>
+      <w:r>
+        <w:rPr>
+          <w:iCs/>
+          <w:szCs w:val="32"/>
+          <w:lang w:eastAsia="ru-RU"/>
+        </w:rPr>
+        <w:t>Denial</w:t>
+      </w:r>
+      <w:proofErr w:type="spellEnd"/>
+      <w:r>
+        <w:rPr>
+          <w:iCs/>
+          <w:szCs w:val="32"/>
+          <w:lang w:eastAsia="ru-RU"/>
+        </w:rPr>
+        <w:t xml:space="preserve"> </w:t>
+      </w:r>
+      <w:proofErr w:type="spellStart"/>
+      <w:r>
+        <w:rPr>
+          <w:iCs/>
+          <w:szCs w:val="32"/>
+          <w:lang w:eastAsia="ru-RU"/>
+        </w:rPr>
+        <w:t>of</w:t>
+      </w:r>
+      <w:proofErr w:type="spellEnd"/>
+      <w:r>
+        <w:rPr>
+          <w:iCs/>
+          <w:szCs w:val="32"/>
+          <w:lang w:eastAsia="ru-RU"/>
+        </w:rPr>
+        <w:t xml:space="preserve"> Service.</w:t>
+      </w:r>
+    </w:p>
+    <w:p>
+      <w:pPr>
+        <w:spacing w:before="0" w:after="0" w:line="360" w:lineRule="auto"/>
+        <w:ind w:firstLine="708"/>
+        <w:rPr>
+          <w:iCs/>
+          <w:szCs w:val="32"/>
+          <w:lang w:eastAsia="ru-RU"/>
+        </w:rPr>
+      </w:pPr>
+      <w:r>
+        <w:rPr>
+          <w:iCs/>
+          <w:szCs w:val="32"/>
+          <w:lang w:eastAsia="ru-RU"/>
+        </w:rPr>
+        <w:drawing>
+          <wp:inline distT="0" distB="0" distL="0" distR="0" wp14:anchorId="6D9E7D1A" wp14:editId="7432413C">
+            <wp:extent cx="6030167" cy="1648055"/>
+            <wp:effectExtent l="0" t="0" r="8890" b="9525"/>
+            <wp:docPr id="6" name="Рисунок 6"/>
+            <wp:cNvGraphicFramePr>
+              <a:graphicFrameLocks xmlns:a="http://schemas.openxmlformats.org/drawingml/2006/main" noChangeAspect="1"/>
+            </wp:cNvGraphicFramePr>
+            <a:graphic xmlns:a="http://schemas.openxmlformats.org/drawingml/2006/main">
+              <a:graphicData uri="http://schemas.openxmlformats.org/drawingml/2006/picture">
+                <pic:pic xmlns:pic="http://schemas.openxmlformats.org/drawingml/2006/picture">
+                  <pic:nvPicPr>
+                    <pic:cNvPr id="1" name=""/>
+                    <pic:cNvPicPr/>
+                  </pic:nvPicPr>
+                  <pic:blipFill>
+                    <a:blip r:embed="rId15"/>
+                    <a:stretch>
+                      <a:fillRect/>
+                    </a:stretch>
+                  </pic:blipFill>
+                  <pic:spPr>
+                    <a:xfrm>
+                      <a:off x="0" y="0"/>
+                      <a:ext cx="6030167" cy="1648055"/>
+                    </a:xfrm>
+                    <a:prstGeom prst="rect">
+                      <a:avLst/>
+                    </a:prstGeom>
+                  </pic:spPr>
+                </pic:pic>
+              </a:graphicData>
+            </a:graphic>
+          </wp:inline>
+        </w:drawing>
+      </w:r>
+    </w:p>
+    <w:p>
+      <w:pPr>
+        <w:spacing w:before="0" w:after="0" w:line="360" w:lineRule="auto"/>
+        <w:ind w:firstLine="0"/>
+        <w:rPr>
+          <w:iCs/>
+          <w:szCs w:val="32"/>
+          <w:lang w:eastAsia="ru-RU"/>
+        </w:rPr>
+      </w:pPr>
+      <w:r>
+        <w:rPr>
+          <w:iCs/>
+          <w:szCs w:val="32"/>
+          <w:lang w:eastAsia="ru-RU"/>
+        </w:rPr>
+        <w:lastRenderedPageBreak/>
+        <w:drawing>
+          <wp:inline distT="0" distB="0" distL="0" distR="0" wp14:anchorId="2CA36FE9" wp14:editId="7FBA9918">
+            <wp:extent cx="6119495" cy="4039235"/>
+            <wp:effectExtent l="0" t="0" r="0" b="0"/>
+            <wp:docPr id="7" name="Рисунок 7"/>
+            <wp:cNvGraphicFramePr>
+              <a:graphicFrameLocks xmlns:a="http://schemas.openxmlformats.org/drawingml/2006/main" noChangeAspect="1"/>
+            </wp:cNvGraphicFramePr>
+            <a:graphic xmlns:a="http://schemas.openxmlformats.org/drawingml/2006/main">
+              <a:graphicData uri="http://schemas.openxmlformats.org/drawingml/2006/picture">
+                <pic:pic xmlns:pic="http://schemas.openxmlformats.org/drawingml/2006/picture">
+                  <pic:nvPicPr>
+                    <pic:cNvPr id="1" name=""/>
+                    <pic:cNvPicPr/>
+                  </pic:nvPicPr>
+                  <pic:blipFill>
+                    <a:blip r:embed="rId16"/>
+                    <a:stretch>
+                      <a:fillRect/>
+                    </a:stretch>
+                  </pic:blipFill>
+                  <pic:spPr>
+                    <a:xfrm>
+                      <a:off x="0" y="0"/>
+                      <a:ext cx="6119495" cy="4039235"/>
+                    </a:xfrm>
+                    <a:prstGeom prst="rect">
+                      <a:avLst/>
+                    </a:prstGeom>
+                  </pic:spPr>
+                </pic:pic>
+              </a:graphicData>
+            </a:graphic>
+          </wp:inline>
+        </w:drawing>
+      </w:r>
+    </w:p>
+    <w:p>
+      <w:pPr>
+        <w:spacing w:before="0" w:after="0" w:line="360" w:lineRule="auto"/>
+        <w:ind w:firstLine="0"/>
+        <w:rPr>
+          <w:iCs/>
+          <w:szCs w:val="32"/>
+          <w:lang w:eastAsia="ru-RU"/>
+        </w:rPr>
+      </w:pPr>
+      <w:r>
+        <w:rPr>
+          <w:iCs/>
+          <w:szCs w:val="32"/>
+          <w:lang w:eastAsia="ru-RU"/>
+        </w:rPr>
+        <w:drawing>
+          <wp:inline distT="0" distB="0" distL="0" distR="0" wp14:anchorId="1324100F" wp14:editId="4D488681">
+            <wp:extent cx="6119495" cy="3853815"/>
+            <wp:effectExtent l="0" t="0" r="0" b="0"/>
+            <wp:docPr id="8" name="Рисунок 8"/>
+            <wp:cNvGraphicFramePr>
+              <a:graphicFrameLocks xmlns:a="http://schemas.openxmlformats.org/drawingml/2006/main" noChangeAspect="1"/>
+            </wp:cNvGraphicFramePr>
+            <a:graphic xmlns:a="http://schemas.openxmlformats.org/drawingml/2006/main">
+              <a:graphicData uri="http://schemas.openxmlformats.org/drawingml/2006/picture">
+                <pic:pic xmlns:pic="http://schemas.openxmlformats.org/drawingml/2006/picture">
+                  <pic:nvPicPr>
+                    <pic:cNvPr id="1" name=""/>
+                    <pic:cNvPicPr/>
+                  </pic:nvPicPr>
+                  <pic:blipFill>
+                    <a:blip r:embed="rId17"/>
+                    <a:stretch>
+                      <a:fillRect/>
+                    </a:stretch>
+                  </pic:blipFill>
+                  <pic:spPr>
+                    <a:xfrm>
+                      <a:off x="0" y="0"/>
+                      <a:ext cx="6119495" cy="3853815"/>
+                    </a:xfrm>
+                    <a:prstGeom prst="rect">
+                      <a:avLst/>
+                    </a:prstGeom>
+                  </pic:spPr>
+                </pic:pic>
+              </a:graphicData>
+            </a:graphic>
+          </wp:inline>
+        </w:drawing>
+      </w:r>
+    </w:p>
+    <w:p>
+      <w:pPr>
+        <w:spacing w:before="0" w:after="0" w:line="360" w:lineRule="auto"/>
+        <w:ind w:firstLine="0"/>
+        <w:rPr>
+          <w:iCs/>
+          <w:szCs w:val="32"/>
+          <w:lang w:eastAsia="ru-RU"/>
+        </w:rPr>
+      </w:pPr>
+      <w:r>
+        <w:rPr>
+          <w:iCs/>
+          <w:szCs w:val="32"/>
+          <w:lang w:eastAsia="ru-RU"/>
+        </w:rPr>
+        <w:lastRenderedPageBreak/>
+        <w:drawing>
+          <wp:inline distT="0" distB="0" distL="0" distR="0" wp14:anchorId="227DBE50" wp14:editId="4CFAD63C">
+            <wp:extent cx="4791744" cy="2257740"/>
+            <wp:effectExtent l="0" t="0" r="8890" b="9525"/>
+            <wp:docPr id="9" name="Рисунок 9"/>
+            <wp:cNvGraphicFramePr>
+              <a:graphicFrameLocks xmlns:a="http://schemas.openxmlformats.org/drawingml/2006/main" noChangeAspect="1"/>
+            </wp:cNvGraphicFramePr>
+            <a:graphic xmlns:a="http://schemas.openxmlformats.org/drawingml/2006/main">
+              <a:graphicData uri="http://schemas.openxmlformats.org/drawingml/2006/picture">
+                <pic:pic xmlns:pic="http://schemas.openxmlformats.org/drawingml/2006/picture">
+                  <pic:nvPicPr>
+                    <pic:cNvPr id="1" name=""/>
+                    <pic:cNvPicPr/>
+                  </pic:nvPicPr>
+                  <pic:blipFill>
+                    <a:blip r:embed="rId18"/>
+                    <a:stretch>
+                      <a:fillRect/>
+                    </a:stretch>
+                  </pic:blipFill>
+                  <pic:spPr>
+                    <a:xfrm>
+                      <a:off x="0" y="0"/>
+                      <a:ext cx="4791744" cy="2257740"/>
+                    </a:xfrm>
+                    <a:prstGeom prst="rect">
+                      <a:avLst/>
+                    </a:prstGeom>
+                  </pic:spPr>
+                </pic:pic>
+              </a:graphicData>
+            </a:graphic>
+          </wp:inline>
+        </w:drawing>
+      </w:r>
+    </w:p>
+    <w:p>
+      <w:pPr>
+        <w:spacing w:before="0" w:after="0" w:line="360" w:lineRule="auto"/>
+        <w:ind w:firstLine="708"/>
+        <w:rPr>
+          <w:iCs/>
+          <w:szCs w:val="32"/>
+          <w:lang w:eastAsia="ru-RU"/>
+        </w:rPr>
+      </w:pPr>
+      <w:r>
+        <w:rPr>
+          <w:iCs/>
+          <w:szCs w:val="32"/>
+          <w:lang w:eastAsia="ru-RU"/>
+        </w:rPr>
+        <w:t>С помощью Nmap и скриптов NSE было установлено, что на порту 22/</w:t>
+      </w:r>
+      <w:proofErr w:type="spellStart"/>
+      <w:r>
+        <w:rPr>
+          <w:iCs/>
+          <w:szCs w:val="32"/>
+          <w:lang w:eastAsia="ru-RU"/>
+        </w:rPr>
+        <w:t>tcp</w:t>
+      </w:r>
+      <w:proofErr w:type="spellEnd"/>
+      <w:r>
+        <w:rPr>
+          <w:iCs/>
+          <w:szCs w:val="32"/>
+          <w:lang w:eastAsia="ru-RU"/>
+        </w:rPr>
+        <w:t xml:space="preserve"> работает </w:t>
+      </w:r>
+      <w:proofErr w:type="spellStart"/>
+      <w:r>
+        <w:rPr>
+          <w:iCs/>
+          <w:szCs w:val="32"/>
+          <w:lang w:eastAsia="ru-RU"/>
+        </w:rPr>
+        <w:t>OpenSSH</w:t>
+      </w:r>
+      <w:proofErr w:type="spellEnd"/>
+      <w:r>
+        <w:rPr>
+          <w:iCs/>
+          <w:szCs w:val="32"/>
+          <w:lang w:eastAsia="ru-RU"/>
+        </w:rPr>
+        <w:t xml:space="preserve"> 9.9. Сервер разрешает аутентификацию по паролю, что является потенциальной уязвимостью (возможен </w:t>
+      </w:r>
+      <w:proofErr w:type="spellStart"/>
+      <w:r>
+        <w:rPr>
+          <w:iCs/>
+          <w:szCs w:val="32"/>
+          <w:lang w:eastAsia="ru-RU"/>
+        </w:rPr>
+        <w:t>brute-force</w:t>
+      </w:r>
+      <w:proofErr w:type="spellEnd"/>
+      <w:r>
+        <w:rPr>
+          <w:iCs/>
+          <w:szCs w:val="32"/>
+          <w:lang w:eastAsia="ru-RU"/>
+        </w:rPr>
+        <w:t xml:space="preserve">). Public </w:t>
+      </w:r>
+      <w:proofErr w:type="spellStart"/>
+      <w:r>
+        <w:rPr>
+          <w:iCs/>
+          <w:szCs w:val="32"/>
+          <w:lang w:eastAsia="ru-RU"/>
+        </w:rPr>
+        <w:t>key</w:t>
+      </w:r>
+      <w:proofErr w:type="spellEnd"/>
+      <w:r>
+        <w:rPr>
+          <w:iCs/>
+          <w:szCs w:val="32"/>
+          <w:lang w:eastAsia="ru-RU"/>
+        </w:rPr>
+        <w:t xml:space="preserve"> </w:t>
+      </w:r>
+      <w:proofErr w:type="spellStart"/>
+      <w:r>
+        <w:rPr>
+          <w:iCs/>
+          <w:szCs w:val="32"/>
+          <w:lang w:eastAsia="ru-RU"/>
+        </w:rPr>
+        <w:t>authentication</w:t>
+      </w:r>
+      <w:proofErr w:type="spellEnd"/>
+      <w:r>
+        <w:rPr>
+          <w:iCs/>
+          <w:szCs w:val="32"/>
+          <w:lang w:eastAsia="ru-RU"/>
+        </w:rPr>
+        <w:t xml:space="preserve"> не используется. Алгоритмы шифрования соответствуют современным стандартам.</w:t>
+      </w:r>
+    </w:p>
+    <w:p>
+      <w:pPr>
+        <w:spacing w:before="0" w:after="0" w:line="360" w:lineRule="auto"/>
+        <w:ind w:firstLine="0"/>
+        <w:rPr>
+          <w:iCs/>
+          <w:szCs w:val="32"/>
+          <w:lang w:eastAsia="ru-RU"/>
+        </w:rPr>
+      </w:pPr>
+      <w:r>
+        <w:rPr>
+          <w:iCs/>
+          <w:szCs w:val="32"/>
+          <w:lang w:eastAsia="ru-RU"/>
+        </w:rPr>
+        <w:drawing>
+          <wp:inline distT="0" distB="0" distL="0" distR="0" wp14:anchorId="19B2F61E" wp14:editId="45F933B9">
+            <wp:extent cx="6119495" cy="2747010"/>
+            <wp:effectExtent l="0" t="0" r="0" b="0"/>
+            <wp:docPr id="10" name="Рисунок 10"/>
+            <wp:cNvGraphicFramePr>
+              <a:graphicFrameLocks xmlns:a="http://schemas.openxmlformats.org/drawingml/2006/main" noChangeAspect="1"/>
+            </wp:cNvGraphicFramePr>
+            <a:graphic xmlns:a="http://schemas.openxmlformats.org/drawingml/2006/main">
+              <a:graphicData uri="http://schemas.openxmlformats.org/drawingml/2006/picture">
+                <pic:pic xmlns:pic="http://schemas.openxmlformats.org/drawingml/2006/picture">
+                  <pic:nvPicPr>
+                    <pic:cNvPr id="1" name=""/>
+                    <pic:cNvPicPr/>
+                  </pic:nvPicPr>
+                  <pic:blipFill>
+                    <a:blip r:embed="rId19"/>
+                    <a:stretch>
+                      <a:fillRect/>
+                    </a:stretch>
+                  </pic:blipFill>
+                  <pic:spPr>
+                    <a:xfrm>
+                      <a:off x="0" y="0"/>
+                      <a:ext cx="6119495" cy="2747010"/>
+                    </a:xfrm>
+                    <a:prstGeom prst="rect">
+                      <a:avLst/>
+                    </a:prstGeom>
+                  </pic:spPr>
+                </pic:pic>
+              </a:graphicData>
+            </a:graphic>
+          </wp:inline>
+        </w:drawing>
+      </w:r>
+    </w:p>
+    <w:p>
+      <w:pPr>
+        <w:spacing w:before="0" w:after="0" w:line="360" w:lineRule="auto"/>
+        <w:ind w:firstLine="708"/>
+        <w:rPr>
+          <w:iCs/>
+          <w:szCs w:val="32"/>
+          <w:lang w:eastAsia="ru-RU"/>
+        </w:rPr>
+      </w:pPr>
+      <w:r>
+        <w:rPr>
+          <w:iCs/>
+          <w:szCs w:val="32"/>
+          <w:lang w:eastAsia="ru-RU"/>
+        </w:rPr>
+        <w:t>Автоматическое сканирование на наличие уязвимостей с помощью Nmap NSE-скриптов (--</w:t>
+      </w:r>
+      <w:proofErr w:type="spellStart"/>
+      <w:r>
+        <w:rPr>
+          <w:iCs/>
+          <w:szCs w:val="32"/>
+          <w:lang w:eastAsia="ru-RU"/>
+        </w:rPr>
+        <w:t>script</w:t>
+      </w:r>
+      <w:proofErr w:type="spellEnd"/>
+      <w:r>
+        <w:rPr>
+          <w:iCs/>
+          <w:szCs w:val="32"/>
+          <w:lang w:eastAsia="ru-RU"/>
+        </w:rPr>
+        <w:t xml:space="preserve"> </w:t>
+      </w:r>
+      <w:proofErr w:type="spellStart"/>
+      <w:r>
+        <w:rPr>
+          <w:iCs/>
+          <w:szCs w:val="32"/>
+          <w:lang w:eastAsia="ru-RU"/>
+        </w:rPr>
+        <w:t>vuln</w:t>
+      </w:r>
+      <w:proofErr w:type="spellEnd"/>
+      <w:r>
+        <w:rPr>
+          <w:iCs/>
+          <w:szCs w:val="32"/>
+          <w:lang w:eastAsia="ru-RU"/>
+        </w:rPr>
+        <w:t>) не выявило эксплуатируемых уязвимостей на открытых портах. Это не означает полного отсутствия проблем, а лишь то, что известные публичные уязвимости с готовыми скриптами отсутствуют.</w:t>
+      </w:r>
+    </w:p>
+    <w:p>
+      <w:pPr>
+        <w:spacing w:before="0" w:after="0" w:line="360" w:lineRule="auto"/>
+        <w:ind w:firstLine="708"/>
+        <w:rPr>
+          <w:iCs/>
+          <w:szCs w:val="32"/>
+          <w:lang w:eastAsia="ru-RU"/>
+        </w:rPr>
+      </w:pPr>
+      <w:r>
+        <w:rPr>
+          <w:iCs/>
+          <w:szCs w:val="32"/>
+          <w:highlight w:val="yellow"/>
+          <w:lang w:eastAsia="ru-RU"/>
+        </w:rPr>
+        <w:t>Проверил веб сервисы</w:t>
+      </w:r>
+      <w:r>
+        <w:rPr>
+          <w:iCs/>
+          <w:szCs w:val="32"/>
+          <w:lang w:eastAsia="ru-RU"/>
+        </w:rPr>
+        <w:t xml:space="preserve"> </w:t>
+      </w:r>
+    </w:p>
+    <w:p>
+      <w:pPr>
+        <w:spacing w:before="0" w:after="0" w:line="360" w:lineRule="auto"/>
+        <w:ind w:firstLine="708"/>
+        <w:rPr>
+          <w:iCs/>
+          <w:szCs w:val="32"/>
+          <w:lang w:eastAsia="ru-RU"/>
+        </w:rPr>
+      </w:pPr>
+      <w:r>
+        <w:rPr>
+          <w:iCs/>
+          <w:szCs w:val="32"/>
+          <w:lang w:eastAsia="ru-RU"/>
+        </w:rPr>
+        <w:lastRenderedPageBreak/>
+        <w:drawing>
+          <wp:inline distT="0" distB="0" distL="0" distR="0" wp14:anchorId="57111789" wp14:editId="3AC09C8C">
+            <wp:extent cx="6119495" cy="3220720"/>
+            <wp:effectExtent l="0" t="0" r="0" b="0"/>
+            <wp:docPr id="11" name="Рисунок 11"/>
+            <wp:cNvGraphicFramePr>
+              <a:graphicFrameLocks xmlns:a="http://schemas.openxmlformats.org/drawingml/2006/main" noChangeAspect="1"/>
+            </wp:cNvGraphicFramePr>
+            <a:graphic xmlns:a="http://schemas.openxmlformats.org/drawingml/2006/main">
+              <a:graphicData uri="http://schemas.openxmlformats.org/drawingml/2006/picture">
+                <pic:pic xmlns:pic="http://schemas.openxmlformats.org/drawingml/2006/picture">
+                  <pic:nvPicPr>
+                    <pic:cNvPr id="1" name=""/>
+                    <pic:cNvPicPr/>
+                  </pic:nvPicPr>
+                  <pic:blipFill>
+                    <a:blip r:embed="rId20"/>
+                    <a:stretch>
+                      <a:fillRect/>
+                    </a:stretch>
+                  </pic:blipFill>
+                  <pic:spPr>
+                    <a:xfrm>
+                      <a:off x="0" y="0"/>
+                      <a:ext cx="6119495" cy="3220720"/>
+                    </a:xfrm>
+                    <a:prstGeom prst="rect">
+                      <a:avLst/>
+                    </a:prstGeom>
+                  </pic:spPr>
+                </pic:pic>
+              </a:graphicData>
+            </a:graphic>
+          </wp:inline>
+        </w:drawing>
+      </w:r>
+    </w:p>
+    <w:p>
+      <w:pPr>
+        <w:spacing w:before="0" w:after="160" w:line="278" w:lineRule="auto"/>
+        <w:ind w:firstLine="0"/>
+        <w:jc w:val="left"/>
+        <w:rPr>
+          <w:i/>
+          <w:sz w:val="22"/>
+          <w:szCs w:val="24"/>
+          <w:lang w:eastAsia="ru-RU"/>
+        </w:rPr>
+      </w:pPr>
+      <w:r>
+        <w:rPr>
+          <w:i/>
+          <w:sz w:val="22"/>
+          <w:szCs w:val="24"/>
+          <w:lang w:eastAsia="ru-RU"/>
+        </w:rPr>
+        <w:br w:type="page"/>
       </w:r>
     </w:p>
     <w:p>
@@ -7991,15 +11258,6 @@
           <w:docGrid w:linePitch="360"/>
         </w:sectPr>
       </w:pPr>
-      <w:r>
-        <w:rPr>
-          <w:i/>
-          <w:sz w:val="22"/>
-          <w:szCs w:val="24"/>
-          <w:lang w:eastAsia="ru-RU"/>
-        </w:rPr>
-        <w:br w:type="page"/>
-      </w:r>
     </w:p>
     <w:tbl>
       <w:tblPr>

--- a/Практика.docx
+++ b/Практика.docx
@@ -4490,25 +4490,7 @@
           <w:szCs w:val="32"/>
           <w:lang w:eastAsia="ru-RU"/>
         </w:rPr>
-        <w:t>российский разработчик программного обеспечения, специализирующийся на создании и сопровождении комплексных решений в области хранения и управления данными, а также на построении и защите ИТ-инфраструктуры организаций. Компания занимается разработкой дистрибутивов на базе GNU/Linux с 2012 года; первоначальным проектом стал дистрибутив «</w:t>
-      </w:r>
-      <w:proofErr w:type="spellStart"/>
-      <w:r>
-        <w:rPr>
-          <w:iCs/>
-          <w:szCs w:val="32"/>
-          <w:lang w:eastAsia="ru-RU"/>
-        </w:rPr>
-        <w:t>ГосЛинукс</w:t>
-      </w:r>
-      <w:proofErr w:type="spellEnd"/>
-      <w:r>
-        <w:rPr>
-          <w:iCs/>
-          <w:szCs w:val="32"/>
-          <w:lang w:eastAsia="ru-RU"/>
-        </w:rPr>
-        <w:t>», созданный в рамках государственного контракта с Федеральной службой судебных приставов России, а с 2014 года на основе накопленного опыта началась разработка собственного продукта</w:t>
+        <w:t>российский разработчик программного обеспечения, специализирующийся на создании и сопровождении комплексных решений в области хранения и управления данными, а также на построении и защите ИТ-инфраструктуры организаций. Компания занимается разработкой дистрибутивов на базе GNU/Linux с 2012 года; первоначальным проектом стал дистрибутив «ГосЛинукс», созданный в рамках государственного контракта с Федеральной службой судебных приставов России, а с 2014 года на основе накопленного опыта началась разработка собственного продукта</w:t>
       </w:r>
       <w:r>
         <w:rPr>
@@ -4540,25 +4522,7 @@
           <w:szCs w:val="32"/>
           <w:lang w:eastAsia="ru-RU"/>
         </w:rPr>
-        <w:t xml:space="preserve">РЕД ОС. Помимо операционной системы, портфель компании включает СУБД «Ред База Данных» и ряд других решений для автоматизации государственных информационных систем. Продукты «РЕД СОФТ» зарегистрированы в Едином реестре российского программного обеспечения </w:t>
-      </w:r>
-      <w:proofErr w:type="spellStart"/>
-      <w:r>
-        <w:rPr>
-          <w:iCs/>
-          <w:szCs w:val="32"/>
-          <w:lang w:eastAsia="ru-RU"/>
-        </w:rPr>
-        <w:t>Минцифры</w:t>
-      </w:r>
-      <w:proofErr w:type="spellEnd"/>
-      <w:r>
-        <w:rPr>
-          <w:iCs/>
-          <w:szCs w:val="32"/>
-          <w:lang w:eastAsia="ru-RU"/>
-        </w:rPr>
-        <w:t xml:space="preserve"> России, </w:t>
+        <w:t xml:space="preserve">РЕД ОС. Помимо операционной системы, портфель компании включает СУБД «Ред База Данных» и ряд других решений для автоматизации государственных информационных систем. Продукты «РЕД СОФТ» зарегистрированы в Едином реестре российского программного обеспечения Минцифры России, </w:t>
       </w:r>
       <w:r>
         <w:rPr>
@@ -4631,61 +4595,7 @@
           <w:szCs w:val="32"/>
           <w:lang w:eastAsia="ru-RU"/>
         </w:rPr>
-        <w:t xml:space="preserve">перационная система РЕД ОС – это системное программное обеспечение российской разработки, предназначенное для установки на серверы и рабочие станции. Операционная система разрабатывается компанией РЕД СОФТ, при работе над ней был использован передовой опыт ведущих мировых сообществ Open Source. Операционная система, по сути, представляет собой дистрибутив Linux на основе пакетной базы RPM и полностью соответствует стандартам POSIX и LSB 4.1. Система поддерживает архитектуры x86_64 и ARM, предлагает выбор графических окружений (MATE, GNOME, KDE </w:t>
-      </w:r>
-      <w:proofErr w:type="spellStart"/>
-      <w:r>
-        <w:rPr>
-          <w:iCs/>
-          <w:szCs w:val="32"/>
-          <w:lang w:eastAsia="ru-RU"/>
-        </w:rPr>
-        <w:t>Plasma</w:t>
-      </w:r>
-      <w:proofErr w:type="spellEnd"/>
-      <w:r>
-        <w:rPr>
-          <w:iCs/>
-          <w:szCs w:val="32"/>
-          <w:lang w:eastAsia="ru-RU"/>
-        </w:rPr>
-        <w:t xml:space="preserve">), а также включает средства для построения доменной инфраструктуры на базе </w:t>
-      </w:r>
-      <w:proofErr w:type="spellStart"/>
-      <w:r>
-        <w:rPr>
-          <w:iCs/>
-          <w:szCs w:val="32"/>
-          <w:lang w:eastAsia="ru-RU"/>
-        </w:rPr>
-        <w:t>FreeIPA</w:t>
-      </w:r>
-      <w:proofErr w:type="spellEnd"/>
-      <w:r>
-        <w:rPr>
-          <w:iCs/>
-          <w:szCs w:val="32"/>
-          <w:lang w:eastAsia="ru-RU"/>
-        </w:rPr>
-        <w:t xml:space="preserve"> и </w:t>
-      </w:r>
-      <w:proofErr w:type="spellStart"/>
-      <w:r>
-        <w:rPr>
-          <w:iCs/>
-          <w:szCs w:val="32"/>
-          <w:lang w:eastAsia="ru-RU"/>
-        </w:rPr>
-        <w:t>Samba</w:t>
-      </w:r>
-      <w:proofErr w:type="spellEnd"/>
-      <w:r>
-        <w:rPr>
-          <w:iCs/>
-          <w:szCs w:val="32"/>
-          <w:lang w:eastAsia="ru-RU"/>
-        </w:rPr>
-        <w:t xml:space="preserve"> DC. </w:t>
+        <w:t xml:space="preserve">перационная система РЕД ОС – это системное программное обеспечение российской разработки, предназначенное для установки на серверы и рабочие станции. Операционная система разрабатывается компанией РЕД СОФТ, при работе над ней был использован передовой опыт ведущих мировых сообществ Open Source. Операционная система, по сути, представляет собой дистрибутив Linux на основе пакетной базы RPM и полностью соответствует стандартам POSIX и LSB 4.1. Система поддерживает архитектуры x86_64 и ARM, предлагает выбор графических окружений (MATE, GNOME, KDE Plasma), а также включает средства для построения доменной инфраструктуры на базе FreeIPA и Samba DC. </w:t>
       </w:r>
     </w:p>
     <w:p>
@@ -5095,47 +5005,7 @@
           <w:highlight w:val="yellow"/>
           <w:lang w:eastAsia="ru-RU"/>
         </w:rPr>
-        <w:t>[https://internet-law.ru/</w:t>
-      </w:r>
-      <w:proofErr w:type="spellStart"/>
-      <w:r>
-        <w:rPr>
-          <w:iCs/>
-          <w:szCs w:val="32"/>
-          <w:highlight w:val="yellow"/>
-          <w:lang w:eastAsia="ru-RU"/>
-        </w:rPr>
-        <w:t>gosts</w:t>
-      </w:r>
-      <w:proofErr w:type="spellEnd"/>
-      <w:r>
-        <w:rPr>
-          <w:iCs/>
-          <w:szCs w:val="32"/>
-          <w:highlight w:val="yellow"/>
-          <w:lang w:eastAsia="ru-RU"/>
-        </w:rPr>
-        <w:t>/</w:t>
-      </w:r>
-      <w:proofErr w:type="spellStart"/>
-      <w:r>
-        <w:rPr>
-          <w:iCs/>
-          <w:szCs w:val="32"/>
-          <w:highlight w:val="yellow"/>
-          <w:lang w:eastAsia="ru-RU"/>
-        </w:rPr>
-        <w:t>gost</w:t>
-      </w:r>
-      <w:proofErr w:type="spellEnd"/>
-      <w:r>
-        <w:rPr>
-          <w:iCs/>
-          <w:szCs w:val="32"/>
-          <w:highlight w:val="yellow"/>
-          <w:lang w:eastAsia="ru-RU"/>
-        </w:rPr>
-        <w:t>/60628/]</w:t>
+        <w:t>[https://internet-law.ru/gosts/gost/60628/]</w:t>
       </w:r>
     </w:p>
     <w:p>
@@ -5227,25 +5097,7 @@
           <w:szCs w:val="32"/>
           <w:lang w:eastAsia="ru-RU"/>
         </w:rPr>
-        <w:t>динамическое тестирование нагрузкой («</w:t>
-      </w:r>
-      <w:proofErr w:type="spellStart"/>
-      <w:r>
-        <w:rPr>
-          <w:iCs/>
-          <w:szCs w:val="32"/>
-          <w:lang w:eastAsia="ru-RU"/>
-        </w:rPr>
-        <w:t>фаззинг</w:t>
-      </w:r>
-      <w:proofErr w:type="spellEnd"/>
-      <w:r>
-        <w:rPr>
-          <w:iCs/>
-          <w:szCs w:val="32"/>
-          <w:lang w:eastAsia="ru-RU"/>
-        </w:rPr>
-        <w:t>»).</w:t>
+        <w:t>динамическое тестирование нагрузкой («фаззинг»).</w:t>
       </w:r>
     </w:p>
     <w:p>
@@ -5404,25 +5256,7 @@
           <w:szCs w:val="32"/>
           <w:lang w:eastAsia="ru-RU"/>
         </w:rPr>
-        <w:t xml:space="preserve"> («</w:t>
-      </w:r>
-      <w:proofErr w:type="spellStart"/>
-      <w:r>
-        <w:rPr>
-          <w:iCs/>
-          <w:szCs w:val="32"/>
-          <w:lang w:eastAsia="ru-RU"/>
-        </w:rPr>
-        <w:t>фаззинг</w:t>
-      </w:r>
-      <w:proofErr w:type="spellEnd"/>
-      <w:r>
-        <w:rPr>
-          <w:iCs/>
-          <w:szCs w:val="32"/>
-          <w:lang w:eastAsia="ru-RU"/>
-        </w:rPr>
-        <w:t>») основано на анализе поведения реально функционирующей системы при подаче на ее входы различных информационных</w:t>
+        <w:t xml:space="preserve"> («фаззинг») основано на анализе поведения реально функционирующей системы при подаче на ее входы различных информационных</w:t>
       </w:r>
       <w:r>
         <w:rPr>
@@ -5486,25 +5320,7 @@
           <w:szCs w:val="32"/>
           <w:lang w:eastAsia="ru-RU"/>
         </w:rPr>
-        <w:t>«</w:t>
-      </w:r>
-      <w:proofErr w:type="spellStart"/>
-      <w:r>
-        <w:rPr>
-          <w:iCs/>
-          <w:szCs w:val="32"/>
-          <w:lang w:eastAsia="ru-RU"/>
-        </w:rPr>
-        <w:t>фаззинга</w:t>
-      </w:r>
-      <w:proofErr w:type="spellEnd"/>
-      <w:r>
-        <w:rPr>
-          <w:iCs/>
-          <w:szCs w:val="32"/>
-          <w:lang w:eastAsia="ru-RU"/>
-        </w:rPr>
-        <w:t>» можно успешно атаковать систему, однако предоставить какие-либо гарантии</w:t>
+        <w:t>«фаззинга» можно успешно атаковать систему, однако предоставить какие-либо гарантии</w:t>
       </w:r>
       <w:r>
         <w:rPr>
@@ -5530,27 +5346,7 @@
           <w:highlight w:val="yellow"/>
           <w:lang w:eastAsia="ru-RU"/>
         </w:rPr>
-        <w:t>[https://journal.tusur.ru/</w:t>
-      </w:r>
-      <w:proofErr w:type="spellStart"/>
-      <w:r>
-        <w:rPr>
-          <w:iCs/>
-          <w:szCs w:val="32"/>
-          <w:highlight w:val="yellow"/>
-          <w:lang w:eastAsia="ru-RU"/>
-        </w:rPr>
-        <w:t>storage</w:t>
-      </w:r>
-      <w:proofErr w:type="spellEnd"/>
-      <w:r>
-        <w:rPr>
-          <w:iCs/>
-          <w:szCs w:val="32"/>
-          <w:highlight w:val="yellow"/>
-          <w:lang w:eastAsia="ru-RU"/>
-        </w:rPr>
-        <w:t>/46811/51-53.pdf?1467260964]</w:t>
+        <w:t>[https://journal.tusur.ru/storage/46811/51-53.pdf?1467260964]</w:t>
       </w:r>
     </w:p>
     <w:p>
@@ -5887,7 +5683,6 @@
           <w:lang w:eastAsia="ru-RU"/>
         </w:rPr>
       </w:pPr>
-      <w:proofErr w:type="spellStart"/>
       <w:r>
         <w:rPr>
           <w:b/>
@@ -5898,7 +5693,6 @@
         </w:rPr>
         <w:t>Nikto</w:t>
       </w:r>
-      <w:proofErr w:type="spellEnd"/>
       <w:r>
         <w:rPr>
           <w:iCs/>
@@ -5959,107 +5753,7 @@
           <w:highlight w:val="yellow"/>
           <w:lang w:eastAsia="ru-RU"/>
         </w:rPr>
-        <w:t>[https://github.com/</w:t>
-      </w:r>
-      <w:proofErr w:type="spellStart"/>
-      <w:r>
-        <w:rPr>
-          <w:iCs/>
-          <w:szCs w:val="32"/>
-          <w:highlight w:val="yellow"/>
-          <w:lang w:eastAsia="ru-RU"/>
-        </w:rPr>
-        <w:t>sullo</w:t>
-      </w:r>
-      <w:proofErr w:type="spellEnd"/>
-      <w:r>
-        <w:rPr>
-          <w:iCs/>
-          <w:szCs w:val="32"/>
-          <w:highlight w:val="yellow"/>
-          <w:lang w:eastAsia="ru-RU"/>
-        </w:rPr>
-        <w:t>/</w:t>
-      </w:r>
-      <w:proofErr w:type="spellStart"/>
-      <w:r>
-        <w:rPr>
-          <w:iCs/>
-          <w:szCs w:val="32"/>
-          <w:highlight w:val="yellow"/>
-          <w:lang w:eastAsia="ru-RU"/>
-        </w:rPr>
-        <w:t>nikto</w:t>
-      </w:r>
-      <w:proofErr w:type="spellEnd"/>
-      <w:r>
-        <w:rPr>
-          <w:iCs/>
-          <w:szCs w:val="32"/>
-          <w:highlight w:val="yellow"/>
-          <w:lang w:eastAsia="ru-RU"/>
-        </w:rPr>
-        <w:t>/</w:t>
-      </w:r>
-      <w:proofErr w:type="spellStart"/>
-      <w:r>
-        <w:rPr>
-          <w:iCs/>
-          <w:szCs w:val="32"/>
-          <w:highlight w:val="yellow"/>
-          <w:lang w:eastAsia="ru-RU"/>
-        </w:rPr>
-        <w:t>wiki</w:t>
-      </w:r>
-      <w:proofErr w:type="spellEnd"/>
-      <w:r>
-        <w:rPr>
-          <w:iCs/>
-          <w:szCs w:val="32"/>
-          <w:highlight w:val="yellow"/>
-          <w:lang w:eastAsia="ru-RU"/>
-        </w:rPr>
-        <w:t>/</w:t>
-      </w:r>
-      <w:proofErr w:type="spellStart"/>
-      <w:r>
-        <w:rPr>
-          <w:iCs/>
-          <w:szCs w:val="32"/>
-          <w:highlight w:val="yellow"/>
-          <w:lang w:eastAsia="ru-RU"/>
-        </w:rPr>
-        <w:t>Overview</w:t>
-      </w:r>
-      <w:proofErr w:type="spellEnd"/>
-      <w:r>
-        <w:rPr>
-          <w:iCs/>
-          <w:szCs w:val="32"/>
-          <w:highlight w:val="yellow"/>
-          <w:lang w:eastAsia="ru-RU"/>
-        </w:rPr>
-        <w:t>-&amp;-</w:t>
-      </w:r>
-      <w:proofErr w:type="spellStart"/>
-      <w:r>
-        <w:rPr>
-          <w:iCs/>
-          <w:szCs w:val="32"/>
-          <w:highlight w:val="yellow"/>
-          <w:lang w:eastAsia="ru-RU"/>
-        </w:rPr>
-        <w:t>Description</w:t>
-      </w:r>
-      <w:proofErr w:type="spellEnd"/>
-      <w:r>
-        <w:rPr>
-          <w:iCs/>
-          <w:szCs w:val="32"/>
-          <w:highlight w:val="yellow"/>
-          <w:lang w:eastAsia="ru-RU"/>
-        </w:rPr>
-        <w:t>]</w:t>
+        <w:t>[https://github.com/sullo/nikto/wiki/Overview-&amp;-Description]</w:t>
       </w:r>
     </w:p>
     <w:p>
@@ -6072,7 +5766,6 @@
           <w:lang w:eastAsia="ru-RU"/>
         </w:rPr>
       </w:pPr>
-      <w:proofErr w:type="spellStart"/>
       <w:r>
         <w:rPr>
           <w:b/>
@@ -6081,9 +5774,269 @@
           <w:szCs w:val="32"/>
           <w:lang w:eastAsia="ru-RU"/>
         </w:rPr>
-        <w:t>OpenSCAP</w:t>
-      </w:r>
-      <w:proofErr w:type="spellEnd"/>
+        <w:t xml:space="preserve">OpenSCAP </w:t>
+      </w:r>
+      <w:r>
+        <w:rPr>
+          <w:iCs/>
+          <w:szCs w:val="32"/>
+          <w:lang w:eastAsia="ru-RU"/>
+        </w:rPr>
+        <w:t>использует SCAP</w:t>
+      </w:r>
+      <w:r>
+        <w:rPr>
+          <w:iCs/>
+          <w:szCs w:val="32"/>
+          <w:lang w:eastAsia="ru-RU"/>
+        </w:rPr>
+        <w:t xml:space="preserve"> </w:t>
+      </w:r>
+      <w:r>
+        <w:rPr>
+          <w:iCs/>
+          <w:szCs w:val="32"/>
+          <w:lang w:eastAsia="ru-RU"/>
+        </w:rPr>
+        <w:t>–</w:t>
+      </w:r>
+      <w:r>
+        <w:rPr>
+          <w:iCs/>
+          <w:szCs w:val="32"/>
+          <w:lang w:eastAsia="ru-RU"/>
+        </w:rPr>
+        <w:t xml:space="preserve"> линейку спецификаций, поддерживаемых Национальным институтом стандартов и технологий. SCAP был создан для обеспечения стандартизированного подхода к поддержанию безопасности системы. Новые спецификации регулируются стандартом SCAP цикла выпуска Национального института стандартов и технологий США, чтобы обеспечить единообразный и воспроизводимый процесс внесения изменений. OpenSCAP в основном обрабатывает XCCDF, который является стандартным способом представления содержимого чек-листов и определяет чек-листы по безопасности. Он также сочетается с другими спецификациями, такими как CPE, CCE и OVAL, для создания чек-листов в формате SCAP, которые могут обрабатываться продуктами, прошедшими проверку SCAP. Дополнительную информацию о SCAP можно найти в стандартах SCAP.</w:t>
+      </w:r>
+    </w:p>
+    <w:p>
+      <w:pPr>
+        <w:spacing w:before="0" w:after="0" w:line="360" w:lineRule="auto"/>
+        <w:ind w:firstLine="0"/>
+        <w:rPr>
+          <w:iCs/>
+          <w:szCs w:val="32"/>
+          <w:lang w:eastAsia="ru-RU"/>
+        </w:rPr>
+      </w:pPr>
+      <w:r>
+        <w:rPr>
+          <w:iCs/>
+          <w:szCs w:val="32"/>
+          <w:highlight w:val="yellow"/>
+          <w:lang w:eastAsia="ru-RU"/>
+        </w:rPr>
+        <w:t>[</w:t>
+      </w:r>
+      <w:r>
+        <w:rPr>
+          <w:iCs/>
+          <w:szCs w:val="32"/>
+          <w:highlight w:val="yellow"/>
+          <w:lang w:val="en-US" w:eastAsia="ru-RU"/>
+        </w:rPr>
+        <w:t>https</w:t>
+      </w:r>
+      <w:r>
+        <w:rPr>
+          <w:iCs/>
+          <w:szCs w:val="32"/>
+          <w:highlight w:val="yellow"/>
+          <w:lang w:eastAsia="ru-RU"/>
+        </w:rPr>
+        <w:t>://</w:t>
+      </w:r>
+      <w:r>
+        <w:rPr>
+          <w:iCs/>
+          <w:szCs w:val="32"/>
+          <w:highlight w:val="yellow"/>
+          <w:lang w:val="en-US" w:eastAsia="ru-RU"/>
+        </w:rPr>
+        <w:t>static</w:t>
+      </w:r>
+      <w:r>
+        <w:rPr>
+          <w:iCs/>
+          <w:szCs w:val="32"/>
+          <w:highlight w:val="yellow"/>
+          <w:lang w:eastAsia="ru-RU"/>
+        </w:rPr>
+        <w:t>.</w:t>
+      </w:r>
+      <w:r>
+        <w:rPr>
+          <w:iCs/>
+          <w:szCs w:val="32"/>
+          <w:highlight w:val="yellow"/>
+          <w:lang w:val="en-US" w:eastAsia="ru-RU"/>
+        </w:rPr>
+        <w:t>open</w:t>
+      </w:r>
+      <w:r>
+        <w:rPr>
+          <w:iCs/>
+          <w:szCs w:val="32"/>
+          <w:highlight w:val="yellow"/>
+          <w:lang w:eastAsia="ru-RU"/>
+        </w:rPr>
+        <w:t>-</w:t>
+      </w:r>
+      <w:r>
+        <w:rPr>
+          <w:iCs/>
+          <w:szCs w:val="32"/>
+          <w:highlight w:val="yellow"/>
+          <w:lang w:val="en-US" w:eastAsia="ru-RU"/>
+        </w:rPr>
+        <w:t>scap</w:t>
+      </w:r>
+      <w:r>
+        <w:rPr>
+          <w:iCs/>
+          <w:szCs w:val="32"/>
+          <w:highlight w:val="yellow"/>
+          <w:lang w:eastAsia="ru-RU"/>
+        </w:rPr>
+        <w:t>.</w:t>
+      </w:r>
+      <w:r>
+        <w:rPr>
+          <w:iCs/>
+          <w:szCs w:val="32"/>
+          <w:highlight w:val="yellow"/>
+          <w:lang w:val="en-US" w:eastAsia="ru-RU"/>
+        </w:rPr>
+        <w:t>org</w:t>
+      </w:r>
+      <w:r>
+        <w:rPr>
+          <w:iCs/>
+          <w:szCs w:val="32"/>
+          <w:highlight w:val="yellow"/>
+          <w:lang w:eastAsia="ru-RU"/>
+        </w:rPr>
+        <w:t>/</w:t>
+      </w:r>
+      <w:r>
+        <w:rPr>
+          <w:iCs/>
+          <w:szCs w:val="32"/>
+          <w:highlight w:val="yellow"/>
+          <w:lang w:val="en-US" w:eastAsia="ru-RU"/>
+        </w:rPr>
+        <w:t>openscap</w:t>
+      </w:r>
+      <w:r>
+        <w:rPr>
+          <w:iCs/>
+          <w:szCs w:val="32"/>
+          <w:highlight w:val="yellow"/>
+          <w:lang w:eastAsia="ru-RU"/>
+        </w:rPr>
+        <w:t>-1.3/</w:t>
+      </w:r>
+      <w:r>
+        <w:rPr>
+          <w:iCs/>
+          <w:szCs w:val="32"/>
+          <w:highlight w:val="yellow"/>
+          <w:lang w:val="en-US" w:eastAsia="ru-RU"/>
+        </w:rPr>
+        <w:t>oscap</w:t>
+      </w:r>
+      <w:r>
+        <w:rPr>
+          <w:iCs/>
+          <w:szCs w:val="32"/>
+          <w:highlight w:val="yellow"/>
+          <w:lang w:eastAsia="ru-RU"/>
+        </w:rPr>
+        <w:t>_</w:t>
+      </w:r>
+      <w:r>
+        <w:rPr>
+          <w:iCs/>
+          <w:szCs w:val="32"/>
+          <w:highlight w:val="yellow"/>
+          <w:lang w:val="en-US" w:eastAsia="ru-RU"/>
+        </w:rPr>
+        <w:t>user</w:t>
+      </w:r>
+      <w:r>
+        <w:rPr>
+          <w:iCs/>
+          <w:szCs w:val="32"/>
+          <w:highlight w:val="yellow"/>
+          <w:lang w:eastAsia="ru-RU"/>
+        </w:rPr>
+        <w:t>_</w:t>
+      </w:r>
+      <w:r>
+        <w:rPr>
+          <w:iCs/>
+          <w:szCs w:val="32"/>
+          <w:highlight w:val="yellow"/>
+          <w:lang w:val="en-US" w:eastAsia="ru-RU"/>
+        </w:rPr>
+        <w:t>manual</w:t>
+      </w:r>
+      <w:r>
+        <w:rPr>
+          <w:iCs/>
+          <w:szCs w:val="32"/>
+          <w:highlight w:val="yellow"/>
+          <w:lang w:eastAsia="ru-RU"/>
+        </w:rPr>
+        <w:t>.</w:t>
+      </w:r>
+      <w:r>
+        <w:rPr>
+          <w:iCs/>
+          <w:szCs w:val="32"/>
+          <w:highlight w:val="yellow"/>
+          <w:lang w:val="en-US" w:eastAsia="ru-RU"/>
+        </w:rPr>
+        <w:t>html</w:t>
+      </w:r>
+      <w:r>
+        <w:rPr>
+          <w:iCs/>
+          <w:szCs w:val="32"/>
+          <w:highlight w:val="yellow"/>
+          <w:lang w:eastAsia="ru-RU"/>
+        </w:rPr>
+        <w:t>#_</w:t>
+      </w:r>
+      <w:r>
+        <w:rPr>
+          <w:iCs/>
+          <w:szCs w:val="32"/>
+          <w:highlight w:val="yellow"/>
+          <w:lang w:val="en-US" w:eastAsia="ru-RU"/>
+        </w:rPr>
+        <w:t>introduction</w:t>
+      </w:r>
+      <w:r>
+        <w:rPr>
+          <w:iCs/>
+          <w:szCs w:val="32"/>
+          <w:highlight w:val="yellow"/>
+          <w:lang w:eastAsia="ru-RU"/>
+        </w:rPr>
+        <w:t>]</w:t>
+      </w:r>
+    </w:p>
+    <w:p>
+      <w:pPr>
+        <w:spacing w:before="0" w:after="0" w:line="360" w:lineRule="auto"/>
+        <w:ind w:firstLine="633"/>
+        <w:rPr>
+          <w:iCs/>
+          <w:szCs w:val="32"/>
+          <w:lang w:eastAsia="ru-RU"/>
+        </w:rPr>
+      </w:pPr>
       <w:r>
         <w:rPr>
           <w:b/>
@@ -6092,301 +6045,6 @@
           <w:szCs w:val="32"/>
           <w:lang w:eastAsia="ru-RU"/>
         </w:rPr>
-        <w:t xml:space="preserve"> </w:t>
-      </w:r>
-      <w:r>
-        <w:rPr>
-          <w:iCs/>
-          <w:szCs w:val="32"/>
-          <w:lang w:eastAsia="ru-RU"/>
-        </w:rPr>
-        <w:t>использует SCAP</w:t>
-      </w:r>
-      <w:r>
-        <w:rPr>
-          <w:iCs/>
-          <w:szCs w:val="32"/>
-          <w:lang w:eastAsia="ru-RU"/>
-        </w:rPr>
-        <w:t xml:space="preserve"> </w:t>
-      </w:r>
-      <w:r>
-        <w:rPr>
-          <w:iCs/>
-          <w:szCs w:val="32"/>
-          <w:lang w:eastAsia="ru-RU"/>
-        </w:rPr>
-        <w:t>–</w:t>
-      </w:r>
-      <w:r>
-        <w:rPr>
-          <w:iCs/>
-          <w:szCs w:val="32"/>
-          <w:lang w:eastAsia="ru-RU"/>
-        </w:rPr>
-        <w:t xml:space="preserve"> линейку спецификаций, поддерживаемых Национальным институтом стандартов и технологий. SCAP был создан для обеспечения стандартизированного подхода к поддержанию безопасности системы. Новые спецификации регулируются стандартом SCAP цикла выпуска Национального института стандартов и технологий США, чтобы обеспечить единообразный и воспроизводимый процесс внесения изменений. </w:t>
-      </w:r>
-      <w:proofErr w:type="spellStart"/>
-      <w:r>
-        <w:rPr>
-          <w:iCs/>
-          <w:szCs w:val="32"/>
-          <w:lang w:eastAsia="ru-RU"/>
-        </w:rPr>
-        <w:t>OpenSCAP</w:t>
-      </w:r>
-      <w:proofErr w:type="spellEnd"/>
-      <w:r>
-        <w:rPr>
-          <w:iCs/>
-          <w:szCs w:val="32"/>
-          <w:lang w:eastAsia="ru-RU"/>
-        </w:rPr>
-        <w:t xml:space="preserve"> в основном обрабатывает XCCDF, который является стандартным способом представления содержимого чек-листов и определяет чек-листы по безопасности. Он также сочетается с другими спецификациями, такими как CPE, CCE и OVAL, для создания чек-листов в формате SCAP, которые могут обрабатываться продуктами, прошедшими проверку SCAP. Дополнительную информацию о SCAP можно найти в стандартах SCAP.</w:t>
-      </w:r>
-    </w:p>
-    <w:p>
-      <w:pPr>
-        <w:spacing w:before="0" w:after="0" w:line="360" w:lineRule="auto"/>
-        <w:ind w:firstLine="0"/>
-        <w:rPr>
-          <w:iCs/>
-          <w:szCs w:val="32"/>
-          <w:lang w:eastAsia="ru-RU"/>
-        </w:rPr>
-      </w:pPr>
-      <w:r>
-        <w:rPr>
-          <w:iCs/>
-          <w:szCs w:val="32"/>
-          <w:highlight w:val="yellow"/>
-          <w:lang w:eastAsia="ru-RU"/>
-        </w:rPr>
-        <w:t>[</w:t>
-      </w:r>
-      <w:r>
-        <w:rPr>
-          <w:iCs/>
-          <w:szCs w:val="32"/>
-          <w:highlight w:val="yellow"/>
-          <w:lang w:val="en-US" w:eastAsia="ru-RU"/>
-        </w:rPr>
-        <w:t>https</w:t>
-      </w:r>
-      <w:r>
-        <w:rPr>
-          <w:iCs/>
-          <w:szCs w:val="32"/>
-          <w:highlight w:val="yellow"/>
-          <w:lang w:eastAsia="ru-RU"/>
-        </w:rPr>
-        <w:t>://</w:t>
-      </w:r>
-      <w:r>
-        <w:rPr>
-          <w:iCs/>
-          <w:szCs w:val="32"/>
-          <w:highlight w:val="yellow"/>
-          <w:lang w:val="en-US" w:eastAsia="ru-RU"/>
-        </w:rPr>
-        <w:t>static</w:t>
-      </w:r>
-      <w:r>
-        <w:rPr>
-          <w:iCs/>
-          <w:szCs w:val="32"/>
-          <w:highlight w:val="yellow"/>
-          <w:lang w:eastAsia="ru-RU"/>
-        </w:rPr>
-        <w:t>.</w:t>
-      </w:r>
-      <w:r>
-        <w:rPr>
-          <w:iCs/>
-          <w:szCs w:val="32"/>
-          <w:highlight w:val="yellow"/>
-          <w:lang w:val="en-US" w:eastAsia="ru-RU"/>
-        </w:rPr>
-        <w:t>open</w:t>
-      </w:r>
-      <w:r>
-        <w:rPr>
-          <w:iCs/>
-          <w:szCs w:val="32"/>
-          <w:highlight w:val="yellow"/>
-          <w:lang w:eastAsia="ru-RU"/>
-        </w:rPr>
-        <w:t>-</w:t>
-      </w:r>
-      <w:proofErr w:type="spellStart"/>
-      <w:r>
-        <w:rPr>
-          <w:iCs/>
-          <w:szCs w:val="32"/>
-          <w:highlight w:val="yellow"/>
-          <w:lang w:val="en-US" w:eastAsia="ru-RU"/>
-        </w:rPr>
-        <w:t>scap</w:t>
-      </w:r>
-      <w:proofErr w:type="spellEnd"/>
-      <w:r>
-        <w:rPr>
-          <w:iCs/>
-          <w:szCs w:val="32"/>
-          <w:highlight w:val="yellow"/>
-          <w:lang w:eastAsia="ru-RU"/>
-        </w:rPr>
-        <w:t>.</w:t>
-      </w:r>
-      <w:r>
-        <w:rPr>
-          <w:iCs/>
-          <w:szCs w:val="32"/>
-          <w:highlight w:val="yellow"/>
-          <w:lang w:val="en-US" w:eastAsia="ru-RU"/>
-        </w:rPr>
-        <w:t>org</w:t>
-      </w:r>
-      <w:r>
-        <w:rPr>
-          <w:iCs/>
-          <w:szCs w:val="32"/>
-          <w:highlight w:val="yellow"/>
-          <w:lang w:eastAsia="ru-RU"/>
-        </w:rPr>
-        <w:t>/</w:t>
-      </w:r>
-      <w:proofErr w:type="spellStart"/>
-      <w:r>
-        <w:rPr>
-          <w:iCs/>
-          <w:szCs w:val="32"/>
-          <w:highlight w:val="yellow"/>
-          <w:lang w:val="en-US" w:eastAsia="ru-RU"/>
-        </w:rPr>
-        <w:t>openscap</w:t>
-      </w:r>
-      <w:proofErr w:type="spellEnd"/>
-      <w:r>
-        <w:rPr>
-          <w:iCs/>
-          <w:szCs w:val="32"/>
-          <w:highlight w:val="yellow"/>
-          <w:lang w:eastAsia="ru-RU"/>
-        </w:rPr>
-        <w:t>-1.3/</w:t>
-      </w:r>
-      <w:proofErr w:type="spellStart"/>
-      <w:r>
-        <w:rPr>
-          <w:iCs/>
-          <w:szCs w:val="32"/>
-          <w:highlight w:val="yellow"/>
-          <w:lang w:val="en-US" w:eastAsia="ru-RU"/>
-        </w:rPr>
-        <w:t>oscap</w:t>
-      </w:r>
-      <w:proofErr w:type="spellEnd"/>
-      <w:r>
-        <w:rPr>
-          <w:iCs/>
-          <w:szCs w:val="32"/>
-          <w:highlight w:val="yellow"/>
-          <w:lang w:eastAsia="ru-RU"/>
-        </w:rPr>
-        <w:t>_</w:t>
-      </w:r>
-      <w:r>
-        <w:rPr>
-          <w:iCs/>
-          <w:szCs w:val="32"/>
-          <w:highlight w:val="yellow"/>
-          <w:lang w:val="en-US" w:eastAsia="ru-RU"/>
-        </w:rPr>
-        <w:t>user</w:t>
-      </w:r>
-      <w:r>
-        <w:rPr>
-          <w:iCs/>
-          <w:szCs w:val="32"/>
-          <w:highlight w:val="yellow"/>
-          <w:lang w:eastAsia="ru-RU"/>
-        </w:rPr>
-        <w:t>_</w:t>
-      </w:r>
-      <w:r>
-        <w:rPr>
-          <w:iCs/>
-          <w:szCs w:val="32"/>
-          <w:highlight w:val="yellow"/>
-          <w:lang w:val="en-US" w:eastAsia="ru-RU"/>
-        </w:rPr>
-        <w:t>manual</w:t>
-      </w:r>
-      <w:r>
-        <w:rPr>
-          <w:iCs/>
-          <w:szCs w:val="32"/>
-          <w:highlight w:val="yellow"/>
-          <w:lang w:eastAsia="ru-RU"/>
-        </w:rPr>
-        <w:t>.</w:t>
-      </w:r>
-      <w:r>
-        <w:rPr>
-          <w:iCs/>
-          <w:szCs w:val="32"/>
-          <w:highlight w:val="yellow"/>
-          <w:lang w:val="en-US" w:eastAsia="ru-RU"/>
-        </w:rPr>
-        <w:t>html</w:t>
-      </w:r>
-      <w:r>
-        <w:rPr>
-          <w:iCs/>
-          <w:szCs w:val="32"/>
-          <w:highlight w:val="yellow"/>
-          <w:lang w:eastAsia="ru-RU"/>
-        </w:rPr>
-        <w:t>#_</w:t>
-      </w:r>
-      <w:r>
-        <w:rPr>
-          <w:iCs/>
-          <w:szCs w:val="32"/>
-          <w:highlight w:val="yellow"/>
-          <w:lang w:val="en-US" w:eastAsia="ru-RU"/>
-        </w:rPr>
-        <w:t>introduction</w:t>
-      </w:r>
-      <w:r>
-        <w:rPr>
-          <w:iCs/>
-          <w:szCs w:val="32"/>
-          <w:highlight w:val="yellow"/>
-          <w:lang w:eastAsia="ru-RU"/>
-        </w:rPr>
-        <w:t>]</w:t>
-      </w:r>
-    </w:p>
-    <w:p>
-      <w:pPr>
-        <w:spacing w:before="0" w:after="0" w:line="360" w:lineRule="auto"/>
-        <w:ind w:firstLine="633"/>
-        <w:rPr>
-          <w:iCs/>
-          <w:szCs w:val="32"/>
-          <w:lang w:eastAsia="ru-RU"/>
-        </w:rPr>
-      </w:pPr>
-      <w:r>
-        <w:rPr>
-          <w:b/>
-          <w:bCs/>
-          <w:iCs/>
-          <w:szCs w:val="32"/>
-          <w:lang w:eastAsia="ru-RU"/>
-        </w:rPr>
         <w:t>Общая система оценки уязвимостей</w:t>
       </w:r>
       <w:r>
@@ -6395,43 +6053,7 @@
           <w:szCs w:val="32"/>
           <w:lang w:eastAsia="ru-RU"/>
         </w:rPr>
-        <w:t xml:space="preserve"> (Common </w:t>
-      </w:r>
-      <w:proofErr w:type="spellStart"/>
-      <w:r>
-        <w:rPr>
-          <w:iCs/>
-          <w:szCs w:val="32"/>
-          <w:lang w:eastAsia="ru-RU"/>
-        </w:rPr>
-        <w:t>Vulnerability</w:t>
-      </w:r>
-      <w:proofErr w:type="spellEnd"/>
-      <w:r>
-        <w:rPr>
-          <w:iCs/>
-          <w:szCs w:val="32"/>
-          <w:lang w:eastAsia="ru-RU"/>
-        </w:rPr>
-        <w:t xml:space="preserve"> </w:t>
-      </w:r>
-      <w:proofErr w:type="spellStart"/>
-      <w:r>
-        <w:rPr>
-          <w:iCs/>
-          <w:szCs w:val="32"/>
-          <w:lang w:eastAsia="ru-RU"/>
-        </w:rPr>
-        <w:t>Scoring</w:t>
-      </w:r>
-      <w:proofErr w:type="spellEnd"/>
-      <w:r>
-        <w:rPr>
-          <w:iCs/>
-          <w:szCs w:val="32"/>
-          <w:lang w:eastAsia="ru-RU"/>
-        </w:rPr>
-        <w:t xml:space="preserve"> System, CVSS)</w:t>
+        <w:t xml:space="preserve"> (Common Vulnerability Scoring System, CVSS)</w:t>
       </w:r>
       <w:r>
         <w:rPr>
@@ -6645,73 +6267,7 @@
           <w:szCs w:val="32"/>
           <w:lang w:eastAsia="ru-RU"/>
         </w:rPr>
-        <w:t xml:space="preserve">CVE (Common </w:t>
-      </w:r>
-      <w:proofErr w:type="spellStart"/>
-      <w:r>
-        <w:rPr>
-          <w:b/>
-          <w:bCs/>
-          <w:iCs/>
-          <w:szCs w:val="32"/>
-          <w:lang w:eastAsia="ru-RU"/>
-        </w:rPr>
-        <w:t>Vulnerabilities</w:t>
-      </w:r>
-      <w:proofErr w:type="spellEnd"/>
-      <w:r>
-        <w:rPr>
-          <w:b/>
-          <w:bCs/>
-          <w:iCs/>
-          <w:szCs w:val="32"/>
-          <w:lang w:eastAsia="ru-RU"/>
-        </w:rPr>
-        <w:t xml:space="preserve"> </w:t>
-      </w:r>
-      <w:proofErr w:type="spellStart"/>
-      <w:r>
-        <w:rPr>
-          <w:b/>
-          <w:bCs/>
-          <w:iCs/>
-          <w:szCs w:val="32"/>
-          <w:lang w:eastAsia="ru-RU"/>
-        </w:rPr>
-        <w:t>and</w:t>
-      </w:r>
-      <w:proofErr w:type="spellEnd"/>
-      <w:r>
-        <w:rPr>
-          <w:b/>
-          <w:bCs/>
-          <w:iCs/>
-          <w:szCs w:val="32"/>
-          <w:lang w:eastAsia="ru-RU"/>
-        </w:rPr>
-        <w:t xml:space="preserve"> </w:t>
-      </w:r>
-      <w:proofErr w:type="spellStart"/>
-      <w:r>
-        <w:rPr>
-          <w:b/>
-          <w:bCs/>
-          <w:iCs/>
-          <w:szCs w:val="32"/>
-          <w:lang w:eastAsia="ru-RU"/>
-        </w:rPr>
-        <w:t>Exposures</w:t>
-      </w:r>
-      <w:proofErr w:type="spellEnd"/>
-      <w:r>
-        <w:rPr>
-          <w:b/>
-          <w:bCs/>
-          <w:iCs/>
-          <w:szCs w:val="32"/>
-          <w:lang w:eastAsia="ru-RU"/>
-        </w:rPr>
-        <w:t>)</w:t>
+        <w:t>CVE (Common Vulnerabilities and Exposures)</w:t>
       </w:r>
       <w:r>
         <w:rPr>
@@ -6769,29 +6325,7 @@
           <w:szCs w:val="32"/>
           <w:lang w:eastAsia="ru-RU"/>
         </w:rPr>
-        <w:t xml:space="preserve">NVD (National </w:t>
-      </w:r>
-      <w:proofErr w:type="spellStart"/>
-      <w:r>
-        <w:rPr>
-          <w:b/>
-          <w:bCs/>
-          <w:iCs/>
-          <w:szCs w:val="32"/>
-          <w:lang w:eastAsia="ru-RU"/>
-        </w:rPr>
-        <w:t>Vulnerability</w:t>
-      </w:r>
-      <w:proofErr w:type="spellEnd"/>
-      <w:r>
-        <w:rPr>
-          <w:b/>
-          <w:bCs/>
-          <w:iCs/>
-          <w:szCs w:val="32"/>
-          <w:lang w:eastAsia="ru-RU"/>
-        </w:rPr>
-        <w:t xml:space="preserve"> Database)</w:t>
+        <w:t>NVD (National Vulnerability Database)</w:t>
       </w:r>
       <w:r>
         <w:rPr>
@@ -6902,47 +6436,7 @@
           <w:highlight w:val="yellow"/>
           <w:lang w:eastAsia="ru-RU"/>
         </w:rPr>
-        <w:t>[https://www.first.org/</w:t>
-      </w:r>
-      <w:proofErr w:type="spellStart"/>
-      <w:r>
-        <w:rPr>
-          <w:iCs/>
-          <w:szCs w:val="32"/>
-          <w:highlight w:val="yellow"/>
-          <w:lang w:eastAsia="ru-RU"/>
-        </w:rPr>
-        <w:t>cvss</w:t>
-      </w:r>
-      <w:proofErr w:type="spellEnd"/>
-      <w:r>
-        <w:rPr>
-          <w:iCs/>
-          <w:szCs w:val="32"/>
-          <w:highlight w:val="yellow"/>
-          <w:lang w:eastAsia="ru-RU"/>
-        </w:rPr>
-        <w:t>/v4.0/</w:t>
-      </w:r>
-      <w:proofErr w:type="spellStart"/>
-      <w:r>
-        <w:rPr>
-          <w:iCs/>
-          <w:szCs w:val="32"/>
-          <w:highlight w:val="yellow"/>
-          <w:lang w:eastAsia="ru-RU"/>
-        </w:rPr>
-        <w:t>specification-document</w:t>
-      </w:r>
-      <w:proofErr w:type="spellEnd"/>
-      <w:r>
-        <w:rPr>
-          <w:iCs/>
-          <w:szCs w:val="32"/>
-          <w:highlight w:val="yellow"/>
-          <w:lang w:eastAsia="ru-RU"/>
-        </w:rPr>
-        <w:t>]</w:t>
+        <w:t>[https://www.first.org/cvss/v4.0/specification-document]</w:t>
       </w:r>
     </w:p>
     <w:p>
@@ -7126,20 +6620,8 @@
           <w:szCs w:val="32"/>
           <w:lang w:eastAsia="ru-RU"/>
         </w:rPr>
-        <w:t xml:space="preserve">Oracle </w:t>
-      </w:r>
-      <w:proofErr w:type="spellStart"/>
-      <w:r>
-        <w:rPr>
-          <w:b/>
-          <w:bCs/>
-          <w:iCs/>
-          <w:szCs w:val="32"/>
-          <w:lang w:eastAsia="ru-RU"/>
-        </w:rPr>
-        <w:t>VirtualBox</w:t>
-      </w:r>
-      <w:proofErr w:type="spellEnd"/>
+        <w:t>Oracle VirtualBox</w:t>
+      </w:r>
       <w:r>
         <w:rPr>
           <w:iCs/>
@@ -7164,23 +6646,13 @@
           <w:lang w:eastAsia="ru-RU"/>
         </w:rPr>
       </w:pPr>
-      <w:proofErr w:type="spellStart"/>
-      <w:r>
-        <w:rPr>
-          <w:iCs/>
-          <w:szCs w:val="32"/>
-          <w:lang w:eastAsia="ru-RU"/>
-        </w:rPr>
-        <w:t>Kali</w:t>
-      </w:r>
-      <w:proofErr w:type="spellEnd"/>
-      <w:r>
-        <w:rPr>
-          <w:iCs/>
-          <w:szCs w:val="32"/>
-          <w:lang w:eastAsia="ru-RU"/>
-        </w:rPr>
-        <w:t xml:space="preserve"> Linux – специализированный дистрибутив для тестирования на проникновение, используемый в качестве атакующей машины;</w:t>
+      <w:r>
+        <w:rPr>
+          <w:iCs/>
+          <w:szCs w:val="32"/>
+          <w:lang w:eastAsia="ru-RU"/>
+        </w:rPr>
+        <w:t>Kali Linux – специализированный дистрибутив для тестирования на проникновение, используемый в качестве атакующей машины;</w:t>
       </w:r>
     </w:p>
     <w:p>
@@ -7225,23 +6697,13 @@
         </w:rPr>
         <w:t xml:space="preserve">Для виртуальной машины </w:t>
       </w:r>
-      <w:proofErr w:type="spellStart"/>
-      <w:r>
-        <w:rPr>
-          <w:iCs/>
-          <w:szCs w:val="32"/>
-          <w:lang w:eastAsia="ru-RU"/>
-        </w:rPr>
-        <w:t>Kali</w:t>
-      </w:r>
-      <w:proofErr w:type="spellEnd"/>
-      <w:r>
-        <w:rPr>
-          <w:iCs/>
-          <w:szCs w:val="32"/>
-          <w:lang w:eastAsia="ru-RU"/>
-        </w:rPr>
-        <w:t xml:space="preserve"> Linux</w:t>
+      <w:r>
+        <w:rPr>
+          <w:iCs/>
+          <w:szCs w:val="32"/>
+          <w:lang w:eastAsia="ru-RU"/>
+        </w:rPr>
+        <w:t>Kali Linux</w:t>
       </w:r>
       <w:r>
         <w:t xml:space="preserve"> </w:t>
@@ -7332,61 +6794,7 @@
           <w:szCs w:val="32"/>
           <w:lang w:eastAsia="ru-RU"/>
         </w:rPr>
-        <w:t>25 ГБ (формат VDI). В качестве видеоконтроллера используется VMSVGA с 128 МБ видеопамяти; включено аппаратное ускорение (</w:t>
-      </w:r>
-      <w:proofErr w:type="spellStart"/>
-      <w:r>
-        <w:rPr>
-          <w:iCs/>
-          <w:szCs w:val="32"/>
-          <w:lang w:eastAsia="ru-RU"/>
-        </w:rPr>
-        <w:t>Nested</w:t>
-      </w:r>
-      <w:proofErr w:type="spellEnd"/>
-      <w:r>
-        <w:rPr>
-          <w:iCs/>
-          <w:szCs w:val="32"/>
-          <w:lang w:eastAsia="ru-RU"/>
-        </w:rPr>
-        <w:t xml:space="preserve"> </w:t>
-      </w:r>
-      <w:proofErr w:type="spellStart"/>
-      <w:r>
-        <w:rPr>
-          <w:iCs/>
-          <w:szCs w:val="32"/>
-          <w:lang w:eastAsia="ru-RU"/>
-        </w:rPr>
-        <w:t>Paging</w:t>
-      </w:r>
-      <w:proofErr w:type="spellEnd"/>
-      <w:r>
-        <w:rPr>
-          <w:iCs/>
-          <w:szCs w:val="32"/>
-          <w:lang w:eastAsia="ru-RU"/>
-        </w:rPr>
-        <w:t xml:space="preserve">, </w:t>
-      </w:r>
-      <w:proofErr w:type="spellStart"/>
-      <w:r>
-        <w:rPr>
-          <w:iCs/>
-          <w:szCs w:val="32"/>
-          <w:lang w:eastAsia="ru-RU"/>
-        </w:rPr>
-        <w:t>паравиртуализация</w:t>
-      </w:r>
-      <w:proofErr w:type="spellEnd"/>
-      <w:r>
-        <w:rPr>
-          <w:iCs/>
-          <w:szCs w:val="32"/>
-          <w:lang w:eastAsia="ru-RU"/>
-        </w:rPr>
-        <w:t>, KVM).</w:t>
+        <w:t>25 ГБ (формат VDI). В качестве видеоконтроллера используется VMSVGA с 128 МБ видеопамяти; включено аппаратное ускорение (Nested Paging, паравиртуализация, KVM).</w:t>
       </w:r>
     </w:p>
     <w:p>
@@ -7519,61 +6927,7 @@
           <w:szCs w:val="32"/>
           <w:lang w:eastAsia="ru-RU"/>
         </w:rPr>
-        <w:t>70 ГБ (формат VDI). Используется видеоконтроллер VMSVGA с 16 МБ видеопамяти; включено аппаратное ускорение (</w:t>
-      </w:r>
-      <w:proofErr w:type="spellStart"/>
-      <w:r>
-        <w:rPr>
-          <w:iCs/>
-          <w:szCs w:val="32"/>
-          <w:lang w:eastAsia="ru-RU"/>
-        </w:rPr>
-        <w:t>Nested</w:t>
-      </w:r>
-      <w:proofErr w:type="spellEnd"/>
-      <w:r>
-        <w:rPr>
-          <w:iCs/>
-          <w:szCs w:val="32"/>
-          <w:lang w:eastAsia="ru-RU"/>
-        </w:rPr>
-        <w:t xml:space="preserve"> </w:t>
-      </w:r>
-      <w:proofErr w:type="spellStart"/>
-      <w:r>
-        <w:rPr>
-          <w:iCs/>
-          <w:szCs w:val="32"/>
-          <w:lang w:eastAsia="ru-RU"/>
-        </w:rPr>
-        <w:t>Paging</w:t>
-      </w:r>
-      <w:proofErr w:type="spellEnd"/>
-      <w:r>
-        <w:rPr>
-          <w:iCs/>
-          <w:szCs w:val="32"/>
-          <w:lang w:eastAsia="ru-RU"/>
-        </w:rPr>
-        <w:t xml:space="preserve">, PAE/NX, </w:t>
-      </w:r>
-      <w:proofErr w:type="spellStart"/>
-      <w:r>
-        <w:rPr>
-          <w:iCs/>
-          <w:szCs w:val="32"/>
-          <w:lang w:eastAsia="ru-RU"/>
-        </w:rPr>
-        <w:t>паравиртуализация</w:t>
-      </w:r>
-      <w:proofErr w:type="spellEnd"/>
-      <w:r>
-        <w:rPr>
-          <w:iCs/>
-          <w:szCs w:val="32"/>
-          <w:lang w:eastAsia="ru-RU"/>
-        </w:rPr>
-        <w:t>, KVM).</w:t>
+        <w:t>70 ГБ (формат VDI). Используется видеоконтроллер VMSVGA с 16 МБ видеопамяти; включено аппаратное ускорение (Nested Paging, PAE/NX, паравиртуализация, KVM).</w:t>
       </w:r>
     </w:p>
     <w:p>
@@ -7592,43 +6946,7 @@
           <w:szCs w:val="32"/>
           <w:lang w:eastAsia="ru-RU"/>
         </w:rPr>
-        <w:t>Обе виртуальные машины подключены к сети через сетевой адаптер Intel PRO/1000 MT Desktop в режиме «Сетевой мост» (</w:t>
-      </w:r>
-      <w:proofErr w:type="spellStart"/>
-      <w:r>
-        <w:rPr>
-          <w:iCs/>
-          <w:szCs w:val="32"/>
-          <w:lang w:eastAsia="ru-RU"/>
-        </w:rPr>
-        <w:t>Bridged</w:t>
-      </w:r>
-      <w:proofErr w:type="spellEnd"/>
-      <w:r>
-        <w:rPr>
-          <w:iCs/>
-          <w:szCs w:val="32"/>
-          <w:lang w:eastAsia="ru-RU"/>
-        </w:rPr>
-        <w:t xml:space="preserve"> </w:t>
-      </w:r>
-      <w:proofErr w:type="spellStart"/>
-      <w:r>
-        <w:rPr>
-          <w:iCs/>
-          <w:szCs w:val="32"/>
-          <w:lang w:eastAsia="ru-RU"/>
-        </w:rPr>
-        <w:t>Adapter</w:t>
-      </w:r>
-      <w:proofErr w:type="spellEnd"/>
-      <w:r>
-        <w:rPr>
-          <w:iCs/>
-          <w:szCs w:val="32"/>
-          <w:lang w:eastAsia="ru-RU"/>
-        </w:rPr>
-        <w:t>), при котором виртуальные машины подключаются непосредственно к физической сети хост-компьютера и получают IP-адреса из общего адресного пространства локальной сети, что обеспечивает прямое сетевое взаимодействие между атакующей и целевой машинами.</w:t>
+        <w:t>Обе виртуальные машины подключены к сети через сетевой адаптер Intel PRO/1000 MT Desktop в режиме «Сетевой мост» (Bridged Adapter), при котором виртуальные машины подключаются непосредственно к физической сети хост-компьютера и получают IP-адреса из общего адресного пространства локальной сети, что обеспечивает прямое сетевое взаимодействие между атакующей и целевой машинами.</w:t>
       </w:r>
     </w:p>
     <w:p>
@@ -7729,23 +7047,13 @@
         </w:rPr>
         <w:t xml:space="preserve">адрес виртуальной машины </w:t>
       </w:r>
-      <w:proofErr w:type="spellStart"/>
-      <w:r>
-        <w:rPr>
-          <w:iCs/>
-          <w:szCs w:val="32"/>
-          <w:lang w:eastAsia="ru-RU"/>
-        </w:rPr>
-        <w:t>Kali</w:t>
-      </w:r>
-      <w:proofErr w:type="spellEnd"/>
-      <w:r>
-        <w:rPr>
-          <w:iCs/>
-          <w:szCs w:val="32"/>
-          <w:lang w:eastAsia="ru-RU"/>
-        </w:rPr>
-        <w:t xml:space="preserve"> Linux</w:t>
+      <w:r>
+        <w:rPr>
+          <w:iCs/>
+          <w:szCs w:val="32"/>
+          <w:lang w:eastAsia="ru-RU"/>
+        </w:rPr>
+        <w:t>Kali Linux</w:t>
       </w:r>
     </w:p>
     <w:p>
@@ -8126,25 +7434,7 @@
           <w:szCs w:val="32"/>
           <w:lang w:eastAsia="ru-RU"/>
         </w:rPr>
-        <w:t>Для определения открытых портов, работающих сетевых служб и их версий на целевой машине (РЕД ОС, IP-адрес 192.168.0.108) с атакующей машины (</w:t>
-      </w:r>
-      <w:proofErr w:type="spellStart"/>
-      <w:r>
-        <w:rPr>
-          <w:iCs/>
-          <w:szCs w:val="32"/>
-          <w:lang w:eastAsia="ru-RU"/>
-        </w:rPr>
-        <w:t>Kali</w:t>
-      </w:r>
-      <w:proofErr w:type="spellEnd"/>
-      <w:r>
-        <w:rPr>
-          <w:iCs/>
-          <w:szCs w:val="32"/>
-          <w:lang w:eastAsia="ru-RU"/>
-        </w:rPr>
-        <w:t xml:space="preserve"> Linux, IP-адрес 192.168.0.109) было проведено сканирование с использованием инструмента Nmap.</w:t>
+        <w:t>Для определения открытых портов, работающих сетевых служб и их версий на целевой машине (РЕД ОС, IP-адрес 192.168.0.108) с атакующей машины (Kali Linux, IP-адрес 192.168.0.109) было проведено сканирование с использованием инструмента Nmap.</w:t>
       </w:r>
     </w:p>
     <w:p>
@@ -8163,25 +7453,7 @@
           <w:szCs w:val="32"/>
           <w:lang w:eastAsia="ru-RU"/>
         </w:rPr>
-        <w:t xml:space="preserve">Первоначально было выполнено сканирование стандартного набора наиболее часто используемых портов, в ходе которого были обнаружены две открытые службы: SSH (порт 22) и </w:t>
-      </w:r>
-      <w:proofErr w:type="spellStart"/>
-      <w:r>
-        <w:rPr>
-          <w:iCs/>
-          <w:szCs w:val="32"/>
-          <w:lang w:eastAsia="ru-RU"/>
-        </w:rPr>
-        <w:t>rpcbind</w:t>
-      </w:r>
-      <w:proofErr w:type="spellEnd"/>
-      <w:r>
-        <w:rPr>
-          <w:iCs/>
-          <w:szCs w:val="32"/>
-          <w:lang w:eastAsia="ru-RU"/>
-        </w:rPr>
-        <w:t xml:space="preserve"> (порт 111).</w:t>
+        <w:t>Первоначально было выполнено сканирование стандартного набора наиболее часто используемых портов, в ходе которого были обнаружены две открытые службы: SSH (порт 22) и rpcbind (порт 111).</w:t>
       </w:r>
     </w:p>
     <w:p>
@@ -8194,7 +7466,6 @@
           <w:lang w:eastAsia="ru-RU"/>
         </w:rPr>
       </w:pPr>
-      <w:proofErr w:type="spellStart"/>
       <w:r>
         <w:rPr>
           <w:iCs/>
@@ -8203,7 +7474,6 @@
         </w:rPr>
         <w:t>nmap</w:t>
       </w:r>
-      <w:proofErr w:type="spellEnd"/>
       <w:r>
         <w:rPr>
           <w:iCs/>
@@ -8212,7 +7482,6 @@
         </w:rPr>
         <w:t xml:space="preserve"> -</w:t>
       </w:r>
-      <w:proofErr w:type="spellStart"/>
       <w:r>
         <w:rPr>
           <w:iCs/>
@@ -8221,7 +7490,6 @@
         </w:rPr>
         <w:t>sV</w:t>
       </w:r>
-      <w:proofErr w:type="spellEnd"/>
       <w:r>
         <w:rPr>
           <w:iCs/>
@@ -8297,7 +7565,6 @@
         </w:rPr>
         <w:t xml:space="preserve"> -</w:t>
       </w:r>
-      <w:proofErr w:type="spellStart"/>
       <w:r>
         <w:rPr>
           <w:iCs/>
@@ -8306,7 +7573,6 @@
         </w:rPr>
         <w:t>sV</w:t>
       </w:r>
-      <w:proofErr w:type="spellEnd"/>
       <w:r>
         <w:rPr>
           <w:iCs/>
@@ -8625,41 +7891,13 @@
           <w:lang w:val="en-US" w:eastAsia="ru-RU"/>
         </w:rPr>
       </w:pPr>
-      <w:proofErr w:type="spellStart"/>
       <w:r>
         <w:rPr>
           <w:iCs/>
           <w:szCs w:val="32"/>
           <w:lang w:val="en-US" w:eastAsia="ru-RU"/>
         </w:rPr>
-        <w:t>nmap</w:t>
-      </w:r>
-      <w:proofErr w:type="spellEnd"/>
-      <w:r>
-        <w:rPr>
-          <w:iCs/>
-          <w:szCs w:val="32"/>
-          <w:lang w:val="en-US" w:eastAsia="ru-RU"/>
-        </w:rPr>
-        <w:t xml:space="preserve"> -</w:t>
-      </w:r>
-      <w:proofErr w:type="spellStart"/>
-      <w:r>
-        <w:rPr>
-          <w:iCs/>
-          <w:szCs w:val="32"/>
-          <w:lang w:val="en-US" w:eastAsia="ru-RU"/>
-        </w:rPr>
-        <w:t>sU</w:t>
-      </w:r>
-      <w:proofErr w:type="spellEnd"/>
-      <w:r>
-        <w:rPr>
-          <w:iCs/>
-          <w:szCs w:val="32"/>
-          <w:lang w:val="en-US" w:eastAsia="ru-RU"/>
-        </w:rPr>
-        <w:t xml:space="preserve"> -T4 --top-ports 20 192.168.0.108</w:t>
+        <w:t>nmap -sU -T4 --top-ports 20 192.168.0.108</w:t>
       </w:r>
       <w:r>
         <w:rPr>
@@ -8688,7 +7926,6 @@
         </w:rPr>
         <w:t>где -</w:t>
       </w:r>
-      <w:proofErr w:type="spellStart"/>
       <w:r>
         <w:rPr>
           <w:iCs/>
@@ -8697,7 +7934,6 @@
         </w:rPr>
         <w:t>sU</w:t>
       </w:r>
-      <w:proofErr w:type="spellEnd"/>
       <w:r>
         <w:rPr>
           <w:iCs/>
@@ -9021,43 +8257,7 @@
           <w:szCs w:val="32"/>
           <w:lang w:eastAsia="ru-RU"/>
         </w:rPr>
-        <w:t xml:space="preserve"> статус </w:t>
-      </w:r>
-      <w:proofErr w:type="spellStart"/>
-      <w:r>
-        <w:rPr>
-          <w:iCs/>
-          <w:szCs w:val="32"/>
-          <w:lang w:eastAsia="ru-RU"/>
-        </w:rPr>
-        <w:t>open|filtered</w:t>
-      </w:r>
-      <w:proofErr w:type="spellEnd"/>
-      <w:r>
-        <w:rPr>
-          <w:iCs/>
-          <w:szCs w:val="32"/>
-          <w:lang w:eastAsia="ru-RU"/>
-        </w:rPr>
-        <w:t xml:space="preserve"> является неопределённым и требует дополнительной проверки специализированными инструментами. Статус </w:t>
-      </w:r>
-      <w:proofErr w:type="spellStart"/>
-      <w:r>
-        <w:rPr>
-          <w:iCs/>
-          <w:szCs w:val="32"/>
-          <w:lang w:eastAsia="ru-RU"/>
-        </w:rPr>
-        <w:t>closed</w:t>
-      </w:r>
-      <w:proofErr w:type="spellEnd"/>
-      <w:r>
-        <w:rPr>
-          <w:iCs/>
-          <w:szCs w:val="32"/>
-          <w:lang w:eastAsia="ru-RU"/>
-        </w:rPr>
-        <w:t xml:space="preserve"> является достоверным результатом, подтверждённым получением ICMP-сообщения о недоступности порта.</w:t>
+        <w:t xml:space="preserve"> статус open|filtered является неопределённым и требует дополнительной проверки специализированными инструментами. Статус closed является достоверным результатом, подтверждённым получением ICMP-сообщения о недоступности порта.</w:t>
       </w:r>
     </w:p>
     <w:p>
@@ -9076,25 +8276,7 @@
           <w:szCs w:val="32"/>
           <w:lang w:eastAsia="ru-RU"/>
         </w:rPr>
-        <w:t xml:space="preserve">В качестве проверки одного из портов со статусом </w:t>
-      </w:r>
-      <w:proofErr w:type="spellStart"/>
-      <w:r>
-        <w:rPr>
-          <w:iCs/>
-          <w:szCs w:val="32"/>
-          <w:lang w:eastAsia="ru-RU"/>
-        </w:rPr>
-        <w:t>open|filtered</w:t>
-      </w:r>
-      <w:proofErr w:type="spellEnd"/>
-      <w:r>
-        <w:rPr>
-          <w:iCs/>
-          <w:szCs w:val="32"/>
-          <w:lang w:eastAsia="ru-RU"/>
-        </w:rPr>
-        <w:t xml:space="preserve"> была проведена проверка порта 161/UDP (SNMP)</w:t>
+        <w:t>В качестве проверки одного из портов со статусом open|filtered была проведена проверка порта 161/UDP (SNMP)</w:t>
       </w:r>
       <w:r>
         <w:rPr>
@@ -9115,23 +8297,13 @@
           <w:lang w:eastAsia="ru-RU"/>
         </w:rPr>
       </w:pPr>
-      <w:proofErr w:type="spellStart"/>
       <w:r>
         <w:rPr>
           <w:iCs/>
           <w:szCs w:val="32"/>
           <w:lang w:val="en-US" w:eastAsia="ru-RU"/>
         </w:rPr>
-        <w:t>snmpwalk</w:t>
-      </w:r>
-      <w:proofErr w:type="spellEnd"/>
-      <w:r>
-        <w:rPr>
-          <w:iCs/>
-          <w:szCs w:val="32"/>
-          <w:lang w:val="en-US" w:eastAsia="ru-RU"/>
-        </w:rPr>
-        <w:t xml:space="preserve"> -v2c -c public 192.168.0.108</w:t>
+        <w:t>snmpwalk -v2c -c public 192.168.0.108</w:t>
       </w:r>
       <w:r>
         <w:rPr>
@@ -9474,18 +8646,8 @@
           <w:szCs w:val="32"/>
           <w:lang w:eastAsia="ru-RU"/>
         </w:rPr>
-        <w:t xml:space="preserve">Для уточнения состава RPC-сервисов, зарегистрированных через </w:t>
-      </w:r>
-      <w:proofErr w:type="spellStart"/>
-      <w:r>
-        <w:rPr>
-          <w:iCs/>
-          <w:szCs w:val="32"/>
-          <w:lang w:eastAsia="ru-RU"/>
-        </w:rPr>
-        <w:t>rpcbind</w:t>
-      </w:r>
-      <w:proofErr w:type="spellEnd"/>
+        <w:t>Для уточнения состава RPC-сервисов, зарегистрированных через rpcbind</w:t>
+      </w:r>
       <w:r>
         <w:rPr>
           <w:iCs/>
@@ -9553,23 +8715,13 @@
           <w:lang w:eastAsia="ru-RU"/>
         </w:rPr>
       </w:pPr>
-      <w:proofErr w:type="spellStart"/>
-      <w:r>
-        <w:rPr>
-          <w:iCs/>
-          <w:szCs w:val="32"/>
-          <w:lang w:eastAsia="ru-RU"/>
-        </w:rPr>
-        <w:t>rpcinfo</w:t>
-      </w:r>
-      <w:proofErr w:type="spellEnd"/>
-      <w:r>
-        <w:rPr>
-          <w:iCs/>
-          <w:szCs w:val="32"/>
-          <w:lang w:eastAsia="ru-RU"/>
-        </w:rPr>
-        <w:t xml:space="preserve"> -p 192.168.0.108</w:t>
+      <w:r>
+        <w:rPr>
+          <w:iCs/>
+          <w:szCs w:val="32"/>
+          <w:lang w:eastAsia="ru-RU"/>
+        </w:rPr>
+        <w:t>rpcinfo -p 192.168.0.108</w:t>
       </w:r>
       <w:r>
         <w:rPr>
@@ -9718,61 +8870,7 @@
           <w:szCs w:val="32"/>
           <w:lang w:eastAsia="ru-RU"/>
         </w:rPr>
-        <w:t xml:space="preserve">Результат показал, что через </w:t>
-      </w:r>
-      <w:proofErr w:type="spellStart"/>
-      <w:r>
-        <w:rPr>
-          <w:iCs/>
-          <w:szCs w:val="32"/>
-          <w:lang w:eastAsia="ru-RU"/>
-        </w:rPr>
-        <w:t>rpcbind</w:t>
-      </w:r>
-      <w:proofErr w:type="spellEnd"/>
-      <w:r>
-        <w:rPr>
-          <w:iCs/>
-          <w:szCs w:val="32"/>
-          <w:lang w:eastAsia="ru-RU"/>
-        </w:rPr>
-        <w:t xml:space="preserve"> зарегистрирована только сама служба </w:t>
-      </w:r>
-      <w:proofErr w:type="spellStart"/>
-      <w:r>
-        <w:rPr>
-          <w:iCs/>
-          <w:szCs w:val="32"/>
-          <w:lang w:eastAsia="ru-RU"/>
-        </w:rPr>
-        <w:t>portmapper</w:t>
-      </w:r>
-      <w:proofErr w:type="spellEnd"/>
-      <w:r>
-        <w:rPr>
-          <w:iCs/>
-          <w:szCs w:val="32"/>
-          <w:lang w:eastAsia="ru-RU"/>
-        </w:rPr>
-        <w:t xml:space="preserve"> (</w:t>
-      </w:r>
-      <w:proofErr w:type="spellStart"/>
-      <w:r>
-        <w:rPr>
-          <w:iCs/>
-          <w:szCs w:val="32"/>
-          <w:lang w:eastAsia="ru-RU"/>
-        </w:rPr>
-        <w:t>program</w:t>
-      </w:r>
-      <w:proofErr w:type="spellEnd"/>
-      <w:r>
-        <w:rPr>
-          <w:iCs/>
-          <w:szCs w:val="32"/>
-          <w:lang w:eastAsia="ru-RU"/>
-        </w:rPr>
-        <w:t xml:space="preserve"> 100000) в версиях 2–4 для протоколов TCP и UDP на порту 111.</w:t>
+        <w:t>Результат показал, что через rpcbind зарегистрирована только сама служба portmapper (program 100000) в версиях 2–4 для протоколов TCP и UDP на порту 111.</w:t>
       </w:r>
     </w:p>
     <w:p>
@@ -9868,59 +8966,13 @@
           <w:lang w:eastAsia="ru-RU"/>
         </w:rPr>
       </w:pPr>
-      <w:proofErr w:type="spellStart"/>
-      <w:r>
-        <w:rPr>
-          <w:iCs/>
-          <w:szCs w:val="32"/>
-          <w:lang w:eastAsia="ru-RU"/>
-        </w:rPr>
-        <w:t>nmap</w:t>
-      </w:r>
-      <w:proofErr w:type="spellEnd"/>
-      <w:r>
-        <w:rPr>
-          <w:iCs/>
-          <w:szCs w:val="32"/>
-          <w:lang w:eastAsia="ru-RU"/>
-        </w:rPr>
-        <w:t xml:space="preserve"> -</w:t>
-      </w:r>
-      <w:proofErr w:type="spellStart"/>
-      <w:r>
-        <w:rPr>
-          <w:iCs/>
-          <w:szCs w:val="32"/>
-          <w:lang w:eastAsia="ru-RU"/>
-        </w:rPr>
-        <w:t>sV</w:t>
-      </w:r>
-      <w:proofErr w:type="spellEnd"/>
-      <w:r>
-        <w:rPr>
-          <w:iCs/>
-          <w:szCs w:val="32"/>
-          <w:lang w:eastAsia="ru-RU"/>
-        </w:rPr>
-        <w:t xml:space="preserve"> -</w:t>
-      </w:r>
-      <w:proofErr w:type="spellStart"/>
-      <w:r>
-        <w:rPr>
-          <w:iCs/>
-          <w:szCs w:val="32"/>
-          <w:lang w:eastAsia="ru-RU"/>
-        </w:rPr>
-        <w:t>sC</w:t>
-      </w:r>
-      <w:proofErr w:type="spellEnd"/>
-      <w:r>
-        <w:rPr>
-          <w:iCs/>
-          <w:szCs w:val="32"/>
-          <w:lang w:eastAsia="ru-RU"/>
-        </w:rPr>
-        <w:t xml:space="preserve"> -p 5355 192.168.0.108</w:t>
+      <w:r>
+        <w:rPr>
+          <w:iCs/>
+          <w:szCs w:val="32"/>
+          <w:lang w:eastAsia="ru-RU"/>
+        </w:rPr>
+        <w:t>nmap -sV -sC -p 5355 192.168.0.108</w:t>
       </w:r>
       <w:r>
         <w:rPr>
@@ -10027,18 +9079,8 @@
           <w:szCs w:val="32"/>
           <w:lang w:eastAsia="ru-RU"/>
         </w:rPr>
-        <w:t xml:space="preserve">набор стандартных скриптов </w:t>
-      </w:r>
-      <w:proofErr w:type="spellStart"/>
-      <w:r>
-        <w:rPr>
-          <w:iCs/>
-          <w:szCs w:val="32"/>
-          <w:lang w:eastAsia="ru-RU"/>
-        </w:rPr>
-        <w:t>Nma</w:t>
-      </w:r>
-      <w:proofErr w:type="spellEnd"/>
+        <w:t>набор стандартных скриптов Nma</w:t>
+      </w:r>
       <w:r>
         <w:rPr>
           <w:iCs/>
@@ -10353,25 +9395,7 @@
           <w:lang w:eastAsia="ru-RU"/>
         </w:rPr>
         <w:lastRenderedPageBreak/>
-        <w:t xml:space="preserve">специализированных инструментов автоматического анализа (Nmap NSE, </w:t>
-      </w:r>
-      <w:proofErr w:type="spellStart"/>
-      <w:r>
-        <w:rPr>
-          <w:iCs/>
-          <w:szCs w:val="32"/>
-          <w:lang w:eastAsia="ru-RU"/>
-        </w:rPr>
-        <w:t>OpenVAS</w:t>
-      </w:r>
-      <w:proofErr w:type="spellEnd"/>
-      <w:r>
-        <w:rPr>
-          <w:iCs/>
-          <w:szCs w:val="32"/>
-          <w:lang w:eastAsia="ru-RU"/>
-        </w:rPr>
-        <w:t>).</w:t>
+        <w:t>специализированных инструментов автоматического анализа (Nmap NSE, OpenVAS).</w:t>
       </w:r>
     </w:p>
     <w:p>
@@ -10384,94 +9408,90 @@
           <w:lang w:eastAsia="ru-RU"/>
         </w:rPr>
       </w:pPr>
-    </w:p>
-    <w:p>
-      <w:pPr>
+      <w:r>
+        <w:rPr>
+          <w:iCs/>
+          <w:szCs w:val="32"/>
+          <w:lang w:eastAsia="ru-RU"/>
+        </w:rPr>
+        <w:t>Для каждой обнаруженной в ходе разведки службы был выполнен поиск публично известных эксплойтов с использованием локальной базы Exploit-DB (searchsploit).</w:t>
+      </w:r>
+    </w:p>
+    <w:p>
+      <w:pPr>
+        <w:pStyle w:val="a7"/>
+        <w:numPr>
+          <w:ilvl w:val="0"/>
+          <w:numId w:val="8"/>
+        </w:numPr>
         <w:spacing w:before="0" w:after="0" w:line="360" w:lineRule="auto"/>
-        <w:ind w:firstLine="708"/>
-        <w:rPr>
-          <w:iCs/>
-          <w:szCs w:val="32"/>
-          <w:lang w:eastAsia="ru-RU"/>
-        </w:rPr>
-      </w:pPr>
+        <w:rPr>
+          <w:iCs/>
+          <w:szCs w:val="32"/>
+          <w:lang w:val="en-US" w:eastAsia="ru-RU"/>
+        </w:rPr>
+      </w:pPr>
+      <w:r>
+        <w:rPr>
+          <w:iCs/>
+          <w:szCs w:val="32"/>
+          <w:lang w:val="en-US" w:eastAsia="ru-RU"/>
+        </w:rPr>
+        <w:t>OpenSSH 9.9 (</w:t>
+      </w:r>
+      <w:r>
+        <w:rPr>
+          <w:iCs/>
+          <w:szCs w:val="32"/>
+          <w:lang w:eastAsia="ru-RU"/>
+        </w:rPr>
+        <w:t>порт</w:t>
+      </w:r>
+      <w:r>
+        <w:rPr>
+          <w:iCs/>
+          <w:szCs w:val="32"/>
+          <w:lang w:val="en-US" w:eastAsia="ru-RU"/>
+        </w:rPr>
+        <w:t xml:space="preserve"> 22/tcp):</w:t>
+      </w:r>
+      <w:r>
+        <w:rPr>
+          <w:iCs/>
+          <w:szCs w:val="32"/>
+          <w:lang w:val="en-US" w:eastAsia="ru-RU"/>
+        </w:rPr>
+        <w:t xml:space="preserve"> </w:t>
+      </w:r>
+      <w:r>
+        <w:rPr>
+          <w:iCs/>
+          <w:szCs w:val="32"/>
+          <w:lang w:val="en-US" w:eastAsia="ru-RU"/>
+        </w:rPr>
+        <w:t>searchsploit OpenSSH 9.9</w:t>
+      </w:r>
     </w:p>
     <w:p>
       <w:pPr>
         <w:spacing w:before="0" w:after="0" w:line="360" w:lineRule="auto"/>
-        <w:ind w:firstLine="708"/>
-        <w:rPr>
-          <w:iCs/>
-          <w:szCs w:val="32"/>
-          <w:lang w:eastAsia="ru-RU"/>
-        </w:rPr>
-      </w:pPr>
-    </w:p>
-    <w:p>
-      <w:pPr>
-        <w:spacing w:before="0" w:after="0" w:line="360" w:lineRule="auto"/>
-        <w:ind w:firstLine="708"/>
-        <w:rPr>
-          <w:iCs/>
-          <w:szCs w:val="32"/>
-          <w:lang w:eastAsia="ru-RU"/>
-        </w:rPr>
-      </w:pPr>
-    </w:p>
-    <w:p>
-      <w:pPr>
-        <w:spacing w:before="0" w:after="0" w:line="360" w:lineRule="auto"/>
-        <w:ind w:firstLine="708"/>
-        <w:rPr>
-          <w:iCs/>
-          <w:szCs w:val="32"/>
-          <w:lang w:eastAsia="ru-RU"/>
-        </w:rPr>
-      </w:pPr>
-    </w:p>
-    <w:p>
-      <w:pPr>
-        <w:spacing w:before="0" w:after="0" w:line="360" w:lineRule="auto"/>
-        <w:ind w:firstLine="708"/>
-        <w:rPr>
-          <w:iCs/>
-          <w:szCs w:val="32"/>
-          <w:lang w:eastAsia="ru-RU"/>
-        </w:rPr>
-      </w:pPr>
-    </w:p>
-    <w:p>
-      <w:pPr>
-        <w:spacing w:before="0" w:after="0" w:line="360" w:lineRule="auto"/>
-        <w:ind w:firstLine="708"/>
-        <w:rPr>
-          <w:iCs/>
-          <w:szCs w:val="32"/>
-          <w:lang w:eastAsia="ru-RU"/>
-        </w:rPr>
-      </w:pPr>
-    </w:p>
-    <w:p>
-      <w:pPr>
-        <w:spacing w:before="0" w:after="0" w:line="360" w:lineRule="auto"/>
-        <w:ind w:firstLine="0"/>
-        <w:rPr>
-          <w:iCs/>
-          <w:szCs w:val="32"/>
-          <w:lang w:eastAsia="ru-RU"/>
-        </w:rPr>
-      </w:pPr>
-      <w:r>
-        <w:rPr>
-          <w:iCs/>
-          <w:szCs w:val="32"/>
-          <w:lang w:eastAsia="ru-RU"/>
+        <w:jc w:val="center"/>
+        <w:rPr>
+          <w:iCs/>
+          <w:szCs w:val="32"/>
+          <w:lang w:eastAsia="ru-RU"/>
+        </w:rPr>
+      </w:pPr>
+      <w:r>
+        <w:rPr>
+          <w:noProof/>
+          <w14:ligatures w14:val="standardContextual"/>
         </w:rPr>
         <w:drawing>
-          <wp:inline distT="0" distB="0" distL="0" distR="0" wp14:anchorId="58649CDB" wp14:editId="0D1A2576">
-            <wp:extent cx="6119495" cy="1724660"/>
-            <wp:effectExtent l="0" t="0" r="0" b="8890"/>
-            <wp:docPr id="5" name="Рисунок 5"/>
+          <wp:inline distT="0" distB="0" distL="0" distR="0" wp14:anchorId="424C117F" wp14:editId="7B4801C9">
+            <wp:extent cx="2457450" cy="781050"/>
+            <wp:effectExtent l="0" t="0" r="0" b="0"/>
+            <wp:docPr id="16" name="Рисунок 16"/>
             <wp:cNvGraphicFramePr>
               <a:graphicFrameLocks xmlns:a="http://schemas.openxmlformats.org/drawingml/2006/main" noChangeAspect="1"/>
             </wp:cNvGraphicFramePr>
@@ -10491,7 +9511,7 @@
                   <pic:spPr>
                     <a:xfrm>
                       <a:off x="0" y="0"/>
-                      <a:ext cx="6119495" cy="1724660"/>
+                      <a:ext cx="2457450" cy="781050"/>
                     </a:xfrm>
                     <a:prstGeom prst="rect">
                       <a:avLst/>
@@ -10508,224 +9528,139 @@
       <w:pPr>
         <w:spacing w:before="0" w:after="0" w:line="360" w:lineRule="auto"/>
         <w:ind w:firstLine="708"/>
-        <w:rPr>
-          <w:iCs/>
-          <w:szCs w:val="32"/>
-          <w:lang w:eastAsia="ru-RU"/>
-        </w:rPr>
-      </w:pPr>
-      <w:r>
-        <w:rPr>
-          <w:iCs/>
-          <w:szCs w:val="32"/>
-          <w:lang w:eastAsia="ru-RU"/>
-        </w:rPr>
-        <w:t xml:space="preserve">В ходе тестирования был успешно применён публичный эксплойт </w:t>
-      </w:r>
-      <w:proofErr w:type="spellStart"/>
-      <w:r>
-        <w:rPr>
-          <w:iCs/>
-          <w:szCs w:val="32"/>
-          <w:lang w:eastAsia="ru-RU"/>
-        </w:rPr>
-        <w:t>rpcbomb</w:t>
-      </w:r>
-      <w:proofErr w:type="spellEnd"/>
-      <w:r>
-        <w:rPr>
-          <w:iCs/>
-          <w:szCs w:val="32"/>
-          <w:lang w:eastAsia="ru-RU"/>
-        </w:rPr>
-        <w:t xml:space="preserve"> (</w:t>
-      </w:r>
-      <w:proofErr w:type="spellStart"/>
-      <w:r>
-        <w:rPr>
-          <w:iCs/>
-          <w:szCs w:val="32"/>
-          <w:lang w:eastAsia="ru-RU"/>
-        </w:rPr>
-        <w:t>Exploit</w:t>
-      </w:r>
-      <w:proofErr w:type="spellEnd"/>
-      <w:r>
-        <w:rPr>
-          <w:iCs/>
-          <w:szCs w:val="32"/>
-          <w:lang w:eastAsia="ru-RU"/>
-        </w:rPr>
-        <w:t xml:space="preserve">-DB 41974). В результате атаки сервис </w:t>
-      </w:r>
-      <w:proofErr w:type="spellStart"/>
-      <w:r>
-        <w:rPr>
-          <w:iCs/>
-          <w:szCs w:val="32"/>
-          <w:lang w:eastAsia="ru-RU"/>
-        </w:rPr>
-        <w:t>rpcbind</w:t>
-      </w:r>
-      <w:proofErr w:type="spellEnd"/>
-      <w:r>
-        <w:rPr>
-          <w:iCs/>
-          <w:szCs w:val="32"/>
-          <w:lang w:eastAsia="ru-RU"/>
-        </w:rPr>
-        <w:t xml:space="preserve"> перестал отвечать и был выгружен из системы (Unit </w:t>
-      </w:r>
-      <w:proofErr w:type="spellStart"/>
-      <w:proofErr w:type="gramStart"/>
-      <w:r>
-        <w:rPr>
-          <w:iCs/>
-          <w:szCs w:val="32"/>
-          <w:lang w:eastAsia="ru-RU"/>
-        </w:rPr>
-        <w:t>rpcbind.service</w:t>
-      </w:r>
-      <w:proofErr w:type="spellEnd"/>
-      <w:proofErr w:type="gramEnd"/>
-      <w:r>
-        <w:rPr>
-          <w:iCs/>
-          <w:szCs w:val="32"/>
-          <w:lang w:eastAsia="ru-RU"/>
+        <w:jc w:val="center"/>
+        <w:rPr>
+          <w:iCs/>
+          <w:szCs w:val="32"/>
+          <w:lang w:eastAsia="ru-RU"/>
+        </w:rPr>
+      </w:pPr>
+      <w:r>
+        <w:rPr>
+          <w:iCs/>
+          <w:szCs w:val="32"/>
+          <w:lang w:eastAsia="ru-RU"/>
+        </w:rPr>
+        <w:t xml:space="preserve">Рисунок </w:t>
+      </w:r>
+      <w:r>
+        <w:rPr>
+          <w:iCs/>
+          <w:szCs w:val="32"/>
+          <w:lang w:eastAsia="ru-RU"/>
+        </w:rPr>
+        <w:t>9</w:t>
+      </w:r>
+      <w:r>
+        <w:rPr>
+          <w:iCs/>
+          <w:szCs w:val="32"/>
+          <w:lang w:eastAsia="ru-RU"/>
+        </w:rPr>
+        <w:t xml:space="preserve">. </w:t>
+      </w:r>
+      <w:r>
+        <w:rPr>
+          <w:iCs/>
+          <w:szCs w:val="32"/>
+          <w:lang w:eastAsia="ru-RU"/>
+        </w:rPr>
+        <w:t>Результаты поиска эксплойтов для OpenSSH 9.9 в базе Exploit-DB</w:t>
+      </w:r>
+    </w:p>
+    <w:p>
+      <w:pPr>
+        <w:spacing w:before="0" w:after="0" w:line="360" w:lineRule="auto"/>
+        <w:rPr>
+          <w:iCs/>
+          <w:szCs w:val="32"/>
+          <w:lang w:eastAsia="ru-RU"/>
+        </w:rPr>
+      </w:pPr>
+      <w:r>
+        <w:rPr>
+          <w:iCs/>
+          <w:szCs w:val="32"/>
+          <w:lang w:eastAsia="ru-RU"/>
+        </w:rPr>
+        <w:t>Публичных эксплойтов для установленной версии OpenSSH в базе Exploit-DB не найдено, что свидетельствует об отсутствии задокументированных критичных уязвимостей для данной версии на момент проведения тестирования.</w:t>
+      </w:r>
+    </w:p>
+    <w:p>
+      <w:pPr>
+        <w:pStyle w:val="a7"/>
+        <w:numPr>
+          <w:ilvl w:val="0"/>
+          <w:numId w:val="8"/>
+        </w:numPr>
+        <w:spacing w:before="0" w:after="0" w:line="360" w:lineRule="auto"/>
+        <w:rPr>
+          <w:iCs/>
+          <w:szCs w:val="32"/>
+          <w:lang w:val="en-US" w:eastAsia="ru-RU"/>
+        </w:rPr>
+      </w:pPr>
+      <w:r>
+        <w:rPr>
+          <w:iCs/>
+          <w:szCs w:val="32"/>
+          <w:lang w:val="en-US" w:eastAsia="ru-RU"/>
+        </w:rPr>
+        <w:t>rpcbind (</w:t>
+      </w:r>
+      <w:r>
+        <w:rPr>
+          <w:iCs/>
+          <w:szCs w:val="32"/>
+          <w:lang w:eastAsia="ru-RU"/>
+        </w:rPr>
+        <w:t>порт</w:t>
+      </w:r>
+      <w:r>
+        <w:rPr>
+          <w:iCs/>
+          <w:szCs w:val="32"/>
+          <w:lang w:val="en-US" w:eastAsia="ru-RU"/>
+        </w:rPr>
+        <w:t xml:space="preserve"> 111/tcp):</w:t>
+      </w:r>
+      <w:r>
+        <w:rPr>
+          <w:iCs/>
+          <w:szCs w:val="32"/>
+          <w:lang w:val="en-US" w:eastAsia="ru-RU"/>
         </w:rPr>
         <w:t xml:space="preserve"> </w:t>
       </w:r>
-      <w:proofErr w:type="spellStart"/>
-      <w:r>
-        <w:rPr>
-          <w:iCs/>
-          <w:szCs w:val="32"/>
-          <w:lang w:eastAsia="ru-RU"/>
-        </w:rPr>
-        <w:t>could</w:t>
-      </w:r>
-      <w:proofErr w:type="spellEnd"/>
-      <w:r>
-        <w:rPr>
-          <w:iCs/>
-          <w:szCs w:val="32"/>
-          <w:lang w:eastAsia="ru-RU"/>
-        </w:rPr>
-        <w:t xml:space="preserve"> </w:t>
-      </w:r>
-      <w:proofErr w:type="spellStart"/>
-      <w:r>
-        <w:rPr>
-          <w:iCs/>
-          <w:szCs w:val="32"/>
-          <w:lang w:eastAsia="ru-RU"/>
-        </w:rPr>
-        <w:t>not</w:t>
-      </w:r>
-      <w:proofErr w:type="spellEnd"/>
-      <w:r>
-        <w:rPr>
-          <w:iCs/>
-          <w:szCs w:val="32"/>
-          <w:lang w:eastAsia="ru-RU"/>
-        </w:rPr>
-        <w:t xml:space="preserve"> </w:t>
-      </w:r>
-      <w:proofErr w:type="spellStart"/>
-      <w:r>
-        <w:rPr>
-          <w:iCs/>
-          <w:szCs w:val="32"/>
-          <w:lang w:eastAsia="ru-RU"/>
-        </w:rPr>
-        <w:t>be</w:t>
-      </w:r>
-      <w:proofErr w:type="spellEnd"/>
-      <w:r>
-        <w:rPr>
-          <w:iCs/>
-          <w:szCs w:val="32"/>
-          <w:lang w:eastAsia="ru-RU"/>
-        </w:rPr>
-        <w:t xml:space="preserve"> </w:t>
-      </w:r>
-      <w:proofErr w:type="spellStart"/>
-      <w:r>
-        <w:rPr>
-          <w:iCs/>
-          <w:szCs w:val="32"/>
-          <w:lang w:eastAsia="ru-RU"/>
-        </w:rPr>
-        <w:t>found</w:t>
-      </w:r>
-      <w:proofErr w:type="spellEnd"/>
-      <w:r>
-        <w:rPr>
-          <w:iCs/>
-          <w:szCs w:val="32"/>
-          <w:lang w:eastAsia="ru-RU"/>
-        </w:rPr>
-        <w:t xml:space="preserve">). Это подтверждает наличие уязвимости типа </w:t>
-      </w:r>
-      <w:proofErr w:type="spellStart"/>
-      <w:r>
-        <w:rPr>
-          <w:iCs/>
-          <w:szCs w:val="32"/>
-          <w:lang w:eastAsia="ru-RU"/>
-        </w:rPr>
-        <w:t>Denial</w:t>
-      </w:r>
-      <w:proofErr w:type="spellEnd"/>
-      <w:r>
-        <w:rPr>
-          <w:iCs/>
-          <w:szCs w:val="32"/>
-          <w:lang w:eastAsia="ru-RU"/>
-        </w:rPr>
-        <w:t xml:space="preserve"> </w:t>
-      </w:r>
-      <w:proofErr w:type="spellStart"/>
-      <w:r>
-        <w:rPr>
-          <w:iCs/>
-          <w:szCs w:val="32"/>
-          <w:lang w:eastAsia="ru-RU"/>
-        </w:rPr>
-        <w:t>of</w:t>
-      </w:r>
-      <w:proofErr w:type="spellEnd"/>
-      <w:r>
-        <w:rPr>
-          <w:iCs/>
-          <w:szCs w:val="32"/>
-          <w:lang w:eastAsia="ru-RU"/>
-        </w:rPr>
-        <w:t xml:space="preserve"> Service.</w:t>
+      <w:r>
+        <w:rPr>
+          <w:iCs/>
+          <w:szCs w:val="32"/>
+          <w:lang w:val="en-US" w:eastAsia="ru-RU"/>
+        </w:rPr>
+        <w:t>searchsploit rpcbind</w:t>
       </w:r>
     </w:p>
     <w:p>
       <w:pPr>
         <w:spacing w:before="0" w:after="0" w:line="360" w:lineRule="auto"/>
-        <w:ind w:firstLine="708"/>
-        <w:rPr>
-          <w:iCs/>
-          <w:szCs w:val="32"/>
-          <w:lang w:eastAsia="ru-RU"/>
-        </w:rPr>
-      </w:pPr>
-      <w:r>
-        <w:rPr>
-          <w:iCs/>
-          <w:szCs w:val="32"/>
-          <w:lang w:eastAsia="ru-RU"/>
+        <w:ind w:firstLine="0"/>
+        <w:jc w:val="center"/>
+        <w:rPr>
+          <w:iCs/>
+          <w:szCs w:val="32"/>
+          <w:lang w:val="en-US" w:eastAsia="ru-RU"/>
+        </w:rPr>
+      </w:pPr>
+      <w:r>
+        <w:rPr>
+          <w:noProof/>
         </w:rPr>
         <w:drawing>
-          <wp:inline distT="0" distB="0" distL="0" distR="0" wp14:anchorId="6D9E7D1A" wp14:editId="7432413C">
-            <wp:extent cx="6030167" cy="1648055"/>
-            <wp:effectExtent l="0" t="0" r="8890" b="9525"/>
-            <wp:docPr id="6" name="Рисунок 6"/>
+          <wp:inline distT="0" distB="0" distL="0" distR="0" wp14:anchorId="14BAB79C" wp14:editId="5A22A10E">
+            <wp:extent cx="6067425" cy="1628775"/>
+            <wp:effectExtent l="0" t="0" r="9525" b="9525"/>
+            <wp:docPr id="18" name="Рисунок 18"/>
             <wp:cNvGraphicFramePr>
               <a:graphicFrameLocks xmlns:a="http://schemas.openxmlformats.org/drawingml/2006/main" noChangeAspect="1"/>
             </wp:cNvGraphicFramePr>
@@ -10745,7 +9680,7 @@
                   <pic:spPr>
                     <a:xfrm>
                       <a:off x="0" y="0"/>
-                      <a:ext cx="6030167" cy="1648055"/>
+                      <a:ext cx="6067425" cy="1628775"/>
                     </a:xfrm>
                     <a:prstGeom prst="rect">
                       <a:avLst/>
@@ -10761,25 +9696,208 @@
     <w:p>
       <w:pPr>
         <w:spacing w:before="0" w:after="0" w:line="360" w:lineRule="auto"/>
-        <w:ind w:firstLine="0"/>
-        <w:rPr>
-          <w:iCs/>
-          <w:szCs w:val="32"/>
-          <w:lang w:eastAsia="ru-RU"/>
-        </w:rPr>
-      </w:pPr>
-      <w:r>
-        <w:rPr>
-          <w:iCs/>
-          <w:szCs w:val="32"/>
-          <w:lang w:eastAsia="ru-RU"/>
+        <w:ind w:firstLine="708"/>
+        <w:jc w:val="center"/>
+        <w:rPr>
+          <w:iCs/>
+          <w:szCs w:val="32"/>
+          <w:lang w:eastAsia="ru-RU"/>
+        </w:rPr>
+      </w:pPr>
+      <w:r>
+        <w:rPr>
+          <w:iCs/>
+          <w:szCs w:val="32"/>
+          <w:lang w:eastAsia="ru-RU"/>
+        </w:rPr>
+        <w:t xml:space="preserve">Рисунок </w:t>
+      </w:r>
+      <w:r>
+        <w:rPr>
+          <w:iCs/>
+          <w:szCs w:val="32"/>
+          <w:lang w:eastAsia="ru-RU"/>
+        </w:rPr>
+        <w:t>10</w:t>
+      </w:r>
+      <w:r>
+        <w:rPr>
+          <w:iCs/>
+          <w:szCs w:val="32"/>
+          <w:lang w:eastAsia="ru-RU"/>
+        </w:rPr>
+        <w:t xml:space="preserve">. </w:t>
+      </w:r>
+      <w:r>
+        <w:rPr>
+          <w:iCs/>
+          <w:szCs w:val="32"/>
+          <w:lang w:eastAsia="ru-RU"/>
+        </w:rPr>
+        <w:t>Результаты поиска эксплойтов для службы rpcbind в базе Exploit-DB</w:t>
+      </w:r>
+    </w:p>
+    <w:p>
+      <w:pPr>
+        <w:spacing w:before="0" w:after="0" w:line="360" w:lineRule="auto"/>
+        <w:ind w:firstLine="708"/>
+        <w:rPr>
+          <w:iCs/>
+          <w:szCs w:val="32"/>
+          <w:lang w:eastAsia="ru-RU"/>
+        </w:rPr>
+      </w:pPr>
+      <w:r>
+        <w:rPr>
+          <w:iCs/>
+          <w:szCs w:val="32"/>
+          <w:lang w:eastAsia="ru-RU"/>
+        </w:rPr>
+        <w:t>Все найденные эксплойты относятся к классу «отказ в обслуживании» (Denial of Service) и не предоставляют возможности удалённого выполнения кода или повышения привилегий. Для проверки актуальности уязвимости относительно установленной версии службы (rpcbind 2–4) был проведён детальный анализ эксплойта EDB-ID 41974</w:t>
+      </w:r>
+      <w:r>
+        <w:rPr>
+          <w:iCs/>
+          <w:szCs w:val="32"/>
+          <w:lang w:eastAsia="ru-RU"/>
+        </w:rPr>
+        <w:t>.</w:t>
+      </w:r>
+    </w:p>
+    <w:p>
+      <w:pPr>
+        <w:spacing w:before="0" w:after="0" w:line="360" w:lineRule="auto"/>
+        <w:ind w:firstLine="708"/>
+        <w:rPr>
+          <w:iCs/>
+          <w:szCs w:val="32"/>
+          <w:lang w:eastAsia="ru-RU"/>
+        </w:rPr>
+      </w:pPr>
+      <w:r>
+        <w:rPr>
+          <w:iCs/>
+          <w:szCs w:val="32"/>
+          <w:lang w:eastAsia="ru-RU"/>
+        </w:rPr>
+        <w:t>Дополнительно был выполнен запуск специализированного набора скриптов Nmap, ориентированного на выявление известных уязвимостей:</w:t>
+      </w:r>
+    </w:p>
+    <w:p>
+      <w:pPr>
+        <w:spacing w:before="0" w:after="0" w:line="360" w:lineRule="auto"/>
+        <w:ind w:firstLine="708"/>
+        <w:rPr>
+          <w:iCs/>
+          <w:szCs w:val="32"/>
+          <w:lang w:eastAsia="ru-RU"/>
+        </w:rPr>
+      </w:pPr>
+      <w:r>
+        <w:rPr>
+          <w:iCs/>
+          <w:szCs w:val="32"/>
+          <w:lang w:val="en-US" w:eastAsia="ru-RU"/>
         </w:rPr>
         <w:lastRenderedPageBreak/>
+        <w:t>n</w:t>
+      </w:r>
+      <w:r>
+        <w:rPr>
+          <w:iCs/>
+          <w:szCs w:val="32"/>
+          <w:lang w:eastAsia="ru-RU"/>
+        </w:rPr>
+        <w:t>map --script vuln 192.168.0.108</w:t>
+      </w:r>
+      <w:r>
+        <w:rPr>
+          <w:iCs/>
+          <w:szCs w:val="32"/>
+          <w:lang w:eastAsia="ru-RU"/>
+        </w:rPr>
+        <w:t>,</w:t>
+      </w:r>
+    </w:p>
+    <w:p>
+      <w:pPr>
+        <w:spacing w:before="0" w:after="0" w:line="360" w:lineRule="auto"/>
+        <w:ind w:firstLine="708"/>
+        <w:rPr>
+          <w:iCs/>
+          <w:szCs w:val="32"/>
+          <w:lang w:eastAsia="ru-RU"/>
+        </w:rPr>
+      </w:pPr>
+      <w:r>
+        <w:rPr>
+          <w:iCs/>
+          <w:szCs w:val="32"/>
+          <w:lang w:eastAsia="ru-RU"/>
+        </w:rPr>
+        <w:t>где –</w:t>
+      </w:r>
+      <w:r>
+        <w:rPr>
+          <w:iCs/>
+          <w:szCs w:val="32"/>
+          <w:lang w:val="en-US" w:eastAsia="ru-RU"/>
+        </w:rPr>
+        <w:t>script</w:t>
+      </w:r>
+      <w:r>
+        <w:rPr>
+          <w:iCs/>
+          <w:szCs w:val="32"/>
+          <w:lang w:eastAsia="ru-RU"/>
+        </w:rPr>
+        <w:t xml:space="preserve"> </w:t>
+      </w:r>
+      <w:r>
+        <w:rPr>
+          <w:iCs/>
+          <w:szCs w:val="32"/>
+          <w:lang w:val="en-US" w:eastAsia="ru-RU"/>
+        </w:rPr>
+        <w:t>vuln</w:t>
+      </w:r>
+      <w:r>
+        <w:rPr>
+          <w:iCs/>
+          <w:szCs w:val="32"/>
+          <w:lang w:eastAsia="ru-RU"/>
+        </w:rPr>
+        <w:t xml:space="preserve"> </w:t>
+      </w:r>
+      <w:r>
+        <w:rPr>
+          <w:iCs/>
+          <w:szCs w:val="32"/>
+          <w:lang w:eastAsia="ru-RU"/>
+        </w:rPr>
+        <w:t>это набор скриптов, которые относятся к уязвимостям.</w:t>
+      </w:r>
+    </w:p>
+    <w:p>
+      <w:pPr>
+        <w:spacing w:before="0" w:after="0" w:line="360" w:lineRule="auto"/>
+        <w:ind w:firstLine="708"/>
+        <w:rPr>
+          <w:iCs/>
+          <w:szCs w:val="32"/>
+          <w:lang w:eastAsia="ru-RU"/>
+        </w:rPr>
+      </w:pPr>
+      <w:r>
+        <w:rPr>
+          <w:noProof/>
+          <w14:ligatures w14:val="standardContextual"/>
+        </w:rPr>
         <w:drawing>
-          <wp:inline distT="0" distB="0" distL="0" distR="0" wp14:anchorId="2CA36FE9" wp14:editId="7FBA9918">
-            <wp:extent cx="6119495" cy="4039235"/>
+          <wp:inline distT="0" distB="0" distL="0" distR="0" wp14:anchorId="07A20F76" wp14:editId="6D53B8A6">
+            <wp:extent cx="5165278" cy="1933575"/>
             <wp:effectExtent l="0" t="0" r="0" b="0"/>
-            <wp:docPr id="7" name="Рисунок 7"/>
+            <wp:docPr id="19" name="Рисунок 19"/>
             <wp:cNvGraphicFramePr>
               <a:graphicFrameLocks xmlns:a="http://schemas.openxmlformats.org/drawingml/2006/main" noChangeAspect="1"/>
             </wp:cNvGraphicFramePr>
@@ -10799,7 +9917,7 @@
                   <pic:spPr>
                     <a:xfrm>
                       <a:off x="0" y="0"/>
-                      <a:ext cx="6119495" cy="4039235"/>
+                      <a:ext cx="5166055" cy="1933866"/>
                     </a:xfrm>
                     <a:prstGeom prst="rect">
                       <a:avLst/>
@@ -10815,24 +9933,133 @@
     <w:p>
       <w:pPr>
         <w:spacing w:before="0" w:after="0" w:line="360" w:lineRule="auto"/>
+        <w:ind w:firstLine="708"/>
+        <w:jc w:val="center"/>
+        <w:rPr>
+          <w:iCs/>
+          <w:szCs w:val="32"/>
+          <w:lang w:eastAsia="ru-RU"/>
+        </w:rPr>
+      </w:pPr>
+      <w:r>
+        <w:rPr>
+          <w:iCs/>
+          <w:szCs w:val="32"/>
+          <w:lang w:eastAsia="ru-RU"/>
+        </w:rPr>
+        <w:t>Рисунок 1</w:t>
+      </w:r>
+      <w:r>
+        <w:rPr>
+          <w:iCs/>
+          <w:szCs w:val="32"/>
+          <w:lang w:eastAsia="ru-RU"/>
+        </w:rPr>
+        <w:t>1</w:t>
+      </w:r>
+      <w:r>
+        <w:rPr>
+          <w:iCs/>
+          <w:szCs w:val="32"/>
+          <w:lang w:eastAsia="ru-RU"/>
+        </w:rPr>
+        <w:t xml:space="preserve">. </w:t>
+      </w:r>
+      <w:r>
+        <w:rPr>
+          <w:iCs/>
+          <w:szCs w:val="32"/>
+          <w:lang w:eastAsia="ru-RU"/>
+        </w:rPr>
+        <w:t>Результаты автоматической проверки уязвимостей средствами Nmap NSE (--script vuln)</w:t>
+      </w:r>
+    </w:p>
+    <w:p>
+      <w:pPr>
+        <w:spacing w:before="0" w:after="0" w:line="360" w:lineRule="auto"/>
+        <w:ind w:firstLine="708"/>
+        <w:rPr>
+          <w:iCs/>
+          <w:szCs w:val="32"/>
+          <w:lang w:eastAsia="ru-RU"/>
+        </w:rPr>
+      </w:pPr>
+      <w:r>
+        <w:rPr>
+          <w:iCs/>
+          <w:szCs w:val="32"/>
+          <w:lang w:eastAsia="ru-RU"/>
+        </w:rPr>
+        <w:t>Сканирование не выявило уязвимостей с готовыми детектирующими скриптами на открытых портах целевой системы. Отсутствие результатов не свидетельствует о полном отсутствии проблем безопасности, а лишь означает отсутствие для данной конфигурации известных уязвимостей с автоматическими NSE-проверками в базе Nmap.</w:t>
+      </w:r>
+    </w:p>
+    <w:p>
+      <w:pPr>
+        <w:spacing w:before="0" w:after="0" w:line="360" w:lineRule="auto"/>
+        <w:ind w:firstLine="708"/>
+        <w:rPr>
+          <w:iCs/>
+          <w:szCs w:val="32"/>
+          <w:lang w:eastAsia="ru-RU"/>
+        </w:rPr>
+      </w:pPr>
+      <w:r>
+        <w:rPr>
+          <w:iCs/>
+          <w:szCs w:val="32"/>
+          <w:lang w:eastAsia="ru-RU"/>
+        </w:rPr>
+        <w:t>С использованием флага определения версии сервиса и стандартного набора скриптов Nmap (-sV -sC) был проведён анализ конфигурации службы OpenSSH на порту 22/tcp:</w:t>
+      </w:r>
+      <w:r>
+        <w:rPr>
+          <w:iCs/>
+          <w:szCs w:val="32"/>
+          <w:lang w:eastAsia="ru-RU"/>
+        </w:rPr>
+        <w:t xml:space="preserve"> </w:t>
+      </w:r>
+    </w:p>
+    <w:p>
+      <w:pPr>
+        <w:spacing w:before="0" w:after="0" w:line="360" w:lineRule="auto"/>
+        <w:ind w:firstLine="708"/>
+        <w:rPr>
+          <w:iCs/>
+          <w:szCs w:val="32"/>
+          <w:lang w:eastAsia="ru-RU"/>
+        </w:rPr>
+      </w:pPr>
+      <w:r>
+        <w:rPr>
+          <w:iCs/>
+          <w:szCs w:val="32"/>
+          <w:lang w:eastAsia="ru-RU"/>
+        </w:rPr>
+        <w:t>nmap -sV -sC -p 22 192.168.0.108</w:t>
+      </w:r>
+    </w:p>
+    <w:p>
+      <w:pPr>
+        <w:spacing w:before="0" w:after="0" w:line="360" w:lineRule="auto"/>
         <w:ind w:firstLine="0"/>
-        <w:rPr>
-          <w:iCs/>
-          <w:szCs w:val="32"/>
-          <w:lang w:eastAsia="ru-RU"/>
-        </w:rPr>
-      </w:pPr>
-      <w:r>
-        <w:rPr>
-          <w:iCs/>
-          <w:szCs w:val="32"/>
-          <w:lang w:eastAsia="ru-RU"/>
+        <w:jc w:val="center"/>
+        <w:rPr>
+          <w:iCs/>
+          <w:szCs w:val="32"/>
+          <w:lang w:eastAsia="ru-RU"/>
+        </w:rPr>
+      </w:pPr>
+      <w:r>
+        <w:rPr>
+          <w:noProof/>
+          <w14:ligatures w14:val="standardContextual"/>
         </w:rPr>
         <w:drawing>
-          <wp:inline distT="0" distB="0" distL="0" distR="0" wp14:anchorId="1324100F" wp14:editId="4D488681">
-            <wp:extent cx="6119495" cy="3853815"/>
-            <wp:effectExtent l="0" t="0" r="0" b="0"/>
-            <wp:docPr id="8" name="Рисунок 8"/>
+          <wp:inline distT="0" distB="0" distL="0" distR="0" wp14:anchorId="394389B8" wp14:editId="0D41BF4D">
+            <wp:extent cx="5772150" cy="2511616"/>
+            <wp:effectExtent l="0" t="0" r="0" b="3175"/>
+            <wp:docPr id="20" name="Рисунок 20"/>
             <wp:cNvGraphicFramePr>
               <a:graphicFrameLocks xmlns:a="http://schemas.openxmlformats.org/drawingml/2006/main" noChangeAspect="1"/>
             </wp:cNvGraphicFramePr>
@@ -10852,7 +10079,7 @@
                   <pic:spPr>
                     <a:xfrm>
                       <a:off x="0" y="0"/>
-                      <a:ext cx="6119495" cy="3853815"/>
+                      <a:ext cx="5774667" cy="2512711"/>
                     </a:xfrm>
                     <a:prstGeom prst="rect">
                       <a:avLst/>
@@ -10868,6 +10095,124 @@
     <w:p>
       <w:pPr>
         <w:spacing w:before="0" w:after="0" w:line="360" w:lineRule="auto"/>
+        <w:ind w:firstLine="708"/>
+        <w:jc w:val="center"/>
+        <w:rPr>
+          <w:iCs/>
+          <w:szCs w:val="32"/>
+          <w:lang w:eastAsia="ru-RU"/>
+        </w:rPr>
+      </w:pPr>
+      <w:r>
+        <w:rPr>
+          <w:iCs/>
+          <w:szCs w:val="32"/>
+          <w:lang w:eastAsia="ru-RU"/>
+        </w:rPr>
+        <w:t>Рисунок 1</w:t>
+      </w:r>
+      <w:r>
+        <w:rPr>
+          <w:iCs/>
+          <w:szCs w:val="32"/>
+          <w:lang w:eastAsia="ru-RU"/>
+        </w:rPr>
+        <w:t>2</w:t>
+      </w:r>
+      <w:r>
+        <w:rPr>
+          <w:iCs/>
+          <w:szCs w:val="32"/>
+          <w:lang w:eastAsia="ru-RU"/>
+        </w:rPr>
+        <w:t xml:space="preserve">. </w:t>
+      </w:r>
+      <w:r>
+        <w:rPr>
+          <w:iCs/>
+          <w:szCs w:val="32"/>
+          <w:lang w:eastAsia="ru-RU"/>
+        </w:rPr>
+        <w:t xml:space="preserve">Результаты </w:t>
+      </w:r>
+      <w:r>
+        <w:rPr>
+          <w:iCs/>
+          <w:szCs w:val="32"/>
+          <w:lang w:eastAsia="ru-RU"/>
+        </w:rPr>
+        <w:t>анализ</w:t>
+      </w:r>
+      <w:r>
+        <w:rPr>
+          <w:iCs/>
+          <w:szCs w:val="32"/>
+          <w:lang w:eastAsia="ru-RU"/>
+        </w:rPr>
+        <w:t>а</w:t>
+      </w:r>
+      <w:r>
+        <w:rPr>
+          <w:iCs/>
+          <w:szCs w:val="32"/>
+          <w:lang w:eastAsia="ru-RU"/>
+        </w:rPr>
+        <w:t xml:space="preserve"> конфигурации службы OpenSSH на порту 22/tcp</w:t>
+      </w:r>
+    </w:p>
+    <w:p>
+      <w:pPr>
+        <w:spacing w:before="0" w:after="0" w:line="360" w:lineRule="auto"/>
+        <w:ind w:firstLine="708"/>
+        <w:rPr>
+          <w:iCs/>
+          <w:szCs w:val="32"/>
+          <w:lang w:eastAsia="ru-RU"/>
+        </w:rPr>
+      </w:pPr>
+      <w:r>
+        <w:rPr>
+          <w:iCs/>
+          <w:szCs w:val="32"/>
+          <w:lang w:eastAsia="ru-RU"/>
+        </w:rPr>
+        <w:lastRenderedPageBreak/>
+        <w:t>Установлено, что сервер допускает аутентификацию по паролю (password authentication), при этом аутентификация по открытому ключу (public key authentication) не задействована. Используемые алгоритмы шифрования и обмена ключами соответствуют современным криптографическим стандартам и не содержат устаревших, скомпрометированных алгоритмов.</w:t>
+      </w:r>
+    </w:p>
+    <w:p>
+      <w:pPr>
+        <w:spacing w:before="0" w:after="0" w:line="360" w:lineRule="auto"/>
+        <w:ind w:firstLine="708"/>
+        <w:rPr>
+          <w:iCs/>
+          <w:szCs w:val="32"/>
+          <w:lang w:eastAsia="ru-RU"/>
+        </w:rPr>
+      </w:pPr>
+      <w:r>
+        <w:rPr>
+          <w:iCs/>
+          <w:szCs w:val="32"/>
+          <w:lang w:eastAsia="ru-RU"/>
+        </w:rPr>
+        <w:t xml:space="preserve">Разрешённая парольная аутентификация без дополнительных ограничений представляет собой уязвимость конфигурации </w:t>
+      </w:r>
+    </w:p>
+    <w:p>
+      <w:pPr>
+        <w:spacing w:before="0" w:after="0" w:line="360" w:lineRule="auto"/>
+        <w:ind w:firstLine="708"/>
+        <w:rPr>
+          <w:iCs/>
+          <w:szCs w:val="32"/>
+          <w:lang w:eastAsia="ru-RU"/>
+        </w:rPr>
+      </w:pPr>
+    </w:p>
+    <w:p>
+      <w:pPr>
+        <w:spacing w:before="0" w:after="0" w:line="360" w:lineRule="auto"/>
         <w:ind w:firstLine="0"/>
         <w:rPr>
           <w:iCs/>
@@ -10881,12 +10226,11 @@
           <w:szCs w:val="32"/>
           <w:lang w:eastAsia="ru-RU"/>
         </w:rPr>
-        <w:lastRenderedPageBreak/>
         <w:drawing>
-          <wp:inline distT="0" distB="0" distL="0" distR="0" wp14:anchorId="227DBE50" wp14:editId="4CFAD63C">
-            <wp:extent cx="4791744" cy="2257740"/>
-            <wp:effectExtent l="0" t="0" r="8890" b="9525"/>
-            <wp:docPr id="9" name="Рисунок 9"/>
+          <wp:inline distT="0" distB="0" distL="0" distR="0" wp14:anchorId="58649CDB" wp14:editId="0D1A2576">
+            <wp:extent cx="6119495" cy="1724660"/>
+            <wp:effectExtent l="0" t="0" r="0" b="8890"/>
+            <wp:docPr id="5" name="Рисунок 5"/>
             <wp:cNvGraphicFramePr>
               <a:graphicFrameLocks xmlns:a="http://schemas.openxmlformats.org/drawingml/2006/main" noChangeAspect="1"/>
             </wp:cNvGraphicFramePr>
@@ -10906,7 +10250,7 @@
                   <pic:spPr>
                     <a:xfrm>
                       <a:off x="0" y="0"/>
-                      <a:ext cx="4791744" cy="2257740"/>
+                      <a:ext cx="6119495" cy="1724660"/>
                     </a:xfrm>
                     <a:prstGeom prst="rect">
                       <a:avLst/>
@@ -10935,103 +10279,13 @@
           <w:szCs w:val="32"/>
           <w:lang w:eastAsia="ru-RU"/>
         </w:rPr>
-        <w:t>С помощью Nmap и скриптов NSE было установлено, что на порту 22/</w:t>
-      </w:r>
-      <w:proofErr w:type="spellStart"/>
-      <w:r>
-        <w:rPr>
-          <w:iCs/>
-          <w:szCs w:val="32"/>
-          <w:lang w:eastAsia="ru-RU"/>
-        </w:rPr>
-        <w:t>tcp</w:t>
-      </w:r>
-      <w:proofErr w:type="spellEnd"/>
-      <w:r>
-        <w:rPr>
-          <w:iCs/>
-          <w:szCs w:val="32"/>
-          <w:lang w:eastAsia="ru-RU"/>
-        </w:rPr>
-        <w:t xml:space="preserve"> работает </w:t>
-      </w:r>
-      <w:proofErr w:type="spellStart"/>
-      <w:r>
-        <w:rPr>
-          <w:iCs/>
-          <w:szCs w:val="32"/>
-          <w:lang w:eastAsia="ru-RU"/>
-        </w:rPr>
-        <w:t>OpenSSH</w:t>
-      </w:r>
-      <w:proofErr w:type="spellEnd"/>
-      <w:r>
-        <w:rPr>
-          <w:iCs/>
-          <w:szCs w:val="32"/>
-          <w:lang w:eastAsia="ru-RU"/>
-        </w:rPr>
-        <w:t xml:space="preserve"> 9.9. Сервер разрешает аутентификацию по паролю, что является потенциальной уязвимостью (возможен </w:t>
-      </w:r>
-      <w:proofErr w:type="spellStart"/>
-      <w:r>
-        <w:rPr>
-          <w:iCs/>
-          <w:szCs w:val="32"/>
-          <w:lang w:eastAsia="ru-RU"/>
-        </w:rPr>
-        <w:t>brute-force</w:t>
-      </w:r>
-      <w:proofErr w:type="spellEnd"/>
-      <w:r>
-        <w:rPr>
-          <w:iCs/>
-          <w:szCs w:val="32"/>
-          <w:lang w:eastAsia="ru-RU"/>
-        </w:rPr>
-        <w:t xml:space="preserve">). Public </w:t>
-      </w:r>
-      <w:proofErr w:type="spellStart"/>
-      <w:r>
-        <w:rPr>
-          <w:iCs/>
-          <w:szCs w:val="32"/>
-          <w:lang w:eastAsia="ru-RU"/>
-        </w:rPr>
-        <w:t>key</w:t>
-      </w:r>
-      <w:proofErr w:type="spellEnd"/>
-      <w:r>
-        <w:rPr>
-          <w:iCs/>
-          <w:szCs w:val="32"/>
-          <w:lang w:eastAsia="ru-RU"/>
-        </w:rPr>
-        <w:t xml:space="preserve"> </w:t>
-      </w:r>
-      <w:proofErr w:type="spellStart"/>
-      <w:r>
-        <w:rPr>
-          <w:iCs/>
-          <w:szCs w:val="32"/>
-          <w:lang w:eastAsia="ru-RU"/>
-        </w:rPr>
-        <w:t>authentication</w:t>
-      </w:r>
-      <w:proofErr w:type="spellEnd"/>
-      <w:r>
-        <w:rPr>
-          <w:iCs/>
-          <w:szCs w:val="32"/>
-          <w:lang w:eastAsia="ru-RU"/>
-        </w:rPr>
-        <w:t xml:space="preserve"> не используется. Алгоритмы шифрования соответствуют современным стандартам.</w:t>
+        <w:t>В ходе тестирования был успешно применён публичный эксплойт rpcbomb (Exploit-DB 41974). В результате атаки сервис rpcbind перестал отвечать и был выгружен из системы (Unit rpcbind.service could not be found). Это подтверждает наличие уязвимости типа Denial of Service.</w:t>
       </w:r>
     </w:p>
     <w:p>
       <w:pPr>
         <w:spacing w:before="0" w:after="0" w:line="360" w:lineRule="auto"/>
-        <w:ind w:firstLine="0"/>
+        <w:ind w:firstLine="708"/>
         <w:rPr>
           <w:iCs/>
           <w:szCs w:val="32"/>
@@ -11045,10 +10299,10 @@
           <w:lang w:eastAsia="ru-RU"/>
         </w:rPr>
         <w:drawing>
-          <wp:inline distT="0" distB="0" distL="0" distR="0" wp14:anchorId="19B2F61E" wp14:editId="45F933B9">
-            <wp:extent cx="6119495" cy="2747010"/>
-            <wp:effectExtent l="0" t="0" r="0" b="0"/>
-            <wp:docPr id="10" name="Рисунок 10"/>
+          <wp:inline distT="0" distB="0" distL="0" distR="0" wp14:anchorId="6D9E7D1A" wp14:editId="7432413C">
+            <wp:extent cx="6030167" cy="1648055"/>
+            <wp:effectExtent l="0" t="0" r="8890" b="9525"/>
+            <wp:docPr id="6" name="Рисунок 6"/>
             <wp:cNvGraphicFramePr>
               <a:graphicFrameLocks xmlns:a="http://schemas.openxmlformats.org/drawingml/2006/main" noChangeAspect="1"/>
             </wp:cNvGraphicFramePr>
@@ -11068,6 +10322,239 @@
                   <pic:spPr>
                     <a:xfrm>
                       <a:off x="0" y="0"/>
+                      <a:ext cx="6030167" cy="1648055"/>
+                    </a:xfrm>
+                    <a:prstGeom prst="rect">
+                      <a:avLst/>
+                    </a:prstGeom>
+                  </pic:spPr>
+                </pic:pic>
+              </a:graphicData>
+            </a:graphic>
+          </wp:inline>
+        </w:drawing>
+      </w:r>
+    </w:p>
+    <w:p>
+      <w:pPr>
+        <w:spacing w:before="0" w:after="0" w:line="360" w:lineRule="auto"/>
+        <w:ind w:firstLine="0"/>
+        <w:rPr>
+          <w:iCs/>
+          <w:szCs w:val="32"/>
+          <w:lang w:eastAsia="ru-RU"/>
+        </w:rPr>
+      </w:pPr>
+      <w:r>
+        <w:rPr>
+          <w:iCs/>
+          <w:szCs w:val="32"/>
+          <w:lang w:eastAsia="ru-RU"/>
+        </w:rPr>
+        <w:lastRenderedPageBreak/>
+        <w:drawing>
+          <wp:inline distT="0" distB="0" distL="0" distR="0" wp14:anchorId="2CA36FE9" wp14:editId="7FBA9918">
+            <wp:extent cx="6119495" cy="4039235"/>
+            <wp:effectExtent l="0" t="0" r="0" b="0"/>
+            <wp:docPr id="7" name="Рисунок 7"/>
+            <wp:cNvGraphicFramePr>
+              <a:graphicFrameLocks xmlns:a="http://schemas.openxmlformats.org/drawingml/2006/main" noChangeAspect="1"/>
+            </wp:cNvGraphicFramePr>
+            <a:graphic xmlns:a="http://schemas.openxmlformats.org/drawingml/2006/main">
+              <a:graphicData uri="http://schemas.openxmlformats.org/drawingml/2006/picture">
+                <pic:pic xmlns:pic="http://schemas.openxmlformats.org/drawingml/2006/picture">
+                  <pic:nvPicPr>
+                    <pic:cNvPr id="1" name=""/>
+                    <pic:cNvPicPr/>
+                  </pic:nvPicPr>
+                  <pic:blipFill>
+                    <a:blip r:embed="rId20"/>
+                    <a:stretch>
+                      <a:fillRect/>
+                    </a:stretch>
+                  </pic:blipFill>
+                  <pic:spPr>
+                    <a:xfrm>
+                      <a:off x="0" y="0"/>
+                      <a:ext cx="6119495" cy="4039235"/>
+                    </a:xfrm>
+                    <a:prstGeom prst="rect">
+                      <a:avLst/>
+                    </a:prstGeom>
+                  </pic:spPr>
+                </pic:pic>
+              </a:graphicData>
+            </a:graphic>
+          </wp:inline>
+        </w:drawing>
+      </w:r>
+    </w:p>
+    <w:p>
+      <w:pPr>
+        <w:spacing w:before="0" w:after="0" w:line="360" w:lineRule="auto"/>
+        <w:ind w:firstLine="0"/>
+        <w:rPr>
+          <w:iCs/>
+          <w:szCs w:val="32"/>
+          <w:lang w:eastAsia="ru-RU"/>
+        </w:rPr>
+      </w:pPr>
+      <w:r>
+        <w:rPr>
+          <w:iCs/>
+          <w:szCs w:val="32"/>
+          <w:lang w:eastAsia="ru-RU"/>
+        </w:rPr>
+        <w:drawing>
+          <wp:inline distT="0" distB="0" distL="0" distR="0" wp14:anchorId="1324100F" wp14:editId="4D488681">
+            <wp:extent cx="6119495" cy="3853815"/>
+            <wp:effectExtent l="0" t="0" r="0" b="0"/>
+            <wp:docPr id="8" name="Рисунок 8"/>
+            <wp:cNvGraphicFramePr>
+              <a:graphicFrameLocks xmlns:a="http://schemas.openxmlformats.org/drawingml/2006/main" noChangeAspect="1"/>
+            </wp:cNvGraphicFramePr>
+            <a:graphic xmlns:a="http://schemas.openxmlformats.org/drawingml/2006/main">
+              <a:graphicData uri="http://schemas.openxmlformats.org/drawingml/2006/picture">
+                <pic:pic xmlns:pic="http://schemas.openxmlformats.org/drawingml/2006/picture">
+                  <pic:nvPicPr>
+                    <pic:cNvPr id="1" name=""/>
+                    <pic:cNvPicPr/>
+                  </pic:nvPicPr>
+                  <pic:blipFill>
+                    <a:blip r:embed="rId21"/>
+                    <a:stretch>
+                      <a:fillRect/>
+                    </a:stretch>
+                  </pic:blipFill>
+                  <pic:spPr>
+                    <a:xfrm>
+                      <a:off x="0" y="0"/>
+                      <a:ext cx="6119495" cy="3853815"/>
+                    </a:xfrm>
+                    <a:prstGeom prst="rect">
+                      <a:avLst/>
+                    </a:prstGeom>
+                  </pic:spPr>
+                </pic:pic>
+              </a:graphicData>
+            </a:graphic>
+          </wp:inline>
+        </w:drawing>
+      </w:r>
+    </w:p>
+    <w:p>
+      <w:pPr>
+        <w:spacing w:before="0" w:after="0" w:line="360" w:lineRule="auto"/>
+        <w:ind w:firstLine="0"/>
+        <w:rPr>
+          <w:iCs/>
+          <w:szCs w:val="32"/>
+          <w:lang w:eastAsia="ru-RU"/>
+        </w:rPr>
+      </w:pPr>
+      <w:r>
+        <w:rPr>
+          <w:iCs/>
+          <w:szCs w:val="32"/>
+          <w:lang w:eastAsia="ru-RU"/>
+        </w:rPr>
+        <w:lastRenderedPageBreak/>
+        <w:drawing>
+          <wp:inline distT="0" distB="0" distL="0" distR="0" wp14:anchorId="227DBE50" wp14:editId="4CFAD63C">
+            <wp:extent cx="4791744" cy="2257740"/>
+            <wp:effectExtent l="0" t="0" r="8890" b="9525"/>
+            <wp:docPr id="9" name="Рисунок 9"/>
+            <wp:cNvGraphicFramePr>
+              <a:graphicFrameLocks xmlns:a="http://schemas.openxmlformats.org/drawingml/2006/main" noChangeAspect="1"/>
+            </wp:cNvGraphicFramePr>
+            <a:graphic xmlns:a="http://schemas.openxmlformats.org/drawingml/2006/main">
+              <a:graphicData uri="http://schemas.openxmlformats.org/drawingml/2006/picture">
+                <pic:pic xmlns:pic="http://schemas.openxmlformats.org/drawingml/2006/picture">
+                  <pic:nvPicPr>
+                    <pic:cNvPr id="1" name=""/>
+                    <pic:cNvPicPr/>
+                  </pic:nvPicPr>
+                  <pic:blipFill>
+                    <a:blip r:embed="rId22"/>
+                    <a:stretch>
+                      <a:fillRect/>
+                    </a:stretch>
+                  </pic:blipFill>
+                  <pic:spPr>
+                    <a:xfrm>
+                      <a:off x="0" y="0"/>
+                      <a:ext cx="4791744" cy="2257740"/>
+                    </a:xfrm>
+                    <a:prstGeom prst="rect">
+                      <a:avLst/>
+                    </a:prstGeom>
+                  </pic:spPr>
+                </pic:pic>
+              </a:graphicData>
+            </a:graphic>
+          </wp:inline>
+        </w:drawing>
+      </w:r>
+    </w:p>
+    <w:p>
+      <w:pPr>
+        <w:spacing w:before="0" w:after="0" w:line="360" w:lineRule="auto"/>
+        <w:ind w:firstLine="708"/>
+        <w:rPr>
+          <w:iCs/>
+          <w:szCs w:val="32"/>
+          <w:lang w:eastAsia="ru-RU"/>
+        </w:rPr>
+      </w:pPr>
+      <w:r>
+        <w:rPr>
+          <w:iCs/>
+          <w:szCs w:val="32"/>
+          <w:lang w:eastAsia="ru-RU"/>
+        </w:rPr>
+        <w:t>С помощью Nmap и скриптов NSE было установлено, что на порту 22/tcp работает OpenSSH 9.9. Сервер разрешает аутентификацию по паролю, что является потенциальной уязвимостью (возможен brute-force). Public key authentication не используется. Алгоритмы шифрования соответствуют современным стандартам.</w:t>
+      </w:r>
+    </w:p>
+    <w:p>
+      <w:pPr>
+        <w:spacing w:before="0" w:after="0" w:line="360" w:lineRule="auto"/>
+        <w:ind w:firstLine="0"/>
+        <w:rPr>
+          <w:iCs/>
+          <w:szCs w:val="32"/>
+          <w:lang w:eastAsia="ru-RU"/>
+        </w:rPr>
+      </w:pPr>
+      <w:r>
+        <w:rPr>
+          <w:iCs/>
+          <w:szCs w:val="32"/>
+          <w:lang w:eastAsia="ru-RU"/>
+        </w:rPr>
+        <w:drawing>
+          <wp:inline distT="0" distB="0" distL="0" distR="0" wp14:anchorId="19B2F61E" wp14:editId="45F933B9">
+            <wp:extent cx="6119495" cy="2747010"/>
+            <wp:effectExtent l="0" t="0" r="0" b="0"/>
+            <wp:docPr id="10" name="Рисунок 10"/>
+            <wp:cNvGraphicFramePr>
+              <a:graphicFrameLocks xmlns:a="http://schemas.openxmlformats.org/drawingml/2006/main" noChangeAspect="1"/>
+            </wp:cNvGraphicFramePr>
+            <a:graphic xmlns:a="http://schemas.openxmlformats.org/drawingml/2006/main">
+              <a:graphicData uri="http://schemas.openxmlformats.org/drawingml/2006/picture">
+                <pic:pic xmlns:pic="http://schemas.openxmlformats.org/drawingml/2006/picture">
+                  <pic:nvPicPr>
+                    <pic:cNvPr id="1" name=""/>
+                    <pic:cNvPicPr/>
+                  </pic:nvPicPr>
+                  <pic:blipFill>
+                    <a:blip r:embed="rId23"/>
+                    <a:stretch>
+                      <a:fillRect/>
+                    </a:stretch>
+                  </pic:blipFill>
+                  <pic:spPr>
+                    <a:xfrm>
+                      <a:off x="0" y="0"/>
                       <a:ext cx="6119495" cy="2747010"/>
                     </a:xfrm>
                     <a:prstGeom prst="rect">
@@ -11097,43 +10584,7 @@
           <w:szCs w:val="32"/>
           <w:lang w:eastAsia="ru-RU"/>
         </w:rPr>
-        <w:t>Автоматическое сканирование на наличие уязвимостей с помощью Nmap NSE-скриптов (--</w:t>
-      </w:r>
-      <w:proofErr w:type="spellStart"/>
-      <w:r>
-        <w:rPr>
-          <w:iCs/>
-          <w:szCs w:val="32"/>
-          <w:lang w:eastAsia="ru-RU"/>
-        </w:rPr>
-        <w:t>script</w:t>
-      </w:r>
-      <w:proofErr w:type="spellEnd"/>
-      <w:r>
-        <w:rPr>
-          <w:iCs/>
-          <w:szCs w:val="32"/>
-          <w:lang w:eastAsia="ru-RU"/>
-        </w:rPr>
-        <w:t xml:space="preserve"> </w:t>
-      </w:r>
-      <w:proofErr w:type="spellStart"/>
-      <w:r>
-        <w:rPr>
-          <w:iCs/>
-          <w:szCs w:val="32"/>
-          <w:lang w:eastAsia="ru-RU"/>
-        </w:rPr>
-        <w:t>vuln</w:t>
-      </w:r>
-      <w:proofErr w:type="spellEnd"/>
-      <w:r>
-        <w:rPr>
-          <w:iCs/>
-          <w:szCs w:val="32"/>
-          <w:lang w:eastAsia="ru-RU"/>
-        </w:rPr>
-        <w:t>) не выявило эксплуатируемых уязвимостей на открытых портах. Это не означает полного отсутствия проблем, а лишь то, что известные публичные уязвимости с готовыми скриптами отсутствуют.</w:t>
+        <w:t>Автоматическое сканирование на наличие уязвимостей с помощью Nmap NSE-скриптов (--script vuln) не выявило эксплуатируемых уязвимостей на открытых портах. Это не означает полного отсутствия проблем, а лишь то, что известные публичные уязвимости с готовыми скриптами отсутствуют.</w:t>
       </w:r>
     </w:p>
     <w:p>
@@ -11197,7 +10648,7 @@
                     <pic:cNvPicPr/>
                   </pic:nvPicPr>
                   <pic:blipFill>
-                    <a:blip r:embed="rId20"/>
+                    <a:blip r:embed="rId24"/>
                     <a:stretch>
                       <a:fillRect/>
                     </a:stretch>
@@ -11860,6 +11311,119 @@
     </w:lvl>
   </w:abstractNum>
   <w:abstractNum w:abstractNumId="2" w15:restartNumberingAfterBreak="0">
+    <w:nsid w:val="0BA579D9"/>
+    <w:multiLevelType w:val="hybridMultilevel"/>
+    <w:tmpl w:val="7AD25078"/>
+    <w:lvl w:ilvl="0" w:tplc="04190001">
+      <w:start w:val="1"/>
+      <w:numFmt w:val="bullet"/>
+      <w:lvlText w:val=""/>
+      <w:lvlJc w:val="left"/>
+      <w:pPr>
+        <w:ind w:left="1428" w:hanging="360"/>
+      </w:pPr>
+      <w:rPr>
+        <w:rFonts w:ascii="Symbol" w:hAnsi="Symbol" w:hint="default"/>
+      </w:rPr>
+    </w:lvl>
+    <w:lvl w:ilvl="1" w:tplc="04190003" w:tentative="1">
+      <w:start w:val="1"/>
+      <w:numFmt w:val="bullet"/>
+      <w:lvlText w:val="o"/>
+      <w:lvlJc w:val="left"/>
+      <w:pPr>
+        <w:ind w:left="2148" w:hanging="360"/>
+      </w:pPr>
+      <w:rPr>
+        <w:rFonts w:ascii="Courier New" w:hAnsi="Courier New" w:cs="Courier New" w:hint="default"/>
+      </w:rPr>
+    </w:lvl>
+    <w:lvl w:ilvl="2" w:tplc="04190005" w:tentative="1">
+      <w:start w:val="1"/>
+      <w:numFmt w:val="bullet"/>
+      <w:lvlText w:val=""/>
+      <w:lvlJc w:val="left"/>
+      <w:pPr>
+        <w:ind w:left="2868" w:hanging="360"/>
+      </w:pPr>
+      <w:rPr>
+        <w:rFonts w:ascii="Wingdings" w:hAnsi="Wingdings" w:hint="default"/>
+      </w:rPr>
+    </w:lvl>
+    <w:lvl w:ilvl="3" w:tplc="04190001" w:tentative="1">
+      <w:start w:val="1"/>
+      <w:numFmt w:val="bullet"/>
+      <w:lvlText w:val=""/>
+      <w:lvlJc w:val="left"/>
+      <w:pPr>
+        <w:ind w:left="3588" w:hanging="360"/>
+      </w:pPr>
+      <w:rPr>
+        <w:rFonts w:ascii="Symbol" w:hAnsi="Symbol" w:hint="default"/>
+      </w:rPr>
+    </w:lvl>
+    <w:lvl w:ilvl="4" w:tplc="04190003" w:tentative="1">
+      <w:start w:val="1"/>
+      <w:numFmt w:val="bullet"/>
+      <w:lvlText w:val="o"/>
+      <w:lvlJc w:val="left"/>
+      <w:pPr>
+        <w:ind w:left="4308" w:hanging="360"/>
+      </w:pPr>
+      <w:rPr>
+        <w:rFonts w:ascii="Courier New" w:hAnsi="Courier New" w:cs="Courier New" w:hint="default"/>
+      </w:rPr>
+    </w:lvl>
+    <w:lvl w:ilvl="5" w:tplc="04190005" w:tentative="1">
+      <w:start w:val="1"/>
+      <w:numFmt w:val="bullet"/>
+      <w:lvlText w:val=""/>
+      <w:lvlJc w:val="left"/>
+      <w:pPr>
+        <w:ind w:left="5028" w:hanging="360"/>
+      </w:pPr>
+      <w:rPr>
+        <w:rFonts w:ascii="Wingdings" w:hAnsi="Wingdings" w:hint="default"/>
+      </w:rPr>
+    </w:lvl>
+    <w:lvl w:ilvl="6" w:tplc="04190001" w:tentative="1">
+      <w:start w:val="1"/>
+      <w:numFmt w:val="bullet"/>
+      <w:lvlText w:val=""/>
+      <w:lvlJc w:val="left"/>
+      <w:pPr>
+        <w:ind w:left="5748" w:hanging="360"/>
+      </w:pPr>
+      <w:rPr>
+        <w:rFonts w:ascii="Symbol" w:hAnsi="Symbol" w:hint="default"/>
+      </w:rPr>
+    </w:lvl>
+    <w:lvl w:ilvl="7" w:tplc="04190003" w:tentative="1">
+      <w:start w:val="1"/>
+      <w:numFmt w:val="bullet"/>
+      <w:lvlText w:val="o"/>
+      <w:lvlJc w:val="left"/>
+      <w:pPr>
+        <w:ind w:left="6468" w:hanging="360"/>
+      </w:pPr>
+      <w:rPr>
+        <w:rFonts w:ascii="Courier New" w:hAnsi="Courier New" w:cs="Courier New" w:hint="default"/>
+      </w:rPr>
+    </w:lvl>
+    <w:lvl w:ilvl="8" w:tplc="04190005" w:tentative="1">
+      <w:start w:val="1"/>
+      <w:numFmt w:val="bullet"/>
+      <w:lvlText w:val=""/>
+      <w:lvlJc w:val="left"/>
+      <w:pPr>
+        <w:ind w:left="7188" w:hanging="360"/>
+      </w:pPr>
+      <w:rPr>
+        <w:rFonts w:ascii="Wingdings" w:hAnsi="Wingdings" w:hint="default"/>
+      </w:rPr>
+    </w:lvl>
+  </w:abstractNum>
+  <w:abstractNum w:abstractNumId="3" w15:restartNumberingAfterBreak="0">
     <w:nsid w:val="0E6E3F1E"/>
     <w:multiLevelType w:val="hybridMultilevel"/>
     <w:tmpl w:val="EC761A3A"/>
@@ -11948,7 +11512,7 @@
       </w:pPr>
     </w:lvl>
   </w:abstractNum>
-  <w:abstractNum w:abstractNumId="3" w15:restartNumberingAfterBreak="0">
+  <w:abstractNum w:abstractNumId="4" w15:restartNumberingAfterBreak="0">
     <w:nsid w:val="17717289"/>
     <w:multiLevelType w:val="multilevel"/>
     <w:tmpl w:val="5F523A50"/>
@@ -12097,7 +11661,7 @@
       </w:rPr>
     </w:lvl>
   </w:abstractNum>
-  <w:abstractNum w:abstractNumId="4" w15:restartNumberingAfterBreak="0">
+  <w:abstractNum w:abstractNumId="5" w15:restartNumberingAfterBreak="0">
     <w:nsid w:val="3E975FE3"/>
     <w:multiLevelType w:val="hybridMultilevel"/>
     <w:tmpl w:val="0EAA077A"/>
@@ -12186,7 +11750,7 @@
       </w:pPr>
     </w:lvl>
   </w:abstractNum>
-  <w:abstractNum w:abstractNumId="5" w15:restartNumberingAfterBreak="0">
+  <w:abstractNum w:abstractNumId="6" w15:restartNumberingAfterBreak="0">
     <w:nsid w:val="6A325598"/>
     <w:multiLevelType w:val="hybridMultilevel"/>
     <w:tmpl w:val="F7B80F52"/>
@@ -12299,7 +11863,7 @@
       </w:rPr>
     </w:lvl>
   </w:abstractNum>
-  <w:abstractNum w:abstractNumId="6" w15:restartNumberingAfterBreak="0">
+  <w:abstractNum w:abstractNumId="7" w15:restartNumberingAfterBreak="0">
     <w:nsid w:val="76D80FA0"/>
     <w:multiLevelType w:val="hybridMultilevel"/>
     <w:tmpl w:val="2158862E"/>
@@ -12389,25 +11953,28 @@
     </w:lvl>
   </w:abstractNum>
   <w:num w:numId="1" w16cid:durableId="1040322198">
-    <w:abstractNumId w:val="2"/>
+    <w:abstractNumId w:val="3"/>
   </w:num>
   <w:num w:numId="2" w16cid:durableId="1556625911">
-    <w:abstractNumId w:val="6"/>
+    <w:abstractNumId w:val="7"/>
   </w:num>
   <w:num w:numId="3" w16cid:durableId="1821656201">
     <w:abstractNumId w:val="1"/>
   </w:num>
   <w:num w:numId="4" w16cid:durableId="550115354">
-    <w:abstractNumId w:val="4"/>
+    <w:abstractNumId w:val="5"/>
   </w:num>
   <w:num w:numId="5" w16cid:durableId="755056973">
-    <w:abstractNumId w:val="5"/>
+    <w:abstractNumId w:val="6"/>
   </w:num>
   <w:num w:numId="6" w16cid:durableId="1235123175">
     <w:abstractNumId w:val="0"/>
   </w:num>
   <w:num w:numId="7" w16cid:durableId="1039745376">
-    <w:abstractNumId w:val="3"/>
+    <w:abstractNumId w:val="4"/>
+  </w:num>
+  <w:num w:numId="8" w16cid:durableId="51931486">
+    <w:abstractNumId w:val="2"/>
   </w:num>
 </w:numbering>
 </file>

--- a/Практика.docx
+++ b/Практика.docx
@@ -4490,7 +4490,25 @@
           <w:szCs w:val="32"/>
           <w:lang w:eastAsia="ru-RU"/>
         </w:rPr>
-        <w:t>российский разработчик программного обеспечения, специализирующийся на создании и сопровождении комплексных решений в области хранения и управления данными, а также на построении и защите ИТ-инфраструктуры организаций. Компания занимается разработкой дистрибутивов на базе GNU/Linux с 2012 года; первоначальным проектом стал дистрибутив «ГосЛинукс», созданный в рамках государственного контракта с Федеральной службой судебных приставов России, а с 2014 года на основе накопленного опыта началась разработка собственного продукта</w:t>
+        <w:t>российский разработчик программного обеспечения, специализирующийся на создании и сопровождении комплексных решений в области хранения и управления данными, а также на построении и защите ИТ-инфраструктуры организаций. Компания занимается разработкой дистрибутивов на базе GNU/Linux с 2012 года; первоначальным проектом стал дистрибутив «</w:t>
+      </w:r>
+      <w:proofErr w:type="spellStart"/>
+      <w:r>
+        <w:rPr>
+          <w:iCs/>
+          <w:szCs w:val="32"/>
+          <w:lang w:eastAsia="ru-RU"/>
+        </w:rPr>
+        <w:t>ГосЛинукс</w:t>
+      </w:r>
+      <w:proofErr w:type="spellEnd"/>
+      <w:r>
+        <w:rPr>
+          <w:iCs/>
+          <w:szCs w:val="32"/>
+          <w:lang w:eastAsia="ru-RU"/>
+        </w:rPr>
+        <w:t>», созданный в рамках государственного контракта с Федеральной службой судебных приставов России, а с 2014 года на основе накопленного опыта началась разработка собственного продукта</w:t>
       </w:r>
       <w:r>
         <w:rPr>
@@ -4522,7 +4540,25 @@
           <w:szCs w:val="32"/>
           <w:lang w:eastAsia="ru-RU"/>
         </w:rPr>
-        <w:t xml:space="preserve">РЕД ОС. Помимо операционной системы, портфель компании включает СУБД «Ред База Данных» и ряд других решений для автоматизации государственных информационных систем. Продукты «РЕД СОФТ» зарегистрированы в Едином реестре российского программного обеспечения Минцифры России, </w:t>
+        <w:t xml:space="preserve">РЕД ОС. Помимо операционной системы, портфель компании включает СУБД «Ред База Данных» и ряд других решений для автоматизации государственных информационных систем. Продукты «РЕД СОФТ» зарегистрированы в Едином реестре российского программного обеспечения </w:t>
+      </w:r>
+      <w:proofErr w:type="spellStart"/>
+      <w:r>
+        <w:rPr>
+          <w:iCs/>
+          <w:szCs w:val="32"/>
+          <w:lang w:eastAsia="ru-RU"/>
+        </w:rPr>
+        <w:t>Минцифры</w:t>
+      </w:r>
+      <w:proofErr w:type="spellEnd"/>
+      <w:r>
+        <w:rPr>
+          <w:iCs/>
+          <w:szCs w:val="32"/>
+          <w:lang w:eastAsia="ru-RU"/>
+        </w:rPr>
+        <w:t xml:space="preserve"> России, </w:t>
       </w:r>
       <w:r>
         <w:rPr>
@@ -4595,7 +4631,61 @@
           <w:szCs w:val="32"/>
           <w:lang w:eastAsia="ru-RU"/>
         </w:rPr>
-        <w:t xml:space="preserve">перационная система РЕД ОС – это системное программное обеспечение российской разработки, предназначенное для установки на серверы и рабочие станции. Операционная система разрабатывается компанией РЕД СОФТ, при работе над ней был использован передовой опыт ведущих мировых сообществ Open Source. Операционная система, по сути, представляет собой дистрибутив Linux на основе пакетной базы RPM и полностью соответствует стандартам POSIX и LSB 4.1. Система поддерживает архитектуры x86_64 и ARM, предлагает выбор графических окружений (MATE, GNOME, KDE Plasma), а также включает средства для построения доменной инфраструктуры на базе FreeIPA и Samba DC. </w:t>
+        <w:t xml:space="preserve">перационная система РЕД ОС – это системное программное обеспечение российской разработки, предназначенное для установки на серверы и рабочие станции. Операционная система разрабатывается компанией РЕД СОФТ, при работе над ней был использован передовой опыт ведущих мировых сообществ Open Source. Операционная система, по сути, представляет собой дистрибутив Linux на основе пакетной базы RPM и полностью соответствует стандартам POSIX и LSB 4.1. Система поддерживает архитектуры x86_64 и ARM, предлагает выбор графических окружений (MATE, GNOME, KDE </w:t>
+      </w:r>
+      <w:proofErr w:type="spellStart"/>
+      <w:r>
+        <w:rPr>
+          <w:iCs/>
+          <w:szCs w:val="32"/>
+          <w:lang w:eastAsia="ru-RU"/>
+        </w:rPr>
+        <w:t>Plasma</w:t>
+      </w:r>
+      <w:proofErr w:type="spellEnd"/>
+      <w:r>
+        <w:rPr>
+          <w:iCs/>
+          <w:szCs w:val="32"/>
+          <w:lang w:eastAsia="ru-RU"/>
+        </w:rPr>
+        <w:t xml:space="preserve">), а также включает средства для построения доменной инфраструктуры на базе </w:t>
+      </w:r>
+      <w:proofErr w:type="spellStart"/>
+      <w:r>
+        <w:rPr>
+          <w:iCs/>
+          <w:szCs w:val="32"/>
+          <w:lang w:eastAsia="ru-RU"/>
+        </w:rPr>
+        <w:t>FreeIPA</w:t>
+      </w:r>
+      <w:proofErr w:type="spellEnd"/>
+      <w:r>
+        <w:rPr>
+          <w:iCs/>
+          <w:szCs w:val="32"/>
+          <w:lang w:eastAsia="ru-RU"/>
+        </w:rPr>
+        <w:t xml:space="preserve"> и </w:t>
+      </w:r>
+      <w:proofErr w:type="spellStart"/>
+      <w:r>
+        <w:rPr>
+          <w:iCs/>
+          <w:szCs w:val="32"/>
+          <w:lang w:eastAsia="ru-RU"/>
+        </w:rPr>
+        <w:t>Samba</w:t>
+      </w:r>
+      <w:proofErr w:type="spellEnd"/>
+      <w:r>
+        <w:rPr>
+          <w:iCs/>
+          <w:szCs w:val="32"/>
+          <w:lang w:eastAsia="ru-RU"/>
+        </w:rPr>
+        <w:t xml:space="preserve"> DC. </w:t>
       </w:r>
     </w:p>
     <w:p>
@@ -5005,7 +5095,47 @@
           <w:highlight w:val="yellow"/>
           <w:lang w:eastAsia="ru-RU"/>
         </w:rPr>
-        <w:t>[https://internet-law.ru/gosts/gost/60628/]</w:t>
+        <w:t>[https://internet-law.ru/</w:t>
+      </w:r>
+      <w:proofErr w:type="spellStart"/>
+      <w:r>
+        <w:rPr>
+          <w:iCs/>
+          <w:szCs w:val="32"/>
+          <w:highlight w:val="yellow"/>
+          <w:lang w:eastAsia="ru-RU"/>
+        </w:rPr>
+        <w:t>gosts</w:t>
+      </w:r>
+      <w:proofErr w:type="spellEnd"/>
+      <w:r>
+        <w:rPr>
+          <w:iCs/>
+          <w:szCs w:val="32"/>
+          <w:highlight w:val="yellow"/>
+          <w:lang w:eastAsia="ru-RU"/>
+        </w:rPr>
+        <w:t>/</w:t>
+      </w:r>
+      <w:proofErr w:type="spellStart"/>
+      <w:r>
+        <w:rPr>
+          <w:iCs/>
+          <w:szCs w:val="32"/>
+          <w:highlight w:val="yellow"/>
+          <w:lang w:eastAsia="ru-RU"/>
+        </w:rPr>
+        <w:t>gost</w:t>
+      </w:r>
+      <w:proofErr w:type="spellEnd"/>
+      <w:r>
+        <w:rPr>
+          <w:iCs/>
+          <w:szCs w:val="32"/>
+          <w:highlight w:val="yellow"/>
+          <w:lang w:eastAsia="ru-RU"/>
+        </w:rPr>
+        <w:t>/60628/]</w:t>
       </w:r>
     </w:p>
     <w:p>
@@ -5097,7 +5227,25 @@
           <w:szCs w:val="32"/>
           <w:lang w:eastAsia="ru-RU"/>
         </w:rPr>
-        <w:t>динамическое тестирование нагрузкой («фаззинг»).</w:t>
+        <w:t>динамическое тестирование нагрузкой («</w:t>
+      </w:r>
+      <w:proofErr w:type="spellStart"/>
+      <w:r>
+        <w:rPr>
+          <w:iCs/>
+          <w:szCs w:val="32"/>
+          <w:lang w:eastAsia="ru-RU"/>
+        </w:rPr>
+        <w:t>фаззинг</w:t>
+      </w:r>
+      <w:proofErr w:type="spellEnd"/>
+      <w:r>
+        <w:rPr>
+          <w:iCs/>
+          <w:szCs w:val="32"/>
+          <w:lang w:eastAsia="ru-RU"/>
+        </w:rPr>
+        <w:t>»).</w:t>
       </w:r>
     </w:p>
     <w:p>
@@ -5256,7 +5404,25 @@
           <w:szCs w:val="32"/>
           <w:lang w:eastAsia="ru-RU"/>
         </w:rPr>
-        <w:t xml:space="preserve"> («фаззинг») основано на анализе поведения реально функционирующей системы при подаче на ее входы различных информационных</w:t>
+        <w:t xml:space="preserve"> («</w:t>
+      </w:r>
+      <w:proofErr w:type="spellStart"/>
+      <w:r>
+        <w:rPr>
+          <w:iCs/>
+          <w:szCs w:val="32"/>
+          <w:lang w:eastAsia="ru-RU"/>
+        </w:rPr>
+        <w:t>фаззинг</w:t>
+      </w:r>
+      <w:proofErr w:type="spellEnd"/>
+      <w:r>
+        <w:rPr>
+          <w:iCs/>
+          <w:szCs w:val="32"/>
+          <w:lang w:eastAsia="ru-RU"/>
+        </w:rPr>
+        <w:t>») основано на анализе поведения реально функционирующей системы при подаче на ее входы различных информационных</w:t>
       </w:r>
       <w:r>
         <w:rPr>
@@ -5320,7 +5486,25 @@
           <w:szCs w:val="32"/>
           <w:lang w:eastAsia="ru-RU"/>
         </w:rPr>
-        <w:t>«фаззинга» можно успешно атаковать систему, однако предоставить какие-либо гарантии</w:t>
+        <w:t>«</w:t>
+      </w:r>
+      <w:proofErr w:type="spellStart"/>
+      <w:r>
+        <w:rPr>
+          <w:iCs/>
+          <w:szCs w:val="32"/>
+          <w:lang w:eastAsia="ru-RU"/>
+        </w:rPr>
+        <w:t>фаззинга</w:t>
+      </w:r>
+      <w:proofErr w:type="spellEnd"/>
+      <w:r>
+        <w:rPr>
+          <w:iCs/>
+          <w:szCs w:val="32"/>
+          <w:lang w:eastAsia="ru-RU"/>
+        </w:rPr>
+        <w:t>» можно успешно атаковать систему, однако предоставить какие-либо гарантии</w:t>
       </w:r>
       <w:r>
         <w:rPr>
@@ -5346,7 +5530,27 @@
           <w:highlight w:val="yellow"/>
           <w:lang w:eastAsia="ru-RU"/>
         </w:rPr>
-        <w:t>[https://journal.tusur.ru/storage/46811/51-53.pdf?1467260964]</w:t>
+        <w:t>[https://journal.tusur.ru/</w:t>
+      </w:r>
+      <w:proofErr w:type="spellStart"/>
+      <w:r>
+        <w:rPr>
+          <w:iCs/>
+          <w:szCs w:val="32"/>
+          <w:highlight w:val="yellow"/>
+          <w:lang w:eastAsia="ru-RU"/>
+        </w:rPr>
+        <w:t>storage</w:t>
+      </w:r>
+      <w:proofErr w:type="spellEnd"/>
+      <w:r>
+        <w:rPr>
+          <w:iCs/>
+          <w:szCs w:val="32"/>
+          <w:highlight w:val="yellow"/>
+          <w:lang w:eastAsia="ru-RU"/>
+        </w:rPr>
+        <w:t>/46811/51-53.pdf?1467260964]</w:t>
       </w:r>
     </w:p>
     <w:p>
@@ -5683,6 +5887,7 @@
           <w:lang w:eastAsia="ru-RU"/>
         </w:rPr>
       </w:pPr>
+      <w:proofErr w:type="spellStart"/>
       <w:r>
         <w:rPr>
           <w:b/>
@@ -5693,6 +5898,7 @@
         </w:rPr>
         <w:t>Nikto</w:t>
       </w:r>
+      <w:proofErr w:type="spellEnd"/>
       <w:r>
         <w:rPr>
           <w:iCs/>
@@ -5753,7 +5959,107 @@
           <w:highlight w:val="yellow"/>
           <w:lang w:eastAsia="ru-RU"/>
         </w:rPr>
-        <w:t>[https://github.com/sullo/nikto/wiki/Overview-&amp;-Description]</w:t>
+        <w:t>[https://github.com/</w:t>
+      </w:r>
+      <w:proofErr w:type="spellStart"/>
+      <w:r>
+        <w:rPr>
+          <w:iCs/>
+          <w:szCs w:val="32"/>
+          <w:highlight w:val="yellow"/>
+          <w:lang w:eastAsia="ru-RU"/>
+        </w:rPr>
+        <w:t>sullo</w:t>
+      </w:r>
+      <w:proofErr w:type="spellEnd"/>
+      <w:r>
+        <w:rPr>
+          <w:iCs/>
+          <w:szCs w:val="32"/>
+          <w:highlight w:val="yellow"/>
+          <w:lang w:eastAsia="ru-RU"/>
+        </w:rPr>
+        <w:t>/</w:t>
+      </w:r>
+      <w:proofErr w:type="spellStart"/>
+      <w:r>
+        <w:rPr>
+          <w:iCs/>
+          <w:szCs w:val="32"/>
+          <w:highlight w:val="yellow"/>
+          <w:lang w:eastAsia="ru-RU"/>
+        </w:rPr>
+        <w:t>nikto</w:t>
+      </w:r>
+      <w:proofErr w:type="spellEnd"/>
+      <w:r>
+        <w:rPr>
+          <w:iCs/>
+          <w:szCs w:val="32"/>
+          <w:highlight w:val="yellow"/>
+          <w:lang w:eastAsia="ru-RU"/>
+        </w:rPr>
+        <w:t>/</w:t>
+      </w:r>
+      <w:proofErr w:type="spellStart"/>
+      <w:r>
+        <w:rPr>
+          <w:iCs/>
+          <w:szCs w:val="32"/>
+          <w:highlight w:val="yellow"/>
+          <w:lang w:eastAsia="ru-RU"/>
+        </w:rPr>
+        <w:t>wiki</w:t>
+      </w:r>
+      <w:proofErr w:type="spellEnd"/>
+      <w:r>
+        <w:rPr>
+          <w:iCs/>
+          <w:szCs w:val="32"/>
+          <w:highlight w:val="yellow"/>
+          <w:lang w:eastAsia="ru-RU"/>
+        </w:rPr>
+        <w:t>/</w:t>
+      </w:r>
+      <w:proofErr w:type="spellStart"/>
+      <w:r>
+        <w:rPr>
+          <w:iCs/>
+          <w:szCs w:val="32"/>
+          <w:highlight w:val="yellow"/>
+          <w:lang w:eastAsia="ru-RU"/>
+        </w:rPr>
+        <w:t>Overview</w:t>
+      </w:r>
+      <w:proofErr w:type="spellEnd"/>
+      <w:r>
+        <w:rPr>
+          <w:iCs/>
+          <w:szCs w:val="32"/>
+          <w:highlight w:val="yellow"/>
+          <w:lang w:eastAsia="ru-RU"/>
+        </w:rPr>
+        <w:t>-&amp;-</w:t>
+      </w:r>
+      <w:proofErr w:type="spellStart"/>
+      <w:r>
+        <w:rPr>
+          <w:iCs/>
+          <w:szCs w:val="32"/>
+          <w:highlight w:val="yellow"/>
+          <w:lang w:eastAsia="ru-RU"/>
+        </w:rPr>
+        <w:t>Description</w:t>
+      </w:r>
+      <w:proofErr w:type="spellEnd"/>
+      <w:r>
+        <w:rPr>
+          <w:iCs/>
+          <w:szCs w:val="32"/>
+          <w:highlight w:val="yellow"/>
+          <w:lang w:eastAsia="ru-RU"/>
+        </w:rPr>
+        <w:t>]</w:t>
       </w:r>
     </w:p>
     <w:p>
@@ -5766,6 +6072,7 @@
           <w:lang w:eastAsia="ru-RU"/>
         </w:rPr>
       </w:pPr>
+      <w:proofErr w:type="spellStart"/>
       <w:r>
         <w:rPr>
           <w:b/>
@@ -5774,7 +6081,18 @@
           <w:szCs w:val="32"/>
           <w:lang w:eastAsia="ru-RU"/>
         </w:rPr>
-        <w:t xml:space="preserve">OpenSCAP </w:t>
+        <w:t>OpenSCAP</w:t>
+      </w:r>
+      <w:proofErr w:type="spellEnd"/>
+      <w:r>
+        <w:rPr>
+          <w:b/>
+          <w:bCs/>
+          <w:iCs/>
+          <w:szCs w:val="32"/>
+          <w:lang w:eastAsia="ru-RU"/>
+        </w:rPr>
+        <w:t xml:space="preserve"> </w:t>
       </w:r>
       <w:r>
         <w:rPr>
@@ -5806,7 +6124,25 @@
           <w:szCs w:val="32"/>
           <w:lang w:eastAsia="ru-RU"/>
         </w:rPr>
-        <w:t xml:space="preserve"> линейку спецификаций, поддерживаемых Национальным институтом стандартов и технологий. SCAP был создан для обеспечения стандартизированного подхода к поддержанию безопасности системы. Новые спецификации регулируются стандартом SCAP цикла выпуска Национального института стандартов и технологий США, чтобы обеспечить единообразный и воспроизводимый процесс внесения изменений. OpenSCAP в основном обрабатывает XCCDF, который является стандартным способом представления содержимого чек-листов и определяет чек-листы по безопасности. Он также сочетается с другими спецификациями, такими как CPE, CCE и OVAL, для создания чек-листов в формате SCAP, которые могут обрабатываться продуктами, прошедшими проверку SCAP. Дополнительную информацию о SCAP можно найти в стандартах SCAP.</w:t>
+        <w:t xml:space="preserve"> линейку спецификаций, поддерживаемых Национальным институтом стандартов и технологий. SCAP был создан для обеспечения стандартизированного подхода к поддержанию безопасности системы. Новые спецификации регулируются стандартом SCAP цикла выпуска Национального института стандартов и технологий США, чтобы обеспечить единообразный и воспроизводимый процесс внесения изменений. </w:t>
+      </w:r>
+      <w:proofErr w:type="spellStart"/>
+      <w:r>
+        <w:rPr>
+          <w:iCs/>
+          <w:szCs w:val="32"/>
+          <w:lang w:eastAsia="ru-RU"/>
+        </w:rPr>
+        <w:t>OpenSCAP</w:t>
+      </w:r>
+      <w:proofErr w:type="spellEnd"/>
+      <w:r>
+        <w:rPr>
+          <w:iCs/>
+          <w:szCs w:val="32"/>
+          <w:lang w:eastAsia="ru-RU"/>
+        </w:rPr>
+        <w:t xml:space="preserve"> в основном обрабатывает XCCDF, который является стандартным способом представления содержимого чек-листов и определяет чек-листы по безопасности. Он также сочетается с другими спецификациями, такими как CPE, CCE и OVAL, для создания чек-листов в формате SCAP, которые могут обрабатываться продуктами, прошедшими проверку SCAP. Дополнительную информацию о SCAP можно найти в стандартах SCAP.</w:t>
       </w:r>
     </w:p>
     <w:p>
@@ -5882,6 +6218,7 @@
         </w:rPr>
         <w:t>-</w:t>
       </w:r>
+      <w:proofErr w:type="spellStart"/>
       <w:r>
         <w:rPr>
           <w:iCs/>
@@ -5891,6 +6228,7 @@
         </w:rPr>
         <w:t>scap</w:t>
       </w:r>
+      <w:proofErr w:type="spellEnd"/>
       <w:r>
         <w:rPr>
           <w:iCs/>
@@ -5918,6 +6256,7 @@
         </w:rPr>
         <w:t>/</w:t>
       </w:r>
+      <w:proofErr w:type="spellStart"/>
       <w:r>
         <w:rPr>
           <w:iCs/>
@@ -5927,6 +6266,7 @@
         </w:rPr>
         <w:t>openscap</w:t>
       </w:r>
+      <w:proofErr w:type="spellEnd"/>
       <w:r>
         <w:rPr>
           <w:iCs/>
@@ -5936,6 +6276,7 @@
         </w:rPr>
         <w:t>-1.3/</w:t>
       </w:r>
+      <w:proofErr w:type="spellStart"/>
       <w:r>
         <w:rPr>
           <w:iCs/>
@@ -5945,6 +6286,7 @@
         </w:rPr>
         <w:t>oscap</w:t>
       </w:r>
+      <w:proofErr w:type="spellEnd"/>
       <w:r>
         <w:rPr>
           <w:iCs/>
@@ -6053,7 +6395,43 @@
           <w:szCs w:val="32"/>
           <w:lang w:eastAsia="ru-RU"/>
         </w:rPr>
-        <w:t xml:space="preserve"> (Common Vulnerability Scoring System, CVSS)</w:t>
+        <w:t xml:space="preserve"> (Common </w:t>
+      </w:r>
+      <w:proofErr w:type="spellStart"/>
+      <w:r>
+        <w:rPr>
+          <w:iCs/>
+          <w:szCs w:val="32"/>
+          <w:lang w:eastAsia="ru-RU"/>
+        </w:rPr>
+        <w:t>Vulnerability</w:t>
+      </w:r>
+      <w:proofErr w:type="spellEnd"/>
+      <w:r>
+        <w:rPr>
+          <w:iCs/>
+          <w:szCs w:val="32"/>
+          <w:lang w:eastAsia="ru-RU"/>
+        </w:rPr>
+        <w:t xml:space="preserve"> </w:t>
+      </w:r>
+      <w:proofErr w:type="spellStart"/>
+      <w:r>
+        <w:rPr>
+          <w:iCs/>
+          <w:szCs w:val="32"/>
+          <w:lang w:eastAsia="ru-RU"/>
+        </w:rPr>
+        <w:t>Scoring</w:t>
+      </w:r>
+      <w:proofErr w:type="spellEnd"/>
+      <w:r>
+        <w:rPr>
+          <w:iCs/>
+          <w:szCs w:val="32"/>
+          <w:lang w:eastAsia="ru-RU"/>
+        </w:rPr>
+        <w:t xml:space="preserve"> System, CVSS)</w:t>
       </w:r>
       <w:r>
         <w:rPr>
@@ -6267,7 +6645,73 @@
           <w:szCs w:val="32"/>
           <w:lang w:eastAsia="ru-RU"/>
         </w:rPr>
-        <w:t>CVE (Common Vulnerabilities and Exposures)</w:t>
+        <w:t xml:space="preserve">CVE (Common </w:t>
+      </w:r>
+      <w:proofErr w:type="spellStart"/>
+      <w:r>
+        <w:rPr>
+          <w:b/>
+          <w:bCs/>
+          <w:iCs/>
+          <w:szCs w:val="32"/>
+          <w:lang w:eastAsia="ru-RU"/>
+        </w:rPr>
+        <w:t>Vulnerabilities</w:t>
+      </w:r>
+      <w:proofErr w:type="spellEnd"/>
+      <w:r>
+        <w:rPr>
+          <w:b/>
+          <w:bCs/>
+          <w:iCs/>
+          <w:szCs w:val="32"/>
+          <w:lang w:eastAsia="ru-RU"/>
+        </w:rPr>
+        <w:t xml:space="preserve"> </w:t>
+      </w:r>
+      <w:proofErr w:type="spellStart"/>
+      <w:r>
+        <w:rPr>
+          <w:b/>
+          <w:bCs/>
+          <w:iCs/>
+          <w:szCs w:val="32"/>
+          <w:lang w:eastAsia="ru-RU"/>
+        </w:rPr>
+        <w:t>and</w:t>
+      </w:r>
+      <w:proofErr w:type="spellEnd"/>
+      <w:r>
+        <w:rPr>
+          <w:b/>
+          <w:bCs/>
+          <w:iCs/>
+          <w:szCs w:val="32"/>
+          <w:lang w:eastAsia="ru-RU"/>
+        </w:rPr>
+        <w:t xml:space="preserve"> </w:t>
+      </w:r>
+      <w:proofErr w:type="spellStart"/>
+      <w:r>
+        <w:rPr>
+          <w:b/>
+          <w:bCs/>
+          <w:iCs/>
+          <w:szCs w:val="32"/>
+          <w:lang w:eastAsia="ru-RU"/>
+        </w:rPr>
+        <w:t>Exposures</w:t>
+      </w:r>
+      <w:proofErr w:type="spellEnd"/>
+      <w:r>
+        <w:rPr>
+          <w:b/>
+          <w:bCs/>
+          <w:iCs/>
+          <w:szCs w:val="32"/>
+          <w:lang w:eastAsia="ru-RU"/>
+        </w:rPr>
+        <w:t>)</w:t>
       </w:r>
       <w:r>
         <w:rPr>
@@ -6325,7 +6769,29 @@
           <w:szCs w:val="32"/>
           <w:lang w:eastAsia="ru-RU"/>
         </w:rPr>
-        <w:t>NVD (National Vulnerability Database)</w:t>
+        <w:t xml:space="preserve">NVD (National </w:t>
+      </w:r>
+      <w:proofErr w:type="spellStart"/>
+      <w:r>
+        <w:rPr>
+          <w:b/>
+          <w:bCs/>
+          <w:iCs/>
+          <w:szCs w:val="32"/>
+          <w:lang w:eastAsia="ru-RU"/>
+        </w:rPr>
+        <w:t>Vulnerability</w:t>
+      </w:r>
+      <w:proofErr w:type="spellEnd"/>
+      <w:r>
+        <w:rPr>
+          <w:b/>
+          <w:bCs/>
+          <w:iCs/>
+          <w:szCs w:val="32"/>
+          <w:lang w:eastAsia="ru-RU"/>
+        </w:rPr>
+        <w:t xml:space="preserve"> Database)</w:t>
       </w:r>
       <w:r>
         <w:rPr>
@@ -6436,7 +6902,47 @@
           <w:highlight w:val="yellow"/>
           <w:lang w:eastAsia="ru-RU"/>
         </w:rPr>
-        <w:t>[https://www.first.org/cvss/v4.0/specification-document]</w:t>
+        <w:t>[https://www.first.org/</w:t>
+      </w:r>
+      <w:proofErr w:type="spellStart"/>
+      <w:r>
+        <w:rPr>
+          <w:iCs/>
+          <w:szCs w:val="32"/>
+          <w:highlight w:val="yellow"/>
+          <w:lang w:eastAsia="ru-RU"/>
+        </w:rPr>
+        <w:t>cvss</w:t>
+      </w:r>
+      <w:proofErr w:type="spellEnd"/>
+      <w:r>
+        <w:rPr>
+          <w:iCs/>
+          <w:szCs w:val="32"/>
+          <w:highlight w:val="yellow"/>
+          <w:lang w:eastAsia="ru-RU"/>
+        </w:rPr>
+        <w:t>/v4.0/</w:t>
+      </w:r>
+      <w:proofErr w:type="spellStart"/>
+      <w:r>
+        <w:rPr>
+          <w:iCs/>
+          <w:szCs w:val="32"/>
+          <w:highlight w:val="yellow"/>
+          <w:lang w:eastAsia="ru-RU"/>
+        </w:rPr>
+        <w:t>specification-document</w:t>
+      </w:r>
+      <w:proofErr w:type="spellEnd"/>
+      <w:r>
+        <w:rPr>
+          <w:iCs/>
+          <w:szCs w:val="32"/>
+          <w:highlight w:val="yellow"/>
+          <w:lang w:eastAsia="ru-RU"/>
+        </w:rPr>
+        <w:t>]</w:t>
       </w:r>
     </w:p>
     <w:p>
@@ -6620,8 +7126,20 @@
           <w:szCs w:val="32"/>
           <w:lang w:eastAsia="ru-RU"/>
         </w:rPr>
-        <w:t>Oracle VirtualBox</w:t>
-      </w:r>
+        <w:t xml:space="preserve">Oracle </w:t>
+      </w:r>
+      <w:proofErr w:type="spellStart"/>
+      <w:r>
+        <w:rPr>
+          <w:b/>
+          <w:bCs/>
+          <w:iCs/>
+          <w:szCs w:val="32"/>
+          <w:lang w:eastAsia="ru-RU"/>
+        </w:rPr>
+        <w:t>VirtualBox</w:t>
+      </w:r>
+      <w:proofErr w:type="spellEnd"/>
       <w:r>
         <w:rPr>
           <w:iCs/>
@@ -6646,13 +7164,23 @@
           <w:lang w:eastAsia="ru-RU"/>
         </w:rPr>
       </w:pPr>
-      <w:r>
-        <w:rPr>
-          <w:iCs/>
-          <w:szCs w:val="32"/>
-          <w:lang w:eastAsia="ru-RU"/>
-        </w:rPr>
-        <w:t>Kali Linux – специализированный дистрибутив для тестирования на проникновение, используемый в качестве атакующей машины;</w:t>
+      <w:proofErr w:type="spellStart"/>
+      <w:r>
+        <w:rPr>
+          <w:iCs/>
+          <w:szCs w:val="32"/>
+          <w:lang w:eastAsia="ru-RU"/>
+        </w:rPr>
+        <w:t>Kali</w:t>
+      </w:r>
+      <w:proofErr w:type="spellEnd"/>
+      <w:r>
+        <w:rPr>
+          <w:iCs/>
+          <w:szCs w:val="32"/>
+          <w:lang w:eastAsia="ru-RU"/>
+        </w:rPr>
+        <w:t xml:space="preserve"> Linux – специализированный дистрибутив для тестирования на проникновение, используемый в качестве атакующей машины;</w:t>
       </w:r>
     </w:p>
     <w:p>
@@ -6697,13 +7225,23 @@
         </w:rPr>
         <w:t xml:space="preserve">Для виртуальной машины </w:t>
       </w:r>
-      <w:r>
-        <w:rPr>
-          <w:iCs/>
-          <w:szCs w:val="32"/>
-          <w:lang w:eastAsia="ru-RU"/>
-        </w:rPr>
-        <w:t>Kali Linux</w:t>
+      <w:proofErr w:type="spellStart"/>
+      <w:r>
+        <w:rPr>
+          <w:iCs/>
+          <w:szCs w:val="32"/>
+          <w:lang w:eastAsia="ru-RU"/>
+        </w:rPr>
+        <w:t>Kali</w:t>
+      </w:r>
+      <w:proofErr w:type="spellEnd"/>
+      <w:r>
+        <w:rPr>
+          <w:iCs/>
+          <w:szCs w:val="32"/>
+          <w:lang w:eastAsia="ru-RU"/>
+        </w:rPr>
+        <w:t xml:space="preserve"> Linux</w:t>
       </w:r>
       <w:r>
         <w:t xml:space="preserve"> </w:t>
@@ -6794,7 +7332,61 @@
           <w:szCs w:val="32"/>
           <w:lang w:eastAsia="ru-RU"/>
         </w:rPr>
-        <w:t>25 ГБ (формат VDI). В качестве видеоконтроллера используется VMSVGA с 128 МБ видеопамяти; включено аппаратное ускорение (Nested Paging, паравиртуализация, KVM).</w:t>
+        <w:t>25 ГБ (формат VDI). В качестве видеоконтроллера используется VMSVGA с 128 МБ видеопамяти; включено аппаратное ускорение (</w:t>
+      </w:r>
+      <w:proofErr w:type="spellStart"/>
+      <w:r>
+        <w:rPr>
+          <w:iCs/>
+          <w:szCs w:val="32"/>
+          <w:lang w:eastAsia="ru-RU"/>
+        </w:rPr>
+        <w:t>Nested</w:t>
+      </w:r>
+      <w:proofErr w:type="spellEnd"/>
+      <w:r>
+        <w:rPr>
+          <w:iCs/>
+          <w:szCs w:val="32"/>
+          <w:lang w:eastAsia="ru-RU"/>
+        </w:rPr>
+        <w:t xml:space="preserve"> </w:t>
+      </w:r>
+      <w:proofErr w:type="spellStart"/>
+      <w:r>
+        <w:rPr>
+          <w:iCs/>
+          <w:szCs w:val="32"/>
+          <w:lang w:eastAsia="ru-RU"/>
+        </w:rPr>
+        <w:t>Paging</w:t>
+      </w:r>
+      <w:proofErr w:type="spellEnd"/>
+      <w:r>
+        <w:rPr>
+          <w:iCs/>
+          <w:szCs w:val="32"/>
+          <w:lang w:eastAsia="ru-RU"/>
+        </w:rPr>
+        <w:t xml:space="preserve">, </w:t>
+      </w:r>
+      <w:proofErr w:type="spellStart"/>
+      <w:r>
+        <w:rPr>
+          <w:iCs/>
+          <w:szCs w:val="32"/>
+          <w:lang w:eastAsia="ru-RU"/>
+        </w:rPr>
+        <w:t>паравиртуализация</w:t>
+      </w:r>
+      <w:proofErr w:type="spellEnd"/>
+      <w:r>
+        <w:rPr>
+          <w:iCs/>
+          <w:szCs w:val="32"/>
+          <w:lang w:eastAsia="ru-RU"/>
+        </w:rPr>
+        <w:t>, KVM).</w:t>
       </w:r>
     </w:p>
     <w:p>
@@ -6927,7 +7519,61 @@
           <w:szCs w:val="32"/>
           <w:lang w:eastAsia="ru-RU"/>
         </w:rPr>
-        <w:t>70 ГБ (формат VDI). Используется видеоконтроллер VMSVGA с 16 МБ видеопамяти; включено аппаратное ускорение (Nested Paging, PAE/NX, паравиртуализация, KVM).</w:t>
+        <w:t>70 ГБ (формат VDI). Используется видеоконтроллер VMSVGA с 16 МБ видеопамяти; включено аппаратное ускорение (</w:t>
+      </w:r>
+      <w:proofErr w:type="spellStart"/>
+      <w:r>
+        <w:rPr>
+          <w:iCs/>
+          <w:szCs w:val="32"/>
+          <w:lang w:eastAsia="ru-RU"/>
+        </w:rPr>
+        <w:t>Nested</w:t>
+      </w:r>
+      <w:proofErr w:type="spellEnd"/>
+      <w:r>
+        <w:rPr>
+          <w:iCs/>
+          <w:szCs w:val="32"/>
+          <w:lang w:eastAsia="ru-RU"/>
+        </w:rPr>
+        <w:t xml:space="preserve"> </w:t>
+      </w:r>
+      <w:proofErr w:type="spellStart"/>
+      <w:r>
+        <w:rPr>
+          <w:iCs/>
+          <w:szCs w:val="32"/>
+          <w:lang w:eastAsia="ru-RU"/>
+        </w:rPr>
+        <w:t>Paging</w:t>
+      </w:r>
+      <w:proofErr w:type="spellEnd"/>
+      <w:r>
+        <w:rPr>
+          <w:iCs/>
+          <w:szCs w:val="32"/>
+          <w:lang w:eastAsia="ru-RU"/>
+        </w:rPr>
+        <w:t xml:space="preserve">, PAE/NX, </w:t>
+      </w:r>
+      <w:proofErr w:type="spellStart"/>
+      <w:r>
+        <w:rPr>
+          <w:iCs/>
+          <w:szCs w:val="32"/>
+          <w:lang w:eastAsia="ru-RU"/>
+        </w:rPr>
+        <w:t>паравиртуализация</w:t>
+      </w:r>
+      <w:proofErr w:type="spellEnd"/>
+      <w:r>
+        <w:rPr>
+          <w:iCs/>
+          <w:szCs w:val="32"/>
+          <w:lang w:eastAsia="ru-RU"/>
+        </w:rPr>
+        <w:t>, KVM).</w:t>
       </w:r>
     </w:p>
     <w:p>
@@ -6937,16 +7583,52 @@
         <w:rPr>
           <w:iCs/>
           <w:szCs w:val="32"/>
-          <w:lang w:val="en-US" w:eastAsia="ru-RU"/>
-        </w:rPr>
-      </w:pPr>
-      <w:r>
-        <w:rPr>
-          <w:iCs/>
-          <w:szCs w:val="32"/>
-          <w:lang w:eastAsia="ru-RU"/>
-        </w:rPr>
-        <w:t>Обе виртуальные машины подключены к сети через сетевой адаптер Intel PRO/1000 MT Desktop в режиме «Сетевой мост» (Bridged Adapter), при котором виртуальные машины подключаются непосредственно к физической сети хост-компьютера и получают IP-адреса из общего адресного пространства локальной сети, что обеспечивает прямое сетевое взаимодействие между атакующей и целевой машинами.</w:t>
+          <w:lang w:eastAsia="ru-RU"/>
+        </w:rPr>
+      </w:pPr>
+      <w:r>
+        <w:rPr>
+          <w:iCs/>
+          <w:szCs w:val="32"/>
+          <w:lang w:eastAsia="ru-RU"/>
+        </w:rPr>
+        <w:t>Обе виртуальные машины подключены к сети через сетевой адаптер Intel PRO/1000 MT Desktop в режиме «Сетевой мост» (</w:t>
+      </w:r>
+      <w:proofErr w:type="spellStart"/>
+      <w:r>
+        <w:rPr>
+          <w:iCs/>
+          <w:szCs w:val="32"/>
+          <w:lang w:eastAsia="ru-RU"/>
+        </w:rPr>
+        <w:t>Bridged</w:t>
+      </w:r>
+      <w:proofErr w:type="spellEnd"/>
+      <w:r>
+        <w:rPr>
+          <w:iCs/>
+          <w:szCs w:val="32"/>
+          <w:lang w:eastAsia="ru-RU"/>
+        </w:rPr>
+        <w:t xml:space="preserve"> </w:t>
+      </w:r>
+      <w:proofErr w:type="spellStart"/>
+      <w:r>
+        <w:rPr>
+          <w:iCs/>
+          <w:szCs w:val="32"/>
+          <w:lang w:eastAsia="ru-RU"/>
+        </w:rPr>
+        <w:t>Adapter</w:t>
+      </w:r>
+      <w:proofErr w:type="spellEnd"/>
+      <w:r>
+        <w:rPr>
+          <w:iCs/>
+          <w:szCs w:val="32"/>
+          <w:lang w:eastAsia="ru-RU"/>
+        </w:rPr>
+        <w:t>), при котором виртуальные машины подключаются непосредственно к физической сети хост-компьютера и получают IP-адреса из общего адресного пространства локальной сети, что обеспечивает прямое сетевое взаимодействие между атакующей и целевой машинами.</w:t>
       </w:r>
     </w:p>
     <w:p>
@@ -6963,6 +7645,7 @@
       <w:r>
         <w:rPr>
           <w:iCs/>
+          <w:noProof/>
           <w:szCs w:val="32"/>
           <w:lang w:eastAsia="ru-RU"/>
         </w:rPr>
@@ -7012,23 +7695,23 @@
         <w:rPr>
           <w:iCs/>
           <w:szCs w:val="32"/>
+          <w:lang w:eastAsia="ru-RU"/>
+        </w:rPr>
+      </w:pPr>
+      <w:r>
+        <w:rPr>
+          <w:iCs/>
+          <w:szCs w:val="32"/>
+          <w:lang w:eastAsia="ru-RU"/>
+        </w:rPr>
+        <w:t xml:space="preserve">Рисунок 1. </w:t>
+      </w:r>
+      <w:r>
+        <w:rPr>
+          <w:iCs/>
+          <w:szCs w:val="32"/>
           <w:lang w:val="en-US" w:eastAsia="ru-RU"/>
         </w:rPr>
-      </w:pPr>
-      <w:r>
-        <w:rPr>
-          <w:iCs/>
-          <w:szCs w:val="32"/>
-          <w:lang w:eastAsia="ru-RU"/>
-        </w:rPr>
-        <w:t xml:space="preserve">Рисунок 1. </w:t>
-      </w:r>
-      <w:r>
-        <w:rPr>
-          <w:iCs/>
-          <w:szCs w:val="32"/>
-          <w:lang w:val="en-US" w:eastAsia="ru-RU"/>
-        </w:rPr>
         <w:t>Ip</w:t>
       </w:r>
       <w:r>
@@ -7047,13 +7730,23 @@
         </w:rPr>
         <w:t xml:space="preserve">адрес виртуальной машины </w:t>
       </w:r>
-      <w:r>
-        <w:rPr>
-          <w:iCs/>
-          <w:szCs w:val="32"/>
-          <w:lang w:eastAsia="ru-RU"/>
-        </w:rPr>
-        <w:t>Kali Linux</w:t>
+      <w:proofErr w:type="spellStart"/>
+      <w:r>
+        <w:rPr>
+          <w:iCs/>
+          <w:szCs w:val="32"/>
+          <w:lang w:eastAsia="ru-RU"/>
+        </w:rPr>
+        <w:t>Kali</w:t>
+      </w:r>
+      <w:proofErr w:type="spellEnd"/>
+      <w:r>
+        <w:rPr>
+          <w:iCs/>
+          <w:szCs w:val="32"/>
+          <w:lang w:eastAsia="ru-RU"/>
+        </w:rPr>
+        <w:t xml:space="preserve"> Linux</w:t>
       </w:r>
     </w:p>
     <w:p>
@@ -7070,6 +7763,7 @@
       <w:r>
         <w:rPr>
           <w:iCs/>
+          <w:noProof/>
           <w:szCs w:val="32"/>
           <w:lang w:val="en-US" w:eastAsia="ru-RU"/>
         </w:rPr>
@@ -7251,6 +7945,7 @@
       <w:r>
         <w:rPr>
           <w:iCs/>
+          <w:noProof/>
           <w:szCs w:val="32"/>
           <w:lang w:eastAsia="ru-RU"/>
         </w:rPr>
@@ -7434,7 +8129,25 @@
           <w:szCs w:val="32"/>
           <w:lang w:eastAsia="ru-RU"/>
         </w:rPr>
-        <w:t>Для определения открытых портов, работающих сетевых служб и их версий на целевой машине (РЕД ОС, IP-адрес 192.168.0.108) с атакующей машины (Kali Linux, IP-адрес 192.168.0.109) было проведено сканирование с использованием инструмента Nmap.</w:t>
+        <w:t>Для определения открытых портов, работающих сетевых служб и их версий на целевой машине (РЕД ОС, IP-адрес 192.168.0.108) с атакующей машины (</w:t>
+      </w:r>
+      <w:proofErr w:type="spellStart"/>
+      <w:r>
+        <w:rPr>
+          <w:iCs/>
+          <w:szCs w:val="32"/>
+          <w:lang w:eastAsia="ru-RU"/>
+        </w:rPr>
+        <w:t>Kali</w:t>
+      </w:r>
+      <w:proofErr w:type="spellEnd"/>
+      <w:r>
+        <w:rPr>
+          <w:iCs/>
+          <w:szCs w:val="32"/>
+          <w:lang w:eastAsia="ru-RU"/>
+        </w:rPr>
+        <w:t xml:space="preserve"> Linux, IP-адрес 192.168.0.109) было проведено сканирование с использованием инструмента Nmap.</w:t>
       </w:r>
     </w:p>
     <w:p>
@@ -7466,6 +8179,7 @@
           <w:lang w:eastAsia="ru-RU"/>
         </w:rPr>
       </w:pPr>
+      <w:proofErr w:type="spellStart"/>
       <w:r>
         <w:rPr>
           <w:iCs/>
@@ -7474,6 +8188,7 @@
         </w:rPr>
         <w:t>nmap</w:t>
       </w:r>
+      <w:proofErr w:type="spellEnd"/>
       <w:r>
         <w:rPr>
           <w:iCs/>
@@ -7482,6 +8197,7 @@
         </w:rPr>
         <w:t xml:space="preserve"> -</w:t>
       </w:r>
+      <w:proofErr w:type="spellStart"/>
       <w:r>
         <w:rPr>
           <w:iCs/>
@@ -7490,6 +8206,7 @@
         </w:rPr>
         <w:t>sV</w:t>
       </w:r>
+      <w:proofErr w:type="spellEnd"/>
       <w:r>
         <w:rPr>
           <w:iCs/>
@@ -7565,6 +8282,7 @@
         </w:rPr>
         <w:t xml:space="preserve"> -</w:t>
       </w:r>
+      <w:proofErr w:type="spellStart"/>
       <w:r>
         <w:rPr>
           <w:iCs/>
@@ -7573,6 +8291,7 @@
         </w:rPr>
         <w:t>sV</w:t>
       </w:r>
+      <w:proofErr w:type="spellEnd"/>
       <w:r>
         <w:rPr>
           <w:iCs/>
@@ -7811,31 +8530,7 @@
           <w:szCs w:val="32"/>
           <w:lang w:eastAsia="ru-RU"/>
         </w:rPr>
-        <w:t xml:space="preserve">Рисунок </w:t>
-      </w:r>
-      <w:r>
-        <w:rPr>
-          <w:iCs/>
-          <w:szCs w:val="32"/>
-          <w:lang w:eastAsia="ru-RU"/>
-        </w:rPr>
-        <w:t>4</w:t>
-      </w:r>
-      <w:r>
-        <w:rPr>
-          <w:iCs/>
-          <w:szCs w:val="32"/>
-          <w:lang w:eastAsia="ru-RU"/>
-        </w:rPr>
-        <w:t xml:space="preserve">. </w:t>
-      </w:r>
-      <w:r>
-        <w:rPr>
-          <w:iCs/>
-          <w:szCs w:val="32"/>
-          <w:lang w:eastAsia="ru-RU"/>
-        </w:rPr>
-        <w:t>Результат сканирования открытых портов и сервисов на целевом компьютере</w:t>
+        <w:t>Рисунок 4. Результат сканирования открытых портов и сервисов на целевом компьютере</w:t>
       </w:r>
     </w:p>
     <w:p>
@@ -7891,21 +8586,41 @@
           <w:lang w:val="en-US" w:eastAsia="ru-RU"/>
         </w:rPr>
       </w:pPr>
+      <w:proofErr w:type="spellStart"/>
       <w:r>
         <w:rPr>
           <w:iCs/>
           <w:szCs w:val="32"/>
           <w:lang w:val="en-US" w:eastAsia="ru-RU"/>
         </w:rPr>
-        <w:t>nmap -sU -T4 --top-ports 20 192.168.0.108</w:t>
-      </w:r>
+        <w:t>nmap</w:t>
+      </w:r>
+      <w:proofErr w:type="spellEnd"/>
       <w:r>
         <w:rPr>
           <w:iCs/>
           <w:szCs w:val="32"/>
           <w:lang w:val="en-US" w:eastAsia="ru-RU"/>
         </w:rPr>
-        <w:t>,</w:t>
+        <w:t xml:space="preserve"> -</w:t>
+      </w:r>
+      <w:proofErr w:type="spellStart"/>
+      <w:r>
+        <w:rPr>
+          <w:iCs/>
+          <w:szCs w:val="32"/>
+          <w:lang w:val="en-US" w:eastAsia="ru-RU"/>
+        </w:rPr>
+        <w:t>sU</w:t>
+      </w:r>
+      <w:proofErr w:type="spellEnd"/>
+      <w:r>
+        <w:rPr>
+          <w:iCs/>
+          <w:szCs w:val="32"/>
+          <w:lang w:val="en-US" w:eastAsia="ru-RU"/>
+        </w:rPr>
+        <w:t xml:space="preserve"> -T4 --top-ports 20 192.168.0.108,</w:t>
       </w:r>
     </w:p>
     <w:p>
@@ -7926,6 +8641,7 @@
         </w:rPr>
         <w:t>где -</w:t>
       </w:r>
+      <w:proofErr w:type="spellStart"/>
       <w:r>
         <w:rPr>
           <w:iCs/>
@@ -7934,6 +8650,7 @@
         </w:rPr>
         <w:t>sU</w:t>
       </w:r>
+      <w:proofErr w:type="spellEnd"/>
       <w:r>
         <w:rPr>
           <w:iCs/>
@@ -8044,31 +8761,7 @@
           <w:szCs w:val="32"/>
           <w:lang w:eastAsia="ru-RU"/>
         </w:rPr>
-        <w:t xml:space="preserve">это </w:t>
-      </w:r>
-      <w:r>
-        <w:rPr>
-          <w:iCs/>
-          <w:szCs w:val="32"/>
-          <w:lang w:eastAsia="ru-RU"/>
-        </w:rPr>
-        <w:t>наиболее распространенны</w:t>
-      </w:r>
-      <w:r>
-        <w:rPr>
-          <w:iCs/>
-          <w:szCs w:val="32"/>
-          <w:lang w:eastAsia="ru-RU"/>
-        </w:rPr>
-        <w:t>е</w:t>
-      </w:r>
-      <w:r>
-        <w:rPr>
-          <w:iCs/>
-          <w:szCs w:val="32"/>
-          <w:lang w:eastAsia="ru-RU"/>
-        </w:rPr>
-        <w:t xml:space="preserve"> </w:t>
+        <w:t xml:space="preserve">это наиболее распространенные </w:t>
       </w:r>
       <w:r>
         <w:rPr>
@@ -8092,15 +8785,7 @@
           <w:szCs w:val="32"/>
           <w:lang w:eastAsia="ru-RU"/>
         </w:rPr>
-        <w:t>порт</w:t>
-      </w:r>
-      <w:r>
-        <w:rPr>
-          <w:iCs/>
-          <w:szCs w:val="32"/>
-          <w:lang w:eastAsia="ru-RU"/>
-        </w:rPr>
-        <w:t>ы.</w:t>
+        <w:t>порты.</w:t>
       </w:r>
     </w:p>
     <w:p>
@@ -8217,47 +8902,43 @@
           <w:szCs w:val="32"/>
           <w:lang w:eastAsia="ru-RU"/>
         </w:rPr>
-        <w:t>Из-за</w:t>
-      </w:r>
-      <w:r>
-        <w:rPr>
-          <w:iCs/>
-          <w:szCs w:val="32"/>
-          <w:lang w:eastAsia="ru-RU"/>
-        </w:rPr>
-        <w:t xml:space="preserve"> особенностей протокола UDP</w:t>
-      </w:r>
-      <w:r>
-        <w:rPr>
-          <w:iCs/>
-          <w:szCs w:val="32"/>
-          <w:lang w:eastAsia="ru-RU"/>
-        </w:rPr>
-        <w:t>, а именно</w:t>
-      </w:r>
-      <w:r>
-        <w:rPr>
-          <w:iCs/>
-          <w:szCs w:val="32"/>
-          <w:lang w:eastAsia="ru-RU"/>
-        </w:rPr>
-        <w:t xml:space="preserve"> отсутствие подтверждения соединения</w:t>
-      </w:r>
-      <w:r>
-        <w:rPr>
-          <w:iCs/>
-          <w:szCs w:val="32"/>
-          <w:lang w:eastAsia="ru-RU"/>
-        </w:rPr>
-        <w:t>,</w:t>
-      </w:r>
-      <w:r>
-        <w:rPr>
-          <w:iCs/>
-          <w:szCs w:val="32"/>
-          <w:lang w:eastAsia="ru-RU"/>
-        </w:rPr>
-        <w:t xml:space="preserve"> статус open|filtered является неопределённым и требует дополнительной проверки специализированными инструментами. Статус closed является достоверным результатом, подтверждённым получением ICMP-сообщения о недоступности порта.</w:t>
+        <w:t xml:space="preserve">Из-за особенностей протокола UDP, а именно отсутствие подтверждения соединения, статус </w:t>
+      </w:r>
+      <w:proofErr w:type="spellStart"/>
+      <w:r>
+        <w:rPr>
+          <w:iCs/>
+          <w:szCs w:val="32"/>
+          <w:lang w:eastAsia="ru-RU"/>
+        </w:rPr>
+        <w:t>open|filtered</w:t>
+      </w:r>
+      <w:proofErr w:type="spellEnd"/>
+      <w:r>
+        <w:rPr>
+          <w:iCs/>
+          <w:szCs w:val="32"/>
+          <w:lang w:eastAsia="ru-RU"/>
+        </w:rPr>
+        <w:t xml:space="preserve"> является неопределённым и требует дополнительной проверки специализированными инструментами. Статус </w:t>
+      </w:r>
+      <w:proofErr w:type="spellStart"/>
+      <w:r>
+        <w:rPr>
+          <w:iCs/>
+          <w:szCs w:val="32"/>
+          <w:lang w:eastAsia="ru-RU"/>
+        </w:rPr>
+        <w:t>closed</w:t>
+      </w:r>
+      <w:proofErr w:type="spellEnd"/>
+      <w:r>
+        <w:rPr>
+          <w:iCs/>
+          <w:szCs w:val="32"/>
+          <w:lang w:eastAsia="ru-RU"/>
+        </w:rPr>
+        <w:t xml:space="preserve"> является достоверным результатом, подтверждённым получением ICMP-сообщения о недоступности порта.</w:t>
       </w:r>
     </w:p>
     <w:p>
@@ -8276,7 +8957,25 @@
           <w:szCs w:val="32"/>
           <w:lang w:eastAsia="ru-RU"/>
         </w:rPr>
-        <w:t>В качестве проверки одного из портов со статусом open|filtered была проведена проверка порта 161/UDP (SNMP)</w:t>
+        <w:t xml:space="preserve">В качестве проверки одного из портов со статусом </w:t>
+      </w:r>
+      <w:proofErr w:type="spellStart"/>
+      <w:r>
+        <w:rPr>
+          <w:iCs/>
+          <w:szCs w:val="32"/>
+          <w:lang w:eastAsia="ru-RU"/>
+        </w:rPr>
+        <w:t>open|filtered</w:t>
+      </w:r>
+      <w:proofErr w:type="spellEnd"/>
+      <w:r>
+        <w:rPr>
+          <w:iCs/>
+          <w:szCs w:val="32"/>
+          <w:lang w:eastAsia="ru-RU"/>
+        </w:rPr>
+        <w:t xml:space="preserve"> была проведена проверка порта 161/UDP (SNMP)</w:t>
       </w:r>
       <w:r>
         <w:rPr>
@@ -8297,13 +8996,23 @@
           <w:lang w:eastAsia="ru-RU"/>
         </w:rPr>
       </w:pPr>
+      <w:proofErr w:type="spellStart"/>
       <w:r>
         <w:rPr>
           <w:iCs/>
           <w:szCs w:val="32"/>
           <w:lang w:val="en-US" w:eastAsia="ru-RU"/>
         </w:rPr>
-        <w:t>snmpwalk -v2c -c public 192.168.0.108</w:t>
+        <w:t>snmpwalk</w:t>
+      </w:r>
+      <w:proofErr w:type="spellEnd"/>
+      <w:r>
+        <w:rPr>
+          <w:iCs/>
+          <w:szCs w:val="32"/>
+          <w:lang w:eastAsia="ru-RU"/>
+        </w:rPr>
+        <w:t xml:space="preserve"> -</w:t>
       </w:r>
       <w:r>
         <w:rPr>
@@ -8311,7 +9020,63 @@
           <w:szCs w:val="32"/>
           <w:lang w:val="en-US" w:eastAsia="ru-RU"/>
         </w:rPr>
-        <w:t xml:space="preserve">, </w:t>
+        <w:t>v</w:t>
+      </w:r>
+      <w:r>
+        <w:rPr>
+          <w:iCs/>
+          <w:szCs w:val="32"/>
+          <w:lang w:eastAsia="ru-RU"/>
+        </w:rPr>
+        <w:t>2</w:t>
+      </w:r>
+      <w:r>
+        <w:rPr>
+          <w:iCs/>
+          <w:szCs w:val="32"/>
+          <w:lang w:val="en-US" w:eastAsia="ru-RU"/>
+        </w:rPr>
+        <w:t>c</w:t>
+      </w:r>
+      <w:r>
+        <w:rPr>
+          <w:iCs/>
+          <w:szCs w:val="32"/>
+          <w:lang w:eastAsia="ru-RU"/>
+        </w:rPr>
+        <w:t xml:space="preserve"> -</w:t>
+      </w:r>
+      <w:r>
+        <w:rPr>
+          <w:iCs/>
+          <w:szCs w:val="32"/>
+          <w:lang w:val="en-US" w:eastAsia="ru-RU"/>
+        </w:rPr>
+        <w:t>c</w:t>
+      </w:r>
+      <w:r>
+        <w:rPr>
+          <w:iCs/>
+          <w:szCs w:val="32"/>
+          <w:lang w:eastAsia="ru-RU"/>
+        </w:rPr>
+        <w:t xml:space="preserve"> </w:t>
+      </w:r>
+      <w:r>
+        <w:rPr>
+          <w:iCs/>
+          <w:szCs w:val="32"/>
+          <w:lang w:val="en-US" w:eastAsia="ru-RU"/>
+        </w:rPr>
+        <w:t>public</w:t>
+      </w:r>
+      <w:r>
+        <w:rPr>
+          <w:iCs/>
+          <w:szCs w:val="32"/>
+          <w:lang w:eastAsia="ru-RU"/>
+        </w:rPr>
+        <w:t xml:space="preserve"> 192.168.0.108, </w:t>
       </w:r>
     </w:p>
     <w:p>
@@ -8587,23 +9352,7 @@
           <w:szCs w:val="32"/>
           <w:lang w:eastAsia="ru-RU"/>
         </w:rPr>
-        <w:t xml:space="preserve">Рисунок </w:t>
-      </w:r>
-      <w:r>
-        <w:rPr>
-          <w:iCs/>
-          <w:szCs w:val="32"/>
-          <w:lang w:eastAsia="ru-RU"/>
-        </w:rPr>
-        <w:t>6</w:t>
-      </w:r>
-      <w:r>
-        <w:rPr>
-          <w:iCs/>
-          <w:szCs w:val="32"/>
-          <w:lang w:eastAsia="ru-RU"/>
-        </w:rPr>
-        <w:t xml:space="preserve">. Результат </w:t>
+        <w:t xml:space="preserve">Рисунок 6. Результат </w:t>
       </w:r>
       <w:r>
         <w:rPr>
@@ -8670,31 +9419,7 @@
           <w:szCs w:val="32"/>
           <w:lang w:eastAsia="ru-RU"/>
         </w:rPr>
-        <w:t xml:space="preserve">-порту </w:t>
-      </w:r>
-      <w:r>
-        <w:rPr>
-          <w:iCs/>
-          <w:szCs w:val="32"/>
-          <w:lang w:eastAsia="ru-RU"/>
-        </w:rPr>
-        <w:t xml:space="preserve">(порт </w:t>
-      </w:r>
-      <w:r>
-        <w:rPr>
-          <w:iCs/>
-          <w:szCs w:val="32"/>
-          <w:lang w:eastAsia="ru-RU"/>
-        </w:rPr>
-        <w:t>111</w:t>
-      </w:r>
-      <w:r>
-        <w:rPr>
-          <w:iCs/>
-          <w:szCs w:val="32"/>
-          <w:lang w:eastAsia="ru-RU"/>
-        </w:rPr>
-        <w:t>)</w:t>
+        <w:t>-порту (порт 111)</w:t>
       </w:r>
       <w:r>
         <w:rPr>
@@ -8715,13 +9440,23 @@
           <w:lang w:eastAsia="ru-RU"/>
         </w:rPr>
       </w:pPr>
-      <w:r>
-        <w:rPr>
-          <w:iCs/>
-          <w:szCs w:val="32"/>
-          <w:lang w:eastAsia="ru-RU"/>
-        </w:rPr>
-        <w:t>rpcinfo -p 192.168.0.108</w:t>
+      <w:proofErr w:type="spellStart"/>
+      <w:r>
+        <w:rPr>
+          <w:iCs/>
+          <w:szCs w:val="32"/>
+          <w:lang w:eastAsia="ru-RU"/>
+        </w:rPr>
+        <w:t>rpcinfo</w:t>
+      </w:r>
+      <w:proofErr w:type="spellEnd"/>
+      <w:r>
+        <w:rPr>
+          <w:iCs/>
+          <w:szCs w:val="32"/>
+          <w:lang w:eastAsia="ru-RU"/>
+        </w:rPr>
+        <w:t xml:space="preserve"> -p 192.168.0.108</w:t>
       </w:r>
       <w:r>
         <w:rPr>
@@ -8803,23 +9538,7 @@
           <w:szCs w:val="32"/>
           <w:lang w:eastAsia="ru-RU"/>
         </w:rPr>
-        <w:t xml:space="preserve">Рисунок </w:t>
-      </w:r>
-      <w:r>
-        <w:rPr>
-          <w:iCs/>
-          <w:szCs w:val="32"/>
-          <w:lang w:eastAsia="ru-RU"/>
-        </w:rPr>
-        <w:t>7</w:t>
-      </w:r>
-      <w:r>
-        <w:rPr>
-          <w:iCs/>
-          <w:szCs w:val="32"/>
-          <w:lang w:eastAsia="ru-RU"/>
-        </w:rPr>
-        <w:t xml:space="preserve">. Результат </w:t>
+        <w:t xml:space="preserve">Рисунок 7. Результат </w:t>
       </w:r>
       <w:r>
         <w:rPr>
@@ -8870,7 +9589,43 @@
           <w:szCs w:val="32"/>
           <w:lang w:eastAsia="ru-RU"/>
         </w:rPr>
-        <w:t>Результат показал, что через rpcbind зарегистрирована только сама служба portmapper (program 100000) в версиях 2–4 для протоколов TCP и UDP на порту 111.</w:t>
+        <w:t xml:space="preserve">Результат показал, что через rpcbind зарегистрирована только сама служба </w:t>
+      </w:r>
+      <w:proofErr w:type="spellStart"/>
+      <w:r>
+        <w:rPr>
+          <w:iCs/>
+          <w:szCs w:val="32"/>
+          <w:lang w:eastAsia="ru-RU"/>
+        </w:rPr>
+        <w:t>portmapper</w:t>
+      </w:r>
+      <w:proofErr w:type="spellEnd"/>
+      <w:r>
+        <w:rPr>
+          <w:iCs/>
+          <w:szCs w:val="32"/>
+          <w:lang w:eastAsia="ru-RU"/>
+        </w:rPr>
+        <w:t xml:space="preserve"> (</w:t>
+      </w:r>
+      <w:proofErr w:type="spellStart"/>
+      <w:r>
+        <w:rPr>
+          <w:iCs/>
+          <w:szCs w:val="32"/>
+          <w:lang w:eastAsia="ru-RU"/>
+        </w:rPr>
+        <w:t>program</w:t>
+      </w:r>
+      <w:proofErr w:type="spellEnd"/>
+      <w:r>
+        <w:rPr>
+          <w:iCs/>
+          <w:szCs w:val="32"/>
+          <w:lang w:eastAsia="ru-RU"/>
+        </w:rPr>
+        <w:t xml:space="preserve"> 100000) в версиях 2–4 для протоколов TCP и UDP на порту 111.</w:t>
       </w:r>
     </w:p>
     <w:p>
@@ -8966,13 +9721,59 @@
           <w:lang w:eastAsia="ru-RU"/>
         </w:rPr>
       </w:pPr>
-      <w:r>
-        <w:rPr>
-          <w:iCs/>
-          <w:szCs w:val="32"/>
-          <w:lang w:eastAsia="ru-RU"/>
-        </w:rPr>
-        <w:t>nmap -sV -sC -p 5355 192.168.0.108</w:t>
+      <w:proofErr w:type="spellStart"/>
+      <w:r>
+        <w:rPr>
+          <w:iCs/>
+          <w:szCs w:val="32"/>
+          <w:lang w:eastAsia="ru-RU"/>
+        </w:rPr>
+        <w:t>nmap</w:t>
+      </w:r>
+      <w:proofErr w:type="spellEnd"/>
+      <w:r>
+        <w:rPr>
+          <w:iCs/>
+          <w:szCs w:val="32"/>
+          <w:lang w:eastAsia="ru-RU"/>
+        </w:rPr>
+        <w:t xml:space="preserve"> -</w:t>
+      </w:r>
+      <w:proofErr w:type="spellStart"/>
+      <w:r>
+        <w:rPr>
+          <w:iCs/>
+          <w:szCs w:val="32"/>
+          <w:lang w:eastAsia="ru-RU"/>
+        </w:rPr>
+        <w:t>sV</w:t>
+      </w:r>
+      <w:proofErr w:type="spellEnd"/>
+      <w:r>
+        <w:rPr>
+          <w:iCs/>
+          <w:szCs w:val="32"/>
+          <w:lang w:eastAsia="ru-RU"/>
+        </w:rPr>
+        <w:t xml:space="preserve"> -</w:t>
+      </w:r>
+      <w:proofErr w:type="spellStart"/>
+      <w:r>
+        <w:rPr>
+          <w:iCs/>
+          <w:szCs w:val="32"/>
+          <w:lang w:eastAsia="ru-RU"/>
+        </w:rPr>
+        <w:t>sC</w:t>
+      </w:r>
+      <w:proofErr w:type="spellEnd"/>
+      <w:r>
+        <w:rPr>
+          <w:iCs/>
+          <w:szCs w:val="32"/>
+          <w:lang w:eastAsia="ru-RU"/>
+        </w:rPr>
+        <w:t xml:space="preserve"> -p 5355 192.168.0.108</w:t>
       </w:r>
       <w:r>
         <w:rPr>
@@ -9031,56 +9832,34 @@
           <w:szCs w:val="32"/>
           <w:lang w:eastAsia="ru-RU"/>
         </w:rPr>
-        <w:t xml:space="preserve"> </w:t>
-      </w:r>
-      <w:r>
-        <w:rPr>
-          <w:iCs/>
-          <w:szCs w:val="32"/>
-          <w:lang w:eastAsia="ru-RU"/>
-        </w:rPr>
-        <w:t>–</w:t>
-      </w:r>
-      <w:r>
-        <w:rPr>
-          <w:iCs/>
-          <w:szCs w:val="32"/>
-          <w:lang w:eastAsia="ru-RU"/>
-        </w:rPr>
-        <w:t xml:space="preserve"> </w:t>
-      </w:r>
-      <w:r>
-        <w:rPr>
-          <w:iCs/>
-          <w:szCs w:val="32"/>
-          <w:lang w:eastAsia="ru-RU"/>
-        </w:rPr>
-        <w:t xml:space="preserve">это </w:t>
-      </w:r>
-      <w:r>
-        <w:rPr>
-          <w:iCs/>
-          <w:szCs w:val="32"/>
-          <w:lang w:eastAsia="ru-RU"/>
-        </w:rPr>
-        <w:t>флаг, который запускает</w:t>
-      </w:r>
-      <w:r>
-        <w:rPr>
-          <w:iCs/>
-          <w:szCs w:val="32"/>
-          <w:lang w:eastAsia="ru-RU"/>
-        </w:rPr>
-        <w:t xml:space="preserve"> </w:t>
-      </w:r>
-      <w:r>
-        <w:rPr>
-          <w:iCs/>
-          <w:szCs w:val="32"/>
-          <w:lang w:eastAsia="ru-RU"/>
-        </w:rPr>
-        <w:t>набор стандартных скриптов Nma</w:t>
-      </w:r>
+        <w:t xml:space="preserve"> – </w:t>
+      </w:r>
+      <w:r>
+        <w:rPr>
+          <w:iCs/>
+          <w:szCs w:val="32"/>
+          <w:lang w:eastAsia="ru-RU"/>
+        </w:rPr>
+        <w:t xml:space="preserve">это флаг, который запускает </w:t>
+      </w:r>
+      <w:r>
+        <w:rPr>
+          <w:iCs/>
+          <w:szCs w:val="32"/>
+          <w:lang w:eastAsia="ru-RU"/>
+        </w:rPr>
+        <w:t xml:space="preserve">набор стандартных скриптов </w:t>
+      </w:r>
+      <w:proofErr w:type="spellStart"/>
+      <w:r>
+        <w:rPr>
+          <w:iCs/>
+          <w:szCs w:val="32"/>
+          <w:lang w:eastAsia="ru-RU"/>
+        </w:rPr>
+        <w:t>Nma</w:t>
+      </w:r>
+      <w:proofErr w:type="spellEnd"/>
       <w:r>
         <w:rPr>
           <w:iCs/>
@@ -9216,23 +9995,7 @@
           <w:szCs w:val="32"/>
           <w:lang w:eastAsia="ru-RU"/>
         </w:rPr>
-        <w:t xml:space="preserve">Рисунок </w:t>
-      </w:r>
-      <w:r>
-        <w:rPr>
-          <w:iCs/>
-          <w:szCs w:val="32"/>
-          <w:lang w:eastAsia="ru-RU"/>
-        </w:rPr>
-        <w:t>8</w:t>
-      </w:r>
-      <w:r>
-        <w:rPr>
-          <w:iCs/>
-          <w:szCs w:val="32"/>
-          <w:lang w:eastAsia="ru-RU"/>
-        </w:rPr>
-        <w:t xml:space="preserve">. Результат </w:t>
+        <w:t xml:space="preserve">Рисунок 8. Результат </w:t>
       </w:r>
       <w:r>
         <w:rPr>
@@ -9336,38 +10099,60 @@
           <w:lang w:eastAsia="ru-RU"/>
         </w:rPr>
       </w:pPr>
+      <w:r>
+        <w:rPr>
+          <w:iCs/>
+          <w:szCs w:val="32"/>
+          <w:lang w:eastAsia="ru-RU"/>
+        </w:rPr>
+        <w:t>Для исключения вероятности пропуска потенциальных веб-сервисов при первоначальном сканировании была выполнена целевая проверка стандартных портов, традиционно используемых для веб-серверов, с применением набора HTTP-скриптов Nmap:</w:t>
+      </w:r>
     </w:p>
     <w:p>
       <w:pPr>
         <w:spacing w:before="0" w:after="0" w:line="360" w:lineRule="auto"/>
         <w:ind w:firstLine="708"/>
         <w:rPr>
-          <w:b/>
-          <w:bCs/>
-          <w:iCs/>
-          <w:szCs w:val="32"/>
-          <w:lang w:eastAsia="ru-RU"/>
-        </w:rPr>
-      </w:pPr>
-      <w:r>
-        <w:rPr>
-          <w:b/>
-          <w:bCs/>
-          <w:iCs/>
-          <w:szCs w:val="32"/>
-          <w:lang w:eastAsia="ru-RU"/>
-        </w:rPr>
-        <w:t>Глава 2.3</w:t>
-      </w:r>
-      <w:r>
-        <w:rPr>
-          <w:b/>
-          <w:bCs/>
-          <w:iCs/>
-          <w:szCs w:val="32"/>
-          <w:lang w:eastAsia="ru-RU"/>
-        </w:rPr>
-        <w:t>. Поиск и анализ уязвимостей</w:t>
+          <w:iCs/>
+          <w:szCs w:val="32"/>
+          <w:lang w:eastAsia="ru-RU"/>
+        </w:rPr>
+      </w:pPr>
+      <w:proofErr w:type="spellStart"/>
+      <w:r>
+        <w:rPr>
+          <w:iCs/>
+          <w:szCs w:val="32"/>
+          <w:lang w:val="en-US" w:eastAsia="ru-RU"/>
+        </w:rPr>
+        <w:t>nmap</w:t>
+      </w:r>
+      <w:proofErr w:type="spellEnd"/>
+      <w:r>
+        <w:rPr>
+          <w:iCs/>
+          <w:szCs w:val="32"/>
+          <w:lang w:val="en-US" w:eastAsia="ru-RU"/>
+        </w:rPr>
+        <w:t xml:space="preserve"> -</w:t>
+      </w:r>
+      <w:proofErr w:type="spellStart"/>
+      <w:r>
+        <w:rPr>
+          <w:iCs/>
+          <w:szCs w:val="32"/>
+          <w:lang w:val="en-US" w:eastAsia="ru-RU"/>
+        </w:rPr>
+        <w:t>sV</w:t>
+      </w:r>
+      <w:proofErr w:type="spellEnd"/>
+      <w:r>
+        <w:rPr>
+          <w:iCs/>
+          <w:szCs w:val="32"/>
+          <w:lang w:val="en-US" w:eastAsia="ru-RU"/>
+        </w:rPr>
+        <w:t xml:space="preserve"> --script http* -p 80,443,8080,8443 192.168.0.108</w:t>
       </w:r>
     </w:p>
     <w:p>
@@ -9383,115 +10168,16 @@
       <w:r>
         <w:rPr>
           <w:iCs/>
-          <w:szCs w:val="32"/>
-          <w:lang w:eastAsia="ru-RU"/>
-        </w:rPr>
-        <w:t xml:space="preserve">Поиск уязвимостей проводился комбинированным способом: с использованием баз данных публичных эксплойтов (ручной метод) и </w:t>
-      </w:r>
-      <w:r>
-        <w:rPr>
-          <w:iCs/>
+          <w:noProof/>
           <w:szCs w:val="32"/>
           <w:lang w:eastAsia="ru-RU"/>
         </w:rPr>
         <w:lastRenderedPageBreak/>
-        <w:t>специализированных инструментов автоматического анализа (Nmap NSE, OpenVAS).</w:t>
-      </w:r>
-    </w:p>
-    <w:p>
-      <w:pPr>
-        <w:spacing w:before="0" w:after="0" w:line="360" w:lineRule="auto"/>
-        <w:ind w:firstLine="708"/>
-        <w:rPr>
-          <w:iCs/>
-          <w:szCs w:val="32"/>
-          <w:lang w:eastAsia="ru-RU"/>
-        </w:rPr>
-      </w:pPr>
-      <w:r>
-        <w:rPr>
-          <w:iCs/>
-          <w:szCs w:val="32"/>
-          <w:lang w:eastAsia="ru-RU"/>
-        </w:rPr>
-        <w:t>Для каждой обнаруженной в ходе разведки службы был выполнен поиск публично известных эксплойтов с использованием локальной базы Exploit-DB (searchsploit).</w:t>
-      </w:r>
-    </w:p>
-    <w:p>
-      <w:pPr>
-        <w:pStyle w:val="a7"/>
-        <w:numPr>
-          <w:ilvl w:val="0"/>
-          <w:numId w:val="8"/>
-        </w:numPr>
-        <w:spacing w:before="0" w:after="0" w:line="360" w:lineRule="auto"/>
-        <w:rPr>
-          <w:iCs/>
-          <w:szCs w:val="32"/>
-          <w:lang w:val="en-US" w:eastAsia="ru-RU"/>
-        </w:rPr>
-      </w:pPr>
-      <w:r>
-        <w:rPr>
-          <w:iCs/>
-          <w:szCs w:val="32"/>
-          <w:lang w:val="en-US" w:eastAsia="ru-RU"/>
-        </w:rPr>
-        <w:t>OpenSSH 9.9 (</w:t>
-      </w:r>
-      <w:r>
-        <w:rPr>
-          <w:iCs/>
-          <w:szCs w:val="32"/>
-          <w:lang w:eastAsia="ru-RU"/>
-        </w:rPr>
-        <w:t>порт</w:t>
-      </w:r>
-      <w:r>
-        <w:rPr>
-          <w:iCs/>
-          <w:szCs w:val="32"/>
-          <w:lang w:val="en-US" w:eastAsia="ru-RU"/>
-        </w:rPr>
-        <w:t xml:space="preserve"> 22/tcp):</w:t>
-      </w:r>
-      <w:r>
-        <w:rPr>
-          <w:iCs/>
-          <w:szCs w:val="32"/>
-          <w:lang w:val="en-US" w:eastAsia="ru-RU"/>
-        </w:rPr>
-        <w:t xml:space="preserve"> </w:t>
-      </w:r>
-      <w:r>
-        <w:rPr>
-          <w:iCs/>
-          <w:szCs w:val="32"/>
-          <w:lang w:val="en-US" w:eastAsia="ru-RU"/>
-        </w:rPr>
-        <w:t>searchsploit OpenSSH 9.9</w:t>
-      </w:r>
-    </w:p>
-    <w:p>
-      <w:pPr>
-        <w:spacing w:before="0" w:after="0" w:line="360" w:lineRule="auto"/>
-        <w:jc w:val="center"/>
-        <w:rPr>
-          <w:iCs/>
-          <w:szCs w:val="32"/>
-          <w:lang w:eastAsia="ru-RU"/>
-        </w:rPr>
-      </w:pPr>
-      <w:r>
-        <w:rPr>
-          <w:noProof/>
-          <w14:ligatures w14:val="standardContextual"/>
-        </w:rPr>
         <w:drawing>
-          <wp:inline distT="0" distB="0" distL="0" distR="0" wp14:anchorId="424C117F" wp14:editId="7B4801C9">
-            <wp:extent cx="2457450" cy="781050"/>
+          <wp:inline distT="0" distB="0" distL="0" distR="0" wp14:anchorId="5F8207DD" wp14:editId="5FBBFD20">
+            <wp:extent cx="6119495" cy="3220720"/>
             <wp:effectExtent l="0" t="0" r="0" b="0"/>
-            <wp:docPr id="16" name="Рисунок 16"/>
+            <wp:docPr id="11" name="Рисунок 11"/>
             <wp:cNvGraphicFramePr>
               <a:graphicFrameLocks xmlns:a="http://schemas.openxmlformats.org/drawingml/2006/main" noChangeAspect="1"/>
             </wp:cNvGraphicFramePr>
@@ -9511,7 +10197,7 @@
                   <pic:spPr>
                     <a:xfrm>
                       <a:off x="0" y="0"/>
-                      <a:ext cx="2457450" cy="781050"/>
+                      <a:ext cx="6119495" cy="3220720"/>
                     </a:xfrm>
                     <a:prstGeom prst="rect">
                       <a:avLst/>
@@ -9565,25 +10251,170 @@
           <w:szCs w:val="32"/>
           <w:lang w:eastAsia="ru-RU"/>
         </w:rPr>
-        <w:t>Результаты поиска эксплойтов для OpenSSH 9.9 в базе Exploit-DB</w:t>
-      </w:r>
-    </w:p>
-    <w:p>
-      <w:pPr>
-        <w:spacing w:before="0" w:after="0" w:line="360" w:lineRule="auto"/>
-        <w:rPr>
-          <w:iCs/>
-          <w:szCs w:val="32"/>
-          <w:lang w:eastAsia="ru-RU"/>
-        </w:rPr>
-      </w:pPr>
-      <w:r>
-        <w:rPr>
-          <w:iCs/>
-          <w:szCs w:val="32"/>
-          <w:lang w:eastAsia="ru-RU"/>
-        </w:rPr>
-        <w:t>Публичных эксплойтов для установленной версии OpenSSH в базе Exploit-DB не найдено, что свидетельствует об отсутствии задокументированных критичных уязвимостей для данной версии на момент проведения тестирования.</w:t>
+        <w:t>Проверка стандартных веб-портов на целевой системе</w:t>
+      </w:r>
+    </w:p>
+    <w:p>
+      <w:pPr>
+        <w:spacing w:before="0" w:after="0" w:line="360" w:lineRule="auto"/>
+        <w:ind w:firstLine="708"/>
+        <w:rPr>
+          <w:iCs/>
+          <w:szCs w:val="32"/>
+          <w:lang w:eastAsia="ru-RU"/>
+        </w:rPr>
+      </w:pPr>
+      <w:r>
+        <w:rPr>
+          <w:iCs/>
+          <w:szCs w:val="32"/>
+          <w:lang w:eastAsia="ru-RU"/>
+        </w:rPr>
+        <w:t>Все проверенные порты оказались закрытыми, что подтверждает отсутствие на целевой системе веб-серверов и связанных с ними служб. Результат согласуется с данными полного сканирования всех TCP-портов</w:t>
+      </w:r>
+      <w:r>
+        <w:rPr>
+          <w:iCs/>
+          <w:szCs w:val="32"/>
+          <w:lang w:eastAsia="ru-RU"/>
+        </w:rPr>
+        <w:t>.</w:t>
+      </w:r>
+    </w:p>
+    <w:p>
+      <w:pPr>
+        <w:spacing w:before="0" w:after="0" w:line="360" w:lineRule="auto"/>
+        <w:ind w:firstLine="708"/>
+        <w:rPr>
+          <w:iCs/>
+          <w:szCs w:val="32"/>
+          <w:lang w:eastAsia="ru-RU"/>
+        </w:rPr>
+      </w:pPr>
+    </w:p>
+    <w:p>
+      <w:pPr>
+        <w:spacing w:before="0" w:after="0" w:line="360" w:lineRule="auto"/>
+        <w:ind w:firstLine="708"/>
+        <w:rPr>
+          <w:b/>
+          <w:bCs/>
+          <w:iCs/>
+          <w:szCs w:val="32"/>
+          <w:lang w:eastAsia="ru-RU"/>
+        </w:rPr>
+      </w:pPr>
+      <w:r>
+        <w:rPr>
+          <w:b/>
+          <w:bCs/>
+          <w:iCs/>
+          <w:szCs w:val="32"/>
+          <w:lang w:eastAsia="ru-RU"/>
+        </w:rPr>
+        <w:t>Глава 2.3</w:t>
+      </w:r>
+      <w:r>
+        <w:rPr>
+          <w:b/>
+          <w:bCs/>
+          <w:iCs/>
+          <w:szCs w:val="32"/>
+          <w:lang w:eastAsia="ru-RU"/>
+        </w:rPr>
+        <w:t>. Поиск и анализ уязвимостей</w:t>
+      </w:r>
+    </w:p>
+    <w:p>
+      <w:pPr>
+        <w:spacing w:before="0" w:after="0" w:line="360" w:lineRule="auto"/>
+        <w:ind w:firstLine="708"/>
+        <w:rPr>
+          <w:iCs/>
+          <w:szCs w:val="32"/>
+          <w:lang w:eastAsia="ru-RU"/>
+        </w:rPr>
+      </w:pPr>
+      <w:r>
+        <w:rPr>
+          <w:iCs/>
+          <w:szCs w:val="32"/>
+          <w:lang w:eastAsia="ru-RU"/>
+        </w:rPr>
+        <w:t xml:space="preserve">Поиск уязвимостей проводился комбинированным способом: с использованием баз данных публичных эксплойтов (ручной метод) и специализированных инструментов автоматического анализа (Nmap NSE, </w:t>
+      </w:r>
+      <w:proofErr w:type="spellStart"/>
+      <w:r>
+        <w:rPr>
+          <w:iCs/>
+          <w:szCs w:val="32"/>
+          <w:lang w:eastAsia="ru-RU"/>
+        </w:rPr>
+        <w:t>OpenVAS</w:t>
+      </w:r>
+      <w:proofErr w:type="spellEnd"/>
+      <w:r>
+        <w:rPr>
+          <w:iCs/>
+          <w:szCs w:val="32"/>
+          <w:lang w:eastAsia="ru-RU"/>
+        </w:rPr>
+        <w:t>).</w:t>
+      </w:r>
+    </w:p>
+    <w:p>
+      <w:pPr>
+        <w:spacing w:before="0" w:after="0" w:line="360" w:lineRule="auto"/>
+        <w:ind w:firstLine="708"/>
+        <w:rPr>
+          <w:iCs/>
+          <w:szCs w:val="32"/>
+          <w:lang w:eastAsia="ru-RU"/>
+        </w:rPr>
+      </w:pPr>
+      <w:r>
+        <w:rPr>
+          <w:iCs/>
+          <w:szCs w:val="32"/>
+          <w:lang w:eastAsia="ru-RU"/>
+        </w:rPr>
+        <w:t xml:space="preserve">Для каждой обнаруженной в ходе разведки службы был выполнен поиск публично известных эксплойтов с использованием локальной базы </w:t>
+      </w:r>
+      <w:proofErr w:type="spellStart"/>
+      <w:r>
+        <w:rPr>
+          <w:iCs/>
+          <w:szCs w:val="32"/>
+          <w:lang w:eastAsia="ru-RU"/>
+        </w:rPr>
+        <w:t>Exploit</w:t>
+      </w:r>
+      <w:proofErr w:type="spellEnd"/>
+      <w:r>
+        <w:rPr>
+          <w:iCs/>
+          <w:szCs w:val="32"/>
+          <w:lang w:eastAsia="ru-RU"/>
+        </w:rPr>
+        <w:t>-DB (</w:t>
+      </w:r>
+      <w:proofErr w:type="spellStart"/>
+      <w:r>
+        <w:rPr>
+          <w:iCs/>
+          <w:szCs w:val="32"/>
+          <w:lang w:eastAsia="ru-RU"/>
+        </w:rPr>
+        <w:t>searchsploit</w:t>
+      </w:r>
+      <w:proofErr w:type="spellEnd"/>
+      <w:r>
+        <w:rPr>
+          <w:iCs/>
+          <w:szCs w:val="32"/>
+          <w:lang w:eastAsia="ru-RU"/>
+        </w:rPr>
+        <w:t>).</w:t>
       </w:r>
     </w:p>
     <w:p>
@@ -9606,7 +10437,7 @@
           <w:szCs w:val="32"/>
           <w:lang w:val="en-US" w:eastAsia="ru-RU"/>
         </w:rPr>
-        <w:t>rpcbind (</w:t>
+        <w:t>OpenSSH 9.9 (</w:t>
       </w:r>
       <w:r>
         <w:rPr>
@@ -9622,45 +10453,65 @@
           <w:szCs w:val="32"/>
           <w:lang w:val="en-US" w:eastAsia="ru-RU"/>
         </w:rPr>
-        <w:t xml:space="preserve"> 111/tcp):</w:t>
-      </w:r>
+        <w:t xml:space="preserve"> 22/</w:t>
+      </w:r>
+      <w:proofErr w:type="spellStart"/>
       <w:r>
         <w:rPr>
           <w:iCs/>
           <w:szCs w:val="32"/>
           <w:lang w:val="en-US" w:eastAsia="ru-RU"/>
         </w:rPr>
-        <w:t xml:space="preserve"> </w:t>
-      </w:r>
+        <w:t>tcp</w:t>
+      </w:r>
+      <w:proofErr w:type="spellEnd"/>
       <w:r>
         <w:rPr>
           <w:iCs/>
           <w:szCs w:val="32"/>
           <w:lang w:val="en-US" w:eastAsia="ru-RU"/>
         </w:rPr>
-        <w:t>searchsploit rpcbind</w:t>
-      </w:r>
-    </w:p>
-    <w:p>
-      <w:pPr>
-        <w:spacing w:before="0" w:after="0" w:line="360" w:lineRule="auto"/>
-        <w:ind w:firstLine="0"/>
+        <w:t xml:space="preserve">): </w:t>
+      </w:r>
+      <w:proofErr w:type="spellStart"/>
+      <w:r>
+        <w:rPr>
+          <w:iCs/>
+          <w:szCs w:val="32"/>
+          <w:lang w:val="en-US" w:eastAsia="ru-RU"/>
+        </w:rPr>
+        <w:t>searchsploit</w:t>
+      </w:r>
+      <w:proofErr w:type="spellEnd"/>
+      <w:r>
+        <w:rPr>
+          <w:iCs/>
+          <w:szCs w:val="32"/>
+          <w:lang w:val="en-US" w:eastAsia="ru-RU"/>
+        </w:rPr>
+        <w:t xml:space="preserve"> OpenSSH 9.9</w:t>
+      </w:r>
+    </w:p>
+    <w:p>
+      <w:pPr>
+        <w:spacing w:before="0" w:after="0" w:line="360" w:lineRule="auto"/>
         <w:jc w:val="center"/>
         <w:rPr>
           <w:iCs/>
           <w:szCs w:val="32"/>
-          <w:lang w:val="en-US" w:eastAsia="ru-RU"/>
+          <w:lang w:eastAsia="ru-RU"/>
         </w:rPr>
       </w:pPr>
       <w:r>
         <w:rPr>
           <w:noProof/>
+          <w14:ligatures w14:val="standardContextual"/>
         </w:rPr>
         <w:drawing>
-          <wp:inline distT="0" distB="0" distL="0" distR="0" wp14:anchorId="14BAB79C" wp14:editId="5A22A10E">
-            <wp:extent cx="6067425" cy="1628775"/>
-            <wp:effectExtent l="0" t="0" r="9525" b="9525"/>
-            <wp:docPr id="18" name="Рисунок 18"/>
+          <wp:inline distT="0" distB="0" distL="0" distR="0" wp14:anchorId="424C117F" wp14:editId="7B4801C9">
+            <wp:extent cx="2457450" cy="781050"/>
+            <wp:effectExtent l="0" t="0" r="0" b="0"/>
+            <wp:docPr id="16" name="Рисунок 16"/>
             <wp:cNvGraphicFramePr>
               <a:graphicFrameLocks xmlns:a="http://schemas.openxmlformats.org/drawingml/2006/main" noChangeAspect="1"/>
             </wp:cNvGraphicFramePr>
@@ -9680,7 +10531,7 @@
                   <pic:spPr>
                     <a:xfrm>
                       <a:off x="0" y="0"/>
-                      <a:ext cx="6067425" cy="1628775"/>
+                      <a:ext cx="2457450" cy="781050"/>
                     </a:xfrm>
                     <a:prstGeom prst="rect">
                       <a:avLst/>
@@ -9734,124 +10585,129 @@
           <w:szCs w:val="32"/>
           <w:lang w:eastAsia="ru-RU"/>
         </w:rPr>
-        <w:t>Результаты поиска эксплойтов для службы rpcbind в базе Exploit-DB</w:t>
-      </w:r>
-    </w:p>
-    <w:p>
-      <w:pPr>
-        <w:spacing w:before="0" w:after="0" w:line="360" w:lineRule="auto"/>
-        <w:ind w:firstLine="708"/>
-        <w:rPr>
-          <w:iCs/>
-          <w:szCs w:val="32"/>
-          <w:lang w:eastAsia="ru-RU"/>
-        </w:rPr>
-      </w:pPr>
-      <w:r>
-        <w:rPr>
-          <w:iCs/>
-          <w:szCs w:val="32"/>
-          <w:lang w:eastAsia="ru-RU"/>
-        </w:rPr>
-        <w:t>Все найденные эксплойты относятся к классу «отказ в обслуживании» (Denial of Service) и не предоставляют возможности удалённого выполнения кода или повышения привилегий. Для проверки актуальности уязвимости относительно установленной версии службы (rpcbind 2–4) был проведён детальный анализ эксплойта EDB-ID 41974</w:t>
-      </w:r>
-      <w:r>
-        <w:rPr>
-          <w:iCs/>
-          <w:szCs w:val="32"/>
-          <w:lang w:eastAsia="ru-RU"/>
-        </w:rPr>
-        <w:t>.</w:t>
-      </w:r>
-    </w:p>
-    <w:p>
-      <w:pPr>
-        <w:spacing w:before="0" w:after="0" w:line="360" w:lineRule="auto"/>
-        <w:ind w:firstLine="708"/>
-        <w:rPr>
-          <w:iCs/>
-          <w:szCs w:val="32"/>
-          <w:lang w:eastAsia="ru-RU"/>
-        </w:rPr>
-      </w:pPr>
-      <w:r>
-        <w:rPr>
-          <w:iCs/>
-          <w:szCs w:val="32"/>
-          <w:lang w:eastAsia="ru-RU"/>
-        </w:rPr>
-        <w:t>Дополнительно был выполнен запуск специализированного набора скриптов Nmap, ориентированного на выявление известных уязвимостей:</w:t>
-      </w:r>
-    </w:p>
-    <w:p>
-      <w:pPr>
-        <w:spacing w:before="0" w:after="0" w:line="360" w:lineRule="auto"/>
-        <w:ind w:firstLine="708"/>
-        <w:rPr>
-          <w:iCs/>
-          <w:szCs w:val="32"/>
-          <w:lang w:eastAsia="ru-RU"/>
-        </w:rPr>
-      </w:pPr>
-      <w:r>
+        <w:t xml:space="preserve">Результаты поиска эксплойтов для </w:t>
+      </w:r>
+      <w:proofErr w:type="spellStart"/>
+      <w:r>
+        <w:rPr>
+          <w:iCs/>
+          <w:szCs w:val="32"/>
+          <w:lang w:eastAsia="ru-RU"/>
+        </w:rPr>
+        <w:t>OpenSSH</w:t>
+      </w:r>
+      <w:proofErr w:type="spellEnd"/>
+      <w:r>
+        <w:rPr>
+          <w:iCs/>
+          <w:szCs w:val="32"/>
+          <w:lang w:eastAsia="ru-RU"/>
+        </w:rPr>
+        <w:t xml:space="preserve"> 9.9 в базе </w:t>
+      </w:r>
+      <w:proofErr w:type="spellStart"/>
+      <w:r>
+        <w:rPr>
+          <w:iCs/>
+          <w:szCs w:val="32"/>
+          <w:lang w:eastAsia="ru-RU"/>
+        </w:rPr>
+        <w:t>Exploit</w:t>
+      </w:r>
+      <w:proofErr w:type="spellEnd"/>
+      <w:r>
+        <w:rPr>
+          <w:iCs/>
+          <w:szCs w:val="32"/>
+          <w:lang w:eastAsia="ru-RU"/>
+        </w:rPr>
+        <w:t>-DB</w:t>
+      </w:r>
+    </w:p>
+    <w:p>
+      <w:pPr>
+        <w:spacing w:before="0" w:after="0" w:line="360" w:lineRule="auto"/>
+        <w:rPr>
+          <w:iCs/>
+          <w:szCs w:val="32"/>
+          <w:lang w:eastAsia="ru-RU"/>
+        </w:rPr>
+      </w:pPr>
+      <w:r>
+        <w:rPr>
+          <w:iCs/>
+          <w:szCs w:val="32"/>
+          <w:lang w:eastAsia="ru-RU"/>
+        </w:rPr>
+        <w:lastRenderedPageBreak/>
+        <w:t xml:space="preserve">Публичных эксплойтов для установленной версии </w:t>
+      </w:r>
+      <w:proofErr w:type="spellStart"/>
+      <w:r>
+        <w:rPr>
+          <w:iCs/>
+          <w:szCs w:val="32"/>
+          <w:lang w:eastAsia="ru-RU"/>
+        </w:rPr>
+        <w:t>OpenSSH</w:t>
+      </w:r>
+      <w:proofErr w:type="spellEnd"/>
+      <w:r>
+        <w:rPr>
+          <w:iCs/>
+          <w:szCs w:val="32"/>
+          <w:lang w:eastAsia="ru-RU"/>
+        </w:rPr>
+        <w:t xml:space="preserve"> в базе </w:t>
+      </w:r>
+      <w:proofErr w:type="spellStart"/>
+      <w:r>
+        <w:rPr>
+          <w:iCs/>
+          <w:szCs w:val="32"/>
+          <w:lang w:eastAsia="ru-RU"/>
+        </w:rPr>
+        <w:t>Exploit</w:t>
+      </w:r>
+      <w:proofErr w:type="spellEnd"/>
+      <w:r>
+        <w:rPr>
+          <w:iCs/>
+          <w:szCs w:val="32"/>
+          <w:lang w:eastAsia="ru-RU"/>
+        </w:rPr>
+        <w:t>-DB не найдено, что свидетельствует об отсутствии задокументированных критичных уязвимостей для данной версии на момент проведения тестирования.</w:t>
+      </w:r>
+    </w:p>
+    <w:p>
+      <w:pPr>
+        <w:pStyle w:val="a7"/>
+        <w:numPr>
+          <w:ilvl w:val="0"/>
+          <w:numId w:val="8"/>
+        </w:numPr>
+        <w:spacing w:before="0" w:after="0" w:line="360" w:lineRule="auto"/>
         <w:rPr>
           <w:iCs/>
           <w:szCs w:val="32"/>
           <w:lang w:val="en-US" w:eastAsia="ru-RU"/>
         </w:rPr>
-        <w:lastRenderedPageBreak/>
-        <w:t>n</w:t>
-      </w:r>
-      <w:r>
-        <w:rPr>
-          <w:iCs/>
-          <w:szCs w:val="32"/>
-          <w:lang w:eastAsia="ru-RU"/>
-        </w:rPr>
-        <w:t>map --script vuln 192.168.0.108</w:t>
-      </w:r>
-      <w:r>
-        <w:rPr>
-          <w:iCs/>
-          <w:szCs w:val="32"/>
-          <w:lang w:eastAsia="ru-RU"/>
-        </w:rPr>
-        <w:t>,</w:t>
-      </w:r>
-    </w:p>
-    <w:p>
-      <w:pPr>
-        <w:spacing w:before="0" w:after="0" w:line="360" w:lineRule="auto"/>
-        <w:ind w:firstLine="708"/>
-        <w:rPr>
-          <w:iCs/>
-          <w:szCs w:val="32"/>
-          <w:lang w:eastAsia="ru-RU"/>
-        </w:rPr>
-      </w:pPr>
-      <w:r>
-        <w:rPr>
-          <w:iCs/>
-          <w:szCs w:val="32"/>
-          <w:lang w:eastAsia="ru-RU"/>
-        </w:rPr>
-        <w:t>где –</w:t>
-      </w:r>
+      </w:pPr>
       <w:r>
         <w:rPr>
           <w:iCs/>
           <w:szCs w:val="32"/>
           <w:lang w:val="en-US" w:eastAsia="ru-RU"/>
         </w:rPr>
-        <w:t>script</w:t>
-      </w:r>
-      <w:r>
-        <w:rPr>
-          <w:iCs/>
-          <w:szCs w:val="32"/>
-          <w:lang w:eastAsia="ru-RU"/>
-        </w:rPr>
-        <w:t xml:space="preserve"> </w:t>
+        <w:t>rpcbind (</w:t>
+      </w:r>
+      <w:r>
+        <w:rPr>
+          <w:iCs/>
+          <w:szCs w:val="32"/>
+          <w:lang w:eastAsia="ru-RU"/>
+        </w:rPr>
+        <w:t>порт</w:t>
       </w:r>
       <w:r>
         <w:rPr>
@@ -9859,45 +10715,65 @@
           <w:szCs w:val="32"/>
           <w:lang w:val="en-US" w:eastAsia="ru-RU"/>
         </w:rPr>
-        <w:t>vuln</w:t>
-      </w:r>
-      <w:r>
-        <w:rPr>
-          <w:iCs/>
-          <w:szCs w:val="32"/>
-          <w:lang w:eastAsia="ru-RU"/>
-        </w:rPr>
-        <w:t xml:space="preserve"> </w:t>
-      </w:r>
-      <w:r>
-        <w:rPr>
-          <w:iCs/>
-          <w:szCs w:val="32"/>
-          <w:lang w:eastAsia="ru-RU"/>
-        </w:rPr>
-        <w:t>это набор скриптов, которые относятся к уязвимостям.</w:t>
-      </w:r>
-    </w:p>
-    <w:p>
-      <w:pPr>
-        <w:spacing w:before="0" w:after="0" w:line="360" w:lineRule="auto"/>
-        <w:ind w:firstLine="708"/>
-        <w:rPr>
-          <w:iCs/>
-          <w:szCs w:val="32"/>
-          <w:lang w:eastAsia="ru-RU"/>
+        <w:t xml:space="preserve"> 111/</w:t>
+      </w:r>
+      <w:proofErr w:type="spellStart"/>
+      <w:r>
+        <w:rPr>
+          <w:iCs/>
+          <w:szCs w:val="32"/>
+          <w:lang w:val="en-US" w:eastAsia="ru-RU"/>
+        </w:rPr>
+        <w:t>tcp</w:t>
+      </w:r>
+      <w:proofErr w:type="spellEnd"/>
+      <w:r>
+        <w:rPr>
+          <w:iCs/>
+          <w:szCs w:val="32"/>
+          <w:lang w:val="en-US" w:eastAsia="ru-RU"/>
+        </w:rPr>
+        <w:t xml:space="preserve">): </w:t>
+      </w:r>
+      <w:proofErr w:type="spellStart"/>
+      <w:r>
+        <w:rPr>
+          <w:iCs/>
+          <w:szCs w:val="32"/>
+          <w:lang w:val="en-US" w:eastAsia="ru-RU"/>
+        </w:rPr>
+        <w:t>searchsploit</w:t>
+      </w:r>
+      <w:proofErr w:type="spellEnd"/>
+      <w:r>
+        <w:rPr>
+          <w:iCs/>
+          <w:szCs w:val="32"/>
+          <w:lang w:val="en-US" w:eastAsia="ru-RU"/>
+        </w:rPr>
+        <w:t xml:space="preserve"> rpcbind</w:t>
+      </w:r>
+    </w:p>
+    <w:p>
+      <w:pPr>
+        <w:spacing w:before="0" w:after="0" w:line="360" w:lineRule="auto"/>
+        <w:ind w:firstLine="0"/>
+        <w:jc w:val="center"/>
+        <w:rPr>
+          <w:iCs/>
+          <w:szCs w:val="32"/>
+          <w:lang w:val="en-US" w:eastAsia="ru-RU"/>
         </w:rPr>
       </w:pPr>
       <w:r>
         <w:rPr>
           <w:noProof/>
-          <w14:ligatures w14:val="standardContextual"/>
         </w:rPr>
         <w:drawing>
-          <wp:inline distT="0" distB="0" distL="0" distR="0" wp14:anchorId="07A20F76" wp14:editId="6D53B8A6">
-            <wp:extent cx="5165278" cy="1933575"/>
-            <wp:effectExtent l="0" t="0" r="0" b="0"/>
-            <wp:docPr id="19" name="Рисунок 19"/>
+          <wp:inline distT="0" distB="0" distL="0" distR="0" wp14:anchorId="14BAB79C" wp14:editId="0FF896CD">
+            <wp:extent cx="5653357" cy="1517620"/>
+            <wp:effectExtent l="0" t="0" r="5080" b="6985"/>
+            <wp:docPr id="18" name="Рисунок 18"/>
             <wp:cNvGraphicFramePr>
               <a:graphicFrameLocks xmlns:a="http://schemas.openxmlformats.org/drawingml/2006/main" noChangeAspect="1"/>
             </wp:cNvGraphicFramePr>
@@ -9917,7 +10793,7 @@
                   <pic:spPr>
                     <a:xfrm>
                       <a:off x="0" y="0"/>
-                      <a:ext cx="5166055" cy="1933866"/>
+                      <a:ext cx="5659797" cy="1519349"/>
                     </a:xfrm>
                     <a:prstGeom prst="rect">
                       <a:avLst/>
@@ -9971,7 +10847,25 @@
           <w:szCs w:val="32"/>
           <w:lang w:eastAsia="ru-RU"/>
         </w:rPr>
-        <w:t>Результаты автоматической проверки уязвимостей средствами Nmap NSE (--script vuln)</w:t>
+        <w:t xml:space="preserve">Результаты поиска эксплойтов для службы rpcbind в базе </w:t>
+      </w:r>
+      <w:proofErr w:type="spellStart"/>
+      <w:r>
+        <w:rPr>
+          <w:iCs/>
+          <w:szCs w:val="32"/>
+          <w:lang w:eastAsia="ru-RU"/>
+        </w:rPr>
+        <w:t>Exploit</w:t>
+      </w:r>
+      <w:proofErr w:type="spellEnd"/>
+      <w:r>
+        <w:rPr>
+          <w:iCs/>
+          <w:szCs w:val="32"/>
+          <w:lang w:eastAsia="ru-RU"/>
+        </w:rPr>
+        <w:t>-DB</w:t>
       </w:r>
     </w:p>
     <w:p>
@@ -9990,7 +10884,51 @@
           <w:szCs w:val="32"/>
           <w:lang w:eastAsia="ru-RU"/>
         </w:rPr>
-        <w:t>Сканирование не выявило уязвимостей с готовыми детектирующими скриптами на открытых портах целевой системы. Отсутствие результатов не свидетельствует о полном отсутствии проблем безопасности, а лишь означает отсутствие для данной конфигурации известных уязвимостей с автоматическими NSE-проверками в базе Nmap.</w:t>
+        <w:t>Все найденные эксплойты относятся к классу «отказ в обслуживании» (</w:t>
+      </w:r>
+      <w:proofErr w:type="spellStart"/>
+      <w:r>
+        <w:rPr>
+          <w:iCs/>
+          <w:szCs w:val="32"/>
+          <w:lang w:eastAsia="ru-RU"/>
+        </w:rPr>
+        <w:t>Denial</w:t>
+      </w:r>
+      <w:proofErr w:type="spellEnd"/>
+      <w:r>
+        <w:rPr>
+          <w:iCs/>
+          <w:szCs w:val="32"/>
+          <w:lang w:eastAsia="ru-RU"/>
+        </w:rPr>
+        <w:t xml:space="preserve"> </w:t>
+      </w:r>
+      <w:proofErr w:type="spellStart"/>
+      <w:r>
+        <w:rPr>
+          <w:iCs/>
+          <w:szCs w:val="32"/>
+          <w:lang w:eastAsia="ru-RU"/>
+        </w:rPr>
+        <w:t>of</w:t>
+      </w:r>
+      <w:proofErr w:type="spellEnd"/>
+      <w:r>
+        <w:rPr>
+          <w:iCs/>
+          <w:szCs w:val="32"/>
+          <w:lang w:eastAsia="ru-RU"/>
+        </w:rPr>
+        <w:t xml:space="preserve"> Service) и не предоставляют возможности удалённого выполнения кода или повышения привилегий. Для проверки актуальности уязвимости относительно установленной версии службы (rpcbind 2–4) был проведён детальный анализ эксплойта EDB-ID 41974</w:t>
+      </w:r>
+      <w:r>
+        <w:rPr>
+          <w:iCs/>
+          <w:szCs w:val="32"/>
+          <w:lang w:eastAsia="ru-RU"/>
+        </w:rPr>
+        <w:t>.</w:t>
       </w:r>
     </w:p>
     <w:p>
@@ -10009,8 +10947,55 @@
           <w:szCs w:val="32"/>
           <w:lang w:eastAsia="ru-RU"/>
         </w:rPr>
-        <w:t>С использованием флага определения версии сервиса и стандартного набора скриптов Nmap (-sV -sC) был проведён анализ конфигурации службы OpenSSH на порту 22/tcp:</w:t>
-      </w:r>
+        <w:t>Дополнительно был выполнен запуск специализированного набора скриптов Nmap, ориентированного на выявление известных уязвимостей:</w:t>
+      </w:r>
+    </w:p>
+    <w:p>
+      <w:pPr>
+        <w:spacing w:before="0" w:after="0" w:line="360" w:lineRule="auto"/>
+        <w:ind w:firstLine="708"/>
+        <w:rPr>
+          <w:iCs/>
+          <w:szCs w:val="32"/>
+          <w:lang w:eastAsia="ru-RU"/>
+        </w:rPr>
+      </w:pPr>
+      <w:r>
+        <w:rPr>
+          <w:iCs/>
+          <w:szCs w:val="32"/>
+          <w:lang w:val="en-US" w:eastAsia="ru-RU"/>
+        </w:rPr>
+        <w:t>n</w:t>
+      </w:r>
+      <w:proofErr w:type="spellStart"/>
+      <w:r>
+        <w:rPr>
+          <w:iCs/>
+          <w:szCs w:val="32"/>
+          <w:lang w:eastAsia="ru-RU"/>
+        </w:rPr>
+        <w:t>map</w:t>
+      </w:r>
+      <w:proofErr w:type="spellEnd"/>
+      <w:r>
+        <w:rPr>
+          <w:iCs/>
+          <w:szCs w:val="32"/>
+          <w:lang w:eastAsia="ru-RU"/>
+        </w:rPr>
+        <w:t xml:space="preserve"> --</w:t>
+      </w:r>
+      <w:proofErr w:type="spellStart"/>
+      <w:r>
+        <w:rPr>
+          <w:iCs/>
+          <w:szCs w:val="32"/>
+          <w:lang w:eastAsia="ru-RU"/>
+        </w:rPr>
+        <w:t>script</w:t>
+      </w:r>
+      <w:proofErr w:type="spellEnd"/>
       <w:r>
         <w:rPr>
           <w:iCs/>
@@ -10019,6 +11004,32 @@
         </w:rPr>
         <w:t xml:space="preserve"> </w:t>
       </w:r>
+      <w:proofErr w:type="spellStart"/>
+      <w:r>
+        <w:rPr>
+          <w:iCs/>
+          <w:szCs w:val="32"/>
+          <w:lang w:eastAsia="ru-RU"/>
+        </w:rPr>
+        <w:t>vuln</w:t>
+      </w:r>
+      <w:proofErr w:type="spellEnd"/>
+      <w:r>
+        <w:rPr>
+          <w:iCs/>
+          <w:szCs w:val="32"/>
+          <w:lang w:eastAsia="ru-RU"/>
+        </w:rPr>
+        <w:t xml:space="preserve"> 192.168.0.108</w:t>
+      </w:r>
+      <w:r>
+        <w:rPr>
+          <w:iCs/>
+          <w:szCs w:val="32"/>
+          <w:lang w:eastAsia="ru-RU"/>
+        </w:rPr>
+        <w:t>,</w:t>
+      </w:r>
     </w:p>
     <w:p>
       <w:pPr>
@@ -10036,13 +11047,53 @@
           <w:szCs w:val="32"/>
           <w:lang w:eastAsia="ru-RU"/>
         </w:rPr>
-        <w:t>nmap -sV -sC -p 22 192.168.0.108</w:t>
-      </w:r>
-    </w:p>
-    <w:p>
-      <w:pPr>
-        <w:spacing w:before="0" w:after="0" w:line="360" w:lineRule="auto"/>
-        <w:ind w:firstLine="0"/>
+        <w:t>где –</w:t>
+      </w:r>
+      <w:r>
+        <w:rPr>
+          <w:iCs/>
+          <w:szCs w:val="32"/>
+          <w:lang w:val="en-US" w:eastAsia="ru-RU"/>
+        </w:rPr>
+        <w:t>script</w:t>
+      </w:r>
+      <w:r>
+        <w:rPr>
+          <w:iCs/>
+          <w:szCs w:val="32"/>
+          <w:lang w:eastAsia="ru-RU"/>
+        </w:rPr>
+        <w:t xml:space="preserve"> </w:t>
+      </w:r>
+      <w:r>
+        <w:rPr>
+          <w:iCs/>
+          <w:szCs w:val="32"/>
+          <w:lang w:val="en-US" w:eastAsia="ru-RU"/>
+        </w:rPr>
+        <w:t>vuln</w:t>
+      </w:r>
+      <w:r>
+        <w:rPr>
+          <w:iCs/>
+          <w:szCs w:val="32"/>
+          <w:lang w:eastAsia="ru-RU"/>
+        </w:rPr>
+        <w:t xml:space="preserve"> </w:t>
+      </w:r>
+      <w:r>
+        <w:rPr>
+          <w:iCs/>
+          <w:szCs w:val="32"/>
+          <w:lang w:eastAsia="ru-RU"/>
+        </w:rPr>
+        <w:t>это набор скриптов, которые относятся к уязвимостям.</w:t>
+      </w:r>
+    </w:p>
+    <w:p>
+      <w:pPr>
+        <w:spacing w:before="0" w:after="0" w:line="360" w:lineRule="auto"/>
+        <w:ind w:firstLine="708"/>
         <w:jc w:val="center"/>
         <w:rPr>
           <w:iCs/>
@@ -10056,10 +11107,10 @@
           <w14:ligatures w14:val="standardContextual"/>
         </w:rPr>
         <w:drawing>
-          <wp:inline distT="0" distB="0" distL="0" distR="0" wp14:anchorId="394389B8" wp14:editId="0D41BF4D">
-            <wp:extent cx="5772150" cy="2511616"/>
-            <wp:effectExtent l="0" t="0" r="0" b="3175"/>
-            <wp:docPr id="20" name="Рисунок 20"/>
+          <wp:inline distT="0" distB="0" distL="0" distR="0" wp14:anchorId="07A20F76" wp14:editId="6E04EE34">
+            <wp:extent cx="4618258" cy="1728803"/>
+            <wp:effectExtent l="0" t="0" r="0" b="5080"/>
+            <wp:docPr id="19" name="Рисунок 19"/>
             <wp:cNvGraphicFramePr>
               <a:graphicFrameLocks xmlns:a="http://schemas.openxmlformats.org/drawingml/2006/main" noChangeAspect="1"/>
             </wp:cNvGraphicFramePr>
@@ -10079,7 +11130,7 @@
                   <pic:spPr>
                     <a:xfrm>
                       <a:off x="0" y="0"/>
-                      <a:ext cx="5774667" cy="2512711"/>
+                      <a:ext cx="4627449" cy="1732244"/>
                     </a:xfrm>
                     <a:prstGeom prst="rect">
                       <a:avLst/>
@@ -10133,31 +11184,43 @@
           <w:szCs w:val="32"/>
           <w:lang w:eastAsia="ru-RU"/>
         </w:rPr>
-        <w:t xml:space="preserve">Результаты </w:t>
-      </w:r>
-      <w:r>
-        <w:rPr>
-          <w:iCs/>
-          <w:szCs w:val="32"/>
-          <w:lang w:eastAsia="ru-RU"/>
-        </w:rPr>
-        <w:t>анализ</w:t>
-      </w:r>
-      <w:r>
-        <w:rPr>
-          <w:iCs/>
-          <w:szCs w:val="32"/>
-          <w:lang w:eastAsia="ru-RU"/>
-        </w:rPr>
-        <w:t>а</w:t>
-      </w:r>
-      <w:r>
-        <w:rPr>
-          <w:iCs/>
-          <w:szCs w:val="32"/>
-          <w:lang w:eastAsia="ru-RU"/>
-        </w:rPr>
-        <w:t xml:space="preserve"> конфигурации службы OpenSSH на порту 22/tcp</w:t>
+        <w:t>Результаты автоматической проверки уязвимостей средствами Nmap NSE (--</w:t>
+      </w:r>
+      <w:proofErr w:type="spellStart"/>
+      <w:r>
+        <w:rPr>
+          <w:iCs/>
+          <w:szCs w:val="32"/>
+          <w:lang w:eastAsia="ru-RU"/>
+        </w:rPr>
+        <w:t>script</w:t>
+      </w:r>
+      <w:proofErr w:type="spellEnd"/>
+      <w:r>
+        <w:rPr>
+          <w:iCs/>
+          <w:szCs w:val="32"/>
+          <w:lang w:eastAsia="ru-RU"/>
+        </w:rPr>
+        <w:t xml:space="preserve"> </w:t>
+      </w:r>
+      <w:proofErr w:type="spellStart"/>
+      <w:r>
+        <w:rPr>
+          <w:iCs/>
+          <w:szCs w:val="32"/>
+          <w:lang w:eastAsia="ru-RU"/>
+        </w:rPr>
+        <w:t>vuln</w:t>
+      </w:r>
+      <w:proofErr w:type="spellEnd"/>
+      <w:r>
+        <w:rPr>
+          <w:iCs/>
+          <w:szCs w:val="32"/>
+          <w:lang w:eastAsia="ru-RU"/>
+        </w:rPr>
+        <w:t>)</w:t>
       </w:r>
     </w:p>
     <w:p>
@@ -10176,8 +11239,16 @@
           <w:szCs w:val="32"/>
           <w:lang w:eastAsia="ru-RU"/>
         </w:rPr>
+        <w:t xml:space="preserve">Сканирование не выявило уязвимостей с готовыми детектирующими скриптами на открытых портах целевой системы. Отсутствие результатов не </w:t>
+      </w:r>
+      <w:r>
+        <w:rPr>
+          <w:iCs/>
+          <w:szCs w:val="32"/>
+          <w:lang w:eastAsia="ru-RU"/>
+        </w:rPr>
         <w:lastRenderedPageBreak/>
-        <w:t>Установлено, что сервер допускает аутентификацию по паролю (password authentication), при этом аутентификация по открытому ключу (public key authentication) не задействована. Используемые алгоритмы шифрования и обмена ключами соответствуют современным криптографическим стандартам и не содержат устаревших, скомпрометированных алгоритмов.</w:t>
+        <w:t>свидетельствует о полном отсутствии проблем безопасности, а лишь означает отсутствие для данной конфигурации известных уязвимостей с автоматическими NSE-проверками в базе Nmap.</w:t>
       </w:r>
     </w:p>
     <w:p>
@@ -10196,7 +11267,87 @@
           <w:szCs w:val="32"/>
           <w:lang w:eastAsia="ru-RU"/>
         </w:rPr>
-        <w:t xml:space="preserve">Разрешённая парольная аутентификация без дополнительных ограничений представляет собой уязвимость конфигурации </w:t>
+        <w:t>С использованием флага определения версии сервиса и стандартного набора скриптов Nmap (-</w:t>
+      </w:r>
+      <w:proofErr w:type="spellStart"/>
+      <w:r>
+        <w:rPr>
+          <w:iCs/>
+          <w:szCs w:val="32"/>
+          <w:lang w:eastAsia="ru-RU"/>
+        </w:rPr>
+        <w:t>sV</w:t>
+      </w:r>
+      <w:proofErr w:type="spellEnd"/>
+      <w:r>
+        <w:rPr>
+          <w:iCs/>
+          <w:szCs w:val="32"/>
+          <w:lang w:eastAsia="ru-RU"/>
+        </w:rPr>
+        <w:t xml:space="preserve"> -</w:t>
+      </w:r>
+      <w:proofErr w:type="spellStart"/>
+      <w:r>
+        <w:rPr>
+          <w:iCs/>
+          <w:szCs w:val="32"/>
+          <w:lang w:eastAsia="ru-RU"/>
+        </w:rPr>
+        <w:t>sC</w:t>
+      </w:r>
+      <w:proofErr w:type="spellEnd"/>
+      <w:r>
+        <w:rPr>
+          <w:iCs/>
+          <w:szCs w:val="32"/>
+          <w:lang w:eastAsia="ru-RU"/>
+        </w:rPr>
+        <w:t xml:space="preserve">) был проведён анализ конфигурации службы </w:t>
+      </w:r>
+      <w:proofErr w:type="spellStart"/>
+      <w:r>
+        <w:rPr>
+          <w:iCs/>
+          <w:szCs w:val="32"/>
+          <w:lang w:eastAsia="ru-RU"/>
+        </w:rPr>
+        <w:t>OpenSSH</w:t>
+      </w:r>
+      <w:proofErr w:type="spellEnd"/>
+      <w:r>
+        <w:rPr>
+          <w:iCs/>
+          <w:szCs w:val="32"/>
+          <w:lang w:eastAsia="ru-RU"/>
+        </w:rPr>
+        <w:t xml:space="preserve"> на порту 22/</w:t>
+      </w:r>
+      <w:proofErr w:type="spellStart"/>
+      <w:r>
+        <w:rPr>
+          <w:iCs/>
+          <w:szCs w:val="32"/>
+          <w:lang w:eastAsia="ru-RU"/>
+        </w:rPr>
+        <w:t>tcp</w:t>
+      </w:r>
+      <w:proofErr w:type="spellEnd"/>
+      <w:r>
+        <w:rPr>
+          <w:iCs/>
+          <w:szCs w:val="32"/>
+          <w:lang w:eastAsia="ru-RU"/>
+        </w:rPr>
+        <w:t>:</w:t>
+      </w:r>
+      <w:r>
+        <w:rPr>
+          <w:iCs/>
+          <w:szCs w:val="32"/>
+          <w:lang w:eastAsia="ru-RU"/>
+        </w:rPr>
+        <w:t xml:space="preserve"> </w:t>
       </w:r>
     </w:p>
     <w:p>
@@ -10209,28 +11360,82 @@
           <w:lang w:eastAsia="ru-RU"/>
         </w:rPr>
       </w:pPr>
+      <w:proofErr w:type="spellStart"/>
+      <w:r>
+        <w:rPr>
+          <w:iCs/>
+          <w:szCs w:val="32"/>
+          <w:lang w:eastAsia="ru-RU"/>
+        </w:rPr>
+        <w:t>nmap</w:t>
+      </w:r>
+      <w:proofErr w:type="spellEnd"/>
+      <w:r>
+        <w:rPr>
+          <w:iCs/>
+          <w:szCs w:val="32"/>
+          <w:lang w:eastAsia="ru-RU"/>
+        </w:rPr>
+        <w:t xml:space="preserve"> -</w:t>
+      </w:r>
+      <w:proofErr w:type="spellStart"/>
+      <w:r>
+        <w:rPr>
+          <w:iCs/>
+          <w:szCs w:val="32"/>
+          <w:lang w:eastAsia="ru-RU"/>
+        </w:rPr>
+        <w:t>sV</w:t>
+      </w:r>
+      <w:proofErr w:type="spellEnd"/>
+      <w:r>
+        <w:rPr>
+          <w:iCs/>
+          <w:szCs w:val="32"/>
+          <w:lang w:eastAsia="ru-RU"/>
+        </w:rPr>
+        <w:t xml:space="preserve"> -</w:t>
+      </w:r>
+      <w:proofErr w:type="spellStart"/>
+      <w:r>
+        <w:rPr>
+          <w:iCs/>
+          <w:szCs w:val="32"/>
+          <w:lang w:eastAsia="ru-RU"/>
+        </w:rPr>
+        <w:t>sC</w:t>
+      </w:r>
+      <w:proofErr w:type="spellEnd"/>
+      <w:r>
+        <w:rPr>
+          <w:iCs/>
+          <w:szCs w:val="32"/>
+          <w:lang w:eastAsia="ru-RU"/>
+        </w:rPr>
+        <w:t xml:space="preserve"> -p 22 192.168.0.108</w:t>
+      </w:r>
     </w:p>
     <w:p>
       <w:pPr>
         <w:spacing w:before="0" w:after="0" w:line="360" w:lineRule="auto"/>
         <w:ind w:firstLine="0"/>
-        <w:rPr>
-          <w:iCs/>
-          <w:szCs w:val="32"/>
-          <w:lang w:eastAsia="ru-RU"/>
-        </w:rPr>
-      </w:pPr>
-      <w:r>
-        <w:rPr>
-          <w:iCs/>
-          <w:szCs w:val="32"/>
-          <w:lang w:eastAsia="ru-RU"/>
+        <w:jc w:val="center"/>
+        <w:rPr>
+          <w:iCs/>
+          <w:szCs w:val="32"/>
+          <w:lang w:eastAsia="ru-RU"/>
+        </w:rPr>
+      </w:pPr>
+      <w:r>
+        <w:rPr>
+          <w:noProof/>
+          <w14:ligatures w14:val="standardContextual"/>
         </w:rPr>
         <w:drawing>
-          <wp:inline distT="0" distB="0" distL="0" distR="0" wp14:anchorId="58649CDB" wp14:editId="0D1A2576">
-            <wp:extent cx="6119495" cy="1724660"/>
-            <wp:effectExtent l="0" t="0" r="0" b="8890"/>
-            <wp:docPr id="5" name="Рисунок 5"/>
+          <wp:inline distT="0" distB="0" distL="0" distR="0" wp14:anchorId="394389B8" wp14:editId="2A1CA024">
+            <wp:extent cx="5270152" cy="2293182"/>
+            <wp:effectExtent l="0" t="0" r="6985" b="0"/>
+            <wp:docPr id="20" name="Рисунок 20"/>
             <wp:cNvGraphicFramePr>
               <a:graphicFrameLocks xmlns:a="http://schemas.openxmlformats.org/drawingml/2006/main" noChangeAspect="1"/>
             </wp:cNvGraphicFramePr>
@@ -10250,7 +11455,7 @@
                   <pic:spPr>
                     <a:xfrm>
                       <a:off x="0" y="0"/>
-                      <a:ext cx="6119495" cy="1724660"/>
+                      <a:ext cx="5279146" cy="2297095"/>
                     </a:xfrm>
                     <a:prstGeom prst="rect">
                       <a:avLst/>
@@ -10267,20 +11472,97 @@
       <w:pPr>
         <w:spacing w:before="0" w:after="0" w:line="360" w:lineRule="auto"/>
         <w:ind w:firstLine="708"/>
-        <w:rPr>
-          <w:iCs/>
-          <w:szCs w:val="32"/>
-          <w:lang w:eastAsia="ru-RU"/>
-        </w:rPr>
-      </w:pPr>
-      <w:r>
-        <w:rPr>
-          <w:iCs/>
-          <w:szCs w:val="32"/>
-          <w:lang w:eastAsia="ru-RU"/>
-        </w:rPr>
-        <w:t>В ходе тестирования был успешно применён публичный эксплойт rpcbomb (Exploit-DB 41974). В результате атаки сервис rpcbind перестал отвечать и был выгружен из системы (Unit rpcbind.service could not be found). Это подтверждает наличие уязвимости типа Denial of Service.</w:t>
-      </w:r>
+        <w:jc w:val="center"/>
+        <w:rPr>
+          <w:iCs/>
+          <w:szCs w:val="32"/>
+          <w:lang w:eastAsia="ru-RU"/>
+        </w:rPr>
+      </w:pPr>
+      <w:r>
+        <w:rPr>
+          <w:iCs/>
+          <w:szCs w:val="32"/>
+          <w:lang w:eastAsia="ru-RU"/>
+        </w:rPr>
+        <w:t>Рисунок 1</w:t>
+      </w:r>
+      <w:r>
+        <w:rPr>
+          <w:iCs/>
+          <w:szCs w:val="32"/>
+          <w:lang w:eastAsia="ru-RU"/>
+        </w:rPr>
+        <w:t>3</w:t>
+      </w:r>
+      <w:r>
+        <w:rPr>
+          <w:iCs/>
+          <w:szCs w:val="32"/>
+          <w:lang w:eastAsia="ru-RU"/>
+        </w:rPr>
+        <w:t xml:space="preserve">. </w:t>
+      </w:r>
+      <w:r>
+        <w:rPr>
+          <w:iCs/>
+          <w:szCs w:val="32"/>
+          <w:lang w:eastAsia="ru-RU"/>
+        </w:rPr>
+        <w:t xml:space="preserve">Результаты </w:t>
+      </w:r>
+      <w:r>
+        <w:rPr>
+          <w:iCs/>
+          <w:szCs w:val="32"/>
+          <w:lang w:eastAsia="ru-RU"/>
+        </w:rPr>
+        <w:t>анализ</w:t>
+      </w:r>
+      <w:r>
+        <w:rPr>
+          <w:iCs/>
+          <w:szCs w:val="32"/>
+          <w:lang w:eastAsia="ru-RU"/>
+        </w:rPr>
+        <w:t>а</w:t>
+      </w:r>
+      <w:r>
+        <w:rPr>
+          <w:iCs/>
+          <w:szCs w:val="32"/>
+          <w:lang w:eastAsia="ru-RU"/>
+        </w:rPr>
+        <w:t xml:space="preserve"> конфигурации службы </w:t>
+      </w:r>
+      <w:proofErr w:type="spellStart"/>
+      <w:r>
+        <w:rPr>
+          <w:iCs/>
+          <w:szCs w:val="32"/>
+          <w:lang w:eastAsia="ru-RU"/>
+        </w:rPr>
+        <w:t>OpenSSH</w:t>
+      </w:r>
+      <w:proofErr w:type="spellEnd"/>
+      <w:r>
+        <w:rPr>
+          <w:iCs/>
+          <w:szCs w:val="32"/>
+          <w:lang w:eastAsia="ru-RU"/>
+        </w:rPr>
+        <w:t xml:space="preserve"> на порту 22/</w:t>
+      </w:r>
+      <w:proofErr w:type="spellStart"/>
+      <w:r>
+        <w:rPr>
+          <w:iCs/>
+          <w:szCs w:val="32"/>
+          <w:lang w:eastAsia="ru-RU"/>
+        </w:rPr>
+        <w:t>tcp</w:t>
+      </w:r>
+      <w:proofErr w:type="spellEnd"/>
     </w:p>
     <w:p>
       <w:pPr>
@@ -10298,11 +11580,493 @@
           <w:szCs w:val="32"/>
           <w:lang w:eastAsia="ru-RU"/>
         </w:rPr>
+        <w:t>Установлено, что сервер допускает аутентификацию по паролю (</w:t>
+      </w:r>
+      <w:proofErr w:type="spellStart"/>
+      <w:r>
+        <w:rPr>
+          <w:iCs/>
+          <w:szCs w:val="32"/>
+          <w:lang w:eastAsia="ru-RU"/>
+        </w:rPr>
+        <w:t>password</w:t>
+      </w:r>
+      <w:proofErr w:type="spellEnd"/>
+      <w:r>
+        <w:rPr>
+          <w:iCs/>
+          <w:szCs w:val="32"/>
+          <w:lang w:eastAsia="ru-RU"/>
+        </w:rPr>
+        <w:t xml:space="preserve"> </w:t>
+      </w:r>
+      <w:proofErr w:type="spellStart"/>
+      <w:r>
+        <w:rPr>
+          <w:iCs/>
+          <w:szCs w:val="32"/>
+          <w:lang w:eastAsia="ru-RU"/>
+        </w:rPr>
+        <w:t>authentication</w:t>
+      </w:r>
+      <w:proofErr w:type="spellEnd"/>
+      <w:r>
+        <w:rPr>
+          <w:iCs/>
+          <w:szCs w:val="32"/>
+          <w:lang w:eastAsia="ru-RU"/>
+        </w:rPr>
+        <w:t>), при этом аутентификация по открытому ключу (</w:t>
+      </w:r>
+      <w:proofErr w:type="spellStart"/>
+      <w:r>
+        <w:rPr>
+          <w:iCs/>
+          <w:szCs w:val="32"/>
+          <w:lang w:eastAsia="ru-RU"/>
+        </w:rPr>
+        <w:t>public</w:t>
+      </w:r>
+      <w:proofErr w:type="spellEnd"/>
+      <w:r>
+        <w:rPr>
+          <w:iCs/>
+          <w:szCs w:val="32"/>
+          <w:lang w:eastAsia="ru-RU"/>
+        </w:rPr>
+        <w:t xml:space="preserve"> </w:t>
+      </w:r>
+      <w:proofErr w:type="spellStart"/>
+      <w:r>
+        <w:rPr>
+          <w:iCs/>
+          <w:szCs w:val="32"/>
+          <w:lang w:eastAsia="ru-RU"/>
+        </w:rPr>
+        <w:t>key</w:t>
+      </w:r>
+      <w:proofErr w:type="spellEnd"/>
+      <w:r>
+        <w:rPr>
+          <w:iCs/>
+          <w:szCs w:val="32"/>
+          <w:lang w:eastAsia="ru-RU"/>
+        </w:rPr>
+        <w:t xml:space="preserve"> </w:t>
+      </w:r>
+      <w:proofErr w:type="spellStart"/>
+      <w:r>
+        <w:rPr>
+          <w:iCs/>
+          <w:szCs w:val="32"/>
+          <w:lang w:eastAsia="ru-RU"/>
+        </w:rPr>
+        <w:t>authentication</w:t>
+      </w:r>
+      <w:proofErr w:type="spellEnd"/>
+      <w:r>
+        <w:rPr>
+          <w:iCs/>
+          <w:szCs w:val="32"/>
+          <w:lang w:eastAsia="ru-RU"/>
+        </w:rPr>
+        <w:t>) не задействована. Используемые алгоритмы шифрования и обмена ключами соответствуют современным криптографическим стандартам и не содержат устаревших, скомпрометированных алгоритмов.</w:t>
+      </w:r>
+    </w:p>
+    <w:p>
+      <w:pPr>
+        <w:spacing w:before="0" w:after="0" w:line="360" w:lineRule="auto"/>
+        <w:ind w:firstLine="708"/>
+        <w:rPr>
+          <w:iCs/>
+          <w:szCs w:val="32"/>
+          <w:lang w:eastAsia="ru-RU"/>
+        </w:rPr>
+      </w:pPr>
+      <w:r>
+        <w:rPr>
+          <w:iCs/>
+          <w:szCs w:val="32"/>
+          <w:lang w:eastAsia="ru-RU"/>
+        </w:rPr>
+        <w:t xml:space="preserve">Разрешённая парольная аутентификация без дополнительных ограничений представляет собой уязвимость конфигурации </w:t>
+      </w:r>
+    </w:p>
+    <w:p>
+      <w:pPr>
+        <w:spacing w:before="0" w:after="0" w:line="360" w:lineRule="auto"/>
+        <w:ind w:firstLine="708"/>
+        <w:rPr>
+          <w:iCs/>
+          <w:szCs w:val="32"/>
+          <w:lang w:eastAsia="ru-RU"/>
+        </w:rPr>
+      </w:pPr>
+    </w:p>
+    <w:p>
+      <w:pPr>
+        <w:spacing w:before="0" w:after="0" w:line="360" w:lineRule="auto"/>
+        <w:ind w:firstLine="708"/>
+        <w:rPr>
+          <w:b/>
+          <w:bCs/>
+          <w:iCs/>
+          <w:szCs w:val="32"/>
+          <w:lang w:eastAsia="ru-RU"/>
+        </w:rPr>
+      </w:pPr>
+      <w:r>
+        <w:rPr>
+          <w:b/>
+          <w:bCs/>
+          <w:iCs/>
+          <w:szCs w:val="32"/>
+          <w:lang w:eastAsia="ru-RU"/>
+        </w:rPr>
+        <w:t xml:space="preserve">Глава 2.4. </w:t>
+      </w:r>
+      <w:r>
+        <w:rPr>
+          <w:b/>
+          <w:bCs/>
+          <w:iCs/>
+          <w:szCs w:val="32"/>
+          <w:lang w:eastAsia="ru-RU"/>
+        </w:rPr>
+        <w:t>Попытки эксплуатации уязвимостей</w:t>
+      </w:r>
+    </w:p>
+    <w:p>
+      <w:pPr>
+        <w:spacing w:before="0" w:after="0" w:line="360" w:lineRule="auto"/>
+        <w:ind w:firstLine="708"/>
+        <w:rPr>
+          <w:iCs/>
+          <w:szCs w:val="32"/>
+          <w:lang w:eastAsia="ru-RU"/>
+        </w:rPr>
+      </w:pPr>
+      <w:r>
+        <w:rPr>
+          <w:iCs/>
+          <w:szCs w:val="32"/>
+          <w:lang w:eastAsia="ru-RU"/>
+        </w:rPr>
+        <w:t>На основании данных, полученных в разделе 2.3.</w:t>
+      </w:r>
+      <w:r>
+        <w:rPr>
+          <w:iCs/>
+          <w:szCs w:val="32"/>
+          <w:lang w:eastAsia="ru-RU"/>
+        </w:rPr>
+        <w:t xml:space="preserve"> </w:t>
+      </w:r>
+      <w:r>
+        <w:rPr>
+          <w:iCs/>
+          <w:szCs w:val="32"/>
+          <w:lang w:eastAsia="ru-RU"/>
+        </w:rPr>
+        <w:t xml:space="preserve">(, была проведена практическая проверка стойкости учётных данных непривилегированного пользователя к атаке методом перебора паролей по словарю. Атака выполнена с использованием инструмента </w:t>
+      </w:r>
+      <w:proofErr w:type="spellStart"/>
+      <w:r>
+        <w:rPr>
+          <w:b/>
+          <w:bCs/>
+          <w:iCs/>
+          <w:szCs w:val="32"/>
+          <w:lang w:eastAsia="ru-RU"/>
+        </w:rPr>
+        <w:t>Hydra</w:t>
+      </w:r>
+      <w:proofErr w:type="spellEnd"/>
+      <w:r>
+        <w:rPr>
+          <w:iCs/>
+          <w:szCs w:val="32"/>
+          <w:lang w:eastAsia="ru-RU"/>
+        </w:rPr>
+        <w:t>:</w:t>
+      </w:r>
+    </w:p>
+    <w:p>
+      <w:pPr>
+        <w:spacing w:before="0" w:after="0" w:line="360" w:lineRule="auto"/>
+        <w:ind w:firstLine="708"/>
+        <w:rPr>
+          <w:iCs/>
+          <w:szCs w:val="32"/>
+          <w:lang w:eastAsia="ru-RU"/>
+        </w:rPr>
+      </w:pPr>
+      <w:r>
+        <w:rPr>
+          <w:iCs/>
+          <w:szCs w:val="32"/>
+          <w:lang w:val="en-US" w:eastAsia="ru-RU"/>
+        </w:rPr>
+        <w:lastRenderedPageBreak/>
+        <w:t>hydra -l neton4k -P /</w:t>
+      </w:r>
+      <w:proofErr w:type="spellStart"/>
+      <w:r>
+        <w:rPr>
+          <w:iCs/>
+          <w:szCs w:val="32"/>
+          <w:lang w:val="en-US" w:eastAsia="ru-RU"/>
+        </w:rPr>
+        <w:t>usr</w:t>
+      </w:r>
+      <w:proofErr w:type="spellEnd"/>
+      <w:r>
+        <w:rPr>
+          <w:iCs/>
+          <w:szCs w:val="32"/>
+          <w:lang w:val="en-US" w:eastAsia="ru-RU"/>
+        </w:rPr>
+        <w:t>/share/wordlists/rockyou.txt ssh://192.168.0.108</w:t>
+      </w:r>
+      <w:r>
+        <w:rPr>
+          <w:iCs/>
+          <w:szCs w:val="32"/>
+          <w:lang w:val="en-US" w:eastAsia="ru-RU"/>
+        </w:rPr>
+        <w:t xml:space="preserve">, </w:t>
+      </w:r>
+    </w:p>
+    <w:p>
+      <w:pPr>
+        <w:spacing w:before="0" w:after="0" w:line="360" w:lineRule="auto"/>
+        <w:ind w:firstLine="708"/>
+        <w:rPr>
+          <w:iCs/>
+          <w:szCs w:val="32"/>
+          <w:lang w:eastAsia="ru-RU"/>
+        </w:rPr>
+      </w:pPr>
+      <w:r>
+        <w:rPr>
+          <w:iCs/>
+          <w:szCs w:val="32"/>
+          <w:lang w:eastAsia="ru-RU"/>
+        </w:rPr>
+        <w:t>где</w:t>
+      </w:r>
+      <w:r>
+        <w:rPr>
+          <w:iCs/>
+          <w:szCs w:val="32"/>
+          <w:lang w:eastAsia="ru-RU"/>
+        </w:rPr>
+        <w:t xml:space="preserve"> </w:t>
+      </w:r>
+      <w:r>
+        <w:rPr>
+          <w:iCs/>
+          <w:szCs w:val="32"/>
+          <w:lang w:eastAsia="ru-RU"/>
+        </w:rPr>
+        <w:t>-l neton4k</w:t>
+      </w:r>
+      <w:r>
+        <w:rPr>
+          <w:iCs/>
+          <w:szCs w:val="32"/>
+          <w:lang w:eastAsia="ru-RU"/>
+        </w:rPr>
+        <w:t xml:space="preserve"> </w:t>
+      </w:r>
+      <w:r>
+        <w:rPr>
+          <w:iCs/>
+          <w:szCs w:val="32"/>
+          <w:lang w:eastAsia="ru-RU"/>
+        </w:rPr>
+        <w:t>–</w:t>
+      </w:r>
+      <w:r>
+        <w:rPr>
+          <w:iCs/>
+          <w:szCs w:val="32"/>
+          <w:lang w:eastAsia="ru-RU"/>
+        </w:rPr>
+        <w:t xml:space="preserve"> </w:t>
+      </w:r>
+      <w:r>
+        <w:rPr>
+          <w:iCs/>
+          <w:szCs w:val="32"/>
+          <w:lang w:eastAsia="ru-RU"/>
+        </w:rPr>
+        <w:t>конкретное имя пользователя для атаки</w:t>
+      </w:r>
+      <w:r>
+        <w:rPr>
+          <w:iCs/>
+          <w:szCs w:val="32"/>
+          <w:lang w:eastAsia="ru-RU"/>
+        </w:rPr>
+        <w:t xml:space="preserve">, </w:t>
+      </w:r>
+      <w:r>
+        <w:rPr>
+          <w:iCs/>
+          <w:szCs w:val="32"/>
+          <w:lang w:eastAsia="ru-RU"/>
+        </w:rPr>
+        <w:t>-P /</w:t>
+      </w:r>
+      <w:proofErr w:type="spellStart"/>
+      <w:r>
+        <w:rPr>
+          <w:iCs/>
+          <w:szCs w:val="32"/>
+          <w:lang w:eastAsia="ru-RU"/>
+        </w:rPr>
+        <w:t>usr</w:t>
+      </w:r>
+      <w:proofErr w:type="spellEnd"/>
+      <w:r>
+        <w:rPr>
+          <w:iCs/>
+          <w:szCs w:val="32"/>
+          <w:lang w:eastAsia="ru-RU"/>
+        </w:rPr>
+        <w:t>/</w:t>
+      </w:r>
+      <w:proofErr w:type="spellStart"/>
+      <w:r>
+        <w:rPr>
+          <w:iCs/>
+          <w:szCs w:val="32"/>
+          <w:lang w:eastAsia="ru-RU"/>
+        </w:rPr>
+        <w:t>share</w:t>
+      </w:r>
+      <w:proofErr w:type="spellEnd"/>
+      <w:r>
+        <w:rPr>
+          <w:iCs/>
+          <w:szCs w:val="32"/>
+          <w:lang w:eastAsia="ru-RU"/>
+        </w:rPr>
+        <w:t>/</w:t>
+      </w:r>
+      <w:proofErr w:type="spellStart"/>
+      <w:r>
+        <w:rPr>
+          <w:iCs/>
+          <w:szCs w:val="32"/>
+          <w:lang w:eastAsia="ru-RU"/>
+        </w:rPr>
+        <w:t>wordlists</w:t>
+      </w:r>
+      <w:proofErr w:type="spellEnd"/>
+      <w:r>
+        <w:rPr>
+          <w:iCs/>
+          <w:szCs w:val="32"/>
+          <w:lang w:eastAsia="ru-RU"/>
+        </w:rPr>
+        <w:t xml:space="preserve">/rockyou.txt </w:t>
+      </w:r>
+      <w:r>
+        <w:rPr>
+          <w:iCs/>
+          <w:szCs w:val="32"/>
+          <w:lang w:eastAsia="ru-RU"/>
+        </w:rPr>
+        <w:t>–</w:t>
+      </w:r>
+      <w:r>
+        <w:rPr>
+          <w:iCs/>
+          <w:szCs w:val="32"/>
+          <w:lang w:eastAsia="ru-RU"/>
+        </w:rPr>
+        <w:t xml:space="preserve"> </w:t>
+      </w:r>
+      <w:r>
+        <w:rPr>
+          <w:iCs/>
+          <w:szCs w:val="32"/>
+          <w:lang w:eastAsia="ru-RU"/>
+        </w:rPr>
+        <w:t>словарь паролей для перебора</w:t>
+      </w:r>
+      <w:r>
+        <w:rPr>
+          <w:iCs/>
+          <w:szCs w:val="32"/>
+          <w:lang w:eastAsia="ru-RU"/>
+        </w:rPr>
+        <w:t xml:space="preserve">, </w:t>
+      </w:r>
+      <w:r>
+        <w:rPr>
+          <w:iCs/>
+          <w:szCs w:val="32"/>
+          <w:lang w:eastAsia="ru-RU"/>
+        </w:rPr>
+        <w:t>ssh://192.168.0.108</w:t>
+      </w:r>
+      <w:r>
+        <w:rPr>
+          <w:iCs/>
+          <w:szCs w:val="32"/>
+          <w:lang w:eastAsia="ru-RU"/>
+        </w:rPr>
+        <w:t xml:space="preserve"> </w:t>
+      </w:r>
+      <w:r>
+        <w:rPr>
+          <w:iCs/>
+          <w:szCs w:val="32"/>
+          <w:lang w:eastAsia="ru-RU"/>
+        </w:rPr>
+        <w:t>–</w:t>
+      </w:r>
+      <w:r>
+        <w:rPr>
+          <w:iCs/>
+          <w:szCs w:val="32"/>
+          <w:lang w:eastAsia="ru-RU"/>
+        </w:rPr>
+        <w:t xml:space="preserve"> </w:t>
+      </w:r>
+      <w:r>
+        <w:rPr>
+          <w:iCs/>
+          <w:szCs w:val="32"/>
+          <w:lang w:eastAsia="ru-RU"/>
+        </w:rPr>
+        <w:t>цель и протокол</w:t>
+      </w:r>
+    </w:p>
+    <w:p>
+      <w:pPr>
+        <w:spacing w:before="0" w:after="0" w:line="360" w:lineRule="auto"/>
+        <w:ind w:firstLine="0"/>
+        <w:jc w:val="center"/>
+        <w:rPr>
+          <w:iCs/>
+          <w:szCs w:val="32"/>
+          <w:lang w:eastAsia="ru-RU"/>
+        </w:rPr>
+      </w:pPr>
+      <w:r>
+        <w:rPr>
+          <w:noProof/>
+          <w14:ligatures w14:val="standardContextual"/>
+        </w:rPr>
         <w:drawing>
-          <wp:inline distT="0" distB="0" distL="0" distR="0" wp14:anchorId="6D9E7D1A" wp14:editId="7432413C">
-            <wp:extent cx="6030167" cy="1648055"/>
-            <wp:effectExtent l="0" t="0" r="8890" b="9525"/>
-            <wp:docPr id="6" name="Рисунок 6"/>
+          <wp:inline distT="0" distB="0" distL="0" distR="0" wp14:anchorId="3DB8E22A" wp14:editId="1C03B92E">
+            <wp:extent cx="5779135" cy="3005605"/>
+            <wp:effectExtent l="0" t="0" r="0" b="4445"/>
+            <wp:docPr id="17" name="Рисунок 17"/>
             <wp:cNvGraphicFramePr>
               <a:graphicFrameLocks xmlns:a="http://schemas.openxmlformats.org/drawingml/2006/main" noChangeAspect="1"/>
             </wp:cNvGraphicFramePr>
@@ -10322,7 +12086,7 @@
                   <pic:spPr>
                     <a:xfrm>
                       <a:off x="0" y="0"/>
-                      <a:ext cx="6030167" cy="1648055"/>
+                      <a:ext cx="5784023" cy="3008147"/>
                     </a:xfrm>
                     <a:prstGeom prst="rect">
                       <a:avLst/>
@@ -10339,24 +12103,297 @@
       <w:pPr>
         <w:spacing w:before="0" w:after="0" w:line="360" w:lineRule="auto"/>
         <w:ind w:firstLine="0"/>
-        <w:rPr>
-          <w:iCs/>
-          <w:szCs w:val="32"/>
-          <w:lang w:eastAsia="ru-RU"/>
-        </w:rPr>
-      </w:pPr>
-      <w:r>
-        <w:rPr>
-          <w:iCs/>
-          <w:szCs w:val="32"/>
-          <w:lang w:eastAsia="ru-RU"/>
+        <w:jc w:val="center"/>
+        <w:rPr>
+          <w:iCs/>
+          <w:szCs w:val="32"/>
+          <w:lang w:eastAsia="ru-RU"/>
+        </w:rPr>
+      </w:pPr>
+      <w:r>
+        <w:rPr>
+          <w:iCs/>
+          <w:szCs w:val="32"/>
+          <w:lang w:eastAsia="ru-RU"/>
+        </w:rPr>
+        <w:t>Рисунок 1</w:t>
+      </w:r>
+      <w:r>
+        <w:rPr>
+          <w:iCs/>
+          <w:szCs w:val="32"/>
+          <w:lang w:eastAsia="ru-RU"/>
+        </w:rPr>
+        <w:t>4</w:t>
+      </w:r>
+      <w:r>
+        <w:rPr>
+          <w:iCs/>
+          <w:szCs w:val="32"/>
+          <w:lang w:eastAsia="ru-RU"/>
+        </w:rPr>
+        <w:t>.</w:t>
+      </w:r>
+      <w:r>
+        <w:t xml:space="preserve"> </w:t>
+      </w:r>
+      <w:r>
+        <w:rPr>
+          <w:iCs/>
+          <w:szCs w:val="32"/>
+          <w:lang w:eastAsia="ru-RU"/>
+        </w:rPr>
+        <w:t>Успешный подбор учётных данных пользователя neton4k методом перебора</w:t>
+      </w:r>
+    </w:p>
+    <w:p>
+      <w:pPr>
+        <w:spacing w:before="0" w:after="0" w:line="360" w:lineRule="auto"/>
+        <w:ind w:firstLine="708"/>
+        <w:rPr>
+          <w:iCs/>
+          <w:szCs w:val="32"/>
+          <w:lang w:eastAsia="ru-RU"/>
+        </w:rPr>
+      </w:pPr>
+      <w:r>
+        <w:rPr>
+          <w:iCs/>
+          <w:szCs w:val="32"/>
+          <w:lang w:eastAsia="ru-RU"/>
+        </w:rPr>
+        <w:t>В качестве словаря использован стандартный набор скомпрометированных паролей rockyou.txt.</w:t>
+      </w:r>
+      <w:r>
+        <w:rPr>
+          <w:iCs/>
+          <w:szCs w:val="32"/>
+          <w:lang w:eastAsia="ru-RU"/>
+        </w:rPr>
+        <w:t xml:space="preserve"> В результате атаки, выполненной за 4 секунды, были успешно подобраны учётные данные пользователя:</w:t>
+      </w:r>
+    </w:p>
+    <w:p>
+      <w:pPr>
+        <w:pStyle w:val="a7"/>
+        <w:numPr>
+          <w:ilvl w:val="0"/>
+          <w:numId w:val="8"/>
+        </w:numPr>
+        <w:spacing w:before="0" w:after="0" w:line="360" w:lineRule="auto"/>
+        <w:rPr>
+          <w:iCs/>
+          <w:szCs w:val="32"/>
+          <w:lang w:val="en-US" w:eastAsia="ru-RU"/>
+        </w:rPr>
+      </w:pPr>
+      <w:r>
+        <w:rPr>
+          <w:iCs/>
+          <w:szCs w:val="32"/>
+          <w:lang w:val="en-US" w:eastAsia="ru-RU"/>
+        </w:rPr>
+        <w:t>login: neton4k</w:t>
+      </w:r>
+    </w:p>
+    <w:p>
+      <w:pPr>
+        <w:pStyle w:val="a7"/>
+        <w:numPr>
+          <w:ilvl w:val="0"/>
+          <w:numId w:val="8"/>
+        </w:numPr>
+        <w:spacing w:before="0" w:after="0" w:line="360" w:lineRule="auto"/>
+        <w:rPr>
+          <w:iCs/>
+          <w:szCs w:val="32"/>
+          <w:lang w:val="en-US" w:eastAsia="ru-RU"/>
+        </w:rPr>
+      </w:pPr>
+      <w:r>
+        <w:rPr>
+          <w:iCs/>
+          <w:szCs w:val="32"/>
+          <w:lang w:val="en-US" w:eastAsia="ru-RU"/>
+        </w:rPr>
+        <w:t>password: 123456789</w:t>
+      </w:r>
+    </w:p>
+    <w:p>
+      <w:pPr>
+        <w:spacing w:before="0" w:after="0" w:line="360" w:lineRule="auto"/>
+        <w:ind w:firstLine="708"/>
+        <w:rPr>
+          <w:iCs/>
+          <w:szCs w:val="32"/>
+          <w:lang w:eastAsia="ru-RU"/>
+        </w:rPr>
+      </w:pPr>
+      <w:r>
+        <w:rPr>
+          <w:iCs/>
+          <w:szCs w:val="32"/>
+          <w:lang w:eastAsia="ru-RU"/>
+        </w:rPr>
+        <w:t xml:space="preserve">Результат подтверждает практическую </w:t>
+      </w:r>
+      <w:proofErr w:type="spellStart"/>
+      <w:r>
+        <w:rPr>
+          <w:iCs/>
+          <w:szCs w:val="32"/>
+          <w:lang w:eastAsia="ru-RU"/>
+        </w:rPr>
+        <w:t>эксплуатируемость</w:t>
+      </w:r>
+      <w:proofErr w:type="spellEnd"/>
+      <w:r>
+        <w:rPr>
+          <w:iCs/>
+          <w:szCs w:val="32"/>
+          <w:lang w:eastAsia="ru-RU"/>
+        </w:rPr>
+        <w:t xml:space="preserve"> выявленной ранее уязвимости конфигурации: разрешённая парольная аутентификация в сочетании со слабым, широко распространённым паролем позволяет злоумышленнику получить несанкционированный доступ к системе методом простого перебора по общедоступному словарю скомпрометированных паролей.</w:t>
+      </w:r>
+    </w:p>
+    <w:p>
+      <w:pPr>
+        <w:spacing w:before="0" w:after="0" w:line="360" w:lineRule="auto"/>
+        <w:ind w:firstLine="708"/>
+        <w:rPr>
+          <w:iCs/>
+          <w:szCs w:val="32"/>
+          <w:lang w:eastAsia="ru-RU"/>
+        </w:rPr>
+      </w:pPr>
+      <w:r>
+        <w:rPr>
+          <w:iCs/>
+          <w:szCs w:val="32"/>
+          <w:lang w:eastAsia="ru-RU"/>
+        </w:rPr>
+        <w:t>Дополнительно для проверки стойкости учётных данных был использован альтернативный инструмент</w:t>
+      </w:r>
+      <w:r>
+        <w:rPr>
+          <w:iCs/>
+          <w:szCs w:val="32"/>
+          <w:lang w:eastAsia="ru-RU"/>
+        </w:rPr>
+        <w:t xml:space="preserve"> </w:t>
+      </w:r>
+      <w:r>
+        <w:rPr>
+          <w:iCs/>
+          <w:szCs w:val="32"/>
+          <w:lang w:eastAsia="ru-RU"/>
+        </w:rPr>
+        <w:t>–</w:t>
+      </w:r>
+      <w:r>
+        <w:rPr>
+          <w:iCs/>
+          <w:szCs w:val="32"/>
+          <w:lang w:eastAsia="ru-RU"/>
+        </w:rPr>
+        <w:t xml:space="preserve"> </w:t>
+      </w:r>
+      <w:r>
+        <w:rPr>
+          <w:iCs/>
+          <w:szCs w:val="32"/>
+          <w:lang w:eastAsia="ru-RU"/>
+        </w:rPr>
+        <w:t xml:space="preserve">встроенный NSE-скрипт Nmap </w:t>
+      </w:r>
+      <w:proofErr w:type="spellStart"/>
+      <w:r>
+        <w:rPr>
+          <w:iCs/>
+          <w:szCs w:val="32"/>
+          <w:lang w:eastAsia="ru-RU"/>
+        </w:rPr>
+        <w:t>ssh-brute</w:t>
+      </w:r>
+      <w:proofErr w:type="spellEnd"/>
+      <w:r>
+        <w:rPr>
+          <w:iCs/>
+          <w:szCs w:val="32"/>
+          <w:lang w:eastAsia="ru-RU"/>
+        </w:rPr>
+        <w:t>:</w:t>
+      </w:r>
+    </w:p>
+    <w:p>
+      <w:pPr>
+        <w:spacing w:before="0" w:after="0" w:line="360" w:lineRule="auto"/>
+        <w:ind w:firstLine="708"/>
+        <w:rPr>
+          <w:iCs/>
+          <w:szCs w:val="32"/>
+          <w:lang w:val="en-US" w:eastAsia="ru-RU"/>
+        </w:rPr>
+      </w:pPr>
+      <w:proofErr w:type="spellStart"/>
+      <w:r>
+        <w:rPr>
+          <w:iCs/>
+          <w:szCs w:val="32"/>
+          <w:lang w:val="en-US" w:eastAsia="ru-RU"/>
+        </w:rPr>
+        <w:t>nmap</w:t>
+      </w:r>
+      <w:proofErr w:type="spellEnd"/>
+      <w:r>
+        <w:rPr>
+          <w:iCs/>
+          <w:szCs w:val="32"/>
+          <w:lang w:val="en-US" w:eastAsia="ru-RU"/>
+        </w:rPr>
+        <w:t xml:space="preserve"> -</w:t>
+      </w:r>
+      <w:proofErr w:type="spellStart"/>
+      <w:r>
+        <w:rPr>
+          <w:iCs/>
+          <w:szCs w:val="32"/>
+          <w:lang w:val="en-US" w:eastAsia="ru-RU"/>
+        </w:rPr>
+        <w:t>sV</w:t>
+      </w:r>
+      <w:proofErr w:type="spellEnd"/>
+      <w:r>
+        <w:rPr>
+          <w:iCs/>
+          <w:szCs w:val="32"/>
+          <w:lang w:val="en-US" w:eastAsia="ru-RU"/>
+        </w:rPr>
+        <w:t xml:space="preserve"> --script ssh-brute 192.168.0.108</w:t>
+      </w:r>
+    </w:p>
+    <w:p>
+      <w:pPr>
+        <w:spacing w:before="0" w:after="0" w:line="360" w:lineRule="auto"/>
+        <w:ind w:firstLine="0"/>
+        <w:jc w:val="center"/>
+        <w:rPr>
+          <w:iCs/>
+          <w:szCs w:val="32"/>
+          <w:lang w:eastAsia="ru-RU"/>
+        </w:rPr>
+      </w:pPr>
+      <w:r>
+        <w:rPr>
+          <w:noProof/>
+          <w14:ligatures w14:val="standardContextual"/>
         </w:rPr>
         <w:lastRenderedPageBreak/>
         <w:drawing>
-          <wp:inline distT="0" distB="0" distL="0" distR="0" wp14:anchorId="2CA36FE9" wp14:editId="7FBA9918">
-            <wp:extent cx="6119495" cy="4039235"/>
-            <wp:effectExtent l="0" t="0" r="0" b="0"/>
-            <wp:docPr id="7" name="Рисунок 7"/>
+          <wp:inline distT="0" distB="0" distL="0" distR="0" wp14:anchorId="3BDF9A4E" wp14:editId="0C2F841F">
+            <wp:extent cx="6029325" cy="1647825"/>
+            <wp:effectExtent l="0" t="0" r="9525" b="9525"/>
+            <wp:docPr id="21" name="Рисунок 21"/>
             <wp:cNvGraphicFramePr>
               <a:graphicFrameLocks xmlns:a="http://schemas.openxmlformats.org/drawingml/2006/main" noChangeAspect="1"/>
             </wp:cNvGraphicFramePr>
@@ -10376,7 +12413,7 @@
                   <pic:spPr>
                     <a:xfrm>
                       <a:off x="0" y="0"/>
-                      <a:ext cx="6119495" cy="4039235"/>
+                      <a:ext cx="6029325" cy="1647825"/>
                     </a:xfrm>
                     <a:prstGeom prst="rect">
                       <a:avLst/>
@@ -10393,23 +12430,343 @@
       <w:pPr>
         <w:spacing w:before="0" w:after="0" w:line="360" w:lineRule="auto"/>
         <w:ind w:firstLine="0"/>
-        <w:rPr>
-          <w:iCs/>
-          <w:szCs w:val="32"/>
-          <w:lang w:eastAsia="ru-RU"/>
-        </w:rPr>
-      </w:pPr>
-      <w:r>
-        <w:rPr>
-          <w:iCs/>
-          <w:szCs w:val="32"/>
-          <w:lang w:eastAsia="ru-RU"/>
-        </w:rPr>
+        <w:jc w:val="center"/>
+        <w:rPr>
+          <w:iCs/>
+          <w:szCs w:val="32"/>
+          <w:lang w:val="en-US" w:eastAsia="ru-RU"/>
+        </w:rPr>
+      </w:pPr>
+      <w:r>
+        <w:rPr>
+          <w:iCs/>
+          <w:szCs w:val="32"/>
+          <w:lang w:eastAsia="ru-RU"/>
+        </w:rPr>
+        <w:t>Рисунок 1</w:t>
+      </w:r>
+      <w:r>
+        <w:rPr>
+          <w:iCs/>
+          <w:szCs w:val="32"/>
+          <w:lang w:eastAsia="ru-RU"/>
+        </w:rPr>
+        <w:t>5</w:t>
+      </w:r>
+      <w:r>
+        <w:rPr>
+          <w:iCs/>
+          <w:szCs w:val="32"/>
+          <w:lang w:eastAsia="ru-RU"/>
+        </w:rPr>
+        <w:t>.</w:t>
+      </w:r>
+      <w:r>
+        <w:t xml:space="preserve"> </w:t>
+      </w:r>
+      <w:r>
+        <w:rPr>
+          <w:iCs/>
+          <w:szCs w:val="32"/>
+          <w:lang w:eastAsia="ru-RU"/>
+        </w:rPr>
+        <w:t xml:space="preserve">Проверка стандартных учётных данных SSH с помощью NSE-скрипта </w:t>
+      </w:r>
+      <w:proofErr w:type="spellStart"/>
+      <w:r>
+        <w:rPr>
+          <w:iCs/>
+          <w:szCs w:val="32"/>
+          <w:lang w:eastAsia="ru-RU"/>
+        </w:rPr>
+        <w:t>ssh</w:t>
+      </w:r>
+      <w:proofErr w:type="spellEnd"/>
+      <w:r>
+        <w:rPr>
+          <w:iCs/>
+          <w:szCs w:val="32"/>
+          <w:lang w:eastAsia="ru-RU"/>
+        </w:rPr>
+        <w:t>-b</w:t>
+      </w:r>
+      <w:proofErr w:type="spellStart"/>
+      <w:r>
+        <w:rPr>
+          <w:iCs/>
+          <w:szCs w:val="32"/>
+          <w:lang w:val="en-US" w:eastAsia="ru-RU"/>
+        </w:rPr>
+        <w:t>rute</w:t>
+      </w:r>
+      <w:proofErr w:type="spellEnd"/>
+    </w:p>
+    <w:p>
+      <w:pPr>
+        <w:spacing w:before="0" w:after="0" w:line="360" w:lineRule="auto"/>
+        <w:ind w:firstLine="708"/>
+        <w:rPr>
+          <w:iCs/>
+          <w:szCs w:val="32"/>
+          <w:lang w:eastAsia="ru-RU"/>
+        </w:rPr>
+      </w:pPr>
+      <w:r>
+        <w:rPr>
+          <w:iCs/>
+          <w:szCs w:val="32"/>
+          <w:lang w:eastAsia="ru-RU"/>
+        </w:rPr>
+        <w:t xml:space="preserve">В отличие от </w:t>
+      </w:r>
+      <w:proofErr w:type="spellStart"/>
+      <w:r>
+        <w:rPr>
+          <w:iCs/>
+          <w:szCs w:val="32"/>
+          <w:lang w:eastAsia="ru-RU"/>
+        </w:rPr>
+        <w:t>Hydra</w:t>
+      </w:r>
+      <w:proofErr w:type="spellEnd"/>
+      <w:r>
+        <w:rPr>
+          <w:iCs/>
+          <w:szCs w:val="32"/>
+          <w:lang w:eastAsia="ru-RU"/>
+        </w:rPr>
+        <w:t xml:space="preserve">, данный скрипт использует собственный ограниченный список стандартных пар логин/пароль, </w:t>
+      </w:r>
+      <w:r>
+        <w:rPr>
+          <w:iCs/>
+          <w:szCs w:val="32"/>
+          <w:lang w:eastAsia="ru-RU"/>
+        </w:rPr>
+        <w:t xml:space="preserve">который </w:t>
+      </w:r>
+      <w:r>
+        <w:rPr>
+          <w:iCs/>
+          <w:szCs w:val="32"/>
+          <w:lang w:eastAsia="ru-RU"/>
+        </w:rPr>
+        <w:t xml:space="preserve">ориентирован на выявление наиболее очевидных, «дефолтных» учётных данных. В отличие от результата, полученного с помощью </w:t>
+      </w:r>
+      <w:proofErr w:type="spellStart"/>
+      <w:r>
+        <w:rPr>
+          <w:iCs/>
+          <w:szCs w:val="32"/>
+          <w:lang w:eastAsia="ru-RU"/>
+        </w:rPr>
+        <w:t>Hydra</w:t>
+      </w:r>
+      <w:proofErr w:type="spellEnd"/>
+      <w:r>
+        <w:rPr>
+          <w:iCs/>
+          <w:szCs w:val="32"/>
+          <w:lang w:eastAsia="ru-RU"/>
+        </w:rPr>
+        <w:t>, данный метод не выявил действующих пар логин/пароль</w:t>
+      </w:r>
+      <w:r>
+        <w:rPr>
+          <w:iCs/>
+          <w:szCs w:val="32"/>
+          <w:lang w:eastAsia="ru-RU"/>
+        </w:rPr>
+        <w:t xml:space="preserve"> </w:t>
+      </w:r>
+      <w:r>
+        <w:rPr>
+          <w:iCs/>
+          <w:szCs w:val="32"/>
+          <w:lang w:eastAsia="ru-RU"/>
+        </w:rPr>
+        <w:t>–</w:t>
+      </w:r>
+      <w:r>
+        <w:rPr>
+          <w:iCs/>
+          <w:szCs w:val="32"/>
+          <w:lang w:eastAsia="ru-RU"/>
+        </w:rPr>
+        <w:t xml:space="preserve"> </w:t>
+      </w:r>
+      <w:r>
+        <w:rPr>
+          <w:iCs/>
+          <w:szCs w:val="32"/>
+          <w:lang w:eastAsia="ru-RU"/>
+        </w:rPr>
+        <w:t>ни один из стандартных вариантов не совпал с реальными учётными данными пользователя neton4k.</w:t>
+      </w:r>
+    </w:p>
+    <w:p>
+      <w:pPr>
+        <w:spacing w:before="0" w:after="0" w:line="360" w:lineRule="auto"/>
+        <w:ind w:firstLine="708"/>
+        <w:rPr>
+          <w:iCs/>
+          <w:szCs w:val="32"/>
+          <w:lang w:eastAsia="ru-RU"/>
+        </w:rPr>
+      </w:pPr>
+      <w:r>
+        <w:rPr>
+          <w:iCs/>
+          <w:szCs w:val="32"/>
+          <w:lang w:eastAsia="ru-RU"/>
+        </w:rPr>
+        <w:t xml:space="preserve">Это объясняется различием в подходах: </w:t>
+      </w:r>
+      <w:proofErr w:type="spellStart"/>
+      <w:r>
+        <w:rPr>
+          <w:iCs/>
+          <w:szCs w:val="32"/>
+          <w:lang w:eastAsia="ru-RU"/>
+        </w:rPr>
+        <w:t>ssh-brute</w:t>
+      </w:r>
+      <w:proofErr w:type="spellEnd"/>
+      <w:r>
+        <w:rPr>
+          <w:iCs/>
+          <w:szCs w:val="32"/>
+          <w:lang w:eastAsia="ru-RU"/>
+        </w:rPr>
+        <w:t xml:space="preserve"> проверяет типовые или административные учётные записи, тогда как реальный пароль пользователя (123456789), хотя и является слабым и широко распространённым, не относится к категории </w:t>
+      </w:r>
+      <w:r>
+        <w:rPr>
+          <w:iCs/>
+          <w:szCs w:val="32"/>
+          <w:lang w:eastAsia="ru-RU"/>
+        </w:rPr>
+        <w:t>стандартных</w:t>
+      </w:r>
+      <w:r>
+        <w:rPr>
+          <w:iCs/>
+          <w:szCs w:val="32"/>
+          <w:lang w:eastAsia="ru-RU"/>
+        </w:rPr>
+        <w:t xml:space="preserve"> и был обнаружен только при переборе по полноценному словарю скомпрометированных паролей (rockyou.txt) с помощью </w:t>
+      </w:r>
+      <w:proofErr w:type="spellStart"/>
+      <w:r>
+        <w:rPr>
+          <w:iCs/>
+          <w:szCs w:val="32"/>
+          <w:lang w:eastAsia="ru-RU"/>
+        </w:rPr>
+        <w:t>Hydra</w:t>
+      </w:r>
+      <w:proofErr w:type="spellEnd"/>
+      <w:r>
+        <w:rPr>
+          <w:iCs/>
+          <w:szCs w:val="32"/>
+          <w:lang w:eastAsia="ru-RU"/>
+        </w:rPr>
+        <w:t>.</w:t>
+      </w:r>
+    </w:p>
+    <w:p>
+      <w:pPr>
+        <w:spacing w:before="0" w:after="0" w:line="360" w:lineRule="auto"/>
+        <w:ind w:firstLine="708"/>
+        <w:rPr>
+          <w:iCs/>
+          <w:szCs w:val="32"/>
+          <w:lang w:val="en-US" w:eastAsia="ru-RU"/>
+        </w:rPr>
+      </w:pPr>
+      <w:r>
+        <w:rPr>
+          <w:iCs/>
+          <w:szCs w:val="32"/>
+          <w:lang w:eastAsia="ru-RU"/>
+        </w:rPr>
+        <w:t>Использование двух независимых инструментов позволяет сделать более полный вывод: система устойчива к атакам на типовые/дефолтные учётные данные, но остаётся уязвимой к атакам подбора по словарям реальных скомпрометированных паролей, что подчёркивает важность использования сложных, не входящих в общедоступные базы утечек паролей.</w:t>
+      </w:r>
+    </w:p>
+    <w:p>
+      <w:pPr>
+        <w:spacing w:before="0" w:after="0" w:line="360" w:lineRule="auto"/>
+        <w:ind w:firstLine="708"/>
+        <w:rPr>
+          <w:iCs/>
+          <w:szCs w:val="32"/>
+          <w:lang w:eastAsia="ru-RU"/>
+        </w:rPr>
+      </w:pPr>
+      <w:r>
+        <w:rPr>
+          <w:iCs/>
+          <w:szCs w:val="32"/>
+          <w:lang w:eastAsia="ru-RU"/>
+        </w:rPr>
+        <w:t>Помимо атаки на службу SSH, была также предпринята попытка эксплуатации уязвимостей службы rpcbind.</w:t>
+      </w:r>
+      <w:r>
+        <w:rPr>
+          <w:iCs/>
+          <w:szCs w:val="32"/>
+          <w:lang w:eastAsia="ru-RU"/>
+        </w:rPr>
+        <w:t xml:space="preserve"> </w:t>
+      </w:r>
+      <w:r>
+        <w:rPr>
+          <w:iCs/>
+          <w:szCs w:val="32"/>
+          <w:lang w:eastAsia="ru-RU"/>
+        </w:rPr>
+        <w:t>Руководствуясь данными раздела 2.3.</w:t>
+      </w:r>
+      <w:r>
+        <w:rPr>
+          <w:iCs/>
+          <w:szCs w:val="32"/>
+          <w:lang w:eastAsia="ru-RU"/>
+        </w:rPr>
+        <w:t>,</w:t>
+      </w:r>
+      <w:r>
+        <w:rPr>
+          <w:iCs/>
+          <w:szCs w:val="32"/>
+          <w:lang w:eastAsia="ru-RU"/>
+        </w:rPr>
+        <w:t xml:space="preserve"> было проведено практическое исследование того, применимы ли известные публичные эксплойты к версии службы rpcbind (2–4), развёрнутой на целевой системе.</w:t>
+      </w:r>
+    </w:p>
+    <w:p>
+      <w:pPr>
+        <w:spacing w:before="0" w:after="0" w:line="360" w:lineRule="auto"/>
+        <w:ind w:firstLine="0"/>
+        <w:jc w:val="center"/>
+        <w:rPr>
+          <w:iCs/>
+          <w:szCs w:val="32"/>
+          <w:lang w:eastAsia="ru-RU"/>
+        </w:rPr>
+      </w:pPr>
+      <w:r>
+        <w:rPr>
+          <w:noProof/>
+          <w14:ligatures w14:val="standardContextual"/>
+        </w:rPr>
+        <w:lastRenderedPageBreak/>
         <w:drawing>
-          <wp:inline distT="0" distB="0" distL="0" distR="0" wp14:anchorId="1324100F" wp14:editId="4D488681">
-            <wp:extent cx="6119495" cy="3853815"/>
-            <wp:effectExtent l="0" t="0" r="0" b="0"/>
-            <wp:docPr id="8" name="Рисунок 8"/>
+          <wp:inline distT="0" distB="0" distL="0" distR="0" wp14:anchorId="1B176B76" wp14:editId="758851B8">
+            <wp:extent cx="4646059" cy="3182437"/>
+            <wp:effectExtent l="0" t="0" r="2540" b="0"/>
+            <wp:docPr id="30" name="Рисунок 30"/>
             <wp:cNvGraphicFramePr>
               <a:graphicFrameLocks xmlns:a="http://schemas.openxmlformats.org/drawingml/2006/main" noChangeAspect="1"/>
             </wp:cNvGraphicFramePr>
@@ -10429,7 +12786,7 @@
                   <pic:spPr>
                     <a:xfrm>
                       <a:off x="0" y="0"/>
-                      <a:ext cx="6119495" cy="3853815"/>
+                      <a:ext cx="4654164" cy="3187989"/>
                     </a:xfrm>
                     <a:prstGeom prst="rect">
                       <a:avLst/>
@@ -10446,24 +12803,123 @@
       <w:pPr>
         <w:spacing w:before="0" w:after="0" w:line="360" w:lineRule="auto"/>
         <w:ind w:firstLine="0"/>
-        <w:rPr>
-          <w:iCs/>
-          <w:szCs w:val="32"/>
-          <w:lang w:eastAsia="ru-RU"/>
-        </w:rPr>
-      </w:pPr>
-      <w:r>
-        <w:rPr>
-          <w:iCs/>
-          <w:szCs w:val="32"/>
-          <w:lang w:eastAsia="ru-RU"/>
-        </w:rPr>
-        <w:lastRenderedPageBreak/>
+        <w:jc w:val="center"/>
+        <w:rPr>
+          <w:iCs/>
+          <w:szCs w:val="32"/>
+          <w:lang w:eastAsia="ru-RU"/>
+        </w:rPr>
+      </w:pPr>
+      <w:r>
+        <w:rPr>
+          <w:iCs/>
+          <w:szCs w:val="32"/>
+          <w:lang w:eastAsia="ru-RU"/>
+        </w:rPr>
+        <w:t>Рисунок 1</w:t>
+      </w:r>
+      <w:r>
+        <w:rPr>
+          <w:iCs/>
+          <w:szCs w:val="32"/>
+          <w:lang w:eastAsia="ru-RU"/>
+        </w:rPr>
+        <w:t>6</w:t>
+      </w:r>
+      <w:r>
+        <w:rPr>
+          <w:iCs/>
+          <w:szCs w:val="32"/>
+          <w:lang w:eastAsia="ru-RU"/>
+        </w:rPr>
+        <w:t>.</w:t>
+      </w:r>
+      <w:r>
+        <w:rPr>
+          <w:iCs/>
+          <w:szCs w:val="32"/>
+          <w:lang w:eastAsia="ru-RU"/>
+        </w:rPr>
+        <w:t xml:space="preserve"> </w:t>
+      </w:r>
+      <w:r>
+        <w:rPr>
+          <w:iCs/>
+          <w:szCs w:val="32"/>
+          <w:lang w:eastAsia="ru-RU"/>
+        </w:rPr>
+        <w:t xml:space="preserve">Состояние сервиса </w:t>
+      </w:r>
+      <w:r>
+        <w:rPr>
+          <w:iCs/>
+          <w:szCs w:val="32"/>
+          <w:lang w:eastAsia="ru-RU"/>
+        </w:rPr>
+        <w:t>rpcbind</w:t>
+      </w:r>
+      <w:r>
+        <w:rPr>
+          <w:iCs/>
+          <w:szCs w:val="32"/>
+          <w:lang w:eastAsia="ru-RU"/>
+        </w:rPr>
+        <w:t xml:space="preserve"> </w:t>
+      </w:r>
+      <w:r>
+        <w:rPr>
+          <w:iCs/>
+          <w:szCs w:val="32"/>
+          <w:lang w:eastAsia="ru-RU"/>
+        </w:rPr>
+        <w:t xml:space="preserve">до </w:t>
+      </w:r>
+      <w:r>
+        <w:rPr>
+          <w:iCs/>
+          <w:szCs w:val="32"/>
+          <w:lang w:val="en-US" w:eastAsia="ru-RU"/>
+        </w:rPr>
+        <w:t>DoS</w:t>
+      </w:r>
+      <w:r>
+        <w:rPr>
+          <w:iCs/>
+          <w:szCs w:val="32"/>
+          <w:lang w:eastAsia="ru-RU"/>
+        </w:rPr>
+        <w:t>-</w:t>
+      </w:r>
+      <w:r>
+        <w:rPr>
+          <w:iCs/>
+          <w:szCs w:val="32"/>
+          <w:lang w:eastAsia="ru-RU"/>
+        </w:rPr>
+        <w:t>атаки</w:t>
+      </w:r>
+    </w:p>
+    <w:p>
+      <w:pPr>
+        <w:spacing w:before="0" w:after="0" w:line="360" w:lineRule="auto"/>
+        <w:ind w:firstLine="0"/>
+        <w:jc w:val="center"/>
+        <w:rPr>
+          <w:iCs/>
+          <w:szCs w:val="32"/>
+          <w:lang w:eastAsia="ru-RU"/>
+        </w:rPr>
+      </w:pPr>
+      <w:r>
+        <w:rPr>
+          <w:noProof/>
+          <w14:ligatures w14:val="standardContextual"/>
+        </w:rPr>
         <w:drawing>
-          <wp:inline distT="0" distB="0" distL="0" distR="0" wp14:anchorId="227DBE50" wp14:editId="4CFAD63C">
-            <wp:extent cx="4791744" cy="2257740"/>
-            <wp:effectExtent l="0" t="0" r="8890" b="9525"/>
-            <wp:docPr id="9" name="Рисунок 9"/>
+          <wp:inline distT="0" distB="0" distL="0" distR="0" wp14:anchorId="1311F511" wp14:editId="0E9F4CEC">
+            <wp:extent cx="4859911" cy="1860063"/>
+            <wp:effectExtent l="0" t="0" r="0" b="6985"/>
+            <wp:docPr id="23" name="Рисунок 23"/>
             <wp:cNvGraphicFramePr>
               <a:graphicFrameLocks xmlns:a="http://schemas.openxmlformats.org/drawingml/2006/main" noChangeAspect="1"/>
             </wp:cNvGraphicFramePr>
@@ -10483,7 +12939,7 @@
                   <pic:spPr>
                     <a:xfrm>
                       <a:off x="0" y="0"/>
-                      <a:ext cx="4791744" cy="2257740"/>
+                      <a:ext cx="4881113" cy="1868178"/>
                     </a:xfrm>
                     <a:prstGeom prst="rect">
                       <a:avLst/>
@@ -10500,42 +12956,156 @@
       <w:pPr>
         <w:spacing w:before="0" w:after="0" w:line="360" w:lineRule="auto"/>
         <w:ind w:firstLine="708"/>
-        <w:rPr>
-          <w:iCs/>
-          <w:szCs w:val="32"/>
-          <w:lang w:eastAsia="ru-RU"/>
-        </w:rPr>
-      </w:pPr>
-      <w:r>
-        <w:rPr>
-          <w:iCs/>
-          <w:szCs w:val="32"/>
-          <w:lang w:eastAsia="ru-RU"/>
-        </w:rPr>
-        <w:t>С помощью Nmap и скриптов NSE было установлено, что на порту 22/tcp работает OpenSSH 9.9. Сервер разрешает аутентификацию по паролю, что является потенциальной уязвимостью (возможен brute-force). Public key authentication не используется. Алгоритмы шифрования соответствуют современным стандартам.</w:t>
+        <w:jc w:val="center"/>
+        <w:rPr>
+          <w:iCs/>
+          <w:szCs w:val="32"/>
+          <w:lang w:eastAsia="ru-RU"/>
+        </w:rPr>
+      </w:pPr>
+      <w:r>
+        <w:rPr>
+          <w:iCs/>
+          <w:szCs w:val="32"/>
+          <w:lang w:eastAsia="ru-RU"/>
+        </w:rPr>
+        <w:t>Рисунок 1</w:t>
+      </w:r>
+      <w:r>
+        <w:rPr>
+          <w:iCs/>
+          <w:szCs w:val="32"/>
+          <w:lang w:eastAsia="ru-RU"/>
+        </w:rPr>
+        <w:t>7</w:t>
+      </w:r>
+      <w:r>
+        <w:rPr>
+          <w:iCs/>
+          <w:szCs w:val="32"/>
+          <w:lang w:eastAsia="ru-RU"/>
+        </w:rPr>
+        <w:t xml:space="preserve">. </w:t>
+      </w:r>
+      <w:r>
+        <w:rPr>
+          <w:iCs/>
+          <w:szCs w:val="32"/>
+          <w:lang w:eastAsia="ru-RU"/>
+        </w:rPr>
+        <w:t>Проверка состояния службы rpcbind</w:t>
+      </w:r>
+    </w:p>
+    <w:p>
+      <w:pPr>
+        <w:pStyle w:val="a7"/>
+        <w:numPr>
+          <w:ilvl w:val="0"/>
+          <w:numId w:val="10"/>
+        </w:numPr>
+        <w:spacing w:before="0" w:after="0" w:line="360" w:lineRule="auto"/>
+        <w:ind w:left="1134"/>
+        <w:rPr>
+          <w:iCs/>
+          <w:szCs w:val="32"/>
+          <w:lang w:eastAsia="ru-RU"/>
+        </w:rPr>
+      </w:pPr>
+      <w:r>
+        <w:rPr>
+          <w:iCs/>
+          <w:szCs w:val="32"/>
+          <w:lang w:eastAsia="ru-RU"/>
+        </w:rPr>
+        <w:t xml:space="preserve">Попытка 1 </w:t>
+      </w:r>
+      <w:r>
+        <w:rPr>
+          <w:iCs/>
+          <w:szCs w:val="32"/>
+          <w:lang w:eastAsia="ru-RU"/>
+        </w:rPr>
+        <w:t xml:space="preserve">– </w:t>
+      </w:r>
+      <w:r>
+        <w:rPr>
+          <w:iCs/>
+          <w:szCs w:val="32"/>
+          <w:lang w:eastAsia="ru-RU"/>
+        </w:rPr>
+        <w:t>CVE-2017-8779 (rpcbomb, EDB-41974).</w:t>
+      </w:r>
+    </w:p>
+    <w:p>
+      <w:pPr>
+        <w:spacing w:before="0" w:after="0" w:line="360" w:lineRule="auto"/>
+        <w:ind w:firstLine="708"/>
+        <w:rPr>
+          <w:iCs/>
+          <w:szCs w:val="32"/>
+          <w:lang w:eastAsia="ru-RU"/>
+        </w:rPr>
+      </w:pPr>
+      <w:r>
+        <w:rPr>
+          <w:iCs/>
+          <w:szCs w:val="32"/>
+          <w:lang w:eastAsia="ru-RU"/>
+        </w:rPr>
+        <w:t>Эксплойт отправляет RPC-запрос процедуры CALLIT с указанием произвольного объёма памяти для выделения:</w:t>
+      </w:r>
+    </w:p>
+    <w:p>
+      <w:pPr>
+        <w:spacing w:before="0" w:after="0" w:line="360" w:lineRule="auto"/>
+        <w:ind w:firstLine="708"/>
+        <w:rPr>
+          <w:iCs/>
+          <w:szCs w:val="32"/>
+          <w:lang w:eastAsia="ru-RU"/>
+        </w:rPr>
+      </w:pPr>
+      <w:proofErr w:type="spellStart"/>
+      <w:r>
+        <w:rPr>
+          <w:iCs/>
+          <w:szCs w:val="32"/>
+          <w:lang w:eastAsia="ru-RU"/>
+        </w:rPr>
+        <w:t>ruby</w:t>
+      </w:r>
+      <w:proofErr w:type="spellEnd"/>
+      <w:r>
+        <w:rPr>
+          <w:iCs/>
+          <w:szCs w:val="32"/>
+          <w:lang w:eastAsia="ru-RU"/>
+        </w:rPr>
+        <w:t xml:space="preserve"> 41974.rb 192.168.0.108 1000000000</w:t>
       </w:r>
     </w:p>
     <w:p>
       <w:pPr>
         <w:spacing w:before="0" w:after="0" w:line="360" w:lineRule="auto"/>
         <w:ind w:firstLine="0"/>
-        <w:rPr>
-          <w:iCs/>
-          <w:szCs w:val="32"/>
-          <w:lang w:eastAsia="ru-RU"/>
-        </w:rPr>
-      </w:pPr>
-      <w:r>
-        <w:rPr>
-          <w:iCs/>
-          <w:szCs w:val="32"/>
-          <w:lang w:eastAsia="ru-RU"/>
-        </w:rPr>
+        <w:jc w:val="center"/>
+        <w:rPr>
+          <w:iCs/>
+          <w:szCs w:val="32"/>
+          <w:lang w:eastAsia="ru-RU"/>
+        </w:rPr>
+      </w:pPr>
+      <w:r>
+        <w:rPr>
+          <w:noProof/>
+          <w14:ligatures w14:val="standardContextual"/>
+        </w:rPr>
+        <w:lastRenderedPageBreak/>
         <w:drawing>
-          <wp:inline distT="0" distB="0" distL="0" distR="0" wp14:anchorId="19B2F61E" wp14:editId="45F933B9">
-            <wp:extent cx="6119495" cy="2747010"/>
-            <wp:effectExtent l="0" t="0" r="0" b="0"/>
-            <wp:docPr id="10" name="Рисунок 10"/>
+          <wp:inline distT="0" distB="0" distL="0" distR="0" wp14:anchorId="572F46BF" wp14:editId="4D6C9364">
+            <wp:extent cx="4050135" cy="2872597"/>
+            <wp:effectExtent l="0" t="0" r="7620" b="4445"/>
+            <wp:docPr id="28" name="Рисунок 28"/>
             <wp:cNvGraphicFramePr>
               <a:graphicFrameLocks xmlns:a="http://schemas.openxmlformats.org/drawingml/2006/main" noChangeAspect="1"/>
             </wp:cNvGraphicFramePr>
@@ -10555,7 +13125,7 @@
                   <pic:spPr>
                     <a:xfrm>
                       <a:off x="0" y="0"/>
-                      <a:ext cx="6119495" cy="2747010"/>
+                      <a:ext cx="4065919" cy="2883792"/>
                     </a:xfrm>
                     <a:prstGeom prst="rect">
                       <a:avLst/>
@@ -10572,19 +13142,44 @@
       <w:pPr>
         <w:spacing w:before="0" w:after="0" w:line="360" w:lineRule="auto"/>
         <w:ind w:firstLine="708"/>
-        <w:rPr>
-          <w:iCs/>
-          <w:szCs w:val="32"/>
-          <w:lang w:eastAsia="ru-RU"/>
-        </w:rPr>
-      </w:pPr>
-      <w:r>
-        <w:rPr>
-          <w:iCs/>
-          <w:szCs w:val="32"/>
-          <w:lang w:eastAsia="ru-RU"/>
-        </w:rPr>
-        <w:t>Автоматическое сканирование на наличие уязвимостей с помощью Nmap NSE-скриптов (--script vuln) не выявило эксплуатируемых уязвимостей на открытых портах. Это не означает полного отсутствия проблем, а лишь то, что известные публичные уязвимости с готовыми скриптами отсутствуют.</w:t>
+        <w:jc w:val="center"/>
+        <w:rPr>
+          <w:iCs/>
+          <w:szCs w:val="32"/>
+          <w:lang w:eastAsia="ru-RU"/>
+        </w:rPr>
+      </w:pPr>
+      <w:r>
+        <w:rPr>
+          <w:iCs/>
+          <w:szCs w:val="32"/>
+          <w:lang w:eastAsia="ru-RU"/>
+        </w:rPr>
+        <w:t>Рисунок 1</w:t>
+      </w:r>
+      <w:r>
+        <w:rPr>
+          <w:iCs/>
+          <w:szCs w:val="32"/>
+          <w:lang w:eastAsia="ru-RU"/>
+        </w:rPr>
+        <w:t>8</w:t>
+      </w:r>
+      <w:r>
+        <w:rPr>
+          <w:iCs/>
+          <w:szCs w:val="32"/>
+          <w:lang w:eastAsia="ru-RU"/>
+        </w:rPr>
+        <w:t xml:space="preserve">. </w:t>
+      </w:r>
+      <w:r>
+        <w:rPr>
+          <w:iCs/>
+          <w:szCs w:val="32"/>
+          <w:lang w:eastAsia="ru-RU"/>
+        </w:rPr>
+        <w:t>Результат применения эксплойта rpcbomb (CVE-2017-8779) к службе rpcbind</w:t>
       </w:r>
     </w:p>
     <w:p>
@@ -10601,11 +13196,20 @@
         <w:rPr>
           <w:iCs/>
           <w:szCs w:val="32"/>
-          <w:highlight w:val="yellow"/>
-          <w:lang w:eastAsia="ru-RU"/>
-        </w:rPr>
-        <w:t>Проверил веб сервисы</w:t>
-      </w:r>
+          <w:lang w:eastAsia="ru-RU"/>
+        </w:rPr>
+        <w:t>Запрос был успешно доставлен и обработан сервером, однако проверка состояния системы после атаки не выявила отклонений: служба rpcbind осталась активной, порт 111/</w:t>
+      </w:r>
+      <w:proofErr w:type="spellStart"/>
+      <w:r>
+        <w:rPr>
+          <w:iCs/>
+          <w:szCs w:val="32"/>
+          <w:lang w:eastAsia="ru-RU"/>
+        </w:rPr>
+        <w:t>tcp</w:t>
+      </w:r>
+      <w:proofErr w:type="spellEnd"/>
       <w:r>
         <w:rPr>
           <w:iCs/>
@@ -10614,29 +13218,92 @@
         </w:rPr>
         <w:t xml:space="preserve"> </w:t>
       </w:r>
-    </w:p>
-    <w:p>
-      <w:pPr>
-        <w:spacing w:before="0" w:after="0" w:line="360" w:lineRule="auto"/>
-        <w:ind w:firstLine="708"/>
-        <w:rPr>
-          <w:iCs/>
-          <w:szCs w:val="32"/>
-          <w:lang w:eastAsia="ru-RU"/>
-        </w:rPr>
-      </w:pPr>
-      <w:r>
-        <w:rPr>
-          <w:iCs/>
-          <w:szCs w:val="32"/>
-          <w:lang w:eastAsia="ru-RU"/>
-        </w:rPr>
-        <w:lastRenderedPageBreak/>
+      <w:r>
+        <w:rPr>
+          <w:iCs/>
+          <w:szCs w:val="32"/>
+          <w:lang w:eastAsia="ru-RU"/>
+        </w:rPr>
+        <w:t>–</w:t>
+      </w:r>
+      <w:r>
+        <w:rPr>
+          <w:iCs/>
+          <w:szCs w:val="32"/>
+          <w:lang w:eastAsia="ru-RU"/>
+        </w:rPr>
+        <w:t xml:space="preserve"> открытым, использование оперативной памяти </w:t>
+      </w:r>
+      <w:r>
+        <w:rPr>
+          <w:iCs/>
+          <w:szCs w:val="32"/>
+          <w:lang w:eastAsia="ru-RU"/>
+        </w:rPr>
+        <w:t>–</w:t>
+      </w:r>
+      <w:r>
+        <w:rPr>
+          <w:iCs/>
+          <w:szCs w:val="32"/>
+          <w:lang w:eastAsia="ru-RU"/>
+        </w:rPr>
+        <w:t xml:space="preserve"> в пределах нормы. Для исключения гипотезы о недостаточной интенсивности атаки была проведена повторная попытка с одновременным запуском 10 параллельных экземпляров эксплойта (суммарный запрос</w:t>
+      </w:r>
+      <w:r>
+        <w:rPr>
+          <w:iCs/>
+          <w:szCs w:val="32"/>
+          <w:lang w:eastAsia="ru-RU"/>
+        </w:rPr>
+        <w:t xml:space="preserve"> </w:t>
+      </w:r>
+      <w:r>
+        <w:rPr>
+          <w:iCs/>
+          <w:szCs w:val="32"/>
+          <w:lang w:eastAsia="ru-RU"/>
+        </w:rPr>
+        <w:t>–</w:t>
+      </w:r>
+      <w:r>
+        <w:rPr>
+          <w:iCs/>
+          <w:szCs w:val="32"/>
+          <w:lang w:eastAsia="ru-RU"/>
+        </w:rPr>
+        <w:t xml:space="preserve"> </w:t>
+      </w:r>
+      <w:r>
+        <w:rPr>
+          <w:iCs/>
+          <w:szCs w:val="32"/>
+          <w:lang w:eastAsia="ru-RU"/>
+        </w:rPr>
+        <w:t>10 ГБ при объёме RAM целевой системы 1,9 ГБ). Повторная проверка также не выявила отклонений от штатного состояния системы.</w:t>
+      </w:r>
+    </w:p>
+    <w:p>
+      <w:pPr>
+        <w:spacing w:before="0" w:after="0" w:line="360" w:lineRule="auto"/>
+        <w:ind w:firstLine="0"/>
+        <w:jc w:val="center"/>
+        <w:rPr>
+          <w:iCs/>
+          <w:szCs w:val="32"/>
+          <w:lang w:eastAsia="ru-RU"/>
+        </w:rPr>
+      </w:pPr>
+      <w:r>
+        <w:rPr>
+          <w:noProof/>
+          <w14:ligatures w14:val="standardContextual"/>
+        </w:rPr>
         <w:drawing>
-          <wp:inline distT="0" distB="0" distL="0" distR="0" wp14:anchorId="57111789" wp14:editId="3AC09C8C">
-            <wp:extent cx="6119495" cy="3220720"/>
-            <wp:effectExtent l="0" t="0" r="0" b="0"/>
-            <wp:docPr id="11" name="Рисунок 11"/>
+          <wp:inline distT="0" distB="0" distL="0" distR="0" wp14:anchorId="1AB0A5DB" wp14:editId="40C2CE53">
+            <wp:extent cx="4945906" cy="2361329"/>
+            <wp:effectExtent l="0" t="0" r="7620" b="1270"/>
+            <wp:docPr id="27" name="Рисунок 27"/>
             <wp:cNvGraphicFramePr>
               <a:graphicFrameLocks xmlns:a="http://schemas.openxmlformats.org/drawingml/2006/main" noChangeAspect="1"/>
             </wp:cNvGraphicFramePr>
@@ -10656,7 +13323,7 @@
                   <pic:spPr>
                     <a:xfrm>
                       <a:off x="0" y="0"/>
-                      <a:ext cx="6119495" cy="3220720"/>
+                      <a:ext cx="4961415" cy="2368733"/>
                     </a:xfrm>
                     <a:prstGeom prst="rect">
                       <a:avLst/>
@@ -10667,6 +13334,4099 @@
             </a:graphic>
           </wp:inline>
         </w:drawing>
+      </w:r>
+    </w:p>
+    <w:p>
+      <w:pPr>
+        <w:spacing w:before="0" w:after="0" w:line="360" w:lineRule="auto"/>
+        <w:ind w:firstLine="708"/>
+        <w:jc w:val="center"/>
+        <w:rPr>
+          <w:iCs/>
+          <w:szCs w:val="32"/>
+          <w:lang w:eastAsia="ru-RU"/>
+        </w:rPr>
+      </w:pPr>
+      <w:r>
+        <w:rPr>
+          <w:iCs/>
+          <w:szCs w:val="32"/>
+          <w:lang w:eastAsia="ru-RU"/>
+        </w:rPr>
+        <w:t>Рисунок 1</w:t>
+      </w:r>
+      <w:r>
+        <w:rPr>
+          <w:iCs/>
+          <w:szCs w:val="32"/>
+          <w:lang w:eastAsia="ru-RU"/>
+        </w:rPr>
+        <w:t>9</w:t>
+      </w:r>
+      <w:r>
+        <w:rPr>
+          <w:iCs/>
+          <w:szCs w:val="32"/>
+          <w:lang w:eastAsia="ru-RU"/>
+        </w:rPr>
+        <w:t xml:space="preserve">. Состояние сервиса </w:t>
+      </w:r>
+      <w:r>
+        <w:rPr>
+          <w:iCs/>
+          <w:szCs w:val="32"/>
+          <w:lang w:eastAsia="ru-RU"/>
+        </w:rPr>
+        <w:t>rpcbind</w:t>
+      </w:r>
+      <w:r>
+        <w:rPr>
+          <w:iCs/>
+          <w:szCs w:val="32"/>
+          <w:lang w:eastAsia="ru-RU"/>
+        </w:rPr>
+        <w:t xml:space="preserve"> после</w:t>
+      </w:r>
+      <w:r>
+        <w:rPr>
+          <w:iCs/>
+          <w:szCs w:val="32"/>
+          <w:lang w:eastAsia="ru-RU"/>
+        </w:rPr>
+        <w:t xml:space="preserve"> </w:t>
+      </w:r>
+      <w:r>
+        <w:rPr>
+          <w:iCs/>
+          <w:szCs w:val="32"/>
+          <w:lang w:val="en-US" w:eastAsia="ru-RU"/>
+        </w:rPr>
+        <w:t>DoS</w:t>
+      </w:r>
+      <w:r>
+        <w:rPr>
+          <w:iCs/>
+          <w:szCs w:val="32"/>
+          <w:lang w:eastAsia="ru-RU"/>
+        </w:rPr>
+        <w:t>-</w:t>
+      </w:r>
+      <w:r>
+        <w:rPr>
+          <w:iCs/>
+          <w:szCs w:val="32"/>
+          <w:lang w:eastAsia="ru-RU"/>
+        </w:rPr>
+        <w:t>атаки</w:t>
+      </w:r>
+    </w:p>
+    <w:p>
+      <w:pPr>
+        <w:pStyle w:val="a7"/>
+        <w:numPr>
+          <w:ilvl w:val="0"/>
+          <w:numId w:val="10"/>
+        </w:numPr>
+        <w:spacing w:before="0" w:after="0" w:line="360" w:lineRule="auto"/>
+        <w:ind w:left="1134"/>
+        <w:rPr>
+          <w:iCs/>
+          <w:szCs w:val="32"/>
+          <w:lang w:eastAsia="ru-RU"/>
+        </w:rPr>
+      </w:pPr>
+      <w:r>
+        <w:rPr>
+          <w:iCs/>
+          <w:szCs w:val="32"/>
+          <w:lang w:eastAsia="ru-RU"/>
+        </w:rPr>
+        <w:t xml:space="preserve">Попытка 2 </w:t>
+      </w:r>
+      <w:r>
+        <w:rPr>
+          <w:iCs/>
+          <w:szCs w:val="32"/>
+          <w:lang w:eastAsia="ru-RU"/>
+        </w:rPr>
+        <w:t xml:space="preserve">– </w:t>
+      </w:r>
+      <w:r>
+        <w:rPr>
+          <w:iCs/>
+          <w:szCs w:val="32"/>
+          <w:lang w:eastAsia="ru-RU"/>
+        </w:rPr>
+        <w:t>CVE-2013-1950 (EDB-26887).</w:t>
+      </w:r>
+    </w:p>
+    <w:p>
+      <w:pPr>
+        <w:spacing w:before="0" w:after="0" w:line="360" w:lineRule="auto"/>
+        <w:ind w:firstLine="708"/>
+        <w:rPr>
+          <w:iCs/>
+          <w:szCs w:val="32"/>
+          <w:lang w:eastAsia="ru-RU"/>
+        </w:rPr>
+      </w:pPr>
+      <w:r>
+        <w:rPr>
+          <w:iCs/>
+          <w:szCs w:val="32"/>
+          <w:lang w:eastAsia="ru-RU"/>
+        </w:rPr>
+        <w:lastRenderedPageBreak/>
+        <w:t>Данный эксплойт использует иной механизм</w:t>
+      </w:r>
+      <w:r>
+        <w:rPr>
+          <w:iCs/>
+          <w:szCs w:val="32"/>
+          <w:lang w:eastAsia="ru-RU"/>
+        </w:rPr>
+        <w:t xml:space="preserve"> </w:t>
+      </w:r>
+      <w:r>
+        <w:rPr>
+          <w:iCs/>
+          <w:szCs w:val="32"/>
+          <w:lang w:eastAsia="ru-RU"/>
+        </w:rPr>
+        <w:t>–</w:t>
+      </w:r>
+      <w:r>
+        <w:rPr>
+          <w:iCs/>
+          <w:szCs w:val="32"/>
+          <w:lang w:eastAsia="ru-RU"/>
+        </w:rPr>
+        <w:t xml:space="preserve"> </w:t>
+      </w:r>
+      <w:r>
+        <w:rPr>
+          <w:iCs/>
+          <w:szCs w:val="32"/>
+          <w:lang w:eastAsia="ru-RU"/>
+        </w:rPr>
+        <w:t>отправку RPC-запроса CALLIT с фиксированной длиной аргумента, превышающей пороговое значение 8944 байта, что приводило к аварийному завершению уязвимых версий rpcbind:</w:t>
+      </w:r>
+    </w:p>
+    <w:p>
+      <w:pPr>
+        <w:spacing w:before="0" w:after="0" w:line="360" w:lineRule="auto"/>
+        <w:ind w:firstLine="708"/>
+        <w:rPr>
+          <w:iCs/>
+          <w:szCs w:val="32"/>
+          <w:lang w:eastAsia="ru-RU"/>
+        </w:rPr>
+      </w:pPr>
+      <w:proofErr w:type="spellStart"/>
+      <w:r>
+        <w:rPr>
+          <w:iCs/>
+          <w:szCs w:val="32"/>
+          <w:lang w:eastAsia="ru-RU"/>
+        </w:rPr>
+        <w:t>ruby</w:t>
+      </w:r>
+      <w:proofErr w:type="spellEnd"/>
+      <w:r>
+        <w:rPr>
+          <w:iCs/>
+          <w:szCs w:val="32"/>
+          <w:lang w:eastAsia="ru-RU"/>
+        </w:rPr>
+        <w:t xml:space="preserve"> 26887.rb 192.168.0.108</w:t>
+      </w:r>
+    </w:p>
+    <w:p>
+      <w:pPr>
+        <w:spacing w:before="0" w:after="0" w:line="360" w:lineRule="auto"/>
+        <w:ind w:firstLine="708"/>
+        <w:jc w:val="center"/>
+        <w:rPr>
+          <w:iCs/>
+          <w:szCs w:val="32"/>
+          <w:lang w:eastAsia="ru-RU"/>
+        </w:rPr>
+      </w:pPr>
+      <w:r>
+        <w:rPr>
+          <w:noProof/>
+          <w14:ligatures w14:val="standardContextual"/>
+        </w:rPr>
+        <w:drawing>
+          <wp:inline distT="0" distB="0" distL="0" distR="0" wp14:anchorId="33DE3F2F" wp14:editId="31C0D0D5">
+            <wp:extent cx="3613198" cy="603849"/>
+            <wp:effectExtent l="0" t="0" r="0" b="6350"/>
+            <wp:docPr id="29" name="Рисунок 29"/>
+            <wp:cNvGraphicFramePr>
+              <a:graphicFrameLocks xmlns:a="http://schemas.openxmlformats.org/drawingml/2006/main" noChangeAspect="1"/>
+            </wp:cNvGraphicFramePr>
+            <a:graphic xmlns:a="http://schemas.openxmlformats.org/drawingml/2006/main">
+              <a:graphicData uri="http://schemas.openxmlformats.org/drawingml/2006/picture">
+                <pic:pic xmlns:pic="http://schemas.openxmlformats.org/drawingml/2006/picture">
+                  <pic:nvPicPr>
+                    <pic:cNvPr id="1" name=""/>
+                    <pic:cNvPicPr/>
+                  </pic:nvPicPr>
+                  <pic:blipFill>
+                    <a:blip r:embed="rId25"/>
+                    <a:stretch>
+                      <a:fillRect/>
+                    </a:stretch>
+                  </pic:blipFill>
+                  <pic:spPr>
+                    <a:xfrm>
+                      <a:off x="0" y="0"/>
+                      <a:ext cx="3647626" cy="609603"/>
+                    </a:xfrm>
+                    <a:prstGeom prst="rect">
+                      <a:avLst/>
+                    </a:prstGeom>
+                  </pic:spPr>
+                </pic:pic>
+              </a:graphicData>
+            </a:graphic>
+          </wp:inline>
+        </w:drawing>
+      </w:r>
+    </w:p>
+    <w:p>
+      <w:pPr>
+        <w:spacing w:before="0" w:after="0" w:line="360" w:lineRule="auto"/>
+        <w:ind w:firstLine="708"/>
+        <w:jc w:val="center"/>
+        <w:rPr>
+          <w:iCs/>
+          <w:szCs w:val="32"/>
+          <w:lang w:eastAsia="ru-RU"/>
+        </w:rPr>
+      </w:pPr>
+      <w:r>
+        <w:rPr>
+          <w:iCs/>
+          <w:szCs w:val="32"/>
+          <w:lang w:eastAsia="ru-RU"/>
+        </w:rPr>
+        <w:t xml:space="preserve">Рисунок </w:t>
+      </w:r>
+      <w:r>
+        <w:rPr>
+          <w:iCs/>
+          <w:szCs w:val="32"/>
+          <w:lang w:eastAsia="ru-RU"/>
+        </w:rPr>
+        <w:t>20</w:t>
+      </w:r>
+      <w:r>
+        <w:rPr>
+          <w:iCs/>
+          <w:szCs w:val="32"/>
+          <w:lang w:eastAsia="ru-RU"/>
+        </w:rPr>
+        <w:t xml:space="preserve">. </w:t>
+      </w:r>
+      <w:r>
+        <w:rPr>
+          <w:iCs/>
+          <w:szCs w:val="32"/>
+          <w:lang w:eastAsia="ru-RU"/>
+        </w:rPr>
+        <w:t>Запуск эксплойта CVE-2013-1950 (EDB-26887) для службы rpcbind</w:t>
+      </w:r>
+    </w:p>
+    <w:p>
+      <w:pPr>
+        <w:spacing w:before="0" w:after="0" w:line="360" w:lineRule="auto"/>
+        <w:ind w:firstLine="708"/>
+        <w:rPr>
+          <w:iCs/>
+          <w:szCs w:val="32"/>
+          <w:lang w:eastAsia="ru-RU"/>
+        </w:rPr>
+      </w:pPr>
+      <w:r>
+        <w:rPr>
+          <w:iCs/>
+          <w:szCs w:val="32"/>
+          <w:lang w:eastAsia="ru-RU"/>
+        </w:rPr>
+        <w:t>Проверка состояния службы после атаки вновь не выявила отказа: rpcbind остался в активном состоянии.</w:t>
+      </w:r>
+    </w:p>
+    <w:p>
+      <w:pPr>
+        <w:spacing w:before="0" w:after="0" w:line="360" w:lineRule="auto"/>
+        <w:ind w:firstLine="708"/>
+        <w:rPr>
+          <w:iCs/>
+          <w:szCs w:val="32"/>
+          <w:lang w:eastAsia="ru-RU"/>
+        </w:rPr>
+      </w:pPr>
+      <w:r>
+        <w:rPr>
+          <w:iCs/>
+          <w:szCs w:val="32"/>
+          <w:lang w:eastAsia="ru-RU"/>
+        </w:rPr>
+        <w:t>Оба проверенных эксплойта нацелены на уязвимости, задокументированные более 10 лет назад (2013 и 2017 гг.), и были протестированы их авторами на существенно более старых операционных системах (</w:t>
+      </w:r>
+      <w:proofErr w:type="spellStart"/>
+      <w:r>
+        <w:rPr>
+          <w:iCs/>
+          <w:szCs w:val="32"/>
+          <w:lang w:eastAsia="ru-RU"/>
+        </w:rPr>
+        <w:t>Fedora</w:t>
+      </w:r>
+      <w:proofErr w:type="spellEnd"/>
+      <w:r>
+        <w:rPr>
+          <w:iCs/>
+          <w:szCs w:val="32"/>
+          <w:lang w:eastAsia="ru-RU"/>
+        </w:rPr>
+        <w:t xml:space="preserve"> 17, </w:t>
+      </w:r>
+      <w:proofErr w:type="spellStart"/>
+      <w:r>
+        <w:rPr>
+          <w:iCs/>
+          <w:szCs w:val="32"/>
+          <w:lang w:eastAsia="ru-RU"/>
+        </w:rPr>
+        <w:t>CentOS</w:t>
+      </w:r>
+      <w:proofErr w:type="spellEnd"/>
+      <w:r>
+        <w:rPr>
+          <w:iCs/>
+          <w:szCs w:val="32"/>
+          <w:lang w:eastAsia="ru-RU"/>
+        </w:rPr>
+        <w:t xml:space="preserve"> 6.3 и аналогичные). Несмотря на теоретическую применимость данных уязвимостей к используемой в системе версии протокола RPC (2–4) согласно классификации </w:t>
+      </w:r>
+      <w:proofErr w:type="spellStart"/>
+      <w:r>
+        <w:rPr>
+          <w:iCs/>
+          <w:szCs w:val="32"/>
+          <w:lang w:eastAsia="ru-RU"/>
+        </w:rPr>
+        <w:t>Exploit</w:t>
+      </w:r>
+      <w:proofErr w:type="spellEnd"/>
+      <w:r>
+        <w:rPr>
+          <w:iCs/>
+          <w:szCs w:val="32"/>
+          <w:lang w:eastAsia="ru-RU"/>
+        </w:rPr>
+        <w:t>-DB, практические попытки эксплуатации на исследуемой системе РЕД ОС 8.0.2 не привели к отказу в обслуживании ни при однократном, ни при многократном параллельном запросе. Это свидетельствует о том, что используемая в дистрибутиве РЕД ОС сборка пакета rpcbind содержит исправления данных исторических уязвимостей</w:t>
+      </w:r>
+      <w:r>
+        <w:rPr>
+          <w:iCs/>
+          <w:szCs w:val="32"/>
+          <w:lang w:eastAsia="ru-RU"/>
+        </w:rPr>
+        <w:t>.</w:t>
+      </w:r>
+    </w:p>
+    <w:p>
+      <w:pPr>
+        <w:spacing w:before="0" w:after="0" w:line="360" w:lineRule="auto"/>
+        <w:ind w:firstLine="708"/>
+        <w:rPr>
+          <w:iCs/>
+          <w:szCs w:val="32"/>
+          <w:lang w:eastAsia="ru-RU"/>
+        </w:rPr>
+      </w:pPr>
+      <w:r>
+        <w:rPr>
+          <w:iCs/>
+          <w:szCs w:val="32"/>
+          <w:lang w:eastAsia="ru-RU"/>
+        </w:rPr>
+        <w:t xml:space="preserve">Помимо атак на службы SSH и rpcbind, была выявлена дополнительная открытая служба </w:t>
+      </w:r>
+      <w:r>
+        <w:rPr>
+          <w:iCs/>
+          <w:szCs w:val="32"/>
+          <w:lang w:eastAsia="ru-RU"/>
+        </w:rPr>
+        <w:t>–</w:t>
+      </w:r>
+      <w:r>
+        <w:rPr>
+          <w:iCs/>
+          <w:szCs w:val="32"/>
+          <w:lang w:eastAsia="ru-RU"/>
+        </w:rPr>
+        <w:t xml:space="preserve"> LLMNR (Link-Local </w:t>
+      </w:r>
+      <w:proofErr w:type="spellStart"/>
+      <w:r>
+        <w:rPr>
+          <w:iCs/>
+          <w:szCs w:val="32"/>
+          <w:lang w:eastAsia="ru-RU"/>
+        </w:rPr>
+        <w:t>Multicast</w:t>
+      </w:r>
+      <w:proofErr w:type="spellEnd"/>
+      <w:r>
+        <w:rPr>
+          <w:iCs/>
+          <w:szCs w:val="32"/>
+          <w:lang w:eastAsia="ru-RU"/>
+        </w:rPr>
+        <w:t xml:space="preserve"> Name </w:t>
+      </w:r>
+      <w:proofErr w:type="spellStart"/>
+      <w:r>
+        <w:rPr>
+          <w:iCs/>
+          <w:szCs w:val="32"/>
+          <w:lang w:eastAsia="ru-RU"/>
+        </w:rPr>
+        <w:t>Resolution</w:t>
+      </w:r>
+      <w:proofErr w:type="spellEnd"/>
+      <w:r>
+        <w:rPr>
+          <w:iCs/>
+          <w:szCs w:val="32"/>
+          <w:lang w:eastAsia="ru-RU"/>
+        </w:rPr>
+        <w:t>) на порту 5355/</w:t>
+      </w:r>
+      <w:proofErr w:type="spellStart"/>
+      <w:r>
+        <w:rPr>
+          <w:iCs/>
+          <w:szCs w:val="32"/>
+          <w:lang w:eastAsia="ru-RU"/>
+        </w:rPr>
+        <w:t>tcp</w:t>
+      </w:r>
+      <w:proofErr w:type="spellEnd"/>
+      <w:r>
+        <w:rPr>
+          <w:iCs/>
+          <w:szCs w:val="32"/>
+          <w:lang w:eastAsia="ru-RU"/>
+        </w:rPr>
+        <w:t>. LLMNR является протоколом резервного разрешения имён, используемым при недоступности DNS, и исторически считается небезопасным: протокол не предусматривает аутентификации источника ответа, что делает его уязвимым к атакам перехвата и подмены сетевых имён</w:t>
+      </w:r>
+      <w:r>
+        <w:rPr>
+          <w:iCs/>
+          <w:szCs w:val="32"/>
+          <w:lang w:eastAsia="ru-RU"/>
+        </w:rPr>
+        <w:t>.</w:t>
+      </w:r>
+    </w:p>
+    <w:p>
+      <w:pPr>
+        <w:spacing w:before="0" w:after="0" w:line="360" w:lineRule="auto"/>
+        <w:ind w:firstLine="708"/>
+        <w:rPr>
+          <w:iCs/>
+          <w:szCs w:val="32"/>
+          <w:lang w:eastAsia="ru-RU"/>
+        </w:rPr>
+      </w:pPr>
+      <w:r>
+        <w:rPr>
+          <w:iCs/>
+          <w:szCs w:val="32"/>
+          <w:lang w:eastAsia="ru-RU"/>
+        </w:rPr>
+        <w:t xml:space="preserve">Для практической проверки применимости данной уязвимости инструмент </w:t>
+      </w:r>
+      <w:proofErr w:type="spellStart"/>
+      <w:r>
+        <w:rPr>
+          <w:iCs/>
+          <w:szCs w:val="32"/>
+          <w:lang w:eastAsia="ru-RU"/>
+        </w:rPr>
+        <w:t>Responder</w:t>
+      </w:r>
+      <w:proofErr w:type="spellEnd"/>
+      <w:r>
+        <w:rPr>
+          <w:iCs/>
+          <w:szCs w:val="32"/>
+          <w:lang w:eastAsia="ru-RU"/>
+        </w:rPr>
+        <w:t xml:space="preserve"> был запущен на атакующей машине</w:t>
+      </w:r>
+      <w:r>
+        <w:rPr>
+          <w:iCs/>
+          <w:szCs w:val="32"/>
+          <w:lang w:eastAsia="ru-RU"/>
+        </w:rPr>
+        <w:t>:</w:t>
+      </w:r>
+    </w:p>
+    <w:p>
+      <w:pPr>
+        <w:spacing w:before="0" w:after="0" w:line="360" w:lineRule="auto"/>
+        <w:ind w:firstLine="708"/>
+        <w:rPr>
+          <w:iCs/>
+          <w:szCs w:val="32"/>
+          <w:lang w:eastAsia="ru-RU"/>
+        </w:rPr>
+      </w:pPr>
+      <w:proofErr w:type="spellStart"/>
+      <w:r>
+        <w:rPr>
+          <w:iCs/>
+          <w:szCs w:val="32"/>
+          <w:lang w:val="en-US" w:eastAsia="ru-RU"/>
+        </w:rPr>
+        <w:t>sudo</w:t>
+      </w:r>
+      <w:proofErr w:type="spellEnd"/>
+      <w:r>
+        <w:rPr>
+          <w:iCs/>
+          <w:szCs w:val="32"/>
+          <w:lang w:eastAsia="ru-RU"/>
+        </w:rPr>
+        <w:t xml:space="preserve"> </w:t>
+      </w:r>
+      <w:r>
+        <w:rPr>
+          <w:iCs/>
+          <w:szCs w:val="32"/>
+          <w:lang w:val="en-US" w:eastAsia="ru-RU"/>
+        </w:rPr>
+        <w:t>responder</w:t>
+      </w:r>
+      <w:r>
+        <w:rPr>
+          <w:iCs/>
+          <w:szCs w:val="32"/>
+          <w:lang w:eastAsia="ru-RU"/>
+        </w:rPr>
+        <w:t xml:space="preserve"> -</w:t>
+      </w:r>
+      <w:r>
+        <w:rPr>
+          <w:iCs/>
+          <w:szCs w:val="32"/>
+          <w:lang w:val="en-US" w:eastAsia="ru-RU"/>
+        </w:rPr>
+        <w:t>I</w:t>
+      </w:r>
+      <w:r>
+        <w:rPr>
+          <w:iCs/>
+          <w:szCs w:val="32"/>
+          <w:lang w:eastAsia="ru-RU"/>
+        </w:rPr>
+        <w:t xml:space="preserve"> </w:t>
+      </w:r>
+      <w:r>
+        <w:rPr>
+          <w:iCs/>
+          <w:szCs w:val="32"/>
+          <w:lang w:val="en-US" w:eastAsia="ru-RU"/>
+        </w:rPr>
+        <w:t>eth</w:t>
+      </w:r>
+      <w:r>
+        <w:rPr>
+          <w:iCs/>
+          <w:szCs w:val="32"/>
+          <w:lang w:eastAsia="ru-RU"/>
+        </w:rPr>
+        <w:t>0 -</w:t>
+      </w:r>
+      <w:r>
+        <w:rPr>
+          <w:iCs/>
+          <w:szCs w:val="32"/>
+          <w:lang w:val="en-US" w:eastAsia="ru-RU"/>
+        </w:rPr>
+        <w:t>v</w:t>
+      </w:r>
+      <w:r>
+        <w:rPr>
+          <w:iCs/>
+          <w:szCs w:val="32"/>
+          <w:lang w:eastAsia="ru-RU"/>
+        </w:rPr>
+        <w:t>,</w:t>
+      </w:r>
+    </w:p>
+    <w:p>
+      <w:pPr>
+        <w:spacing w:before="0" w:after="0" w:line="360" w:lineRule="auto"/>
+        <w:ind w:firstLine="708"/>
+        <w:rPr>
+          <w:iCs/>
+          <w:szCs w:val="32"/>
+          <w:lang w:eastAsia="ru-RU"/>
+        </w:rPr>
+      </w:pPr>
+      <w:r>
+        <w:rPr>
+          <w:iCs/>
+          <w:szCs w:val="32"/>
+          <w:lang w:eastAsia="ru-RU"/>
+        </w:rPr>
+        <w:lastRenderedPageBreak/>
+        <w:t xml:space="preserve">где </w:t>
+      </w:r>
+      <w:r>
+        <w:rPr>
+          <w:iCs/>
+          <w:szCs w:val="32"/>
+          <w:lang w:eastAsia="ru-RU"/>
+        </w:rPr>
+        <w:t>-I eth0</w:t>
+      </w:r>
+      <w:r>
+        <w:t xml:space="preserve"> </w:t>
+      </w:r>
+      <w:r>
+        <w:rPr>
+          <w:iCs/>
+          <w:szCs w:val="32"/>
+          <w:lang w:eastAsia="ru-RU"/>
+        </w:rPr>
+        <w:t>–</w:t>
+      </w:r>
+      <w:r>
+        <w:rPr>
+          <w:iCs/>
+          <w:szCs w:val="32"/>
+          <w:lang w:eastAsia="ru-RU"/>
+        </w:rPr>
+        <w:t xml:space="preserve"> </w:t>
+      </w:r>
+      <w:r>
+        <w:rPr>
+          <w:iCs/>
+          <w:szCs w:val="32"/>
+          <w:lang w:eastAsia="ru-RU"/>
+        </w:rPr>
+        <w:t xml:space="preserve">указывает </w:t>
+      </w:r>
+      <w:r>
+        <w:rPr>
+          <w:iCs/>
+          <w:szCs w:val="32"/>
+          <w:lang w:val="en-US" w:eastAsia="ru-RU"/>
+        </w:rPr>
+        <w:t>R</w:t>
+      </w:r>
+      <w:proofErr w:type="spellStart"/>
+      <w:r>
+        <w:rPr>
+          <w:iCs/>
+          <w:szCs w:val="32"/>
+          <w:lang w:eastAsia="ru-RU"/>
+        </w:rPr>
+        <w:t>esponder</w:t>
+      </w:r>
+      <w:proofErr w:type="spellEnd"/>
+      <w:r>
+        <w:rPr>
+          <w:iCs/>
+          <w:szCs w:val="32"/>
+          <w:lang w:eastAsia="ru-RU"/>
+        </w:rPr>
+        <w:t>, на каком именно сетевом интерфейсе слушать трафик</w:t>
+      </w:r>
+      <w:r>
+        <w:rPr>
+          <w:iCs/>
+          <w:szCs w:val="32"/>
+          <w:lang w:eastAsia="ru-RU"/>
+        </w:rPr>
+        <w:t xml:space="preserve">, </w:t>
+      </w:r>
+      <w:r>
+        <w:rPr>
+          <w:iCs/>
+          <w:szCs w:val="32"/>
+          <w:lang w:eastAsia="ru-RU"/>
+        </w:rPr>
+        <w:t>-</w:t>
+      </w:r>
+      <w:r>
+        <w:rPr>
+          <w:iCs/>
+          <w:szCs w:val="32"/>
+          <w:lang w:val="en-US" w:eastAsia="ru-RU"/>
+        </w:rPr>
+        <w:t>v</w:t>
+      </w:r>
+      <w:r>
+        <w:t xml:space="preserve"> </w:t>
+      </w:r>
+      <w:r>
+        <w:rPr>
+          <w:iCs/>
+          <w:szCs w:val="32"/>
+          <w:lang w:eastAsia="ru-RU"/>
+        </w:rPr>
+        <w:t>–</w:t>
+      </w:r>
+      <w:r>
+        <w:rPr>
+          <w:iCs/>
+          <w:szCs w:val="32"/>
+          <w:lang w:eastAsia="ru-RU"/>
+        </w:rPr>
+        <w:t xml:space="preserve"> </w:t>
+      </w:r>
+      <w:r>
+        <w:rPr>
+          <w:iCs/>
+          <w:szCs w:val="32"/>
+          <w:lang w:eastAsia="ru-RU"/>
+        </w:rPr>
+        <w:t>включает подробный вывод в терминал</w:t>
+      </w:r>
+      <w:r>
+        <w:rPr>
+          <w:iCs/>
+          <w:szCs w:val="32"/>
+          <w:lang w:eastAsia="ru-RU"/>
+        </w:rPr>
+        <w:t>.</w:t>
+      </w:r>
+    </w:p>
+    <w:p>
+      <w:pPr>
+        <w:spacing w:before="0" w:after="0" w:line="360" w:lineRule="auto"/>
+        <w:ind w:firstLine="708"/>
+        <w:rPr>
+          <w:iCs/>
+          <w:szCs w:val="32"/>
+          <w:lang w:eastAsia="ru-RU"/>
+        </w:rPr>
+      </w:pPr>
+      <w:r>
+        <w:rPr>
+          <w:iCs/>
+          <w:szCs w:val="32"/>
+          <w:lang w:eastAsia="ru-RU"/>
+        </w:rPr>
+        <w:t>Для провокации LLMNR-запроса со стороны целевой системы на РЕД ОС была выполнена попытка обращения к заведомо несуществующему в сети имени хоста:</w:t>
+      </w:r>
+    </w:p>
+    <w:p>
+      <w:pPr>
+        <w:spacing w:before="0" w:after="0" w:line="360" w:lineRule="auto"/>
+        <w:ind w:firstLine="708"/>
+        <w:rPr>
+          <w:iCs/>
+          <w:szCs w:val="32"/>
+          <w:lang w:eastAsia="ru-RU"/>
+        </w:rPr>
+      </w:pPr>
+      <w:proofErr w:type="spellStart"/>
+      <w:r>
+        <w:rPr>
+          <w:iCs/>
+          <w:szCs w:val="32"/>
+          <w:lang w:val="en-US" w:eastAsia="ru-RU"/>
+        </w:rPr>
+        <w:t>smbclient</w:t>
+      </w:r>
+      <w:proofErr w:type="spellEnd"/>
+      <w:r>
+        <w:rPr>
+          <w:iCs/>
+          <w:szCs w:val="32"/>
+          <w:lang w:val="en-US" w:eastAsia="ru-RU"/>
+        </w:rPr>
+        <w:t xml:space="preserve"> -L test-nonexistent-host</w:t>
+      </w:r>
+      <w:r>
+        <w:rPr>
+          <w:iCs/>
+          <w:szCs w:val="32"/>
+          <w:lang w:val="en-US" w:eastAsia="ru-RU"/>
+        </w:rPr>
+        <w:t xml:space="preserve">, </w:t>
+      </w:r>
+    </w:p>
+    <w:p>
+      <w:pPr>
+        <w:spacing w:before="0" w:after="0" w:line="360" w:lineRule="auto"/>
+        <w:ind w:firstLine="708"/>
+        <w:rPr>
+          <w:iCs/>
+          <w:szCs w:val="32"/>
+          <w:lang w:eastAsia="ru-RU"/>
+        </w:rPr>
+      </w:pPr>
+      <w:r>
+        <w:rPr>
+          <w:iCs/>
+          <w:szCs w:val="32"/>
+          <w:lang w:eastAsia="ru-RU"/>
+        </w:rPr>
+        <w:t>где -</w:t>
+      </w:r>
+      <w:r>
+        <w:rPr>
+          <w:iCs/>
+          <w:szCs w:val="32"/>
+          <w:lang w:val="en-US" w:eastAsia="ru-RU"/>
+        </w:rPr>
+        <w:t>L</w:t>
+      </w:r>
+      <w:r>
+        <w:t xml:space="preserve"> </w:t>
+      </w:r>
+      <w:r>
+        <w:rPr>
+          <w:iCs/>
+          <w:szCs w:val="32"/>
+          <w:lang w:eastAsia="ru-RU"/>
+        </w:rPr>
+        <w:t>–</w:t>
+      </w:r>
+      <w:r>
+        <w:rPr>
+          <w:iCs/>
+          <w:szCs w:val="32"/>
+          <w:lang w:eastAsia="ru-RU"/>
+        </w:rPr>
+        <w:t xml:space="preserve"> </w:t>
+      </w:r>
+      <w:r>
+        <w:rPr>
+          <w:iCs/>
+          <w:szCs w:val="32"/>
+          <w:lang w:eastAsia="ru-RU"/>
+        </w:rPr>
+        <w:t>список ресурсов</w:t>
+      </w:r>
+      <w:r>
+        <w:rPr>
+          <w:iCs/>
+          <w:szCs w:val="32"/>
+          <w:lang w:eastAsia="ru-RU"/>
+        </w:rPr>
+        <w:t xml:space="preserve">, </w:t>
+      </w:r>
+      <w:proofErr w:type="spellStart"/>
+      <w:r>
+        <w:rPr>
+          <w:iCs/>
+          <w:szCs w:val="32"/>
+          <w:lang w:eastAsia="ru-RU"/>
+        </w:rPr>
+        <w:t>test-nonexistent-host</w:t>
+      </w:r>
+      <w:proofErr w:type="spellEnd"/>
+      <w:r>
+        <w:t xml:space="preserve"> </w:t>
+      </w:r>
+      <w:r>
+        <w:rPr>
+          <w:iCs/>
+          <w:szCs w:val="32"/>
+          <w:lang w:eastAsia="ru-RU"/>
+        </w:rPr>
+        <w:t>–</w:t>
+      </w:r>
+      <w:r>
+        <w:rPr>
+          <w:iCs/>
+          <w:szCs w:val="32"/>
+          <w:lang w:eastAsia="ru-RU"/>
+        </w:rPr>
+        <w:t xml:space="preserve"> </w:t>
+      </w:r>
+      <w:r>
+        <w:rPr>
+          <w:iCs/>
+          <w:szCs w:val="32"/>
+          <w:lang w:eastAsia="ru-RU"/>
+        </w:rPr>
+        <w:t>имя хоста, к которому идёт обращение</w:t>
+      </w:r>
+      <w:r>
+        <w:rPr>
+          <w:iCs/>
+          <w:szCs w:val="32"/>
+          <w:lang w:eastAsia="ru-RU"/>
+        </w:rPr>
+        <w:t>.</w:t>
+      </w:r>
+    </w:p>
+    <w:p>
+      <w:pPr>
+        <w:spacing w:before="0" w:after="0" w:line="360" w:lineRule="auto"/>
+        <w:ind w:firstLine="708"/>
+        <w:rPr>
+          <w:iCs/>
+          <w:szCs w:val="32"/>
+          <w:lang w:eastAsia="ru-RU"/>
+        </w:rPr>
+      </w:pPr>
+      <w:r>
+        <w:rPr>
+          <w:iCs/>
+          <w:szCs w:val="32"/>
+          <w:lang w:eastAsia="ru-RU"/>
+        </w:rPr>
+        <w:t>Поскольку стандартное разрешение имени через DNS не</w:t>
+      </w:r>
+      <w:r>
+        <w:rPr>
+          <w:iCs/>
+          <w:szCs w:val="32"/>
+          <w:lang w:eastAsia="ru-RU"/>
+        </w:rPr>
+        <w:t xml:space="preserve"> сработало</w:t>
+      </w:r>
+      <w:r>
+        <w:rPr>
+          <w:iCs/>
+          <w:szCs w:val="32"/>
+          <w:lang w:eastAsia="ru-RU"/>
+        </w:rPr>
+        <w:t xml:space="preserve">, </w:t>
+      </w:r>
+      <w:r>
+        <w:rPr>
+          <w:iCs/>
+          <w:szCs w:val="32"/>
+          <w:lang w:eastAsia="ru-RU"/>
+        </w:rPr>
+        <w:t xml:space="preserve">то </w:t>
+      </w:r>
+      <w:r>
+        <w:rPr>
+          <w:iCs/>
+          <w:szCs w:val="32"/>
+          <w:lang w:eastAsia="ru-RU"/>
+        </w:rPr>
+        <w:t xml:space="preserve">целевая система направила в сеть широковещательный LLMNR-запрос, который был перехвачен и обработан инструментом </w:t>
+      </w:r>
+      <w:proofErr w:type="spellStart"/>
+      <w:r>
+        <w:rPr>
+          <w:iCs/>
+          <w:szCs w:val="32"/>
+          <w:lang w:eastAsia="ru-RU"/>
+        </w:rPr>
+        <w:t>Responder</w:t>
+      </w:r>
+      <w:proofErr w:type="spellEnd"/>
+      <w:r>
+        <w:rPr>
+          <w:iCs/>
+          <w:szCs w:val="32"/>
+          <w:lang w:eastAsia="ru-RU"/>
+        </w:rPr>
+        <w:t xml:space="preserve"> на атакующей машине, отправившей поддельный. </w:t>
+      </w:r>
+    </w:p>
+    <w:p>
+      <w:pPr>
+        <w:spacing w:before="0" w:after="0" w:line="360" w:lineRule="auto"/>
+        <w:ind w:firstLine="0"/>
+        <w:jc w:val="center"/>
+        <w:rPr>
+          <w:iCs/>
+          <w:szCs w:val="32"/>
+          <w:lang w:eastAsia="ru-RU"/>
+        </w:rPr>
+      </w:pPr>
+      <w:r>
+        <w:rPr>
+          <w:noProof/>
+          <w14:ligatures w14:val="standardContextual"/>
+        </w:rPr>
+        <w:drawing>
+          <wp:inline distT="0" distB="0" distL="0" distR="0" wp14:anchorId="377777C4" wp14:editId="7D45DCAB">
+            <wp:extent cx="4853783" cy="1943049"/>
+            <wp:effectExtent l="0" t="0" r="4445" b="635"/>
+            <wp:docPr id="31" name="Рисунок 31"/>
+            <wp:cNvGraphicFramePr>
+              <a:graphicFrameLocks xmlns:a="http://schemas.openxmlformats.org/drawingml/2006/main" noChangeAspect="1"/>
+            </wp:cNvGraphicFramePr>
+            <a:graphic xmlns:a="http://schemas.openxmlformats.org/drawingml/2006/main">
+              <a:graphicData uri="http://schemas.openxmlformats.org/drawingml/2006/picture">
+                <pic:pic xmlns:pic="http://schemas.openxmlformats.org/drawingml/2006/picture">
+                  <pic:nvPicPr>
+                    <pic:cNvPr id="1" name=""/>
+                    <pic:cNvPicPr/>
+                  </pic:nvPicPr>
+                  <pic:blipFill>
+                    <a:blip r:embed="rId26"/>
+                    <a:stretch>
+                      <a:fillRect/>
+                    </a:stretch>
+                  </pic:blipFill>
+                  <pic:spPr>
+                    <a:xfrm>
+                      <a:off x="0" y="0"/>
+                      <a:ext cx="4910648" cy="1965813"/>
+                    </a:xfrm>
+                    <a:prstGeom prst="rect">
+                      <a:avLst/>
+                    </a:prstGeom>
+                  </pic:spPr>
+                </pic:pic>
+              </a:graphicData>
+            </a:graphic>
+          </wp:inline>
+        </w:drawing>
+      </w:r>
+    </w:p>
+    <w:p>
+      <w:pPr>
+        <w:spacing w:before="0" w:after="0" w:line="360" w:lineRule="auto"/>
+        <w:ind w:firstLine="708"/>
+        <w:jc w:val="center"/>
+        <w:rPr>
+          <w:iCs/>
+          <w:szCs w:val="32"/>
+          <w:lang w:eastAsia="ru-RU"/>
+        </w:rPr>
+      </w:pPr>
+      <w:r>
+        <w:rPr>
+          <w:iCs/>
+          <w:szCs w:val="32"/>
+          <w:lang w:eastAsia="ru-RU"/>
+        </w:rPr>
+        <w:t xml:space="preserve">Рисунок </w:t>
+      </w:r>
+      <w:r>
+        <w:rPr>
+          <w:iCs/>
+          <w:szCs w:val="32"/>
+          <w:lang w:eastAsia="ru-RU"/>
+        </w:rPr>
+        <w:t>21</w:t>
+      </w:r>
+      <w:r>
+        <w:rPr>
+          <w:iCs/>
+          <w:szCs w:val="32"/>
+          <w:lang w:eastAsia="ru-RU"/>
+        </w:rPr>
+        <w:t xml:space="preserve">. </w:t>
+      </w:r>
+      <w:r>
+        <w:rPr>
+          <w:iCs/>
+          <w:szCs w:val="32"/>
+          <w:lang w:eastAsia="ru-RU"/>
+        </w:rPr>
+        <w:t xml:space="preserve">Запуск инструмента </w:t>
+      </w:r>
+      <w:proofErr w:type="spellStart"/>
+      <w:r>
+        <w:rPr>
+          <w:iCs/>
+          <w:szCs w:val="32"/>
+          <w:lang w:eastAsia="ru-RU"/>
+        </w:rPr>
+        <w:t>Responder</w:t>
+      </w:r>
+      <w:proofErr w:type="spellEnd"/>
+      <w:r>
+        <w:rPr>
+          <w:iCs/>
+          <w:szCs w:val="32"/>
+          <w:lang w:eastAsia="ru-RU"/>
+        </w:rPr>
+        <w:t xml:space="preserve"> и перехват LLMNR-запросов от целевой системы</w:t>
+      </w:r>
+    </w:p>
+    <w:p>
+      <w:pPr>
+        <w:spacing w:before="0" w:after="0" w:line="360" w:lineRule="auto"/>
+        <w:ind w:firstLine="708"/>
+        <w:rPr>
+          <w:iCs/>
+          <w:szCs w:val="32"/>
+          <w:lang w:eastAsia="ru-RU"/>
+        </w:rPr>
+      </w:pPr>
+      <w:r>
+        <w:rPr>
+          <w:iCs/>
+          <w:szCs w:val="32"/>
+          <w:lang w:eastAsia="ru-RU"/>
+        </w:rPr>
+        <w:t>Убеждённая в корректности полученного ответа, целевая система инициировала попытку аутентификации по протоколу SMB на атакующей машине, в результате чего был перехвачен NTLMv2-хэш учётных данных пользователя neton4k</w:t>
+      </w:r>
+      <w:r>
+        <w:rPr>
+          <w:iCs/>
+          <w:szCs w:val="32"/>
+          <w:lang w:eastAsia="ru-RU"/>
+        </w:rPr>
+        <w:t>.</w:t>
+      </w:r>
+    </w:p>
+    <w:p>
+      <w:pPr>
+        <w:spacing w:before="0" w:after="0" w:line="360" w:lineRule="auto"/>
+        <w:ind w:firstLine="0"/>
+        <w:jc w:val="center"/>
+        <w:rPr>
+          <w:iCs/>
+          <w:szCs w:val="32"/>
+          <w:lang w:eastAsia="ru-RU"/>
+        </w:rPr>
+      </w:pPr>
+      <w:r>
+        <w:rPr>
+          <w:noProof/>
+          <w14:ligatures w14:val="standardContextual"/>
+        </w:rPr>
+        <w:drawing>
+          <wp:inline distT="0" distB="0" distL="0" distR="0" wp14:anchorId="2222A2B7" wp14:editId="13FA2819">
+            <wp:extent cx="5584071" cy="1067414"/>
+            <wp:effectExtent l="0" t="0" r="0" b="0"/>
+            <wp:docPr id="32" name="Рисунок 32"/>
+            <wp:cNvGraphicFramePr>
+              <a:graphicFrameLocks xmlns:a="http://schemas.openxmlformats.org/drawingml/2006/main" noChangeAspect="1"/>
+            </wp:cNvGraphicFramePr>
+            <a:graphic xmlns:a="http://schemas.openxmlformats.org/drawingml/2006/main">
+              <a:graphicData uri="http://schemas.openxmlformats.org/drawingml/2006/picture">
+                <pic:pic xmlns:pic="http://schemas.openxmlformats.org/drawingml/2006/picture">
+                  <pic:nvPicPr>
+                    <pic:cNvPr id="1" name=""/>
+                    <pic:cNvPicPr/>
+                  </pic:nvPicPr>
+                  <pic:blipFill>
+                    <a:blip r:embed="rId27"/>
+                    <a:stretch>
+                      <a:fillRect/>
+                    </a:stretch>
+                  </pic:blipFill>
+                  <pic:spPr>
+                    <a:xfrm>
+                      <a:off x="0" y="0"/>
+                      <a:ext cx="5739920" cy="1097205"/>
+                    </a:xfrm>
+                    <a:prstGeom prst="rect">
+                      <a:avLst/>
+                    </a:prstGeom>
+                  </pic:spPr>
+                </pic:pic>
+              </a:graphicData>
+            </a:graphic>
+          </wp:inline>
+        </w:drawing>
+      </w:r>
+    </w:p>
+    <w:p>
+      <w:pPr>
+        <w:spacing w:before="0" w:after="0" w:line="360" w:lineRule="auto"/>
+        <w:ind w:firstLine="708"/>
+        <w:jc w:val="center"/>
+        <w:rPr>
+          <w:iCs/>
+          <w:szCs w:val="32"/>
+          <w:lang w:eastAsia="ru-RU"/>
+        </w:rPr>
+      </w:pPr>
+      <w:r>
+        <w:rPr>
+          <w:iCs/>
+          <w:szCs w:val="32"/>
+          <w:lang w:eastAsia="ru-RU"/>
+        </w:rPr>
+        <w:t xml:space="preserve">Рисунок </w:t>
+      </w:r>
+      <w:r>
+        <w:rPr>
+          <w:iCs/>
+          <w:szCs w:val="32"/>
+          <w:lang w:eastAsia="ru-RU"/>
+        </w:rPr>
+        <w:t>22</w:t>
+      </w:r>
+      <w:r>
+        <w:rPr>
+          <w:iCs/>
+          <w:szCs w:val="32"/>
+          <w:lang w:eastAsia="ru-RU"/>
+        </w:rPr>
+        <w:t xml:space="preserve">. </w:t>
+      </w:r>
+      <w:r>
+        <w:rPr>
+          <w:iCs/>
+          <w:szCs w:val="32"/>
+          <w:lang w:eastAsia="ru-RU"/>
+        </w:rPr>
+        <w:t>Перехваченный NTLMv2-хэш учётных данных пользователя neton4k</w:t>
+      </w:r>
+    </w:p>
+    <w:p>
+      <w:pPr>
+        <w:spacing w:before="0" w:after="0" w:line="360" w:lineRule="auto"/>
+        <w:ind w:firstLine="708"/>
+        <w:rPr>
+          <w:iCs/>
+          <w:szCs w:val="32"/>
+          <w:lang w:eastAsia="ru-RU"/>
+        </w:rPr>
+      </w:pPr>
+      <w:r>
+        <w:rPr>
+          <w:iCs/>
+          <w:szCs w:val="32"/>
+          <w:lang w:eastAsia="ru-RU"/>
+        </w:rPr>
+        <w:lastRenderedPageBreak/>
+        <w:t xml:space="preserve">Результат подтверждает практическую </w:t>
+      </w:r>
+      <w:proofErr w:type="spellStart"/>
+      <w:r>
+        <w:rPr>
+          <w:iCs/>
+          <w:szCs w:val="32"/>
+          <w:lang w:eastAsia="ru-RU"/>
+        </w:rPr>
+        <w:t>эксплуатируемость</w:t>
+      </w:r>
+      <w:proofErr w:type="spellEnd"/>
+      <w:r>
+        <w:rPr>
+          <w:iCs/>
+          <w:szCs w:val="32"/>
+          <w:lang w:eastAsia="ru-RU"/>
+        </w:rPr>
+        <w:t xml:space="preserve"> уязвимости LLMNR-спуфинга: в локальной сети, где активна служба LLMNR, злоумышленник способен перехватывать учётные данные пользователей без необходимости прямого взаимодействия с целевой системой, полагаясь исключительно на штатное сетевое поведение операционной системы при неудачном разрешении DNS-имён.</w:t>
+      </w:r>
+      <w:r>
+        <w:rPr>
+          <w:iCs/>
+          <w:szCs w:val="32"/>
+          <w:lang w:eastAsia="ru-RU"/>
+        </w:rPr>
+        <w:t xml:space="preserve"> </w:t>
+      </w:r>
+      <w:r>
+        <w:rPr>
+          <w:iCs/>
+          <w:szCs w:val="32"/>
+          <w:lang w:eastAsia="ru-RU"/>
+        </w:rPr>
+        <w:t xml:space="preserve">Полученный хэш не содержит пароль в открытом виде, однако может быть использован для дальнейшей офлайн-атаки методом перебора с использованием специализированных инструментов, таких как </w:t>
+      </w:r>
+      <w:proofErr w:type="spellStart"/>
+      <w:r>
+        <w:rPr>
+          <w:iCs/>
+          <w:szCs w:val="32"/>
+          <w:lang w:eastAsia="ru-RU"/>
+        </w:rPr>
+        <w:t>hashcat</w:t>
+      </w:r>
+      <w:proofErr w:type="spellEnd"/>
+      <w:r>
+        <w:rPr>
+          <w:iCs/>
+          <w:szCs w:val="32"/>
+          <w:lang w:eastAsia="ru-RU"/>
+        </w:rPr>
+        <w:t xml:space="preserve">. </w:t>
+      </w:r>
+    </w:p>
+    <w:p>
+      <w:pPr>
+        <w:spacing w:before="0" w:after="0" w:line="360" w:lineRule="auto"/>
+        <w:ind w:firstLine="708"/>
+        <w:rPr>
+          <w:iCs/>
+          <w:szCs w:val="32"/>
+          <w:lang w:eastAsia="ru-RU"/>
+        </w:rPr>
+      </w:pPr>
+    </w:p>
+    <w:p>
+      <w:pPr>
+        <w:spacing w:before="0" w:after="0" w:line="360" w:lineRule="auto"/>
+        <w:ind w:firstLine="708"/>
+        <w:rPr>
+          <w:b/>
+          <w:bCs/>
+          <w:iCs/>
+          <w:szCs w:val="32"/>
+          <w:lang w:eastAsia="ru-RU"/>
+        </w:rPr>
+      </w:pPr>
+      <w:r>
+        <w:rPr>
+          <w:b/>
+          <w:bCs/>
+          <w:iCs/>
+          <w:szCs w:val="32"/>
+          <w:lang w:eastAsia="ru-RU"/>
+        </w:rPr>
+        <w:t>Глава 2.5</w:t>
+      </w:r>
+      <w:r>
+        <w:rPr>
+          <w:b/>
+          <w:bCs/>
+          <w:iCs/>
+          <w:szCs w:val="32"/>
+          <w:lang w:eastAsia="ru-RU"/>
+        </w:rPr>
+        <w:t xml:space="preserve">. </w:t>
+      </w:r>
+      <w:r>
+        <w:rPr>
+          <w:b/>
+          <w:bCs/>
+          <w:iCs/>
+          <w:szCs w:val="32"/>
+          <w:lang w:eastAsia="ru-RU"/>
+        </w:rPr>
+        <w:t>Повышение привилегий</w:t>
+      </w:r>
+    </w:p>
+    <w:p>
+      <w:pPr>
+        <w:spacing w:before="0" w:after="0" w:line="360" w:lineRule="auto"/>
+        <w:ind w:firstLine="708"/>
+        <w:rPr>
+          <w:iCs/>
+          <w:szCs w:val="32"/>
+          <w:lang w:eastAsia="ru-RU"/>
+        </w:rPr>
+      </w:pPr>
+      <w:r>
+        <w:rPr>
+          <w:iCs/>
+          <w:szCs w:val="32"/>
+          <w:lang w:eastAsia="ru-RU"/>
+        </w:rPr>
+        <w:t>С использованием ранее полученных учётных данных был выполнен вход на целевую систему по протоколу SSH от имени непривилегированного пользователя</w:t>
+      </w:r>
+      <w:r>
+        <w:rPr>
+          <w:iCs/>
+          <w:szCs w:val="32"/>
+          <w:lang w:eastAsia="ru-RU"/>
+        </w:rPr>
+        <w:t>:</w:t>
+      </w:r>
+    </w:p>
+    <w:p>
+      <w:pPr>
+        <w:spacing w:before="0" w:after="0" w:line="360" w:lineRule="auto"/>
+        <w:ind w:firstLine="708"/>
+        <w:rPr>
+          <w:iCs/>
+          <w:szCs w:val="32"/>
+          <w:lang w:eastAsia="ru-RU"/>
+        </w:rPr>
+      </w:pPr>
+      <w:proofErr w:type="spellStart"/>
+      <w:r>
+        <w:rPr>
+          <w:iCs/>
+          <w:szCs w:val="32"/>
+          <w:lang w:eastAsia="ru-RU"/>
+        </w:rPr>
+        <w:t>ssh</w:t>
+      </w:r>
+      <w:proofErr w:type="spellEnd"/>
+      <w:r>
+        <w:rPr>
+          <w:iCs/>
+          <w:szCs w:val="32"/>
+          <w:lang w:eastAsia="ru-RU"/>
+        </w:rPr>
+        <w:t xml:space="preserve"> neton4k@192.168.0.108</w:t>
+      </w:r>
+    </w:p>
+    <w:p>
+      <w:pPr>
+        <w:spacing w:before="0" w:after="0" w:line="360" w:lineRule="auto"/>
+        <w:ind w:firstLine="0"/>
+        <w:jc w:val="center"/>
+        <w:rPr>
+          <w:iCs/>
+          <w:szCs w:val="32"/>
+          <w:lang w:eastAsia="ru-RU"/>
+        </w:rPr>
+      </w:pPr>
+      <w:r>
+        <w:rPr>
+          <w:noProof/>
+          <w14:ligatures w14:val="standardContextual"/>
+        </w:rPr>
+        <w:drawing>
+          <wp:inline distT="0" distB="0" distL="0" distR="0" wp14:anchorId="23E65A30" wp14:editId="58842BBA">
+            <wp:extent cx="4746316" cy="2849325"/>
+            <wp:effectExtent l="0" t="0" r="0" b="8255"/>
+            <wp:docPr id="34" name="Рисунок 34"/>
+            <wp:cNvGraphicFramePr>
+              <a:graphicFrameLocks xmlns:a="http://schemas.openxmlformats.org/drawingml/2006/main" noChangeAspect="1"/>
+            </wp:cNvGraphicFramePr>
+            <a:graphic xmlns:a="http://schemas.openxmlformats.org/drawingml/2006/main">
+              <a:graphicData uri="http://schemas.openxmlformats.org/drawingml/2006/picture">
+                <pic:pic xmlns:pic="http://schemas.openxmlformats.org/drawingml/2006/picture">
+                  <pic:nvPicPr>
+                    <pic:cNvPr id="1" name=""/>
+                    <pic:cNvPicPr/>
+                  </pic:nvPicPr>
+                  <pic:blipFill>
+                    <a:blip r:embed="rId28"/>
+                    <a:stretch>
+                      <a:fillRect/>
+                    </a:stretch>
+                  </pic:blipFill>
+                  <pic:spPr>
+                    <a:xfrm>
+                      <a:off x="0" y="0"/>
+                      <a:ext cx="4763466" cy="2859621"/>
+                    </a:xfrm>
+                    <a:prstGeom prst="rect">
+                      <a:avLst/>
+                    </a:prstGeom>
+                  </pic:spPr>
+                </pic:pic>
+              </a:graphicData>
+            </a:graphic>
+          </wp:inline>
+        </w:drawing>
+      </w:r>
+    </w:p>
+    <w:p>
+      <w:pPr>
+        <w:spacing w:before="0" w:after="0" w:line="360" w:lineRule="auto"/>
+        <w:ind w:firstLine="708"/>
+        <w:jc w:val="center"/>
+        <w:rPr>
+          <w:iCs/>
+          <w:szCs w:val="32"/>
+          <w:lang w:eastAsia="ru-RU"/>
+        </w:rPr>
+      </w:pPr>
+      <w:r>
+        <w:rPr>
+          <w:iCs/>
+          <w:szCs w:val="32"/>
+          <w:lang w:eastAsia="ru-RU"/>
+        </w:rPr>
+        <w:t>Рисунок 2</w:t>
+      </w:r>
+      <w:r>
+        <w:rPr>
+          <w:iCs/>
+          <w:szCs w:val="32"/>
+          <w:lang w:eastAsia="ru-RU"/>
+        </w:rPr>
+        <w:t>3</w:t>
+      </w:r>
+      <w:r>
+        <w:rPr>
+          <w:iCs/>
+          <w:szCs w:val="32"/>
+          <w:lang w:eastAsia="ru-RU"/>
+        </w:rPr>
+        <w:t xml:space="preserve">. </w:t>
+      </w:r>
+      <w:r>
+        <w:rPr>
+          <w:iCs/>
+          <w:szCs w:val="32"/>
+          <w:lang w:eastAsia="ru-RU"/>
+        </w:rPr>
+        <w:t>Вход на целевую систему по SSH с использованием подобранных учётных данных</w:t>
+      </w:r>
+    </w:p>
+    <w:p>
+      <w:pPr>
+        <w:spacing w:before="0" w:after="0" w:line="360" w:lineRule="auto"/>
+        <w:ind w:firstLine="708"/>
+        <w:rPr>
+          <w:iCs/>
+          <w:szCs w:val="32"/>
+          <w:lang w:eastAsia="ru-RU"/>
+        </w:rPr>
+      </w:pPr>
+      <w:r>
+        <w:rPr>
+          <w:iCs/>
+          <w:szCs w:val="32"/>
+          <w:lang w:eastAsia="ru-RU"/>
+        </w:rPr>
+        <w:t>Далее был проведён поиск возможных путей повышения привилегий до уровня администратора (</w:t>
+      </w:r>
+      <w:proofErr w:type="spellStart"/>
+      <w:r>
+        <w:rPr>
+          <w:iCs/>
+          <w:szCs w:val="32"/>
+          <w:lang w:eastAsia="ru-RU"/>
+        </w:rPr>
+        <w:t>root</w:t>
+      </w:r>
+      <w:proofErr w:type="spellEnd"/>
+      <w:r>
+        <w:rPr>
+          <w:iCs/>
+          <w:szCs w:val="32"/>
+          <w:lang w:eastAsia="ru-RU"/>
+        </w:rPr>
+        <w:t>).</w:t>
+      </w:r>
+    </w:p>
+    <w:p>
+      <w:pPr>
+        <w:spacing w:before="0" w:after="0" w:line="360" w:lineRule="auto"/>
+        <w:ind w:firstLine="708"/>
+        <w:rPr>
+          <w:iCs/>
+          <w:szCs w:val="32"/>
+          <w:lang w:eastAsia="ru-RU"/>
+        </w:rPr>
+      </w:pPr>
+      <w:proofErr w:type="spellStart"/>
+      <w:r>
+        <w:rPr>
+          <w:iCs/>
+          <w:szCs w:val="32"/>
+          <w:lang w:eastAsia="ru-RU"/>
+        </w:rPr>
+        <w:t>sudo</w:t>
+      </w:r>
+      <w:proofErr w:type="spellEnd"/>
+      <w:r>
+        <w:rPr>
+          <w:iCs/>
+          <w:szCs w:val="32"/>
+          <w:lang w:eastAsia="ru-RU"/>
+        </w:rPr>
+        <w:t xml:space="preserve"> -l</w:t>
+      </w:r>
+    </w:p>
+    <w:p>
+      <w:pPr>
+        <w:spacing w:before="0" w:after="0" w:line="360" w:lineRule="auto"/>
+        <w:ind w:firstLine="708"/>
+        <w:jc w:val="center"/>
+        <w:rPr>
+          <w:iCs/>
+          <w:szCs w:val="32"/>
+          <w:lang w:eastAsia="ru-RU"/>
+        </w:rPr>
+      </w:pPr>
+      <w:r>
+        <w:rPr>
+          <w:noProof/>
+          <w14:ligatures w14:val="standardContextual"/>
+        </w:rPr>
+        <w:lastRenderedPageBreak/>
+        <w:drawing>
+          <wp:inline distT="0" distB="0" distL="0" distR="0" wp14:anchorId="0613C00F" wp14:editId="6C498DDB">
+            <wp:extent cx="5666297" cy="489908"/>
+            <wp:effectExtent l="0" t="0" r="0" b="5715"/>
+            <wp:docPr id="35" name="Рисунок 35"/>
+            <wp:cNvGraphicFramePr>
+              <a:graphicFrameLocks xmlns:a="http://schemas.openxmlformats.org/drawingml/2006/main" noChangeAspect="1"/>
+            </wp:cNvGraphicFramePr>
+            <a:graphic xmlns:a="http://schemas.openxmlformats.org/drawingml/2006/main">
+              <a:graphicData uri="http://schemas.openxmlformats.org/drawingml/2006/picture">
+                <pic:pic xmlns:pic="http://schemas.openxmlformats.org/drawingml/2006/picture">
+                  <pic:nvPicPr>
+                    <pic:cNvPr id="1" name=""/>
+                    <pic:cNvPicPr/>
+                  </pic:nvPicPr>
+                  <pic:blipFill>
+                    <a:blip r:embed="rId29"/>
+                    <a:stretch>
+                      <a:fillRect/>
+                    </a:stretch>
+                  </pic:blipFill>
+                  <pic:spPr>
+                    <a:xfrm>
+                      <a:off x="0" y="0"/>
+                      <a:ext cx="5670035" cy="490231"/>
+                    </a:xfrm>
+                    <a:prstGeom prst="rect">
+                      <a:avLst/>
+                    </a:prstGeom>
+                  </pic:spPr>
+                </pic:pic>
+              </a:graphicData>
+            </a:graphic>
+          </wp:inline>
+        </w:drawing>
+      </w:r>
+    </w:p>
+    <w:p>
+      <w:pPr>
+        <w:spacing w:before="0" w:after="0" w:line="360" w:lineRule="auto"/>
+        <w:ind w:firstLine="708"/>
+        <w:jc w:val="center"/>
+        <w:rPr>
+          <w:iCs/>
+          <w:szCs w:val="32"/>
+          <w:lang w:eastAsia="ru-RU"/>
+        </w:rPr>
+      </w:pPr>
+      <w:r>
+        <w:rPr>
+          <w:iCs/>
+          <w:szCs w:val="32"/>
+          <w:lang w:eastAsia="ru-RU"/>
+        </w:rPr>
+        <w:t>Рисунок 2</w:t>
+      </w:r>
+      <w:r>
+        <w:rPr>
+          <w:iCs/>
+          <w:szCs w:val="32"/>
+          <w:lang w:eastAsia="ru-RU"/>
+        </w:rPr>
+        <w:t>4</w:t>
+      </w:r>
+      <w:r>
+        <w:rPr>
+          <w:iCs/>
+          <w:szCs w:val="32"/>
+          <w:lang w:eastAsia="ru-RU"/>
+        </w:rPr>
+        <w:t xml:space="preserve">. </w:t>
+      </w:r>
+      <w:r>
+        <w:rPr>
+          <w:iCs/>
+          <w:szCs w:val="32"/>
+          <w:lang w:eastAsia="ru-RU"/>
+        </w:rPr>
+        <w:t xml:space="preserve">Проверка прав </w:t>
+      </w:r>
+      <w:proofErr w:type="spellStart"/>
+      <w:r>
+        <w:rPr>
+          <w:iCs/>
+          <w:szCs w:val="32"/>
+          <w:lang w:eastAsia="ru-RU"/>
+        </w:rPr>
+        <w:t>sudo</w:t>
+      </w:r>
+      <w:proofErr w:type="spellEnd"/>
+      <w:r>
+        <w:rPr>
+          <w:iCs/>
+          <w:szCs w:val="32"/>
+          <w:lang w:eastAsia="ru-RU"/>
+        </w:rPr>
+        <w:t xml:space="preserve"> для пользователя neton4k</w:t>
+      </w:r>
+    </w:p>
+    <w:p>
+      <w:pPr>
+        <w:spacing w:before="0" w:after="0" w:line="360" w:lineRule="auto"/>
+        <w:ind w:firstLine="708"/>
+        <w:rPr>
+          <w:iCs/>
+          <w:szCs w:val="32"/>
+          <w:lang w:eastAsia="ru-RU"/>
+        </w:rPr>
+      </w:pPr>
+      <w:r>
+        <w:rPr>
+          <w:iCs/>
+          <w:szCs w:val="32"/>
+          <w:lang w:eastAsia="ru-RU"/>
+        </w:rPr>
+        <w:t xml:space="preserve">Результат показал, что пользователь neton4k не включён в список </w:t>
+      </w:r>
+      <w:proofErr w:type="spellStart"/>
+      <w:r>
+        <w:rPr>
+          <w:iCs/>
+          <w:szCs w:val="32"/>
+          <w:lang w:eastAsia="ru-RU"/>
+        </w:rPr>
+        <w:t>sudoers</w:t>
+      </w:r>
+      <w:proofErr w:type="spellEnd"/>
+      <w:r>
+        <w:rPr>
+          <w:iCs/>
+          <w:szCs w:val="32"/>
+          <w:lang w:eastAsia="ru-RU"/>
+        </w:rPr>
+        <w:t xml:space="preserve"> и не имеет права выполнения команд через </w:t>
+      </w:r>
+      <w:proofErr w:type="spellStart"/>
+      <w:r>
+        <w:rPr>
+          <w:iCs/>
+          <w:szCs w:val="32"/>
+          <w:lang w:eastAsia="ru-RU"/>
+        </w:rPr>
+        <w:t>sudo</w:t>
+      </w:r>
+      <w:proofErr w:type="spellEnd"/>
+      <w:r>
+        <w:rPr>
+          <w:iCs/>
+          <w:szCs w:val="32"/>
+          <w:lang w:eastAsia="ru-RU"/>
+        </w:rPr>
+        <w:t>.</w:t>
+      </w:r>
+    </w:p>
+    <w:p>
+      <w:pPr>
+        <w:spacing w:before="0" w:after="0" w:line="360" w:lineRule="auto"/>
+        <w:ind w:firstLine="708"/>
+        <w:rPr>
+          <w:iCs/>
+          <w:szCs w:val="32"/>
+          <w:lang w:val="en-US" w:eastAsia="ru-RU"/>
+        </w:rPr>
+      </w:pPr>
+      <w:r>
+        <w:rPr>
+          <w:iCs/>
+          <w:szCs w:val="32"/>
+          <w:lang w:val="en-US" w:eastAsia="ru-RU"/>
+        </w:rPr>
+        <w:t>find / -perm -4000 -type f 2&gt;/dev/null</w:t>
+      </w:r>
+    </w:p>
+    <w:p>
+      <w:pPr>
+        <w:spacing w:before="0" w:after="0" w:line="360" w:lineRule="auto"/>
+        <w:ind w:firstLine="708"/>
+        <w:jc w:val="center"/>
+        <w:rPr>
+          <w:b/>
+          <w:bCs/>
+          <w:iCs/>
+          <w:szCs w:val="32"/>
+          <w:lang w:eastAsia="ru-RU"/>
+        </w:rPr>
+      </w:pPr>
+      <w:r>
+        <w:rPr>
+          <w:noProof/>
+          <w14:ligatures w14:val="standardContextual"/>
+        </w:rPr>
+        <w:drawing>
+          <wp:inline distT="0" distB="0" distL="0" distR="0" wp14:anchorId="57424963" wp14:editId="5D091628">
+            <wp:extent cx="3951950" cy="3114136"/>
+            <wp:effectExtent l="0" t="0" r="0" b="0"/>
+            <wp:docPr id="36" name="Рисунок 36"/>
+            <wp:cNvGraphicFramePr>
+              <a:graphicFrameLocks xmlns:a="http://schemas.openxmlformats.org/drawingml/2006/main" noChangeAspect="1"/>
+            </wp:cNvGraphicFramePr>
+            <a:graphic xmlns:a="http://schemas.openxmlformats.org/drawingml/2006/main">
+              <a:graphicData uri="http://schemas.openxmlformats.org/drawingml/2006/picture">
+                <pic:pic xmlns:pic="http://schemas.openxmlformats.org/drawingml/2006/picture">
+                  <pic:nvPicPr>
+                    <pic:cNvPr id="1" name=""/>
+                    <pic:cNvPicPr/>
+                  </pic:nvPicPr>
+                  <pic:blipFill>
+                    <a:blip r:embed="rId30"/>
+                    <a:stretch>
+                      <a:fillRect/>
+                    </a:stretch>
+                  </pic:blipFill>
+                  <pic:spPr>
+                    <a:xfrm>
+                      <a:off x="0" y="0"/>
+                      <a:ext cx="3962798" cy="3122684"/>
+                    </a:xfrm>
+                    <a:prstGeom prst="rect">
+                      <a:avLst/>
+                    </a:prstGeom>
+                  </pic:spPr>
+                </pic:pic>
+              </a:graphicData>
+            </a:graphic>
+          </wp:inline>
+        </w:drawing>
+      </w:r>
+    </w:p>
+    <w:p>
+      <w:pPr>
+        <w:spacing w:before="0" w:after="0" w:line="360" w:lineRule="auto"/>
+        <w:ind w:firstLine="708"/>
+        <w:jc w:val="center"/>
+        <w:rPr>
+          <w:iCs/>
+          <w:szCs w:val="32"/>
+          <w:lang w:eastAsia="ru-RU"/>
+        </w:rPr>
+      </w:pPr>
+      <w:r>
+        <w:rPr>
+          <w:iCs/>
+          <w:szCs w:val="32"/>
+          <w:lang w:eastAsia="ru-RU"/>
+        </w:rPr>
+        <w:t>Рисунок 2</w:t>
+      </w:r>
+      <w:r>
+        <w:rPr>
+          <w:iCs/>
+          <w:szCs w:val="32"/>
+          <w:lang w:eastAsia="ru-RU"/>
+        </w:rPr>
+        <w:t>5</w:t>
+      </w:r>
+      <w:r>
+        <w:rPr>
+          <w:iCs/>
+          <w:szCs w:val="32"/>
+          <w:lang w:eastAsia="ru-RU"/>
+        </w:rPr>
+        <w:t>. Проверка файлов с установленным битом SUID</w:t>
+      </w:r>
+    </w:p>
+    <w:p>
+      <w:pPr>
+        <w:spacing w:before="0" w:after="0" w:line="360" w:lineRule="auto"/>
+        <w:ind w:firstLine="708"/>
+        <w:rPr>
+          <w:iCs/>
+          <w:szCs w:val="32"/>
+          <w:lang w:eastAsia="ru-RU"/>
+        </w:rPr>
+      </w:pPr>
+      <w:r>
+        <w:rPr>
+          <w:iCs/>
+          <w:szCs w:val="32"/>
+          <w:lang w:eastAsia="ru-RU"/>
+        </w:rPr>
+        <w:t>Обнаруженный список SUID-файлов соответствует стандартному набору системных утилит (</w:t>
+      </w:r>
+      <w:proofErr w:type="spellStart"/>
+      <w:r>
+        <w:rPr>
+          <w:iCs/>
+          <w:szCs w:val="32"/>
+          <w:lang w:eastAsia="ru-RU"/>
+        </w:rPr>
+        <w:t>passwd</w:t>
+      </w:r>
+      <w:proofErr w:type="spellEnd"/>
+      <w:r>
+        <w:rPr>
+          <w:iCs/>
+          <w:szCs w:val="32"/>
+          <w:lang w:eastAsia="ru-RU"/>
+        </w:rPr>
+        <w:t xml:space="preserve">, </w:t>
+      </w:r>
+      <w:proofErr w:type="spellStart"/>
+      <w:r>
+        <w:rPr>
+          <w:iCs/>
+          <w:szCs w:val="32"/>
+          <w:lang w:eastAsia="ru-RU"/>
+        </w:rPr>
+        <w:t>sudo</w:t>
+      </w:r>
+      <w:proofErr w:type="spellEnd"/>
+      <w:r>
+        <w:rPr>
+          <w:iCs/>
+          <w:szCs w:val="32"/>
+          <w:lang w:eastAsia="ru-RU"/>
+        </w:rPr>
+        <w:t xml:space="preserve">, </w:t>
+      </w:r>
+      <w:proofErr w:type="spellStart"/>
+      <w:r>
+        <w:rPr>
+          <w:iCs/>
+          <w:szCs w:val="32"/>
+          <w:lang w:eastAsia="ru-RU"/>
+        </w:rPr>
+        <w:t>mount</w:t>
+      </w:r>
+      <w:proofErr w:type="spellEnd"/>
+      <w:r>
+        <w:rPr>
+          <w:iCs/>
+          <w:szCs w:val="32"/>
+          <w:lang w:eastAsia="ru-RU"/>
+        </w:rPr>
+        <w:t xml:space="preserve">, </w:t>
+      </w:r>
+      <w:proofErr w:type="spellStart"/>
+      <w:r>
+        <w:rPr>
+          <w:iCs/>
+          <w:szCs w:val="32"/>
+          <w:lang w:eastAsia="ru-RU"/>
+        </w:rPr>
+        <w:t>pkexec</w:t>
+      </w:r>
+      <w:proofErr w:type="spellEnd"/>
+      <w:r>
+        <w:rPr>
+          <w:iCs/>
+          <w:szCs w:val="32"/>
+          <w:lang w:eastAsia="ru-RU"/>
+        </w:rPr>
+        <w:t xml:space="preserve"> и др.) без явных признаков небезопасной конфигурации или устаревших уязвимых версий.</w:t>
+      </w:r>
+    </w:p>
+    <w:p>
+      <w:pPr>
+        <w:spacing w:before="0" w:after="0" w:line="360" w:lineRule="auto"/>
+        <w:ind w:firstLine="708"/>
+        <w:rPr>
+          <w:iCs/>
+          <w:szCs w:val="32"/>
+          <w:lang w:val="en-US" w:eastAsia="ru-RU"/>
+        </w:rPr>
+      </w:pPr>
+      <w:r>
+        <w:rPr>
+          <w:iCs/>
+          <w:szCs w:val="32"/>
+          <w:lang w:val="en-US" w:eastAsia="ru-RU"/>
+        </w:rPr>
+        <w:t>cat /</w:t>
+      </w:r>
+      <w:proofErr w:type="spellStart"/>
+      <w:r>
+        <w:rPr>
+          <w:iCs/>
+          <w:szCs w:val="32"/>
+          <w:lang w:val="en-US" w:eastAsia="ru-RU"/>
+        </w:rPr>
+        <w:t>etc</w:t>
+      </w:r>
+      <w:proofErr w:type="spellEnd"/>
+      <w:r>
+        <w:rPr>
+          <w:iCs/>
+          <w:szCs w:val="32"/>
+          <w:lang w:val="en-US" w:eastAsia="ru-RU"/>
+        </w:rPr>
+        <w:t>/crontab</w:t>
+      </w:r>
+    </w:p>
+    <w:p>
+      <w:pPr>
+        <w:spacing w:before="0" w:after="0" w:line="360" w:lineRule="auto"/>
+        <w:ind w:firstLine="708"/>
+        <w:rPr>
+          <w:iCs/>
+          <w:szCs w:val="32"/>
+          <w:lang w:eastAsia="ru-RU"/>
+        </w:rPr>
+      </w:pPr>
+      <w:r>
+        <w:rPr>
+          <w:iCs/>
+          <w:szCs w:val="32"/>
+          <w:lang w:val="en-US" w:eastAsia="ru-RU"/>
+        </w:rPr>
+        <w:t>ls</w:t>
+      </w:r>
+      <w:r>
+        <w:rPr>
+          <w:iCs/>
+          <w:szCs w:val="32"/>
+          <w:lang w:val="en-US" w:eastAsia="ru-RU"/>
+        </w:rPr>
+        <w:t xml:space="preserve"> -</w:t>
+      </w:r>
+      <w:r>
+        <w:rPr>
+          <w:iCs/>
+          <w:szCs w:val="32"/>
+          <w:lang w:val="en-US" w:eastAsia="ru-RU"/>
+        </w:rPr>
+        <w:t>la</w:t>
+      </w:r>
+      <w:r>
+        <w:rPr>
+          <w:iCs/>
+          <w:szCs w:val="32"/>
+          <w:lang w:val="en-US" w:eastAsia="ru-RU"/>
+        </w:rPr>
+        <w:t xml:space="preserve"> /</w:t>
+      </w:r>
+      <w:proofErr w:type="spellStart"/>
+      <w:r>
+        <w:rPr>
+          <w:iCs/>
+          <w:szCs w:val="32"/>
+          <w:lang w:val="en-US" w:eastAsia="ru-RU"/>
+        </w:rPr>
+        <w:t>etc</w:t>
+      </w:r>
+      <w:proofErr w:type="spellEnd"/>
+      <w:r>
+        <w:rPr>
+          <w:iCs/>
+          <w:szCs w:val="32"/>
+          <w:lang w:val="en-US" w:eastAsia="ru-RU"/>
+        </w:rPr>
+        <w:t>/</w:t>
+      </w:r>
+      <w:proofErr w:type="spellStart"/>
+      <w:proofErr w:type="gramStart"/>
+      <w:r>
+        <w:rPr>
+          <w:iCs/>
+          <w:szCs w:val="32"/>
+          <w:lang w:val="en-US" w:eastAsia="ru-RU"/>
+        </w:rPr>
+        <w:t>cron</w:t>
+      </w:r>
+      <w:r>
+        <w:rPr>
+          <w:iCs/>
+          <w:szCs w:val="32"/>
+          <w:lang w:val="en-US" w:eastAsia="ru-RU"/>
+        </w:rPr>
+        <w:t>.</w:t>
+      </w:r>
+      <w:r>
+        <w:rPr>
+          <w:iCs/>
+          <w:szCs w:val="32"/>
+          <w:lang w:val="en-US" w:eastAsia="ru-RU"/>
+        </w:rPr>
+        <w:t>d</w:t>
+      </w:r>
+      <w:proofErr w:type="spellEnd"/>
+      <w:proofErr w:type="gramEnd"/>
+      <w:r>
+        <w:rPr>
+          <w:iCs/>
+          <w:szCs w:val="32"/>
+          <w:lang w:val="en-US" w:eastAsia="ru-RU"/>
+        </w:rPr>
+        <w:t>/</w:t>
+      </w:r>
+    </w:p>
+    <w:p>
+      <w:pPr>
+        <w:spacing w:before="0" w:after="0" w:line="360" w:lineRule="auto"/>
+        <w:ind w:firstLine="0"/>
+        <w:jc w:val="center"/>
+        <w:rPr>
+          <w:iCs/>
+          <w:szCs w:val="32"/>
+          <w:lang w:eastAsia="ru-RU"/>
+        </w:rPr>
+      </w:pPr>
+      <w:r>
+        <w:rPr>
+          <w:noProof/>
+          <w14:ligatures w14:val="standardContextual"/>
+        </w:rPr>
+        <w:lastRenderedPageBreak/>
+        <w:drawing>
+          <wp:inline distT="0" distB="0" distL="0" distR="0" wp14:anchorId="38EDF68E" wp14:editId="4623666B">
+            <wp:extent cx="4622863" cy="2610387"/>
+            <wp:effectExtent l="0" t="0" r="6350" b="0"/>
+            <wp:docPr id="38" name="Рисунок 38"/>
+            <wp:cNvGraphicFramePr>
+              <a:graphicFrameLocks xmlns:a="http://schemas.openxmlformats.org/drawingml/2006/main" noChangeAspect="1"/>
+            </wp:cNvGraphicFramePr>
+            <a:graphic xmlns:a="http://schemas.openxmlformats.org/drawingml/2006/main">
+              <a:graphicData uri="http://schemas.openxmlformats.org/drawingml/2006/picture">
+                <pic:pic xmlns:pic="http://schemas.openxmlformats.org/drawingml/2006/picture">
+                  <pic:nvPicPr>
+                    <pic:cNvPr id="1" name=""/>
+                    <pic:cNvPicPr/>
+                  </pic:nvPicPr>
+                  <pic:blipFill>
+                    <a:blip r:embed="rId31"/>
+                    <a:stretch>
+                      <a:fillRect/>
+                    </a:stretch>
+                  </pic:blipFill>
+                  <pic:spPr>
+                    <a:xfrm>
+                      <a:off x="0" y="0"/>
+                      <a:ext cx="4634152" cy="2616761"/>
+                    </a:xfrm>
+                    <a:prstGeom prst="rect">
+                      <a:avLst/>
+                    </a:prstGeom>
+                  </pic:spPr>
+                </pic:pic>
+              </a:graphicData>
+            </a:graphic>
+          </wp:inline>
+        </w:drawing>
+      </w:r>
+    </w:p>
+    <w:p>
+      <w:pPr>
+        <w:spacing w:before="0" w:after="0" w:line="360" w:lineRule="auto"/>
+        <w:ind w:firstLine="708"/>
+        <w:jc w:val="center"/>
+        <w:rPr>
+          <w:iCs/>
+          <w:szCs w:val="32"/>
+          <w:lang w:eastAsia="ru-RU"/>
+        </w:rPr>
+      </w:pPr>
+      <w:r>
+        <w:rPr>
+          <w:iCs/>
+          <w:szCs w:val="32"/>
+          <w:lang w:eastAsia="ru-RU"/>
+        </w:rPr>
+        <w:t>Рисунок 2</w:t>
+      </w:r>
+      <w:r>
+        <w:rPr>
+          <w:iCs/>
+          <w:szCs w:val="32"/>
+          <w:lang w:eastAsia="ru-RU"/>
+        </w:rPr>
+        <w:t>6</w:t>
+      </w:r>
+      <w:r>
+        <w:rPr>
+          <w:iCs/>
+          <w:szCs w:val="32"/>
+          <w:lang w:eastAsia="ru-RU"/>
+        </w:rPr>
+        <w:t xml:space="preserve">. </w:t>
+      </w:r>
+      <w:r>
+        <w:rPr>
+          <w:iCs/>
+          <w:szCs w:val="32"/>
+          <w:lang w:eastAsia="ru-RU"/>
+        </w:rPr>
+        <w:t xml:space="preserve">Проверка заданий </w:t>
+      </w:r>
+      <w:proofErr w:type="spellStart"/>
+      <w:r>
+        <w:rPr>
+          <w:iCs/>
+          <w:szCs w:val="32"/>
+          <w:lang w:eastAsia="ru-RU"/>
+        </w:rPr>
+        <w:t>cron</w:t>
+      </w:r>
+      <w:proofErr w:type="spellEnd"/>
+      <w:r>
+        <w:rPr>
+          <w:iCs/>
+          <w:szCs w:val="32"/>
+          <w:lang w:eastAsia="ru-RU"/>
+        </w:rPr>
+        <w:t xml:space="preserve"> на наличие задач, выполняемых с правами </w:t>
+      </w:r>
+      <w:proofErr w:type="spellStart"/>
+      <w:r>
+        <w:rPr>
+          <w:iCs/>
+          <w:szCs w:val="32"/>
+          <w:lang w:eastAsia="ru-RU"/>
+        </w:rPr>
+        <w:t>root</w:t>
+      </w:r>
+      <w:proofErr w:type="spellEnd"/>
+    </w:p>
+    <w:p>
+      <w:pPr>
+        <w:spacing w:before="0" w:after="0" w:line="360" w:lineRule="auto"/>
+        <w:ind w:firstLine="708"/>
+        <w:rPr>
+          <w:iCs/>
+          <w:szCs w:val="32"/>
+          <w:lang w:eastAsia="ru-RU"/>
+        </w:rPr>
+      </w:pPr>
+      <w:r>
+        <w:rPr>
+          <w:iCs/>
+          <w:szCs w:val="32"/>
+          <w:lang w:eastAsia="ru-RU"/>
+        </w:rPr>
+        <w:t>Содержимое /</w:t>
+      </w:r>
+      <w:proofErr w:type="spellStart"/>
+      <w:r>
+        <w:rPr>
+          <w:iCs/>
+          <w:szCs w:val="32"/>
+          <w:lang w:eastAsia="ru-RU"/>
+        </w:rPr>
+        <w:t>etc</w:t>
+      </w:r>
+      <w:proofErr w:type="spellEnd"/>
+      <w:r>
+        <w:rPr>
+          <w:iCs/>
+          <w:szCs w:val="32"/>
+          <w:lang w:eastAsia="ru-RU"/>
+        </w:rPr>
+        <w:t>/</w:t>
+      </w:r>
+      <w:proofErr w:type="spellStart"/>
+      <w:r>
+        <w:rPr>
+          <w:iCs/>
+          <w:szCs w:val="32"/>
+          <w:lang w:eastAsia="ru-RU"/>
+        </w:rPr>
+        <w:t>crontab</w:t>
+      </w:r>
+      <w:proofErr w:type="spellEnd"/>
+      <w:r>
+        <w:rPr>
+          <w:iCs/>
+          <w:szCs w:val="32"/>
+          <w:lang w:eastAsia="ru-RU"/>
+        </w:rPr>
+        <w:t xml:space="preserve"> не содержит определённых пользовательских задач (файл включает только служебные комментарии и шаблон синтаксиса). Директория /</w:t>
+      </w:r>
+      <w:proofErr w:type="spellStart"/>
+      <w:r>
+        <w:rPr>
+          <w:iCs/>
+          <w:szCs w:val="32"/>
+          <w:lang w:eastAsia="ru-RU"/>
+        </w:rPr>
+        <w:t>etc</w:t>
+      </w:r>
+      <w:proofErr w:type="spellEnd"/>
+      <w:r>
+        <w:rPr>
+          <w:iCs/>
+          <w:szCs w:val="32"/>
+          <w:lang w:eastAsia="ru-RU"/>
+        </w:rPr>
+        <w:t>/</w:t>
+      </w:r>
+      <w:proofErr w:type="spellStart"/>
+      <w:proofErr w:type="gramStart"/>
+      <w:r>
+        <w:rPr>
+          <w:iCs/>
+          <w:szCs w:val="32"/>
+          <w:lang w:eastAsia="ru-RU"/>
+        </w:rPr>
+        <w:t>cron.d</w:t>
+      </w:r>
+      <w:proofErr w:type="spellEnd"/>
+      <w:proofErr w:type="gramEnd"/>
+      <w:r>
+        <w:rPr>
+          <w:iCs/>
+          <w:szCs w:val="32"/>
+          <w:lang w:eastAsia="ru-RU"/>
+        </w:rPr>
+        <w:t xml:space="preserve">/ содержит единственный файл 0hourly, принадлежащий пользователю </w:t>
+      </w:r>
+      <w:proofErr w:type="spellStart"/>
+      <w:r>
+        <w:rPr>
+          <w:iCs/>
+          <w:szCs w:val="32"/>
+          <w:lang w:eastAsia="ru-RU"/>
+        </w:rPr>
+        <w:t>root</w:t>
+      </w:r>
+      <w:proofErr w:type="spellEnd"/>
+      <w:r>
+        <w:rPr>
+          <w:iCs/>
+          <w:szCs w:val="32"/>
+          <w:lang w:eastAsia="ru-RU"/>
+        </w:rPr>
+        <w:t xml:space="preserve"> с правами доступа </w:t>
+      </w:r>
+      <w:proofErr w:type="spellStart"/>
+      <w:r>
+        <w:rPr>
+          <w:iCs/>
+          <w:szCs w:val="32"/>
+          <w:lang w:eastAsia="ru-RU"/>
+        </w:rPr>
+        <w:t>rw</w:t>
+      </w:r>
+      <w:proofErr w:type="spellEnd"/>
+      <w:r>
+        <w:rPr>
+          <w:iCs/>
+          <w:szCs w:val="32"/>
+          <w:lang w:eastAsia="ru-RU"/>
+        </w:rPr>
+        <w:t xml:space="preserve">-r--r--, недоступными для записи непривилегированным пользователем. Задач, выполняемых с правами </w:t>
+      </w:r>
+      <w:proofErr w:type="spellStart"/>
+      <w:r>
+        <w:rPr>
+          <w:iCs/>
+          <w:szCs w:val="32"/>
+          <w:lang w:eastAsia="ru-RU"/>
+        </w:rPr>
+        <w:t>root</w:t>
+      </w:r>
+      <w:proofErr w:type="spellEnd"/>
+      <w:r>
+        <w:rPr>
+          <w:iCs/>
+          <w:szCs w:val="32"/>
+          <w:lang w:eastAsia="ru-RU"/>
+        </w:rPr>
+        <w:t xml:space="preserve"> и доступных для модификации пользователем neton4k, не обнаружено.</w:t>
+      </w:r>
+    </w:p>
+    <w:p>
+      <w:pPr>
+        <w:spacing w:before="0" w:after="0" w:line="360" w:lineRule="auto"/>
+        <w:ind w:firstLine="708"/>
+        <w:rPr>
+          <w:iCs/>
+          <w:szCs w:val="32"/>
+          <w:lang w:eastAsia="ru-RU"/>
+        </w:rPr>
+      </w:pPr>
+      <w:proofErr w:type="spellStart"/>
+      <w:r>
+        <w:rPr>
+          <w:iCs/>
+          <w:szCs w:val="32"/>
+          <w:lang w:val="en-US" w:eastAsia="ru-RU"/>
+        </w:rPr>
+        <w:t>getcap</w:t>
+      </w:r>
+      <w:proofErr w:type="spellEnd"/>
+      <w:r>
+        <w:rPr>
+          <w:iCs/>
+          <w:szCs w:val="32"/>
+          <w:lang w:val="en-US" w:eastAsia="ru-RU"/>
+        </w:rPr>
+        <w:t xml:space="preserve"> -r / 2&gt;/dev/null </w:t>
+      </w:r>
+    </w:p>
+    <w:p>
+      <w:pPr>
+        <w:spacing w:before="0" w:after="0" w:line="360" w:lineRule="auto"/>
+        <w:ind w:firstLine="708"/>
+        <w:rPr>
+          <w:iCs/>
+          <w:szCs w:val="32"/>
+          <w:lang w:val="en-US" w:eastAsia="ru-RU"/>
+        </w:rPr>
+      </w:pPr>
+      <w:r>
+        <w:rPr>
+          <w:iCs/>
+          <w:szCs w:val="32"/>
+          <w:lang w:val="en-US" w:eastAsia="ru-RU"/>
+        </w:rPr>
+        <w:t>ls -la /</w:t>
+      </w:r>
+      <w:proofErr w:type="spellStart"/>
+      <w:r>
+        <w:rPr>
+          <w:iCs/>
+          <w:szCs w:val="32"/>
+          <w:lang w:val="en-US" w:eastAsia="ru-RU"/>
+        </w:rPr>
+        <w:t>etc</w:t>
+      </w:r>
+      <w:proofErr w:type="spellEnd"/>
+      <w:r>
+        <w:rPr>
+          <w:iCs/>
+          <w:szCs w:val="32"/>
+          <w:lang w:val="en-US" w:eastAsia="ru-RU"/>
+        </w:rPr>
+        <w:t>/passwd /</w:t>
+      </w:r>
+      <w:proofErr w:type="spellStart"/>
+      <w:r>
+        <w:rPr>
+          <w:iCs/>
+          <w:szCs w:val="32"/>
+          <w:lang w:val="en-US" w:eastAsia="ru-RU"/>
+        </w:rPr>
+        <w:t>etc</w:t>
+      </w:r>
+      <w:proofErr w:type="spellEnd"/>
+      <w:r>
+        <w:rPr>
+          <w:iCs/>
+          <w:szCs w:val="32"/>
+          <w:lang w:val="en-US" w:eastAsia="ru-RU"/>
+        </w:rPr>
+        <w:t>/shadow</w:t>
+      </w:r>
+    </w:p>
+    <w:p>
+      <w:pPr>
+        <w:spacing w:before="0" w:after="0" w:line="360" w:lineRule="auto"/>
+        <w:ind w:firstLine="0"/>
+        <w:jc w:val="center"/>
+        <w:rPr>
+          <w:iCs/>
+          <w:szCs w:val="32"/>
+          <w:lang w:eastAsia="ru-RU"/>
+        </w:rPr>
+      </w:pPr>
+      <w:r>
+        <w:rPr>
+          <w:noProof/>
+          <w14:ligatures w14:val="standardContextual"/>
+        </w:rPr>
+        <w:drawing>
+          <wp:inline distT="0" distB="0" distL="0" distR="0" wp14:anchorId="11675117" wp14:editId="439EACE8">
+            <wp:extent cx="5962650" cy="1838325"/>
+            <wp:effectExtent l="0" t="0" r="0" b="9525"/>
+            <wp:docPr id="39" name="Рисунок 39"/>
+            <wp:cNvGraphicFramePr>
+              <a:graphicFrameLocks xmlns:a="http://schemas.openxmlformats.org/drawingml/2006/main" noChangeAspect="1"/>
+            </wp:cNvGraphicFramePr>
+            <a:graphic xmlns:a="http://schemas.openxmlformats.org/drawingml/2006/main">
+              <a:graphicData uri="http://schemas.openxmlformats.org/drawingml/2006/picture">
+                <pic:pic xmlns:pic="http://schemas.openxmlformats.org/drawingml/2006/picture">
+                  <pic:nvPicPr>
+                    <pic:cNvPr id="1" name=""/>
+                    <pic:cNvPicPr/>
+                  </pic:nvPicPr>
+                  <pic:blipFill>
+                    <a:blip r:embed="rId32"/>
+                    <a:stretch>
+                      <a:fillRect/>
+                    </a:stretch>
+                  </pic:blipFill>
+                  <pic:spPr>
+                    <a:xfrm>
+                      <a:off x="0" y="0"/>
+                      <a:ext cx="5962650" cy="1838325"/>
+                    </a:xfrm>
+                    <a:prstGeom prst="rect">
+                      <a:avLst/>
+                    </a:prstGeom>
+                  </pic:spPr>
+                </pic:pic>
+              </a:graphicData>
+            </a:graphic>
+          </wp:inline>
+        </w:drawing>
+      </w:r>
+    </w:p>
+    <w:p>
+      <w:pPr>
+        <w:spacing w:before="0" w:after="0" w:line="360" w:lineRule="auto"/>
+        <w:ind w:firstLine="0"/>
+        <w:jc w:val="center"/>
+        <w:rPr>
+          <w:iCs/>
+          <w:szCs w:val="32"/>
+          <w:lang w:eastAsia="ru-RU"/>
+        </w:rPr>
+      </w:pPr>
+      <w:r>
+        <w:rPr>
+          <w:iCs/>
+          <w:szCs w:val="32"/>
+          <w:lang w:eastAsia="ru-RU"/>
+        </w:rPr>
+        <w:t>Рисунок 2</w:t>
+      </w:r>
+      <w:r>
+        <w:rPr>
+          <w:iCs/>
+          <w:szCs w:val="32"/>
+          <w:lang w:eastAsia="ru-RU"/>
+        </w:rPr>
+        <w:t>7.</w:t>
+      </w:r>
+      <w:r>
+        <w:rPr>
+          <w:iCs/>
+          <w:szCs w:val="32"/>
+          <w:lang w:eastAsia="ru-RU"/>
+        </w:rPr>
+        <w:t xml:space="preserve"> </w:t>
+      </w:r>
+      <w:r>
+        <w:rPr>
+          <w:iCs/>
+          <w:szCs w:val="32"/>
+          <w:lang w:eastAsia="ru-RU"/>
+        </w:rPr>
+        <w:t xml:space="preserve">Проверка </w:t>
+      </w:r>
+      <w:proofErr w:type="spellStart"/>
+      <w:r>
+        <w:rPr>
+          <w:iCs/>
+          <w:szCs w:val="32"/>
+          <w:lang w:eastAsia="ru-RU"/>
+        </w:rPr>
+        <w:t>capabilities</w:t>
+      </w:r>
+      <w:proofErr w:type="spellEnd"/>
+      <w:r>
+        <w:rPr>
+          <w:iCs/>
+          <w:szCs w:val="32"/>
+          <w:lang w:eastAsia="ru-RU"/>
+        </w:rPr>
+        <w:t xml:space="preserve"> и прав доступа к файлам /</w:t>
+      </w:r>
+      <w:proofErr w:type="spellStart"/>
+      <w:r>
+        <w:rPr>
+          <w:iCs/>
+          <w:szCs w:val="32"/>
+          <w:lang w:eastAsia="ru-RU"/>
+        </w:rPr>
+        <w:t>etc</w:t>
+      </w:r>
+      <w:proofErr w:type="spellEnd"/>
+      <w:r>
+        <w:rPr>
+          <w:iCs/>
+          <w:szCs w:val="32"/>
+          <w:lang w:eastAsia="ru-RU"/>
+        </w:rPr>
+        <w:t>/</w:t>
+      </w:r>
+      <w:proofErr w:type="spellStart"/>
+      <w:r>
+        <w:rPr>
+          <w:iCs/>
+          <w:szCs w:val="32"/>
+          <w:lang w:eastAsia="ru-RU"/>
+        </w:rPr>
+        <w:t>passwd</w:t>
+      </w:r>
+      <w:proofErr w:type="spellEnd"/>
+      <w:r>
+        <w:rPr>
+          <w:iCs/>
+          <w:szCs w:val="32"/>
+          <w:lang w:eastAsia="ru-RU"/>
+        </w:rPr>
+        <w:t xml:space="preserve"> и /</w:t>
+      </w:r>
+      <w:proofErr w:type="spellStart"/>
+      <w:r>
+        <w:rPr>
+          <w:iCs/>
+          <w:szCs w:val="32"/>
+          <w:lang w:eastAsia="ru-RU"/>
+        </w:rPr>
+        <w:t>etc</w:t>
+      </w:r>
+      <w:proofErr w:type="spellEnd"/>
+      <w:r>
+        <w:rPr>
+          <w:iCs/>
+          <w:szCs w:val="32"/>
+          <w:lang w:eastAsia="ru-RU"/>
+        </w:rPr>
+        <w:t>/</w:t>
+      </w:r>
+      <w:proofErr w:type="spellStart"/>
+      <w:r>
+        <w:rPr>
+          <w:iCs/>
+          <w:szCs w:val="32"/>
+          <w:lang w:eastAsia="ru-RU"/>
+        </w:rPr>
+        <w:t>shadow</w:t>
+      </w:r>
+      <w:proofErr w:type="spellEnd"/>
+    </w:p>
+    <w:p>
+      <w:pPr>
+        <w:spacing w:before="0" w:after="0" w:line="360" w:lineRule="auto"/>
+        <w:ind w:firstLine="708"/>
+        <w:rPr>
+          <w:iCs/>
+          <w:szCs w:val="32"/>
+          <w:lang w:eastAsia="ru-RU"/>
+        </w:rPr>
+      </w:pPr>
+      <w:r>
+        <w:rPr>
+          <w:iCs/>
+          <w:szCs w:val="32"/>
+          <w:lang w:eastAsia="ru-RU"/>
+        </w:rPr>
+        <w:t>Расширенные права (</w:t>
+      </w:r>
+      <w:proofErr w:type="spellStart"/>
+      <w:r>
+        <w:rPr>
+          <w:iCs/>
+          <w:szCs w:val="32"/>
+          <w:lang w:eastAsia="ru-RU"/>
+        </w:rPr>
+        <w:t>capabilities</w:t>
+      </w:r>
+      <w:proofErr w:type="spellEnd"/>
+      <w:r>
+        <w:rPr>
+          <w:iCs/>
+          <w:szCs w:val="32"/>
+          <w:lang w:eastAsia="ru-RU"/>
+        </w:rPr>
+        <w:t>) закреплены исключительно за стандартными системными утилитами (</w:t>
+      </w:r>
+      <w:proofErr w:type="spellStart"/>
+      <w:r>
+        <w:rPr>
+          <w:iCs/>
+          <w:szCs w:val="32"/>
+          <w:lang w:eastAsia="ru-RU"/>
+        </w:rPr>
+        <w:t>mtr-packet</w:t>
+      </w:r>
+      <w:proofErr w:type="spellEnd"/>
+      <w:r>
+        <w:rPr>
+          <w:iCs/>
+          <w:szCs w:val="32"/>
+          <w:lang w:eastAsia="ru-RU"/>
+        </w:rPr>
+        <w:t xml:space="preserve">, </w:t>
+      </w:r>
+      <w:proofErr w:type="spellStart"/>
+      <w:r>
+        <w:rPr>
+          <w:iCs/>
+          <w:szCs w:val="32"/>
+          <w:lang w:eastAsia="ru-RU"/>
+        </w:rPr>
+        <w:t>gst-ptp-helper</w:t>
+      </w:r>
+      <w:proofErr w:type="spellEnd"/>
+      <w:r>
+        <w:rPr>
+          <w:iCs/>
+          <w:szCs w:val="32"/>
+          <w:lang w:eastAsia="ru-RU"/>
+        </w:rPr>
+        <w:t xml:space="preserve">, </w:t>
+      </w:r>
+      <w:proofErr w:type="spellStart"/>
+      <w:r>
+        <w:rPr>
+          <w:iCs/>
+          <w:szCs w:val="32"/>
+          <w:lang w:eastAsia="ru-RU"/>
+        </w:rPr>
+        <w:t>arping</w:t>
+      </w:r>
+      <w:proofErr w:type="spellEnd"/>
+      <w:r>
+        <w:rPr>
+          <w:iCs/>
+          <w:szCs w:val="32"/>
+          <w:lang w:eastAsia="ru-RU"/>
+        </w:rPr>
+        <w:t xml:space="preserve">, </w:t>
+      </w:r>
+      <w:proofErr w:type="spellStart"/>
+      <w:r>
+        <w:rPr>
+          <w:iCs/>
+          <w:szCs w:val="32"/>
+          <w:lang w:eastAsia="ru-RU"/>
+        </w:rPr>
+        <w:t>newuidmap</w:t>
+      </w:r>
+      <w:proofErr w:type="spellEnd"/>
+      <w:r>
+        <w:rPr>
+          <w:iCs/>
+          <w:szCs w:val="32"/>
+          <w:lang w:eastAsia="ru-RU"/>
+        </w:rPr>
+        <w:t xml:space="preserve">, </w:t>
+      </w:r>
+      <w:proofErr w:type="spellStart"/>
+      <w:r>
+        <w:rPr>
+          <w:iCs/>
+          <w:szCs w:val="32"/>
+          <w:lang w:eastAsia="ru-RU"/>
+        </w:rPr>
+        <w:t>newgidmap</w:t>
+      </w:r>
+      <w:proofErr w:type="spellEnd"/>
+      <w:r>
+        <w:rPr>
+          <w:iCs/>
+          <w:szCs w:val="32"/>
+          <w:lang w:eastAsia="ru-RU"/>
+        </w:rPr>
+        <w:t xml:space="preserve"> и др.) в объёме, соответствующем их штатному </w:t>
+      </w:r>
+      <w:r>
+        <w:rPr>
+          <w:iCs/>
+          <w:szCs w:val="32"/>
+          <w:lang w:eastAsia="ru-RU"/>
+        </w:rPr>
+        <w:lastRenderedPageBreak/>
+        <w:t>назначению, без признаков небезопасной конфигурации. Файл /</w:t>
+      </w:r>
+      <w:proofErr w:type="spellStart"/>
+      <w:r>
+        <w:rPr>
+          <w:iCs/>
+          <w:szCs w:val="32"/>
+          <w:lang w:eastAsia="ru-RU"/>
+        </w:rPr>
+        <w:t>etc</w:t>
+      </w:r>
+      <w:proofErr w:type="spellEnd"/>
+      <w:r>
+        <w:rPr>
+          <w:iCs/>
+          <w:szCs w:val="32"/>
+          <w:lang w:eastAsia="ru-RU"/>
+        </w:rPr>
+        <w:t>/</w:t>
+      </w:r>
+      <w:proofErr w:type="spellStart"/>
+      <w:r>
+        <w:rPr>
+          <w:iCs/>
+          <w:szCs w:val="32"/>
+          <w:lang w:eastAsia="ru-RU"/>
+        </w:rPr>
+        <w:t>shadow</w:t>
+      </w:r>
+      <w:proofErr w:type="spellEnd"/>
+      <w:r>
+        <w:rPr>
+          <w:iCs/>
+          <w:szCs w:val="32"/>
+          <w:lang w:eastAsia="ru-RU"/>
+        </w:rPr>
+        <w:t xml:space="preserve"> недоступен для чтения непривилегированным пользователем (права ----------), что соответствует ожидаемой защищённой конфигурации.</w:t>
+      </w:r>
+    </w:p>
+    <w:p>
+      <w:pPr>
+        <w:spacing w:before="0" w:after="0" w:line="360" w:lineRule="auto"/>
+        <w:ind w:firstLine="708"/>
+        <w:rPr>
+          <w:iCs/>
+          <w:szCs w:val="32"/>
+          <w:lang w:eastAsia="ru-RU"/>
+        </w:rPr>
+      </w:pPr>
+      <w:r>
+        <w:rPr>
+          <w:iCs/>
+          <w:szCs w:val="32"/>
+          <w:lang w:eastAsia="ru-RU"/>
+        </w:rPr>
+        <w:t xml:space="preserve">Дополнительно для более широкого автоматизированного поиска потенциальных векторов повышения привилегий был использован специализированный скрипт </w:t>
+      </w:r>
+      <w:proofErr w:type="spellStart"/>
+      <w:r>
+        <w:rPr>
+          <w:iCs/>
+          <w:szCs w:val="32"/>
+          <w:lang w:eastAsia="ru-RU"/>
+        </w:rPr>
+        <w:t>LinPEAS</w:t>
+      </w:r>
+      <w:proofErr w:type="spellEnd"/>
+      <w:r>
+        <w:rPr>
+          <w:iCs/>
+          <w:szCs w:val="32"/>
+          <w:lang w:eastAsia="ru-RU"/>
+        </w:rPr>
+        <w:t>. Скрипт был загружен на атакующую машину и передан на целевую систему по протоколу SCP:</w:t>
+      </w:r>
+    </w:p>
+    <w:p>
+      <w:pPr>
+        <w:spacing w:before="0" w:after="0" w:line="360" w:lineRule="auto"/>
+        <w:ind w:firstLine="708"/>
+        <w:rPr>
+          <w:iCs/>
+          <w:szCs w:val="32"/>
+          <w:lang w:val="en-US" w:eastAsia="ru-RU"/>
+        </w:rPr>
+      </w:pPr>
+      <w:proofErr w:type="spellStart"/>
+      <w:r>
+        <w:rPr>
+          <w:iCs/>
+          <w:szCs w:val="32"/>
+          <w:lang w:val="en-US" w:eastAsia="ru-RU"/>
+        </w:rPr>
+        <w:t>scp</w:t>
+      </w:r>
+      <w:proofErr w:type="spellEnd"/>
+      <w:r>
+        <w:rPr>
+          <w:iCs/>
+          <w:szCs w:val="32"/>
+          <w:lang w:val="en-US" w:eastAsia="ru-RU"/>
+        </w:rPr>
+        <w:t xml:space="preserve"> linpeas.sh </w:t>
+      </w:r>
+      <w:r>
+        <w:rPr>
+          <w:iCs/>
+          <w:szCs w:val="32"/>
+          <w:lang w:val="en-US" w:eastAsia="ru-RU"/>
+        </w:rPr>
+        <w:t>neton4k@192.168.0.108:/</w:t>
+      </w:r>
+      <w:proofErr w:type="spellStart"/>
+      <w:r>
+        <w:rPr>
+          <w:iCs/>
+          <w:szCs w:val="32"/>
+          <w:lang w:val="en-US" w:eastAsia="ru-RU"/>
+        </w:rPr>
+        <w:t>tmp</w:t>
+      </w:r>
+      <w:proofErr w:type="spellEnd"/>
+      <w:r>
+        <w:rPr>
+          <w:iCs/>
+          <w:szCs w:val="32"/>
+          <w:lang w:val="en-US" w:eastAsia="ru-RU"/>
+        </w:rPr>
+        <w:t>/</w:t>
+      </w:r>
+    </w:p>
+    <w:p>
+      <w:pPr>
+        <w:spacing w:before="0" w:after="0" w:line="360" w:lineRule="auto"/>
+        <w:ind w:firstLine="708"/>
+        <w:rPr>
+          <w:iCs/>
+          <w:szCs w:val="32"/>
+          <w:lang w:val="en-US" w:eastAsia="ru-RU"/>
+        </w:rPr>
+      </w:pPr>
+      <w:r>
+        <w:rPr>
+          <w:iCs/>
+          <w:szCs w:val="32"/>
+          <w:lang w:val="en-US" w:eastAsia="ru-RU"/>
+        </w:rPr>
+        <w:t>ssh neton4k@192.168.0.108</w:t>
+      </w:r>
+    </w:p>
+    <w:p>
+      <w:pPr>
+        <w:spacing w:before="0" w:after="0" w:line="360" w:lineRule="auto"/>
+        <w:ind w:firstLine="0"/>
+        <w:jc w:val="center"/>
+        <w:rPr>
+          <w:iCs/>
+          <w:szCs w:val="32"/>
+          <w:lang w:eastAsia="ru-RU"/>
+        </w:rPr>
+      </w:pPr>
+      <w:r>
+        <w:rPr>
+          <w:noProof/>
+          <w14:ligatures w14:val="standardContextual"/>
+        </w:rPr>
+        <w:drawing>
+          <wp:inline distT="0" distB="0" distL="0" distR="0" wp14:anchorId="38C990C0" wp14:editId="27C2F0A4">
+            <wp:extent cx="6038850" cy="2409825"/>
+            <wp:effectExtent l="0" t="0" r="0" b="9525"/>
+            <wp:docPr id="40" name="Рисунок 40"/>
+            <wp:cNvGraphicFramePr>
+              <a:graphicFrameLocks xmlns:a="http://schemas.openxmlformats.org/drawingml/2006/main" noChangeAspect="1"/>
+            </wp:cNvGraphicFramePr>
+            <a:graphic xmlns:a="http://schemas.openxmlformats.org/drawingml/2006/main">
+              <a:graphicData uri="http://schemas.openxmlformats.org/drawingml/2006/picture">
+                <pic:pic xmlns:pic="http://schemas.openxmlformats.org/drawingml/2006/picture">
+                  <pic:nvPicPr>
+                    <pic:cNvPr id="1" name=""/>
+                    <pic:cNvPicPr/>
+                  </pic:nvPicPr>
+                  <pic:blipFill>
+                    <a:blip r:embed="rId33"/>
+                    <a:stretch>
+                      <a:fillRect/>
+                    </a:stretch>
+                  </pic:blipFill>
+                  <pic:spPr>
+                    <a:xfrm>
+                      <a:off x="0" y="0"/>
+                      <a:ext cx="6038850" cy="2409825"/>
+                    </a:xfrm>
+                    <a:prstGeom prst="rect">
+                      <a:avLst/>
+                    </a:prstGeom>
+                  </pic:spPr>
+                </pic:pic>
+              </a:graphicData>
+            </a:graphic>
+          </wp:inline>
+        </w:drawing>
+      </w:r>
+    </w:p>
+    <w:p>
+      <w:pPr>
+        <w:spacing w:before="0" w:after="0" w:line="360" w:lineRule="auto"/>
+        <w:ind w:firstLine="0"/>
+        <w:jc w:val="center"/>
+        <w:rPr>
+          <w:iCs/>
+          <w:szCs w:val="32"/>
+          <w:lang w:eastAsia="ru-RU"/>
+        </w:rPr>
+      </w:pPr>
+      <w:r>
+        <w:rPr>
+          <w:iCs/>
+          <w:szCs w:val="32"/>
+          <w:lang w:eastAsia="ru-RU"/>
+        </w:rPr>
+        <w:t>Рисунок 2</w:t>
+      </w:r>
+      <w:r>
+        <w:rPr>
+          <w:iCs/>
+          <w:szCs w:val="32"/>
+          <w:lang w:eastAsia="ru-RU"/>
+        </w:rPr>
+        <w:t>8</w:t>
+      </w:r>
+      <w:r>
+        <w:rPr>
+          <w:iCs/>
+          <w:szCs w:val="32"/>
+          <w:lang w:eastAsia="ru-RU"/>
+        </w:rPr>
+        <w:t>.</w:t>
+      </w:r>
+      <w:r>
+        <w:rPr>
+          <w:iCs/>
+          <w:szCs w:val="32"/>
+          <w:lang w:eastAsia="ru-RU"/>
+        </w:rPr>
+        <w:t xml:space="preserve"> </w:t>
+      </w:r>
+      <w:r>
+        <w:rPr>
+          <w:iCs/>
+          <w:szCs w:val="32"/>
+          <w:lang w:eastAsia="ru-RU"/>
+        </w:rPr>
+        <w:t xml:space="preserve">Передача скрипта </w:t>
+      </w:r>
+      <w:proofErr w:type="spellStart"/>
+      <w:r>
+        <w:rPr>
+          <w:iCs/>
+          <w:szCs w:val="32"/>
+          <w:lang w:eastAsia="ru-RU"/>
+        </w:rPr>
+        <w:t>LinPEAS</w:t>
+      </w:r>
+      <w:proofErr w:type="spellEnd"/>
+      <w:r>
+        <w:rPr>
+          <w:iCs/>
+          <w:szCs w:val="32"/>
+          <w:lang w:eastAsia="ru-RU"/>
+        </w:rPr>
+        <w:t xml:space="preserve"> на целевую систему через SCP</w:t>
+      </w:r>
+    </w:p>
+    <w:p>
+      <w:pPr>
+        <w:spacing w:before="0" w:after="0" w:line="360" w:lineRule="auto"/>
+        <w:ind w:firstLine="708"/>
+        <w:rPr>
+          <w:iCs/>
+          <w:szCs w:val="32"/>
+          <w:lang w:eastAsia="ru-RU"/>
+        </w:rPr>
+      </w:pPr>
+      <w:r>
+        <w:rPr>
+          <w:iCs/>
+          <w:szCs w:val="32"/>
+          <w:lang w:eastAsia="ru-RU"/>
+        </w:rPr>
+        <w:t>Далее, после подключения к целевой системе по SSH, скрипту были предоставлены права на выполнение, и он был запущен с сохранением полного вывода в файл:</w:t>
+      </w:r>
+    </w:p>
+    <w:p>
+      <w:pPr>
+        <w:spacing w:before="0" w:after="0" w:line="360" w:lineRule="auto"/>
+        <w:ind w:firstLine="708"/>
+        <w:rPr>
+          <w:iCs/>
+          <w:szCs w:val="32"/>
+          <w:lang w:val="en-US" w:eastAsia="ru-RU"/>
+        </w:rPr>
+      </w:pPr>
+      <w:r>
+        <w:rPr>
+          <w:iCs/>
+          <w:szCs w:val="32"/>
+          <w:lang w:val="en-US" w:eastAsia="ru-RU"/>
+        </w:rPr>
+        <w:t>cd/</w:t>
+      </w:r>
+      <w:proofErr w:type="spellStart"/>
+      <w:r>
+        <w:rPr>
+          <w:iCs/>
+          <w:szCs w:val="32"/>
+          <w:lang w:val="en-US" w:eastAsia="ru-RU"/>
+        </w:rPr>
+        <w:t>tmp</w:t>
+      </w:r>
+      <w:proofErr w:type="spellEnd"/>
+    </w:p>
+    <w:p>
+      <w:pPr>
+        <w:spacing w:before="0" w:after="0" w:line="360" w:lineRule="auto"/>
+        <w:ind w:firstLine="708"/>
+        <w:rPr>
+          <w:iCs/>
+          <w:szCs w:val="32"/>
+          <w:lang w:val="en-US" w:eastAsia="ru-RU"/>
+        </w:rPr>
+      </w:pPr>
+      <w:proofErr w:type="spellStart"/>
+      <w:r>
+        <w:rPr>
+          <w:iCs/>
+          <w:szCs w:val="32"/>
+          <w:lang w:val="en-US" w:eastAsia="ru-RU"/>
+        </w:rPr>
+        <w:t>chmod</w:t>
+      </w:r>
+      <w:proofErr w:type="spellEnd"/>
+      <w:r>
+        <w:rPr>
+          <w:iCs/>
+          <w:szCs w:val="32"/>
+          <w:lang w:val="en-US" w:eastAsia="ru-RU"/>
+        </w:rPr>
+        <w:t xml:space="preserve"> +x linpeas.sh </w:t>
+      </w:r>
+    </w:p>
+    <w:p>
+      <w:pPr>
+        <w:spacing w:before="0" w:after="0" w:line="360" w:lineRule="auto"/>
+        <w:ind w:firstLine="708"/>
+        <w:rPr>
+          <w:iCs/>
+          <w:szCs w:val="32"/>
+          <w:lang w:eastAsia="ru-RU"/>
+        </w:rPr>
+      </w:pPr>
+      <w:r>
+        <w:rPr>
+          <w:iCs/>
+          <w:szCs w:val="32"/>
+          <w:lang w:val="en-US" w:eastAsia="ru-RU"/>
+        </w:rPr>
+        <w:t>/linpeas.sh | tee /</w:t>
+      </w:r>
+      <w:proofErr w:type="spellStart"/>
+      <w:r>
+        <w:rPr>
+          <w:iCs/>
+          <w:szCs w:val="32"/>
+          <w:lang w:val="en-US" w:eastAsia="ru-RU"/>
+        </w:rPr>
+        <w:t>tmp</w:t>
+      </w:r>
+      <w:proofErr w:type="spellEnd"/>
+      <w:r>
+        <w:rPr>
+          <w:iCs/>
+          <w:szCs w:val="32"/>
+          <w:lang w:val="en-US" w:eastAsia="ru-RU"/>
+        </w:rPr>
+        <w:t>/linpeas_output.txt</w:t>
+      </w:r>
+    </w:p>
+    <w:p>
+      <w:pPr>
+        <w:spacing w:before="0" w:after="0" w:line="360" w:lineRule="auto"/>
+        <w:ind w:firstLine="0"/>
+        <w:jc w:val="center"/>
+        <w:rPr>
+          <w:iCs/>
+          <w:szCs w:val="32"/>
+          <w:lang w:eastAsia="ru-RU"/>
+        </w:rPr>
+      </w:pPr>
+      <w:r>
+        <w:rPr>
+          <w:noProof/>
+          <w14:ligatures w14:val="standardContextual"/>
+        </w:rPr>
+        <w:lastRenderedPageBreak/>
+        <w:drawing>
+          <wp:inline distT="0" distB="0" distL="0" distR="0" wp14:anchorId="6E7FB5C0" wp14:editId="346C8A53">
+            <wp:extent cx="5553075" cy="3495675"/>
+            <wp:effectExtent l="0" t="0" r="9525" b="9525"/>
+            <wp:docPr id="41" name="Рисунок 41"/>
+            <wp:cNvGraphicFramePr>
+              <a:graphicFrameLocks xmlns:a="http://schemas.openxmlformats.org/drawingml/2006/main" noChangeAspect="1"/>
+            </wp:cNvGraphicFramePr>
+            <a:graphic xmlns:a="http://schemas.openxmlformats.org/drawingml/2006/main">
+              <a:graphicData uri="http://schemas.openxmlformats.org/drawingml/2006/picture">
+                <pic:pic xmlns:pic="http://schemas.openxmlformats.org/drawingml/2006/picture">
+                  <pic:nvPicPr>
+                    <pic:cNvPr id="1" name=""/>
+                    <pic:cNvPicPr/>
+                  </pic:nvPicPr>
+                  <pic:blipFill>
+                    <a:blip r:embed="rId34"/>
+                    <a:stretch>
+                      <a:fillRect/>
+                    </a:stretch>
+                  </pic:blipFill>
+                  <pic:spPr>
+                    <a:xfrm>
+                      <a:off x="0" y="0"/>
+                      <a:ext cx="5553075" cy="3495675"/>
+                    </a:xfrm>
+                    <a:prstGeom prst="rect">
+                      <a:avLst/>
+                    </a:prstGeom>
+                  </pic:spPr>
+                </pic:pic>
+              </a:graphicData>
+            </a:graphic>
+          </wp:inline>
+        </w:drawing>
+      </w:r>
+    </w:p>
+    <w:p>
+      <w:pPr>
+        <w:spacing w:before="0" w:after="0" w:line="360" w:lineRule="auto"/>
+        <w:ind w:firstLine="0"/>
+        <w:jc w:val="center"/>
+        <w:rPr>
+          <w:iCs/>
+          <w:szCs w:val="32"/>
+          <w:lang w:eastAsia="ru-RU"/>
+        </w:rPr>
+      </w:pPr>
+      <w:r>
+        <w:rPr>
+          <w:iCs/>
+          <w:szCs w:val="32"/>
+          <w:lang w:eastAsia="ru-RU"/>
+        </w:rPr>
+        <w:t>Рисунок 2</w:t>
+      </w:r>
+      <w:r>
+        <w:rPr>
+          <w:iCs/>
+          <w:szCs w:val="32"/>
+          <w:lang w:eastAsia="ru-RU"/>
+        </w:rPr>
+        <w:t>9</w:t>
+      </w:r>
+      <w:r>
+        <w:rPr>
+          <w:iCs/>
+          <w:szCs w:val="32"/>
+          <w:lang w:eastAsia="ru-RU"/>
+        </w:rPr>
+        <w:t>.</w:t>
+      </w:r>
+      <w:r>
+        <w:rPr>
+          <w:iCs/>
+          <w:szCs w:val="32"/>
+          <w:lang w:eastAsia="ru-RU"/>
+        </w:rPr>
+        <w:t xml:space="preserve"> </w:t>
+      </w:r>
+      <w:r>
+        <w:rPr>
+          <w:iCs/>
+          <w:szCs w:val="32"/>
+          <w:lang w:eastAsia="ru-RU"/>
+        </w:rPr>
+        <w:t xml:space="preserve">Запуск автоматизированного скрипта </w:t>
+      </w:r>
+      <w:proofErr w:type="spellStart"/>
+      <w:r>
+        <w:rPr>
+          <w:iCs/>
+          <w:szCs w:val="32"/>
+          <w:lang w:eastAsia="ru-RU"/>
+        </w:rPr>
+        <w:t>LinPEAS</w:t>
+      </w:r>
+      <w:proofErr w:type="spellEnd"/>
+      <w:r>
+        <w:rPr>
+          <w:iCs/>
+          <w:szCs w:val="32"/>
+          <w:lang w:eastAsia="ru-RU"/>
+        </w:rPr>
+        <w:t xml:space="preserve"> на целевой системе</w:t>
+      </w:r>
+    </w:p>
+    <w:p>
+      <w:pPr>
+        <w:spacing w:before="0" w:after="0" w:line="360" w:lineRule="auto"/>
+        <w:ind w:firstLine="708"/>
+        <w:rPr>
+          <w:iCs/>
+          <w:szCs w:val="32"/>
+          <w:lang w:eastAsia="ru-RU"/>
+        </w:rPr>
+      </w:pPr>
+      <w:r>
+        <w:rPr>
+          <w:iCs/>
+          <w:szCs w:val="32"/>
+          <w:lang w:eastAsia="ru-RU"/>
+        </w:rPr>
+        <w:t>Скрипт не выявил тривиальных, готовых к немедленной эксплуатации проблем конфигурации: паролей в открытом виде, небезопасных прав доступа к файлам или переменным окружения, а также действующих уязвимых SUID-</w:t>
+      </w:r>
+      <w:proofErr w:type="spellStart"/>
+      <w:r>
+        <w:rPr>
+          <w:iCs/>
+          <w:szCs w:val="32"/>
+          <w:lang w:eastAsia="ru-RU"/>
+        </w:rPr>
+        <w:t>бинарников</w:t>
+      </w:r>
+      <w:proofErr w:type="spellEnd"/>
+      <w:r>
+        <w:rPr>
+          <w:iCs/>
+          <w:szCs w:val="32"/>
+          <w:lang w:eastAsia="ru-RU"/>
+        </w:rPr>
+        <w:t xml:space="preserve"> с общедоступными эксплойтами под используемые версии программного обеспечения. Отдельно скрипт отметил ряд потенциальных уязвимостей на уровне ядра операционной системы, эксплуатация которых требует специализированных техник и выходит за рамки задач данной практики.</w:t>
+      </w:r>
+    </w:p>
+    <w:p>
+      <w:pPr>
+        <w:spacing w:before="0" w:after="160" w:line="278" w:lineRule="auto"/>
+        <w:ind w:firstLine="0"/>
+        <w:jc w:val="left"/>
+        <w:rPr>
+          <w:iCs/>
+          <w:szCs w:val="32"/>
+          <w:lang w:eastAsia="ru-RU"/>
+        </w:rPr>
+      </w:pPr>
+      <w:r>
+        <w:rPr>
+          <w:iCs/>
+          <w:szCs w:val="32"/>
+          <w:lang w:eastAsia="ru-RU"/>
+        </w:rPr>
+        <w:br w:type="page"/>
+      </w:r>
+    </w:p>
+    <w:p>
+      <w:pPr>
+        <w:spacing w:before="0" w:after="0" w:line="360" w:lineRule="auto"/>
+        <w:ind w:firstLine="708"/>
+        <w:rPr>
+          <w:b/>
+          <w:bCs/>
+          <w:iCs/>
+          <w:szCs w:val="32"/>
+          <w:lang w:eastAsia="ru-RU"/>
+        </w:rPr>
+      </w:pPr>
+      <w:r>
+        <w:rPr>
+          <w:b/>
+          <w:bCs/>
+          <w:iCs/>
+          <w:szCs w:val="32"/>
+          <w:lang w:eastAsia="ru-RU"/>
+        </w:rPr>
+        <w:lastRenderedPageBreak/>
+        <w:t>Заключение</w:t>
+      </w:r>
+    </w:p>
+    <w:p>
+      <w:pPr>
+        <w:spacing w:before="0" w:after="0" w:line="360" w:lineRule="auto"/>
+        <w:ind w:firstLine="708"/>
+        <w:rPr>
+          <w:iCs/>
+          <w:szCs w:val="32"/>
+          <w:lang w:eastAsia="ru-RU"/>
+        </w:rPr>
+      </w:pPr>
+      <w:r>
+        <w:rPr>
+          <w:iCs/>
+          <w:szCs w:val="32"/>
+          <w:lang w:eastAsia="ru-RU"/>
+        </w:rPr>
+        <w:t>В ходе прохождения практики был проведён анализ защищённости операционной системы РЕД ОС 8.0.2, развёрнутой на тестовом стенде в конфигурации, приближенной к реальной эксплуатации (без обновления пакетов после установки, с созданием непривилегированного пользователя). Исследование охватило все основные методы, рассмотренные в теоретической части: разведку сетевых сервисов, автоматическое и ручное сопоставление версий ПО с базами уязвимостей, практическую попытку эксплуатации обнаруженных проблем и поиск путей повышения привилегий.</w:t>
+      </w:r>
+    </w:p>
+    <w:p>
+      <w:pPr>
+        <w:spacing w:before="0" w:after="0" w:line="360" w:lineRule="auto"/>
+        <w:ind w:firstLine="708"/>
+        <w:rPr>
+          <w:iCs/>
+          <w:szCs w:val="32"/>
+          <w:lang w:eastAsia="ru-RU"/>
+        </w:rPr>
+      </w:pPr>
+      <w:r>
+        <w:rPr>
+          <w:b/>
+          <w:bCs/>
+          <w:iCs/>
+          <w:szCs w:val="32"/>
+          <w:lang w:eastAsia="ru-RU"/>
+        </w:rPr>
+        <w:t>Общие результаты.</w:t>
+      </w:r>
+      <w:r>
+        <w:rPr>
+          <w:iCs/>
+          <w:szCs w:val="32"/>
+          <w:lang w:eastAsia="ru-RU"/>
+        </w:rPr>
+        <w:t xml:space="preserve"> Сканирование целевой системы выявило три открытых сетевых сервиса: SSH (22/</w:t>
+      </w:r>
+      <w:proofErr w:type="spellStart"/>
+      <w:r>
+        <w:rPr>
+          <w:iCs/>
+          <w:szCs w:val="32"/>
+          <w:lang w:eastAsia="ru-RU"/>
+        </w:rPr>
+        <w:t>tcp</w:t>
+      </w:r>
+      <w:proofErr w:type="spellEnd"/>
+      <w:r>
+        <w:rPr>
+          <w:iCs/>
+          <w:szCs w:val="32"/>
+          <w:lang w:eastAsia="ru-RU"/>
+        </w:rPr>
+        <w:t>), rpcbind (111/</w:t>
+      </w:r>
+      <w:proofErr w:type="spellStart"/>
+      <w:r>
+        <w:rPr>
+          <w:iCs/>
+          <w:szCs w:val="32"/>
+          <w:lang w:eastAsia="ru-RU"/>
+        </w:rPr>
+        <w:t>tcp</w:t>
+      </w:r>
+      <w:proofErr w:type="spellEnd"/>
+      <w:r>
+        <w:rPr>
+          <w:iCs/>
+          <w:szCs w:val="32"/>
+          <w:lang w:eastAsia="ru-RU"/>
+        </w:rPr>
+        <w:t>) и LLMNR (5355/</w:t>
+      </w:r>
+      <w:proofErr w:type="spellStart"/>
+      <w:r>
+        <w:rPr>
+          <w:iCs/>
+          <w:szCs w:val="32"/>
+          <w:lang w:eastAsia="ru-RU"/>
+        </w:rPr>
+        <w:t>tcp</w:t>
+      </w:r>
+      <w:proofErr w:type="spellEnd"/>
+      <w:r>
+        <w:rPr>
+          <w:iCs/>
+          <w:szCs w:val="32"/>
+          <w:lang w:eastAsia="ru-RU"/>
+        </w:rPr>
+        <w:t>). Дополнительная проверка стандартных веб-портов и наиболее распространённых UDP-сервисов не выявила иных значимых точек входа. Из трёх обнаруженных сервисов практическая эксплуатация оказалась успешной для двух:</w:t>
+      </w:r>
+    </w:p>
+    <w:p>
+      <w:pPr>
+        <w:pStyle w:val="a7"/>
+        <w:numPr>
+          <w:ilvl w:val="0"/>
+          <w:numId w:val="8"/>
+        </w:numPr>
+        <w:spacing w:before="0" w:after="0" w:line="360" w:lineRule="auto"/>
+        <w:ind w:left="993"/>
+        <w:rPr>
+          <w:iCs/>
+          <w:szCs w:val="32"/>
+          <w:lang w:eastAsia="ru-RU"/>
+        </w:rPr>
+      </w:pPr>
+      <w:r>
+        <w:rPr>
+          <w:iCs/>
+          <w:szCs w:val="32"/>
+          <w:lang w:val="en-US" w:eastAsia="ru-RU"/>
+        </w:rPr>
+        <w:t>SSH</w:t>
+      </w:r>
+      <w:r>
+        <w:rPr>
+          <w:iCs/>
+          <w:szCs w:val="32"/>
+          <w:lang w:eastAsia="ru-RU"/>
+        </w:rPr>
+        <w:t xml:space="preserve"> </w:t>
+      </w:r>
+      <w:r>
+        <w:rPr>
+          <w:iCs/>
+          <w:szCs w:val="32"/>
+          <w:lang w:eastAsia="ru-RU"/>
+        </w:rPr>
+        <w:t>–</w:t>
+      </w:r>
+      <w:r>
+        <w:rPr>
+          <w:iCs/>
+          <w:szCs w:val="32"/>
+          <w:lang w:eastAsia="ru-RU"/>
+        </w:rPr>
+        <w:t xml:space="preserve"> продемонстрирована реальная возможность</w:t>
+      </w:r>
+      <w:r>
+        <w:rPr>
+          <w:iCs/>
+          <w:szCs w:val="32"/>
+          <w:lang w:eastAsia="ru-RU"/>
+        </w:rPr>
+        <w:t xml:space="preserve"> </w:t>
+      </w:r>
+      <w:r>
+        <w:rPr>
+          <w:iCs/>
+          <w:szCs w:val="32"/>
+          <w:lang w:eastAsia="ru-RU"/>
+        </w:rPr>
+        <w:t>несанкционированного доступа к системе методом перебора паролей по общедоступному словарю скомпрометированных паролей (</w:t>
+      </w:r>
+      <w:r>
+        <w:rPr>
+          <w:iCs/>
+          <w:szCs w:val="32"/>
+          <w:lang w:val="en-US" w:eastAsia="ru-RU"/>
+        </w:rPr>
+        <w:t>Hydra</w:t>
+      </w:r>
+      <w:r>
+        <w:rPr>
+          <w:iCs/>
+          <w:szCs w:val="32"/>
+          <w:lang w:eastAsia="ru-RU"/>
+        </w:rPr>
+        <w:t>), что подтвердило теоретическую уязвимость конфигурации (разрешённая парольная аутентификация без ограничений);</w:t>
+      </w:r>
+    </w:p>
+    <w:p>
+      <w:pPr>
+        <w:pStyle w:val="a7"/>
+        <w:numPr>
+          <w:ilvl w:val="0"/>
+          <w:numId w:val="8"/>
+        </w:numPr>
+        <w:spacing w:before="0" w:after="0" w:line="360" w:lineRule="auto"/>
+        <w:ind w:left="993"/>
+        <w:rPr>
+          <w:iCs/>
+          <w:szCs w:val="32"/>
+          <w:lang w:val="en-US" w:eastAsia="ru-RU"/>
+        </w:rPr>
+      </w:pPr>
+      <w:r>
+        <w:rPr>
+          <w:iCs/>
+          <w:szCs w:val="32"/>
+          <w:lang w:val="en-US" w:eastAsia="ru-RU"/>
+        </w:rPr>
+        <w:t xml:space="preserve">LLMNR </w:t>
+      </w:r>
+      <w:r>
+        <w:rPr>
+          <w:iCs/>
+          <w:szCs w:val="32"/>
+          <w:lang w:val="en-US" w:eastAsia="ru-RU"/>
+        </w:rPr>
+        <w:t>–</w:t>
+      </w:r>
+      <w:r>
+        <w:rPr>
+          <w:iCs/>
+          <w:szCs w:val="32"/>
+          <w:lang w:val="en-US" w:eastAsia="ru-RU"/>
+        </w:rPr>
+        <w:t xml:space="preserve"> </w:t>
+      </w:r>
+      <w:proofErr w:type="spellStart"/>
+      <w:r>
+        <w:rPr>
+          <w:iCs/>
+          <w:szCs w:val="32"/>
+          <w:lang w:val="en-US" w:eastAsia="ru-RU"/>
+        </w:rPr>
+        <w:t>продемонстрирован</w:t>
+      </w:r>
+      <w:proofErr w:type="spellEnd"/>
+      <w:r>
+        <w:rPr>
+          <w:iCs/>
+          <w:szCs w:val="32"/>
+          <w:lang w:val="en-US" w:eastAsia="ru-RU"/>
+        </w:rPr>
+        <w:t xml:space="preserve"> </w:t>
+      </w:r>
+      <w:proofErr w:type="spellStart"/>
+      <w:r>
+        <w:rPr>
+          <w:iCs/>
+          <w:szCs w:val="32"/>
+          <w:lang w:val="en-US" w:eastAsia="ru-RU"/>
+        </w:rPr>
+        <w:t>перехват</w:t>
+      </w:r>
+      <w:proofErr w:type="spellEnd"/>
+      <w:r>
+        <w:rPr>
+          <w:iCs/>
+          <w:szCs w:val="32"/>
+          <w:lang w:val="en-US" w:eastAsia="ru-RU"/>
+        </w:rPr>
+        <w:t xml:space="preserve"> сетевых учётных данных (NTLMv2-хэш) методом спуфинга разрешения имён с использованием инструмента </w:t>
+      </w:r>
+      <w:proofErr w:type="spellStart"/>
+      <w:r>
+        <w:rPr>
+          <w:iCs/>
+          <w:szCs w:val="32"/>
+          <w:lang w:val="en-US" w:eastAsia="ru-RU"/>
+        </w:rPr>
+        <w:t>Responder</w:t>
+      </w:r>
+      <w:proofErr w:type="spellEnd"/>
+      <w:r>
+        <w:rPr>
+          <w:iCs/>
+          <w:szCs w:val="32"/>
+          <w:lang w:val="en-US" w:eastAsia="ru-RU"/>
+        </w:rPr>
+        <w:t>, что подтвердило применимость данной уязвимости в условиях локальной сети;</w:t>
+      </w:r>
+    </w:p>
+    <w:p>
+      <w:pPr>
+        <w:pStyle w:val="a7"/>
+        <w:numPr>
+          <w:ilvl w:val="0"/>
+          <w:numId w:val="8"/>
+        </w:numPr>
+        <w:spacing w:before="0" w:after="0" w:line="360" w:lineRule="auto"/>
+        <w:ind w:left="993"/>
+        <w:rPr>
+          <w:iCs/>
+          <w:szCs w:val="32"/>
+          <w:lang w:val="en-US" w:eastAsia="ru-RU"/>
+        </w:rPr>
+      </w:pPr>
+      <w:r>
+        <w:rPr>
+          <w:iCs/>
+          <w:szCs w:val="32"/>
+          <w:lang w:val="en-US" w:eastAsia="ru-RU"/>
+        </w:rPr>
+        <w:t xml:space="preserve">rpcbind </w:t>
+      </w:r>
+      <w:r>
+        <w:rPr>
+          <w:iCs/>
+          <w:szCs w:val="32"/>
+          <w:lang w:val="en-US" w:eastAsia="ru-RU"/>
+        </w:rPr>
+        <w:t>–</w:t>
+      </w:r>
+      <w:r>
+        <w:rPr>
+          <w:iCs/>
+          <w:szCs w:val="32"/>
+          <w:lang w:val="en-US" w:eastAsia="ru-RU"/>
+        </w:rPr>
+        <w:t xml:space="preserve"> несмотря на теоретическую применимость двух исторических уязвимостей (CVE-2017-8779 и CVE-2013-1950) к установленной версии службы, практические попытки эксплуатации типа «отказ в обслуживании» не привели к успеху, что свидетельствует о наличии соответствующих исправлений в используемой сборке пакета.</w:t>
+      </w:r>
+    </w:p>
+    <w:p>
+      <w:pPr>
+        <w:spacing w:before="0" w:after="0" w:line="360" w:lineRule="auto"/>
+        <w:ind w:firstLine="708"/>
+        <w:rPr>
+          <w:iCs/>
+          <w:szCs w:val="32"/>
+          <w:lang w:eastAsia="ru-RU"/>
+        </w:rPr>
+      </w:pPr>
+      <w:r>
+        <w:rPr>
+          <w:iCs/>
+          <w:szCs w:val="32"/>
+          <w:lang w:eastAsia="ru-RU"/>
+        </w:rPr>
+        <w:lastRenderedPageBreak/>
+        <w:t xml:space="preserve">Поиск путей повышения привилегий (как ручным способом, так и с использованием автоматизированного инструмента </w:t>
+      </w:r>
+      <w:proofErr w:type="spellStart"/>
+      <w:r>
+        <w:rPr>
+          <w:iCs/>
+          <w:szCs w:val="32"/>
+          <w:lang w:eastAsia="ru-RU"/>
+        </w:rPr>
+        <w:t>LinPEAS</w:t>
+      </w:r>
+      <w:proofErr w:type="spellEnd"/>
+      <w:r>
+        <w:rPr>
+          <w:iCs/>
+          <w:szCs w:val="32"/>
+          <w:lang w:eastAsia="ru-RU"/>
+        </w:rPr>
+        <w:t xml:space="preserve">) не выявил тривиальных, легко эксплуатируемых недостатков конфигурации: политика </w:t>
+      </w:r>
+      <w:proofErr w:type="spellStart"/>
+      <w:r>
+        <w:rPr>
+          <w:iCs/>
+          <w:szCs w:val="32"/>
+          <w:lang w:eastAsia="ru-RU"/>
+        </w:rPr>
+        <w:t>sudo</w:t>
+      </w:r>
+      <w:proofErr w:type="spellEnd"/>
+      <w:r>
+        <w:rPr>
+          <w:iCs/>
+          <w:szCs w:val="32"/>
+          <w:lang w:eastAsia="ru-RU"/>
+        </w:rPr>
+        <w:t xml:space="preserve">, права доступа к файлам учётных данных, назначение SUID-бит и задания </w:t>
+      </w:r>
+      <w:proofErr w:type="spellStart"/>
+      <w:r>
+        <w:rPr>
+          <w:iCs/>
+          <w:szCs w:val="32"/>
+          <w:lang w:eastAsia="ru-RU"/>
+        </w:rPr>
+        <w:t>cron</w:t>
+      </w:r>
+      <w:proofErr w:type="spellEnd"/>
+      <w:r>
+        <w:rPr>
+          <w:iCs/>
+          <w:szCs w:val="32"/>
+          <w:lang w:eastAsia="ru-RU"/>
+        </w:rPr>
+        <w:t xml:space="preserve"> были настроены корректно.</w:t>
+      </w:r>
+    </w:p>
+    <w:p>
+      <w:pPr>
+        <w:spacing w:before="0" w:after="0" w:line="360" w:lineRule="auto"/>
+        <w:ind w:firstLine="708"/>
+        <w:rPr>
+          <w:iCs/>
+          <w:szCs w:val="32"/>
+          <w:lang w:eastAsia="ru-RU"/>
+        </w:rPr>
+      </w:pPr>
+      <w:r>
+        <w:rPr>
+          <w:b/>
+          <w:bCs/>
+          <w:iCs/>
+          <w:szCs w:val="32"/>
+          <w:lang w:eastAsia="ru-RU"/>
+        </w:rPr>
+        <w:t>Возможность эксплуатации.</w:t>
+      </w:r>
+      <w:r>
+        <w:rPr>
+          <w:iCs/>
+          <w:szCs w:val="32"/>
+          <w:lang w:eastAsia="ru-RU"/>
+        </w:rPr>
+        <w:t xml:space="preserve"> Наиболее реальную и практически подтверждённую угрозу для исследуемой системы представляет не уязвимость самого программного обеспечения, а </w:t>
+      </w:r>
+      <w:r>
+        <w:rPr>
+          <w:b/>
+          <w:bCs/>
+          <w:iCs/>
+          <w:szCs w:val="32"/>
+          <w:lang w:eastAsia="ru-RU"/>
+        </w:rPr>
+        <w:t>человеческий фактор</w:t>
+      </w:r>
+      <w:r>
+        <w:rPr>
+          <w:iCs/>
+          <w:szCs w:val="32"/>
+          <w:lang w:eastAsia="ru-RU"/>
+        </w:rPr>
+        <w:t xml:space="preserve"> </w:t>
+      </w:r>
+      <w:r>
+        <w:rPr>
+          <w:iCs/>
+          <w:szCs w:val="32"/>
+          <w:lang w:eastAsia="ru-RU"/>
+        </w:rPr>
+        <w:t>–</w:t>
+      </w:r>
+      <w:r>
+        <w:rPr>
+          <w:iCs/>
+          <w:szCs w:val="32"/>
+          <w:lang w:eastAsia="ru-RU"/>
+        </w:rPr>
+        <w:t xml:space="preserve"> использование слабого, широко распространённого пароля пользователем. Служба LLMNR также представляет собой действующий, легко эксплуатируемый в локальной сети вектор атаки, не требующий эксплуатации программных уязвимостей как таковых. В то же время, устаревшие «на бумаге» версии пакетов (в частности, rpcbind) на практике оказались устойчивы к известным историческим </w:t>
+      </w:r>
+      <w:proofErr w:type="spellStart"/>
+      <w:r>
+        <w:rPr>
+          <w:iCs/>
+          <w:szCs w:val="32"/>
+          <w:lang w:eastAsia="ru-RU"/>
+        </w:rPr>
+        <w:t>DoS</w:t>
+      </w:r>
+      <w:proofErr w:type="spellEnd"/>
+      <w:r>
+        <w:rPr>
+          <w:iCs/>
+          <w:szCs w:val="32"/>
+          <w:lang w:eastAsia="ru-RU"/>
+        </w:rPr>
+        <w:t>-эксплойтам, что говорит о своевременном внесении исправлений безопасности разработчиком дистрибутива, несмотря на формальное отсутствие обновлений после установки.</w:t>
+      </w:r>
+    </w:p>
+    <w:p>
+      <w:pPr>
+        <w:spacing w:before="0" w:after="0" w:line="360" w:lineRule="auto"/>
+        <w:ind w:firstLine="708"/>
+        <w:rPr>
+          <w:iCs/>
+          <w:szCs w:val="32"/>
+          <w:lang w:eastAsia="ru-RU"/>
+        </w:rPr>
+      </w:pPr>
+      <w:r>
+        <w:rPr>
+          <w:b/>
+          <w:bCs/>
+          <w:iCs/>
+          <w:szCs w:val="32"/>
+          <w:lang w:eastAsia="ru-RU"/>
+        </w:rPr>
+        <w:t>Рекомендации по устранению и предотвращению:</w:t>
+      </w:r>
+    </w:p>
+    <w:p>
+      <w:pPr>
+        <w:numPr>
+          <w:ilvl w:val="0"/>
+          <w:numId w:val="12"/>
+        </w:numPr>
+        <w:tabs>
+          <w:tab w:val="clear" w:pos="720"/>
+          <w:tab w:val="num" w:pos="1134"/>
+        </w:tabs>
+        <w:spacing w:before="0" w:after="0" w:line="360" w:lineRule="auto"/>
+        <w:ind w:hanging="11"/>
+        <w:rPr>
+          <w:iCs/>
+          <w:szCs w:val="32"/>
+          <w:lang w:eastAsia="ru-RU"/>
+        </w:rPr>
+      </w:pPr>
+      <w:r>
+        <w:rPr>
+          <w:iCs/>
+          <w:szCs w:val="32"/>
+          <w:lang w:eastAsia="ru-RU"/>
+        </w:rPr>
+        <w:t>Использовать сложные, уникальные пароли для всех учётных записей, не входящие в общедоступные базы утечек (в частности, пароль 123456789, использованный в рамках данной практики, содержится в словаре rockyou.txt и подбирается за секунды). Рекомендуется внедрение политики сложности паролей и, где возможно, переход на аутентификацию по ключу вместо парольной.</w:t>
+      </w:r>
+    </w:p>
+    <w:p>
+      <w:pPr>
+        <w:numPr>
+          <w:ilvl w:val="0"/>
+          <w:numId w:val="12"/>
+        </w:numPr>
+        <w:tabs>
+          <w:tab w:val="clear" w:pos="720"/>
+          <w:tab w:val="num" w:pos="1134"/>
+        </w:tabs>
+        <w:spacing w:before="0" w:after="0" w:line="360" w:lineRule="auto"/>
+        <w:ind w:hanging="11"/>
+        <w:rPr>
+          <w:iCs/>
+          <w:szCs w:val="32"/>
+          <w:lang w:eastAsia="ru-RU"/>
+        </w:rPr>
+      </w:pPr>
+      <w:r>
+        <w:rPr>
+          <w:iCs/>
+          <w:szCs w:val="32"/>
+          <w:lang w:eastAsia="ru-RU"/>
+        </w:rPr>
+        <w:t>Отключить неиспользуемые сетевые службы, в частности LLMNR, если сеть не нуждается в данном механизме разрешения имён (в современных системах, как правило, достаточно DNS), либо ограничить его распространение средствами сетевой сегментации.</w:t>
+      </w:r>
+    </w:p>
+    <w:p>
+      <w:pPr>
+        <w:numPr>
+          <w:ilvl w:val="0"/>
+          <w:numId w:val="12"/>
+        </w:numPr>
+        <w:tabs>
+          <w:tab w:val="clear" w:pos="720"/>
+          <w:tab w:val="num" w:pos="1134"/>
+        </w:tabs>
+        <w:spacing w:before="0" w:after="0" w:line="360" w:lineRule="auto"/>
+        <w:ind w:hanging="11"/>
+        <w:rPr>
+          <w:iCs/>
+          <w:szCs w:val="32"/>
+          <w:lang w:eastAsia="ru-RU"/>
+        </w:rPr>
+      </w:pPr>
+      <w:r>
+        <w:rPr>
+          <w:iCs/>
+          <w:szCs w:val="32"/>
+          <w:lang w:eastAsia="ru-RU"/>
+        </w:rPr>
+        <w:t xml:space="preserve">Рассмотреть ограничение доступа к rpcbind посредством файрвола до уровня необходимого минимума хостов, поскольку сама служба </w:t>
+      </w:r>
+      <w:r>
+        <w:rPr>
+          <w:iCs/>
+          <w:szCs w:val="32"/>
+          <w:lang w:eastAsia="ru-RU"/>
+        </w:rPr>
+        <w:lastRenderedPageBreak/>
+        <w:t>продолжает оставаться потенциальной целью для новых, ещё не обнаруженных уязвимостей.</w:t>
+      </w:r>
+    </w:p>
+    <w:p>
+      <w:pPr>
+        <w:numPr>
+          <w:ilvl w:val="0"/>
+          <w:numId w:val="12"/>
+        </w:numPr>
+        <w:tabs>
+          <w:tab w:val="clear" w:pos="720"/>
+          <w:tab w:val="num" w:pos="1134"/>
+        </w:tabs>
+        <w:spacing w:before="0" w:after="0" w:line="360" w:lineRule="auto"/>
+        <w:ind w:hanging="11"/>
+        <w:rPr>
+          <w:iCs/>
+          <w:szCs w:val="32"/>
+          <w:lang w:eastAsia="ru-RU"/>
+        </w:rPr>
+      </w:pPr>
+      <w:r>
+        <w:rPr>
+          <w:iCs/>
+          <w:szCs w:val="32"/>
+          <w:lang w:eastAsia="ru-RU"/>
+        </w:rPr>
+        <w:t xml:space="preserve">Регулярно обновлять пакеты системы, несмотря на то что в рамках практики устаревшие версии не привели к успешной эксплуатации </w:t>
+      </w:r>
+      <w:r>
+        <w:rPr>
+          <w:iCs/>
+          <w:szCs w:val="32"/>
+          <w:lang w:eastAsia="ru-RU"/>
+        </w:rPr>
+        <w:t>–</w:t>
+      </w:r>
+      <w:r>
+        <w:rPr>
+          <w:iCs/>
+          <w:szCs w:val="32"/>
+          <w:lang w:eastAsia="ru-RU"/>
+        </w:rPr>
+        <w:t xml:space="preserve"> это не гарантирует защищённости от уязвимостей, обнаруженных после выпуска установленной версии дистрибутива.</w:t>
+      </w:r>
+    </w:p>
+    <w:p>
+      <w:pPr>
+        <w:numPr>
+          <w:ilvl w:val="0"/>
+          <w:numId w:val="12"/>
+        </w:numPr>
+        <w:tabs>
+          <w:tab w:val="clear" w:pos="720"/>
+          <w:tab w:val="num" w:pos="1134"/>
+        </w:tabs>
+        <w:spacing w:before="0" w:after="0" w:line="360" w:lineRule="auto"/>
+        <w:ind w:hanging="11"/>
+        <w:rPr>
+          <w:iCs/>
+          <w:szCs w:val="32"/>
+          <w:lang w:eastAsia="ru-RU"/>
+        </w:rPr>
+      </w:pPr>
+      <w:r>
+        <w:rPr>
+          <w:iCs/>
+          <w:szCs w:val="32"/>
+          <w:lang w:eastAsia="ru-RU"/>
+        </w:rPr>
+        <w:t>Проводить периодический аудит защищённости развёрнутых систем с использованием как автоматических сканеров, так и ручных методов, что позволяет своевременно выявлять отклонения от безопасной конфигурации.</w:t>
+      </w:r>
+    </w:p>
+    <w:p>
+      <w:pPr>
+        <w:spacing w:before="0" w:after="0" w:line="360" w:lineRule="auto"/>
+        <w:ind w:firstLine="708"/>
+        <w:rPr>
+          <w:iCs/>
+          <w:szCs w:val="32"/>
+          <w:lang w:eastAsia="ru-RU"/>
+        </w:rPr>
+      </w:pPr>
+      <w:r>
+        <w:rPr>
+          <w:b/>
+          <w:bCs/>
+          <w:iCs/>
+          <w:szCs w:val="32"/>
+          <w:lang w:eastAsia="ru-RU"/>
+        </w:rPr>
+        <w:t>Общий вывод.</w:t>
+      </w:r>
+      <w:r>
+        <w:rPr>
+          <w:iCs/>
+          <w:szCs w:val="32"/>
+          <w:lang w:eastAsia="ru-RU"/>
+        </w:rPr>
+        <w:t xml:space="preserve"> Операционная система РЕД ОС 8.0.2 в базовой конфигурации продемонстрировала приемлемый уровень защищённости на уровне системных настроек (</w:t>
+      </w:r>
+      <w:proofErr w:type="spellStart"/>
+      <w:r>
+        <w:rPr>
+          <w:iCs/>
+          <w:szCs w:val="32"/>
+          <w:lang w:eastAsia="ru-RU"/>
+        </w:rPr>
+        <w:t>sudo</w:t>
+      </w:r>
+      <w:proofErr w:type="spellEnd"/>
+      <w:r>
+        <w:rPr>
+          <w:iCs/>
+          <w:szCs w:val="32"/>
+          <w:lang w:eastAsia="ru-RU"/>
+        </w:rPr>
+        <w:t xml:space="preserve">, SUID, </w:t>
+      </w:r>
+      <w:proofErr w:type="spellStart"/>
+      <w:r>
+        <w:rPr>
+          <w:iCs/>
+          <w:szCs w:val="32"/>
+          <w:lang w:eastAsia="ru-RU"/>
+        </w:rPr>
+        <w:t>cron</w:t>
+      </w:r>
+      <w:proofErr w:type="spellEnd"/>
+      <w:r>
+        <w:rPr>
+          <w:iCs/>
+          <w:szCs w:val="32"/>
+          <w:lang w:eastAsia="ru-RU"/>
+        </w:rPr>
+        <w:t xml:space="preserve">) и устойчивость используемых пакетов к проверенным историческим уязвимостям. Основные выявленные риски связаны не с недостатками самой операционной системы, а с эксплуатацией слабых учётных данных и особенностей сетевых протоколов, что подчёркивает важность комплексного подхода к обеспечению безопасности </w:t>
+      </w:r>
+      <w:r>
+        <w:rPr>
+          <w:iCs/>
+          <w:szCs w:val="32"/>
+          <w:lang w:eastAsia="ru-RU"/>
+        </w:rPr>
+        <w:t>–</w:t>
+      </w:r>
+      <w:r>
+        <w:rPr>
+          <w:iCs/>
+          <w:szCs w:val="32"/>
+          <w:lang w:eastAsia="ru-RU"/>
+        </w:rPr>
+        <w:t xml:space="preserve"> технические меры защиты ОС должны дополняться грамотной политикой паролей и осознанным управлением сетевыми сервисами.</w:t>
       </w:r>
     </w:p>
     <w:p>
@@ -10744,7 +17504,7 @@
               <w:pStyle w:val="a7"/>
               <w:numPr>
                 <w:ilvl w:val="0"/>
-                <w:numId w:val="1"/>
+                <w:numId w:val="10"/>
               </w:numPr>
               <w:spacing w:before="0" w:after="0"/>
               <w:rPr>
@@ -11311,9 +18071,98 @@
     </w:lvl>
   </w:abstractNum>
   <w:abstractNum w:abstractNumId="2" w15:restartNumberingAfterBreak="0">
+    <w:nsid w:val="030220BE"/>
+    <w:multiLevelType w:val="hybridMultilevel"/>
+    <w:tmpl w:val="C22E15F2"/>
+    <w:lvl w:ilvl="0" w:tplc="06925A18">
+      <w:start w:val="1"/>
+      <w:numFmt w:val="decimal"/>
+      <w:lvlText w:val="%1."/>
+      <w:lvlJc w:val="left"/>
+      <w:pPr>
+        <w:ind w:left="720" w:hanging="360"/>
+      </w:pPr>
+      <w:rPr>
+        <w:rFonts w:hint="default"/>
+      </w:rPr>
+    </w:lvl>
+    <w:lvl w:ilvl="1" w:tplc="04190019" w:tentative="1">
+      <w:start w:val="1"/>
+      <w:numFmt w:val="lowerLetter"/>
+      <w:lvlText w:val="%2."/>
+      <w:lvlJc w:val="left"/>
+      <w:pPr>
+        <w:ind w:left="1440" w:hanging="360"/>
+      </w:pPr>
+    </w:lvl>
+    <w:lvl w:ilvl="2" w:tplc="0419001B" w:tentative="1">
+      <w:start w:val="1"/>
+      <w:numFmt w:val="lowerRoman"/>
+      <w:lvlText w:val="%3."/>
+      <w:lvlJc w:val="right"/>
+      <w:pPr>
+        <w:ind w:left="2160" w:hanging="180"/>
+      </w:pPr>
+    </w:lvl>
+    <w:lvl w:ilvl="3" w:tplc="0419000F" w:tentative="1">
+      <w:start w:val="1"/>
+      <w:numFmt w:val="decimal"/>
+      <w:lvlText w:val="%4."/>
+      <w:lvlJc w:val="left"/>
+      <w:pPr>
+        <w:ind w:left="2880" w:hanging="360"/>
+      </w:pPr>
+    </w:lvl>
+    <w:lvl w:ilvl="4" w:tplc="04190019" w:tentative="1">
+      <w:start w:val="1"/>
+      <w:numFmt w:val="lowerLetter"/>
+      <w:lvlText w:val="%5."/>
+      <w:lvlJc w:val="left"/>
+      <w:pPr>
+        <w:ind w:left="3600" w:hanging="360"/>
+      </w:pPr>
+    </w:lvl>
+    <w:lvl w:ilvl="5" w:tplc="0419001B" w:tentative="1">
+      <w:start w:val="1"/>
+      <w:numFmt w:val="lowerRoman"/>
+      <w:lvlText w:val="%6."/>
+      <w:lvlJc w:val="right"/>
+      <w:pPr>
+        <w:ind w:left="4320" w:hanging="180"/>
+      </w:pPr>
+    </w:lvl>
+    <w:lvl w:ilvl="6" w:tplc="0419000F" w:tentative="1">
+      <w:start w:val="1"/>
+      <w:numFmt w:val="decimal"/>
+      <w:lvlText w:val="%7."/>
+      <w:lvlJc w:val="left"/>
+      <w:pPr>
+        <w:ind w:left="5040" w:hanging="360"/>
+      </w:pPr>
+    </w:lvl>
+    <w:lvl w:ilvl="7" w:tplc="04190019" w:tentative="1">
+      <w:start w:val="1"/>
+      <w:numFmt w:val="lowerLetter"/>
+      <w:lvlText w:val="%8."/>
+      <w:lvlJc w:val="left"/>
+      <w:pPr>
+        <w:ind w:left="5760" w:hanging="360"/>
+      </w:pPr>
+    </w:lvl>
+    <w:lvl w:ilvl="8" w:tplc="0419001B" w:tentative="1">
+      <w:start w:val="1"/>
+      <w:numFmt w:val="lowerRoman"/>
+      <w:lvlText w:val="%9."/>
+      <w:lvlJc w:val="right"/>
+      <w:pPr>
+        <w:ind w:left="6480" w:hanging="180"/>
+      </w:pPr>
+    </w:lvl>
+  </w:abstractNum>
+  <w:abstractNum w:abstractNumId="3" w15:restartNumberingAfterBreak="0">
     <w:nsid w:val="0BA579D9"/>
     <w:multiLevelType w:val="hybridMultilevel"/>
-    <w:tmpl w:val="7AD25078"/>
+    <w:tmpl w:val="3A621E76"/>
     <w:lvl w:ilvl="0" w:tplc="04190001">
       <w:start w:val="1"/>
       <w:numFmt w:val="bullet"/>
@@ -11423,10 +18272,10 @@
       </w:rPr>
     </w:lvl>
   </w:abstractNum>
-  <w:abstractNum w:abstractNumId="3" w15:restartNumberingAfterBreak="0">
+  <w:abstractNum w:abstractNumId="4" w15:restartNumberingAfterBreak="0">
     <w:nsid w:val="0E6E3F1E"/>
     <w:multiLevelType w:val="hybridMultilevel"/>
-    <w:tmpl w:val="EC761A3A"/>
+    <w:tmpl w:val="95E62EDE"/>
     <w:lvl w:ilvl="0" w:tplc="0419000F">
       <w:start w:val="1"/>
       <w:numFmt w:val="decimal"/>
@@ -11512,7 +18361,120 @@
       </w:pPr>
     </w:lvl>
   </w:abstractNum>
-  <w:abstractNum w:abstractNumId="4" w15:restartNumberingAfterBreak="0">
+  <w:abstractNum w:abstractNumId="5" w15:restartNumberingAfterBreak="0">
+    <w:nsid w:val="1259026C"/>
+    <w:multiLevelType w:val="multilevel"/>
+    <w:tmpl w:val="497C82B4"/>
+    <w:lvl w:ilvl="0">
+      <w:start w:val="1"/>
+      <w:numFmt w:val="decimal"/>
+      <w:lvlText w:val="%1."/>
+      <w:lvlJc w:val="left"/>
+      <w:pPr>
+        <w:tabs>
+          <w:tab w:val="num" w:pos="720"/>
+        </w:tabs>
+        <w:ind w:left="720" w:hanging="360"/>
+      </w:pPr>
+    </w:lvl>
+    <w:lvl w:ilvl="1" w:tentative="1">
+      <w:start w:val="1"/>
+      <w:numFmt w:val="decimal"/>
+      <w:lvlText w:val="%2."/>
+      <w:lvlJc w:val="left"/>
+      <w:pPr>
+        <w:tabs>
+          <w:tab w:val="num" w:pos="1440"/>
+        </w:tabs>
+        <w:ind w:left="1440" w:hanging="360"/>
+      </w:pPr>
+    </w:lvl>
+    <w:lvl w:ilvl="2" w:tentative="1">
+      <w:start w:val="1"/>
+      <w:numFmt w:val="decimal"/>
+      <w:lvlText w:val="%3."/>
+      <w:lvlJc w:val="left"/>
+      <w:pPr>
+        <w:tabs>
+          <w:tab w:val="num" w:pos="2160"/>
+        </w:tabs>
+        <w:ind w:left="2160" w:hanging="360"/>
+      </w:pPr>
+    </w:lvl>
+    <w:lvl w:ilvl="3" w:tentative="1">
+      <w:start w:val="1"/>
+      <w:numFmt w:val="decimal"/>
+      <w:lvlText w:val="%4."/>
+      <w:lvlJc w:val="left"/>
+      <w:pPr>
+        <w:tabs>
+          <w:tab w:val="num" w:pos="2880"/>
+        </w:tabs>
+        <w:ind w:left="2880" w:hanging="360"/>
+      </w:pPr>
+    </w:lvl>
+    <w:lvl w:ilvl="4" w:tentative="1">
+      <w:start w:val="1"/>
+      <w:numFmt w:val="decimal"/>
+      <w:lvlText w:val="%5."/>
+      <w:lvlJc w:val="left"/>
+      <w:pPr>
+        <w:tabs>
+          <w:tab w:val="num" w:pos="3600"/>
+        </w:tabs>
+        <w:ind w:left="3600" w:hanging="360"/>
+      </w:pPr>
+    </w:lvl>
+    <w:lvl w:ilvl="5" w:tentative="1">
+      <w:start w:val="1"/>
+      <w:numFmt w:val="decimal"/>
+      <w:lvlText w:val="%6."/>
+      <w:lvlJc w:val="left"/>
+      <w:pPr>
+        <w:tabs>
+          <w:tab w:val="num" w:pos="4320"/>
+        </w:tabs>
+        <w:ind w:left="4320" w:hanging="360"/>
+      </w:pPr>
+    </w:lvl>
+    <w:lvl w:ilvl="6" w:tentative="1">
+      <w:start w:val="1"/>
+      <w:numFmt w:val="decimal"/>
+      <w:lvlText w:val="%7."/>
+      <w:lvlJc w:val="left"/>
+      <w:pPr>
+        <w:tabs>
+          <w:tab w:val="num" w:pos="5040"/>
+        </w:tabs>
+        <w:ind w:left="5040" w:hanging="360"/>
+      </w:pPr>
+    </w:lvl>
+    <w:lvl w:ilvl="7" w:tentative="1">
+      <w:start w:val="1"/>
+      <w:numFmt w:val="decimal"/>
+      <w:lvlText w:val="%8."/>
+      <w:lvlJc w:val="left"/>
+      <w:pPr>
+        <w:tabs>
+          <w:tab w:val="num" w:pos="5760"/>
+        </w:tabs>
+        <w:ind w:left="5760" w:hanging="360"/>
+      </w:pPr>
+    </w:lvl>
+    <w:lvl w:ilvl="8" w:tentative="1">
+      <w:start w:val="1"/>
+      <w:numFmt w:val="decimal"/>
+      <w:lvlText w:val="%9."/>
+      <w:lvlJc w:val="left"/>
+      <w:pPr>
+        <w:tabs>
+          <w:tab w:val="num" w:pos="6480"/>
+        </w:tabs>
+        <w:ind w:left="6480" w:hanging="360"/>
+      </w:pPr>
+    </w:lvl>
+  </w:abstractNum>
+  <w:abstractNum w:abstractNumId="6" w15:restartNumberingAfterBreak="0">
     <w:nsid w:val="17717289"/>
     <w:multiLevelType w:val="multilevel"/>
     <w:tmpl w:val="5F523A50"/>
@@ -11661,7 +18623,156 @@
       </w:rPr>
     </w:lvl>
   </w:abstractNum>
-  <w:abstractNum w:abstractNumId="5" w15:restartNumberingAfterBreak="0">
+  <w:abstractNum w:abstractNumId="7" w15:restartNumberingAfterBreak="0">
+    <w:nsid w:val="19BD2FBB"/>
+    <w:multiLevelType w:val="multilevel"/>
+    <w:tmpl w:val="8A44E854"/>
+    <w:lvl w:ilvl="0">
+      <w:start w:val="1"/>
+      <w:numFmt w:val="bullet"/>
+      <w:lvlText w:val=""/>
+      <w:lvlJc w:val="left"/>
+      <w:pPr>
+        <w:tabs>
+          <w:tab w:val="num" w:pos="720"/>
+        </w:tabs>
+        <w:ind w:left="720" w:hanging="360"/>
+      </w:pPr>
+      <w:rPr>
+        <w:rFonts w:ascii="Symbol" w:hAnsi="Symbol" w:hint="default"/>
+        <w:sz w:val="20"/>
+      </w:rPr>
+    </w:lvl>
+    <w:lvl w:ilvl="1" w:tentative="1">
+      <w:start w:val="1"/>
+      <w:numFmt w:val="bullet"/>
+      <w:lvlText w:val="o"/>
+      <w:lvlJc w:val="left"/>
+      <w:pPr>
+        <w:tabs>
+          <w:tab w:val="num" w:pos="1440"/>
+        </w:tabs>
+        <w:ind w:left="1440" w:hanging="360"/>
+      </w:pPr>
+      <w:rPr>
+        <w:rFonts w:ascii="Courier New" w:hAnsi="Courier New" w:hint="default"/>
+        <w:sz w:val="20"/>
+      </w:rPr>
+    </w:lvl>
+    <w:lvl w:ilvl="2" w:tentative="1">
+      <w:start w:val="1"/>
+      <w:numFmt w:val="bullet"/>
+      <w:lvlText w:val=""/>
+      <w:lvlJc w:val="left"/>
+      <w:pPr>
+        <w:tabs>
+          <w:tab w:val="num" w:pos="2160"/>
+        </w:tabs>
+        <w:ind w:left="2160" w:hanging="360"/>
+      </w:pPr>
+      <w:rPr>
+        <w:rFonts w:ascii="Wingdings" w:hAnsi="Wingdings" w:hint="default"/>
+        <w:sz w:val="20"/>
+      </w:rPr>
+    </w:lvl>
+    <w:lvl w:ilvl="3" w:tentative="1">
+      <w:start w:val="1"/>
+      <w:numFmt w:val="bullet"/>
+      <w:lvlText w:val=""/>
+      <w:lvlJc w:val="left"/>
+      <w:pPr>
+        <w:tabs>
+          <w:tab w:val="num" w:pos="2880"/>
+        </w:tabs>
+        <w:ind w:left="2880" w:hanging="360"/>
+      </w:pPr>
+      <w:rPr>
+        <w:rFonts w:ascii="Wingdings" w:hAnsi="Wingdings" w:hint="default"/>
+        <w:sz w:val="20"/>
+      </w:rPr>
+    </w:lvl>
+    <w:lvl w:ilvl="4" w:tentative="1">
+      <w:start w:val="1"/>
+      <w:numFmt w:val="bullet"/>
+      <w:lvlText w:val=""/>
+      <w:lvlJc w:val="left"/>
+      <w:pPr>
+        <w:tabs>
+          <w:tab w:val="num" w:pos="3600"/>
+        </w:tabs>
+        <w:ind w:left="3600" w:hanging="360"/>
+      </w:pPr>
+      <w:rPr>
+        <w:rFonts w:ascii="Wingdings" w:hAnsi="Wingdings" w:hint="default"/>
+        <w:sz w:val="20"/>
+      </w:rPr>
+    </w:lvl>
+    <w:lvl w:ilvl="5" w:tentative="1">
+      <w:start w:val="1"/>
+      <w:numFmt w:val="bullet"/>
+      <w:lvlText w:val=""/>
+      <w:lvlJc w:val="left"/>
+      <w:pPr>
+        <w:tabs>
+          <w:tab w:val="num" w:pos="4320"/>
+        </w:tabs>
+        <w:ind w:left="4320" w:hanging="360"/>
+      </w:pPr>
+      <w:rPr>
+        <w:rFonts w:ascii="Wingdings" w:hAnsi="Wingdings" w:hint="default"/>
+        <w:sz w:val="20"/>
+      </w:rPr>
+    </w:lvl>
+    <w:lvl w:ilvl="6" w:tentative="1">
+      <w:start w:val="1"/>
+      <w:numFmt w:val="bullet"/>
+      <w:lvlText w:val=""/>
+      <w:lvlJc w:val="left"/>
+      <w:pPr>
+        <w:tabs>
+          <w:tab w:val="num" w:pos="5040"/>
+        </w:tabs>
+        <w:ind w:left="5040" w:hanging="360"/>
+      </w:pPr>
+      <w:rPr>
+        <w:rFonts w:ascii="Wingdings" w:hAnsi="Wingdings" w:hint="default"/>
+        <w:sz w:val="20"/>
+      </w:rPr>
+    </w:lvl>
+    <w:lvl w:ilvl="7" w:tentative="1">
+      <w:start w:val="1"/>
+      <w:numFmt w:val="bullet"/>
+      <w:lvlText w:val=""/>
+      <w:lvlJc w:val="left"/>
+      <w:pPr>
+        <w:tabs>
+          <w:tab w:val="num" w:pos="5760"/>
+        </w:tabs>
+        <w:ind w:left="5760" w:hanging="360"/>
+      </w:pPr>
+      <w:rPr>
+        <w:rFonts w:ascii="Wingdings" w:hAnsi="Wingdings" w:hint="default"/>
+        <w:sz w:val="20"/>
+      </w:rPr>
+    </w:lvl>
+    <w:lvl w:ilvl="8" w:tentative="1">
+      <w:start w:val="1"/>
+      <w:numFmt w:val="bullet"/>
+      <w:lvlText w:val=""/>
+      <w:lvlJc w:val="left"/>
+      <w:pPr>
+        <w:tabs>
+          <w:tab w:val="num" w:pos="6480"/>
+        </w:tabs>
+        <w:ind w:left="6480" w:hanging="360"/>
+      </w:pPr>
+      <w:rPr>
+        <w:rFonts w:ascii="Wingdings" w:hAnsi="Wingdings" w:hint="default"/>
+        <w:sz w:val="20"/>
+      </w:rPr>
+    </w:lvl>
+  </w:abstractNum>
+  <w:abstractNum w:abstractNumId="8" w15:restartNumberingAfterBreak="0">
     <w:nsid w:val="3E975FE3"/>
     <w:multiLevelType w:val="hybridMultilevel"/>
     <w:tmpl w:val="0EAA077A"/>
@@ -11750,17 +18861,17 @@
       </w:pPr>
     </w:lvl>
   </w:abstractNum>
-  <w:abstractNum w:abstractNumId="6" w15:restartNumberingAfterBreak="0">
-    <w:nsid w:val="6A325598"/>
+  <w:abstractNum w:abstractNumId="9" w15:restartNumberingAfterBreak="0">
+    <w:nsid w:val="574A05FE"/>
     <w:multiLevelType w:val="hybridMultilevel"/>
-    <w:tmpl w:val="F7B80F52"/>
+    <w:tmpl w:val="1B644BAA"/>
     <w:lvl w:ilvl="0" w:tplc="04190001">
       <w:start w:val="1"/>
       <w:numFmt w:val="bullet"/>
       <w:lvlText w:val=""/>
       <w:lvlJc w:val="left"/>
       <w:pPr>
-        <w:ind w:left="1353" w:hanging="360"/>
+        <w:ind w:left="1428" w:hanging="360"/>
       </w:pPr>
       <w:rPr>
         <w:rFonts w:ascii="Symbol" w:hAnsi="Symbol" w:hint="default"/>
@@ -11772,7 +18883,7 @@
       <w:lvlText w:val="o"/>
       <w:lvlJc w:val="left"/>
       <w:pPr>
-        <w:ind w:left="2073" w:hanging="360"/>
+        <w:ind w:left="2148" w:hanging="360"/>
       </w:pPr>
       <w:rPr>
         <w:rFonts w:ascii="Courier New" w:hAnsi="Courier New" w:cs="Courier New" w:hint="default"/>
@@ -11784,7 +18895,7 @@
       <w:lvlText w:val=""/>
       <w:lvlJc w:val="left"/>
       <w:pPr>
-        <w:ind w:left="2793" w:hanging="360"/>
+        <w:ind w:left="2868" w:hanging="360"/>
       </w:pPr>
       <w:rPr>
         <w:rFonts w:ascii="Wingdings" w:hAnsi="Wingdings" w:hint="default"/>
@@ -11796,7 +18907,7 @@
       <w:lvlText w:val=""/>
       <w:lvlJc w:val="left"/>
       <w:pPr>
-        <w:ind w:left="3513" w:hanging="360"/>
+        <w:ind w:left="3588" w:hanging="360"/>
       </w:pPr>
       <w:rPr>
         <w:rFonts w:ascii="Symbol" w:hAnsi="Symbol" w:hint="default"/>
@@ -11808,7 +18919,7 @@
       <w:lvlText w:val="o"/>
       <w:lvlJc w:val="left"/>
       <w:pPr>
-        <w:ind w:left="4233" w:hanging="360"/>
+        <w:ind w:left="4308" w:hanging="360"/>
       </w:pPr>
       <w:rPr>
         <w:rFonts w:ascii="Courier New" w:hAnsi="Courier New" w:cs="Courier New" w:hint="default"/>
@@ -11820,7 +18931,7 @@
       <w:lvlText w:val=""/>
       <w:lvlJc w:val="left"/>
       <w:pPr>
-        <w:ind w:left="4953" w:hanging="360"/>
+        <w:ind w:left="5028" w:hanging="360"/>
       </w:pPr>
       <w:rPr>
         <w:rFonts w:ascii="Wingdings" w:hAnsi="Wingdings" w:hint="default"/>
@@ -11832,7 +18943,7 @@
       <w:lvlText w:val=""/>
       <w:lvlJc w:val="left"/>
       <w:pPr>
-        <w:ind w:left="5673" w:hanging="360"/>
+        <w:ind w:left="5748" w:hanging="360"/>
       </w:pPr>
       <w:rPr>
         <w:rFonts w:ascii="Symbol" w:hAnsi="Symbol" w:hint="default"/>
@@ -11844,7 +18955,7 @@
       <w:lvlText w:val="o"/>
       <w:lvlJc w:val="left"/>
       <w:pPr>
-        <w:ind w:left="6393" w:hanging="360"/>
+        <w:ind w:left="6468" w:hanging="360"/>
       </w:pPr>
       <w:rPr>
         <w:rFonts w:ascii="Courier New" w:hAnsi="Courier New" w:cs="Courier New" w:hint="default"/>
@@ -11856,14 +18967,127 @@
       <w:lvlText w:val=""/>
       <w:lvlJc w:val="left"/>
       <w:pPr>
-        <w:ind w:left="7113" w:hanging="360"/>
+        <w:ind w:left="7188" w:hanging="360"/>
       </w:pPr>
       <w:rPr>
         <w:rFonts w:ascii="Wingdings" w:hAnsi="Wingdings" w:hint="default"/>
       </w:rPr>
     </w:lvl>
   </w:abstractNum>
-  <w:abstractNum w:abstractNumId="7" w15:restartNumberingAfterBreak="0">
+  <w:abstractNum w:abstractNumId="10" w15:restartNumberingAfterBreak="0">
+    <w:nsid w:val="6A325598"/>
+    <w:multiLevelType w:val="hybridMultilevel"/>
+    <w:tmpl w:val="F7B80F52"/>
+    <w:lvl w:ilvl="0" w:tplc="04190001">
+      <w:start w:val="1"/>
+      <w:numFmt w:val="bullet"/>
+      <w:lvlText w:val=""/>
+      <w:lvlJc w:val="left"/>
+      <w:pPr>
+        <w:ind w:left="1353" w:hanging="360"/>
+      </w:pPr>
+      <w:rPr>
+        <w:rFonts w:ascii="Symbol" w:hAnsi="Symbol" w:hint="default"/>
+      </w:rPr>
+    </w:lvl>
+    <w:lvl w:ilvl="1" w:tplc="04190003" w:tentative="1">
+      <w:start w:val="1"/>
+      <w:numFmt w:val="bullet"/>
+      <w:lvlText w:val="o"/>
+      <w:lvlJc w:val="left"/>
+      <w:pPr>
+        <w:ind w:left="2073" w:hanging="360"/>
+      </w:pPr>
+      <w:rPr>
+        <w:rFonts w:ascii="Courier New" w:hAnsi="Courier New" w:cs="Courier New" w:hint="default"/>
+      </w:rPr>
+    </w:lvl>
+    <w:lvl w:ilvl="2" w:tplc="04190005" w:tentative="1">
+      <w:start w:val="1"/>
+      <w:numFmt w:val="bullet"/>
+      <w:lvlText w:val=""/>
+      <w:lvlJc w:val="left"/>
+      <w:pPr>
+        <w:ind w:left="2793" w:hanging="360"/>
+      </w:pPr>
+      <w:rPr>
+        <w:rFonts w:ascii="Wingdings" w:hAnsi="Wingdings" w:hint="default"/>
+      </w:rPr>
+    </w:lvl>
+    <w:lvl w:ilvl="3" w:tplc="04190001" w:tentative="1">
+      <w:start w:val="1"/>
+      <w:numFmt w:val="bullet"/>
+      <w:lvlText w:val=""/>
+      <w:lvlJc w:val="left"/>
+      <w:pPr>
+        <w:ind w:left="3513" w:hanging="360"/>
+      </w:pPr>
+      <w:rPr>
+        <w:rFonts w:ascii="Symbol" w:hAnsi="Symbol" w:hint="default"/>
+      </w:rPr>
+    </w:lvl>
+    <w:lvl w:ilvl="4" w:tplc="04190003" w:tentative="1">
+      <w:start w:val="1"/>
+      <w:numFmt w:val="bullet"/>
+      <w:lvlText w:val="o"/>
+      <w:lvlJc w:val="left"/>
+      <w:pPr>
+        <w:ind w:left="4233" w:hanging="360"/>
+      </w:pPr>
+      <w:rPr>
+        <w:rFonts w:ascii="Courier New" w:hAnsi="Courier New" w:cs="Courier New" w:hint="default"/>
+      </w:rPr>
+    </w:lvl>
+    <w:lvl w:ilvl="5" w:tplc="04190005" w:tentative="1">
+      <w:start w:val="1"/>
+      <w:numFmt w:val="bullet"/>
+      <w:lvlText w:val=""/>
+      <w:lvlJc w:val="left"/>
+      <w:pPr>
+        <w:ind w:left="4953" w:hanging="360"/>
+      </w:pPr>
+      <w:rPr>
+        <w:rFonts w:ascii="Wingdings" w:hAnsi="Wingdings" w:hint="default"/>
+      </w:rPr>
+    </w:lvl>
+    <w:lvl w:ilvl="6" w:tplc="04190001" w:tentative="1">
+      <w:start w:val="1"/>
+      <w:numFmt w:val="bullet"/>
+      <w:lvlText w:val=""/>
+      <w:lvlJc w:val="left"/>
+      <w:pPr>
+        <w:ind w:left="5673" w:hanging="360"/>
+      </w:pPr>
+      <w:rPr>
+        <w:rFonts w:ascii="Symbol" w:hAnsi="Symbol" w:hint="default"/>
+      </w:rPr>
+    </w:lvl>
+    <w:lvl w:ilvl="7" w:tplc="04190003" w:tentative="1">
+      <w:start w:val="1"/>
+      <w:numFmt w:val="bullet"/>
+      <w:lvlText w:val="o"/>
+      <w:lvlJc w:val="left"/>
+      <w:pPr>
+        <w:ind w:left="6393" w:hanging="360"/>
+      </w:pPr>
+      <w:rPr>
+        <w:rFonts w:ascii="Courier New" w:hAnsi="Courier New" w:cs="Courier New" w:hint="default"/>
+      </w:rPr>
+    </w:lvl>
+    <w:lvl w:ilvl="8" w:tplc="04190005" w:tentative="1">
+      <w:start w:val="1"/>
+      <w:numFmt w:val="bullet"/>
+      <w:lvlText w:val=""/>
+      <w:lvlJc w:val="left"/>
+      <w:pPr>
+        <w:ind w:left="7113" w:hanging="360"/>
+      </w:pPr>
+      <w:rPr>
+        <w:rFonts w:ascii="Wingdings" w:hAnsi="Wingdings" w:hint="default"/>
+      </w:rPr>
+    </w:lvl>
+  </w:abstractNum>
+  <w:abstractNum w:abstractNumId="11" w15:restartNumberingAfterBreak="0">
     <w:nsid w:val="76D80FA0"/>
     <w:multiLevelType w:val="hybridMultilevel"/>
     <w:tmpl w:val="2158862E"/>
@@ -11953,28 +19177,40 @@
     </w:lvl>
   </w:abstractNum>
   <w:num w:numId="1" w16cid:durableId="1040322198">
-    <w:abstractNumId w:val="3"/>
+    <w:abstractNumId w:val="4"/>
   </w:num>
   <w:num w:numId="2" w16cid:durableId="1556625911">
-    <w:abstractNumId w:val="7"/>
+    <w:abstractNumId w:val="11"/>
   </w:num>
   <w:num w:numId="3" w16cid:durableId="1821656201">
     <w:abstractNumId w:val="1"/>
   </w:num>
   <w:num w:numId="4" w16cid:durableId="550115354">
-    <w:abstractNumId w:val="5"/>
+    <w:abstractNumId w:val="8"/>
   </w:num>
   <w:num w:numId="5" w16cid:durableId="755056973">
-    <w:abstractNumId w:val="6"/>
+    <w:abstractNumId w:val="10"/>
   </w:num>
   <w:num w:numId="6" w16cid:durableId="1235123175">
     <w:abstractNumId w:val="0"/>
   </w:num>
   <w:num w:numId="7" w16cid:durableId="1039745376">
-    <w:abstractNumId w:val="4"/>
+    <w:abstractNumId w:val="6"/>
   </w:num>
   <w:num w:numId="8" w16cid:durableId="51931486">
+    <w:abstractNumId w:val="3"/>
+  </w:num>
+  <w:num w:numId="9" w16cid:durableId="1463499087">
+    <w:abstractNumId w:val="9"/>
+  </w:num>
+  <w:num w:numId="10" w16cid:durableId="1928028586">
     <w:abstractNumId w:val="2"/>
+  </w:num>
+  <w:num w:numId="11" w16cid:durableId="1118640186">
+    <w:abstractNumId w:val="7"/>
+  </w:num>
+  <w:num w:numId="12" w16cid:durableId="1242374843">
+    <w:abstractNumId w:val="5"/>
   </w:num>
 </w:numbering>
 </file>
